--- a/docs/sprint6_issue_recheck_after_merge.docx
+++ b/docs/sprint6_issue_recheck_after_merge.docx
@@ -25,7 +25,7 @@
         <w:rPr>
           <w:sz w:val="19"/>
         </w:rPr>
-        <w:t>Người lập: Dev 5 (Reranker &amp; Packaging Lead)   ·   Ngày: 22/10/2026   ·   Phạm vi: nhánh testing, commit 75dd586 (gộp CTM 5b62b35 và NMA f8e8311); nhóm A kiểm lại trên e9ee31d và e64c49a; nhóm C kiểm lại trên bafe1e8</w:t>
+        <w:t>Người lập: Dev 5 (Reranker &amp; Packaging Lead)   ·   Ngày: 22/10/2026   ·   Phạm vi: nhánh testing, commit 75dd586 (gộp CTM 5b62b35 và NMA f8e8311); nhóm A kiểm lại trên e9ee31d, e64c49a và 72a7377; nhóm C kiểm lại trên bafe1e8</w:t>
       </w:r>
     </w:p>
     <w:p>
@@ -34,7 +34,7 @@
         <w:rPr>
           <w:sz w:val="19"/>
         </w:rPr>
-        <w:t>Cập nhật 23/10/2026: kiểm lại sau khi gộp origin/CTM ee755a5 vào testing (commit e64c49a). Mục 3 chỉ ghi phần còn lỗi tính tới e64c49a, gồm cả 7 lỗi mới. Cùng ngày, nhóm A được kiểm lại toàn bộ trên e64c49a (Phụ lục C); A24 và Phụ lục B (kết quả kiểm nhóm A trên e9ee31d ngày 22/10) bị mất trong lần cập nhật trước nên được ghi lại. Cũng ngày 23/10, nhóm C được kiểm lại toàn bộ trên bafe1e8, gồm phân tích lại C6 (Phụ lục D).</w:t>
+        <w:t>Cập nhật 23/10/2026: kiểm lại sau khi gộp origin/CTM ee755a5 vào testing (commit e64c49a). Mục 3 chỉ ghi phần còn lỗi tính tới e64c49a, gồm cả 7 lỗi mới. Cùng ngày, nhóm A được kiểm lại toàn bộ trên e64c49a (Phụ lục C); A24 và Phụ lục B (kết quả kiểm nhóm A trên e9ee31d ngày 22/10) bị mất trong lần cập nhật trước nên được ghi lại. Cũng ngày 23/10, nhóm C được kiểm lại toàn bộ trên bafe1e8, gồm phân tích lại C6 (Phụ lục D). Ngày 24/10/2026, sau khi kéo nhánh NMA mới nhất (testing fast-forward lên 72a7377), nhóm A được kiểm lại toàn bộ (Phụ lục E): A13, A23, A24 đã sửa và được bỏ khỏi bảng; thêm 2 lỗi mới A25, A26.</w:t>
       </w:r>
     </w:p>
     <w:p>
@@ -50,7 +50,7 @@
         <w:spacing w:after="80"/>
       </w:pPr>
       <w:r>
-        <w:t>Trong 67 lỗi của register v2, tính tới commit e64c49a (nhóm C tính tới bafe1e8): 19 đã sửa, 1 đóng, 15 còn một phần, 3 đổi tính chất, 3 nặng hơn, 26 còn nguyên. Phát hiện thêm 12 lỗi mới: A22, A23, A24, B11, B12 (22/10; A22 và B11 nay đã sửa) và B13, C6, C7, C8, C9, D5, H9 (23/10, sau khi gộp CTM; C7 nay sửa một phần ở af8ee9a). Trong 15 lỗi mức Cao, 5 đã sửa (A1, A12, A14, E15, C1), 10 còn mở. Nhóm A, B, C đã được kiểm lại lần 2 trên commit 75dd586; các chỗ đính chính ghi ở Phụ lục A. Nhóm A được kiểm lại lần 3 trên e9ee31d (Phụ lục B) và lần 4 trên e64c49a (Phụ lục C). Ngày 23/10 kiểm lại các lỗi liên quan tới thay đổi của CTM và toàn bộ nhóm A; nhóm C được kiểm lại toàn bộ trên bafe1e8 (Phụ lục D); các lỗi còn lại giữ kết quả ngày 22/10.</w:t>
+        <w:t>Trong 67 lỗi của register v2, tính tới commit e64c49a (nhóm A tính tới 72a7377, nhóm C tính tới bafe1e8): 20 đã sửa, 1 đóng, 14 còn một phần, 3 đổi tính chất, 3 nặng hơn, 26 còn nguyên. Phát hiện thêm 14 lỗi mới: A22, A23, A24, B11, B12 (22/10; A22, A23, A24 và B11 nay đã sửa), B13, C6, C7, C8, C9, D5, H9 (23/10, sau khi gộp CTM; C7 nay sửa một phần ở af8ee9a) và A25, A26 (24/10, sau khi kéo NMA 72a7377). Trong 15 lỗi mức Cao, 6 đã sửa (A1, A12, A13, A14, E15, C1), 9 còn mở. Nhóm A, B, C đã được kiểm lại lần 2 trên commit 75dd586; các chỗ đính chính ghi ở Phụ lục A. Nhóm A được kiểm lại lần 3 trên e9ee31d (Phụ lục B), lần 4 trên e64c49a (Phụ lục C) và lần 5 trên 72a7377 (Phụ lục E). Ngày 23/10 kiểm lại các lỗi liên quan tới thay đổi của CTM và toàn bộ nhóm A; nhóm C được kiểm lại toàn bộ trên bafe1e8 (Phụ lục D); các lỗi còn lại giữ kết quả ngày 22/10.</w:t>
       </w:r>
     </w:p>
     <w:p>
@@ -67,14 +67,8 @@
         <w:spacing w:after="80"/>
       </w:pPr>
       <w:r>
-        <w:rPr>
-          <w:b/>
-        </w:rPr>
-        <w:t>Corpus đang dùng mang lỗi A24 (Cao).</w:t>
-      </w:r>
-      <w:r>
         <w:rPr/>
-        <w:t xml:space="preserve"> Corpus ở e64c49a được sinh từ parser có bản sửa A23 lỗi (NMA 41802ab), nên câu đầu của nội dung bị nuốt vào tiêu đề Điều rồi bị breadcrumb cắt bằng “...”. So với corpus dựng bằng cùng chunker từ bản parse 75dd586, 58 Điều mất tổng cộng 2.040 từ khỏi text của chunk (vd Luật 52/2014 Điều 21 chỉ còn “tín cho nhau.”); 82 chunk bắt đầu giữa câu (trước 33). 30/276 câu có candidate trỏ vào các Điều này, gồm HN_011. Phải sửa A24 và sinh lại corpus trước khi map gold (D1, D4) và dựng lại index.</w:t>
+        <w:t>Bản sửa parser mới nhất xóa nhầm nội dung (A25, Cao). NMA 72a7377 đã sửa A24, A23, A13, và corpus trong repo được sinh lại từ bản parse mới. Nhưng mẫu cắt chú thích VBHN trong cleaner xóa luôn khoản 4, 5 của Luật 52/2014 Điều 2 (nguyên tắc cơ bản), còn mẫu xóa nhãn “Hướng dẫn” xóa cả chữ “hướng dẫn” thật ở 5 chỗ. Test parser đã fail vì lỗi này nhưng commit vẫn được đẩy lên. 10 văn bản bổ sung chưa vào corpus vì exporter dừng ở NĐ 68/2002 (A26). Phải sửa A25, A26 và sinh lại corpus trước khi map gold (D1, D4) và dựng lại index.</w:t>
       </w:r>
     </w:p>
     <w:p>
@@ -357,13 +351,9 @@
             <w:pPr>
               <w:spacing w:after="0"/>
             </w:pPr>
-            <w:r/>
-            <w:r>
-              <w:rPr>
-                <w:b w:val="0"/>
-                <w:sz w:val="17"/>
-              </w:rPr>
-              <w:t>11</w:t>
+            <w:r>
+              <w:rPr/>
+              <w:t>12</w:t>
             </w:r>
           </w:p>
         </w:tc>
@@ -376,12 +366,8 @@
             <w:pPr>
               <w:spacing w:after="0"/>
             </w:pPr>
-            <w:r/>
-            <w:r>
-              <w:rPr>
-                <w:b w:val="0"/>
-                <w:sz w:val="17"/>
-              </w:rPr>
+            <w:r>
+              <w:rPr/>
               <w:t>1</w:t>
             </w:r>
           </w:p>
@@ -395,13 +381,9 @@
             <w:pPr>
               <w:spacing w:after="0"/>
             </w:pPr>
-            <w:r/>
-            <w:r>
-              <w:rPr>
-                <w:b w:val="0"/>
-                <w:sz w:val="17"/>
-              </w:rPr>
-              <w:t>3</w:t>
+            <w:r>
+              <w:rPr/>
+              <w:t>2</w:t>
             </w:r>
           </w:p>
         </w:tc>
@@ -414,12 +396,8 @@
             <w:pPr>
               <w:spacing w:after="0"/>
             </w:pPr>
-            <w:r/>
-            <w:r>
-              <w:rPr>
-                <w:b w:val="0"/>
-                <w:sz w:val="17"/>
-              </w:rPr>
+            <w:r>
+              <w:rPr/>
               <w:t>2</w:t>
             </w:r>
           </w:p>
@@ -433,12 +411,8 @@
             <w:pPr>
               <w:spacing w:after="0"/>
             </w:pPr>
-            <w:r/>
-            <w:r>
-              <w:rPr>
-                <w:b w:val="0"/>
-                <w:sz w:val="17"/>
-              </w:rPr>
+            <w:r>
+              <w:rPr/>
               <w:t>0</w:t>
             </w:r>
           </w:p>
@@ -452,12 +426,8 @@
             <w:pPr>
               <w:spacing w:after="0"/>
             </w:pPr>
-            <w:r/>
-            <w:r>
-              <w:rPr>
-                <w:b w:val="0"/>
-                <w:sz w:val="17"/>
-              </w:rPr>
+            <w:r>
+              <w:rPr/>
               <w:t>0</w:t>
             </w:r>
           </w:p>
@@ -471,12 +441,8 @@
             <w:pPr>
               <w:spacing w:after="0"/>
             </w:pPr>
-            <w:r/>
-            <w:r>
-              <w:rPr>
-                <w:b w:val="0"/>
-                <w:sz w:val="17"/>
-              </w:rPr>
+            <w:r>
+              <w:rPr/>
               <w:t>17</w:t>
             </w:r>
           </w:p>
@@ -1587,7 +1553,7 @@
                 <w:b/>
                 <w:sz w:val="17"/>
               </w:rPr>
-              <w:t>19</w:t>
+              <w:t>20</w:t>
             </w:r>
           </w:p>
         </w:tc>
@@ -1623,7 +1589,7 @@
                 <w:b/>
                 <w:sz w:val="17"/>
               </w:rPr>
-              <w:t>15</w:t>
+              <w:t>14</w:t>
             </w:r>
           </w:p>
         </w:tc>
@@ -1727,7 +1693,7 @@
         <w:spacing w:after="80"/>
       </w:pPr>
       <w:r>
-        <w:t>Mốc so sánh là commit ae1ce0d (register v2) và commit 75dd586 (nhánh testing); lần kiểm lại ngày 23/10 đo trên commit e64c49a. Thay đổi giữa các mốc:</w:t>
+        <w:t>Mốc so sánh là commit ae1ce0d (register v2) và commit 75dd586 (nhánh testing); lần kiểm lại ngày 23/10 đo trên commit e64c49a; nhóm A kiểm lại ngày 24/10 trên 72a7377. Thay đổi giữa các mốc:</w:t>
       </w:r>
     </w:p>
     <w:p>
@@ -1793,6 +1759,16 @@
       </w:r>
       <w:r>
         <w:t xml:space="preserve">viết lại 4 schema (chunk_payload_schema bắt buộc effective_from, effective_to, source_url; retrieval_schema thêm envelope; metadata_schema thêm Nghị quyết, Thông tư liên tịch); data_contract.md thêm bảng ánh xạ §6; registry thêm validity_status đã ánh xạ, document_id, file_code; ground_truth map lại candidate và hạ 11 gold về draft; sinh lại production_chunk_index.json và fixture smoke. Khi gộp: parser và parsed_jsons giữ bản NMA (bcb10f4); registry gộp trường của cả hai bên; parser lấy document_id từ registry; corpus sinh lại được 1.160 chunk, 511 parent.</w:t>
+      </w:r>
+    </w:p>
+    <w:p>
+      <w:pPr>
+        <w:pStyle w:val="ListBullet"/>
+        <w:spacing w:after="80"/>
+      </w:pPr>
+      <w:r>
+        <w:rPr/>
+        <w:t>NMA aba586d, cb0e758, 72a7377 (kéo vào testing ngày 24/10 bằng fast-forward; 4a7bb6d gộp testing vào NMA và giữ parser của NMA): cleaner.py thêm mẫu xóa header bản in của ND04, ND05, nhãn “Hướng dẫn” và chú thích VBHN nhắc Luật 81/2025; parser.py viết lại phần tách tiêu đề theo dòng, thêm mẫu cắt khối xác thực VBHN và 3 tên người ký, nhận số hiệu kiểu cũ “21-LCT/HĐNN7”; thêm 12 PDF vào data/raw_data/additional_documents/ và 10 file parsed_jsons; registry đổi bản ghi Luật HNGĐ 1986; sinh lại chunks.jsonl (11 văn bản, 1.156 chunk, 508 parent) và kết quả BM25 trong evaluation/results. Commit cũng đưa lại parser/__pycache__/*.pyc và một file output git diff 46 MB ở thư mục gốc.</w:t>
       </w:r>
     </w:p>
     <w:p>
@@ -1933,6 +1909,45 @@
     </w:p>
     <w:p>
       <w:pPr>
+        <w:spacing w:after="80"/>
+      </w:pPr>
+      <w:r>
+        <w:rPr/>
+        <w:t>Ngày 24/10, kiểm lại nhóm A trên 72a7377:</w:t>
+      </w:r>
+    </w:p>
+    <w:p>
+      <w:pPr>
+        <w:pStyle w:val="ListBullet"/>
+        <w:spacing w:after="80"/>
+      </w:pPr>
+      <w:r>
+        <w:rPr/>
+        <w:t>chép parser/, chunking/, data/reference/, schemas/ sang thư mục tạm, chạy lại parser không đặt biến môi trường: 21/21 file giống hệt parsed_jsons, 2 file TXT lỗi; chạy export_legal_chunks.py trên 21 file, trên 20 file (bỏ NĐ 68/2002) và trên 11 văn bản cũ;</w:t>
+      </w:r>
+    </w:p>
+    <w:p>
+      <w:pPr>
+        <w:pStyle w:val="ListBullet"/>
+        <w:spacing w:after="80"/>
+      </w:pPr>
+      <w:r>
+        <w:rPr/>
+        <w:t>so từng Điều của parsed_jsons với bản 75dd586 và e64c49a; so cleaned_texts với fcbd5e3 và với extracted_texts_qwen; export lại riêng 11 văn bản cũ để so với chunks.jsonl trong repo; đếm số dòng “N.” trong TXT và số Khoản trong JSON theo từng Điều; đối chiếu metadata của 21 parsed_jsons với registry và citations của ground_truth.json;</w:t>
+      </w:r>
+    </w:p>
+    <w:p>
+      <w:pPr>
+        <w:pStyle w:val="ListBullet"/>
+        <w:spacing w:after="80"/>
+      </w:pPr>
+      <w:r>
+        <w:rPr/>
+        <w:t>chạy pytest từng file trong parser/, tests/, test/ (.venv, Python 3.14).</w:t>
+      </w:r>
+    </w:p>
+    <w:p>
+      <w:pPr>
         <w:pStyle w:val="Heading1"/>
       </w:pPr>
       <w:r>
@@ -1944,7 +1959,7 @@
         <w:spacing w:after="80"/>
       </w:pPr>
       <w:r>
-        <w:t xml:space="preserve">Mỗi nhóm có một bảng gồm các lỗi của register v2 còn việc phải làm và các lỗi mới, chỉ ghi phần còn lỗi tính tới e64c49a. Trong mỗi bảng, lỗi xếp theo mức độ; cùng mức thì lỗi mới đứng trước. Cột Vấn đề và đề xuất gồm phần còn lỗi, “Đề xuất” và, khi có, “Kiểm chứng”. Lỗi của register v2 giữ mức độ như register; Vị trí và Owner của chúng lấy từ register v2 (commit ae1ce0d), nên số dòng có thể đã lệch. Lỗi có trạng thái “Còn” giữ nguyên mô tả, đề xuất và kiểm chứng của register v2 vì file liên quan chưa đổi; số đo trong đó được đo trên corpus cũ.</w:t>
+        <w:t>Mỗi nhóm có một bảng gồm các lỗi của register v2 còn việc phải làm và các lỗi mới, chỉ ghi phần còn lỗi tính tới e64c49a (nhóm A tính tới 72a7377). Trong mỗi bảng, lỗi xếp theo mức độ; cùng mức thì lỗi mới đứng trước. Cột Vấn đề và đề xuất gồm phần còn lỗi, “Đề xuất” và, khi có, “Kiểm chứng”. Lỗi của register v2 giữ mức độ như register; Vị trí và Owner của chúng lấy từ register v2 (commit ae1ce0d), nên số dòng có thể đã lệch. Lỗi có trạng thái “Còn” giữ nguyên mô tả, đề xuất và kiểm chứng của register v2 vì file liên quan chưa đổi; số đo trong đó được đo trên corpus cũ.</w:t>
       </w:r>
     </w:p>
     <w:p>
@@ -1952,7 +1967,7 @@
         <w:spacing w:after="80"/>
       </w:pPr>
       <w:r>
-        <w:t xml:space="preserve">Lỗi mới (trạng thái “Mới”) là mười hai lỗi chưa có trong register v2, mã nối tiếp register v2 theo nhóm. Năm lỗi tìm thấy ngày 22/10 khi kiểm lại sau lần gộp CTM và NMA (A22–A24 thuộc Parser; B11, B12 thuộc Chunking; A24 tìm thấy khi kiểm lại e9ee31d, do bản sửa A23 ở NMA 41802ab gây ra). Bảy lỗi tìm thấy ngày 23/10 sau khi gộp CTM ee755a5 (B13 thuộc Chunking; C6–C9, D5, H9 thuộc CTM).</w:t>
+        <w:t>Lỗi mới (trạng thái “Mới”) là mười bốn lỗi chưa có trong register v2, mã nối tiếp register v2 theo nhóm. Năm lỗi tìm thấy ngày 22/10 khi kiểm lại sau lần gộp CTM và NMA (A22–A24 thuộc Parser; B11, B12 thuộc Chunking; A24 tìm thấy khi kiểm lại e9ee31d, do bản sửa A23 ở NMA 41802ab gây ra). Bảy lỗi tìm thấy ngày 23/10 sau khi gộp CTM ee755a5 (B13 thuộc Chunking; C6–C9, D5, H9 thuộc CTM). Hai lỗi tìm thấy ngày 24/10 sau khi kéo NMA 72a7377 (A25, A26 thuộc Parser; A25 do chính bản sửa A6 và A13 gây ra).</w:t>
       </w:r>
     </w:p>
     <w:p>
@@ -1960,7 +1975,7 @@
         <w:spacing w:after="80"/>
       </w:pPr>
       <w:r>
-        <w:t xml:space="preserve">Các lỗi đã sửa hoặc đã đóng mà không còn việc gì được bỏ khỏi bảng (vẫn tính trong thống kê ở mục 1; kết quả kiểm nhóm A ở Phụ lục C): A1, A5, A10, A12, A14, A15, A17, A18, A19, A20, A22, B8, B11, C1, E5. Phần còn lại của A22 (thông báo lỗi in chữ \n) nằm ở A7; đề xuất kiểm tra CI của B11 nằm ở bước 3 mục 5.</w:t>
+        <w:t>Các lỗi đã sửa hoặc đã đóng mà không còn việc gì được bỏ khỏi bảng (vẫn tính trong thống kê ở mục 1; kết quả kiểm nhóm A ở Phụ lục C và Phụ lục E): A1, A5, A10, A12, A13, A14, A15, A17, A18, A19, A20, A22, A23, A24, B8, B11, C1, E5. Phần còn lại của A22 (thông báo lỗi in chữ \n) và việc thêm test cho A23, A24 nằm ở A7; đề xuất kiểm tra CI của B11 nằm ở bước 3 mục 5.</w:t>
       </w:r>
     </w:p>
     <w:p>
@@ -2121,7 +2136,7 @@
                 <w:b/>
                 <w:sz w:val="17"/>
               </w:rPr>
-              <w:t>A24</w:t>
+              <w:t>A25</w:t>
             </w:r>
           </w:p>
         </w:tc>
@@ -2156,7 +2171,7 @@
               <w:rPr>
                 <w:sz w:val="17"/>
               </w:rPr>
-              <w:t>Bản sửa A23 (NMA 41802ab) gộp nội dung vào tiêu đề Điều, và lỗi đã vào corpus đang dùng. split_title_from_line_structure lấy dòng đầu làm tiêu đề rồi nối mọi dòng sau cho tới dòng kết thúc bằng . ! ? hoặc dòng bắt đầu bằng một cụm trong ARTICLE_BODY_STARTS; biến continuation_limit được tính nhưng không dùng. Ở Điều không chia Khoản, câu đầu của nội dung thường xuống dòng trong TXT nên bị nuốt vào tiêu đề: Luật 52/2014 Điều 21 có tiêu đề “Tôn trọng danh dự, nhân phẩm, uy tín của vợ, chồng Vợ, chồng có nghĩa vụ tôn trọng, giữ gìn và bảo vệ danh dự, nhân phẩm, uy”, còn Khoản 1 chỉ là “tín cho nhau.”. Có 55 Điều bị ảnh hưởng: Luật 22/2000 (20), Luật 52/2014 (18), NĐ 126/2014 (5), NĐ 70/2001 (3), TT 02a/2015 (3), NĐ 10/2015 (2), NĐ 207/2025, NQ 01/2024, TT 34/2017, TTLT 01/2016 (mỗi văn bản 1). Ở NĐ 10/2015 Điều 12 và NĐ 70/2001 Điều 27, header bản in (A13) cũng vào tiêu đề. Lỗi ngược lại: cụm mở đầu được so không phân biệt hoa thường, nên dòng tiếp nối viết thường như “người…”, “cơ quan…” bị coi là nội dung; tiêu đề NĐ 126/2014 Điều 37 và TT 32/2016 Điều 3 vốn đúng nay bị cắt giữa chừng. Corpus ở e64c49a (B11) được sinh từ bản parse này. Breadcrumb rút gọn tiêu đề dài bằng “...”, nên phần bị nuốt mất khỏi text, và ở 46/58 Điều bị ảnh hưởng thì không còn trong trường nào của chunk. 58 Điều mất tổng cộng 2.040 từ trong text của chunk. Ba chunk dưới 10 ký tự của B13 (“quy định.”, “ở cơ sở.”, “có lại.”) là phần đuôi còn lại của các Điều này. 30/276 câu có candidate_context_ids trỏ vào các Điều này, gồm HN_011 (một trong 11 câu từng có gold xác minh, Luật 52/2014 Điều 15). Test parser chỉ kiểm các Điều mục tiêu của A23 nên vẫn pass.</w:t>
+              <w:t>Hai mẫu mới trong cleaner (NMA aba586d), thêm để sửa A6 và A13, xóa cả nội dung thật, và lỗi đã vào corpus đang dùng. (1) Ba mẫu đầu trong AMENDMENT_FOOTNOTE_PATTERNS xóa từ dòng mở đầu chú thích (“1 Luật số 81/2025/QH15…”) tới dòng chú thích kế tiếp, “Điều N. ” hoặc “CHƯƠNG”; điểm dừng không gồm dòng Khoản “N. ”. Ở Luật 52/2014 Điều 2, chú thích nằm giữa khoản 3 và khoản 4 (cuối trang), nên mẫu xóa luôn khoản 4 (“Nhà nước, xã hội và gia đình có trách nhiệm bảo vệ, hỗ trợ trẻ em, người cao tuổi, người khuyết tật…”) và khoản 5 (“Kế thừa, phát huy truyền thống văn hóa, đạo đức tốt đẹp của dân tộc Việt Nam…”): Điều 2 còn 3/5 Khoản, mất 79 từ. Chú thích ở Điều 123 và Điều 131 nằm cuối Điều nên được cắt đúng. (2) Mẫu nhãn “Hướng dẫn” trong REPEATED_DOCUMENT_MARKING_PATTERNS có cờ re.IGNORECASE và áp cho mọi văn bản, nên xóa mọi chữ “hướng dẫn” đứng cuối dòng, kể cả chữ thật giữa câu: 5 chỗ trong 4 văn bản. NĐ 207/2025 Điều 17 “…trong hỗ trợ sinh sản; hướng dẫn việc giao, nhận tinh trùng…” thành “…sinh sản; việc giao, nhận…”; TT 34/2017 Điều 4 và 5 “áp dụng các kỹ thuật sàng lọc (chẩn đoán) theo hướng dẫn chuyên môn kỹ thuật của Bộ trưởng Bộ Y tế” thành “…theo chuyên môn kỹ thuật…”; 2 chỗ còn lại ở NĐ 68/2002 và TT 15/2015 (chưa vào corpus). Corpus ở 72a7377 được sinh từ bản parse này: không còn chunk l_52_2014_qh13_art_2_clause_4_chunk_1 và …_clause_5_chunk_1 (2/5 candidate của HN_062), còn nd_207_2025_nd_cp_art_17_clause_1_chunk_1, tt_34_2017_tt_byt_art_4_clause_2_chunk_1 và tt_34_2017_tt_byt_art_5_clause_2_chunk_1 mang câu đã mất chữ. test_known_article_clause_counts[2-5] của test_parser_unit.py fail từ commit này (kỳ vọng 5 Khoản, thực tế 3) nhưng commit vẫn được đẩy lên.</w:t>
             </w:r>
           </w:p>
           <w:p>
@@ -2174,7 +2189,7 @@
               <w:rPr>
                 <w:sz w:val="17"/>
               </w:rPr>
-              <w:t>Chỉ nối dòng sau vào tiêu đề khi dòng đó bắt đầu bằng chữ thường, hoặc dòng trước kết thúc bằng một từ viết hoa (tên riêng bị ngắt dòng, như “Việt / Nam”, “Luật / Hôn nhân”), hoặc bằng từ nối (“của”, “tại”, “về”, “với”, “cho”, “và”, “đối”, “theo”, “trong”, “giữa”, dấu phẩy, chấm phẩy). So cụm mở đầu nội dung có phân biệt hoa thường. Thêm test bất biến chạy trên cả 11 TXT: không Điều nào có intro hoặc Khoản đầu bắt đầu bằng chữ thường, không tiêu đề nào quá 40 từ trừ danh sách ngoại lệ. Sửa xong sinh lại parsed_jsons và corpus trong cùng PR, trước khi map gold và dựng index.</w:t>
+              <w:t>(1) Cho chú thích dừng ở dòng trống hoặc ở dòng đầu tiên khớp Khoản (“N. ”), Điểm (“a) ”), Điều, Chương. Tốt hơn là bỏ chú thích theo vùng chân trang của PDF (cỡ chữ nhỏ, như bộ lọc cỡ chữ ≥ 13,5 từng dùng cho bản VBHN, A6) thay vì regex trên TXT. Xóa cả số chú thích dính vào chữ (“khu vực2”). (2) Bỏ re.IGNORECASE ở mẫu “Hướng dẫn”, chỉ áp cho dòng chỉ gồm nhãn hoặc nhãn đứng sau dấu kết câu, và chỉ cho các file bản in luatvietnam (ND04); gắn từng mẫu header bản in với file nguồn của nó. (3) Thêm test bảo toàn nội dung cho cleaner: mọi từ bị xóa so với extracted_texts_qwen phải thuộc khối được phép (header, URL, số trang, chú thích); số Khoản của từng Điều trong TXT sạch bằng số dòng “N.” trong TXT thô, trừ dòng trong chú thích. (4) Chỉ commit khi pytest parser/ pass (A7); chạy lại cleaner, parser và exporter, commit corpus trong cùng PR.</w:t>
             </w:r>
           </w:p>
           <w:p>
@@ -2192,7 +2207,7 @@
               <w:rPr>
                 <w:sz w:val="17"/>
               </w:rPr>
-              <w:t>So từng Điều của parsed_jsons giữa 75dd586 và e9ee31d: 69 Điều đổi, trong đó 11 sửa đúng, 55 nuốt nội dung, 3 bị cắt tiêu đề (Luật 22/2000 Điều 7, NĐ 126/2014 Điều 37, TT 32/2016 Điều 3). Số Điều có intro hoặc Khoản đầu bắt đầu bằng chữ thường tăng từ 0 lên 54; số tiêu đề trên 40 từ tăng từ 0 lên 28. Ở e64c49a nội dung Điều giống hệt e9ee31d (bcb10f4 và lần gộp CTM chỉ đổi metadata và document_id của TTLT), và chunks.jsonl giống hệt bản export lại từ parsed_jsons hiện tại. So với corpus dựng bằng cùng chunker từ bản parse 75dd586: chunk có text bắt đầu bằng chữ thường 33 → 82; breadcrumb có “...” 23 → 75; chunk dưới 10 ký tự 0 → 3. Bản mẫu theo đề xuất áp lên parser e64c49a (chỉ trong thư mục tạm): 0 Điều bắt đầu giữa câu, 13/13 Điều của A23 đúng, 33/33 test parser/ pass; số từ của mọi Điều bằng bản 75dd586, trừ 7 Điều có tiêu đề được nối đủ (phần chữ trả về tiêu đề); corpus 1.160 chunk, 0 chunk dưới 10 ký tự, 1.160/1.160 pass chunk_payload_schema (repo: 3 fail). Còn Luật 22/2000 Điều 7 không có tiêu đề, vì dòng thứ hai của tiêu đề trong TXT kết thúc bằng dấu chấm.</w:t>
+              <w:t>So parser/cleaned_texts giữa fcbd5e3 và 72a7377: L01.txt mất 24 dòng, gồm 3 chú thích và 6 dòng của khoản 4, 5 Điều 2; ND02.txt mất 1 chữ “hướng dẫn”, TT04.txt mất 2. Áp mẫu “Hướng dẫn” lên 23 file trong extracted_texts_qwen: 10 dòng khớp, gồm 4 nhãn luatvietnam ở ND04, 1 dòng tiêu đề của TT 07/2001 (“…NĂM 2001 HƯỚNG DẪN”) và 5 chữ thật giữa câu. Chạy lại parser trên bản sao 72a7377: Điều 2 Luật 52/2014 có 3 Khoản. chunks.jsonl có 3 chunk của Điều 2 (khoản 1–3); ground_truth.json HN_062 vẫn trỏ ID của khoản 4, 5. pytest parser/: 32 pass, 1 fail.</w:t>
             </w:r>
           </w:p>
         </w:tc>
@@ -2209,7 +2224,7 @@
               <w:rPr>
                 <w:sz w:val="17"/>
               </w:rPr>
-              <w:t>parser/parser.py: split_title_from_line_structure (dòng 371–420; continuation_limit ở dòng 392 không dùng; so cụm mở đầu không phân biệt hoa thường ở dòng 400), ARTICLE_BODY_STARTS (dòng 237); data/chunking_output/chunks.jsonl</w:t>
+              <w:t>parser/cleaner.py: REPEATED_DOCUMENT_MARKING_PATTERNS (dòng 85–99, mẫu “Hướng dẫn”), AMENDMENT_FOOTNOTE_PATTERNS (dòng 105–130), clean_extracted_text (dòng 256); parser/cleaned_texts/L01.txt, ND02.txt, TT04.txt; data/chunking_output/chunks.jsonl</w:t>
             </w:r>
           </w:p>
         </w:tc>
@@ -2263,7 +2278,7 @@
                 <w:b/>
                 <w:sz w:val="17"/>
               </w:rPr>
-              <w:t>A13</w:t>
+              <w:t>A26</w:t>
             </w:r>
           </w:p>
         </w:tc>
@@ -2298,7 +2313,7 @@
               <w:rPr>
                 <w:sz w:val="17"/>
               </w:rPr>
-              <w:t>Header bản in luatvietnam còn ở 2 file: “Nghị định 10/2015/NĐ-CP sinh con bằng kỹ thuật…” (28 dòng trong ND04.txt, lọt vào 12 Điều, nhiều chỗ chèn giữa câu) và “Nghị định 70/2001/NĐ-CP ban hành ngày 03/10/2001” (13 dòng trong ND05.txt, 11 Điều). Trong corpus: 15 chunk của NĐ 10/2015 (10 trong text, số còn lại qua tiêu đề trong breadcrumb và embed_text) và 10 chunk của NĐ 70/2001 (9 trong text). Do A24, header nằm trong tiêu đề của NĐ 10/2015 Điều 4, 12 và NĐ 70/2001 Điều 27. Nhãn “Hướng dẫn” của luatvietnam còn trong text 3 chunk của NĐ 10/2015 (Điều 3, 7, 23) và trong tiêu đề Điều 12.</w:t>
+              <w:t>10 văn bản bổ sung (NMA 72a7377) parse lỗi và làm exporter dừng, nên chưa văn bản nào vào corpus. 72a7377 thêm 12 PDF vào data/raw_data/additional_documents/ cho các văn bản trước đây chỉ có trong registry, và 10 file parsed_jsons (nay 21 file). 11 câu benchmark trích 8 văn bản trong số này, đều not_mapped (vd HN_039 NĐ 68/2002, HN_044 TT 38/2025, HN_060 NĐ 123/2015). Xếp mức Cao vì lỗi (1) chặn việc sinh lại corpus ở bước 3. (1) Exporter dừng trên bộ parsed_jsons hiện tại với “Parent vượt giới hạn 1500 ký tự: ['nd_68_2002_nd_cp_art_39_p1']”; chunks.jsonl trong commit vẫn chỉ có 11 văn bản cũ. Nguyên nhân: NĐ 68/2002 viết Khoản bằng chữ thường (“1. ủy ban nhân dân tỉnh…”, “1. ở nước Cộng hòa…”), clause_regex không nhận các Khoản này. Điều 3 có tiêu đề 69 từ, nuốt cả khoản 1; Điều 2 và 39 không có tiêu đề, tiêu đề và Khoản nằm lẫn trong intro; Điều 39 thành một khối không tách được. (2) Luật HNGĐ 1986 (21-LCT/HĐNN7) không có tiêu đề Điều (TXT chỉ có dòng “Điều 1.”), nhưng parser lấy câu đầu làm tiêu đề ở 25/57 Điều, tổng 895 từ. Khi chunk, breadcrumb rút gọn tiêu đề bằng “...”, nên câu này mất khỏi text ở cả 25 Điều và khỏi mọi trường ở 18 Điều; vd Điều 1 mất câu “Nhà nước bảo đảm thực sự chế độ hôn nhân tự nguyện, tiến bộ, một vợ một chồng…”. Đây là cùng cơ chế của A24. Điều 7 có tiêu đề “Cấm kết hôn trong những trường hợp sau đây : a)”; Điều 57 kết thúc bằng tên người ký “Trường Chinh” (A21). (3) TT 07/2001/TT-BTP và TT 07/2002/TT-BTP chia theo mục La Mã (I., II., 1.1-), không có Điều: parser dừng với “Không tìm thấy Điều nào”, nên 2/12 PDF không có parsed_jsons; HN_048 hỏi về TT 07/2002. (4) Bản ghi registry của Luật 1986 đổi document_number thành “ 21-LCT/HĐNN7” (có dấu cách ở đầu, đã vào metadata của parsed_jsons) và document_id thành l_21_LCT_HDND7: có chữ hoa, và ghi HDND (Hội đồng nhân dân) thay cho HĐNN (Hội đồng Nhà nước). ID này trái quy tắc chỉ gồm [a-z0-9_] đề xuất ở C6 và khác ngoại lệ l_hngd_1986 ghi ở C6; tên file parsed_jsons theo ID này.</w:t>
             </w:r>
           </w:p>
           <w:p>
@@ -2316,7 +2331,25 @@
               <w:rPr>
                 <w:sz w:val="17"/>
               </w:rPr>
-              <w:t>Bỏ dòng lặp ở mép trang và nhãn “Hướng dẫn” cho 2 file bản in (ND04, ND05); sinh lại parsed_jsons và corpus cùng đợt với A24.</w:t>
+              <w:t>(1) clause_regex nhận Khoản bắt đầu bằng chữ thường khi “N.” đứng đầu dòng và số Khoản liên tiếp, như A19 đã làm với dấu “. (2) Khi dòng “Điều N.” không có chữ phía sau, để title = null và không gọi các hàm tách tiêu đề; breadcrumb chỉ ghi “Điều N”. (3) Với 2 TT chia theo mục La Mã: hoặc parser hỗ trợ cấp Mục/Điểm thay cho Điều, hoặc ghi trong registry là chưa đưa vào corpus và đánh dấu HN_048 là câu hỏi về văn bản ngoài corpus (D2). (4) Dev 1 sửa registry: bỏ dấu cách ở document_number; document_id chỉ chữ thường và đúng mã (l_21_lct_hdnn7, hoặc giữ l_hngd_1986), cập nhật bảng ở mục 6 của data_contract.md (Bảng Ánh xạ Định danh Văn bản) và README (C6). Parser báo lỗi khi document_id của registry không khớp ^[a-z0-9_]+$. (5) Cắt tên người ký theo quy tắc chung (A21). Sau đó chạy exporter trên đủ parsed_jsons và commit corpus cùng PR (B11).</w:t>
+            </w:r>
+          </w:p>
+          <w:p>
+            <w:pPr>
+              <w:spacing w:after="20" w:line="252" w:lineRule="auto"/>
+            </w:pPr>
+            <w:r>
+              <w:rPr>
+                <w:b/>
+                <w:sz w:val="17"/>
+              </w:rPr>
+              <w:t xml:space="preserve">Kiểm chứng: </w:t>
+            </w:r>
+            <w:r>
+              <w:rPr>
+                <w:sz w:val="17"/>
+              </w:rPr>
+              <w:t>Chạy lại parser trên bản sao 72a7377 (không đặt biến môi trường): 21/21 file giống hệt parsed_jsons, 2 file lỗi “Không tìm thấy Điều nào”. Chạy export_legal_chunks.py trên 21 file: ValueError ở dòng 260; bỏ riêng NĐ 68/2002 thì export được 20 văn bản, 819 parent, 1.775 chunk. So số dòng “N.” trong TXT với số Khoản trong JSON theo từng Điều: ngoài Điều cuối có phụ lục, chỉ lệch ở NĐ 68/2002 Điều 2 (2/0), 3 (3/1), 39 (1/0). Trong corpus thử 20 văn bản: 19 breadcrumb của Luật 1986 có “...”; Trường Chinh ở l_21_LCT_HDND7_art_57_clause_1_chunk_1. Đối chiếu citations của ground_truth.json theo số hiệu: 11 câu trích 8 văn bản mới.</w:t>
             </w:r>
           </w:p>
         </w:tc>
@@ -2333,7 +2366,7 @@
               <w:rPr>
                 <w:sz w:val="17"/>
               </w:rPr>
-              <w:t>parser/cleaner.py: extract_pdf_text, clean_text; parser/parser.py</w:t>
+              <w:t>parser/parser.py: clause_regex (dòng 172), split_title_best (dòng 374), detect_title_and_intro (dòng 380), split_head (dòng 615); chunking/export_legal_chunks.py (dòng 255–260); data/reference/document_versions.json (bản ghi L03); parser/parsed_jsons/l_21_LCT_HDND7.json, nd_68_2002_nd_cp.json; parser/cleaned_texts/07_2001_TT-BTP_48707.txt, 07_2002_TT-BTP_50377.txt</w:t>
             </w:r>
           </w:p>
         </w:tc>
@@ -2350,7 +2383,7 @@
               <w:rPr>
                 <w:sz w:val="17"/>
               </w:rPr>
-              <w:t>Parser</w:t>
+              <w:t>Parser + Dev 1</w:t>
             </w:r>
           </w:p>
         </w:tc>
@@ -2358,17 +2391,16 @@
           <w:tcPr>
             <w:tcW w:type="dxa" w:w="964"/>
             <w:vAlign w:val="top"/>
-            <w:shd w:val="clear" w:color="auto" w:fill="FFF2CC"/>
-          </w:tcPr>
-          <w:p>
-            <w:pPr>
-              <w:spacing w:after="20" w:line="252" w:lineRule="auto"/>
-            </w:pPr>
-            <w:r>
-              <w:rPr>
-                <w:sz w:val="17"/>
-              </w:rPr>
-              <w:t>Còn một phần</w:t>
+          </w:tcPr>
+          <w:p>
+            <w:pPr>
+              <w:spacing w:after="20" w:line="252" w:lineRule="auto"/>
+            </w:pPr>
+            <w:r>
+              <w:rPr>
+                <w:sz w:val="17"/>
+              </w:rPr>
+              <w:t>Mới</w:t>
             </w:r>
           </w:p>
         </w:tc>
@@ -2388,7 +2420,7 @@
                 <w:b/>
                 <w:sz w:val="17"/>
               </w:rPr>
-              <w:t>A23</w:t>
+              <w:t>A16</w:t>
             </w:r>
           </w:p>
         </w:tc>
@@ -2423,7 +2455,7 @@
               <w:rPr>
                 <w:sz w:val="17"/>
               </w:rPr>
-              <w:t>Tiêu đề Điều còn bị cắt tại danh từ riêng viết hoa ở 3 Điều: TTLT 01/2016 Điều 9 có tiêu đề “Giải thích, sửa đổi, bổ sung”, còn “Thông tư liên tịch” rơi vào đầu Khoản 1; TT 02a/2015 Điều 9 có tiêu đề “Trình tự giải quyết hồ sơ cấp”, còn “Giấy xác nhận tình trạng hôn nhân” rơi vào đầu intro; TT 02a/2015 Điều 14 có tiêu đề “Điều kiện thành lập”, còn “Trung tâm” rơi vào đầu intro. Nguyên nhân: split_title_from_line_structure nối mọi dòng không kết thúc bằng . ! ? (dấu hai chấm bị bỏ trước khi so). Ở 3 Điều này dòng cuối của phần đầu Điều là câu dẫn kết thúc bằng “như sau:” (TT 02a/2015 Điều 9, 14) hoặc mất dấu chấm sau khi cắt “./.” ở cuối văn bản (TTLT 01/2016 Điều 9), nên hàm nối hết mọi dòng, trả None và quay về split_title_by_capital, vốn cắt tại chữ hoa đầu tiên. Tiêu đề thiếu đi vào breadcrumb và embed_text của chunk, còn phần bị cắt nằm lẫn ở đầu nội dung.</w:t>
+              <w:t>Metadata của 21/21 văn bản lấy từ registry và khớp registry ở 8 trường. Còn chưa chốt: title là dạng tóm tắt của registry, không phải tên chính thức (vd TT 32/2016 “Quy định liên quan đến hỗ trợ sinh sản”, NĐ 77/2001 “Đăng ký kết hôn theo Nghị quyết 35/2000/QH10”); ba Luật HNGĐ ghi năm không thống nhất (“Luật Hôn nhân và gia đình năm 1986”, “Luật Hôn nhân và gia đình 2000”, Luật 52/2014 không ghi năm). Luật 22/2000 phải mang hậu tố năm để không trùng title với Luật 52/2014.</w:t>
             </w:r>
           </w:p>
           <w:p>
@@ -2441,25 +2473,7 @@
               <w:rPr>
                 <w:sz w:val="17"/>
               </w:rPr>
-              <w:t>Sửa cùng A24: chỉ nối dòng sau vào tiêu đề khi đó là phần tiếp nối thật (dòng bắt đầu bằng chữ thường, hoặc dòng trước kết thúc bằng từ viết hoa hay từ nối); khi đã tách được dòng heading thì không quay về split_title_by_capital. Thêm 3 Điều trên vào các test tiêu đề trong test_parser_unit.py.</w:t>
-            </w:r>
-          </w:p>
-          <w:p>
-            <w:pPr>
-              <w:spacing w:after="20" w:line="252" w:lineRule="auto"/>
-            </w:pPr>
-            <w:r>
-              <w:rPr>
-                <w:b/>
-                <w:sz w:val="17"/>
-              </w:rPr>
-              <w:t xml:space="preserve">Kiểm chứng: </w:t>
-            </w:r>
-            <w:r>
-              <w:rPr>
-                <w:sz w:val="17"/>
-              </w:rPr>
-              <w:t>Đọc parsed_jsons ở e64c49a: TTLT 01/2016 Điều 9 có Khoản 1 bắt đầu bằng “Thông tư liên tịch Trong quá trình thực hiện…”; TT 02a/2015 Điều 9 có intro bắt đầu bằng “Giấy xác nhận tình trạng hôn nhân Trình tự giải quyết…”, Điều 14 bắt đầu bằng “Trung tâm Điều kiện thành lập Trung tâm…”. Gọi split_title_from_line_structure trên phần đầu 3 Điều này trong cleaned_texts (TT01.txt, TT02.txt): cả 3 trả None. Bản mẫu sửa A24 cho tiêu đề đủ ở cả 3 Điều.</w:t>
+              <w:t>Dev 1 chốt registry là nguồn title chính thức và một cách ghi năm cho các văn bản cùng tên.</w:t>
             </w:r>
           </w:p>
         </w:tc>
@@ -2476,7 +2490,7 @@
               <w:rPr>
                 <w:sz w:val="17"/>
               </w:rPr>
-              <w:t>parser/parser.py: split_title_from_line_structure (dòng 371–420), split_title_by_capital (dòng 296), detect_title_and_intro (dòng 327)</w:t>
+              <w:t>parser/parser.py: TITLE_TYPE_RE, TITLE_SELF_REF_RE, locate_document_title, clean_document_title_candidate, extract_issuing_body (dòng 877–1014)</w:t>
             </w:r>
           </w:p>
         </w:tc>
@@ -2493,7 +2507,7 @@
               <w:rPr>
                 <w:sz w:val="17"/>
               </w:rPr>
-              <w:t>Parser</w:t>
+              <w:t>Parser + Dev 1</w:t>
             </w:r>
           </w:p>
         </w:tc>
@@ -2501,17 +2515,17 @@
           <w:tcPr>
             <w:tcW w:type="dxa" w:w="964"/>
             <w:vAlign w:val="top"/>
-            <w:shd w:val="clear" w:color="auto" w:fill="FFF2CC"/>
-          </w:tcPr>
-          <w:p>
-            <w:pPr>
-              <w:spacing w:after="20" w:line="252" w:lineRule="auto"/>
-            </w:pPr>
-            <w:r>
-              <w:rPr>
-                <w:sz w:val="17"/>
-              </w:rPr>
-              <w:t>Còn một phần (41802ab)</w:t>
+            <w:shd w:val="clear" w:color="auto" w:fill="E2EFDA"/>
+          </w:tcPr>
+          <w:p>
+            <w:pPr>
+              <w:spacing w:after="20" w:line="252" w:lineRule="auto"/>
+            </w:pPr>
+            <w:r>
+              <w:rPr>
+                <w:sz w:val="17"/>
+              </w:rPr>
+              <w:t>Đã sửa</w:t>
             </w:r>
           </w:p>
         </w:tc>
@@ -2531,7 +2545,7 @@
                 <w:b/>
                 <w:sz w:val="17"/>
               </w:rPr>
-              <w:t>A16</w:t>
+              <w:t>A11</w:t>
             </w:r>
           </w:p>
         </w:tc>
@@ -2566,7 +2580,7 @@
               <w:rPr>
                 <w:sz w:val="17"/>
               </w:rPr>
-              <w:t>Metadata của 11/11 văn bản lấy từ registry và khớp registry. Còn chưa chốt: title là dạng tóm tắt của registry, không phải tên chính thức (vd TT 32/2016 “Quy định liên quan đến hỗ trợ sinh sản”); Luật 22/2000 phải mang hậu tố “2000” để không trùng title với Luật 52/2014.</w:t>
+              <w:t>Số hiệu TTLT 01/2016 đã đủ (“01/2016/TTLT-TANDTC-VKSNDTC-BTP” ở parsed_jsons và 45/45 chunk). Còn lại: (1) document_id là ttlt_01_2016_ttlt_tandtc, rút gọn theo registry và bảng ở mục 6 của data_contract.md (parser lấy qua resolve_document_id), trái quy tắc [loại]_[số hiệu đầy đủ] ở mục 2 (Quy ước Định danh); xem C6. (2) Từ 72a7377, DOCUMENT_NUMBER_RE viết “\\s”, “\\w” trong chuỗi rf, nên regex tìm dấu gạch ngược thật và không bao giờ khớp nhãn “Số:”. Số hiệu của 23/23 TXT vẫn đúng nhờ nhánh dự phòng, vốn lấy số hiệu đầu tiên trong 5.000 ký tự đầu; văn bản có số hiệu khác đứng trước dòng “Số:” (vd trích văn bản được hướng dẫn ở phần tiêu đề) sẽ bị nhận sai.</w:t>
             </w:r>
           </w:p>
           <w:p>
@@ -2584,7 +2598,7 @@
               <w:rPr>
                 <w:sz w:val="17"/>
               </w:rPr>
-              <w:t>Dev 1 chốt registry là nguồn title chính thức.</w:t>
+              <w:t>Chốt quy tắc document_id theo C6. Sửa DOCUMENT_NUMBER_RE thành (?&lt;!\w)Số\s*:\s*(…) và thêm test: TXT có nhãn “Số:” phải lấy số hiệu từ nhãn, không từ nhánh dự phòng.</w:t>
             </w:r>
           </w:p>
         </w:tc>
@@ -2601,7 +2615,7 @@
               <w:rPr>
                 <w:sz w:val="17"/>
               </w:rPr>
-              <w:t>parser/parser.py: TITLE_TYPE_RE, TITLE_SELF_REF_RE, locate_document_title, clean_document_title_candidate, extract_issuing_body (dòng 877–1014)</w:t>
+              <w:t>parser/parser.py: DOCUMENT_NUMBER_RE (dòng 909–912), extract_document_number (dòng 977–1003), resolve_document_id; parser/cleaner.py</w:t>
             </w:r>
           </w:p>
         </w:tc>
@@ -2618,7 +2632,7 @@
               <w:rPr>
                 <w:sz w:val="17"/>
               </w:rPr>
-              <w:t>Parser + Dev 1</w:t>
+              <w:t>Parser</w:t>
             </w:r>
           </w:p>
         </w:tc>
@@ -2656,7 +2670,7 @@
                 <w:b/>
                 <w:sz w:val="17"/>
               </w:rPr>
-              <w:t>A11</w:t>
+              <w:t>A7</w:t>
             </w:r>
           </w:p>
         </w:tc>
@@ -2691,7 +2705,7 @@
               <w:rPr>
                 <w:sz w:val="17"/>
               </w:rPr>
-              <w:t>Số hiệu TTLT 01/2016 đã đủ (“01/2016/TTLT-TANDTC-VKSNDTC-BTP” ở parsed_jsons và 45/45 chunk). Còn lại: document_id là ttlt_01_2016_ttlt_tandtc, rút gọn theo registry và bảng §6 của data_contract.md (parser lấy qua resolve_document_id), trái quy tắc [loại]_[số hiệu đầy đủ] ở §2; xem C6.</w:t>
+              <w:t>test_parser_unit.py không đổi từ e9ee31d: 8 test giá trị cho Luật 52/2014 và 7 test tiêu đề (NĐ 126/2014, NQ 01/2024). 20/21 văn bản chưa có test giá trị; 10 văn bản mới chưa có test nào. Test giá trị đã bắt được A25 (test_known_article_clause_counts[2-5] fail: Điều 2 có 3 Khoản) nhưng 72a7377 vẫn được commit, tức test không được chạy trước khi commit. Còn thiếu: test bất biến của A24 (không Điều nào có intro hoặc Khoản đầu bắt đầu giữa câu, không tiêu đề quá 40 từ), test tiêu đề cho 3 Điều của A23 (TTLT 01/2016 Điều 9, TT 02a/2015 Điều 9 và 14), test cho cleaner (A25) và test chạy exporter: lỗi dừng của A26 chỉ lộ ra khi sinh corpus. Thông báo FileNotFoundError của find_document_versions_file vẫn in chữ \n thay vì xuống dòng (phần còn lại của A22, đã sửa ở 41802ab và bỏ khỏi bảng).</w:t>
             </w:r>
           </w:p>
           <w:p>
@@ -2709,7 +2723,7 @@
               <w:rPr>
                 <w:sz w:val="17"/>
               </w:rPr>
-              <w:t>Chốt quy tắc document_id theo C6.</w:t>
+              <w:t>Mở rộng bảng tham chiếu cho mọi văn bản trong corpus. Thêm test bất biến chạy parser trên mọi TXT: không Điều nào bắt đầu giữa câu, không tiêu đề quá 40 từ trừ danh sách ngoại lệ, title null với văn bản không có tiêu đề Điều, số Khoản khớp số dòng “N.” của TXT, không chú thích, không đuôi chữ ký. Thêm 3 Điều của A23 vào test tiêu đề, test bảo toàn nội dung cho cleaner (A25) và một test chạy exporter trên parsed_jsons hiện tại. Chạy pytest parser/ trong CI và chặn commit khi fail (H2). Sửa chuỗi “\\n” thành “\n” ở parser.py dòng 1059, 1063.</w:t>
             </w:r>
           </w:p>
         </w:tc>
@@ -2726,7 +2740,7 @@
               <w:rPr>
                 <w:sz w:val="17"/>
               </w:rPr>
-              <w:t>parser/parser.py: DOCUMENT_NUMBER_CODE, extract_document_number (dòng 578–583, 720–742); parser/cleaner.py</w:t>
+              <w:t>parser/test_parser_unit.py; parser/test_parser.py; parser/parser.py: find_document_versions_file (dòng 1059, 1063); tests/schema_test.py</w:t>
             </w:r>
           </w:p>
         </w:tc>
@@ -2751,17 +2765,17 @@
           <w:tcPr>
             <w:tcW w:type="dxa" w:w="964"/>
             <w:vAlign w:val="top"/>
-            <w:shd w:val="clear" w:color="auto" w:fill="E2EFDA"/>
-          </w:tcPr>
-          <w:p>
-            <w:pPr>
-              <w:spacing w:after="20" w:line="252" w:lineRule="auto"/>
-            </w:pPr>
-            <w:r>
-              <w:rPr>
-                <w:sz w:val="17"/>
-              </w:rPr>
-              <w:t>Đã sửa</w:t>
+            <w:shd w:val="clear" w:color="auto" w:fill="FFF2CC"/>
+          </w:tcPr>
+          <w:p>
+            <w:pPr>
+              <w:spacing w:after="20" w:line="252" w:lineRule="auto"/>
+            </w:pPr>
+            <w:r>
+              <w:rPr>
+                <w:sz w:val="17"/>
+              </w:rPr>
+              <w:t>Còn một phần</w:t>
             </w:r>
           </w:p>
         </w:tc>
@@ -2781,7 +2795,7 @@
                 <w:b/>
                 <w:sz w:val="17"/>
               </w:rPr>
-              <w:t>A7</w:t>
+              <w:t>A6</w:t>
             </w:r>
           </w:p>
         </w:tc>
@@ -2816,7 +2830,7 @@
               <w:rPr>
                 <w:sz w:val="17"/>
               </w:rPr>
-              <w:t>test_parser_unit.py có 8 test giá trị cho Luật 52/2014 và 7 test gọi parse_text_to_articles cho 7 Điều mục tiêu của A23 (NĐ 126/2014, NQ 01/2024); 10/11 văn bản chưa có test giá trị. Bộ test không phân biệt được parser lỗi với parser đã sửa: pass 33/33 cả trên parser hiện tại (54 Điều bắt đầu giữa câu, A24) lẫn trên bản mẫu sửa A24. Các test còn lại chỉ đọc JSON đã commit, nên sửa parser mà quên sinh lại JSON thì test vẫn pass. Test cũng pass dù chú thích VBHN lọt vào Điều 2 và 123 (A6). Không test nào chạy exporter, nên hậu quả của A24 chỉ lộ ra ở tests/schema_test.py (3 chunk dưới 10 ký tự).</w:t>
+              <w:t>L01.pdf là VBHN 121/VBHN-VPQH (Luật 52/2014 hợp nhất với Luật 81/2025), khớp benchmark. 72a7377 cắt 3 chú thích cuối trang (Điều 2, 123, 131) trong cleaner, nhưng bản cắt ở Điều 2 xóa luôn khoản 4, 5 (A25). Còn 2 vấn đề: (1) số chú thích còn dính vào chữ ở Điều 123 khoản 3, “Tòa án nhân dân khu vực2 nơi cư trú…” (l_52_2014_qh13_art_123_clause_3_chunk_1, có trong corpus); (2) registry vẫn mô tả bản gốc (effective_date 2015-01-01), không có trường phiên bản hay ngày hợp nhất.</w:t>
             </w:r>
           </w:p>
           <w:p>
@@ -2834,7 +2848,7 @@
               <w:rPr>
                 <w:sz w:val="17"/>
               </w:rPr>
-              <w:t>Mở rộng bảng tham chiếu cho 11 văn bản; thêm test bất biến chạy parser trên cả 11 TXT: không Điều nào bắt đầu giữa câu, không tiêu đề quá 40 từ, không chú thích, không đuôi chữ ký. Sửa thông báo FileNotFoundError của find_document_versions_file: code dùng chuỗi “\\n” nên in ra chữ \n thay vì xuống dòng (parser.py dòng 806, 810); đây là phần còn lại của A22 (lỗi mới, đã sửa ở 41802ab và bỏ khỏi bảng).</w:t>
+              <w:t>Xóa số chú thích dính chữ cùng lúc với cắt chú thích (A25); Dev 1 thêm version/consolidated_date vào registry.</w:t>
             </w:r>
           </w:p>
         </w:tc>
@@ -2851,7 +2865,7 @@
               <w:rPr>
                 <w:sz w:val="17"/>
               </w:rPr>
-              <w:t>parser/test_parser.py; tests/schema_test.py; .venv (thiếu pdfplumber)</w:t>
+              <w:t>data/raw_data/laws_and_decrees/L01.pdf; parser/cleaner.py: AMENDMENT_FOOTNOTE_PATTERNS (dòng 105–130); data/reference/document_versions.json; docs/expansion_300_report.md</w:t>
             </w:r>
           </w:p>
         </w:tc>
@@ -2868,7 +2882,7 @@
               <w:rPr>
                 <w:sz w:val="17"/>
               </w:rPr>
-              <w:t>Parser</w:t>
+              <w:t>Dev 1</w:t>
             </w:r>
           </w:p>
         </w:tc>
@@ -2876,17 +2890,17 @@
           <w:tcPr>
             <w:tcW w:type="dxa" w:w="964"/>
             <w:vAlign w:val="top"/>
-            <w:shd w:val="clear" w:color="auto" w:fill="FFF2CC"/>
-          </w:tcPr>
-          <w:p>
-            <w:pPr>
-              <w:spacing w:after="20" w:line="252" w:lineRule="auto"/>
-            </w:pPr>
-            <w:r>
-              <w:rPr>
-                <w:sz w:val="17"/>
-              </w:rPr>
-              <w:t>Còn một phần</w:t>
+            <w:shd w:val="clear" w:color="auto" w:fill="DDEBF7"/>
+          </w:tcPr>
+          <w:p>
+            <w:pPr>
+              <w:spacing w:after="20" w:line="252" w:lineRule="auto"/>
+            </w:pPr>
+            <w:r>
+              <w:rPr>
+                <w:sz w:val="17"/>
+              </w:rPr>
+              <w:t>Đổi tính chất</w:t>
             </w:r>
           </w:p>
         </w:tc>
@@ -2906,7 +2920,7 @@
                 <w:b/>
                 <w:sz w:val="17"/>
               </w:rPr>
-              <w:t>A6</w:t>
+              <w:t>A21</w:t>
             </w:r>
           </w:p>
         </w:tc>
@@ -2914,17 +2928,17 @@
           <w:tcPr>
             <w:tcW w:type="dxa" w:w="1020"/>
             <w:vAlign w:val="top"/>
-            <w:shd w:val="clear" w:color="auto" w:fill="FCE8B2"/>
-          </w:tcPr>
-          <w:p>
-            <w:pPr>
-              <w:spacing w:after="20" w:line="252" w:lineRule="auto"/>
-            </w:pPr>
-            <w:r>
-              <w:rPr>
-                <w:sz w:val="17"/>
-              </w:rPr>
-              <w:t>Trung bình</w:t>
+            <w:shd w:val="clear" w:color="auto" w:fill="E2EFDA"/>
+          </w:tcPr>
+          <w:p>
+            <w:pPr>
+              <w:spacing w:after="20" w:line="252" w:lineRule="auto"/>
+            </w:pPr>
+            <w:r>
+              <w:rPr>
+                <w:sz w:val="17"/>
+              </w:rPr>
+              <w:t>Thấp</w:t>
             </w:r>
           </w:p>
         </w:tc>
@@ -2941,7 +2955,7 @@
               <w:rPr>
                 <w:sz w:val="17"/>
               </w:rPr>
-              <w:t>L01.pdf là VBHN 121/VBHN-VPQH (Luật 52/2014 hợp nhất với Luật 81/2025), khớp benchmark. Còn 2 vấn đề: (1) 2 chú thích cuối trang lọt vào nội dung và nằm trong corpus: Điều 2 khoản 3 chứa “1 Luật số 81/2025/QH15 … có căn cứ ban hành như sau: …” (l_52_2014_qh13_art_2_clause_3_chunk_1); Điều 123 khoản 3 có “khu vực2” và “2 Cụm từ “Tòa án nhân dân cấp huyện” được thay thế…” (l_52_2014_qh13_art_123_clause_3_chunk_1). (2) Registry vẫn mô tả bản gốc (effective_date 2015-01-01), không có trường phiên bản hay ngày hợp nhất.</w:t>
+              <w:t>2 đuôi cũ đã cắt: Luật 22/2000 Điều 110 và Luật 52/2014 Điều 133 sạch trong parsed_jsons và corpus. Nhưng bản sửa thêm vào TERMINAL_MARKER_PATTERNS 3 tên người ký viết cứng (Nông Đức Mạnh, Phan Văn Khải, Nguyễn Tấn Dũng) cùng khối xác thực VBHN, nên văn bản có người ký khác vẫn lọt: Luật HNGĐ 1986 Điều 57 kết thúc bằng “Trường Chinh”. Đoạn này sẽ vào l_21_LCT_HDND7_art_57_clause_1_chunk_1 khi văn bản được đưa vào corpus (A26).</w:t>
             </w:r>
           </w:p>
           <w:p>
@@ -2959,7 +2973,7 @@
               <w:rPr>
                 <w:sz w:val="17"/>
               </w:rPr>
-              <w:t>Cắt chú thích cuối trang trong cleaner hoặc parser; Dev 1 thêm version/consolidated_date vào registry.</w:t>
+              <w:t>Thay danh sách tên bằng quy tắc chung: khi cắt tại “(Đã ký)” hoặc chức danh ký, bỏ luôn dòng ngắn 2–4 từ viết hoa đứng ngay trước nó.</w:t>
             </w:r>
           </w:p>
         </w:tc>
@@ -2976,132 +2990,7 @@
               <w:rPr>
                 <w:sz w:val="17"/>
               </w:rPr>
-              <w:t>data/raw_data/laws_and_decrees/L01.pdf; data/reference/document_versions.json; docs/expansion_300_report.md</w:t>
-            </w:r>
-          </w:p>
-        </w:tc>
-        <w:tc>
-          <w:tcPr>
-            <w:tcW w:type="dxa" w:w="1077"/>
-            <w:vAlign w:val="top"/>
-          </w:tcPr>
-          <w:p>
-            <w:pPr>
-              <w:spacing w:after="20" w:line="252" w:lineRule="auto"/>
-            </w:pPr>
-            <w:r>
-              <w:rPr>
-                <w:sz w:val="17"/>
-              </w:rPr>
-              <w:t>Dev 1</w:t>
-            </w:r>
-          </w:p>
-        </w:tc>
-        <w:tc>
-          <w:tcPr>
-            <w:tcW w:type="dxa" w:w="964"/>
-            <w:vAlign w:val="top"/>
-            <w:shd w:val="clear" w:color="auto" w:fill="DDEBF7"/>
-          </w:tcPr>
-          <w:p>
-            <w:pPr>
-              <w:spacing w:after="20" w:line="252" w:lineRule="auto"/>
-            </w:pPr>
-            <w:r>
-              <w:rPr>
-                <w:sz w:val="17"/>
-              </w:rPr>
-              <w:t>Đổi tính chất</w:t>
-            </w:r>
-          </w:p>
-        </w:tc>
-      </w:tr>
-      <w:tr>
-        <w:tc>
-          <w:tcPr>
-            <w:tcW w:type="dxa" w:w="624"/>
-            <w:vAlign w:val="top"/>
-          </w:tcPr>
-          <w:p>
-            <w:pPr>
-              <w:spacing w:after="20" w:line="252" w:lineRule="auto"/>
-            </w:pPr>
-            <w:r>
-              <w:rPr>
-                <w:b/>
-                <w:sz w:val="17"/>
-              </w:rPr>
-              <w:t>A21</w:t>
-            </w:r>
-          </w:p>
-        </w:tc>
-        <w:tc>
-          <w:tcPr>
-            <w:tcW w:type="dxa" w:w="1020"/>
-            <w:vAlign w:val="top"/>
-            <w:shd w:val="clear" w:color="auto" w:fill="E2EFDA"/>
-          </w:tcPr>
-          <w:p>
-            <w:pPr>
-              <w:spacing w:after="20" w:line="252" w:lineRule="auto"/>
-            </w:pPr>
-            <w:r>
-              <w:rPr>
-                <w:sz w:val="17"/>
-              </w:rPr>
-              <w:t>Thấp</w:t>
-            </w:r>
-          </w:p>
-        </w:tc>
-        <w:tc>
-          <w:tcPr>
-            <w:tcW w:type="dxa" w:w="4479"/>
-            <w:vAlign w:val="top"/>
-          </w:tcPr>
-          <w:p>
-            <w:pPr>
-              <w:spacing w:after="20" w:line="252" w:lineRule="auto"/>
-            </w:pPr>
-            <w:r>
-              <w:rPr>
-                <w:sz w:val="17"/>
-              </w:rPr>
-              <w:t>Còn 2 đuôi chữ ký trong parsed_jsons và corpus: Luật 22/2000 Điều 110 kết thúc bằng “Nông Đức Mạnh” (l_22_2000_qh10_art_110_clause_1_chunk_1); Luật 52/2014 Điều 133 kết thúc bằng “VĂN PHÒNG QUỐC HỘI Số:121 /VBHN-VPQH”, phần xác thực của văn bản hợp nhất (l_52_2014_qh13_art_133_clause_1_chunk_1).</w:t>
-            </w:r>
-          </w:p>
-          <w:p>
-            <w:pPr>
-              <w:spacing w:after="20" w:line="252" w:lineRule="auto"/>
-            </w:pPr>
-            <w:r>
-              <w:rPr>
-                <w:b/>
-                <w:sz w:val="17"/>
-              </w:rPr>
-              <w:t xml:space="preserve">Đề xuất: </w:t>
-            </w:r>
-            <w:r>
-              <w:rPr>
-                <w:sz w:val="17"/>
-              </w:rPr>
-              <w:t>Thêm 2 mẫu cắt: tên người ký sau câu “thông qua ngày…”, khối xác thực VBHN.</w:t>
-            </w:r>
-          </w:p>
-        </w:tc>
-        <w:tc>
-          <w:tcPr>
-            <w:tcW w:type="dxa" w:w="1701"/>
-            <w:vAlign w:val="top"/>
-          </w:tcPr>
-          <w:p>
-            <w:pPr>
-              <w:spacing w:after="20" w:line="252" w:lineRule="auto"/>
-            </w:pPr>
-            <w:r>
-              <w:rPr>
-                <w:sz w:val="17"/>
-              </w:rPr>
-              <w:t>parser/parser.py: parse_text_to_articles (Điều cuối), split_head</w:t>
+              <w:t>parser/parser.py: TERMINAL_MARKER_PATTERNS (dòng 731–756), parse_text_to_articles (dòng 793, Điều cuối)</w:t>
             </w:r>
           </w:p>
         </w:tc>
@@ -3273,7 +3162,7 @@
       </w:pPr>
       <w:r>
         <w:rPr/>
-        <w:t>Nhóm A đo trên e64c49a, sau khi corpus được sinh lại: các lỗi parser còn mở (A13, A21, A6, phần còn lại của A23 và A24) đều đã nằm trong corpus đang dùng. Số liệu đo ở Phụ lục C.</w:t>
+        <w:t>Nhóm A đo trên 72a7377 (24/10). A13, A23, A24 đã sửa và được bỏ khỏi bảng; phần test còn thiếu của A23, A24 chuyển sang A7. Corpus trong repo được sinh từ bản parse mới cho 11 văn bản cũ, nên mang cả A25. Hai lỗi mới do chính các bản sửa (A25) và các văn bản bổ sung (A26) gây ra. Số liệu đo ở Phụ lục E.</w:t>
       </w:r>
     </w:p>
     <w:p>
@@ -11597,10 +11486,11 @@
       </w:tblPr>
       <w:tblGrid>
         <w:gridCol w:w="2200"/>
-        <w:gridCol w:w="1450"/>
-        <w:gridCol w:w="1650"/>
-        <w:gridCol w:w="3200"/>
-        <w:gridCol w:w="1366"/>
+        <w:gridCol w:w="1300"/>
+        <w:gridCol w:w="1300"/>
+        <w:gridCol w:w="1300"/>
+        <w:gridCol w:w="2600"/>
+        <w:gridCol w:w="1166"/>
       </w:tblGrid>
       <w:tr>
         <w:trPr>
@@ -11626,7 +11516,7 @@
         </w:tc>
         <w:tc>
           <w:tcPr>
-            <w:tcW w:type="dxa" w:w="1450"/>
+            <w:tcW w:type="dxa" w:w="1300"/>
             <w:shd w:val="clear" w:color="auto" w:fill="DCE6F1"/>
           </w:tcPr>
           <w:p>
@@ -11644,7 +11534,7 @@
         </w:tc>
         <w:tc>
           <w:tcPr>
-            <w:tcW w:type="dxa" w:w="1650"/>
+            <w:tcW w:type="dxa" w:w="1300"/>
             <w:shd w:val="clear" w:color="auto" w:fill="DCE6F1"/>
           </w:tcPr>
           <w:p>
@@ -11662,7 +11552,7 @@
         </w:tc>
         <w:tc>
           <w:tcPr>
-            <w:tcW w:type="dxa" w:w="3200"/>
+            <w:tcW w:type="dxa" w:w="1300"/>
             <w:shd w:val="clear" w:color="auto" w:fill="DCE6F1"/>
           </w:tcPr>
           <w:p>
@@ -11674,13 +11564,31 @@
                 <w:b/>
                 <w:sz w:val="17"/>
               </w:rPr>
-              <w:t>Nguyên nhân còn fail (e64c49a)</w:t>
-            </w:r>
-          </w:p>
-        </w:tc>
-        <w:tc>
-          <w:tcPr>
-            <w:tcW w:type="dxa" w:w="1366"/>
+              <w:t>72a7377 (24/10)</w:t>
+            </w:r>
+          </w:p>
+        </w:tc>
+        <w:tc>
+          <w:tcPr>
+            <w:tcW w:type="dxa" w:w="2600"/>
+            <w:shd w:val="clear" w:color="auto" w:fill="DCE6F1"/>
+          </w:tcPr>
+          <w:p>
+            <w:pPr>
+              <w:spacing w:after="0"/>
+            </w:pPr>
+            <w:r>
+              <w:rPr>
+                <w:b/>
+                <w:sz w:val="17"/>
+              </w:rPr>
+              <w:t>Nguyên nhân còn fail (72a7377)</w:t>
+            </w:r>
+          </w:p>
+        </w:tc>
+        <w:tc>
+          <w:tcPr>
+            <w:tcW w:type="dxa" w:w="1166"/>
             <w:shd w:val="clear" w:color="auto" w:fill="DCE6F1"/>
           </w:tcPr>
           <w:p>
@@ -11718,7 +11626,7 @@
         </w:tc>
         <w:tc>
           <w:tcPr>
-            <w:tcW w:type="dxa" w:w="1450"/>
+            <w:tcW w:type="dxa" w:w="1300"/>
             <w:vAlign w:val="top"/>
           </w:tcPr>
           <w:p>
@@ -11735,7 +11643,7 @@
         </w:tc>
         <w:tc>
           <w:tcPr>
-            <w:tcW w:type="dxa" w:w="1650"/>
+            <w:tcW w:type="dxa" w:w="1300"/>
             <w:vAlign w:val="top"/>
           </w:tcPr>
           <w:p>
@@ -11752,35 +11660,52 @@
         </w:tc>
         <w:tc>
           <w:tcPr>
-            <w:tcW w:type="dxa" w:w="3200"/>
-            <w:vAlign w:val="top"/>
-          </w:tcPr>
-          <w:p>
-            <w:pPr>
-              <w:spacing w:after="20" w:line="252" w:lineRule="auto"/>
-            </w:pPr>
-            <w:r>
-              <w:rPr>
-                <w:sz w:val="17"/>
-              </w:rPr>
-              <w:t>Chỉ kiểm giá trị cho Luật 52/2014 và 7 Điều mục tiêu của A23; không bắt được A24. Bản mẫu sửa A24 cũng pass 33/33.</w:t>
-            </w:r>
-          </w:p>
-        </w:tc>
-        <w:tc>
-          <w:tcPr>
-            <w:tcW w:type="dxa" w:w="1366"/>
-            <w:vAlign w:val="top"/>
-          </w:tcPr>
-          <w:p>
-            <w:pPr>
-              <w:spacing w:after="20" w:line="252" w:lineRule="auto"/>
-            </w:pPr>
-            <w:r>
-              <w:rPr>
-                <w:sz w:val="17"/>
-              </w:rPr>
-              <w:t>A7, A24</w:t>
+            <w:tcW w:type="dxa" w:w="1300"/>
+            <w:vAlign w:val="top"/>
+          </w:tcPr>
+          <w:p>
+            <w:pPr>
+              <w:spacing w:after="20" w:line="252" w:lineRule="auto"/>
+            </w:pPr>
+            <w:r>
+              <w:rPr>
+                <w:sz w:val="17"/>
+              </w:rPr>
+              <w:t>32 pass, 1 fail</w:t>
+            </w:r>
+          </w:p>
+        </w:tc>
+        <w:tc>
+          <w:tcPr>
+            <w:tcW w:type="dxa" w:w="2600"/>
+            <w:vAlign w:val="top"/>
+          </w:tcPr>
+          <w:p>
+            <w:pPr>
+              <w:spacing w:after="20" w:line="252" w:lineRule="auto"/>
+            </w:pPr>
+            <w:r>
+              <w:rPr>
+                <w:sz w:val="17"/>
+              </w:rPr>
+              <w:t>test_known_article_clause_counts[2-5]: Luật 52/2014 Điều 2 còn 3/5 Khoản. Test chỉ kiểm giá trị cho Luật 52/2014 và 7 Điều mục tiêu của A23.</w:t>
+            </w:r>
+          </w:p>
+        </w:tc>
+        <w:tc>
+          <w:tcPr>
+            <w:tcW w:type="dxa" w:w="1166"/>
+            <w:vAlign w:val="top"/>
+          </w:tcPr>
+          <w:p>
+            <w:pPr>
+              <w:spacing w:after="20" w:line="252" w:lineRule="auto"/>
+            </w:pPr>
+            <w:r>
+              <w:rPr>
+                <w:sz w:val="17"/>
+              </w:rPr>
+              <w:t>A25, A7</w:t>
             </w:r>
           </w:p>
         </w:tc>
@@ -11806,7 +11731,7 @@
         </w:tc>
         <w:tc>
           <w:tcPr>
-            <w:tcW w:type="dxa" w:w="1450"/>
+            <w:tcW w:type="dxa" w:w="1300"/>
             <w:vAlign w:val="top"/>
           </w:tcPr>
           <w:p>
@@ -11823,7 +11748,7 @@
         </w:tc>
         <w:tc>
           <w:tcPr>
-            <w:tcW w:type="dxa" w:w="1650"/>
+            <w:tcW w:type="dxa" w:w="1300"/>
             <w:vAlign w:val="top"/>
           </w:tcPr>
           <w:p>
@@ -11840,35 +11765,51 @@
         </w:tc>
         <w:tc>
           <w:tcPr>
-            <w:tcW w:type="dxa" w:w="3200"/>
-            <w:vAlign w:val="top"/>
-          </w:tcPr>
-          <w:p>
-            <w:pPr>
-              <w:spacing w:after="20" w:line="252" w:lineRule="auto"/>
-            </w:pPr>
-            <w:r>
-              <w:rPr>
-                <w:sz w:val="17"/>
-              </w:rPr>
-              <w:t>test_corpus_chunks_jsonl: 3 chunk dưới 10 ký tự, đều do A24</w:t>
-            </w:r>
-          </w:p>
-        </w:tc>
-        <w:tc>
-          <w:tcPr>
-            <w:tcW w:type="dxa" w:w="1366"/>
-            <w:vAlign w:val="top"/>
-          </w:tcPr>
-          <w:p>
-            <w:pPr>
-              <w:spacing w:after="20" w:line="252" w:lineRule="auto"/>
-            </w:pPr>
-            <w:r>
-              <w:rPr>
-                <w:sz w:val="17"/>
-              </w:rPr>
-              <w:t>B13, A24</w:t>
+            <w:tcW w:type="dxa" w:w="1300"/>
+            <w:vAlign w:val="top"/>
+          </w:tcPr>
+          <w:p>
+            <w:pPr>
+              <w:spacing w:after="20" w:line="252" w:lineRule="auto"/>
+            </w:pPr>
+            <w:r>
+              <w:rPr>
+                <w:sz w:val="17"/>
+              </w:rPr>
+              <w:t>11 pass</w:t>
+            </w:r>
+          </w:p>
+        </w:tc>
+        <w:tc>
+          <w:tcPr>
+            <w:tcW w:type="dxa" w:w="2600"/>
+            <w:vAlign w:val="top"/>
+          </w:tcPr>
+          <w:p>
+            <w:pPr>
+              <w:spacing w:after="20" w:line="252" w:lineRule="auto"/>
+            </w:pPr>
+            <w:r>
+              <w:rPr>
+                <w:sz w:val="17"/>
+              </w:rPr>
+            </w:r>
+          </w:p>
+        </w:tc>
+        <w:tc>
+          <w:tcPr>
+            <w:tcW w:type="dxa" w:w="1166"/>
+            <w:vAlign w:val="top"/>
+          </w:tcPr>
+          <w:p>
+            <w:pPr>
+              <w:spacing w:after="20" w:line="252" w:lineRule="auto"/>
+            </w:pPr>
+            <w:r>
+              <w:rPr>
+                <w:sz w:val="17"/>
+              </w:rPr>
+              <w:t>B13</w:t>
             </w:r>
           </w:p>
         </w:tc>
@@ -11894,7 +11835,7 @@
         </w:tc>
         <w:tc>
           <w:tcPr>
-            <w:tcW w:type="dxa" w:w="1450"/>
+            <w:tcW w:type="dxa" w:w="1300"/>
             <w:vAlign w:val="top"/>
           </w:tcPr>
           <w:p>
@@ -11911,7 +11852,7 @@
         </w:tc>
         <w:tc>
           <w:tcPr>
-            <w:tcW w:type="dxa" w:w="1650"/>
+            <w:tcW w:type="dxa" w:w="1300"/>
             <w:vAlign w:val="top"/>
           </w:tcPr>
           <w:p>
@@ -11928,23 +11869,40 @@
         </w:tc>
         <w:tc>
           <w:tcPr>
-            <w:tcW w:type="dxa" w:w="3200"/>
-            <w:vAlign w:val="top"/>
-          </w:tcPr>
-          <w:p>
-            <w:pPr>
-              <w:spacing w:after="20" w:line="252" w:lineRule="auto"/>
-            </w:pPr>
-            <w:r>
-              <w:rPr>
-                <w:sz w:val="17"/>
-              </w:rPr>
-            </w:r>
-          </w:p>
-        </w:tc>
-        <w:tc>
-          <w:tcPr>
-            <w:tcW w:type="dxa" w:w="1366"/>
+            <w:tcW w:type="dxa" w:w="1300"/>
+            <w:vAlign w:val="top"/>
+          </w:tcPr>
+          <w:p>
+            <w:pPr>
+              <w:spacing w:after="20" w:line="252" w:lineRule="auto"/>
+            </w:pPr>
+            <w:r>
+              <w:rPr>
+                <w:sz w:val="17"/>
+              </w:rPr>
+              <w:t>41 pass (chạy riêng)</w:t>
+            </w:r>
+          </w:p>
+        </w:tc>
+        <w:tc>
+          <w:tcPr>
+            <w:tcW w:type="dxa" w:w="2600"/>
+            <w:vAlign w:val="top"/>
+          </w:tcPr>
+          <w:p>
+            <w:pPr>
+              <w:spacing w:after="20" w:line="252" w:lineRule="auto"/>
+            </w:pPr>
+            <w:r>
+              <w:rPr>
+                <w:sz w:val="17"/>
+              </w:rPr>
+            </w:r>
+          </w:p>
+        </w:tc>
+        <w:tc>
+          <w:tcPr>
+            <w:tcW w:type="dxa" w:w="1166"/>
             <w:vAlign w:val="top"/>
           </w:tcPr>
           <w:p>
@@ -11981,7 +11939,7 @@
         </w:tc>
         <w:tc>
           <w:tcPr>
-            <w:tcW w:type="dxa" w:w="1450"/>
+            <w:tcW w:type="dxa" w:w="1300"/>
             <w:vAlign w:val="top"/>
           </w:tcPr>
           <w:p>
@@ -11998,7 +11956,7 @@
         </w:tc>
         <w:tc>
           <w:tcPr>
-            <w:tcW w:type="dxa" w:w="1650"/>
+            <w:tcW w:type="dxa" w:w="1300"/>
             <w:vAlign w:val="top"/>
           </w:tcPr>
           <w:p>
@@ -12015,23 +11973,40 @@
         </w:tc>
         <w:tc>
           <w:tcPr>
-            <w:tcW w:type="dxa" w:w="3200"/>
-            <w:vAlign w:val="top"/>
-          </w:tcPr>
-          <w:p>
-            <w:pPr>
-              <w:spacing w:after="20" w:line="252" w:lineRule="auto"/>
-            </w:pPr>
-            <w:r>
-              <w:rPr>
-                <w:sz w:val="17"/>
-              </w:rPr>
-            </w:r>
-          </w:p>
-        </w:tc>
-        <w:tc>
-          <w:tcPr>
-            <w:tcW w:type="dxa" w:w="1366"/>
+            <w:tcW w:type="dxa" w:w="1300"/>
+            <w:vAlign w:val="top"/>
+          </w:tcPr>
+          <w:p>
+            <w:pPr>
+              <w:spacing w:after="20" w:line="252" w:lineRule="auto"/>
+            </w:pPr>
+            <w:r>
+              <w:rPr>
+                <w:sz w:val="17"/>
+              </w:rPr>
+              <w:t>10 pass</w:t>
+            </w:r>
+          </w:p>
+        </w:tc>
+        <w:tc>
+          <w:tcPr>
+            <w:tcW w:type="dxa" w:w="2600"/>
+            <w:vAlign w:val="top"/>
+          </w:tcPr>
+          <w:p>
+            <w:pPr>
+              <w:spacing w:after="20" w:line="252" w:lineRule="auto"/>
+            </w:pPr>
+            <w:r>
+              <w:rPr>
+                <w:sz w:val="17"/>
+              </w:rPr>
+            </w:r>
+          </w:p>
+        </w:tc>
+        <w:tc>
+          <w:tcPr>
+            <w:tcW w:type="dxa" w:w="1166"/>
             <w:vAlign w:val="top"/>
           </w:tcPr>
           <w:p>
@@ -12067,7 +12042,7 @@
         </w:tc>
         <w:tc>
           <w:tcPr>
-            <w:tcW w:type="dxa" w:w="1450"/>
+            <w:tcW w:type="dxa" w:w="1300"/>
             <w:vAlign w:val="top"/>
           </w:tcPr>
           <w:p>
@@ -12084,7 +12059,7 @@
         </w:tc>
         <w:tc>
           <w:tcPr>
-            <w:tcW w:type="dxa" w:w="1650"/>
+            <w:tcW w:type="dxa" w:w="1300"/>
             <w:vAlign w:val="top"/>
           </w:tcPr>
           <w:p>
@@ -12101,23 +12076,40 @@
         </w:tc>
         <w:tc>
           <w:tcPr>
-            <w:tcW w:type="dxa" w:w="3200"/>
-            <w:vAlign w:val="top"/>
-          </w:tcPr>
-          <w:p>
-            <w:pPr>
-              <w:spacing w:after="20" w:line="252" w:lineRule="auto"/>
-            </w:pPr>
-            <w:r>
-              <w:rPr>
-                <w:sz w:val="17"/>
-              </w:rPr>
-            </w:r>
-          </w:p>
-        </w:tc>
-        <w:tc>
-          <w:tcPr>
-            <w:tcW w:type="dxa" w:w="1366"/>
+            <w:tcW w:type="dxa" w:w="1300"/>
+            <w:vAlign w:val="top"/>
+          </w:tcPr>
+          <w:p>
+            <w:pPr>
+              <w:spacing w:after="20" w:line="252" w:lineRule="auto"/>
+            </w:pPr>
+            <w:r>
+              <w:rPr>
+                <w:sz w:val="17"/>
+              </w:rPr>
+              <w:t>41 pass</w:t>
+            </w:r>
+          </w:p>
+        </w:tc>
+        <w:tc>
+          <w:tcPr>
+            <w:tcW w:type="dxa" w:w="2600"/>
+            <w:vAlign w:val="top"/>
+          </w:tcPr>
+          <w:p>
+            <w:pPr>
+              <w:spacing w:after="20" w:line="252" w:lineRule="auto"/>
+            </w:pPr>
+            <w:r>
+              <w:rPr>
+                <w:sz w:val="17"/>
+              </w:rPr>
+            </w:r>
+          </w:p>
+        </w:tc>
+        <w:tc>
+          <w:tcPr>
+            <w:tcW w:type="dxa" w:w="1166"/>
             <w:vAlign w:val="top"/>
           </w:tcPr>
           <w:p>
@@ -12154,7 +12146,7 @@
         </w:tc>
         <w:tc>
           <w:tcPr>
-            <w:tcW w:type="dxa" w:w="1450"/>
+            <w:tcW w:type="dxa" w:w="1300"/>
             <w:vAlign w:val="top"/>
           </w:tcPr>
           <w:p>
@@ -12171,7 +12163,7 @@
         </w:tc>
         <w:tc>
           <w:tcPr>
-            <w:tcW w:type="dxa" w:w="1650"/>
+            <w:tcW w:type="dxa" w:w="1300"/>
             <w:vAlign w:val="top"/>
           </w:tcPr>
           <w:p>
@@ -12188,7 +12180,24 @@
         </w:tc>
         <w:tc>
           <w:tcPr>
-            <w:tcW w:type="dxa" w:w="3200"/>
+            <w:tcW w:type="dxa" w:w="1300"/>
+            <w:vAlign w:val="top"/>
+          </w:tcPr>
+          <w:p>
+            <w:pPr>
+              <w:spacing w:after="20" w:line="252" w:lineRule="auto"/>
+            </w:pPr>
+            <w:r>
+              <w:rPr>
+                <w:sz w:val="17"/>
+              </w:rPr>
+              <w:t>4 pass, 1 fail</w:t>
+            </w:r>
+          </w:p>
+        </w:tc>
+        <w:tc>
+          <w:tcPr>
+            <w:tcW w:type="dxa" w:w="2600"/>
             <w:vAlign w:val="top"/>
           </w:tcPr>
           <w:p>
@@ -12205,7 +12214,7 @@
         </w:tc>
         <w:tc>
           <w:tcPr>
-            <w:tcW w:type="dxa" w:w="1366"/>
+            <w:tcW w:type="dxa" w:w="1166"/>
             <w:vAlign w:val="top"/>
           </w:tcPr>
           <w:p>
@@ -12242,7 +12251,7 @@
         </w:tc>
         <w:tc>
           <w:tcPr>
-            <w:tcW w:type="dxa" w:w="1450"/>
+            <w:tcW w:type="dxa" w:w="1300"/>
             <w:vAlign w:val="top"/>
           </w:tcPr>
           <w:p>
@@ -12259,7 +12268,7 @@
         </w:tc>
         <w:tc>
           <w:tcPr>
-            <w:tcW w:type="dxa" w:w="1650"/>
+            <w:tcW w:type="dxa" w:w="1300"/>
             <w:vAlign w:val="top"/>
           </w:tcPr>
           <w:p>
@@ -12276,23 +12285,40 @@
         </w:tc>
         <w:tc>
           <w:tcPr>
-            <w:tcW w:type="dxa" w:w="3200"/>
-            <w:vAlign w:val="top"/>
-          </w:tcPr>
-          <w:p>
-            <w:pPr>
-              <w:spacing w:after="20" w:line="252" w:lineRule="auto"/>
-            </w:pPr>
-            <w:r>
-              <w:rPr>
-                <w:sz w:val="17"/>
-              </w:rPr>
-            </w:r>
-          </w:p>
-        </w:tc>
-        <w:tc>
-          <w:tcPr>
-            <w:tcW w:type="dxa" w:w="1366"/>
+            <w:tcW w:type="dxa" w:w="1300"/>
+            <w:vAlign w:val="top"/>
+          </w:tcPr>
+          <w:p>
+            <w:pPr>
+              <w:spacing w:after="20" w:line="252" w:lineRule="auto"/>
+            </w:pPr>
+            <w:r>
+              <w:rPr>
+                <w:sz w:val="17"/>
+              </w:rPr>
+              <w:t>1 pass</w:t>
+            </w:r>
+          </w:p>
+        </w:tc>
+        <w:tc>
+          <w:tcPr>
+            <w:tcW w:type="dxa" w:w="2600"/>
+            <w:vAlign w:val="top"/>
+          </w:tcPr>
+          <w:p>
+            <w:pPr>
+              <w:spacing w:after="20" w:line="252" w:lineRule="auto"/>
+            </w:pPr>
+            <w:r>
+              <w:rPr>
+                <w:sz w:val="17"/>
+              </w:rPr>
+            </w:r>
+          </w:p>
+        </w:tc>
+        <w:tc>
+          <w:tcPr>
+            <w:tcW w:type="dxa" w:w="1166"/>
             <w:vAlign w:val="top"/>
           </w:tcPr>
           <w:p>
@@ -12329,7 +12355,7 @@
         </w:tc>
         <w:tc>
           <w:tcPr>
-            <w:tcW w:type="dxa" w:w="1450"/>
+            <w:tcW w:type="dxa" w:w="1300"/>
             <w:vAlign w:val="top"/>
           </w:tcPr>
           <w:p>
@@ -12346,7 +12372,7 @@
         </w:tc>
         <w:tc>
           <w:tcPr>
-            <w:tcW w:type="dxa" w:w="1650"/>
+            <w:tcW w:type="dxa" w:w="1300"/>
             <w:vAlign w:val="top"/>
           </w:tcPr>
           <w:p>
@@ -12363,23 +12389,40 @@
         </w:tc>
         <w:tc>
           <w:tcPr>
-            <w:tcW w:type="dxa" w:w="3200"/>
-            <w:vAlign w:val="top"/>
-          </w:tcPr>
-          <w:p>
-            <w:pPr>
-              <w:spacing w:after="20" w:line="252" w:lineRule="auto"/>
-            </w:pPr>
-            <w:r>
-              <w:rPr>
-                <w:sz w:val="17"/>
-              </w:rPr>
-            </w:r>
-          </w:p>
-        </w:tc>
-        <w:tc>
-          <w:tcPr>
-            <w:tcW w:type="dxa" w:w="1366"/>
+            <w:tcW w:type="dxa" w:w="1300"/>
+            <w:vAlign w:val="top"/>
+          </w:tcPr>
+          <w:p>
+            <w:pPr>
+              <w:spacing w:after="20" w:line="252" w:lineRule="auto"/>
+            </w:pPr>
+            <w:r>
+              <w:rPr>
+                <w:sz w:val="17"/>
+              </w:rPr>
+              <w:t>26 pass, 11 subtest pass</w:t>
+            </w:r>
+          </w:p>
+        </w:tc>
+        <w:tc>
+          <w:tcPr>
+            <w:tcW w:type="dxa" w:w="2600"/>
+            <w:vAlign w:val="top"/>
+          </w:tcPr>
+          <w:p>
+            <w:pPr>
+              <w:spacing w:after="20" w:line="252" w:lineRule="auto"/>
+            </w:pPr>
+            <w:r>
+              <w:rPr>
+                <w:sz w:val="17"/>
+              </w:rPr>
+            </w:r>
+          </w:p>
+        </w:tc>
+        <w:tc>
+          <w:tcPr>
+            <w:tcW w:type="dxa" w:w="1166"/>
             <w:vAlign w:val="top"/>
           </w:tcPr>
           <w:p>
@@ -12415,7 +12458,7 @@
         </w:tc>
         <w:tc>
           <w:tcPr>
-            <w:tcW w:type="dxa" w:w="1450"/>
+            <w:tcW w:type="dxa" w:w="1300"/>
             <w:vAlign w:val="top"/>
           </w:tcPr>
           <w:p>
@@ -12432,7 +12475,7 @@
         </w:tc>
         <w:tc>
           <w:tcPr>
-            <w:tcW w:type="dxa" w:w="1650"/>
+            <w:tcW w:type="dxa" w:w="1300"/>
             <w:vAlign w:val="top"/>
           </w:tcPr>
           <w:p>
@@ -12449,23 +12492,40 @@
         </w:tc>
         <w:tc>
           <w:tcPr>
-            <w:tcW w:type="dxa" w:w="3200"/>
-            <w:vAlign w:val="top"/>
-          </w:tcPr>
-          <w:p>
-            <w:pPr>
-              <w:spacing w:after="20" w:line="252" w:lineRule="auto"/>
-            </w:pPr>
-            <w:r>
-              <w:rPr>
-                <w:sz w:val="17"/>
-              </w:rPr>
-            </w:r>
-          </w:p>
-        </w:tc>
-        <w:tc>
-          <w:tcPr>
-            <w:tcW w:type="dxa" w:w="1366"/>
+            <w:tcW w:type="dxa" w:w="1300"/>
+            <w:vAlign w:val="top"/>
+          </w:tcPr>
+          <w:p>
+            <w:pPr>
+              <w:spacing w:after="20" w:line="252" w:lineRule="auto"/>
+            </w:pPr>
+            <w:r>
+              <w:rPr>
+                <w:sz w:val="17"/>
+              </w:rPr>
+              <w:t>38 pass</w:t>
+            </w:r>
+          </w:p>
+        </w:tc>
+        <w:tc>
+          <w:tcPr>
+            <w:tcW w:type="dxa" w:w="2600"/>
+            <w:vAlign w:val="top"/>
+          </w:tcPr>
+          <w:p>
+            <w:pPr>
+              <w:spacing w:after="20" w:line="252" w:lineRule="auto"/>
+            </w:pPr>
+            <w:r>
+              <w:rPr>
+                <w:sz w:val="17"/>
+              </w:rPr>
+            </w:r>
+          </w:p>
+        </w:tc>
+        <w:tc>
+          <w:tcPr>
+            <w:tcW w:type="dxa" w:w="1166"/>
             <w:vAlign w:val="top"/>
           </w:tcPr>
           <w:p>
@@ -12501,7 +12561,7 @@
         </w:tc>
         <w:tc>
           <w:tcPr>
-            <w:tcW w:type="dxa" w:w="1450"/>
+            <w:tcW w:type="dxa" w:w="1300"/>
             <w:vAlign w:val="top"/>
           </w:tcPr>
           <w:p>
@@ -12518,7 +12578,7 @@
         </w:tc>
         <w:tc>
           <w:tcPr>
-            <w:tcW w:type="dxa" w:w="1650"/>
+            <w:tcW w:type="dxa" w:w="1300"/>
             <w:vAlign w:val="top"/>
           </w:tcPr>
           <w:p>
@@ -12535,24 +12595,42 @@
         </w:tc>
         <w:tc>
           <w:tcPr>
-            <w:tcW w:type="dxa" w:w="3200"/>
-            <w:vAlign w:val="top"/>
-          </w:tcPr>
-          <w:p>
-            <w:pPr>
-              <w:spacing w:after="20" w:line="252" w:lineRule="auto"/>
-            </w:pPr>
-            <w:r>
-              <w:rPr>
-                <w:sz w:val="17"/>
-              </w:rPr>
-              <w:t>Chạy riêng từng file; chạy chung tests/ và test/ vẫn lỗi collect</w:t>
-            </w:r>
-          </w:p>
-        </w:tc>
-        <w:tc>
-          <w:tcPr>
-            <w:tcW w:type="dxa" w:w="1366"/>
+            <w:tcW w:type="dxa" w:w="1300"/>
+            <w:vAlign w:val="top"/>
+          </w:tcPr>
+          <w:p>
+            <w:pPr>
+              <w:spacing w:after="20" w:line="252" w:lineRule="auto"/>
+            </w:pPr>
+            <w:r>
+              <w:rPr>
+                <w:b/>
+                <w:sz w:val="17"/>
+              </w:rPr>
+              <w:t>204 pass, 2 fail</w:t>
+            </w:r>
+          </w:p>
+        </w:tc>
+        <w:tc>
+          <w:tcPr>
+            <w:tcW w:type="dxa" w:w="2600"/>
+            <w:vAlign w:val="top"/>
+          </w:tcPr>
+          <w:p>
+            <w:pPr>
+              <w:spacing w:after="20" w:line="252" w:lineRule="auto"/>
+            </w:pPr>
+            <w:r>
+              <w:rPr>
+                <w:sz w:val="17"/>
+              </w:rPr>
+              <w:t>Chạy riêng từng file; chạy chung tests/ và test/ vẫn lỗi collect. Chạy test làm bẩn git trở lại vì 72a7377 commit lại parser/__pycache__/*.pyc (H5).</w:t>
+            </w:r>
+          </w:p>
+        </w:tc>
+        <w:tc>
+          <w:tcPr>
+            <w:tcW w:type="dxa" w:w="1166"/>
             <w:vAlign w:val="top"/>
           </w:tcPr>
           <w:p>
@@ -12585,7 +12663,7 @@
     <w:p>
       <w:pPr/>
       <w:r>
-        <w:t>Bảng dưới đây là thứ tự làm cho các lỗi còn mở sau khi gộp CTM và NMA, tính cả các lỗi mới A23, A24, B12. Mỗi bước ghi việc cụ thể, owner, điều kiện để bắt đầu và tiêu chí để coi là xong. Màu ở cột Bước: đỏ là đang chặn các bước sau, vàng là làm ngay khi có điều kiện, xanh là làm sau. Những lỗi đã sửa (mục 3) không có trong bảng.</w:t>
+        <w:t>Bảng dưới đây là thứ tự làm cho các lỗi còn mở sau khi gộp CTM và NMA, tính cả các lỗi mới A25, A26, B12. Mỗi bước ghi việc cụ thể, owner, điều kiện để bắt đầu và tiêu chí để coi là xong. Màu ở cột Bước: đỏ là đang chặn các bước sau, vàng là làm ngay khi có điều kiện, xanh là làm sau. Những lỗi đã sửa (mục 3) không có trong bảng.</w:t>
       </w:r>
     </w:p>
     <w:tbl>
@@ -12955,7 +13033,7 @@
               <w:rPr>
                 <w:sz w:val="17"/>
               </w:rPr>
-              <w:t>Sửa hàm tách tiêu đề theo dòng: chỉ nối dòng viết thường, tên riêng bị ngắt hoặc dòng sau từ nối; so cụm mở đầu có phân biệt hoa thường (A24, phần còn lại của A23). Bỏ header bản in và nhãn “Hướng dẫn” ở ND04, ND05 (A13). Cắt chú thích cuối trang VBHN ở Điều 2, 123 Luật 52/2014 (A6). Cắt 2 đuôi chữ ký còn lại (A21). Test giá trị cho 11 văn bản và test bất biến chạy parser trên 11 TXT (A7). Không bỏ qua Điều khi dựng Khoản lỗi (H8). Sinh lại parsed_jsons, rồi chạy lại export ở bước 3.</w:t>
+              <w:t>Sửa mẫu cắt chú thích VBHN để không xóa Khoản nằm sau chú thích, bỏ IGNORECASE ở mẫu “Hướng dẫn”, xóa số chú thích dính chữ (A25, A6). clause_regex nhận Khoản viết thường; văn bản không có tiêu đề Điều (Luật 1986) để title null; quyết định cách xử lý 2 TT chia theo mục La Mã; sửa bản ghi registry của Luật 1986 (A26). Cắt tên người ký theo quy tắc chung (A21). Test giá trị và test bất biến cho mọi văn bản, test bảo toàn nội dung cho cleaner, test chạy exporter (A7). Không bỏ qua Điều khi dựng Khoản lỗi (H8). Sinh lại parsed_jsons, rồi chạy lại export ở bước 3.</w:t>
             </w:r>
           </w:p>
         </w:tc>
@@ -12971,7 +13049,7 @@
               <w:rPr>
                 <w:sz w:val="17"/>
               </w:rPr>
-              <w:t>A24, A13, A6, A21, A23, A7, H8</w:t>
+              <w:t>A25, A26, A6, A21, A7, H8</w:t>
             </w:r>
           </w:p>
         </w:tc>
@@ -12985,10 +13063,9 @@
             </w:pPr>
             <w:r>
               <w:rPr>
-                <w:b w:val="0"/>
-                <w:sz w:val="17"/>
-              </w:rPr>
-              <w:t>Parser</w:t>
+                <w:sz w:val="17"/>
+              </w:rPr>
+              <w:t>Parser (registry: Dev 1)</w:t>
             </w:r>
           </w:p>
         </w:tc>
@@ -13004,7 +13081,7 @@
               <w:rPr>
                 <w:sz w:val="17"/>
               </w:rPr>
-              <w:t>Ngay; A24 trước tiên vì corpus đang dùng mang lỗi này.</w:t>
+              <w:t>Ngay; A25 trước tiên vì corpus đang dùng thiếu khoản 4, 5 của Luật 52/2014 Điều 2.</w:t>
             </w:r>
           </w:p>
         </w:tc>
@@ -13020,7 +13097,7 @@
               <w:rPr>
                 <w:sz w:val="17"/>
               </w:rPr>
-              <w:t>parsed_jsons: 0 header, URL, chú thích, chữ ký; tiêu đề 13 Điều của A23 đúng; 0 Điều có intro hoặc Khoản đầu bắt đầu giữa câu (A24); test giá trị pass 11/11 văn bản.</w:t>
+              <w:t>pytest parser/ pass; số Khoản của mọi Điều khớp TXT; 0 chú thích, chữ ký, số chú thích dính chữ; cleaner không xóa từ nào ngoài khối được phép; exporter chạy hết parsed_jsons (21 văn bản hoặc danh sách đã chốt).</w:t>
             </w:r>
           </w:p>
         </w:tc>
@@ -13725,7 +13802,7 @@
               <w:rPr>
                 <w:sz w:val="17"/>
               </w:rPr>
-              <w:t>A24 (corpus đang dùng mang lỗi này) và A8, rồi A13, A6, A21, phần còn lại của A23.</w:t>
+              <w:t>A25 (corpus đang dùng thiếu khoản 4, 5 của Luật 52/2014 Điều 2) và A26 (exporter dừng ở NĐ 68/2002), rồi A8, A6, A21, A7.</w:t>
             </w:r>
           </w:p>
         </w:tc>
@@ -14067,7 +14144,7 @@
     <w:p>
       <w:pPr/>
       <w:r>
-        <w:t>Trước khi commit, kiểm 4 điều: report ghi tokenization_backend = “underthesea”; số chunk và parent hợp lý (parser e64c49a cho 1.160 / 511, bản mẫu sửa A24 cũng 1.160 / 511); không chunk nào có text bắt đầu giữa câu do A24; tests/schema_test.py pass; git status không có file .pyc bị đổi (nếu có thì git checkout -- các thư mục __pycache__). Sau khi commit corpus phải làm tiếp bước 4 (map gold) và dựng lại index ở bước 5. Trước đó mọi số đo retrieval đều không chấm được.</w:t>
+        <w:t>Trước khi commit, kiểm 4 điều: report ghi tokenization_backend = “underthesea”; số chunk và parent hợp lý (parser 72a7377 cho 1.156 / 508 trên 11 văn bản cũ; trên đủ 21 văn bản exporter hiện dừng ở NĐ 68/2002, xem A26); Luật 52/2014 Điều 2 có đủ 5 Khoản (A25); tests/schema_test.py pass; git status không có file .pyc bị đổi (nếu có thì git checkout -- các thư mục __pycache__). Sau khi commit corpus phải làm tiếp bước 4 (map gold) và dựng lại index ở bước 5. Trước đó mọi số đo retrieval đều không chấm được.</w:t>
       </w:r>
     </w:p>
     <w:p>
@@ -15752,6 +15829,510 @@
                 <w:sz w:val="17"/>
               </w:rPr>
               <w:t>Không đổi. Thêm: chunk_payload_schema.json cũng có 7 loại; DOCUMENT_TYPE_PREFIX của parser nhận 15 loại nên văn bản ngoài 7 loại vẫn qua được parser.</w:t>
+            </w:r>
+          </w:p>
+        </w:tc>
+      </w:tr>
+    </w:tbl>
+    <w:p>
+      <w:pPr>
+        <w:spacing w:after="40"/>
+      </w:pPr>
+    </w:p>
+    <w:p>
+      <w:pPr>
+        <w:pStyle w:val="Heading1"/>
+      </w:pPr>
+      <w:r>
+        <w:rPr/>
+        <w:t>Phụ lục E. Kiểm lại nhóm A sau khi kéo NMA 72a7377</w:t>
+      </w:r>
+    </w:p>
+    <w:p>
+      <w:r>
+        <w:rPr/>
+        <w:t>Kiểm lại ngày 24/10/2026 trên commit 72a7377: testing fast-forward lên origin/NMA, gồm aba586d (“fix marking, fix title va intro cua clause, fix chu ky”), cb0e758 (“fix article title”), 4a7bb6d (gộp testing vào NMA, giữ parser của NMA) và 72a7377 (“thêm file luat”). Ngoài parser/, các commit đổi registry, chunks.jsonl, parents.json, chunking_report.json và kết quả BM25 trong evaluation/results; phần còn lại của testing không đổi so với fcbd5e3. Cách kiểm: chép parser/, chunking/, data/reference/, schemas/ sang thư mục tạm, chạy lại parser (không đặt biến môi trường) và exporter; so từng Điều của parsed_jsons với bản 75dd586 và e64c49a; so cleaned_texts với fcbd5e3 và với extracted_texts_qwen; export lại riêng 11 văn bản cũ để so với chunks.jsonl trong repo; chạy pytest từng file. Không ghi gì vào repo ngoài báo cáo này.</w:t>
+      </w:r>
+    </w:p>
+    <w:tbl>
+      <w:tblPr>
+        <w:tblStyle w:val="TableGrid"/>
+        <w:tblW w:type="auto" w:w="0"/>
+        <w:jc w:val="center"/>
+        <w:tblLayout w:type="fixed"/>
+        <w:tblLook w:firstColumn="1" w:firstRow="1" w:lastColumn="0" w:lastRow="0" w:noHBand="0" w:noVBand="1" w:val="04A0"/>
+      </w:tblPr>
+      <w:tblGrid>
+        <w:gridCol w:w="3289"/>
+        <w:gridCol w:w="3289"/>
+        <w:gridCol w:w="3289"/>
+      </w:tblGrid>
+      <w:tr>
+        <w:trPr>
+          <w:tblHeader w:val="true"/>
+        </w:trPr>
+        <w:tc>
+          <w:tcPr>
+            <w:tcW w:type="dxa" w:w="1100"/>
+            <w:shd w:val="clear" w:color="auto" w:fill="DCE6F1"/>
+          </w:tcPr>
+          <w:p>
+            <w:r>
+              <w:rPr>
+                <w:b/>
+                <w:sz w:val="17"/>
+              </w:rPr>
+              <w:t>#</w:t>
+            </w:r>
+          </w:p>
+        </w:tc>
+        <w:tc>
+          <w:tcPr>
+            <w:tcW w:type="dxa" w:w="3200"/>
+            <w:shd w:val="clear" w:color="auto" w:fill="DCE6F1"/>
+          </w:tcPr>
+          <w:p>
+            <w:r>
+              <w:rPr>
+                <w:b/>
+                <w:sz w:val="17"/>
+              </w:rPr>
+              <w:t>Ở e64c49a</w:t>
+            </w:r>
+          </w:p>
+        </w:tc>
+        <w:tc>
+          <w:tcPr>
+            <w:tcW w:type="dxa" w:w="5566"/>
+            <w:shd w:val="clear" w:color="auto" w:fill="DCE6F1"/>
+          </w:tcPr>
+          <w:p>
+            <w:r>
+              <w:rPr>
+                <w:b/>
+                <w:sz w:val="17"/>
+              </w:rPr>
+              <w:t>Ở 72a7377</w:t>
+            </w:r>
+          </w:p>
+        </w:tc>
+      </w:tr>
+      <w:tr>
+        <w:tc>
+          <w:tcPr>
+            <w:tcW w:type="dxa" w:w="1100"/>
+          </w:tcPr>
+          <w:p>
+            <w:r>
+              <w:rPr>
+                <w:b/>
+                <w:sz w:val="17"/>
+              </w:rPr>
+              <w:t>A24</w:t>
+            </w:r>
+          </w:p>
+        </w:tc>
+        <w:tc>
+          <w:tcPr>
+            <w:tcW w:type="dxa" w:w="3200"/>
+          </w:tcPr>
+          <w:p>
+            <w:r>
+              <w:rPr>
+                <w:sz w:val="17"/>
+              </w:rPr>
+              <w:t>55 Điều nuốt nội dung; corpus: 82 chunk bắt đầu giữa câu, 3 chunk dưới 10 ký tự.</w:t>
+            </w:r>
+          </w:p>
+        </w:tc>
+        <w:tc>
+          <w:tcPr>
+            <w:tcW w:type="dxa" w:w="5566"/>
+          </w:tcPr>
+          <w:p>
+            <w:r>
+              <w:rPr>
+                <w:sz w:val="17"/>
+              </w:rPr>
+              <w:t>Đã sửa. split_title_from_line_structure chỉ nối dòng viết thường, dòng sau từ nối hoặc sau tên riêng bị ngắt. 0 Điều có intro hoặc Khoản đầu bắt đầu bằng chữ thường (trước 54); 2 tiêu đề trên 40 từ (trước 28), đều là tiêu đề thật (NĐ 126/2014 Điều 8, TT 02a/2015 Điều 4). Luật 52/2014 Điều 21 có khoản 1 đủ câu. Corpus trong repo: 0 chunk dưới 10 ký tự, schema_test 11/11 pass. Lỗi cùng cơ chế ở Luật 1986, văn bản không có tiêu đề Điều, ghi ở A26.</w:t>
+            </w:r>
+          </w:p>
+        </w:tc>
+      </w:tr>
+      <w:tr>
+        <w:tc>
+          <w:tcPr>
+            <w:tcW w:type="dxa" w:w="1100"/>
+          </w:tcPr>
+          <w:p>
+            <w:r>
+              <w:rPr>
+                <w:b/>
+                <w:sz w:val="17"/>
+              </w:rPr>
+              <w:t>A23</w:t>
+            </w:r>
+          </w:p>
+        </w:tc>
+        <w:tc>
+          <w:tcPr>
+            <w:tcW w:type="dxa" w:w="3200"/>
+          </w:tcPr>
+          <w:p>
+            <w:r>
+              <w:rPr>
+                <w:sz w:val="17"/>
+              </w:rPr>
+              <w:t>9/13 Điều đúng.</w:t>
+            </w:r>
+          </w:p>
+        </w:tc>
+        <w:tc>
+          <w:tcPr>
+            <w:tcW w:type="dxa" w:w="5566"/>
+          </w:tcPr>
+          <w:p>
+            <w:r>
+              <w:rPr>
+                <w:sz w:val="17"/>
+              </w:rPr>
+              <w:t>Đã sửa: 13/13 Điều đúng; Luật 22/2000 Điều 7 có tiêu đề (trước rỗng); NĐ 126/2014 Điều 37 và TT 32/2016 Điều 3 hết bị cắt. Chưa có test cho TTLT 01/2016 Điều 9, TT 02a/2015 Điều 9, 14 (chuyển sang A7).</w:t>
+            </w:r>
+          </w:p>
+        </w:tc>
+      </w:tr>
+      <w:tr>
+        <w:tc>
+          <w:tcPr>
+            <w:tcW w:type="dxa" w:w="1100"/>
+          </w:tcPr>
+          <w:p>
+            <w:r>
+              <w:rPr>
+                <w:b/>
+                <w:sz w:val="17"/>
+              </w:rPr>
+              <w:t>A13</w:t>
+            </w:r>
+          </w:p>
+        </w:tc>
+        <w:tc>
+          <w:tcPr>
+            <w:tcW w:type="dxa" w:w="3200"/>
+          </w:tcPr>
+          <w:p>
+            <w:r>
+              <w:rPr>
+                <w:sz w:val="17"/>
+              </w:rPr>
+              <w:t>Header bản in ở 12 Điều NĐ 10/2015 và 11 Điều NĐ 70/2001; 25 chunk; nhãn “Hướng dẫn” ở 4 chỗ.</w:t>
+            </w:r>
+          </w:p>
+        </w:tc>
+        <w:tc>
+          <w:tcPr>
+            <w:tcW w:type="dxa" w:w="5566"/>
+          </w:tcPr>
+          <w:p>
+            <w:r>
+              <w:rPr>
+                <w:sz w:val="17"/>
+              </w:rPr>
+              <w:t>Đã sửa: ND04.txt, ND05.txt còn 0 dòng header và 0 nhãn; parsed_jsons và corpus 0 chunk. Mẫu nhãn “Hướng dẫn” xóa nhầm chữ thật ở văn bản khác (A25).</w:t>
+            </w:r>
+          </w:p>
+        </w:tc>
+      </w:tr>
+      <w:tr>
+        <w:tc>
+          <w:tcPr>
+            <w:tcW w:type="dxa" w:w="1100"/>
+          </w:tcPr>
+          <w:p>
+            <w:r>
+              <w:rPr>
+                <w:b/>
+                <w:sz w:val="17"/>
+              </w:rPr>
+              <w:t>A6</w:t>
+            </w:r>
+          </w:p>
+        </w:tc>
+        <w:tc>
+          <w:tcPr>
+            <w:tcW w:type="dxa" w:w="3200"/>
+          </w:tcPr>
+          <w:p>
+            <w:r>
+              <w:rPr>
+                <w:sz w:val="17"/>
+              </w:rPr>
+              <w:t>2 chú thích VBHN trong corpus (Điều 2, 123).</w:t>
+            </w:r>
+          </w:p>
+        </w:tc>
+        <w:tc>
+          <w:tcPr>
+            <w:tcW w:type="dxa" w:w="5566"/>
+          </w:tcPr>
+          <w:p>
+            <w:r>
+              <w:rPr>
+                <w:sz w:val="17"/>
+              </w:rPr>
+              <w:t>Chú thích ở Điều 2, 123, 131 đã cắt, nhưng mẫu cắt ở Điều 2 xóa luôn khoản 4, 5 (A25). Còn “khu vực2” ở Điều 123 khoản 3; registry không đổi.</w:t>
+            </w:r>
+          </w:p>
+        </w:tc>
+      </w:tr>
+      <w:tr>
+        <w:tc>
+          <w:tcPr>
+            <w:tcW w:type="dxa" w:w="1100"/>
+          </w:tcPr>
+          <w:p>
+            <w:r>
+              <w:rPr>
+                <w:b/>
+                <w:sz w:val="17"/>
+              </w:rPr>
+              <w:t>A21</w:t>
+            </w:r>
+          </w:p>
+        </w:tc>
+        <w:tc>
+          <w:tcPr>
+            <w:tcW w:type="dxa" w:w="3200"/>
+          </w:tcPr>
+          <w:p>
+            <w:r>
+              <w:rPr>
+                <w:sz w:val="17"/>
+              </w:rPr>
+              <w:t>2 đuôi chữ ký trong corpus.</w:t>
+            </w:r>
+          </w:p>
+        </w:tc>
+        <w:tc>
+          <w:tcPr>
+            <w:tcW w:type="dxa" w:w="5566"/>
+          </w:tcPr>
+          <w:p>
+            <w:r>
+              <w:rPr>
+                <w:sz w:val="17"/>
+              </w:rPr>
+              <w:t>2 đuôi cũ đã cắt. Tên người ký được viết cứng 3 tên; Luật 1986 Điều 57 còn “Trường Chinh”.</w:t>
+            </w:r>
+          </w:p>
+        </w:tc>
+      </w:tr>
+      <w:tr>
+        <w:tc>
+          <w:tcPr>
+            <w:tcW w:type="dxa" w:w="1100"/>
+          </w:tcPr>
+          <w:p>
+            <w:r>
+              <w:rPr>
+                <w:b/>
+                <w:sz w:val="17"/>
+              </w:rPr>
+              <w:t>A25 (mới)</w:t>
+            </w:r>
+          </w:p>
+        </w:tc>
+        <w:tc>
+          <w:tcPr>
+            <w:tcW w:type="dxa" w:w="3200"/>
+          </w:tcPr>
+          <w:p>
+            <w:r>
+              <w:rPr>
+                <w:sz w:val="17"/>
+              </w:rPr>
+              <w:t>—</w:t>
+            </w:r>
+          </w:p>
+        </w:tc>
+        <w:tc>
+          <w:tcPr>
+            <w:tcW w:type="dxa" w:w="5566"/>
+          </w:tcPr>
+          <w:p>
+            <w:r>
+              <w:rPr>
+                <w:sz w:val="17"/>
+              </w:rPr>
+              <w:t>Cao. Cleaner xóa khoản 4, 5 của Luật 52/2014 Điều 2 và 5 chữ “hướng dẫn” thật; trong corpus 2 chunk mất, 3 chunk mất chữ; test parser fail 1.</w:t>
+            </w:r>
+          </w:p>
+        </w:tc>
+      </w:tr>
+      <w:tr>
+        <w:tc>
+          <w:tcPr>
+            <w:tcW w:type="dxa" w:w="1100"/>
+          </w:tcPr>
+          <w:p>
+            <w:r>
+              <w:rPr>
+                <w:b/>
+                <w:sz w:val="17"/>
+              </w:rPr>
+              <w:t>A26 (mới)</w:t>
+            </w:r>
+          </w:p>
+        </w:tc>
+        <w:tc>
+          <w:tcPr>
+            <w:tcW w:type="dxa" w:w="3200"/>
+          </w:tcPr>
+          <w:p>
+            <w:r>
+              <w:rPr>
+                <w:sz w:val="17"/>
+              </w:rPr>
+              <w:t>—</w:t>
+            </w:r>
+          </w:p>
+        </w:tc>
+        <w:tc>
+          <w:tcPr>
+            <w:tcW w:type="dxa" w:w="5566"/>
+          </w:tcPr>
+          <w:p>
+            <w:r>
+              <w:rPr>
+                <w:sz w:val="17"/>
+              </w:rPr>
+              <w:t>Cao. 10 văn bản mới; exporter dừng ở NĐ 68/2002 Điều 39; Luật 1986 có 25 tiêu đề giả; 2 TT không parse được; ID registry của Luật 1986 có chữ hoa và sai mã.</w:t>
+            </w:r>
+          </w:p>
+        </w:tc>
+      </w:tr>
+      <w:tr>
+        <w:tc>
+          <w:tcPr>
+            <w:tcW w:type="dxa" w:w="1100"/>
+          </w:tcPr>
+          <w:p>
+            <w:r>
+              <w:rPr>
+                <w:b/>
+                <w:sz w:val="17"/>
+              </w:rPr>
+              <w:t>A7, A8, A11, A16</w:t>
+            </w:r>
+          </w:p>
+        </w:tc>
+        <w:tc>
+          <w:tcPr>
+            <w:tcW w:type="dxa" w:w="3200"/>
+          </w:tcPr>
+          <w:p>
+            <w:r>
+              <w:rPr>
+                <w:sz w:val="17"/>
+              </w:rPr>
+              <w:t>Như mục 3.</w:t>
+            </w:r>
+          </w:p>
+        </w:tc>
+        <w:tc>
+          <w:tcPr>
+            <w:tcW w:type="dxa" w:w="5566"/>
+          </w:tcPr>
+          <w:p>
+            <w:r>
+              <w:rPr>
+                <w:sz w:val="17"/>
+              </w:rPr>
+              <w:t>A7: test không đổi, nay 1 fail (A25). A8: không đổi. A11: DOCUMENT_NUMBER_RE không khớp được nhãn “Số:”, số hiệu vẫn đúng 23/23 nhờ nhánh dự phòng. A16: metadata 21/21 văn bản khớp registry.</w:t>
+            </w:r>
+          </w:p>
+        </w:tc>
+      </w:tr>
+      <w:tr>
+        <w:tc>
+          <w:tcPr>
+            <w:tcW w:type="dxa" w:w="1100"/>
+          </w:tcPr>
+          <w:p>
+            <w:r>
+              <w:rPr>
+                <w:b/>
+                <w:sz w:val="17"/>
+              </w:rPr>
+              <w:t>Corpus</w:t>
+            </w:r>
+          </w:p>
+        </w:tc>
+        <w:tc>
+          <w:tcPr>
+            <w:tcW w:type="dxa" w:w="3200"/>
+          </w:tcPr>
+          <w:p>
+            <w:r>
+              <w:rPr>
+                <w:sz w:val="17"/>
+              </w:rPr>
+              <w:t>1.160 chunk, 511 parent, 11 văn bản, có tách từ.</w:t>
+            </w:r>
+          </w:p>
+        </w:tc>
+        <w:tc>
+          <w:tcPr>
+            <w:tcW w:type="dxa" w:w="5566"/>
+          </w:tcPr>
+          <w:p>
+            <w:r>
+              <w:rPr>
+                <w:sz w:val="17"/>
+              </w:rPr>
+              <w:t>1.156 chunk, 508 parent, 11 văn bản. Giống hệt bản export lại 11 văn bản cũ từ parsed_jsons hiện tại, trừ seg_text và embed_text: report ghi tokenization_backend = fallback_whitespace (B2). 10 văn bản mới chưa có.</w:t>
+            </w:r>
+          </w:p>
+        </w:tc>
+      </w:tr>
+      <w:tr>
+        <w:tc>
+          <w:tcPr>
+            <w:tcW w:type="dxa" w:w="1100"/>
+          </w:tcPr>
+          <w:p>
+            <w:r>
+              <w:rPr>
+                <w:b/>
+                <w:sz w:val="17"/>
+              </w:rPr>
+              <w:t>Test</w:t>
+            </w:r>
+          </w:p>
+        </w:tc>
+        <w:tc>
+          <w:tcPr>
+            <w:tcW w:type="dxa" w:w="3200"/>
+          </w:tcPr>
+          <w:p>
+            <w:r>
+              <w:rPr>
+                <w:sz w:val="17"/>
+              </w:rPr>
+              <w:t>parser/ 33 pass; schema_test 10 pass, 1 fail.</w:t>
+            </w:r>
+          </w:p>
+        </w:tc>
+        <w:tc>
+          <w:tcPr>
+            <w:tcW w:type="dxa" w:w="5566"/>
+          </w:tcPr>
+          <w:p>
+            <w:r>
+              <w:rPr>
+                <w:sz w:val="17"/>
+              </w:rPr>
+              <w:t>parser/ 32 pass, 1 fail (A25); schema_test 11 pass. Chạy test lại làm bẩn git vì parser/__pycache__/*.pyc được commit lại (H5).</w:t>
             </w:r>
           </w:p>
         </w:tc>

--- a/docs/sprint6_issue_recheck_after_merge.docx
+++ b/docs/sprint6_issue_recheck_after_merge.docx
@@ -25,7 +25,7 @@
         <w:rPr>
           <w:sz w:val="19"/>
         </w:rPr>
-        <w:t>Người lập: Dev 5 (Reranker &amp; Packaging Lead)   ·   Ngày: 22/10/2026   ·   Phạm vi: nhánh testing, commit 75dd586 (gộp CTM 5b62b35 và NMA f8e8311); nhóm A kiểm lại trên e9ee31d, e64c49a và 72a7377; nhóm C kiểm lại trên bafe1e8</w:t>
+        <w:t>Người lập: Dev 5 (Reranker &amp; Packaging Lead)   ·   Ngày: 22/10/2026   ·   Phạm vi: nhánh testing, commit 75dd586 (gộp CTM 5b62b35 và NMA f8e8311); nhóm A kiểm lại trên e9ee31d, e64c49a và 72a7377; nhóm C kiểm lại trên bafe1e8; nhóm B kiểm lại và sửa trên nhánh chunking_test (1c40712)</w:t>
       </w:r>
     </w:p>
     <w:p>
@@ -34,7 +34,7 @@
         <w:rPr>
           <w:sz w:val="19"/>
         </w:rPr>
-        <w:t>Cập nhật 23/10/2026: kiểm lại sau khi gộp origin/CTM ee755a5 vào testing (commit e64c49a). Mục 3 chỉ ghi phần còn lỗi tính tới e64c49a, gồm cả 7 lỗi mới. Cùng ngày, nhóm A được kiểm lại toàn bộ trên e64c49a (Phụ lục C); A24 và Phụ lục B (kết quả kiểm nhóm A trên e9ee31d ngày 22/10) bị mất trong lần cập nhật trước nên được ghi lại. Cũng ngày 23/10, nhóm C được kiểm lại toàn bộ trên bafe1e8, gồm phân tích lại C6 (Phụ lục D). Ngày 24/10/2026, sau khi kéo nhánh NMA mới nhất (testing fast-forward lên 72a7377), nhóm A được kiểm lại toàn bộ (Phụ lục E): A13, A23, A24 đã sửa và được bỏ khỏi bảng; thêm 2 lỗi mới A25, A26.</w:t>
+        <w:t>Cập nhật 23/10/2026: kiểm lại sau khi gộp origin/CTM ee755a5 vào testing (commit e64c49a). Mục 3 chỉ ghi phần còn lỗi tính tới e64c49a, gồm cả 7 lỗi mới. Cùng ngày, nhóm A được kiểm lại toàn bộ trên e64c49a (Phụ lục C); A24 và Phụ lục B (kết quả kiểm nhóm A trên e9ee31d ngày 22/10) bị mất trong lần cập nhật trước nên được ghi lại. Cũng ngày 23/10, nhóm C được kiểm lại toàn bộ trên bafe1e8, gồm phân tích lại C6 (Phụ lục D). Ngày 24/10/2026, sau khi kéo nhánh NMA mới nhất (testing fast-forward lên 72a7377), nhóm A được kiểm lại toàn bộ (Phụ lục E): A13, A23, A24 đã sửa và được bỏ khỏi bảng; thêm 2 lỗi mới A25, A26. Cũng ngày 24/10, nhóm B được kiểm lại và sửa trên nhánh chunking_test (Phụ lục F): B9, B12 đã sửa và được bỏ khỏi bảng; B1, B10, B13 đã sửa trong code nhưng còn trong bảng cho tới khi corpus trong repo được sinh lại; thêm 3 lỗi mới B14, B15, B16, đều đã sửa.</w:t>
       </w:r>
     </w:p>
     <w:p>
@@ -50,7 +50,7 @@
         <w:spacing w:after="80"/>
       </w:pPr>
       <w:r>
-        <w:t>Trong 67 lỗi của register v2, tính tới commit e64c49a (nhóm A tính tới 72a7377, nhóm C tính tới bafe1e8): 20 đã sửa, 1 đóng, 14 còn một phần, 3 đổi tính chất, 3 nặng hơn, 26 còn nguyên. Phát hiện thêm 14 lỗi mới: A22, A23, A24, B11, B12 (22/10; A22, A23, A24 và B11 nay đã sửa), B13, C6, C7, C8, C9, D5, H9 (23/10, sau khi gộp CTM; C7 nay sửa một phần ở af8ee9a) và A25, A26 (24/10, sau khi kéo NMA 72a7377). Trong 15 lỗi mức Cao, 6 đã sửa (A1, A12, A13, A14, E15, C1), 9 còn mở. Nhóm A, B, C đã được kiểm lại lần 2 trên commit 75dd586; các chỗ đính chính ghi ở Phụ lục A. Nhóm A được kiểm lại lần 3 trên e9ee31d (Phụ lục B), lần 4 trên e64c49a (Phụ lục C) và lần 5 trên 72a7377 (Phụ lục E). Ngày 23/10 kiểm lại các lỗi liên quan tới thay đổi của CTM và toàn bộ nhóm A; nhóm C được kiểm lại toàn bộ trên bafe1e8 (Phụ lục D); các lỗi còn lại giữ kết quả ngày 22/10.</w:t>
+        <w:t>Trong 67 lỗi của register v2, tính tới commit e64c49a (nhóm A tính tới 72a7377, nhóm B tính tới bản sửa chunking ngày 24/10, nhóm C tính tới bafe1e8): 21 đã sửa, 1 đóng, 17 còn một phần, 3 đổi tính chất, 2 nặng hơn, 23 còn nguyên. Phát hiện thêm 17 lỗi mới: A22, A23, A24, B11, B12 (22/10; A22, A23, A24, B11 và B12 nay đã sửa), B13 (nay sửa trong code, chờ sinh lại corpus), C6, C7, C8, C9, D5, H9 (23/10, sau khi gộp CTM; C7 nay sửa một phần ở af8ee9a), A25, A26 (24/10, sau khi kéo NMA 72a7377) và B14, B15, B16 (24/10, khi kiểm lại nhóm B; đã sửa). Trong 15 lỗi mức Cao, 6 đã sửa (A1, A12, A13, A14, E15, C1), 9 còn mở. Nhóm A, B, C đã được kiểm lại lần 2 trên commit 75dd586; các chỗ đính chính ghi ở Phụ lục A. Nhóm A được kiểm lại lần 3 trên e9ee31d (Phụ lục B), lần 4 trên e64c49a (Phụ lục C) và lần 5 trên 72a7377 (Phụ lục E). Ngày 23/10 kiểm lại các lỗi liên quan tới thay đổi của CTM và toàn bộ nhóm A; nhóm C được kiểm lại toàn bộ trên bafe1e8 (Phụ lục D); ngày 24/10 nhóm B được kiểm lại và sửa trên nhánh chunking_test (Phụ lục F); các lỗi còn lại giữ kết quả ngày 22/10.</w:t>
       </w:r>
     </w:p>
     <w:p>
@@ -68,7 +68,17 @@
       </w:pPr>
       <w:r>
         <w:rPr/>
-        <w:t>Bản sửa parser mới nhất xóa nhầm nội dung (A25, Cao). NMA 72a7377 đã sửa A24, A23, A13, và corpus trong repo được sinh lại từ bản parse mới. Nhưng mẫu cắt chú thích VBHN trong cleaner xóa luôn khoản 4, 5 của Luật 52/2014 Điều 2 (nguyên tắc cơ bản), còn mẫu xóa nhãn “Hướng dẫn” xóa cả chữ “hướng dẫn” thật ở 5 chỗ. Test parser đã fail vì lỗi này nhưng commit vẫn được đẩy lên. 10 văn bản bổ sung chưa vào corpus vì exporter dừng ở NĐ 68/2002 (A26). Phải sửa A25, A26 và sinh lại corpus trước khi map gold (D1, D4) và dựng lại index.</w:t>
+        <w:t>Bản sửa parser mới nhất xóa nhầm nội dung (A25, Cao). NMA 72a7377 đã sửa A24, A23, A13, và corpus trong repo được sinh lại từ bản parse mới. Nhưng mẫu cắt chú thích VBHN trong cleaner xóa luôn khoản 4, 5 của Luật 52/2014 Điều 2 (nguyên tắc cơ bản), còn mẫu xóa nhãn “Hướng dẫn” xóa cả chữ “hướng dẫn” thật ở 5 chỗ. Test parser đã fail vì lỗi này nhưng commit vẫn được đẩy lên. 10 văn bản bổ sung chưa vào corpus vì parse lỗi (A26). Phải sửa A25, A26 và sinh lại corpus trước khi map gold (D1, D4) và dựng lại index.</w:t>
+      </w:r>
+    </w:p>
+    <w:p>
+      <w:pPr>
+        <w:pStyle w:val="ListBullet"/>
+        <w:spacing w:after="80"/>
+      </w:pPr>
+      <w:r>
+        <w:rPr/>
+        <w:t>Chunker đã sửa nhóm B nhưng corpus chưa sinh lại. Merge 1c40712 trên chunking_test làm chunking_rules.py lỗi cú pháp (B14), nên exporter, test và các script import chunker đều không chạy. Chunker được lấy lại từ testing rồi sửa: 0 “Khoản 1” giả (trước 130 chunk), 0 breadcrumb sai Khoản (trước 234), intro của 41/41 Điều nay có trong embed_text (trước 0, B15), Khoản dài có danh sách Điểm được cắt tại ranh giới Điểm (B9), exporter không còn dừng vì Parent vượt ngưỡng (B16) và dừng khi thiếu underthesea (B2). Quy ước chunk_id không đổi; 20 chunk của 10 Khoản dài đổi ranh giới (B3). Corpus trong repo vẫn là bản 72a7377 (fallback_whitespace) cho tới khi sinh lại ở bước 3 (Phụ lục F).</w:t>
       </w:r>
     </w:p>
     <w:p>
@@ -479,10 +489,9 @@
             </w:pPr>
             <w:r>
               <w:rPr>
-                <w:b w:val="0"/>
-                <w:sz w:val="17"/>
-              </w:rPr>
-              <w:t>2</w:t>
+                <w:sz w:val="17"/>
+              </w:rPr>
+              <w:t>3</w:t>
             </w:r>
           </w:p>
         </w:tc>
@@ -497,7 +506,6 @@
             </w:pPr>
             <w:r>
               <w:rPr>
-                <w:b w:val="0"/>
                 <w:sz w:val="17"/>
               </w:rPr>
               <w:t>0</w:t>
@@ -515,10 +523,9 @@
             </w:pPr>
             <w:r>
               <w:rPr>
-                <w:b w:val="0"/>
-                <w:sz w:val="17"/>
-              </w:rPr>
-              <w:t>3</w:t>
+                <w:sz w:val="17"/>
+              </w:rPr>
+              <w:t>6</w:t>
             </w:r>
           </w:p>
         </w:tc>
@@ -533,7 +540,6 @@
             </w:pPr>
             <w:r>
               <w:rPr>
-                <w:b w:val="0"/>
                 <w:sz w:val="17"/>
               </w:rPr>
               <w:t>0</w:t>
@@ -551,10 +557,9 @@
             </w:pPr>
             <w:r>
               <w:rPr>
-                <w:b w:val="0"/>
-                <w:sz w:val="17"/>
-              </w:rPr>
-              <w:t>1</w:t>
+                <w:sz w:val="17"/>
+              </w:rPr>
+              <w:t>0</w:t>
             </w:r>
           </w:p>
         </w:tc>
@@ -569,10 +574,9 @@
             </w:pPr>
             <w:r>
               <w:rPr>
-                <w:b w:val="0"/>
-                <w:sz w:val="17"/>
-              </w:rPr>
-              <w:t>3</w:t>
+                <w:sz w:val="17"/>
+              </w:rPr>
+              <w:t>0</w:t>
             </w:r>
           </w:p>
         </w:tc>
@@ -587,7 +591,6 @@
             </w:pPr>
             <w:r>
               <w:rPr>
-                <w:b w:val="0"/>
                 <w:sz w:val="17"/>
               </w:rPr>
               <w:t>9</w:t>
@@ -1553,7 +1556,7 @@
                 <w:b/>
                 <w:sz w:val="17"/>
               </w:rPr>
-              <w:t>20</w:t>
+              <w:t>21</w:t>
             </w:r>
           </w:p>
         </w:tc>
@@ -1589,7 +1592,7 @@
                 <w:b/>
                 <w:sz w:val="17"/>
               </w:rPr>
-              <w:t>14</w:t>
+              <w:t>17</w:t>
             </w:r>
           </w:p>
         </w:tc>
@@ -1625,7 +1628,7 @@
                 <w:b/>
                 <w:sz w:val="17"/>
               </w:rPr>
-              <w:t>3</w:t>
+              <w:t>2</w:t>
             </w:r>
           </w:p>
         </w:tc>
@@ -1643,7 +1646,7 @@
                 <w:b/>
                 <w:sz w:val="17"/>
               </w:rPr>
-              <w:t>26</w:t>
+              <w:t>23</w:t>
             </w:r>
           </w:p>
         </w:tc>
@@ -1677,7 +1680,7 @@
         <w:spacing w:after="80"/>
       </w:pPr>
       <w:r>
-        <w:t>“Đã sửa” ở nhóm A và B nghĩa là đã sửa trong code và trong parser/parsed_jsons; từ e64c49a corpus trong repo cũng được sinh lại từ parsed_jsons hiện tại (B11). Các lỗi “Còn” ở nhóm E–H phần lớn là do file liên quan không đổi kể từ commit ae1ce0d mà register v2 đã rà soát; số đo trong register cho các lỗi này được đo trên corpus cũ và cần đo lại.</w:t>
+        <w:t>“Đã sửa” ở nhóm A và B nghĩa là đã sửa trong code và trong parser/parsed_jsons; từ e64c49a corpus trong repo cũng được sinh lại từ parsed_jsons hiện tại (B11). Riêng B9, B12 (sửa ngày 24/10) mới sửa trong code chunking và được kiểm trên corpus sinh lại trong thư mục tạm; B1, B10, B13 cũng đã sửa trong code nhưng giữ trong bảng cho tới khi corpus trong repo được sinh lại ở bước 3. Các lỗi “Còn” ở nhóm E–H phần lớn là do file liên quan không đổi kể từ commit ae1ce0d mà register v2 đã rà soát; số đo trong register cho các lỗi này được đo trên corpus cũ và cần đo lại.</w:t>
       </w:r>
     </w:p>
     <w:p>
@@ -1693,7 +1696,7 @@
         <w:spacing w:after="80"/>
       </w:pPr>
       <w:r>
-        <w:t>Mốc so sánh là commit ae1ce0d (register v2) và commit 75dd586 (nhánh testing); lần kiểm lại ngày 23/10 đo trên commit e64c49a; nhóm A kiểm lại ngày 24/10 trên 72a7377. Thay đổi giữa các mốc:</w:t>
+        <w:t>Mốc so sánh là commit ae1ce0d (register v2) và commit 75dd586 (nhánh testing); lần kiểm lại ngày 23/10 đo trên commit e64c49a; nhóm A kiểm lại ngày 24/10 trên 72a7377; nhóm B kiểm lại và sửa ngày 24/10 trên nhánh chunking_test (1c40712). Thay đổi giữa các mốc:</w:t>
       </w:r>
     </w:p>
     <w:p>
@@ -1769,6 +1772,16 @@
       <w:r>
         <w:rPr/>
         <w:t>NMA aba586d, cb0e758, 72a7377 (kéo vào testing ngày 24/10 bằng fast-forward; 4a7bb6d gộp testing vào NMA và giữ parser của NMA): cleaner.py thêm mẫu xóa header bản in của ND04, ND05, nhãn “Hướng dẫn” và chú thích VBHN nhắc Luật 81/2025; parser.py viết lại phần tách tiêu đề theo dòng, thêm mẫu cắt khối xác thực VBHN và 3 tên người ký, nhận số hiệu kiểu cũ “21-LCT/HĐNN7”; thêm 12 PDF vào data/raw_data/additional_documents/ và 10 file parsed_jsons; registry đổi bản ghi Luật HNGĐ 1986; sinh lại chunks.jsonl (11 văn bản, 1.156 chunk, 508 parent) và kết quả BM25 trong evaluation/results. Commit cũng đưa lại parser/__pycache__/*.pyc và một file output git diff 46 MB ở thư mục gốc.</w:t>
+      </w:r>
+    </w:p>
+    <w:p>
+      <w:pPr>
+        <w:pStyle w:val="ListBullet"/>
+        <w:spacing w:after="80"/>
+      </w:pPr>
+      <w:r>
+        <w:rPr/>
+        <w:t>chunking_test 1c40712 (24/10, gộp testing f0a7007 vào chunking_test 16e4495 của ngày 17/10) và bản sửa nhóm B chưa commit: merge trộn hai thiết kế chunker nên chunking_rules.py lỗi cú pháp (B14); chunking_rules.py và run_experiment.py được lấy lại từ f0a7007 rồi sửa; export_legal_chunks.py bỏ nhánh sửa nhãn TT 02a và thêm kiểm tra; test/test_chunking.py viết lại; chunking_strategy.md, chunking_evaluation.xlsx, chunking_examples.json sinh lại; requirements.txt ghim underthesea==9.5.0. data/chunking_output không đổi.</w:t>
       </w:r>
     </w:p>
     <w:p>
@@ -1948,6 +1961,45 @@
     </w:p>
     <w:p>
       <w:pPr>
+        <w:spacing w:after="80"/>
+      </w:pPr>
+      <w:r>
+        <w:rPr/>
+        <w:t>Ngày 24/10, kiểm lại và sửa nhóm B trên nhánh chunking_test:</w:t>
+      </w:r>
+    </w:p>
+    <w:p>
+      <w:pPr>
+        <w:pStyle w:val="ListBullet"/>
+        <w:spacing w:after="80"/>
+      </w:pPr>
+      <w:r>
+        <w:rPr/>
+        <w:t>đo các chỉ số nhóm B trên chunks.jsonl trong repo và trên corpus export lại trong thư mục tạm bằng chunker f0a7007 (11 văn bản cũ; 20 văn bản, bỏ NĐ 68/2002): Khoản giả, breadcrumb, intro, Điểm, chunk ngắn, trường trùng; đối chiếu candidate của ground_truth.json;</w:t>
+      </w:r>
+    </w:p>
+    <w:p>
+      <w:pPr>
+        <w:pStyle w:val="ListBullet"/>
+        <w:spacing w:after="80"/>
+      </w:pPr>
+      <w:r>
+        <w:rPr/>
+        <w:t>sau khi sửa, export lại trong thư mục tạm trên 11 văn bản cũ và đủ 21 parsed_jsons của 72a7377; so chunk_id và nội dung với corpus của chunker f0a7007; validate theo chunk_payload_schema.json và vector_store.normalize_chunk_record; chạy run_experiment.py --export-reports;</w:t>
+      </w:r>
+    </w:p>
+    <w:p>
+      <w:pPr>
+        <w:pStyle w:val="ListBullet"/>
+        <w:spacing w:after="80"/>
+      </w:pPr>
+      <w:r>
+        <w:rPr/>
+        <w:t>chạy pytest từng file trong parser/, tests/, test/ (.venv, Python 3.14); chạy test_chunking.py mới trên chunker f0a7007 để kiểm test bắt được lỗi cũ (9 test và 1 subtest fail).</w:t>
+      </w:r>
+    </w:p>
+    <w:p>
+      <w:pPr>
         <w:pStyle w:val="Heading1"/>
       </w:pPr>
       <w:r>
@@ -1959,7 +2011,7 @@
         <w:spacing w:after="80"/>
       </w:pPr>
       <w:r>
-        <w:t>Mỗi nhóm có một bảng gồm các lỗi của register v2 còn việc phải làm và các lỗi mới, chỉ ghi phần còn lỗi tính tới e64c49a (nhóm A tính tới 72a7377). Trong mỗi bảng, lỗi xếp theo mức độ; cùng mức thì lỗi mới đứng trước. Cột Vấn đề và đề xuất gồm phần còn lỗi, “Đề xuất” và, khi có, “Kiểm chứng”. Lỗi của register v2 giữ mức độ như register; Vị trí và Owner của chúng lấy từ register v2 (commit ae1ce0d), nên số dòng có thể đã lệch. Lỗi có trạng thái “Còn” giữ nguyên mô tả, đề xuất và kiểm chứng của register v2 vì file liên quan chưa đổi; số đo trong đó được đo trên corpus cũ.</w:t>
+        <w:t>Mỗi nhóm có một bảng gồm các lỗi của register v2 còn việc phải làm và các lỗi mới, chỉ ghi phần còn lỗi tính tới e64c49a (nhóm A tính tới 72a7377, nhóm B tính tới bản sửa chunking ngày 24/10). Trong mỗi bảng, lỗi xếp theo mức độ; cùng mức thì lỗi mới đứng trước. Cột Vấn đề và đề xuất gồm phần còn lỗi, “Đề xuất” và, khi có, “Kiểm chứng”. Lỗi của register v2 giữ mức độ như register; Vị trí và Owner của chúng lấy từ register v2 (commit ae1ce0d), nên số dòng có thể đã lệch. Lỗi có trạng thái “Còn” giữ nguyên mô tả, đề xuất và kiểm chứng của register v2 vì file liên quan chưa đổi; số đo trong đó được đo trên corpus cũ.</w:t>
       </w:r>
     </w:p>
     <w:p>
@@ -1967,7 +2019,7 @@
         <w:spacing w:after="80"/>
       </w:pPr>
       <w:r>
-        <w:t>Lỗi mới (trạng thái “Mới”) là mười bốn lỗi chưa có trong register v2, mã nối tiếp register v2 theo nhóm. Năm lỗi tìm thấy ngày 22/10 khi kiểm lại sau lần gộp CTM và NMA (A22–A24 thuộc Parser; B11, B12 thuộc Chunking; A24 tìm thấy khi kiểm lại e9ee31d, do bản sửa A23 ở NMA 41802ab gây ra). Bảy lỗi tìm thấy ngày 23/10 sau khi gộp CTM ee755a5 (B13 thuộc Chunking; C6–C9, D5, H9 thuộc CTM). Hai lỗi tìm thấy ngày 24/10 sau khi kéo NMA 72a7377 (A25, A26 thuộc Parser; A25 do chính bản sửa A6 và A13 gây ra).</w:t>
+        <w:t>Lỗi mới (trạng thái “Mới”) là mười bảy lỗi chưa có trong register v2, mã nối tiếp register v2 theo nhóm. Năm lỗi tìm thấy ngày 22/10 khi kiểm lại sau lần gộp CTM và NMA (A22–A24 thuộc Parser; B11, B12 thuộc Chunking; A24 tìm thấy khi kiểm lại e9ee31d, do bản sửa A23 ở NMA 41802ab gây ra). Bảy lỗi tìm thấy ngày 23/10 sau khi gộp CTM ee755a5 (B13 thuộc Chunking; C6–C9, D5, H9 thuộc CTM). Hai lỗi tìm thấy ngày 24/10 sau khi kéo NMA 72a7377 (A25, A26 thuộc Parser; A25 do chính bản sửa A6 và A13 gây ra). Ba lỗi tìm thấy ngày 24/10 khi kiểm lại nhóm B trên nhánh chunking_test (B14, B15, B16 thuộc Chunking) đã sửa cùng đợt nên không có trong bảng (Phụ lục F).</w:t>
       </w:r>
     </w:p>
     <w:p>
@@ -1975,7 +2027,7 @@
         <w:spacing w:after="80"/>
       </w:pPr>
       <w:r>
-        <w:t>Các lỗi đã sửa hoặc đã đóng mà không còn việc gì được bỏ khỏi bảng (vẫn tính trong thống kê ở mục 1; kết quả kiểm nhóm A ở Phụ lục C và Phụ lục E): A1, A5, A10, A12, A13, A14, A15, A17, A18, A19, A20, A22, A23, A24, B8, B11, C1, E5. Phần còn lại của A22 (thông báo lỗi in chữ \n) và việc thêm test cho A23, A24 nằm ở A7; đề xuất kiểm tra CI của B11 nằm ở bước 3 mục 5.</w:t>
+        <w:t>Các lỗi đã sửa hoặc đã đóng mà không còn việc gì được bỏ khỏi bảng (vẫn tính trong thống kê ở mục 1; kết quả kiểm nhóm A ở Phụ lục C và Phụ lục E, nhóm B ở Phụ lục F): A1, A5, A10, A12, A13, A14, A15, A17, A18, A19, A20, A22, A23, A24, B8, B9, B11, B12, B14, B15, B16, C1, E5. Phần còn lại của A22 (thông báo lỗi in chữ \n) và việc thêm test cho A23, A24 nằm ở A7; đề xuất kiểm tra CI của B11 nằm ở bước 3 mục 5.</w:t>
       </w:r>
     </w:p>
     <w:p>
@@ -2313,7 +2365,7 @@
               <w:rPr>
                 <w:sz w:val="17"/>
               </w:rPr>
-              <w:t>10 văn bản bổ sung (NMA 72a7377) parse lỗi và làm exporter dừng, nên chưa văn bản nào vào corpus. 72a7377 thêm 12 PDF vào data/raw_data/additional_documents/ cho các văn bản trước đây chỉ có trong registry, và 10 file parsed_jsons (nay 21 file). 11 câu benchmark trích 8 văn bản trong số này, đều not_mapped (vd HN_039 NĐ 68/2002, HN_044 TT 38/2025, HN_060 NĐ 123/2015). Xếp mức Cao vì lỗi (1) chặn việc sinh lại corpus ở bước 3. (1) Exporter dừng trên bộ parsed_jsons hiện tại với “Parent vượt giới hạn 1500 ký tự: ['nd_68_2002_nd_cp_art_39_p1']”; chunks.jsonl trong commit vẫn chỉ có 11 văn bản cũ. Nguyên nhân: NĐ 68/2002 viết Khoản bằng chữ thường (“1. ủy ban nhân dân tỉnh…”, “1. ở nước Cộng hòa…”), clause_regex không nhận các Khoản này. Điều 3 có tiêu đề 69 từ, nuốt cả khoản 1; Điều 2 và 39 không có tiêu đề, tiêu đề và Khoản nằm lẫn trong intro; Điều 39 thành một khối không tách được. (2) Luật HNGĐ 1986 (21-LCT/HĐNN7) không có tiêu đề Điều (TXT chỉ có dòng “Điều 1.”), nhưng parser lấy câu đầu làm tiêu đề ở 25/57 Điều, tổng 895 từ. Khi chunk, breadcrumb rút gọn tiêu đề bằng “...”, nên câu này mất khỏi text ở cả 25 Điều và khỏi mọi trường ở 18 Điều; vd Điều 1 mất câu “Nhà nước bảo đảm thực sự chế độ hôn nhân tự nguyện, tiến bộ, một vợ một chồng…”. Đây là cùng cơ chế của A24. Điều 7 có tiêu đề “Cấm kết hôn trong những trường hợp sau đây : a)”; Điều 57 kết thúc bằng tên người ký “Trường Chinh” (A21). (3) TT 07/2001/TT-BTP và TT 07/2002/TT-BTP chia theo mục La Mã (I., II., 1.1-), không có Điều: parser dừng với “Không tìm thấy Điều nào”, nên 2/12 PDF không có parsed_jsons; HN_048 hỏi về TT 07/2002. (4) Bản ghi registry của Luật 1986 đổi document_number thành “ 21-LCT/HĐNN7” (có dấu cách ở đầu, đã vào metadata của parsed_jsons) và document_id thành l_21_LCT_HDND7: có chữ hoa, và ghi HDND (Hội đồng nhân dân) thay cho HĐNN (Hội đồng Nhà nước). ID này trái quy tắc chỉ gồm [a-z0-9_] đề xuất ở C6 và khác ngoại lệ l_hngd_1986 ghi ở C6; tên file parsed_jsons theo ID này.</w:t>
+              <w:t>10 văn bản bổ sung (NMA 72a7377) parse lỗi, nên chưa văn bản nào vào corpus. 72a7377 thêm 12 PDF vào data/raw_data/additional_documents/ cho các văn bản trước đây chỉ có trong registry, và 10 file parsed_jsons (nay 21 file). 11 câu benchmark trích 8 văn bản trong số này, đều not_mapped (vd HN_039 NĐ 68/2002, HN_044 TT 38/2025, HN_060 NĐ 123/2015). Xếp mức Cao vì 8 văn bản được benchmark trích chưa vào được corpus. (1) NĐ 68/2002 viết Khoản bằng chữ thường (“1. ủy ban nhân dân tỉnh…”, “1. ở nước Cộng hòa…”), clause_regex không nhận các Khoản này. Điều 3 có tiêu đề 69 từ, nuốt cả khoản 1; Điều 2 và 39 không có tiêu đề, tiêu đề và Khoản nằm lẫn trong intro; Điều 39 thành một khối không tách được, intro trùng nguyên văn khoản 1 (chunker của testing vì thế sinh Parent vượt 1.500 ký tự và exporter dừng; bản sửa chunking 24/10 bỏ intro trùng, xem B16 ở Phụ lục F). (2) Luật HNGĐ 1986 (21-LCT/HĐNN7) không có tiêu đề Điều (TXT chỉ có dòng “Điều 1.”), nhưng parser lấy câu đầu làm tiêu đề ở 25/57 Điều, tổng 895 từ. Khi chunk, breadcrumb rút gọn tiêu đề bằng “...”, nên câu này mất khỏi text ở cả 25 Điều và khỏi mọi trường của chunk con ở 18 Điều (từ bản sửa chunking 24/10, header của Parent giữ tiêu đề đầy đủ); vd Điều 1 mất câu “Nhà nước bảo đảm thực sự chế độ hôn nhân tự nguyện, tiến bộ, một vợ một chồng…”. Đây là cùng cơ chế của A24. Điều 7 có tiêu đề “Cấm kết hôn trong những trường hợp sau đây : a)”; Điều 57 kết thúc bằng tên người ký “Trường Chinh” (A21). (3) TT 07/2001/TT-BTP và TT 07/2002/TT-BTP chia theo mục La Mã (I., II., 1.1-), không có Điều: parser dừng với “Không tìm thấy Điều nào”, nên 2/12 PDF không có parsed_jsons; HN_048 hỏi về TT 07/2002. (4) Bản ghi registry của Luật 1986 đổi document_number thành “ 21-LCT/HĐNN7” (có dấu cách ở đầu, đã vào metadata của parsed_jsons) và document_id thành l_21_LCT_HDND7: có chữ hoa, và ghi HDND (Hội đồng nhân dân) thay cho HĐNN (Hội đồng Nhà nước). ID này trái quy tắc chỉ gồm [a-z0-9_] đề xuất ở C6 và khác ngoại lệ l_hngd_1986 ghi ở C6; tên file parsed_jsons theo ID này.</w:t>
             </w:r>
           </w:p>
           <w:p>
@@ -2349,7 +2401,7 @@
               <w:rPr>
                 <w:sz w:val="17"/>
               </w:rPr>
-              <w:t>Chạy lại parser trên bản sao 72a7377 (không đặt biến môi trường): 21/21 file giống hệt parsed_jsons, 2 file lỗi “Không tìm thấy Điều nào”. Chạy export_legal_chunks.py trên 21 file: ValueError ở dòng 260; bỏ riêng NĐ 68/2002 thì export được 20 văn bản, 819 parent, 1.775 chunk. So số dòng “N.” trong TXT với số Khoản trong JSON theo từng Điều: ngoài Điều cuối có phụ lục, chỉ lệch ở NĐ 68/2002 Điều 2 (2/0), 3 (3/1), 39 (1/0). Trong corpus thử 20 văn bản: 19 breadcrumb của Luật 1986 có “...”; Trường Chinh ở l_21_LCT_HDND7_art_57_clause_1_chunk_1. Đối chiếu citations của ground_truth.json theo số hiệu: 11 câu trích 8 văn bản mới.</w:t>
+              <w:t>Chạy lại parser trên bản sao 72a7377 (không đặt biến môi trường): 21/21 file giống hệt parsed_jsons, 2 file lỗi “Không tìm thấy Điều nào”. Chạy export_legal_chunks.py trên 21 file bằng chunker của testing: ValueError ở dòng 260; bỏ riêng NĐ 68/2002 thì export được 20 văn bản, 819 parent, 1.775 chunk. Bằng chunker đã sửa (24/10): 21 văn bản, 923 parent, 2.003 chunk. So số dòng “N.” trong TXT với số Khoản trong JSON theo từng Điều: ngoài Điều cuối có phụ lục, chỉ lệch ở NĐ 68/2002 Điều 2 (2/0), 3 (3/1), 39 (1/0). Trong corpus thử 20 văn bản: 19 breadcrumb của Luật 1986 có “...”; Trường Chinh ở l_21_LCT_HDND7_art_57_clause_1_chunk_1. Đối chiếu citations của ground_truth.json theo số hiệu: 11 câu trích 8 văn bản mới.</w:t>
             </w:r>
           </w:p>
         </w:tc>
@@ -2366,7 +2418,7 @@
               <w:rPr>
                 <w:sz w:val="17"/>
               </w:rPr>
-              <w:t>parser/parser.py: clause_regex (dòng 172), split_title_best (dòng 374), detect_title_and_intro (dòng 380), split_head (dòng 615); chunking/export_legal_chunks.py (dòng 255–260); data/reference/document_versions.json (bản ghi L03); parser/parsed_jsons/l_21_LCT_HDND7.json, nd_68_2002_nd_cp.json; parser/cleaned_texts/07_2001_TT-BTP_48707.txt, 07_2002_TT-BTP_50377.txt</w:t>
+              <w:t>parser/parser.py: clause_regex (dòng 172), split_title_best (dòng 374), detect_title_and_intro (dòng 380), split_head (dòng 615); data/reference/document_versions.json (bản ghi L03); parser/parsed_jsons/l_21_LCT_HDND7.json, nd_68_2002_nd_cp.json; parser/cleaned_texts/07_2001_TT-BTP_48707.txt, 07_2002_TT-BTP_50377.txt</w:t>
             </w:r>
           </w:p>
         </w:tc>
@@ -3366,7 +3418,7 @@
               <w:rPr>
                 <w:sz w:val="17"/>
               </w:rPr>
-              <w:t>1.189/1.189 chunk có article_id, clause_id, parent_clause_id (= clause_id). Không còn chunk gộp nhiều Khoản, không còn “(phần n)”. vector_store.normalize_chunk_record nhận 1.189/1.189 (trước 0). Còn ý (3) của B1: Điều không chia Khoản vẫn ghi “Khoản 1” vào clause_ref, breadcrumb và embed_text (130 chunk trong repo, 131 khi sinh lại). Ý (4) mới làm một nửa: export_legal_chunks.py vẫn chỉ kiểm theo Điều; việc kiểm parent_clause_id có trong parser nằm ở tests/schema_test.py. 59/1.189 clause_id của corpus trong repo không còn trong parser hiện tại (do corpus cũ).</w:t>
+              <w:t>Code chunking đã sửa ngày 24/10 (Phụ lục F), nhưng corpus trong repo (bản 72a7377) chưa sinh lại: 130/1.156 chunk của Điều không chia Khoản vẫn ghi “Khoản 1” vào clause_ref, breadcrumb, embed_text và metadata.clause_number.</w:t>
             </w:r>
           </w:p>
           <w:p>
@@ -3384,7 +3436,25 @@
               <w:rPr>
                 <w:sz w:val="17"/>
               </w:rPr>
-              <w:t>Không ghi “Khoản N” khi Điều không đánh số Khoản; sinh lại corpus.</w:t>
+              <w:t>Sinh lại corpus ở bước 3 (sau khi parser sửa A25, A26 và C3 được chốt) bằng chunker đã sửa; exporter nay dừng nếu lỗi này còn.</w:t>
+            </w:r>
+          </w:p>
+          <w:p>
+            <w:pPr>
+              <w:spacing w:after="20" w:line="252" w:lineRule="auto"/>
+            </w:pPr>
+            <w:r>
+              <w:rPr>
+                <w:b/>
+                <w:sz w:val="17"/>
+              </w:rPr>
+              <w:t xml:space="preserve">Kiểm chứng: </w:t>
+            </w:r>
+            <w:r>
+              <w:rPr>
+                <w:sz w:val="17"/>
+              </w:rPr>
+              <w:t>Corpus export lại trong thư mục tạm bằng chunker đã sửa: 0/1.157 chunk (21 văn bản: 0/2.003) còn “Khoản 1” giả; test_implicit_clause_has_no_khoan pass.</w:t>
             </w:r>
           </w:p>
         </w:tc>
@@ -3401,7 +3471,7 @@
               <w:rPr>
                 <w:sz w:val="17"/>
               </w:rPr>
-              <w:t>chunking/chunking_rules.py: _ClauseUnit (dòng 270–275), _create_child_chunks_from_units (dòng 450–553), _chunk_structured_document (dòng 644–650); chunking/export_legal_chunks.py (dòng 33–91, 146–153)</w:t>
+              <w:t>data/chunking_output/chunks.jsonl; chunking/export_legal_chunks.py: _assert_breadcrumb</w:t>
             </w:r>
           </w:p>
         </w:tc>
@@ -3491,7 +3561,7 @@
               <w:rPr>
                 <w:sz w:val="17"/>
               </w:rPr>
-              <w:t>chunks.jsonl: seg_text giống text ở 1.189/1.189; report ghi tokenization_backend = fallback_whitespace. word_segment vẫn trả text gốc khi thiếu underthesea, export không dừng. Hai file requirements vẫn mâu thuẫn (underthesea &lt;10 và &lt;9). Chạy lại exporter trên .venv có underthesea 9.5.0: seg_text khác text ở 1.161/1.161 (1.160 chunk có từ nối “_”); embed_text được tách từ, còn embed_text_raw (CTM mới thêm) giữ bản thô, đúng hướng E4.</w:t>
+              <w:t>Corpus trong repo vẫn là bản 72a7377: chunking_report ghi tokenization_backend = fallback_whitespace, seg_text giống text ở 1.156/1.156 chunk, cho tới khi sinh lại ở bước 3. embedding/requirements-bkai.txt vẫn ghi underthesea&gt;=8.3,&lt;9, mâu thuẫn với requirements.txt (ghim underthesea==9.5.0). Phía truy vấn chưa tách từ cùng phiên bản với corpus: ElasticsearchBM25Retriever tìm trên content_segmented bằng câu hỏi thô; dense_retriever tự tắt tách từ câu hỏi khi thiếu underthesea (E4).</w:t>
             </w:r>
           </w:p>
           <w:p>
@@ -3509,7 +3579,25 @@
               <w:rPr>
                 <w:sz w:val="17"/>
               </w:rPr>
-              <w:t>Bắt buộc underthesea (dừng khi thiếu); xử lý phía BM25 và Dense theo E4.</w:t>
+              <w:t>Dev 3 ghim underthesea==9.5.0 trong requirements-bkai.txt. Dev 4 tách từ câu hỏi bằng cùng phiên bản, truy vấn cả content (câu hỏi thô) lẫn content_segmented (câu hỏi tách từ); Dense chọn embed_text hoặc embed_text_raw theo cờ của model (E4). Sinh lại corpus ở bước 3 và kiểm tokenization_version trong report.</w:t>
+            </w:r>
+          </w:p>
+          <w:p>
+            <w:pPr>
+              <w:spacing w:after="20" w:line="252" w:lineRule="auto"/>
+            </w:pPr>
+            <w:r>
+              <w:rPr>
+                <w:b/>
+                <w:sz w:val="17"/>
+              </w:rPr>
+              <w:t xml:space="preserve">Kiểm chứng: </w:t>
+            </w:r>
+            <w:r>
+              <w:rPr>
+                <w:sz w:val="17"/>
+              </w:rPr>
+              <w:t>Corpus export lại bằng chunker đã sửa (thư mục tạm, 11 và 21 văn bản): seg_text khác text ở 100% chunk, report ghi tokenization_version = 9.5.0. Khi không import được underthesea, word_segment báo RuntimeError (test_word_segment_requires_underthesea).</w:t>
             </w:r>
           </w:p>
         </w:tc>
@@ -3526,7 +3614,7 @@
               <w:rPr>
                 <w:sz w:val="17"/>
               </w:rPr>
-              <w:t>chunking/chunking_rules.py: word_segment (dòng 191–213); chunking/export_legal_chunks.py (dòng 206–210); retrieval/hybrid_retriever.py: ElasticsearchBM25Retriever.search; requirements.txt; embedding/requirements-bkai.txt</w:t>
+              <w:t>embedding/requirements-bkai.txt; retrieval/hybrid_retriever.py: ElasticsearchBM25Retriever.search; embedding/dense_retriever.py (dòng 80–102); data/chunking_output/chunks.jsonl</w:t>
             </w:r>
           </w:p>
         </w:tc>
@@ -3543,7 +3631,7 @@
               <w:rPr>
                 <w:sz w:val="17"/>
               </w:rPr>
-              <w:t>Chunking + Dev 4</w:t>
+              <w:t>Dev 3 + Dev 4</w:t>
             </w:r>
           </w:p>
         </w:tc>
@@ -3551,17 +3639,17 @@
           <w:tcPr>
             <w:tcW w:type="dxa" w:w="964"/>
             <w:vAlign w:val="top"/>
-            <w:shd w:val="clear" w:color="auto" w:fill="FBE5D6"/>
-          </w:tcPr>
-          <w:p>
-            <w:pPr>
-              <w:spacing w:after="20" w:line="252" w:lineRule="auto"/>
-            </w:pPr>
-            <w:r>
-              <w:rPr>
-                <w:sz w:val="17"/>
-              </w:rPr>
-              <w:t>Còn</w:t>
+            <w:shd w:val="clear" w:color="auto" w:fill="FFF2CC"/>
+          </w:tcPr>
+          <w:p>
+            <w:pPr>
+              <w:spacing w:after="20" w:line="252" w:lineRule="auto"/>
+            </w:pPr>
+            <w:r>
+              <w:rPr>
+                <w:sz w:val="17"/>
+              </w:rPr>
+              <w:t>Còn một phần</w:t>
             </w:r>
           </w:p>
         </w:tc>
@@ -3616,7 +3704,7 @@
               <w:rPr>
                 <w:sz w:val="17"/>
               </w:rPr>
-              <w:t>Corpus có 3 chunk dưới 10 ký tự, vi phạm minLength 10 của chunk_payload_schema: “quy định.” (l_22_2000_qh10_art_5_clause_1_chunk_1), “ở cơ sở.” (l_52_2014_qh13_art_52_clause_1_chunk_1), “có lại.” (l_52_2014_qh13_art_124_clause_1_chunk_1). Đây là phần đuôi còn lại của Luật 22/2000 Điều 5, Luật 52/2014 Điều 52 và 124 sau khi A24 nuốt câu đầu vào tiêu đề. data_contract.md §5.2 yêu cầu gộp đoạn đuôi dưới 10 ký tự vào chunk liền trước, nhưng chunking_rules chưa làm, nên không có bước nào chặn các chunk này; tests/schema_test.py::test_corpus_chunks_jsonl fail.</w:t>
+              <w:t>chunks.jsonl trong repo hiện có 0 chunk dưới 10 ký tự (schema_test pass) nhờ A24 đã sửa, nhưng chưa được sinh bằng exporter mới, vốn dừng khi còn chunk dưới 10 ký tự (data_contract.md mục 5.2). Chưa có gì chặn lỗi quay lại trong corpus đang commit.</w:t>
             </w:r>
           </w:p>
           <w:p>
@@ -3634,7 +3722,7 @@
               <w:rPr>
                 <w:sz w:val="17"/>
               </w:rPr>
-              <w:t>Sửa A24 rồi sinh lại corpus; chỉ việc này đã đủ để test pass. Ngoài ra gộp đuôi ngắn vào chunk trước trong _create_child_chunks_from_units theo §5.2 và thêm test, để chặn các trường hợp khác.</w:t>
+              <w:t>Sinh lại corpus ở bước 3 bằng exporter mới.</w:t>
             </w:r>
           </w:p>
           <w:p>
@@ -3652,7 +3740,7 @@
               <w:rPr>
                 <w:sz w:val="17"/>
               </w:rPr>
-              <w:t>Validate data/chunking_output/chunks.jsonl ở e64c49a theo chunk_payload_schema.json: đúng 3 lỗi minLength. Corpus dựng bằng chunker hiện tại từ bản parse 75dd586, hoặc từ parser có bản mẫu sửa A24: 0 chunk dưới 10 ký tự, 1.160/1.160 chunk pass schema.</w:t>
+              <w:t>Corpus export lại trong thư mục tạm: 0 chunk dưới 10 ký tự ở 11 và 21 văn bản.</w:t>
             </w:r>
           </w:p>
         </w:tc>
@@ -3669,7 +3757,7 @@
               <w:rPr>
                 <w:sz w:val="17"/>
               </w:rPr>
-              <w:t>chunking/chunking_rules.py: _create_child_chunks_from_units; data/chunking_output/chunks.jsonl</w:t>
+              <w:t>data/chunking_output/chunks.jsonl; chunking/export_legal_chunks.py: main (kiểm CHILD_MIN_CHARS)</w:t>
             </w:r>
           </w:p>
         </w:tc>
@@ -3758,7 +3846,7 @@
               <w:rPr>
                 <w:sz w:val="17"/>
               </w:rPr>
-              <w:t>chunk_id = {clause_id}_chunk_{n} ở 1.189/1.189, không trùng. Hệ quả: gold, proposal và production_chunk_index chưa đổi sang ID mới (D4).</w:t>
+              <w:t>Gold, proposal và production_chunk_index chưa đổi sang chunk_id = {clause_id}_chunk_{n} (D4). Bản sửa chunking 24/10 giữ quy ước ID nhưng dời ranh giới phần ở 10 Khoản dài: 20 chunk giữ ID mà đổi nội dung, thêm nd_207_2025_nd_cp_art_9_clause_2_chunk_3; candidate của HN_244, HN_253, HN_255, HN_260 trỏ các Khoản này (đủ các phần của Khoản, nên Parent Match không đổi). data_contract.md tự mâu thuẫn ở dòng 14: câu chữ yêu cầu ID viết thường nhưng regex ở dòng 14, 30 và chunk_payload_schema.json cho [a-zA-Z0-9_]; khi đưa đủ 21 văn bản, 57 chunk_id có chữ hoa (l_21_LCT_HDND7_…, A26) vẫn qua exporter và schema.</w:t>
             </w:r>
           </w:p>
           <w:p>
@@ -3776,7 +3864,25 @@
               <w:rPr>
                 <w:sz w:val="17"/>
               </w:rPr>
-              <w:t>Map lại dữ liệu benchmark (D4).</w:t>
+              <w:t>Map lại dữ liệu benchmark theo nội dung chunk, không theo ID cũ (D4). CTM sửa regex ID trong data_contract.md và chunk_payload_schema.json thành ^[a-z0-9_]+$ cùng lúc Dev 1 sửa ID registry của Luật 1986 (A26, C6); exporter dùng cùng regex.</w:t>
+            </w:r>
+          </w:p>
+          <w:p>
+            <w:pPr>
+              <w:spacing w:after="20" w:line="252" w:lineRule="auto"/>
+            </w:pPr>
+            <w:r>
+              <w:rPr>
+                <w:b/>
+                <w:sz w:val="17"/>
+              </w:rPr>
+              <w:t xml:space="preserve">Kiểm chứng: </w:t>
+            </w:r>
+            <w:r>
+              <w:rPr>
+                <w:sz w:val="17"/>
+              </w:rPr>
+              <w:t>So corpus 11 văn bản sinh bằng chunker f0a7007 và chunker đã sửa: 0 ID mất, 1 ID mới, 20 ID đổi nội dung.</w:t>
             </w:r>
           </w:p>
         </w:tc>
@@ -3793,7 +3899,7 @@
               <w:rPr>
                 <w:sz w:val="17"/>
               </w:rPr>
-              <w:t>chunking/chunking_rules.py: _create_child_chunks_from_units (dòng 462–468, 520, 560–577), _chunk_structured_document (dòng 663); docs/data_contract.md (dòng 20)</w:t>
+              <w:t>docs/data_contract.md (dòng 14, 30); schemas/chunk_payload_schema.json (dòng 38–62); chunking/export_legal_chunks.py: main (kiểm chunk_id); data/benchmark/ground_truth.json</w:t>
             </w:r>
           </w:p>
         </w:tc>
@@ -3810,7 +3916,7 @@
               <w:rPr>
                 <w:sz w:val="17"/>
               </w:rPr>
-              <w:t>Chunking</w:t>
+              <w:t>Dev 1 + CTM</w:t>
             </w:r>
           </w:p>
         </w:tc>
@@ -4008,7 +4114,7 @@
               <w:rPr>
                 <w:sz w:val="17"/>
               </w:rPr>
-              <w:t>Bản ghi có 29 trường cấp gốc (trước 25) và 5 bản nội dung (thêm embed_text_raw); metadata có 16 trường. Đã thêm document_title, clause_number, source_url, nhưng source_url rỗng ở 1.189/1.189 (sinh lại: 1.161/1.161) dù registry có source_url cho 11/11 văn bản, vì parser không chuyển trường này (xem C1).</w:t>
+              <w:t>Bản ghi chunk có 29 trường cấp gốc và metadata 16 trường, lưu cùng thông tin nhiều lần: 3 cặp alias (id/chunk_id, doc_id/document_id, text/chunk_text), thông tin văn bản và Điều lặp ở cấp gốc và trong metadata, nội dung luật có 5 bản (text, chunk_text, seg_text, embed_text, embed_text_raw). effective_from, effective_to, source_url chỉ nằm trong metadata (effective_to có giá trị ở 445/1.157 chunk, 21 văn bản: 907/2.003); mỗi consumer tự viết bộ chuyển đổi (build_bm25_index.load_chunks, vector_store.normalize_chunk_record, build_index._adapt_chunk_for_vector_store).</w:t>
             </w:r>
           </w:p>
           <w:p>
@@ -4068,17 +4174,17 @@
           <w:tcPr>
             <w:tcW w:type="dxa" w:w="964"/>
             <w:vAlign w:val="top"/>
-            <w:shd w:val="clear" w:color="auto" w:fill="F8CBAD"/>
-          </w:tcPr>
-          <w:p>
-            <w:pPr>
-              <w:spacing w:after="20" w:line="252" w:lineRule="auto"/>
-            </w:pPr>
-            <w:r>
-              <w:rPr>
-                <w:sz w:val="17"/>
-              </w:rPr>
-              <w:t>Nặng hơn</w:t>
+            <w:shd w:val="clear" w:color="auto" w:fill="FFF2CC"/>
+          </w:tcPr>
+          <w:p>
+            <w:pPr>
+              <w:spacing w:after="20" w:line="252" w:lineRule="auto"/>
+            </w:pPr>
+            <w:r>
+              <w:rPr>
+                <w:sz w:val="17"/>
+              </w:rPr>
+              <w:t>Còn một phần</w:t>
             </w:r>
           </w:p>
         </w:tc>
@@ -4098,7 +4204,7 @@
                 <w:b/>
                 <w:sz w:val="17"/>
               </w:rPr>
-              <w:t>B9</w:t>
+              <w:t>B10</w:t>
             </w:r>
           </w:p>
         </w:tc>
@@ -4133,7 +4239,7 @@
               <w:rPr>
                 <w:sz w:val="17"/>
               </w:rPr>
-              <w:t>point_ref rỗng ở 1.189/1.189. 24 chunk (sinh lại: 25) bắt đầu giữa danh sách điểm (“e) …”) mà không có câu dẫn; register v2 đếm 60, bản mẫu B8 còn 43. Số giảm nhờ B8 tách theo câu, nhưng câu dẫn vẫn chưa được chép vào embed_text của phần sau.</w:t>
+              <w:t>Code chunking đã sửa ngày 24/10 (Phụ lục F), nhưng corpus trong repo chưa sinh lại: 132 breadcrumb lặp dải Khoản (“Khoản 1-10 &gt; Khoản 2”) và 102 chunk không có Khoản của chính nó (breadcrumb dừng ở “Khoản 1-10”, “Khoản 11-14”). Breadcrumb này đi vào embed_text của Dense.</w:t>
             </w:r>
           </w:p>
           <w:p>
@@ -4151,7 +4257,25 @@
               <w:rPr>
                 <w:sz w:val="17"/>
               </w:rPr>
-              <w:t>Như đề xuất trong register v2.</w:t>
+              <w:t>Sinh lại corpus ở bước 3 (sau khi parser sửa A25, A26 và C3 được chốt) bằng chunker đã sửa; exporter nay dừng nếu lỗi này còn.</w:t>
+            </w:r>
+          </w:p>
+          <w:p>
+            <w:pPr>
+              <w:spacing w:after="20" w:line="252" w:lineRule="auto"/>
+            </w:pPr>
+            <w:r>
+              <w:rPr>
+                <w:b/>
+                <w:sz w:val="17"/>
+              </w:rPr>
+              <w:t xml:space="preserve">Kiểm chứng: </w:t>
+            </w:r>
+            <w:r>
+              <w:rPr>
+                <w:sz w:val="17"/>
+              </w:rPr>
+              <w:t>Corpus export lại trong thư mục tạm: 0 breadcrumb sai Khoản ở 11 và 21 văn bản; test_child_breadcrumb_has_only_own_clause pass.</w:t>
             </w:r>
           </w:p>
         </w:tc>
@@ -4168,7 +4292,7 @@
               <w:rPr>
                 <w:sz w:val="17"/>
               </w:rPr>
-              <w:t>chunking/chunking_rules.py: _chunk_structured_document (dòng 649), _split_long_clause_unit (dòng 278–332), _create_child_chunks_from_units (dòng 457–466, 534); parser/parser.py: build_clauses (dòng 444–470)</w:t>
+              <w:t>data/chunking_output/chunks.jsonl; chunking/export_legal_chunks.py: _assert_breadcrumb</w:t>
             </w:r>
           </w:p>
         </w:tc>
@@ -4193,17 +4317,17 @@
           <w:tcPr>
             <w:tcW w:type="dxa" w:w="964"/>
             <w:vAlign w:val="top"/>
-            <w:shd w:val="clear" w:color="auto" w:fill="FBE5D6"/>
-          </w:tcPr>
-          <w:p>
-            <w:pPr>
-              <w:spacing w:after="20" w:line="252" w:lineRule="auto"/>
-            </w:pPr>
-            <w:r>
-              <w:rPr>
-                <w:sz w:val="17"/>
-              </w:rPr>
-              <w:t>Còn</w:t>
+            <w:shd w:val="clear" w:color="auto" w:fill="FFF2CC"/>
+          </w:tcPr>
+          <w:p>
+            <w:pPr>
+              <w:spacing w:after="20" w:line="252" w:lineRule="auto"/>
+            </w:pPr>
+            <w:r>
+              <w:rPr>
+                <w:sz w:val="17"/>
+              </w:rPr>
+              <w:t>Còn một phần</w:t>
             </w:r>
           </w:p>
         </w:tc>
@@ -4223,7 +4347,7 @@
                 <w:b/>
                 <w:sz w:val="17"/>
               </w:rPr>
-              <w:t>B10</w:t>
+              <w:t>B5</w:t>
             </w:r>
           </w:p>
         </w:tc>
@@ -4231,17 +4355,17 @@
           <w:tcPr>
             <w:tcW w:type="dxa" w:w="1020"/>
             <w:vAlign w:val="top"/>
-            <w:shd w:val="clear" w:color="auto" w:fill="FCE8B2"/>
-          </w:tcPr>
-          <w:p>
-            <w:pPr>
-              <w:spacing w:after="20" w:line="252" w:lineRule="auto"/>
-            </w:pPr>
-            <w:r>
-              <w:rPr>
-                <w:sz w:val="17"/>
-              </w:rPr>
-              <w:t>Trung bình</w:t>
+            <w:shd w:val="clear" w:color="auto" w:fill="E2EFDA"/>
+          </w:tcPr>
+          <w:p>
+            <w:pPr>
+              <w:spacing w:after="20" w:line="252" w:lineRule="auto"/>
+            </w:pPr>
+            <w:r>
+              <w:rPr>
+                <w:sz w:val="17"/>
+              </w:rPr>
+              <w:t>Thấp</w:t>
             </w:r>
           </w:p>
         </w:tc>
@@ -4258,7 +4382,7 @@
               <w:rPr>
                 <w:sz w:val="17"/>
               </w:rPr>
-              <w:t>Cả corpus trong repo lẫn corpus sinh lại đều không còn “(phần n)” trong breadcrumb (CTM bỏ khi đổi chunk_id). Còn breadcrumb lặp dạng “Khoản 1-10 &gt; Khoản 2”: 138 chunk trong repo, 137 khi sinh lại (register v2: 229), vì điều kiện cl_ref_str not in child_bc chỉ so chuỗi con.</w:t>
+              <w:t>Nhóm chunk trùng nội dung: 12 nhóm (24 chunk) ở 11 văn bản, 31 nhóm khi đủ 21 văn bản; đều là văn bản mới chép quy định của văn bản cũ (vd Luật 22/2000 Điều 53 và Luật 52/2014 Điều 116 “Mức cấp dưỡng”) nên phải giữ, nhưng benchmark chưa có câu hỏi phân biệt văn bản cũ và mới để kiểm bộ lọc hiệu lực. 82 chunk dưới 20 từ (21 văn bản: 134) đều là Khoản ngắn trọn vẹn. Khối chữ ký và “Nơi nhận” lọt vào Điều cuối xử lý ở A21.</w:t>
             </w:r>
           </w:p>
           <w:p>
@@ -4276,7 +4400,7 @@
               <w:rPr>
                 <w:sz w:val="17"/>
               </w:rPr>
-              <w:t>Bỏ dải Khoản khỏi breadcrumb của Parent khi tạo child.</w:t>
+              <w:t>Dev 1 thêm vài câu benchmark cho các cặp trùng; theo dõi số chunk ngắn và nhóm trùng sau mỗi lần sinh lại.</w:t>
             </w:r>
           </w:p>
         </w:tc>
@@ -4293,7 +4417,7 @@
               <w:rPr>
                 <w:sz w:val="17"/>
               </w:rPr>
-              <w:t>chunking/chunking_rules.py: _create_child_chunks_from_units (dòng 459–474, 521), _chunk_structured_document (dòng 712–718)</w:t>
+              <w:t>data/benchmark/ground_truth.json; data/chunking_output/chunks.jsonl</w:t>
             </w:r>
           </w:p>
         </w:tc>
@@ -4310,7 +4434,7 @@
               <w:rPr>
                 <w:sz w:val="17"/>
               </w:rPr>
-              <w:t>Chunking</w:t>
+              <w:t>Dev 1</w:t>
             </w:r>
           </w:p>
         </w:tc>
@@ -4329,278 +4453,20 @@
                 <w:sz w:val="17"/>
               </w:rPr>
               <w:t>Còn một phần</w:t>
-            </w:r>
-          </w:p>
-        </w:tc>
-      </w:tr>
-      <w:tr>
-        <w:tc>
-          <w:tcPr>
-            <w:tcW w:type="dxa" w:w="624"/>
-            <w:vAlign w:val="top"/>
-          </w:tcPr>
-          <w:p>
-            <w:pPr>
-              <w:spacing w:after="20" w:line="252" w:lineRule="auto"/>
-            </w:pPr>
-            <w:r>
-              <w:rPr>
-                <w:b/>
-                <w:sz w:val="17"/>
-              </w:rPr>
-              <w:t>B12</w:t>
-            </w:r>
-          </w:p>
-        </w:tc>
-        <w:tc>
-          <w:tcPr>
-            <w:tcW w:type="dxa" w:w="1020"/>
-            <w:vAlign w:val="top"/>
-            <w:shd w:val="clear" w:color="auto" w:fill="E2EFDA"/>
-          </w:tcPr>
-          <w:p>
-            <w:pPr>
-              <w:spacing w:after="20" w:line="252" w:lineRule="auto"/>
-            </w:pPr>
-            <w:r>
-              <w:rPr>
-                <w:sz w:val="17"/>
-              </w:rPr>
-              <w:t>Thấp</w:t>
-            </w:r>
-          </w:p>
-        </w:tc>
-        <w:tc>
-          <w:tcPr>
-            <w:tcW w:type="dxa" w:w="4479"/>
-            <w:vAlign w:val="top"/>
-          </w:tcPr>
-          <w:p>
-            <w:pPr>
-              <w:spacing w:after="20" w:line="252" w:lineRule="auto"/>
-            </w:pPr>
-            <w:r>
-              <w:rPr>
-                <w:sz w:val="17"/>
-              </w:rPr>
-              <w:t>export_legal_chunks.py còn code sửa nhãn TT 02a/2015 (BAD_NAME, create_corrected_source ghi validity “Hết hiệu lực” và expiry_date cứng), chỉ chạy khi có parser/parsed_jsons/nd_158_2005_nd_cp.json, file không còn tồn tại. chunking_report.json vẫn ghi cảnh báo lỗi thời: “l_52_2014_qh13 chỉ có 131 điều”, “NQ01 Điều 8 chỉ có một khoản”. Nếu file cũ quay lại, code này ghi đè metadata của registry bằng giá trị cứng và ghi vào data/parser_validated/ (B4).</w:t>
-            </w:r>
-          </w:p>
-          <w:p>
-            <w:pPr>
-              <w:spacing w:after="20" w:line="252" w:lineRule="auto"/>
-            </w:pPr>
-            <w:r>
-              <w:rPr>
-                <w:b/>
-                <w:sz w:val="17"/>
-              </w:rPr>
-              <w:t xml:space="preserve">Đề xuất: </w:t>
-            </w:r>
-            <w:r>
-              <w:rPr>
-                <w:sz w:val="17"/>
-              </w:rPr>
-              <w:t>Xóa nhánh BAD_NAME và danh sách cảnh báo viết cứng; cảnh báo trong report sinh từ kiểm tra thật.</w:t>
-            </w:r>
-          </w:p>
-          <w:p>
-            <w:pPr>
-              <w:spacing w:after="20" w:line="252" w:lineRule="auto"/>
-            </w:pPr>
-            <w:r>
-              <w:rPr>
-                <w:b/>
-                <w:sz w:val="17"/>
-              </w:rPr>
-              <w:t xml:space="preserve">Kiểm chứng: </w:t>
-            </w:r>
-            <w:r>
-              <w:rPr>
-                <w:sz w:val="17"/>
-              </w:rPr>
-              <w:t>parsed_jsons không có nd_158_2005_nd_cp.json; parser hiện tại cho Luật 52/2014 133 Điều, NQ 01/2024 Điều 8 có 7 Khoản; các cảnh báo nằm cứng trong code ở dòng 294–299.</w:t>
-            </w:r>
-          </w:p>
-        </w:tc>
-        <w:tc>
-          <w:tcPr>
-            <w:tcW w:type="dxa" w:w="1701"/>
-            <w:vAlign w:val="top"/>
-          </w:tcPr>
-          <w:p>
-            <w:pPr>
-              <w:spacing w:after="20" w:line="252" w:lineRule="auto"/>
-            </w:pPr>
-            <w:r>
-              <w:rPr>
-                <w:sz w:val="17"/>
-              </w:rPr>
-              <w:t>chunking/export_legal_chunks.py (dòng 28–80, 154–162, 294–299); data/chunking_output/chunking_report.json</w:t>
-            </w:r>
-          </w:p>
-        </w:tc>
-        <w:tc>
-          <w:tcPr>
-            <w:tcW w:type="dxa" w:w="1077"/>
-            <w:vAlign w:val="top"/>
-          </w:tcPr>
-          <w:p>
-            <w:pPr>
-              <w:spacing w:after="20" w:line="252" w:lineRule="auto"/>
-            </w:pPr>
-            <w:r>
-              <w:rPr>
-                <w:sz w:val="17"/>
-              </w:rPr>
-              <w:t>Chunking</w:t>
-            </w:r>
-          </w:p>
-        </w:tc>
-        <w:tc>
-          <w:tcPr>
-            <w:tcW w:type="dxa" w:w="964"/>
-            <w:vAlign w:val="top"/>
-          </w:tcPr>
-          <w:p>
-            <w:pPr>
-              <w:spacing w:after="20" w:line="252" w:lineRule="auto"/>
-            </w:pPr>
-            <w:r>
-              <w:rPr>
-                <w:sz w:val="17"/>
-              </w:rPr>
-              <w:t>Mới</w:t>
-            </w:r>
-          </w:p>
-        </w:tc>
-      </w:tr>
-      <w:tr>
-        <w:tc>
-          <w:tcPr>
-            <w:tcW w:type="dxa" w:w="624"/>
-            <w:vAlign w:val="top"/>
-          </w:tcPr>
-          <w:p>
-            <w:pPr>
-              <w:spacing w:after="20" w:line="252" w:lineRule="auto"/>
-            </w:pPr>
-            <w:r>
-              <w:rPr>
-                <w:b/>
-                <w:sz w:val="17"/>
-              </w:rPr>
-              <w:t>B5</w:t>
-            </w:r>
-          </w:p>
-        </w:tc>
-        <w:tc>
-          <w:tcPr>
-            <w:tcW w:type="dxa" w:w="1020"/>
-            <w:vAlign w:val="top"/>
-            <w:shd w:val="clear" w:color="auto" w:fill="E2EFDA"/>
-          </w:tcPr>
-          <w:p>
-            <w:pPr>
-              <w:spacing w:after="20" w:line="252" w:lineRule="auto"/>
-            </w:pPr>
-            <w:r>
-              <w:rPr>
-                <w:sz w:val="17"/>
-              </w:rPr>
-              <w:t>Thấp</w:t>
-            </w:r>
-          </w:p>
-        </w:tc>
-        <w:tc>
-          <w:tcPr>
-            <w:tcW w:type="dxa" w:w="4479"/>
-            <w:vAlign w:val="top"/>
-          </w:tcPr>
-          <w:p>
-            <w:pPr>
-              <w:spacing w:after="20" w:line="252" w:lineRule="auto"/>
-            </w:pPr>
-            <w:r>
-              <w:rPr>
-                <w:sz w:val="17"/>
-              </w:rPr>
-              <w:t>Chunk dưới 20 từ tăng từ 51 lên 86 (sinh lại: 84) vì không còn gộp Khoản, đúng hướng B1. Nhóm trùng nội dung: 7 (sinh lại: 12), vẫn là cặp văn bản cũ/mới hợp lệ.</w:t>
-            </w:r>
-          </w:p>
-          <w:p>
-            <w:pPr>
-              <w:spacing w:after="20" w:line="252" w:lineRule="auto"/>
-            </w:pPr>
-            <w:r>
-              <w:rPr>
-                <w:b/>
-                <w:sz w:val="17"/>
-              </w:rPr>
-              <w:t xml:space="preserve">Đề xuất: </w:t>
-            </w:r>
-            <w:r>
-              <w:rPr>
-                <w:sz w:val="17"/>
-              </w:rPr>
-              <w:t>Giữ nguyên, theo dõi.</w:t>
-            </w:r>
-          </w:p>
-        </w:tc>
-        <w:tc>
-          <w:tcPr>
-            <w:tcW w:type="dxa" w:w="1701"/>
-            <w:vAlign w:val="top"/>
-          </w:tcPr>
-          <w:p>
-            <w:pPr>
-              <w:spacing w:after="20" w:line="252" w:lineRule="auto"/>
-            </w:pPr>
-            <w:r>
-              <w:rPr>
-                <w:sz w:val="17"/>
-              </w:rPr>
-              <w:t>chunking/chunking_rules.py: _create_child_chunks_from_units (dòng 540–558); chunking/chunking_strategy.md; data/chunking_output/chunks.jsonl</w:t>
-            </w:r>
-          </w:p>
-        </w:tc>
-        <w:tc>
-          <w:tcPr>
-            <w:tcW w:type="dxa" w:w="1077"/>
-            <w:vAlign w:val="top"/>
-          </w:tcPr>
-          <w:p>
-            <w:pPr>
-              <w:spacing w:after="20" w:line="252" w:lineRule="auto"/>
-            </w:pPr>
-            <w:r>
-              <w:rPr>
-                <w:sz w:val="17"/>
-              </w:rPr>
-              <w:t>Chunking</w:t>
-            </w:r>
-          </w:p>
-        </w:tc>
-        <w:tc>
-          <w:tcPr>
-            <w:tcW w:type="dxa" w:w="964"/>
-            <w:vAlign w:val="top"/>
-            <w:shd w:val="clear" w:color="auto" w:fill="FBE5D6"/>
-          </w:tcPr>
-          <w:p>
-            <w:pPr>
-              <w:spacing w:after="20" w:line="252" w:lineRule="auto"/>
-            </w:pPr>
-            <w:r>
-              <w:rPr>
-                <w:sz w:val="17"/>
-              </w:rPr>
-              <w:t>Còn</w:t>
             </w:r>
           </w:p>
         </w:tc>
       </w:tr>
     </w:tbl>
+    <w:p>
+      <w:pPr>
+        <w:spacing w:after="80"/>
+      </w:pPr>
+      <w:r>
+        <w:rPr/>
+        <w:t>Nhóm B đo ngày 24/10 trên nhánh chunking_test sau bản sửa chunking. B9, B12 đã sửa và được bỏ khỏi bảng. B1, B10, B13 đã sửa trong code nhưng giữ trong bảng vì corpus trong repo chưa sinh lại (parser A25, A26 và contract C3 chưa xong). Ba lỗi mới B14 (merge 1c40712 làm chunker lỗi cú pháp), B15 (intro của Điều không vào chunk con), B16 (Parent vượt ngưỡng khi intro trùng Khoản đầu dài) tìm thấy và sửa cùng đợt. Số liệu đo trên corpus sinh lại trong thư mục tạm ở Phụ lục F.</w:t>
+      </w:r>
+    </w:p>
     <w:p>
       <w:pPr>
         <w:spacing w:after="0"/>
@@ -12552,6 +12418,109 @@
             </w:pPr>
             <w:r>
               <w:rPr>
+                <w:sz w:val="17"/>
+              </w:rPr>
+              <w:t>test/test_chunking.py (chunking_test)</w:t>
+            </w:r>
+          </w:p>
+        </w:tc>
+        <w:tc>
+          <w:tcPr>
+            <w:tcW w:type="dxa" w:w="1300"/>
+            <w:vAlign w:val="top"/>
+          </w:tcPr>
+          <w:p>
+            <w:pPr>
+              <w:spacing w:after="20" w:line="252" w:lineRule="auto"/>
+            </w:pPr>
+            <w:r>
+              <w:rPr>
+                <w:sz w:val="17"/>
+              </w:rPr>
+              <w:t>—</w:t>
+            </w:r>
+          </w:p>
+        </w:tc>
+        <w:tc>
+          <w:tcPr>
+            <w:tcW w:type="dxa" w:w="1300"/>
+            <w:vAlign w:val="top"/>
+          </w:tcPr>
+          <w:p>
+            <w:pPr>
+              <w:spacing w:after="20" w:line="252" w:lineRule="auto"/>
+            </w:pPr>
+            <w:r>
+              <w:rPr>
+                <w:sz w:val="17"/>
+              </w:rPr>
+              <w:t>—</w:t>
+            </w:r>
+          </w:p>
+        </w:tc>
+        <w:tc>
+          <w:tcPr>
+            <w:tcW w:type="dxa" w:w="1300"/>
+            <w:vAlign w:val="top"/>
+          </w:tcPr>
+          <w:p>
+            <w:pPr>
+              <w:spacing w:after="20" w:line="252" w:lineRule="auto"/>
+            </w:pPr>
+            <w:r>
+              <w:rPr>
+                <w:sz w:val="17"/>
+              </w:rPr>
+              <w:t>1c40712: lỗi collect (SyntaxError); sau bản sửa: 14 pass, 21 subtest pass</w:t>
+            </w:r>
+          </w:p>
+        </w:tc>
+        <w:tc>
+          <w:tcPr>
+            <w:tcW w:type="dxa" w:w="2600"/>
+            <w:vAlign w:val="top"/>
+          </w:tcPr>
+          <w:p>
+            <w:pPr>
+              <w:spacing w:after="20" w:line="252" w:lineRule="auto"/>
+            </w:pPr>
+            <w:r>
+              <w:rPr>
+                <w:sz w:val="17"/>
+              </w:rPr>
+            </w:r>
+          </w:p>
+        </w:tc>
+        <w:tc>
+          <w:tcPr>
+            <w:tcW w:type="dxa" w:w="1166"/>
+            <w:vAlign w:val="top"/>
+          </w:tcPr>
+          <w:p>
+            <w:pPr>
+              <w:spacing w:after="20" w:line="252" w:lineRule="auto"/>
+            </w:pPr>
+            <w:r>
+              <w:rPr>
+                <w:sz w:val="17"/>
+              </w:rPr>
+              <w:t>B14</w:t>
+            </w:r>
+          </w:p>
+        </w:tc>
+      </w:tr>
+      <w:tr>
+        <w:tc>
+          <w:tcPr>
+            <w:tcW w:type="dxa" w:w="2200"/>
+            <w:vAlign w:val="top"/>
+          </w:tcPr>
+          <w:p>
+            <w:pPr>
+              <w:spacing w:after="20" w:line="252" w:lineRule="auto"/>
+            </w:pPr>
+            <w:r>
+              <w:rPr>
                 <w:b/>
                 <w:sz w:val="17"/>
               </w:rPr>
@@ -12624,7 +12593,7 @@
               <w:rPr>
                 <w:sz w:val="17"/>
               </w:rPr>
-              <w:t>Chạy riêng từng file; chạy chung tests/ và test/ vẫn lỗi collect. Chạy test làm bẩn git trở lại vì 72a7377 commit lại parser/__pycache__/*.pyc (H5).</w:t>
+              <w:t>Chạy riêng từng file; chạy chung tests/ và test/ vẫn lỗi collect. Chạy test làm bẩn git trở lại vì 72a7377 commit lại parser/__pycache__/*.pyc (H5). Sau bản sửa chunking 24/10 (chunking_test): 218 pass, 2 fail (thêm 14 test của test_chunking.py; 2 fail như trên).</w:t>
             </w:r>
           </w:p>
         </w:tc>
@@ -12663,7 +12632,7 @@
     <w:p>
       <w:pPr/>
       <w:r>
-        <w:t>Bảng dưới đây là thứ tự làm cho các lỗi còn mở sau khi gộp CTM và NMA, tính cả các lỗi mới A25, A26, B12. Mỗi bước ghi việc cụ thể, owner, điều kiện để bắt đầu và tiêu chí để coi là xong. Màu ở cột Bước: đỏ là đang chặn các bước sau, vàng là làm ngay khi có điều kiện, xanh là làm sau. Những lỗi đã sửa (mục 3) không có trong bảng.</w:t>
+        <w:t>Bảng dưới đây là thứ tự làm cho các lỗi còn mở sau khi gộp CTM và NMA, tính cả các lỗi mới A25, A26. Mỗi bước ghi việc cụ thể, owner, điều kiện để bắt đầu và tiêu chí để coi là xong. Màu ở cột Bước: đỏ là đang chặn các bước sau, vàng là làm ngay khi có điều kiện, xanh là làm sau. Những lỗi đã sửa (mục 3) không có trong bảng.</w:t>
       </w:r>
     </w:p>
     <w:tbl>
@@ -13131,10 +13100,9 @@
             </w:pPr>
             <w:r>
               <w:rPr>
-                <w:b w:val="0"/>
-                <w:sz w:val="17"/>
-              </w:rPr>
-              <w:t>Không ghi “Khoản 1” cho Điều không chia Khoản (B1). Breadcrumb của chunk = breadcrumb cấp Điều + “Khoản N” (B10). Exporter dừng khi thiếu underthesea; thống nhất phiên bản underthesea ở 2 file requirements (B2). Xóa code sửa nhãn TT 02a và cảnh báo lỗi thời (B12). Chạy export_legal_chunks.py và commit cùng PR với parser; CI kiểm chunks.jsonl khớp parsed_jsons (B11). Xóa corpus cũ, data/parser_validated/ và các mặc định trỏ file smoke (B4). Nếu kịp: chép câu dẫn của danh sách điểm vào embed_text (B9).</w:t>
+                <w:sz w:val="17"/>
+              </w:rPr>
+              <w:t>Code chunker đã sửa ngày 24/10 (Phụ lục F). Còn: chạy export_legal_chunks.py và commit cùng PR với parser, để corpus hết “Khoản 1” giả (B1), breadcrumb sai Khoản (B10) và được exporter mới kiểm chunk dưới 10 ký tự (B13); CI kiểm chunks.jsonl khớp parsed_jsons (B11). Xóa corpus cũ, data/parser_validated/ và các mặc định trỏ file smoke (B4). Ghim underthesea ở requirements-bkai.txt, tách từ câu hỏi cùng phiên bản (B2).</w:t>
             </w:r>
           </w:p>
         </w:tc>
@@ -13148,10 +13116,9 @@
             </w:pPr>
             <w:r>
               <w:rPr>
-                <w:b w:val="0"/>
-                <w:sz w:val="17"/>
-              </w:rPr>
-              <w:t>B11, B1, B10, B2, B12, B4, B9</w:t>
+                <w:sz w:val="17"/>
+              </w:rPr>
+              <w:t>B11, B1, B10, B13, B2, B4</w:t>
             </w:r>
           </w:p>
         </w:tc>
@@ -13165,10 +13132,9 @@
             </w:pPr>
             <w:r>
               <w:rPr>
-                <w:b w:val="0"/>
-                <w:sz w:val="17"/>
-              </w:rPr>
-              <w:t>Chunking (B2, B4 cùng Dev 4)</w:t>
+                <w:sz w:val="17"/>
+              </w:rPr>
+              <w:t>Chunking (B2: Dev 3 + Dev 4; B4 cùng Dev 4)</w:t>
             </w:r>
           </w:p>
         </w:tc>
@@ -13182,10 +13148,9 @@
             </w:pPr>
             <w:r>
               <w:rPr>
-                <w:b w:val="0"/>
-                <w:sz w:val="17"/>
-              </w:rPr>
-              <w:t>Sửa code: ngay. Chạy export và commit: sau bước 1 và 2.</w:t>
+                <w:sz w:val="17"/>
+              </w:rPr>
+              <w:t>Chạy export và commit: sau bước 1 và 2.</w:t>
             </w:r>
           </w:p>
         </w:tc>
@@ -13199,10 +13164,9 @@
             </w:pPr>
             <w:r>
               <w:rPr>
-                <w:b w:val="0"/>
-                <w:sz w:val="17"/>
-              </w:rPr>
-              <w:t>Report ghi tokenization_backend = underthesea; schema_test pass; 0 “CÔNG BÁO”, 0 “Khoản 1” giả, 0 breadcrumb lặp Khoản; 100% clause_id có trong parser.</w:t>
+                <w:sz w:val="17"/>
+              </w:rPr>
+              <w:t>Report ghi tokenization_backend = underthesea và tokenization_version; schema_test và test_chunking pass; 0 “CÔNG BÁO”, 0 “Khoản 1” giả, 0 breadcrumb lặp Khoản; 100% clause_id có trong parser.</w:t>
             </w:r>
           </w:p>
         </w:tc>
@@ -13802,7 +13766,7 @@
               <w:rPr>
                 <w:sz w:val="17"/>
               </w:rPr>
-              <w:t>A25 (corpus đang dùng thiếu khoản 4, 5 của Luật 52/2014 Điều 2) và A26 (exporter dừng ở NĐ 68/2002), rồi A8, A6, A21, A7.</w:t>
+              <w:t>A25 (corpus đang dùng thiếu khoản 4, 5 của Luật 52/2014 Điều 2) và A26 (Khoản viết thường của NĐ 68/2002, tiêu đề giả của Luật 1986), rồi A8, A6, A21, A7.</w:t>
             </w:r>
           </w:p>
         </w:tc>
@@ -13852,10 +13816,9 @@
             </w:pPr>
             <w:r>
               <w:rPr>
-                <w:b w:val="0"/>
-                <w:sz w:val="17"/>
-              </w:rPr>
-              <w:t>Sửa B1, B10, B2 ngay; chạy export khi bước 1 và 2 xong.</w:t>
+                <w:sz w:val="17"/>
+              </w:rPr>
+              <w:t>Code chunker đã sửa (24/10); chạy export và commit corpus khi bước 1 và 2 xong; xóa corpus cũ cùng Dev 4 (B4).</w:t>
             </w:r>
           </w:p>
         </w:tc>
@@ -13905,10 +13868,9 @@
             </w:pPr>
             <w:r>
               <w:rPr>
-                <w:b w:val="0"/>
-                <w:sz w:val="17"/>
-              </w:rPr>
-              <w:t>E12, E4, E3.</w:t>
+                <w:sz w:val="17"/>
+              </w:rPr>
+              <w:t>E12, E4, E3; ghim underthesea==9.5.0 trong requirements-bkai.txt (B2).</w:t>
             </w:r>
           </w:p>
         </w:tc>
@@ -14106,7 +14068,7 @@
     <w:p>
       <w:pPr/>
       <w:r>
-        <w:t>Chạy từ thư mục gốc repo, trên môi trường có underthesea:</w:t>
+        <w:t>Chạy từ thư mục gốc repo, trên môi trường có underthesea (exporter dừng nếu thiếu):</w:t>
       </w:r>
     </w:p>
     <w:p>
@@ -14144,7 +14106,7 @@
     <w:p>
       <w:pPr/>
       <w:r>
-        <w:t>Trước khi commit, kiểm 4 điều: report ghi tokenization_backend = “underthesea”; số chunk và parent hợp lý (parser 72a7377 cho 1.156 / 508 trên 11 văn bản cũ; trên đủ 21 văn bản exporter hiện dừng ở NĐ 68/2002, xem A26); Luật 52/2014 Điều 2 có đủ 5 Khoản (A25); tests/schema_test.py pass; git status không có file .pyc bị đổi (nếu có thì git checkout -- các thư mục __pycache__). Sau khi commit corpus phải làm tiếp bước 4 (map gold) và dựng lại index ở bước 5. Trước đó mọi số đo retrieval đều không chấm được.</w:t>
+        <w:t>Trước khi commit, kiểm 4 điều: report ghi tokenization_backend = “underthesea” và tokenization_version khớp phiên bản ghim; số chunk và parent hợp lý (chunker đã sửa trên parser 72a7377 cho 1.157 / 508 với 11 văn bản cũ và 2.003 / 923 với đủ 21 văn bản); Luật 52/2014 Điều 2 có đủ 5 Khoản (A25); tests/schema_test.py và test/test_chunking.py pass; git status không có file .pyc bị đổi (nếu có thì git checkout -- các thư mục __pycache__). Sau khi commit corpus phải làm tiếp bước 4 (map gold) và dựng lại index ở bước 5. Trước đó mọi số đo retrieval đều không chấm được.</w:t>
       </w:r>
     </w:p>
     <w:p>
@@ -16333,6 +16295,636 @@
                 <w:sz w:val="17"/>
               </w:rPr>
               <w:t>parser/ 32 pass, 1 fail (A25); schema_test 11 pass. Chạy test lại làm bẩn git vì parser/__pycache__/*.pyc được commit lại (H5).</w:t>
+            </w:r>
+          </w:p>
+        </w:tc>
+      </w:tr>
+    </w:tbl>
+    <w:p>
+      <w:pPr>
+        <w:spacing w:after="40"/>
+      </w:pPr>
+    </w:p>
+    <w:p>
+      <w:pPr>
+        <w:pStyle w:val="Heading1"/>
+      </w:pPr>
+      <w:r>
+        <w:rPr/>
+        <w:t>Phụ lục F. Kiểm lại và sửa nhóm B trên nhánh chunking_test</w:t>
+      </w:r>
+    </w:p>
+    <w:p>
+      <w:r>
+        <w:rPr/>
+        <w:t>Kiểm lại và sửa ngày 24/10/2026 trên nhánh chunking_test, commit 1c40712 (gộp testing f0a7007 vào chunking_test 16e4495). Code chunking được lấy lại từ f0a7007 rồi sửa theo đặc tả Sprint 5 (Chunking Engine: chia theo Điều/Khoản, Parent ≤ 1.500 ký tự, Child ≤ 256 token, tách từ bắt buộc, không nuốt lỗi), Sprint 6 (chunk_id là khóa xuyên suốt, chunk_text dùng để trích dẫn, Strict/Parent Match theo parent_clause_id), sơ đồ kiến trúc (Vietnamese NLP Pipeline → Hierarchical Parent-child Chunking → Qdrant, Elasticsearch, Parent-Context Resolver) và đề xuất của register v2 cho B5, B9, B10. Với intro của Điều, hai dự án trong RAG/ làm theo hai cách: Legal-RAG ghép phần dẫn của Điều vào text của chunk, Vietnamese-Legal-RAG-Assistant tạo chunk intro riêng và gắn tiền tố Chương–Điều–Khoản cho từng Khoản. Bản sửa chọn đưa intro vào embed_text vì contract yêu cầu parent_clause_id có trong parser (không có clause cho intro) và chunk_text phải giữ nguyên văn. File đổi: chunking/chunking_rules.py, export_legal_chunks.py, run_experiment.py, chunking_strategy.md, chunking_evaluation.xlsx, chunking_examples.json, test/test_chunking.py, requirements.txt (chưa commit). Cách kiểm: export trong thư mục tạm trên 11 văn bản cũ và đủ 21 parsed_jsons của 72a7377, so với corpus sinh bằng chunker f0a7007 từ cùng parsed_jsons; validate theo chunk_payload_schema.json và vector_store.normalize_chunk_record; chạy pytest từng file. Corpus trong repo không đổi. Số không ngoặc đo trên 11 văn bản cũ; số trong ngoặc đo trên 20 văn bản ở cột trước (chunker f0a7007 dừng ở NĐ 68/2002) và trên đủ 21 văn bản ở cột sau.</w:t>
+      </w:r>
+    </w:p>
+    <w:tbl>
+      <w:tblPr>
+        <w:tblStyle w:val="TableGrid"/>
+        <w:tblW w:type="auto" w:w="0"/>
+        <w:jc w:val="center"/>
+        <w:tblLayout w:type="fixed"/>
+        <w:tblLook w:firstColumn="1" w:firstRow="1" w:lastColumn="0" w:lastRow="0" w:noHBand="0" w:noVBand="1" w:val="04A0"/>
+      </w:tblPr>
+      <w:tblGrid>
+        <w:gridCol w:w="3289"/>
+        <w:gridCol w:w="3289"/>
+        <w:gridCol w:w="3289"/>
+      </w:tblGrid>
+      <w:tr>
+        <w:trPr>
+          <w:tblHeader w:val="true"/>
+        </w:trPr>
+        <w:tc>
+          <w:tcPr>
+            <w:tcW w:type="dxa" w:w="1100"/>
+            <w:shd w:val="clear" w:color="auto" w:fill="DCE6F1"/>
+          </w:tcPr>
+          <w:p>
+            <w:r>
+              <w:rPr>
+                <w:b/>
+                <w:sz w:val="17"/>
+              </w:rPr>
+              <w:t>#</w:t>
+            </w:r>
+          </w:p>
+        </w:tc>
+        <w:tc>
+          <w:tcPr>
+            <w:tcW w:type="dxa" w:w="3200"/>
+            <w:shd w:val="clear" w:color="auto" w:fill="DCE6F1"/>
+          </w:tcPr>
+          <w:p>
+            <w:r>
+              <w:rPr>
+                <w:b/>
+                <w:sz w:val="17"/>
+              </w:rPr>
+              <w:t>Chunker f0a7007 (testing)</w:t>
+            </w:r>
+          </w:p>
+        </w:tc>
+        <w:tc>
+          <w:tcPr>
+            <w:tcW w:type="dxa" w:w="5566"/>
+            <w:shd w:val="clear" w:color="auto" w:fill="DCE6F1"/>
+          </w:tcPr>
+          <w:p>
+            <w:r>
+              <w:rPr>
+                <w:b/>
+                <w:sz w:val="17"/>
+              </w:rPr>
+              <w:t>Sau bản sửa 24/10</w:t>
+            </w:r>
+          </w:p>
+        </w:tc>
+      </w:tr>
+      <w:tr>
+        <w:tc>
+          <w:tcPr>
+            <w:tcW w:type="dxa" w:w="1100"/>
+          </w:tcPr>
+          <w:p>
+            <w:r>
+              <w:rPr>
+                <w:b/>
+                <w:sz w:val="17"/>
+              </w:rPr>
+              <w:t>B14 (mới)</w:t>
+            </w:r>
+          </w:p>
+        </w:tc>
+        <w:tc>
+          <w:tcPr>
+            <w:tcW w:type="dxa" w:w="3200"/>
+          </w:tcPr>
+          <w:p>
+            <w:r>
+              <w:rPr>
+                <w:sz w:val="17"/>
+              </w:rPr>
+              <w:t>Ở chunking_test 1c40712, chunking_rules.py lỗi cú pháp (tham số parent_clause_id lặp ở dòng 625, 678) và dùng 12 tên chưa định nghĩa (_register_cid, min_words, article_ref, cl_num…); run_experiment.py dùng extra_candidates chưa định nghĩa. Merge trộn bản 16e4495 (17/10, trước CTM: gộp mảnh qua ranh giới Khoản, chunk_id kiểu cũ) với bản testing; exporter, test_chunking.py, scripts/build_index.py, demo_pipeline.py không import được.</w:t>
+            </w:r>
+          </w:p>
+        </w:tc>
+        <w:tc>
+          <w:tcPr>
+            <w:tcW w:type="dxa" w:w="5566"/>
+          </w:tcPr>
+          <w:p>
+            <w:r>
+              <w:rPr>
+                <w:sz w:val="17"/>
+              </w:rPr>
+              <w:t>Đã sửa. Lấy lại chunking_rules.py, run_experiment.py từ f0a7007 rồi sửa; giữ ý tưởng câu dẫn danh sách Điểm và cắt intro dài của 16e4495, bỏ phần gộp qua Khoản.</w:t>
+            </w:r>
+          </w:p>
+        </w:tc>
+      </w:tr>
+      <w:tr>
+        <w:tc>
+          <w:tcPr>
+            <w:tcW w:type="dxa" w:w="1100"/>
+          </w:tcPr>
+          <w:p>
+            <w:r>
+              <w:rPr>
+                <w:b/>
+                <w:sz w:val="17"/>
+              </w:rPr>
+              <w:t>B1</w:t>
+            </w:r>
+          </w:p>
+        </w:tc>
+        <w:tc>
+          <w:tcPr>
+            <w:tcW w:type="dxa" w:w="3200"/>
+          </w:tcPr>
+          <w:p>
+            <w:r>
+              <w:rPr>
+                <w:sz w:val="17"/>
+              </w:rPr>
+              <w:t>130 chunk (228) ghi “Khoản 1” cho Điều không chia Khoản ở clause_ref, breadcrumb, embed_text, metadata.clause_number; exporter không kiểm clause_id với parser.</w:t>
+            </w:r>
+          </w:p>
+        </w:tc>
+        <w:tc>
+          <w:tcPr>
+            <w:tcW w:type="dxa" w:w="5566"/>
+          </w:tcPr>
+          <w:p>
+            <w:r>
+              <w:rPr>
+                <w:sz w:val="17"/>
+              </w:rPr>
+              <w:t>Đã sửa trong code; corpus trong repo chờ sinh lại. Điều chỉ có 1 clause và nội dung không mở đầu bằng “1.” (128 Điều; 238): clause_ref = null, metadata.clause_number = null, breadcrumb không có Khoản; clause_id và chunk_id giữ nguyên theo contract. Exporter dừng khi clause_id không có trong parser. 0 chunk còn “Khoản 1” giả.</w:t>
+            </w:r>
+          </w:p>
+        </w:tc>
+      </w:tr>
+      <w:tr>
+        <w:tc>
+          <w:tcPr>
+            <w:tcW w:type="dxa" w:w="1100"/>
+          </w:tcPr>
+          <w:p>
+            <w:r>
+              <w:rPr>
+                <w:b/>
+                <w:sz w:val="17"/>
+              </w:rPr>
+              <w:t>B10</w:t>
+            </w:r>
+          </w:p>
+        </w:tc>
+        <w:tc>
+          <w:tcPr>
+            <w:tcW w:type="dxa" w:w="3200"/>
+          </w:tcPr>
+          <w:p>
+            <w:r>
+              <w:rPr>
+                <w:sz w:val="17"/>
+              </w:rPr>
+              <w:t>132 breadcrumb dạng “Khoản 1-10 &gt; Khoản 2” (223); 102 chunk (190) không có Khoản của mình vì so chuỗi con (“Khoản 1” nằm trong “Khoản 1-10”); 34 nhãn “Khoản 3-3”; 8 Parent có clause_refs đếm theo phần của Khoản.</w:t>
+            </w:r>
+          </w:p>
+        </w:tc>
+        <w:tc>
+          <w:tcPr>
+            <w:tcW w:type="dxa" w:w="5566"/>
+          </w:tcPr>
+          <w:p>
+            <w:r>
+              <w:rPr>
+                <w:sz w:val="17"/>
+              </w:rPr>
+              <w:t>Đã sửa trong code; corpus trong repo chờ sinh lại. Breadcrumb của chunk = breadcrumb cấp Điều + “Khoản N” (+ dải Điểm); dải Khoản của Parent tính theo số Khoản thật. 0 breadcrumb sai; exporter dừng khi breadcrumb của chunk có Khoản khác clause_ref.</w:t>
+            </w:r>
+          </w:p>
+        </w:tc>
+      </w:tr>
+      <w:tr>
+        <w:tc>
+          <w:tcPr>
+            <w:tcW w:type="dxa" w:w="1100"/>
+          </w:tcPr>
+          <w:p>
+            <w:r>
+              <w:rPr>
+                <w:b/>
+                <w:sz w:val="17"/>
+              </w:rPr>
+              <w:t>B9</w:t>
+            </w:r>
+          </w:p>
+        </w:tc>
+        <w:tc>
+          <w:tcPr>
+            <w:tcW w:type="dxa" w:w="3200"/>
+          </w:tcPr>
+          <w:p>
+            <w:r>
+              <w:rPr>
+                <w:sz w:val="17"/>
+              </w:rPr>
+              <w:t>point_ref rỗng ở 100% chunk; 25 phần (44) bắt đầu giữa danh sách Điểm không có câu dẫn; Khoản dài cắt theo câu, kể cả giữa một Điểm.</w:t>
+            </w:r>
+          </w:p>
+        </w:tc>
+        <w:tc>
+          <w:tcPr>
+            <w:tcW w:type="dxa" w:w="5566"/>
+          </w:tcPr>
+          <w:p>
+            <w:r>
+              <w:rPr>
+                <w:sz w:val="17"/>
+              </w:rPr>
+              <w:t>Đã sửa theo đề xuất của register v2. Khoản dài có danh sách Điểm được cắt tại ranh giới Điểm (một Điểm chỉ bị tách khi tự nó vượt giới hạn Child); point_ref ghi dải Điểm ở 73 chunk (153); 35 phần bắt đầu bằng Điểm (76) có câu dẫn trong embed_text, text giữ nguyên văn; 4 câu dẫn dài bị cắt bớt cho vừa 256 token.</w:t>
+            </w:r>
+          </w:p>
+        </w:tc>
+      </w:tr>
+      <w:tr>
+        <w:tc>
+          <w:tcPr>
+            <w:tcW w:type="dxa" w:w="1100"/>
+          </w:tcPr>
+          <w:p>
+            <w:r>
+              <w:rPr>
+                <w:b/>
+                <w:sz w:val="17"/>
+              </w:rPr>
+              <w:t>B15 (mới)</w:t>
+            </w:r>
+          </w:p>
+        </w:tc>
+        <w:tc>
+          <w:tcPr>
+            <w:tcW w:type="dxa" w:w="3200"/>
+          </w:tcPr>
+          <w:p>
+            <w:r>
+              <w:rPr>
+                <w:sz w:val="17"/>
+              </w:rPr>
+              <w:t>Intro của Điều (vd “Việc kết hôn bị cấm trong những trường hợp sau đây:”) chỉ nằm trong Parent, không có trong text hay embed_text của chunk nào: 41/41 Điều có intro, 1.230 từ (58/70 Điều, 1.898 từ); 13 câu benchmark có candidate ở các Điều này. Exporter chỉ kiểm intro trong Parent.</w:t>
+            </w:r>
+          </w:p>
+        </w:tc>
+        <w:tc>
+          <w:tcPr>
+            <w:tcW w:type="dxa" w:w="5566"/>
+          </w:tcPr>
+          <w:p>
+            <w:r>
+              <w:rPr>
+                <w:sz w:val="17"/>
+              </w:rPr>
+              <w:t>Đã sửa. Intro vào embed_text, embed_text_raw của mọi chunk trong Điều, tối đa 60 từ và trong giới hạn 256 token; text giữ nguyên văn: 41/41 Điều (78/78). Exporter dừng nếu intro không có trong chunk nào, cảnh báo khi intro bị cắt bớt (0; 4 Điều).</w:t>
+            </w:r>
+          </w:p>
+        </w:tc>
+      </w:tr>
+      <w:tr>
+        <w:tc>
+          <w:tcPr>
+            <w:tcW w:type="dxa" w:w="1100"/>
+          </w:tcPr>
+          <w:p>
+            <w:r>
+              <w:rPr>
+                <w:b/>
+                <w:sz w:val="17"/>
+              </w:rPr>
+              <w:t>B16 (mới)</w:t>
+            </w:r>
+          </w:p>
+        </w:tc>
+        <w:tc>
+          <w:tcPr>
+            <w:tcW w:type="dxa" w:w="3200"/>
+          </w:tcPr>
+          <w:p>
+            <w:r>
+              <w:rPr>
+                <w:sz w:val="17"/>
+              </w:rPr>
+              <w:t>Chunker so intro với phần đầu của Khoản đầu sau khi Khoản đã bị tách, nên giữ intro trùng nguyên văn: NĐ 68/2002 Điều 39 sinh Parent vượt 1.500 ký tự và exporter dừng trên 21 văn bản (nguyên nhân phía chunker của A26); ND04 Điều 26 (data/parser_validated) sinh Parent 2.814 ký tự. Parent đầu không trừ chỗ cho intro dài.</w:t>
+            </w:r>
+          </w:p>
+        </w:tc>
+        <w:tc>
+          <w:tcPr>
+            <w:tcW w:type="dxa" w:w="5566"/>
+          </w:tcPr>
+          <w:p>
+            <w:r>
+              <w:rPr>
+                <w:sz w:val="17"/>
+              </w:rPr>
+              <w:t>Đã sửa. So intro với Khoản gốc; nếu header + intro + phần đầu Khoản đầu vượt 1.500 ký tự thì tách phần đó nhỏ hơn, intro quá dài thì báo lỗi. Exporter chạy hết 21 văn bản; 0 Parent vượt ngưỡng. Header của Parent giữ tiêu đề Điều đầy đủ (12 Điều có tiêu đề trên 120 ký tự; 36), breadcrumb vẫn rút gọn.</w:t>
+            </w:r>
+          </w:p>
+        </w:tc>
+      </w:tr>
+      <w:tr>
+        <w:tc>
+          <w:tcPr>
+            <w:tcW w:type="dxa" w:w="1100"/>
+          </w:tcPr>
+          <w:p>
+            <w:r>
+              <w:rPr>
+                <w:b/>
+                <w:sz w:val="17"/>
+              </w:rPr>
+              <w:t>B12</w:t>
+            </w:r>
+          </w:p>
+        </w:tc>
+        <w:tc>
+          <w:tcPr>
+            <w:tcW w:type="dxa" w:w="3200"/>
+          </w:tcPr>
+          <w:p>
+            <w:r>
+              <w:rPr>
+                <w:sz w:val="17"/>
+              </w:rPr>
+              <w:t>Nhánh sửa nhãn TT 02a (BAD_NAME) và 3 cảnh báo viết cứng còn trong exporter; report ghi “l_52_2014_qh13 chỉ có 131 điều”.</w:t>
+            </w:r>
+          </w:p>
+        </w:tc>
+        <w:tc>
+          <w:tcPr>
+            <w:tcW w:type="dxa" w:w="5566"/>
+          </w:tcPr>
+          <w:p>
+            <w:r>
+              <w:rPr>
+                <w:sz w:val="17"/>
+              </w:rPr>
+              <w:t>Đã sửa. Xóa BAD_NAME, create_corrected_source và trường corrected_document; cảnh báo trong report sinh từ kiểm tra thật (mảnh ngắn, intro bị cắt, validity_status “Không xác định”).</w:t>
+            </w:r>
+          </w:p>
+        </w:tc>
+      </w:tr>
+      <w:tr>
+        <w:tc>
+          <w:tcPr>
+            <w:tcW w:type="dxa" w:w="1100"/>
+          </w:tcPr>
+          <w:p>
+            <w:r>
+              <w:rPr>
+                <w:b/>
+                <w:sz w:val="17"/>
+              </w:rPr>
+              <w:t>B13</w:t>
+            </w:r>
+          </w:p>
+        </w:tc>
+        <w:tc>
+          <w:tcPr>
+            <w:tcW w:type="dxa" w:w="3200"/>
+          </w:tcPr>
+          <w:p>
+            <w:r>
+              <w:rPr>
+                <w:sz w:val="17"/>
+              </w:rPr>
+              <w:t>0 chunk dưới 10 ký tự từ khi A24 được sửa; exporter không chặn.</w:t>
+            </w:r>
+          </w:p>
+        </w:tc>
+        <w:tc>
+          <w:tcPr>
+            <w:tcW w:type="dxa" w:w="5566"/>
+          </w:tcPr>
+          <w:p>
+            <w:r>
+              <w:rPr>
+                <w:sz w:val="17"/>
+              </w:rPr>
+              <w:t>Đã sửa trong code; corpus trong repo chờ sinh lại. Đuôi dưới 10 ký tự gộp vào phần trước (đã có ở bản testing; mô tả trước ghi nhầm là chưa làm); exporter dừng khi còn chunk dưới 10 ký tự. 0 chunk ở cả hai corpus.</w:t>
+            </w:r>
+          </w:p>
+        </w:tc>
+      </w:tr>
+      <w:tr>
+        <w:tc>
+          <w:tcPr>
+            <w:tcW w:type="dxa" w:w="1100"/>
+          </w:tcPr>
+          <w:p>
+            <w:r>
+              <w:rPr>
+                <w:b/>
+                <w:sz w:val="17"/>
+              </w:rPr>
+              <w:t>B5</w:t>
+            </w:r>
+          </w:p>
+        </w:tc>
+        <w:tc>
+          <w:tcPr>
+            <w:tcW w:type="dxa" w:w="3200"/>
+          </w:tcPr>
+          <w:p>
+            <w:r>
+              <w:rPr>
+                <w:sz w:val="17"/>
+              </w:rPr>
+              <w:t>CHILD_MIN_WORDS không dùng ở nhánh có cấu trúc, nên Config A và D cho cùng kết quả; bảng của chunking_strategy.md lấy từ chunker cũ (13 tài liệu, có data/parser_validated).</w:t>
+            </w:r>
+          </w:p>
+        </w:tc>
+        <w:tc>
+          <w:tcPr>
+            <w:tcW w:type="dxa" w:w="5566"/>
+          </w:tcPr>
+          <w:p>
+            <w:r>
+              <w:rPr>
+                <w:sz w:val="17"/>
+              </w:rPr>
+              <w:t>Mảnh dưới 20 từ của cùng Khoản được gộp hoặc dời ranh giới: 0 mảnh (Config D không gộp: 3); 82 chunk dưới 20 từ (134) đều là Khoản trọn vẹn. child_min_words, child_max_units đọc từ config; chunking_strategy.md, chunking_evaluation.xlsx, chunking_examples.json sinh lại trên 21 văn bản. Còn câu benchmark cho cặp trùng (mục 3).</w:t>
+            </w:r>
+          </w:p>
+        </w:tc>
+      </w:tr>
+      <w:tr>
+        <w:tc>
+          <w:tcPr>
+            <w:tcW w:type="dxa" w:w="1100"/>
+          </w:tcPr>
+          <w:p>
+            <w:r>
+              <w:rPr>
+                <w:b/>
+                <w:sz w:val="17"/>
+              </w:rPr>
+              <w:t>B2</w:t>
+            </w:r>
+          </w:p>
+        </w:tc>
+        <w:tc>
+          <w:tcPr>
+            <w:tcW w:type="dxa" w:w="3200"/>
+          </w:tcPr>
+          <w:p>
+            <w:r>
+              <w:rPr>
+                <w:sz w:val="17"/>
+              </w:rPr>
+              <w:t>Corpus trong repo fallback_whitespace; word_segment trả text gốc khi thiếu underthesea; hai file requirements mâu thuẫn.</w:t>
+            </w:r>
+          </w:p>
+        </w:tc>
+        <w:tc>
+          <w:tcPr>
+            <w:tcW w:type="dxa" w:w="5566"/>
+          </w:tcPr>
+          <w:p>
+            <w:r>
+              <w:rPr>
+                <w:sz w:val="17"/>
+              </w:rPr>
+              <w:t>word_segment và exporter dừng khi thiếu underthesea; report ghi tokenization_version = 9.5.0; requirements.txt ghim underthesea==9.5.0. Corpus sinh lại: seg_text khác text ở 100% chunk. Còn requirements-bkai.txt và phía truy vấn (mục 3).</w:t>
+            </w:r>
+          </w:p>
+        </w:tc>
+      </w:tr>
+      <w:tr>
+        <w:tc>
+          <w:tcPr>
+            <w:tcW w:type="dxa" w:w="1100"/>
+          </w:tcPr>
+          <w:p>
+            <w:r>
+              <w:rPr>
+                <w:b/>
+                <w:sz w:val="17"/>
+              </w:rPr>
+              <w:t>B3, B4, B7</w:t>
+            </w:r>
+          </w:p>
+        </w:tc>
+        <w:tc>
+          <w:tcPr>
+            <w:tcW w:type="dxa" w:w="3200"/>
+          </w:tcPr>
+          <w:p>
+            <w:r>
+              <w:rPr>
+                <w:sz w:val="17"/>
+              </w:rPr>
+              <w:t>Như mục 3.</w:t>
+            </w:r>
+          </w:p>
+        </w:tc>
+        <w:tc>
+          <w:tcPr>
+            <w:tcW w:type="dxa" w:w="5566"/>
+          </w:tcPr>
+          <w:p>
+            <w:r>
+              <w:rPr>
+                <w:sz w:val="17"/>
+              </w:rPr>
+              <w:t>B3: 0 ID mất, 1 ID mới, 20 ID đổi nội dung (candidate của 4 câu). B4: chunking không còn đọc data/parser_validated/ (test_chunking.py, run_experiment.py chỉ đọc parser/parsed_jsons). B7: cấu trúc bản ghi không đổi; source_url có ở 100% chunk.</w:t>
+            </w:r>
+          </w:p>
+        </w:tc>
+      </w:tr>
+      <w:tr>
+        <w:tc>
+          <w:tcPr>
+            <w:tcW w:type="dxa" w:w="1100"/>
+          </w:tcPr>
+          <w:p>
+            <w:r>
+              <w:rPr>
+                <w:b/>
+                <w:sz w:val="17"/>
+              </w:rPr>
+              <w:t>Corpus</w:t>
+            </w:r>
+          </w:p>
+        </w:tc>
+        <w:tc>
+          <w:tcPr>
+            <w:tcW w:type="dxa" w:w="3200"/>
+          </w:tcPr>
+          <w:p>
+            <w:r>
+              <w:rPr>
+                <w:sz w:val="17"/>
+              </w:rPr>
+              <w:t>Repo: 1.156 chunk, 508 parent, fallback_whitespace. Chunker f0a7007 trên 21 văn bản: dừng ở NĐ 68/2002.</w:t>
+            </w:r>
+          </w:p>
+        </w:tc>
+        <w:tc>
+          <w:tcPr>
+            <w:tcW w:type="dxa" w:w="5566"/>
+          </w:tcPr>
+          <w:p>
+            <w:r>
+              <w:rPr>
+                <w:sz w:val="17"/>
+              </w:rPr>
+              <w:t>Repo không đổi. Chunker đã sửa: 11 văn bản 1.157 chunk, 508 parent; 21 văn bản 2.003 chunk, 923 parent; pass chunk_payload_schema.json và vector_store.normalize_chunk_record ở 100% chunk.</w:t>
+            </w:r>
+          </w:p>
+        </w:tc>
+      </w:tr>
+      <w:tr>
+        <w:tc>
+          <w:tcPr>
+            <w:tcW w:type="dxa" w:w="1100"/>
+          </w:tcPr>
+          <w:p>
+            <w:r>
+              <w:rPr>
+                <w:b/>
+                <w:sz w:val="17"/>
+              </w:rPr>
+              <w:t>Test</w:t>
+            </w:r>
+          </w:p>
+        </w:tc>
+        <w:tc>
+          <w:tcPr>
+            <w:tcW w:type="dxa" w:w="3200"/>
+          </w:tcPr>
+          <w:p>
+            <w:r>
+              <w:rPr>
+                <w:sz w:val="17"/>
+              </w:rPr>
+              <w:t>test_chunking.py lỗi collect (B14). Test mới chạy trên chunker f0a7007: 9 test và 1 subtest fail.</w:t>
+            </w:r>
+          </w:p>
+        </w:tc>
+        <w:tc>
+          <w:tcPr>
+            <w:tcW w:type="dxa" w:w="5566"/>
+          </w:tcPr>
+          <w:p>
+            <w:r>
+              <w:rPr>
+                <w:sz w:val="17"/>
+              </w:rPr>
+              <w:t>test_chunking.py 14 pass, 21 subtest pass; toàn bộ 218 pass, 2 fail (A25 và H9, như mục 4).</w:t>
             </w:r>
           </w:p>
         </w:tc>

--- a/docs/sprint6_issue_recheck_after_merge.docx
+++ b/docs/sprint6_issue_recheck_after_merge.docx
@@ -34,7 +34,7 @@
         <w:rPr>
           <w:sz w:val="19"/>
         </w:rPr>
-        <w:t>Cập nhật 23/10/2026: kiểm lại sau khi gộp origin/CTM ee755a5 vào testing (commit e64c49a). Mục 3 chỉ ghi phần còn lỗi tính tới e64c49a, gồm cả 7 lỗi mới. Cùng ngày, nhóm A được kiểm lại toàn bộ trên e64c49a (Phụ lục C); A24 và Phụ lục B (kết quả kiểm nhóm A trên e9ee31d ngày 22/10) bị mất trong lần cập nhật trước nên được ghi lại. Cũng ngày 23/10, nhóm C được kiểm lại toàn bộ trên bafe1e8, gồm phân tích lại C6 (Phụ lục D). Ngày 24/10/2026, sau khi kéo nhánh NMA mới nhất (testing fast-forward lên 72a7377), nhóm A được kiểm lại toàn bộ (Phụ lục E): A13, A23, A24 đã sửa và được bỏ khỏi bảng; thêm 2 lỗi mới A25, A26. Cũng ngày 24/10, nhóm B được kiểm lại và sửa trên nhánh chunking_test (Phụ lục F): B9, B12 đã sửa và được bỏ khỏi bảng; B1, B10, B13 đã sửa trong code nhưng còn trong bảng cho tới khi corpus trong repo được sinh lại; thêm 3 lỗi mới B14, B15, B16, đều đã sửa.</w:t>
+        <w:t>Cập nhật 23/10/2026: kiểm lại sau khi gộp origin/CTM ee755a5 vào testing (commit e64c49a). Mục 3 chỉ ghi phần còn lỗi tính tới e64c49a, gồm cả 7 lỗi mới. Cùng ngày, nhóm A được kiểm lại toàn bộ trên e64c49a (Phụ lục C); A24 và Phụ lục B (kết quả kiểm nhóm A trên e9ee31d ngày 22/10) bị mất trong lần cập nhật trước nên được ghi lại. Cũng ngày 23/10, nhóm C được kiểm lại toàn bộ trên bafe1e8, gồm phân tích lại C6 (Phụ lục D). Ngày 24/10/2026, sau khi kéo nhánh NMA mới nhất (testing fast-forward lên 72a7377), nhóm A được kiểm lại toàn bộ (Phụ lục E): A13, A23, A24 đã sửa và được bỏ khỏi bảng; thêm 2 lỗi mới A25, A26. Cũng ngày 24/10, nhóm B được kiểm lại và sửa trên nhánh chunking_test (Phụ lục F): B9, B12 đã sửa và được bỏ khỏi bảng; B1, B10, B13 đã sửa trong code nhưng còn trong bảng cho tới khi corpus trong repo được sinh lại; thêm 3 lỗi mới B14, B15, B16, đều đã sửa. Kiểm lại chunking sau commit: thêm B17 (chunker lấy câu đầu intro làm tiêu đề, đã sửa) và A27 (parser không nhận nhãn “Mục N.”, TT 04/2020 mất cấp Mục).</w:t>
       </w:r>
     </w:p>
     <w:p>
@@ -50,7 +50,7 @@
         <w:spacing w:after="80"/>
       </w:pPr>
       <w:r>
-        <w:t>Trong 67 lỗi của register v2, tính tới commit e64c49a (nhóm A tính tới 72a7377, nhóm B tính tới bản sửa chunking ngày 24/10, nhóm C tính tới bafe1e8): 21 đã sửa, 1 đóng, 17 còn một phần, 3 đổi tính chất, 2 nặng hơn, 23 còn nguyên. Phát hiện thêm 17 lỗi mới: A22, A23, A24, B11, B12 (22/10; A22, A23, A24, B11 và B12 nay đã sửa), B13 (nay sửa trong code, chờ sinh lại corpus), C6, C7, C8, C9, D5, H9 (23/10, sau khi gộp CTM; C7 nay sửa một phần ở af8ee9a), A25, A26 (24/10, sau khi kéo NMA 72a7377) và B14, B15, B16 (24/10, khi kiểm lại nhóm B; đã sửa). Trong 15 lỗi mức Cao, 6 đã sửa (A1, A12, A13, A14, E15, C1), 9 còn mở. Nhóm A, B, C đã được kiểm lại lần 2 trên commit 75dd586; các chỗ đính chính ghi ở Phụ lục A. Nhóm A được kiểm lại lần 3 trên e9ee31d (Phụ lục B), lần 4 trên e64c49a (Phụ lục C) và lần 5 trên 72a7377 (Phụ lục E). Ngày 23/10 kiểm lại các lỗi liên quan tới thay đổi của CTM và toàn bộ nhóm A; nhóm C được kiểm lại toàn bộ trên bafe1e8 (Phụ lục D); ngày 24/10 nhóm B được kiểm lại và sửa trên nhánh chunking_test (Phụ lục F); các lỗi còn lại giữ kết quả ngày 22/10.</w:t>
+        <w:t>Trong 67 lỗi của register v2, tính tới commit e64c49a (nhóm A tính tới 72a7377, nhóm B tính tới bản sửa chunking ngày 24/10, nhóm C tính tới bafe1e8): 21 đã sửa, 1 đóng, 17 còn một phần, 3 đổi tính chất, 2 nặng hơn, 23 còn nguyên. Phát hiện thêm 19 lỗi mới: A22, A23, A24, B11, B12 (22/10; A22, A23, A24, B11 và B12 nay đã sửa), B13 (nay sửa trong code, chờ sinh lại corpus), C6, C7, C8, C9, D5, H9 (23/10, sau khi gộp CTM; C7 nay sửa một phần ở af8ee9a), A25, A26 (24/10, sau khi kéo NMA 72a7377) B14, B15, B16, B17 (24/10, khi kiểm lại nhóm B; đã sửa) và A27 (24/10, khi kiểm lại corpus thử 21 văn bản). Trong 15 lỗi mức Cao, 6 đã sửa (A1, A12, A13, A14, E15, C1), 9 còn mở. Nhóm A, B, C đã được kiểm lại lần 2 trên commit 75dd586; các chỗ đính chính ghi ở Phụ lục A. Nhóm A được kiểm lại lần 3 trên e9ee31d (Phụ lục B), lần 4 trên e64c49a (Phụ lục C) và lần 5 trên 72a7377 (Phụ lục E). Ngày 23/10 kiểm lại các lỗi liên quan tới thay đổi của CTM và toàn bộ nhóm A; nhóm C được kiểm lại toàn bộ trên bafe1e8 (Phụ lục D); ngày 24/10 nhóm B được kiểm lại và sửa trên nhánh chunking_test (Phụ lục F); các lỗi còn lại giữ kết quả ngày 22/10.</w:t>
       </w:r>
     </w:p>
     <w:p>
@@ -2019,7 +2019,7 @@
         <w:spacing w:after="80"/>
       </w:pPr>
       <w:r>
-        <w:t>Lỗi mới (trạng thái “Mới”) là mười bảy lỗi chưa có trong register v2, mã nối tiếp register v2 theo nhóm. Năm lỗi tìm thấy ngày 22/10 khi kiểm lại sau lần gộp CTM và NMA (A22–A24 thuộc Parser; B11, B12 thuộc Chunking; A24 tìm thấy khi kiểm lại e9ee31d, do bản sửa A23 ở NMA 41802ab gây ra). Bảy lỗi tìm thấy ngày 23/10 sau khi gộp CTM ee755a5 (B13 thuộc Chunking; C6–C9, D5, H9 thuộc CTM). Hai lỗi tìm thấy ngày 24/10 sau khi kéo NMA 72a7377 (A25, A26 thuộc Parser; A25 do chính bản sửa A6 và A13 gây ra). Ba lỗi tìm thấy ngày 24/10 khi kiểm lại nhóm B trên nhánh chunking_test (B14, B15, B16 thuộc Chunking) đã sửa cùng đợt nên không có trong bảng (Phụ lục F).</w:t>
+        <w:t>Lỗi mới (trạng thái “Mới”) là mười chín lỗi chưa có trong register v2, mã nối tiếp register v2 theo nhóm. Năm lỗi tìm thấy ngày 22/10 khi kiểm lại sau lần gộp CTM và NMA (A22–A24 thuộc Parser; B11, B12 thuộc Chunking; A24 tìm thấy khi kiểm lại e9ee31d, do bản sửa A23 ở NMA 41802ab gây ra). Bảy lỗi tìm thấy ngày 23/10 sau khi gộp CTM ee755a5 (B13 thuộc Chunking; C6–C9, D5, H9 thuộc CTM). Hai lỗi tìm thấy ngày 24/10 sau khi kéo NMA 72a7377 (A25, A26 thuộc Parser; A25 do chính bản sửa A6 và A13 gây ra). Bốn lỗi tìm thấy ngày 24/10 khi kiểm lại nhóm B trên nhánh chunking_test (B14–B17 thuộc Chunking) đã sửa cùng đợt nên không có trong bảng (Phụ lục F); A27 (Parser) tìm thấy cùng ngày khi kiểm lại corpus thử 21 văn bản.</w:t>
       </w:r>
     </w:p>
     <w:p>
@@ -2027,7 +2027,7 @@
         <w:spacing w:after="80"/>
       </w:pPr>
       <w:r>
-        <w:t>Các lỗi đã sửa hoặc đã đóng mà không còn việc gì được bỏ khỏi bảng (vẫn tính trong thống kê ở mục 1; kết quả kiểm nhóm A ở Phụ lục C và Phụ lục E, nhóm B ở Phụ lục F): A1, A5, A10, A12, A13, A14, A15, A17, A18, A19, A20, A22, A23, A24, B8, B9, B11, B12, B14, B15, B16, C1, E5. Phần còn lại của A22 (thông báo lỗi in chữ \n) và việc thêm test cho A23, A24 nằm ở A7; đề xuất kiểm tra CI của B11 nằm ở bước 3 mục 5.</w:t>
+        <w:t>Các lỗi đã sửa hoặc đã đóng mà không còn việc gì được bỏ khỏi bảng (vẫn tính trong thống kê ở mục 1; kết quả kiểm nhóm A ở Phụ lục C và Phụ lục E, nhóm B ở Phụ lục F): A1, A5, A10, A12, A13, A14, A15, A17, A18, A19, A20, A22, A23, A24, B8, B9, B11, B12, B14, B15, B16, B17, C1, E5. Phần còn lại của A22 (thông báo lỗi in chữ \n) và việc thêm test cho A23, A24 nằm ở A7; đề xuất kiểm tra CI của B11 nằm ở bước 3 mục 5.</w:t>
       </w:r>
     </w:p>
     <w:p>
@@ -2472,6 +2472,148 @@
                 <w:b/>
                 <w:sz w:val="17"/>
               </w:rPr>
+              <w:t>A27</w:t>
+            </w:r>
+          </w:p>
+        </w:tc>
+        <w:tc>
+          <w:tcPr>
+            <w:tcW w:type="dxa" w:w="1020"/>
+            <w:vAlign w:val="top"/>
+            <w:shd w:val="clear" w:color="auto" w:fill="FCE8B2"/>
+          </w:tcPr>
+          <w:p>
+            <w:pPr>
+              <w:spacing w:after="20" w:line="252" w:lineRule="auto"/>
+            </w:pPr>
+            <w:r>
+              <w:rPr>
+                <w:sz w:val="17"/>
+              </w:rPr>
+              <w:t>Trung bình</w:t>
+            </w:r>
+          </w:p>
+        </w:tc>
+        <w:tc>
+          <w:tcPr>
+            <w:tcW w:type="dxa" w:w="4479"/>
+            <w:vAlign w:val="top"/>
+          </w:tcPr>
+          <w:p>
+            <w:pPr>
+              <w:spacing w:after="20" w:line="252" w:lineRule="auto"/>
+            </w:pPr>
+            <w:r>
+              <w:rPr>
+                <w:sz w:val="17"/>
+              </w:rPr>
+              <w:t>TT 04/2020/TT-BTP (văn bản bổ sung ở 72a7377, chưa vào corpus) mất toàn bộ cấp Mục: 39/39 Điều có section = null. Tên 6/8 Mục bị nuốt vào cuối Khoản cuối của Điều đứng trước, vd Điều 10 khoản 2 kết thúc bằng “Mục 2. ĐĂNG KÝ KẾT HÔN, CẤP GIẤY XÁC NHẬN TÌNH TRẠNG HÔN NHÂN” (thêm Điều 12 khoản 5, Điều 16 khoản 4, Điều 20 khoản 2, Điều 23 khoản 3, Điều 28 khoản 5); 2 tên “Mục 1” đứng sau tên Chương II, III không còn ở trường nào. Nguyên nhân: _HEADING_LABEL chỉ cho dấu hai chấm sau số (“Mục 2:”) và HEAD_LABEL_RE đòi khoảng trắng ngay sau nhãn, nên nhãn có dấu chấm (“Mục 2.”, “Chương II.”) không được nhận là heading. Trong 23 TXT, chỉ TT 04/2020 viết Mục kiểu này. Khi văn bản vào corpus, 6 chunk mang tên Mục như nội dung Khoản và breadcrumb của mọi chunk thiếu Mục. Chunker không sửa được vì tên Mục đã nằm trong clause_text.</w:t>
+            </w:r>
+          </w:p>
+          <w:p>
+            <w:pPr>
+              <w:spacing w:after="20" w:line="252" w:lineRule="auto"/>
+            </w:pPr>
+            <w:r>
+              <w:rPr>
+                <w:b/>
+                <w:sz w:val="17"/>
+              </w:rPr>
+              <w:t xml:space="preserve">Đề xuất: </w:t>
+            </w:r>
+            <w:r>
+              <w:rPr>
+                <w:sz w:val="17"/>
+              </w:rPr>
+              <w:t>Cho _HEADING_LABEL nhận cả dấu chấm sau số Chương/Mục (vd \s*[:.]?) và thêm test cho TT 04/2020: 8 Mục, section khác null, không Khoản nào chứa “Mục N.”.</w:t>
+            </w:r>
+          </w:p>
+          <w:p>
+            <w:pPr>
+              <w:spacing w:after="20" w:line="252" w:lineRule="auto"/>
+            </w:pPr>
+            <w:r>
+              <w:rPr>
+                <w:b/>
+                <w:sz w:val="17"/>
+              </w:rPr>
+              <w:t xml:space="preserve">Kiểm chứng: </w:t>
+            </w:r>
+            <w:r>
+              <w:rPr>
+                <w:sz w:val="17"/>
+              </w:rPr>
+              <w:t>HEAD_LABEL_RE.search("Mục 2. ĐĂNG KÝ KẾT HÔN") trả None; “Mục 2 ĐĂNG KÝ…” và “Mục 2: ĐĂNG KÝ” khớp. parser/cleaned_texts/TT_04_2020_BTP.txt có 8 dòng “Mục N.” (dòng 81–519); tt_04_2020_tt_btp.json: 0/39 Điều có section, 6 Khoản chứa tên Mục. Corpus thử 21 văn bản: tt_04_2020_tt_btp_art_10_clause_2_chunk_2 và …_art_23_clause_3_chunk_2 kết thúc bằng tên Mục.</w:t>
+            </w:r>
+          </w:p>
+        </w:tc>
+        <w:tc>
+          <w:tcPr>
+            <w:tcW w:type="dxa" w:w="1701"/>
+            <w:vAlign w:val="top"/>
+          </w:tcPr>
+          <w:p>
+            <w:pPr>
+              <w:spacing w:after="20" w:line="252" w:lineRule="auto"/>
+            </w:pPr>
+            <w:r>
+              <w:rPr>
+                <w:sz w:val="17"/>
+              </w:rPr>
+              <w:t>parser/parser.py: _HEADING_LABEL, HEAD_LABEL_RE (dòng 93–94), iter_headings (dòng 131), parse_text_to_articles (dòng 850–866); parser/parsed_jsons/tt_04_2020_tt_btp.json</w:t>
+            </w:r>
+          </w:p>
+        </w:tc>
+        <w:tc>
+          <w:tcPr>
+            <w:tcW w:type="dxa" w:w="1077"/>
+            <w:vAlign w:val="top"/>
+          </w:tcPr>
+          <w:p>
+            <w:pPr>
+              <w:spacing w:after="20" w:line="252" w:lineRule="auto"/>
+            </w:pPr>
+            <w:r>
+              <w:rPr>
+                <w:sz w:val="17"/>
+              </w:rPr>
+              <w:t>Parser</w:t>
+            </w:r>
+          </w:p>
+        </w:tc>
+        <w:tc>
+          <w:tcPr>
+            <w:tcW w:type="dxa" w:w="964"/>
+            <w:vAlign w:val="top"/>
+          </w:tcPr>
+          <w:p>
+            <w:pPr>
+              <w:spacing w:after="20" w:line="252" w:lineRule="auto"/>
+            </w:pPr>
+            <w:r>
+              <w:rPr>
+                <w:sz w:val="17"/>
+              </w:rPr>
+              <w:t>Mới</w:t>
+            </w:r>
+          </w:p>
+        </w:tc>
+      </w:tr>
+      <w:tr>
+        <w:tc>
+          <w:tcPr>
+            <w:tcW w:type="dxa" w:w="624"/>
+            <w:vAlign w:val="top"/>
+          </w:tcPr>
+          <w:p>
+            <w:pPr>
+              <w:spacing w:after="20" w:line="252" w:lineRule="auto"/>
+            </w:pPr>
+            <w:r>
+              <w:rPr>
+                <w:b/>
+                <w:sz w:val="17"/>
+              </w:rPr>
               <w:t>A16</w:t>
             </w:r>
           </w:p>
@@ -3214,7 +3356,7 @@
       </w:pPr>
       <w:r>
         <w:rPr/>
-        <w:t>Nhóm A đo trên 72a7377 (24/10). A13, A23, A24 đã sửa và được bỏ khỏi bảng; phần test còn thiếu của A23, A24 chuyển sang A7. Corpus trong repo được sinh từ bản parse mới cho 11 văn bản cũ, nên mang cả A25. Hai lỗi mới do chính các bản sửa (A25) và các văn bản bổ sung (A26) gây ra. Số liệu đo ở Phụ lục E.</w:t>
+        <w:t>Nhóm A đo trên 72a7377 (24/10). A13, A23, A24 đã sửa và được bỏ khỏi bảng; phần test còn thiếu của A23, A24 chuyển sang A7. Corpus trong repo được sinh từ bản parse mới cho 11 văn bản cũ, nên mang cả A25. Hai lỗi mới do chính các bản sửa (A25) và các văn bản bổ sung (A26) gây ra. Số liệu đo ở Phụ lục E. A27 (TT 04/2020 mất cấp Mục) tìm thấy ngày 24/10 khi kiểm lại corpus thử 21 văn bản sinh bằng chunker đã sửa.</w:t>
       </w:r>
     </w:p>
     <w:p>
@@ -3846,7 +3988,7 @@
               <w:rPr>
                 <w:sz w:val="17"/>
               </w:rPr>
-              <w:t>Gold, proposal và production_chunk_index chưa đổi sang chunk_id = {clause_id}_chunk_{n} (D4). Bản sửa chunking 24/10 giữ quy ước ID nhưng dời ranh giới phần ở 10 Khoản dài: 20 chunk giữ ID mà đổi nội dung, thêm nd_207_2025_nd_cp_art_9_clause_2_chunk_3; candidate của HN_244, HN_253, HN_255, HN_260 trỏ các Khoản này (đủ các phần của Khoản, nên Parent Match không đổi). data_contract.md tự mâu thuẫn ở dòng 14: câu chữ yêu cầu ID viết thường nhưng regex ở dòng 14, 30 và chunk_payload_schema.json cho [a-zA-Z0-9_]; khi đưa đủ 21 văn bản, 57 chunk_id có chữ hoa (l_21_LCT_HDND7_…, A26) vẫn qua exporter và schema.</w:t>
+              <w:t>Gold, proposal và production_chunk_index chưa đổi sang chunk_id = {clause_id}_chunk_{n} (D4). Bản sửa chunking 24/10 giữ quy ước ID nhưng dời ranh giới phần ở 10 Khoản dài: 20 chunk giữ ID mà đổi nội dung, thêm nd_207_2025_nd_cp_art_9_clause_2_chunk_3; candidate của HN_244, HN_253, HN_255, HN_260 trỏ các Khoản này (đủ các phần của Khoản, nên Parent Match không đổi). data_contract.md tự mâu thuẫn ở dòng 14: câu chữ yêu cầu ID viết thường nhưng regex ở dòng 14, 30 và chunk_payload_schema.json cho [a-zA-Z0-9_]; khi đưa đủ 21 văn bản, 57 chunk_id có chữ hoa (l_21_LCT_HDND7_…, A26) vẫn qua exporter và schema. Ngoài ra 8 candidate trỏ ID không có trong corpus, ở cả corpus trong repo lẫn corpus sinh lại (có từ trước bản sửa): 2 ID khoản 4, 5 Luật 52/2014 Điều 2 (HN_062, do A25) và 6 ID _chunk_2, _chunk_3 của Khoản nay chỉ còn một chunk (NĐ 207/2025 Điều 17, NQ 01/2024 Điều 2, 3, 4, 6; HN_263, HN_265, HN_266, HN_267, HN_269): số _chunk_n đổi khi độ dài Khoản đổi.</w:t>
             </w:r>
           </w:p>
           <w:p>
@@ -4464,7 +4606,7 @@
       </w:pPr>
       <w:r>
         <w:rPr/>
-        <w:t>Nhóm B đo ngày 24/10 trên nhánh chunking_test sau bản sửa chunking. B9, B12 đã sửa và được bỏ khỏi bảng. B1, B10, B13 đã sửa trong code nhưng giữ trong bảng vì corpus trong repo chưa sinh lại (parser A25, A26 và contract C3 chưa xong). Ba lỗi mới B14 (merge 1c40712 làm chunker lỗi cú pháp), B15 (intro của Điều không vào chunk con), B16 (Parent vượt ngưỡng khi intro trùng Khoản đầu dài) tìm thấy và sửa cùng đợt. Số liệu đo trên corpus sinh lại trong thư mục tạm ở Phụ lục F.</w:t>
+        <w:t>Nhóm B đo ngày 24/10 trên nhánh chunking_test sau bản sửa chunking. B9, B12 đã sửa và được bỏ khỏi bảng. B1, B10, B13 đã sửa trong code nhưng giữ trong bảng vì corpus trong repo chưa sinh lại (parser A25, A26 và contract C3 chưa xong). Ba lỗi mới B14 (merge 1c40712 làm chunker lỗi cú pháp), B15 (intro của Điều không vào chunk con), B16 (Parent vượt ngưỡng khi intro trùng Khoản đầu dài) tìm thấy và sửa cùng đợt; B17 (chunker lấy câu đầu intro làm tiêu đề cho Điều không có tiêu đề) tìm thấy khi kiểm lại sau commit và cũng đã sửa. Số liệu đo trên corpus sinh lại trong thư mục tạm ở Phụ lục F.</w:t>
       </w:r>
     </w:p>
     <w:p>
@@ -13002,7 +13144,7 @@
               <w:rPr>
                 <w:sz w:val="17"/>
               </w:rPr>
-              <w:t>Sửa mẫu cắt chú thích VBHN để không xóa Khoản nằm sau chú thích, bỏ IGNORECASE ở mẫu “Hướng dẫn”, xóa số chú thích dính chữ (A25, A6). clause_regex nhận Khoản viết thường; văn bản không có tiêu đề Điều (Luật 1986) để title null; quyết định cách xử lý 2 TT chia theo mục La Mã; sửa bản ghi registry của Luật 1986 (A26). Cắt tên người ký theo quy tắc chung (A21). Test giá trị và test bất biến cho mọi văn bản, test bảo toàn nội dung cho cleaner, test chạy exporter (A7). Không bỏ qua Điều khi dựng Khoản lỗi (H8). Sinh lại parsed_jsons, rồi chạy lại export ở bước 3.</w:t>
+              <w:t>Sửa mẫu cắt chú thích VBHN để không xóa Khoản nằm sau chú thích, bỏ IGNORECASE ở mẫu “Hướng dẫn”, xóa số chú thích dính chữ (A25, A6). clause_regex nhận Khoản viết thường; văn bản không có tiêu đề Điều (Luật 1986) để title null; quyết định cách xử lý 2 TT chia theo mục La Mã; sửa bản ghi registry của Luật 1986 (A26). Nhận nhãn Chương/Mục có dấu chấm (A27). Cắt tên người ký theo quy tắc chung (A21). Test giá trị và test bất biến cho mọi văn bản, test bảo toàn nội dung cho cleaner, test chạy exporter (A7). Không bỏ qua Điều khi dựng Khoản lỗi (H8). Sinh lại parsed_jsons, rồi chạy lại export ở bước 3.</w:t>
             </w:r>
           </w:p>
         </w:tc>
@@ -13018,7 +13160,7 @@
               <w:rPr>
                 <w:sz w:val="17"/>
               </w:rPr>
-              <w:t>A25, A26, A6, A21, A7, H8</w:t>
+              <w:t>A25, A26, A27, A6, A21, A7, H8</w:t>
             </w:r>
           </w:p>
         </w:tc>
@@ -16646,7 +16788,7 @@
                 <w:b/>
                 <w:sz w:val="17"/>
               </w:rPr>
-              <w:t>B12</w:t>
+              <w:t>B17 (mới)</w:t>
             </w:r>
           </w:p>
         </w:tc>
@@ -16659,7 +16801,7 @@
               <w:rPr>
                 <w:sz w:val="17"/>
               </w:rPr>
-              <w:t>Nhánh sửa nhãn TT 02a (BAD_NAME) và 3 cảnh báo viết cứng còn trong exporter; report ghi “l_52_2014_qh13 chỉ có 131 điều”.</w:t>
+              <w:t>Điều không có tiêu đề nhưng có intro: chunker lấy câu đầu của intro làm tiêu đề, nên breadcrumb và header của Parent mang câu nội dung như tên Điều (vd Luật HNGĐ 1986 Điều 2 “Vợ chồng có nghĩa vụ thực hiện sinh đẻ có kế hoạch”); 0 Điều ở 11 văn bản cũ (14 Điều: Luật 1986 12, NĐ 68/2002 2). Tìm thấy khi kiểm lại sau commit.</w:t>
             </w:r>
           </w:p>
         </w:tc>
@@ -16672,7 +16814,7 @@
               <w:rPr>
                 <w:sz w:val="17"/>
               </w:rPr>
-              <w:t>Đã sửa. Xóa BAD_NAME, create_corrected_source và trường corrected_document; cảnh báo trong report sinh từ kiểm tra thật (mảnh ngắn, intro bị cắt, validity_status “Không xác định”).</w:t>
+              <w:t>Đã sửa. Header và breadcrumb chỉ ghi “Điều N”, intro vẫn ở Parent và embed_text; 11 văn bản cũ không đổi, 15 chunk của 2 văn bản mới đổi breadcrumb. Thêm test_untitled_article_has_no_fabricated_title.</w:t>
             </w:r>
           </w:p>
         </w:tc>
@@ -16688,7 +16830,7 @@
                 <w:b/>
                 <w:sz w:val="17"/>
               </w:rPr>
-              <w:t>B13</w:t>
+              <w:t>Kiểm lại sau commit</w:t>
             </w:r>
           </w:p>
         </w:tc>
@@ -16701,7 +16843,7 @@
               <w:rPr>
                 <w:sz w:val="17"/>
               </w:rPr>
-              <w:t>0 chunk dưới 10 ký tự từ khi A24 được sửa; exporter không chặn.</w:t>
+              <w:t>—</w:t>
             </w:r>
           </w:p>
         </w:tc>
@@ -16714,7 +16856,7 @@
               <w:rPr>
                 <w:sz w:val="17"/>
               </w:rPr>
-              <w:t>Đã sửa trong code; corpus trong repo chờ sinh lại. Đuôi dưới 10 ký tự gộp vào phần trước (đã có ở bản testing; mô tả trước ghi nhầm là chưa làm); exporter dừng khi còn chunk dưới 10 ký tự. 0 chunk ở cả hai corpus.</w:t>
+              <w:t>Corpus trong repo: 130 chunk có Khoản giả (B1), 234 breadcrumb sai Khoản (B10), 0 chunk dưới 10 ký tự (B13); corpus sinh lại: 0 ở cả ba. Còn 2 chunk (2) không có intro trong embed_text vì câu dẫn danh sách Điểm dài hơn 60 từ, theo thiết kế. embed_text dài nhất 243 đơn vị khoảng trắng (247); chưa đo bằng tokenizer của bkai, BGE-M3 vì máy chưa tải model, nên chưa chắc dưới 256 token (E2, E4). Dấu vết parser lộ ra qua chunk: A27 (TT 04/2020), “khu vực2” (A6), Khoản viết thường của NĐ 68/2002 (A26). test_chunking.py 15 pass.</w:t>
             </w:r>
           </w:p>
         </w:tc>
@@ -16730,7 +16872,7 @@
                 <w:b/>
                 <w:sz w:val="17"/>
               </w:rPr>
-              <w:t>B5</w:t>
+              <w:t>B12</w:t>
             </w:r>
           </w:p>
         </w:tc>
@@ -16743,7 +16885,7 @@
               <w:rPr>
                 <w:sz w:val="17"/>
               </w:rPr>
-              <w:t>CHILD_MIN_WORDS không dùng ở nhánh có cấu trúc, nên Config A và D cho cùng kết quả; bảng của chunking_strategy.md lấy từ chunker cũ (13 tài liệu, có data/parser_validated).</w:t>
+              <w:t>Nhánh sửa nhãn TT 02a (BAD_NAME) và 3 cảnh báo viết cứng còn trong exporter; report ghi “l_52_2014_qh13 chỉ có 131 điều”.</w:t>
             </w:r>
           </w:p>
         </w:tc>
@@ -16756,7 +16898,7 @@
               <w:rPr>
                 <w:sz w:val="17"/>
               </w:rPr>
-              <w:t>Mảnh dưới 20 từ của cùng Khoản được gộp hoặc dời ranh giới: 0 mảnh (Config D không gộp: 3); 82 chunk dưới 20 từ (134) đều là Khoản trọn vẹn. child_min_words, child_max_units đọc từ config; chunking_strategy.md, chunking_evaluation.xlsx, chunking_examples.json sinh lại trên 21 văn bản. Còn câu benchmark cho cặp trùng (mục 3).</w:t>
+              <w:t>Đã sửa. Xóa BAD_NAME, create_corrected_source và trường corrected_document; cảnh báo trong report sinh từ kiểm tra thật (mảnh ngắn, intro bị cắt, validity_status “Không xác định”).</w:t>
             </w:r>
           </w:p>
         </w:tc>
@@ -16772,7 +16914,7 @@
                 <w:b/>
                 <w:sz w:val="17"/>
               </w:rPr>
-              <w:t>B2</w:t>
+              <w:t>B13</w:t>
             </w:r>
           </w:p>
         </w:tc>
@@ -16785,7 +16927,7 @@
               <w:rPr>
                 <w:sz w:val="17"/>
               </w:rPr>
-              <w:t>Corpus trong repo fallback_whitespace; word_segment trả text gốc khi thiếu underthesea; hai file requirements mâu thuẫn.</w:t>
+              <w:t>0 chunk dưới 10 ký tự từ khi A24 được sửa; exporter không chặn.</w:t>
             </w:r>
           </w:p>
         </w:tc>
@@ -16798,7 +16940,7 @@
               <w:rPr>
                 <w:sz w:val="17"/>
               </w:rPr>
-              <w:t>word_segment và exporter dừng khi thiếu underthesea; report ghi tokenization_version = 9.5.0; requirements.txt ghim underthesea==9.5.0. Corpus sinh lại: seg_text khác text ở 100% chunk. Còn requirements-bkai.txt và phía truy vấn (mục 3).</w:t>
+              <w:t>Đã sửa trong code; corpus trong repo chờ sinh lại. Đuôi dưới 10 ký tự gộp vào phần trước (đã có ở bản testing; mô tả trước ghi nhầm là chưa làm); exporter dừng khi còn chunk dưới 10 ký tự. 0 chunk ở cả hai corpus.</w:t>
             </w:r>
           </w:p>
         </w:tc>
@@ -16814,7 +16956,7 @@
                 <w:b/>
                 <w:sz w:val="17"/>
               </w:rPr>
-              <w:t>B3, B4, B7</w:t>
+              <w:t>B5</w:t>
             </w:r>
           </w:p>
         </w:tc>
@@ -16827,7 +16969,7 @@
               <w:rPr>
                 <w:sz w:val="17"/>
               </w:rPr>
-              <w:t>Như mục 3.</w:t>
+              <w:t>CHILD_MIN_WORDS không dùng ở nhánh có cấu trúc, nên Config A và D cho cùng kết quả; bảng của chunking_strategy.md lấy từ chunker cũ (13 tài liệu, có data/parser_validated).</w:t>
             </w:r>
           </w:p>
         </w:tc>
@@ -16840,7 +16982,7 @@
               <w:rPr>
                 <w:sz w:val="17"/>
               </w:rPr>
-              <w:t>B3: 0 ID mất, 1 ID mới, 20 ID đổi nội dung (candidate của 4 câu). B4: chunking không còn đọc data/parser_validated/ (test_chunking.py, run_experiment.py chỉ đọc parser/parsed_jsons). B7: cấu trúc bản ghi không đổi; source_url có ở 100% chunk.</w:t>
+              <w:t>Mảnh dưới 20 từ của cùng Khoản được gộp hoặc dời ranh giới: 0 mảnh (Config D không gộp: 3); 82 chunk dưới 20 từ (134) đều là Khoản trọn vẹn. child_min_words, child_max_units đọc từ config; chunking_strategy.md, chunking_evaluation.xlsx, chunking_examples.json sinh lại trên 21 văn bản. Còn câu benchmark cho cặp trùng (mục 3).</w:t>
             </w:r>
           </w:p>
         </w:tc>
@@ -16856,7 +16998,7 @@
                 <w:b/>
                 <w:sz w:val="17"/>
               </w:rPr>
-              <w:t>Corpus</w:t>
+              <w:t>B2</w:t>
             </w:r>
           </w:p>
         </w:tc>
@@ -16869,7 +17011,7 @@
               <w:rPr>
                 <w:sz w:val="17"/>
               </w:rPr>
-              <w:t>Repo: 1.156 chunk, 508 parent, fallback_whitespace. Chunker f0a7007 trên 21 văn bản: dừng ở NĐ 68/2002.</w:t>
+              <w:t>Corpus trong repo fallback_whitespace; word_segment trả text gốc khi thiếu underthesea; hai file requirements mâu thuẫn.</w:t>
             </w:r>
           </w:p>
         </w:tc>
@@ -16882,7 +17024,7 @@
               <w:rPr>
                 <w:sz w:val="17"/>
               </w:rPr>
-              <w:t>Repo không đổi. Chunker đã sửa: 11 văn bản 1.157 chunk, 508 parent; 21 văn bản 2.003 chunk, 923 parent; pass chunk_payload_schema.json và vector_store.normalize_chunk_record ở 100% chunk.</w:t>
+              <w:t>word_segment và exporter dừng khi thiếu underthesea; report ghi tokenization_version = 9.5.0; requirements.txt ghim underthesea==9.5.0. Corpus sinh lại: seg_text khác text ở 100% chunk. Còn requirements-bkai.txt và phía truy vấn (mục 3).</w:t>
             </w:r>
           </w:p>
         </w:tc>
@@ -16898,6 +17040,90 @@
                 <w:b/>
                 <w:sz w:val="17"/>
               </w:rPr>
+              <w:t>B3, B4, B7</w:t>
+            </w:r>
+          </w:p>
+        </w:tc>
+        <w:tc>
+          <w:tcPr>
+            <w:tcW w:type="dxa" w:w="3200"/>
+          </w:tcPr>
+          <w:p>
+            <w:r>
+              <w:rPr>
+                <w:sz w:val="17"/>
+              </w:rPr>
+              <w:t>Như mục 3.</w:t>
+            </w:r>
+          </w:p>
+        </w:tc>
+        <w:tc>
+          <w:tcPr>
+            <w:tcW w:type="dxa" w:w="5566"/>
+          </w:tcPr>
+          <w:p>
+            <w:r>
+              <w:rPr>
+                <w:sz w:val="17"/>
+              </w:rPr>
+              <w:t>B3: 0 ID mất, 1 ID mới, 20 ID đổi nội dung (candidate của 4 câu). B4: chunking không còn đọc data/parser_validated/ (test_chunking.py, run_experiment.py chỉ đọc parser/parsed_jsons). B7: cấu trúc bản ghi không đổi; source_url có ở 100% chunk.</w:t>
+            </w:r>
+          </w:p>
+        </w:tc>
+      </w:tr>
+      <w:tr>
+        <w:tc>
+          <w:tcPr>
+            <w:tcW w:type="dxa" w:w="1100"/>
+          </w:tcPr>
+          <w:p>
+            <w:r>
+              <w:rPr>
+                <w:b/>
+                <w:sz w:val="17"/>
+              </w:rPr>
+              <w:t>Corpus</w:t>
+            </w:r>
+          </w:p>
+        </w:tc>
+        <w:tc>
+          <w:tcPr>
+            <w:tcW w:type="dxa" w:w="3200"/>
+          </w:tcPr>
+          <w:p>
+            <w:r>
+              <w:rPr>
+                <w:sz w:val="17"/>
+              </w:rPr>
+              <w:t>Repo: 1.156 chunk, 508 parent, fallback_whitespace. Chunker f0a7007 trên 21 văn bản: dừng ở NĐ 68/2002.</w:t>
+            </w:r>
+          </w:p>
+        </w:tc>
+        <w:tc>
+          <w:tcPr>
+            <w:tcW w:type="dxa" w:w="5566"/>
+          </w:tcPr>
+          <w:p>
+            <w:r>
+              <w:rPr>
+                <w:sz w:val="17"/>
+              </w:rPr>
+              <w:t>Repo không đổi. Chunker đã sửa: 11 văn bản 1.157 chunk, 508 parent; 21 văn bản 2.003 chunk, 923 parent; pass chunk_payload_schema.json và vector_store.normalize_chunk_record ở 100% chunk.</w:t>
+            </w:r>
+          </w:p>
+        </w:tc>
+      </w:tr>
+      <w:tr>
+        <w:tc>
+          <w:tcPr>
+            <w:tcW w:type="dxa" w:w="1100"/>
+          </w:tcPr>
+          <w:p>
+            <w:r>
+              <w:rPr>
+                <w:b/>
+                <w:sz w:val="17"/>
+              </w:rPr>
               <w:t>Test</w:t>
             </w:r>
           </w:p>
@@ -16924,7 +17150,7 @@
               <w:rPr>
                 <w:sz w:val="17"/>
               </w:rPr>
-              <w:t>test_chunking.py 14 pass, 21 subtest pass; toàn bộ 218 pass, 2 fail (A25 và H9, như mục 4).</w:t>
+              <w:t>test_chunking.py 14 pass (sau B17: 15), 21 subtest pass; toàn bộ 218 pass, 2 fail (A25 và H9, như mục 4).</w:t>
             </w:r>
           </w:p>
         </w:tc>

--- a/docs/sprint6_issue_recheck_after_merge.docx
+++ b/docs/sprint6_issue_recheck_after_merge.docx
@@ -25,7 +25,7 @@
         <w:rPr>
           <w:sz w:val="19"/>
         </w:rPr>
-        <w:t>Người lập: Dev 5 (Reranker &amp; Packaging Lead)   ·   Ngày: 22/10/2026   ·   Phạm vi: nhánh testing, commit 75dd586 (gộp CTM 5b62b35 và NMA f8e8311); nhóm A kiểm lại trên e9ee31d, e64c49a và 72a7377; nhóm C kiểm lại trên bafe1e8; nhóm B kiểm lại và sửa trên nhánh chunking_test (1c40712)</w:t>
+        <w:t>Người lập: Dev 5 (Reranker &amp; Packaging Lead)   ·   Ngày: 22/10/2026   ·   Phạm vi: nhánh testing, commit 75dd586 (gộp CTM 5b62b35 và NMA f8e8311); nhóm A kiểm lại trên e9ee31d, e64c49a, 72a7377 và 840c8a3; nhóm C kiểm lại trên bafe1e8 và 840c8a3, C3 sửa ở 75e06c8; nhóm B kiểm lại và sửa trên nhánh chunking_test (1c40712)</w:t>
       </w:r>
     </w:p>
     <w:p>
@@ -34,7 +34,7 @@
         <w:rPr>
           <w:sz w:val="19"/>
         </w:rPr>
-        <w:t>Cập nhật 23/10/2026: kiểm lại sau khi gộp origin/CTM ee755a5 vào testing (commit e64c49a). Mục 3 chỉ ghi phần còn lỗi tính tới e64c49a, gồm cả 7 lỗi mới. Cùng ngày, nhóm A được kiểm lại toàn bộ trên e64c49a (Phụ lục C); A24 và Phụ lục B (kết quả kiểm nhóm A trên e9ee31d ngày 22/10) bị mất trong lần cập nhật trước nên được ghi lại. Cũng ngày 23/10, nhóm C được kiểm lại toàn bộ trên bafe1e8, gồm phân tích lại C6 (Phụ lục D). Ngày 24/10/2026, sau khi kéo nhánh NMA mới nhất (testing fast-forward lên 72a7377), nhóm A được kiểm lại toàn bộ (Phụ lục E): A13, A23, A24 đã sửa và được bỏ khỏi bảng; thêm 2 lỗi mới A25, A26. Cũng ngày 24/10, nhóm B được kiểm lại và sửa trên nhánh chunking_test (Phụ lục F): B9, B12 đã sửa và được bỏ khỏi bảng; B1, B10, B13 đã sửa trong code nhưng còn trong bảng cho tới khi corpus trong repo được sinh lại; thêm 3 lỗi mới B14, B15, B16, đều đã sửa. Kiểm lại chunking sau commit: thêm B17 (chunker lấy câu đầu intro làm tiêu đề, đã sửa) và A27 (parser không nhận nhãn “Mục N.”, TT 04/2020 mất cấp Mục).</w:t>
+        <w:t>Cập nhật 23/10/2026: kiểm lại sau khi gộp origin/CTM ee755a5 vào testing (commit e64c49a). Mục 3 chỉ ghi phần còn lỗi tính tới e64c49a, gồm cả 7 lỗi mới. Cùng ngày, nhóm A được kiểm lại toàn bộ trên e64c49a (Phụ lục C); A24 và Phụ lục B (kết quả kiểm nhóm A trên e9ee31d ngày 22/10) bị mất trong lần cập nhật trước nên được ghi lại. Cũng ngày 23/10, nhóm C được kiểm lại toàn bộ trên bafe1e8, gồm phân tích lại C6 (Phụ lục D). Ngày 24/10/2026, sau khi kéo nhánh NMA mới nhất (testing fast-forward lên 72a7377), nhóm A được kiểm lại toàn bộ (Phụ lục E): A13, A23, A24 đã sửa và được bỏ khỏi bảng; thêm 2 lỗi mới A25, A26. Cũng ngày 24/10, nhóm B được kiểm lại và sửa trên nhánh chunking_test (Phụ lục F): B9, B12 đã sửa và được bỏ khỏi bảng; B1, B10, B13 đã sửa trong code nhưng còn trong bảng cho tới khi corpus trong repo được sinh lại; thêm 3 lỗi mới B14, B15, B16, đều đã sửa. Kiểm lại chunking sau commit: thêm B17 (chunker lấy câu đầu intro làm tiêu đề, đã sửa) và A27 (parser không nhận nhãn “Mục N.”, TT 04/2020 mất cấp Mục). Cuối ngày 24/10, sau khi gộp NMA (b031620–fc997a6) vào testing ở 840c8a3, nhóm C được kiểm lại toàn bộ (Phụ lục G): không lỗi nào sửa xong; C6 sửa thêm một phần (ID của Luật 1986 viết thường, test định danh cho parsed_jsons, run_experiment.py không còn ghi cứng file TTLT); các lỗi C khác không đổi vì contract, schema, code retrieval, reranker và benchmark không đổi từ bafe1e8. Cũng ở 840c8a3, nhóm A được kiểm lại toàn bộ (Phụ lục H): A21 đã sửa và được bỏ khỏi bảng; A25, A26 sửa phần lớn, nhưng mẫu cắt chú thích VBHN mới không khớp chỗ nào (chú thích nay nằm trong Luật 52/2014 Điều 2 khoản 3) và mẫu nhãn “Hướng dẫn” mới để lọt lại 3 nhãn ở NĐ 10/2015. Sau đó C3 được sửa ở 75e06c8 (bảng ánh xạ status → validity_status ở mục 3.1 của data_contract.md và test_registry_validity_status_mapping) và được bỏ khỏi bảng.</w:t>
       </w:r>
     </w:p>
     <w:p>
@@ -50,7 +50,7 @@
         <w:spacing w:after="80"/>
       </w:pPr>
       <w:r>
-        <w:t>Trong 67 lỗi của register v2, tính tới commit e64c49a (nhóm A tính tới 72a7377, nhóm B tính tới bản sửa chunking ngày 24/10, nhóm C tính tới bafe1e8): 21 đã sửa, 1 đóng, 17 còn một phần, 3 đổi tính chất, 2 nặng hơn, 23 còn nguyên. Phát hiện thêm 19 lỗi mới: A22, A23, A24, B11, B12 (22/10; A22, A23, A24, B11 và B12 nay đã sửa), B13 (nay sửa trong code, chờ sinh lại corpus), C6, C7, C8, C9, D5, H9 (23/10, sau khi gộp CTM; C7 nay sửa một phần ở af8ee9a), A25, A26 (24/10, sau khi kéo NMA 72a7377) B14, B15, B16, B17 (24/10, khi kiểm lại nhóm B; đã sửa) và A27 (24/10, khi kiểm lại corpus thử 21 văn bản). Trong 15 lỗi mức Cao, 6 đã sửa (A1, A12, A13, A14, E15, C1), 9 còn mở. Nhóm A, B, C đã được kiểm lại lần 2 trên commit 75dd586; các chỗ đính chính ghi ở Phụ lục A. Nhóm A được kiểm lại lần 3 trên e9ee31d (Phụ lục B), lần 4 trên e64c49a (Phụ lục C) và lần 5 trên 72a7377 (Phụ lục E). Ngày 23/10 kiểm lại các lỗi liên quan tới thay đổi của CTM và toàn bộ nhóm A; nhóm C được kiểm lại toàn bộ trên bafe1e8 (Phụ lục D); ngày 24/10 nhóm B được kiểm lại và sửa trên nhánh chunking_test (Phụ lục F); các lỗi còn lại giữ kết quả ngày 22/10.</w:t>
+        <w:t>Trong 67 lỗi của register v2, tính tới commit e64c49a (nhóm A tính tới 840c8a3, nhóm B tính tới bản sửa chunking ngày 24/10, nhóm C tính tới 840c8a3, C3 tới 75e06c8): 23 đã sửa, 1 đóng, 15 còn một phần, 3 đổi tính chất, 2 nặng hơn, 23 còn nguyên. Phát hiện thêm 19 lỗi mới: A22, A23, A24, B11, B12 (22/10; A22, A23, A24, B11 và B12 nay đã sửa), B13 (nay sửa trong code, chờ sinh lại corpus), C6, C7, C8, C9, D5, H9 (23/10, sau khi gộp CTM; C6 nay sửa một phần ở 840c8a3, C7 ở af8ee9a), A25, A26 (24/10, sau khi kéo NMA 72a7377; nay sửa một phần ở 840c8a3), B14, B15, B16, B17 (24/10, khi kiểm lại nhóm B; đã sửa) và A27 (24/10, khi kiểm lại corpus thử 21 văn bản). Trong 15 lỗi mức Cao, 7 đã sửa (A1, A12, A13, A14, E15, C1, C3), 8 còn mở. Nhóm A, B, C đã được kiểm lại lần 2 trên commit 75dd586; các chỗ đính chính ghi ở Phụ lục A. Nhóm A được kiểm lại lần 3 trên e9ee31d (Phụ lục B), lần 4 trên e64c49a (Phụ lục C) và lần 5 trên 72a7377 (Phụ lục E) và lần 6 trên 840c8a3 (Phụ lục H). Ngày 23/10 kiểm lại các lỗi liên quan tới thay đổi của CTM và toàn bộ nhóm A; nhóm C được kiểm lại toàn bộ trên bafe1e8 (Phụ lục D) và trên 840c8a3 sau khi gộp NMA (Phụ lục G); ngày 24/10 nhóm B được kiểm lại và sửa trên nhánh chunking_test (Phụ lục F); các lỗi còn lại giữ kết quả ngày 22/10.</w:t>
       </w:r>
     </w:p>
     <w:p>
@@ -68,7 +68,7 @@
       </w:pPr>
       <w:r>
         <w:rPr/>
-        <w:t>Bản sửa parser mới nhất xóa nhầm nội dung (A25, Cao). NMA 72a7377 đã sửa A24, A23, A13, và corpus trong repo được sinh lại từ bản parse mới. Nhưng mẫu cắt chú thích VBHN trong cleaner xóa luôn khoản 4, 5 của Luật 52/2014 Điều 2 (nguyên tắc cơ bản), còn mẫu xóa nhãn “Hướng dẫn” xóa cả chữ “hướng dẫn” thật ở 5 chỗ. Test parser đã fail vì lỗi này nhưng commit vẫn được đẩy lên. 10 văn bản bổ sung chưa vào corpus vì parse lỗi (A26). Phải sửa A25, A26 và sinh lại corpus trước khi map gold (D1, D4) và dựng lại index.</w:t>
+        <w:t>Parser đã trả lại nội dung bị xóa nhầm, nhưng chú thích và nhãn lại lọt vào (A25, A26). NMA gộp ở 840c8a3 trả lại khoản 4, 5 của Luật 52/2014 Điều 2 và 5 chữ “hướng dẫn” thật, tách đủ Khoản của NĐ 68/2002, bỏ 25 tiêu đề giả của Luật 1986, cắt tên người ký theo quy tắc chung (A21 đã sửa); pytest parser/ 209 pass. Nhưng mẫu cắt chú thích VBHN mới viết “\\s” trong chuỗi raw nên không khớp chỗ nào: chú thích 1 nay nằm cuối khoản 3 Điều 2. Mẫu nhãn “Hướng dẫn” mới chỉ xóa dòng đứng riêng, nên 3 nhãn luatvietnam trở lại NĐ 10/2015, một nhãn nằm trong tiêu đề Điều 12. Không test nào bắt được hai lỗi này. Corpus trong repo vẫn là bản 72a7377 (thiếu khoản 4, 5 của Điều 2; chưa có 10 văn bản bổ sung). Phải sửa hai mẫu của cleaner, rồi sinh lại corpus trước khi map gold (D1, D4) và dựng lại index.</w:t>
       </w:r>
     </w:p>
     <w:p>
@@ -102,13 +102,8 @@
         <w:spacing w:after="80"/>
       </w:pPr>
       <w:r>
-        <w:rPr>
-          <w:b/>
-        </w:rPr>
-        <w:t>C3 đã xử lý phần chính nhưng làm lộ E1.</w:t>
-      </w:r>
-      <w:r>
-        <w:t xml:space="preserve"> Registry ánh xạ về 5 giá trị của contract nên parsed_jsons và corpus hợp lệ enum; nhưng 445/1.160 chunk nay là “Hết hiệu lực”, và bộ lọc tĩnh của BM25 và Qdrant loại hẳn 445 chunk ở mọi câu hỏi, kể cả câu historical_law.</w:t>
+        <w:rPr/>
+        <w:t>C3 đã sửa, E1 còn nguyên. 75e06c8 ghi bảng ánh xạ status → validity_status vào mục 3.1 của data_contract.md, kèm quy tắc: validity_status chỉ để hiển thị và trích dẫn, lọc hiệu lực theo effective_from/effective_to so với thời điểm của câu hỏi; test_registry_validity_status_mapping chặn registry lệch khỏi bảng. Dữ liệu đã đủ cho cách lọc này (corpus thử 21 văn bản: effective_from ở 2.011/2.011 chunk, effective_to ở 912/912 chunk Hết hiệu lực), nên C3 không còn chặn việc sinh corpus. Nhưng bộ lọc tĩnh của BM25 và Qdrant vẫn loại mọi chunk Hết hiệu lực ở mọi câu hỏi (E1): 445/1.156 chunk ở corpus trong repo, 912/2.011 khi đủ 21 văn bản.</w:t>
       </w:r>
     </w:p>
     <w:p>
@@ -138,7 +133,7 @@
         <w:t>Contract của CTM đổi mà không cập nhật nơi dùng (C7, H9).</w:t>
       </w:r>
       <w:r>
-        <w:t xml:space="preserve"> RetrievalEnvelope không khai báo query, config, stats mà pipeline trả về, nên output của pipeline không qua schema (C7); fixture BM25 đổi từ 321 lên 336 chunk mà test không đổi (H9). C6 thì ngược lại: parser và mọi bản dữ liệu đã theo bảng ánh xạ ở mục 6 của data_contract.md (Bảng Ánh xạ Định danh Văn bản), chỉ câu quy tắc document_id ở mục 2 (Quy ước Định danh) chưa sửa; benchmark không trích TTLT 01/2016 nên C6 hạ xuống Trung bình và chỉ cần sửa tài liệu, thêm test đối chiếu (Phụ lục D).</w:t>
+        <w:t xml:space="preserve"> RetrievalEnvelope không khai báo query, config, stats mà pipeline trả về, nên output của pipeline không qua schema (C7); fixture BM25 đổi từ 321 lên 336 chunk mà test không đổi (H9). C6 thì ngược lại: parser và mọi bản dữ liệu đã theo bảng ánh xạ ở mục 6 của data_contract.md (Bảng Ánh xạ Định danh Văn bản), chỉ câu quy tắc document_id ở mục 2 (Quy ước Định danh) chưa sửa; benchmark không trích TTLT 01/2016 nên C6 hạ xuống Trung bình và chỉ cần sửa tài liệu, thêm test đối chiếu (Phụ lục D). Sau khi gộp NMA (840c8a3), nhóm C không đổi, trừ C6 sửa thêm một phần (Phụ lục G).</w:t>
       </w:r>
     </w:p>
     <w:p>
@@ -363,7 +358,7 @@
             </w:pPr>
             <w:r>
               <w:rPr/>
-              <w:t>12</w:t>
+              <w:t>13</w:t>
             </w:r>
           </w:p>
         </w:tc>
@@ -393,7 +388,7 @@
             </w:pPr>
             <w:r>
               <w:rPr/>
-              <w:t>2</w:t>
+              <w:t>1</w:t>
             </w:r>
           </w:p>
         </w:tc>
@@ -627,13 +622,9 @@
             <w:pPr>
               <w:spacing w:after="0"/>
             </w:pPr>
-            <w:r/>
-            <w:r>
-              <w:rPr>
-                <w:b w:val="0"/>
-                <w:sz w:val="17"/>
-              </w:rPr>
-              <w:t>1</w:t>
+            <w:r>
+              <w:rPr/>
+              <w:t>2</w:t>
             </w:r>
           </w:p>
         </w:tc>
@@ -646,12 +637,8 @@
             <w:pPr>
               <w:spacing w:after="0"/>
             </w:pPr>
-            <w:r/>
-            <w:r>
-              <w:rPr>
-                <w:b w:val="0"/>
-                <w:sz w:val="17"/>
-              </w:rPr>
+            <w:r>
+              <w:rPr/>
               <w:t>0</w:t>
             </w:r>
           </w:p>
@@ -665,13 +652,9 @@
             <w:pPr>
               <w:spacing w:after="0"/>
             </w:pPr>
-            <w:r/>
-            <w:r>
-              <w:rPr>
-                <w:b w:val="0"/>
-                <w:sz w:val="17"/>
-              </w:rPr>
-              <w:t>4</w:t>
+            <w:r>
+              <w:rPr/>
+              <w:t>3</w:t>
             </w:r>
           </w:p>
         </w:tc>
@@ -684,12 +667,8 @@
             <w:pPr>
               <w:spacing w:after="0"/>
             </w:pPr>
-            <w:r/>
-            <w:r>
-              <w:rPr>
-                <w:b w:val="0"/>
-                <w:sz w:val="17"/>
-              </w:rPr>
+            <w:r>
+              <w:rPr/>
               <w:t>0</w:t>
             </w:r>
           </w:p>
@@ -703,12 +682,8 @@
             <w:pPr>
               <w:spacing w:after="0"/>
             </w:pPr>
-            <w:r/>
-            <w:r>
-              <w:rPr>
-                <w:b w:val="0"/>
-                <w:sz w:val="17"/>
-              </w:rPr>
+            <w:r>
+              <w:rPr/>
               <w:t>0</w:t>
             </w:r>
           </w:p>
@@ -722,12 +697,8 @@
             <w:pPr>
               <w:spacing w:after="0"/>
             </w:pPr>
-            <w:r/>
-            <w:r>
-              <w:rPr>
-                <w:b w:val="0"/>
-                <w:sz w:val="17"/>
-              </w:rPr>
+            <w:r>
+              <w:rPr/>
               <w:t>0</w:t>
             </w:r>
           </w:p>
@@ -741,12 +712,8 @@
             <w:pPr>
               <w:spacing w:after="0"/>
             </w:pPr>
-            <w:r/>
-            <w:r>
-              <w:rPr>
-                <w:b w:val="0"/>
-                <w:sz w:val="17"/>
-              </w:rPr>
+            <w:r>
+              <w:rPr/>
               <w:t>5</w:t>
             </w:r>
           </w:p>
@@ -1556,7 +1523,7 @@
                 <w:b/>
                 <w:sz w:val="17"/>
               </w:rPr>
-              <w:t>21</w:t>
+              <w:t>23</w:t>
             </w:r>
           </w:p>
         </w:tc>
@@ -1592,7 +1559,7 @@
                 <w:b/>
                 <w:sz w:val="17"/>
               </w:rPr>
-              <w:t>17</w:t>
+              <w:t>15</w:t>
             </w:r>
           </w:p>
         </w:tc>
@@ -1696,7 +1663,7 @@
         <w:spacing w:after="80"/>
       </w:pPr>
       <w:r>
-        <w:t>Mốc so sánh là commit ae1ce0d (register v2) và commit 75dd586 (nhánh testing); lần kiểm lại ngày 23/10 đo trên commit e64c49a; nhóm A kiểm lại ngày 24/10 trên 72a7377; nhóm B kiểm lại và sửa ngày 24/10 trên nhánh chunking_test (1c40712). Thay đổi giữa các mốc:</w:t>
+        <w:t>Mốc so sánh là commit ae1ce0d (register v2) và commit 75dd586 (nhánh testing); lần kiểm lại ngày 23/10 đo trên commit e64c49a; nhóm A kiểm lại ngày 24/10 trên 72a7377 và 840c8a3; nhóm B kiểm lại và sửa ngày 24/10 trên nhánh chunking_test (1c40712); nhóm C kiểm lại ngày 24/10 trên 840c8a3. Thay đổi giữa các mốc:</w:t>
       </w:r>
     </w:p>
     <w:p>
@@ -1782,6 +1749,16 @@
       <w:r>
         <w:rPr/>
         <w:t>chunking_test 1c40712 (24/10, gộp testing f0a7007 vào chunking_test 16e4495 của ngày 17/10) và bản sửa nhóm B chưa commit: merge trộn hai thiết kế chunker nên chunking_rules.py lỗi cú pháp (B14); chunking_rules.py và run_experiment.py được lấy lại từ f0a7007 rồi sửa; export_legal_chunks.py bỏ nhánh sửa nhãn TT 02a và thêm kiểm tra; test/test_chunking.py viết lại; chunking_strategy.md, chunking_evaluation.xlsx, chunking_examples.json sinh lại; requirements.txt ghim underthesea==9.5.0. data/chunking_output không đổi.</w:t>
+      </w:r>
+    </w:p>
+    <w:p>
+      <w:pPr>
+        <w:pStyle w:val="ListBullet"/>
+        <w:spacing w:after="80"/>
+      </w:pPr>
+      <w:r>
+        <w:rPr/>
+        <w:t>NMA b031620, 5a310c2, de0de7f, 9dda96c, fc997a6 (gộp vào testing ở 840c8a3 ngày 24/10; testing trước đó đã lên chunking_test a24e404, gồm bản sửa nhóm B): cleaner.py viết mẫu cắt chú thích VBHN đầu tiên theo nguyên văn chú thích, chỉ xóa nhãn “Hướng dẫn” khi đứng riêng một dòng và thêm mẫu xóa số chú thích “khu vực2”; thay PDF và TXT trích xuất của NĐ 68/2002 (Khoản nay viết hoa) và Luật 1986; parser.py ghép tiêu đề Chương/Mục bị xuống dòng, để title null cho Điều không có tiêu đề, cắt tên người ký theo quy tắc chung thay cho 3 tên viết cứng; registry bỏ dấu cách ở số hiệu Luật 1986 và đổi document_id thành l_21_lct_hdnd7; sinh lại parsed_jsons (21 file); test_parser_unit.py thêm test cho mọi TXT và test định danh của parsed_jsons. data_contract.md, schemas/, code retrieval, reranker, benchmark và data/chunking_output không đổi.</w:t>
       </w:r>
     </w:p>
     <w:p>
@@ -2000,6 +1977,84 @@
     </w:p>
     <w:p>
       <w:pPr>
+        <w:spacing w:after="80"/>
+      </w:pPr>
+      <w:r>
+        <w:rPr/>
+        <w:t>Ngày 24/10, kiểm lại nhóm C trên 840c8a3:</w:t>
+      </w:r>
+    </w:p>
+    <w:p>
+      <w:pPr>
+        <w:pStyle w:val="ListBullet"/>
+        <w:spacing w:after="80"/>
+      </w:pPr>
+      <w:r>
+        <w:rPr/>
+        <w:t>so data_contract.md, schemas/, data/raw_data/README.md, retrieval/, reranking/, embedding/, scripts/, tests/, test/test_integration.py, data/benchmark, docs/sprint6_benchmark.md với bafe1e8 (không đổi); đọc phần đổi của registry, parser.py, test_parser_unit.py và chunking/run_experiment.py;</w:t>
+      </w:r>
+    </w:p>
+    <w:p>
+      <w:pPr>
+        <w:pStyle w:val="ListBullet"/>
+        <w:spacing w:after="80"/>
+      </w:pPr>
+      <w:r>
+        <w:rPr/>
+        <w:t>so document_id của 23 bản ghi registry với build_document_id(); đối chiếu bảng ở mục 6 của data_contract.md và bảng README với registry; kiểm document_type theo enum của metadata_schema.json; chạy export_legal_chunks.py trên 21 parsed_jsons trong thư mục tạm (2.011 chunk, 923 parent), đếm validity_status, document_id, nối chunk với article_index.json như evaluate_task4.py; đếm chunk_id của retrieval/results, reranking/results thuộc corpus trong repo và corpus thử;</w:t>
+      </w:r>
+    </w:p>
+    <w:p>
+      <w:pPr>
+        <w:pStyle w:val="ListBullet"/>
+        <w:spacing w:after="80"/>
+      </w:pPr>
+      <w:r>
+        <w:rPr/>
+        <w:t>chạy scripts/run_retrieval.py (mock, fixture, không rerank) và validate output theo retrieval_schema.json; chạy test_parsed_json_identifiers_follow_contract (21 pass).</w:t>
+      </w:r>
+    </w:p>
+    <w:p>
+      <w:pPr>
+        <w:spacing w:after="80"/>
+      </w:pPr>
+      <w:r>
+        <w:rPr/>
+        <w:t>Ngày 24/10, kiểm lại nhóm A trên 840c8a3:</w:t>
+      </w:r>
+    </w:p>
+    <w:p>
+      <w:pPr>
+        <w:pStyle w:val="ListBullet"/>
+        <w:spacing w:after="80"/>
+      </w:pPr>
+      <w:r>
+        <w:rPr/>
+        <w:t>chép parser/, chunking/, data/reference/, schemas/ sang thư mục tạm; chạy clean_extracted_text trên 23 file extracted_texts_qwen (thay ollama bằng module rỗng): 23/23 giống hệt cleaned_texts; chạy test_parser.py --skip-clean, không đặt biến môi trường: 21/21 file giống hệt parsed_jsons, 2 TT lỗi như cũ;</w:t>
+      </w:r>
+    </w:p>
+    <w:p>
+      <w:pPr>
+        <w:pStyle w:val="ListBullet"/>
+        <w:spacing w:after="80"/>
+      </w:pPr>
+      <w:r>
+        <w:rPr/>
+        <w:t>so từng Điều của parsed_jsons với bản 72a7377 (tiêu đề, intro, Chương, Mục, Khoản); đếm chú thích VBHN và nhãn “Hướng dẫn” trong extracted_texts_qwen, cleaned_texts, parsed_jsons, corpus trong repo và corpus thử 21 văn bản của Phụ lục G; kiểm đuôi Điều cuối của 21 văn bản;</w:t>
+      </w:r>
+    </w:p>
+    <w:p>
+      <w:pPr>
+        <w:pStyle w:val="ListBullet"/>
+        <w:spacing w:after="80"/>
+      </w:pPr>
+      <w:r>
+        <w:rPr/>
+        <w:t>chạy pytest parser/ (.venv, Python 3.14).</w:t>
+      </w:r>
+    </w:p>
+    <w:p>
+      <w:pPr>
         <w:pStyle w:val="Heading1"/>
       </w:pPr>
       <w:r>
@@ -2011,7 +2066,7 @@
         <w:spacing w:after="80"/>
       </w:pPr>
       <w:r>
-        <w:t>Mỗi nhóm có một bảng gồm các lỗi của register v2 còn việc phải làm và các lỗi mới, chỉ ghi phần còn lỗi tính tới e64c49a (nhóm A tính tới 72a7377, nhóm B tính tới bản sửa chunking ngày 24/10). Trong mỗi bảng, lỗi xếp theo mức độ; cùng mức thì lỗi mới đứng trước. Cột Vấn đề và đề xuất gồm phần còn lỗi, “Đề xuất” và, khi có, “Kiểm chứng”. Lỗi của register v2 giữ mức độ như register; Vị trí và Owner của chúng lấy từ register v2 (commit ae1ce0d), nên số dòng có thể đã lệch. Lỗi có trạng thái “Còn” giữ nguyên mô tả, đề xuất và kiểm chứng của register v2 vì file liên quan chưa đổi; số đo trong đó được đo trên corpus cũ.</w:t>
+        <w:t>Mỗi nhóm có một bảng gồm các lỗi của register v2 còn việc phải làm và các lỗi mới, chỉ ghi phần còn lỗi tính tới e64c49a (nhóm A tính tới 840c8a3, nhóm B tính tới bản sửa chunking ngày 24/10, nhóm C tính tới 840c8a3). Trong mỗi bảng, lỗi xếp theo mức độ; cùng mức thì lỗi mới đứng trước. Cột Vấn đề và đề xuất gồm phần còn lỗi, “Đề xuất” và, khi có, “Kiểm chứng”. Lỗi của register v2 giữ mức độ như register; Vị trí và Owner của chúng lấy từ register v2 (commit ae1ce0d), nên số dòng có thể đã lệch. Lỗi có trạng thái “Còn” giữ nguyên mô tả, đề xuất và kiểm chứng của register v2 vì file liên quan chưa đổi; số đo trong đó được đo trên corpus cũ.</w:t>
       </w:r>
     </w:p>
     <w:p>
@@ -2027,7 +2082,7 @@
         <w:spacing w:after="80"/>
       </w:pPr>
       <w:r>
-        <w:t>Các lỗi đã sửa hoặc đã đóng mà không còn việc gì được bỏ khỏi bảng (vẫn tính trong thống kê ở mục 1; kết quả kiểm nhóm A ở Phụ lục C và Phụ lục E, nhóm B ở Phụ lục F): A1, A5, A10, A12, A13, A14, A15, A17, A18, A19, A20, A22, A23, A24, B8, B9, B11, B12, B14, B15, B16, B17, C1, E5. Phần còn lại của A22 (thông báo lỗi in chữ \n) và việc thêm test cho A23, A24 nằm ở A7; đề xuất kiểm tra CI của B11 nằm ở bước 3 mục 5.</w:t>
+        <w:t>Các lỗi đã sửa hoặc đã đóng mà không còn việc gì được bỏ khỏi bảng (vẫn tính trong thống kê ở mục 1; kết quả kiểm nhóm A ở Phụ lục C, Phụ lục E và Phụ lục H, nhóm B ở Phụ lục F, nhóm C ở Phụ lục D và Phụ lục G): A1, A5, A10, A12, A13, A14, A15, A17, A18, A19, A20, A21, A22, A23, A24, B8, B9, B11, B12, B14, B15, B16, B17, C1, C3, E5. Phần còn lại của A22 (thông báo lỗi in chữ \n) và việc thêm test cho A23, A24 nằm ở A7; đề xuất kiểm tra CI của B11 nằm ở bước 3 mục 5.</w:t>
       </w:r>
     </w:p>
     <w:p>
@@ -2223,7 +2278,7 @@
               <w:rPr>
                 <w:sz w:val="17"/>
               </w:rPr>
-              <w:t>Hai mẫu mới trong cleaner (NMA aba586d), thêm để sửa A6 và A13, xóa cả nội dung thật, và lỗi đã vào corpus đang dùng. (1) Ba mẫu đầu trong AMENDMENT_FOOTNOTE_PATTERNS xóa từ dòng mở đầu chú thích (“1 Luật số 81/2025/QH15…”) tới dòng chú thích kế tiếp, “Điều N. ” hoặc “CHƯƠNG”; điểm dừng không gồm dòng Khoản “N. ”. Ở Luật 52/2014 Điều 2, chú thích nằm giữa khoản 3 và khoản 4 (cuối trang), nên mẫu xóa luôn khoản 4 (“Nhà nước, xã hội và gia đình có trách nhiệm bảo vệ, hỗ trợ trẻ em, người cao tuổi, người khuyết tật…”) và khoản 5 (“Kế thừa, phát huy truyền thống văn hóa, đạo đức tốt đẹp của dân tộc Việt Nam…”): Điều 2 còn 3/5 Khoản, mất 79 từ. Chú thích ở Điều 123 và Điều 131 nằm cuối Điều nên được cắt đúng. (2) Mẫu nhãn “Hướng dẫn” trong REPEATED_DOCUMENT_MARKING_PATTERNS có cờ re.IGNORECASE và áp cho mọi văn bản, nên xóa mọi chữ “hướng dẫn” đứng cuối dòng, kể cả chữ thật giữa câu: 5 chỗ trong 4 văn bản. NĐ 207/2025 Điều 17 “…trong hỗ trợ sinh sản; hướng dẫn việc giao, nhận tinh trùng…” thành “…sinh sản; việc giao, nhận…”; TT 34/2017 Điều 4 và 5 “áp dụng các kỹ thuật sàng lọc (chẩn đoán) theo hướng dẫn chuyên môn kỹ thuật của Bộ trưởng Bộ Y tế” thành “…theo chuyên môn kỹ thuật…”; 2 chỗ còn lại ở NĐ 68/2002 và TT 15/2015 (chưa vào corpus). Corpus ở 72a7377 được sinh từ bản parse này: không còn chunk l_52_2014_qh13_art_2_clause_4_chunk_1 và …_clause_5_chunk_1 (2/5 candidate của HN_062), còn nd_207_2025_nd_cp_art_17_clause_1_chunk_1, tt_34_2017_tt_byt_art_4_clause_2_chunk_1 và tt_34_2017_tt_byt_art_5_clause_2_chunk_1 mang câu đã mất chữ. test_known_article_clause_counts[2-5] của test_parser_unit.py fail từ commit này (kỳ vọng 5 Khoản, thực tế 3) nhưng commit vẫn được đẩy lên.</w:t>
+              <w:t>Bản sửa ở NMA 5a310c2 (gộp ở 840c8a3) trả lại phần bị xóa nhầm: Luật 52/2014 Điều 2 có đủ 5 Khoản, 5 chữ “hướng dẫn” thật trở lại, test_known_article_clause_counts[2-5] pass. Còn lại: (1) Mẫu đầu tiên của AMENDMENT_FOOTNOTE_PATTERNS viết “\\s” trong chuỗi raw (r'…\\s…'), nên regex tìm dấu gạch ngược thật và không khớp TXT nào. Khoản 4, 5 trở lại chỉ vì mẫu này không còn chạy; chú thích 1 của VBHN (6 dòng, “1 Luật số 81/2025/QH15 sửa đổi, bổ sung một số điều của Luật Tổ chức Tòa án nhân dân có căn cứ ban hành như sau: … số 34/2024/QH15.”.”) nay nằm cuối khoản 3 Điều 2. Mẫu còn chép nguyên văn một chú thích, nên không dùng được cho chú thích khác. (2) Mẫu nhãn “Hướng dẫn” nay chỉ khớp dòng chỉ gồm nhãn (^Hướng dẫn$), nên chỉ xóa được 1/4 nhãn luatvietnam của ND04. 3 nhãn dính cuối dòng trở lại NĐ 10/2015: cuối khoản 5 Điều 3 (“…do Bộ trưởng Bộ Y tế ban hành. Hướng dẫn”), cuối khoản 1 Điều 23 và tiêu đề Điều 12 (“Quy trình thực hiện kỹ thuật thụ tinh trong ống nghiệm Hướng dẫn”), nên breadcrumb của chunk thuộc Điều 12 cũng mang nhãn. Ở 72a7377 số nhãn này là 0. (3) Mẫu (?&lt;=khu vực)2\b xóa đúng số chú thích ở Điều 123 khoản 3 nhưng viết cứng cho một chỗ và áp cho mọi văn bản. (4) Chưa có test cho cleaner: 209 test của parser/ đều pass dù còn lỗi (1) và (2). (5) Corpus trong repo vẫn là bản 72a7377: chưa có l_52_2014_qh13_art_2_clause_4_chunk_1 và …_clause_5_chunk_1 (2/5 candidate của HN_062); nd_207_2025_nd_cp_art_17_clause_1_chunk_1, tt_34_2017_tt_byt_art_4_clause_2_chunk_1 và tt_34_2017_tt_byt_art_5_clause_2_chunk_1 vẫn mất chữ “hướng dẫn”.</w:t>
             </w:r>
           </w:p>
           <w:p>
@@ -2241,7 +2296,7 @@
               <w:rPr>
                 <w:sz w:val="17"/>
               </w:rPr>
-              <w:t>(1) Cho chú thích dừng ở dòng trống hoặc ở dòng đầu tiên khớp Khoản (“N. ”), Điểm (“a) ”), Điều, Chương. Tốt hơn là bỏ chú thích theo vùng chân trang của PDF (cỡ chữ nhỏ, như bộ lọc cỡ chữ ≥ 13,5 từng dùng cho bản VBHN, A6) thay vì regex trên TXT. Xóa cả số chú thích dính vào chữ (“khu vực2”). (2) Bỏ re.IGNORECASE ở mẫu “Hướng dẫn”, chỉ áp cho dòng chỉ gồm nhãn hoặc nhãn đứng sau dấu kết câu, và chỉ cho các file bản in luatvietnam (ND04); gắn từng mẫu header bản in với file nguồn của nó. (3) Thêm test bảo toàn nội dung cho cleaner: mọi từ bị xóa so với extracted_texts_qwen phải thuộc khối được phép (header, URL, số trang, chú thích); số Khoản của từng Điều trong TXT sạch bằng số dòng “N.” trong TXT thô, trừ dòng trong chú thích. (4) Chỉ commit khi pytest parser/ pass (A7); chạy lại cleaner, parser và exporter, commit corpus trong cùng PR.</w:t>
+              <w:t>(1) Sửa “\\s” thành “\s” và cắt chú thích theo cấu trúc thay vì nguyên văn: khối bắt đầu bằng “N Luật số 81/2025/QH15”, “N Cụm từ”, “N Điều N của Luật số 81/2025/QH15” và dừng ở dòng trống hoặc ở dòng đầu tiên khớp Khoản (“N. ”), Điểm, Điều, Chương. Tốt hơn là bỏ chú thích theo vùng chân trang của PDF (cỡ chữ nhỏ). Gộp mẫu “khu vực2” vào bước xóa số chú thích dính chữ. (2) Gắn mẫu nhãn “Hướng dẫn” với file ND04 và xóa nhãn đứng cuối dòng (“Hướng dẫn$”, không IGNORECASE); không áp cho văn bản khác. (3) Thêm test cho cleaner: không Khoản, intro hay tiêu đề nào chứa “81/2025/QH15” hoặc “Cụm từ “” (mẫu sus_footnote của quality_report đã bắt được nhưng chỉ in ra); ND04 không còn “Hướng dẫn” cuối dòng; mọi từ bị xóa so với extracted_texts_qwen thuộc khối được phép (header, URL, số trang, chú thích). (4) Chạy lại cleaner, parser và exporter, commit corpus trong cùng PR (bước 3).</w:t>
             </w:r>
           </w:p>
           <w:p>
@@ -2259,7 +2314,7 @@
               <w:rPr>
                 <w:sz w:val="17"/>
               </w:rPr>
-              <w:t>So parser/cleaned_texts giữa fcbd5e3 và 72a7377: L01.txt mất 24 dòng, gồm 3 chú thích và 6 dòng của khoản 4, 5 Điều 2; ND02.txt mất 1 chữ “hướng dẫn”, TT04.txt mất 2. Áp mẫu “Hướng dẫn” lên 23 file trong extracted_texts_qwen: 10 dòng khớp, gồm 4 nhãn luatvietnam ở ND04, 1 dòng tiêu đề của TT 07/2001 (“…NĂM 2001 HƯỚNG DẪN”) và 5 chữ thật giữa câu. Chạy lại parser trên bản sao 72a7377: Điều 2 Luật 52/2014 có 3 Khoản. chunks.jsonl có 3 chunk của Điều 2 (khoản 1–3); ground_truth.json HN_062 vẫn trỏ ID của khoản 4, 5. pytest parser/: 32 pass, 1 fail.</w:t>
+              <w:t>Chạy clean_extracted_text trên 23 file extracted_texts_qwen của bản sao 840c8a3 (thay ollama bằng module rỗng): 23/23 giống hệt cleaned_texts; mẫu chú thích đầu khớp 0 lần, hai mẫu “Cụm từ” và “Điều N của Luật số 81/2025/QH15” khớp 1 lần mỗi mẫu. extracted_texts_qwen/ND04.txt có 4 nhãn (dòng 90, 193, 303, 628), chỉ dòng 193 đứng riêng. parsed_jsons: l_52_2014_qh13_art_2_clause_3 kết thúc bằng “…số 34/2024/QH15.”.”. Corpus thử 21 văn bản (Phụ lục G): có đủ 5 chunk của Điều 2; l_52_2014_qh13_art_2_clause_3_chunk_1 mang chú thích; nd_10_2015_nd_cp_art_3_clause_5_chunk_1 và …_art_23_clause_1_chunk_1 kết thúc bằng “Hướng dẫn”. pytest parser/: 209 pass, 14 skip.</w:t>
             </w:r>
           </w:p>
         </w:tc>
@@ -2276,7 +2331,7 @@
               <w:rPr>
                 <w:sz w:val="17"/>
               </w:rPr>
-              <w:t>parser/cleaner.py: REPEATED_DOCUMENT_MARKING_PATTERNS (dòng 85–99, mẫu “Hướng dẫn”), AMENDMENT_FOOTNOTE_PATTERNS (dòng 105–130), clean_extracted_text (dòng 256); parser/cleaned_texts/L01.txt, ND02.txt, TT04.txt; data/chunking_output/chunks.jsonl</w:t>
+              <w:t>parser/cleaner.py: REPEATED_DOCUMENT_MARKING_PATTERNS (dòng 85–101, mẫu “Hướng dẫn” và “khu vực2”), AMENDMENT_FOOTNOTE_PATTERNS (dòng 107–142, mẫu đầu), clean_extracted_text (dòng 268); parser/cleaned_texts/L01.txt, ND04.txt; data/chunking_output/chunks.jsonl</w:t>
             </w:r>
           </w:p>
         </w:tc>
@@ -2310,7 +2365,7 @@
               <w:rPr>
                 <w:sz w:val="17"/>
               </w:rPr>
-              <w:t>Mới</w:t>
+              <w:t>Còn một phần (840c8a3)</w:t>
             </w:r>
           </w:p>
         </w:tc>
@@ -2365,7 +2420,7 @@
               <w:rPr>
                 <w:sz w:val="17"/>
               </w:rPr>
-              <w:t>10 văn bản bổ sung (NMA 72a7377) parse lỗi, nên chưa văn bản nào vào corpus. 72a7377 thêm 12 PDF vào data/raw_data/additional_documents/ cho các văn bản trước đây chỉ có trong registry, và 10 file parsed_jsons (nay 21 file). 11 câu benchmark trích 8 văn bản trong số này, đều not_mapped (vd HN_039 NĐ 68/2002, HN_044 TT 38/2025, HN_060 NĐ 123/2015). Xếp mức Cao vì 8 văn bản được benchmark trích chưa vào được corpus. (1) NĐ 68/2002 viết Khoản bằng chữ thường (“1. ủy ban nhân dân tỉnh…”, “1. ở nước Cộng hòa…”), clause_regex không nhận các Khoản này. Điều 3 có tiêu đề 69 từ, nuốt cả khoản 1; Điều 2 và 39 không có tiêu đề, tiêu đề và Khoản nằm lẫn trong intro; Điều 39 thành một khối không tách được, intro trùng nguyên văn khoản 1 (chunker của testing vì thế sinh Parent vượt 1.500 ký tự và exporter dừng; bản sửa chunking 24/10 bỏ intro trùng, xem B16 ở Phụ lục F). (2) Luật HNGĐ 1986 (21-LCT/HĐNN7) không có tiêu đề Điều (TXT chỉ có dòng “Điều 1.”), nhưng parser lấy câu đầu làm tiêu đề ở 25/57 Điều, tổng 895 từ. Khi chunk, breadcrumb rút gọn tiêu đề bằng “...”, nên câu này mất khỏi text ở cả 25 Điều và khỏi mọi trường của chunk con ở 18 Điều (từ bản sửa chunking 24/10, header của Parent giữ tiêu đề đầy đủ); vd Điều 1 mất câu “Nhà nước bảo đảm thực sự chế độ hôn nhân tự nguyện, tiến bộ, một vợ một chồng…”. Đây là cùng cơ chế của A24. Điều 7 có tiêu đề “Cấm kết hôn trong những trường hợp sau đây : a)”; Điều 57 kết thúc bằng tên người ký “Trường Chinh” (A21). (3) TT 07/2001/TT-BTP và TT 07/2002/TT-BTP chia theo mục La Mã (I., II., 1.1-), không có Điều: parser dừng với “Không tìm thấy Điều nào”, nên 2/12 PDF không có parsed_jsons; HN_048 hỏi về TT 07/2002. (4) Bản ghi registry của Luật 1986 đổi document_number thành “ 21-LCT/HĐNN7” (có dấu cách ở đầu, đã vào metadata của parsed_jsons) và document_id thành l_21_LCT_HDND7: có chữ hoa, và ghi HDND (Hội đồng nhân dân) thay cho HĐNN (Hội đồng Nhà nước). ID này trái quy tắc chỉ gồm [a-z0-9_] đề xuất ở C6 và khác ngoại lệ l_hngd_1986 ghi ở C6; tên file parsed_jsons theo ID này.</w:t>
+              <w:t>NMA 5a310c2–fc997a6 (gộp ở 840c8a3) đã sửa phần lớn: NĐ 68/2002 tách đủ Khoản ở Điều 2, 3, 39; Luật 1986 có title null ở 57/57 Điều và hết tên người ký; registry bỏ dấu cách ở số hiệu; exporter chạy được trên 21 văn bản (Phụ lục G). Còn lại: (1) Corpus trong repo vẫn là bản 72a7377 với 11 văn bản: 10 văn bản bổ sung chưa vào, 11 câu benchmark trích 8 văn bản trong số này vẫn not_mapped (vd HN_039 NĐ 68/2002, HN_044 TT 38/2025, HN_060 NĐ 123/2015). (2) TT 07/2001/TT-BTP và TT 07/2002/TT-BTP chia theo mục La Mã (I., II., 1.1-), không có Điều, nên vẫn không parse được. test_parser_unit.py nay ghi hai file vào KNOWN_UNPARSEABLE_TXT và bỏ qua 7 test cho mỗi file, nhưng chưa quyết định cách xử lý; HN_048 hỏi về TT 07/2002. (3) document_id của Luật 1986 đã viết thường (l_21_lct_hdnd7, tên file parsed_jsons theo ID này) nhưng vẫn ghi HDND (Hội đồng nhân dân) thay cho HĐNN (Hội đồng Nhà nước); build_document_id cho l_21_lct_hdnn7 (xem C6).</w:t>
             </w:r>
           </w:p>
           <w:p>
@@ -2383,7 +2438,7 @@
               <w:rPr>
                 <w:sz w:val="17"/>
               </w:rPr>
-              <w:t>(1) clause_regex nhận Khoản bắt đầu bằng chữ thường khi “N.” đứng đầu dòng và số Khoản liên tiếp, như A19 đã làm với dấu “. (2) Khi dòng “Điều N.” không có chữ phía sau, để title = null và không gọi các hàm tách tiêu đề; breadcrumb chỉ ghi “Điều N”. (3) Với 2 TT chia theo mục La Mã: hoặc parser hỗ trợ cấp Mục/Điểm thay cho Điều, hoặc ghi trong registry là chưa đưa vào corpus và đánh dấu HN_048 là câu hỏi về văn bản ngoài corpus (D2). (4) Dev 1 sửa registry: bỏ dấu cách ở document_number; document_id chỉ chữ thường và đúng mã (l_21_lct_hdnn7, hoặc giữ l_hngd_1986), cập nhật bảng ở mục 6 của data_contract.md (Bảng Ánh xạ Định danh Văn bản) và README (C6). Parser báo lỗi khi document_id của registry không khớp ^[a-z0-9_]+$. (5) Cắt tên người ký theo quy tắc chung (A21). Sau đó chạy exporter trên đủ parsed_jsons và commit corpus cùng PR (B11).</w:t>
+              <w:t>(1) Sinh lại corpus trên đủ parsed_jsons ở bước 3 và thêm văn bản mới vào article_index.json (C5). (2) Với 2 TT chia theo mục La Mã: hoặc parser hỗ trợ cấp mục La Mã thay cho Điều, hoặc ghi trong registry là chưa đưa vào corpus và đánh dấu HN_048 là câu hỏi về văn bản ngoài corpus (D2). (3) Dev 1 đổi document_id thành l_21_lct_hdnn7 (hoặc chốt ngoại lệ ở C6), đổi tên file parsed_jsons theo, cập nhật bảng ở mục 6 của data_contract.md (Bảng Ánh xạ Định danh Văn bản) và README.</w:t>
             </w:r>
           </w:p>
           <w:p>
@@ -2401,7 +2456,7 @@
               <w:rPr>
                 <w:sz w:val="17"/>
               </w:rPr>
-              <w:t>Chạy lại parser trên bản sao 72a7377 (không đặt biến môi trường): 21/21 file giống hệt parsed_jsons, 2 file lỗi “Không tìm thấy Điều nào”. Chạy export_legal_chunks.py trên 21 file bằng chunker của testing: ValueError ở dòng 260; bỏ riêng NĐ 68/2002 thì export được 20 văn bản, 819 parent, 1.775 chunk. Bằng chunker đã sửa (24/10): 21 văn bản, 923 parent, 2.003 chunk. So số dòng “N.” trong TXT với số Khoản trong JSON theo từng Điều: ngoài Điều cuối có phụ lục, chỉ lệch ở NĐ 68/2002 Điều 2 (2/0), 3 (3/1), 39 (1/0). Trong corpus thử 20 văn bản: 19 breadcrumb của Luật 1986 có “...”; Trường Chinh ở l_21_LCT_HDND7_art_57_clause_1_chunk_1. Đối chiếu citations của ground_truth.json theo số hiệu: 11 câu trích 8 văn bản mới.</w:t>
+              <w:t>Chạy lại parser trên bản sao 840c8a3 (test_parser.py --skip-clean, không đặt biến môi trường): 21/21 file giống hệt parsed_jsons; 2 TT lỗi “Không tìm thấy Điều nào”. NĐ 68/2002 Điều 2, 3, 39 có 2, 3, 2 Khoản (trước mỗi Điều chỉ một khối). Luật 1986: 0/57 Điều có tiêu đề; Điều 57 kết thúc bằng “…thông qua ngày 29 tháng 12 năm 1986.”. chunks.jsonl trong repo: 1.156 chunk, 11 văn bản.</w:t>
             </w:r>
           </w:p>
         </w:tc>
@@ -2418,7 +2473,7 @@
               <w:rPr>
                 <w:sz w:val="17"/>
               </w:rPr>
-              <w:t>parser/parser.py: clause_regex (dòng 172), split_title_best (dòng 374), detect_title_and_intro (dòng 380), split_head (dòng 615); data/reference/document_versions.json (bản ghi L03); parser/parsed_jsons/l_21_LCT_HDND7.json, nd_68_2002_nd_cp.json; parser/cleaned_texts/07_2001_TT-BTP_48707.txt, 07_2002_TT-BTP_50377.txt</w:t>
+              <w:t>data/chunking_output/chunks.jsonl; data/reference/document_versions.json (bản ghi L03); parser/parsed_jsons/l_21_lct_hdnd7.json; parser/cleaned_texts/07_2001_TT-BTP_48707.txt, 07_2002_TT-BTP_50377.txt; parser/test_parser_unit.py: KNOWN_UNPARSEABLE_TXT (dòng 308)</w:t>
             </w:r>
           </w:p>
         </w:tc>
@@ -2452,7 +2507,7 @@
               <w:rPr>
                 <w:sz w:val="17"/>
               </w:rPr>
-              <w:t>Mới</w:t>
+              <w:t>Còn một phần (840c8a3)</w:t>
             </w:r>
           </w:p>
         </w:tc>
@@ -2899,7 +2954,7 @@
               <w:rPr>
                 <w:sz w:val="17"/>
               </w:rPr>
-              <w:t>test_parser_unit.py không đổi từ e9ee31d: 8 test giá trị cho Luật 52/2014 và 7 test tiêu đề (NĐ 126/2014, NQ 01/2024). 20/21 văn bản chưa có test giá trị; 10 văn bản mới chưa có test nào. Test giá trị đã bắt được A25 (test_known_article_clause_counts[2-5] fail: Điều 2 có 3 Khoản) nhưng 72a7377 vẫn được commit, tức test không được chạy trước khi commit. Còn thiếu: test bất biến của A24 (không Điều nào có intro hoặc Khoản đầu bắt đầu giữa câu, không tiêu đề quá 40 từ), test tiêu đề cho 3 Điều của A23 (TTLT 01/2016 Điều 9, TT 02a/2015 Điều 9 và 14), test cho cleaner (A25) và test chạy exporter: lỗi dừng của A26 chỉ lộ ra khi sinh corpus. Thông báo FileNotFoundError của find_document_versions_file vẫn in chữ \n thay vì xuống dòng (phần còn lại của A22, đã sửa ở 41802ab và bỏ khỏi bảng).</w:t>
+              <w:t>840c8a3 thêm test bất biến chạy parser trên mọi TXT (Điều liên tục, không sót mốc Điều, không Điều bắt đầu giữa câu, title null cho văn bản không có tiêu đề Điều, số Khoản khớp số dòng “N.” của TXT, Điều cuối không còn chữ ký), test định danh cho parsed_jsons và test tiêu đề, Chương cho TT 02a/2015 Điều 9, 14; test/test_chunking.py chạy chunker trên mọi parsed_jsons. pytest parser/: 209 pass, 14 skip. Còn thiếu: (1) Không có test cho cleaner, nên chú thích VBHN trong Luật 52/2014 Điều 2 khoản 3 và 3 nhãn “Hướng dẫn” ở NĐ 10/2015 (A25) lọt qua cả 209 test; mẫu sus_footnote của quality_report bắt được chú thích nhưng chỉ in ra. (2) Test giá trị vẫn chỉ có cho Luật 52/2014 và TT 02a/2015; TTLT 01/2016 Điều 9 (A23) chưa có test tiêu đề. (3) Ngưỡng tiêu đề là 80 từ, gấp đôi mức 40 từ đề xuất, trong khi tiêu đề thật dài nhất là 44 từ (NĐ 126/2014 Điều 8), nên tiêu đề nuốt thêm 40–80 từ nội dung vẫn pass. (4) Chưa có CI chạy pytest parser/ (H2). (5) Thông báo FileNotFoundError của find_document_versions_file vẫn in chữ \n thay vì xuống dòng (phần còn lại của A22).</w:t>
             </w:r>
           </w:p>
           <w:p>
@@ -2917,7 +2972,7 @@
               <w:rPr>
                 <w:sz w:val="17"/>
               </w:rPr>
-              <w:t>Mở rộng bảng tham chiếu cho mọi văn bản trong corpus. Thêm test bất biến chạy parser trên mọi TXT: không Điều nào bắt đầu giữa câu, không tiêu đề quá 40 từ trừ danh sách ngoại lệ, title null với văn bản không có tiêu đề Điều, số Khoản khớp số dòng “N.” của TXT, không chú thích, không đuôi chữ ký. Thêm 3 Điều của A23 vào test tiêu đề, test bảo toàn nội dung cho cleaner (A25) và một test chạy exporter trên parsed_jsons hiện tại. Chạy pytest parser/ trong CI và chặn commit khi fail (H2). Sửa chuỗi “\\n” thành “\n” ở parser.py dòng 1059, 1063.</w:t>
+              <w:t>Thêm test cho cleaner như đề xuất ở A25, và một test bất biến: không Khoản, intro hay tiêu đề nào khớp mẫu sus_footnote. Thêm TTLT 01/2016 Điều 9 vào test tiêu đề. Đặt MAX_TITLE_WORDS_IN_CORPUS = 40 và đưa 2 tiêu đề thật dài hơn (NĐ 126/2014 Điều 8, TT 02a/2015 Điều 4) vào TITLE_LENGTH_ALLOWLIST. Chạy pytest parser/ trong CI và chặn commit khi fail (H2). Sửa chuỗi “\\n” thành “\n” ở parser.py dòng 1158, 1162.</w:t>
             </w:r>
           </w:p>
         </w:tc>
@@ -2934,7 +2989,7 @@
               <w:rPr>
                 <w:sz w:val="17"/>
               </w:rPr>
-              <w:t>parser/test_parser_unit.py; parser/test_parser.py; parser/parser.py: find_document_versions_file (dòng 1059, 1063); tests/schema_test.py</w:t>
+              <w:t>parser/test_parser_unit.py: MAX_TITLE_WORDS_IN_CORPUS, TITLE_LENGTH_ALLOWLIST (dòng 314–316); parser/parser.py: find_document_versions_file (dòng 1158, 1162), quality_report (dòng 1332)</w:t>
             </w:r>
           </w:p>
         </w:tc>
@@ -3024,7 +3079,7 @@
               <w:rPr>
                 <w:sz w:val="17"/>
               </w:rPr>
-              <w:t>L01.pdf là VBHN 121/VBHN-VPQH (Luật 52/2014 hợp nhất với Luật 81/2025), khớp benchmark. 72a7377 cắt 3 chú thích cuối trang (Điều 2, 123, 131) trong cleaner, nhưng bản cắt ở Điều 2 xóa luôn khoản 4, 5 (A25). Còn 2 vấn đề: (1) số chú thích còn dính vào chữ ở Điều 123 khoản 3, “Tòa án nhân dân khu vực2 nơi cư trú…” (l_52_2014_qh13_art_123_clause_3_chunk_1, có trong corpus); (2) registry vẫn mô tả bản gốc (effective_date 2015-01-01), không có trường phiên bản hay ngày hợp nhất.</w:t>
+              <w:t>L01.pdf là VBHN 121/VBHN-VPQH (Luật 52/2014 hợp nhất với Luật 81/2025), khớp benchmark. Còn lại: registry vẫn mô tả bản gốc (effective_date 2015-01-01), không có trường phiên bản hay ngày hợp nhất. Chú thích 1 của VBHN nay nằm trong khoản 3 Điều 2 vì mẫu cắt không khớp (A25).</w:t>
             </w:r>
           </w:p>
           <w:p>
@@ -3042,7 +3097,7 @@
               <w:rPr>
                 <w:sz w:val="17"/>
               </w:rPr>
-              <w:t>Xóa số chú thích dính chữ cùng lúc với cắt chú thích (A25); Dev 1 thêm version/consolidated_date vào registry.</w:t>
+              <w:t>Dev 1 thêm version/consolidated_date vào registry. Cắt chú thích theo A25.</w:t>
             </w:r>
           </w:p>
         </w:tc>
@@ -3059,7 +3114,7 @@
               <w:rPr>
                 <w:sz w:val="17"/>
               </w:rPr>
-              <w:t>data/raw_data/laws_and_decrees/L01.pdf; parser/cleaner.py: AMENDMENT_FOOTNOTE_PATTERNS (dòng 105–130); data/reference/document_versions.json; docs/expansion_300_report.md</w:t>
+              <w:t>data/raw_data/laws_and_decrees/L01.pdf; data/reference/document_versions.json; docs/expansion_300_report.md</w:t>
             </w:r>
           </w:p>
         </w:tc>
@@ -3095,131 +3150,6 @@
                 <w:sz w:val="17"/>
               </w:rPr>
               <w:t>Đổi tính chất</w:t>
-            </w:r>
-          </w:p>
-        </w:tc>
-      </w:tr>
-      <w:tr>
-        <w:tc>
-          <w:tcPr>
-            <w:tcW w:type="dxa" w:w="624"/>
-            <w:vAlign w:val="top"/>
-          </w:tcPr>
-          <w:p>
-            <w:pPr>
-              <w:spacing w:after="20" w:line="252" w:lineRule="auto"/>
-            </w:pPr>
-            <w:r>
-              <w:rPr>
-                <w:b/>
-                <w:sz w:val="17"/>
-              </w:rPr>
-              <w:t>A21</w:t>
-            </w:r>
-          </w:p>
-        </w:tc>
-        <w:tc>
-          <w:tcPr>
-            <w:tcW w:type="dxa" w:w="1020"/>
-            <w:vAlign w:val="top"/>
-            <w:shd w:val="clear" w:color="auto" w:fill="E2EFDA"/>
-          </w:tcPr>
-          <w:p>
-            <w:pPr>
-              <w:spacing w:after="20" w:line="252" w:lineRule="auto"/>
-            </w:pPr>
-            <w:r>
-              <w:rPr>
-                <w:sz w:val="17"/>
-              </w:rPr>
-              <w:t>Thấp</w:t>
-            </w:r>
-          </w:p>
-        </w:tc>
-        <w:tc>
-          <w:tcPr>
-            <w:tcW w:type="dxa" w:w="4479"/>
-            <w:vAlign w:val="top"/>
-          </w:tcPr>
-          <w:p>
-            <w:pPr>
-              <w:spacing w:after="20" w:line="252" w:lineRule="auto"/>
-            </w:pPr>
-            <w:r>
-              <w:rPr>
-                <w:sz w:val="17"/>
-              </w:rPr>
-              <w:t>2 đuôi cũ đã cắt: Luật 22/2000 Điều 110 và Luật 52/2014 Điều 133 sạch trong parsed_jsons và corpus. Nhưng bản sửa thêm vào TERMINAL_MARKER_PATTERNS 3 tên người ký viết cứng (Nông Đức Mạnh, Phan Văn Khải, Nguyễn Tấn Dũng) cùng khối xác thực VBHN, nên văn bản có người ký khác vẫn lọt: Luật HNGĐ 1986 Điều 57 kết thúc bằng “Trường Chinh”. Đoạn này sẽ vào l_21_LCT_HDND7_art_57_clause_1_chunk_1 khi văn bản được đưa vào corpus (A26).</w:t>
-            </w:r>
-          </w:p>
-          <w:p>
-            <w:pPr>
-              <w:spacing w:after="20" w:line="252" w:lineRule="auto"/>
-            </w:pPr>
-            <w:r>
-              <w:rPr>
-                <w:b/>
-                <w:sz w:val="17"/>
-              </w:rPr>
-              <w:t xml:space="preserve">Đề xuất: </w:t>
-            </w:r>
-            <w:r>
-              <w:rPr>
-                <w:sz w:val="17"/>
-              </w:rPr>
-              <w:t>Thay danh sách tên bằng quy tắc chung: khi cắt tại “(Đã ký)” hoặc chức danh ký, bỏ luôn dòng ngắn 2–4 từ viết hoa đứng ngay trước nó.</w:t>
-            </w:r>
-          </w:p>
-        </w:tc>
-        <w:tc>
-          <w:tcPr>
-            <w:tcW w:type="dxa" w:w="1701"/>
-            <w:vAlign w:val="top"/>
-          </w:tcPr>
-          <w:p>
-            <w:pPr>
-              <w:spacing w:after="20" w:line="252" w:lineRule="auto"/>
-            </w:pPr>
-            <w:r>
-              <w:rPr>
-                <w:sz w:val="17"/>
-              </w:rPr>
-              <w:t>parser/parser.py: TERMINAL_MARKER_PATTERNS (dòng 731–756), parse_text_to_articles (dòng 793, Điều cuối)</w:t>
-            </w:r>
-          </w:p>
-        </w:tc>
-        <w:tc>
-          <w:tcPr>
-            <w:tcW w:type="dxa" w:w="1077"/>
-            <w:vAlign w:val="top"/>
-          </w:tcPr>
-          <w:p>
-            <w:pPr>
-              <w:spacing w:after="20" w:line="252" w:lineRule="auto"/>
-            </w:pPr>
-            <w:r>
-              <w:rPr>
-                <w:sz w:val="17"/>
-              </w:rPr>
-              <w:t>Parser</w:t>
-            </w:r>
-          </w:p>
-        </w:tc>
-        <w:tc>
-          <w:tcPr>
-            <w:tcW w:type="dxa" w:w="964"/>
-            <w:vAlign w:val="top"/>
-            <w:shd w:val="clear" w:color="auto" w:fill="FFF2CC"/>
-          </w:tcPr>
-          <w:p>
-            <w:pPr>
-              <w:spacing w:after="20" w:line="252" w:lineRule="auto"/>
-            </w:pPr>
-            <w:r>
-              <w:rPr>
-                <w:sz w:val="17"/>
-              </w:rPr>
-              <w:t>Còn một phần</w:t>
             </w:r>
           </w:p>
         </w:tc>
@@ -3356,7 +3286,7 @@
       </w:pPr>
       <w:r>
         <w:rPr/>
-        <w:t>Nhóm A đo trên 72a7377 (24/10). A13, A23, A24 đã sửa và được bỏ khỏi bảng; phần test còn thiếu của A23, A24 chuyển sang A7. Corpus trong repo được sinh từ bản parse mới cho 11 văn bản cũ, nên mang cả A25. Hai lỗi mới do chính các bản sửa (A25) và các văn bản bổ sung (A26) gây ra. Số liệu đo ở Phụ lục E. A27 (TT 04/2020 mất cấp Mục) tìm thấy ngày 24/10 khi kiểm lại corpus thử 21 văn bản sinh bằng chunker đã sửa.</w:t>
+        <w:t>Nhóm A đo trên 840c8a3 (24/10). A21 đã sửa (cắt tên người ký theo quy tắc chung, có test) và được bỏ khỏi bảng. A25, A26, A6, A7 sửa thêm một phần, bảng chỉ ghi phần còn lại. A27, A16, A11, A8 không đổi: _HEADING_LABEL, DOCUMENT_NUMBER_RE không đổi, registry chỉ đổi bản ghi Luật 1986, requirements.txt chỉ ghim underthesea. Corpus trong repo chưa sinh lại từ 72a7377 nên vẫn mang A25. Số liệu đo ở Phụ lục H.</w:t>
       </w:r>
     </w:p>
     <w:p>
@@ -3578,7 +3508,7 @@
               <w:rPr>
                 <w:sz w:val="17"/>
               </w:rPr>
-              <w:t>Sinh lại corpus ở bước 3 (sau khi parser sửa A25, A26 và C3 được chốt) bằng chunker đã sửa; exporter nay dừng nếu lỗi này còn.</w:t>
+              <w:t>Sinh lại corpus ở bước 3 (sau khi parser sửa A25, A26) bằng chunker đã sửa; exporter nay dừng nếu lỗi này còn.</w:t>
             </w:r>
           </w:p>
           <w:p>
@@ -4399,7 +4329,7 @@
               <w:rPr>
                 <w:sz w:val="17"/>
               </w:rPr>
-              <w:t>Sinh lại corpus ở bước 3 (sau khi parser sửa A25, A26 và C3 được chốt) bằng chunker đã sửa; exporter nay dừng nếu lỗi này còn.</w:t>
+              <w:t>Sinh lại corpus ở bước 3 (sau khi parser sửa A25, A26) bằng chunker đã sửa; exporter nay dừng nếu lỗi này còn.</w:t>
             </w:r>
           </w:p>
           <w:p>
@@ -4606,7 +4536,7 @@
       </w:pPr>
       <w:r>
         <w:rPr/>
-        <w:t>Nhóm B đo ngày 24/10 trên nhánh chunking_test sau bản sửa chunking. B9, B12 đã sửa và được bỏ khỏi bảng. B1, B10, B13 đã sửa trong code nhưng giữ trong bảng vì corpus trong repo chưa sinh lại (parser A25, A26 và contract C3 chưa xong). Ba lỗi mới B14 (merge 1c40712 làm chunker lỗi cú pháp), B15 (intro của Điều không vào chunk con), B16 (Parent vượt ngưỡng khi intro trùng Khoản đầu dài) tìm thấy và sửa cùng đợt; B17 (chunker lấy câu đầu intro làm tiêu đề cho Điều không có tiêu đề) tìm thấy khi kiểm lại sau commit và cũng đã sửa. Số liệu đo trên corpus sinh lại trong thư mục tạm ở Phụ lục F.</w:t>
+        <w:t>Nhóm B đo ngày 24/10 trên nhánh chunking_test sau bản sửa chunking. B9, B12 đã sửa và được bỏ khỏi bảng. B1, B10, B13 đã sửa trong code nhưng giữ trong bảng vì corpus trong repo chưa sinh lại (parser A25, A26 chưa xong). Ba lỗi mới B14 (merge 1c40712 làm chunker lỗi cú pháp), B15 (intro của Điều không vào chunk con), B16 (Parent vượt ngưỡng khi intro trùng Khoản đầu dài) tìm thấy và sửa cùng đợt; B17 (chunker lấy câu đầu intro làm tiêu đề cho Điều không có tiêu đề) tìm thấy khi kiểm lại sau commit và cũng đã sửa. Số liệu đo trên corpus sinh lại trong thư mục tạm ở Phụ lục F.</w:t>
       </w:r>
     </w:p>
     <w:p>
@@ -4775,7 +4705,7 @@
                 <w:b/>
                 <w:sz w:val="17"/>
               </w:rPr>
-              <w:t>C3</w:t>
+              <w:t>C6</w:t>
             </w:r>
           </w:p>
         </w:tc>
@@ -4783,17 +4713,17 @@
           <w:tcPr>
             <w:tcW w:type="dxa" w:w="1020"/>
             <w:vAlign w:val="top"/>
-            <w:shd w:val="clear" w:color="auto" w:fill="F4C7C3"/>
-          </w:tcPr>
-          <w:p>
-            <w:pPr>
-              <w:spacing w:after="20" w:line="252" w:lineRule="auto"/>
-            </w:pPr>
-            <w:r>
-              <w:rPr>
-                <w:sz w:val="17"/>
-              </w:rPr>
-              <w:t>Cao</w:t>
+            <w:shd w:val="clear" w:color="auto" w:fill="FCE8B2"/>
+          </w:tcPr>
+          <w:p>
+            <w:pPr>
+              <w:spacing w:after="20" w:line="252" w:lineRule="auto"/>
+            </w:pPr>
+            <w:r>
+              <w:rPr>
+                <w:sz w:val="17"/>
+              </w:rPr>
+              <w:t>Trung bình</w:t>
             </w:r>
           </w:p>
         </w:tc>
@@ -4810,7 +4740,7 @@
               <w:rPr>
                 <w:sz w:val="17"/>
               </w:rPr>
-              <w:t>Registry đã ánh xạ về 5 giá trị của contract, nhưng bảng ánh xạ status → validity_status chỉ có trong dữ liệu, chưa ghi trong data_contract.md. Ánh xạ gộp “Hết hiệu lực một phần” (4 văn bản) vào “Sửa đổi bổ sung” (C9). Khi enum đã đúng, bộ lọc tĩnh loại 445/1.160 chunk “Hết hiệu lực” ở mọi câu hỏi (E1).</w:t>
+              <w:t>Câu quy tắc document_id ở mục 2 của data_contract.md (Quy ước Định danh: [loại_văn_bản]_[số_hiệu đầy đủ]) chưa sửa, nên vẫn trái registry, bảng ở mục 6 (Bảng Ánh xạ Định danh Văn bản) và bảng ở data/raw_data/README.md ở hai văn bản: TTLT 01/2016 (registry ttlt_01_2016_ttlt_tandtc, quy tắc cho ttlt_01_2016_ttlt_tandtc_vksndtc_btp) và Luật HNGĐ 1986 (registry l_21_lct_hdnd7, quy tắc cho l_21_lct_hdnn7; registry ghi sai mã HĐNN thành HDND, A26). Ai dựng ID theo mục 2, vd khi map gold ở D4, sẽ ra ID không có trong corpus. Hai bảng ID chỉ có 11 văn bản của corpus trong repo, trong khi parsed_jsons nay có 21: khi sinh lại corpus ở bước 3, 10 văn bản (851 chunk) không có trong hai bảng. Test mới của parser chỉ kiểm parsed_jsons; chưa test nào kiểm registry (ID duy nhất, đúng mẫu [a-z0-9_]) và đối chiếu registry với hai bảng và với document_id của chunks.jsonl.</w:t>
             </w:r>
           </w:p>
           <w:p>
@@ -4828,7 +4758,7 @@
               <w:rPr>
                 <w:sz w:val="17"/>
               </w:rPr>
-              <w:t>Ghi bảng ánh xạ status → validity_status vào data_contract.md; xử lý C9.</w:t>
+              <w:t>Giữ ID theo registry. (1) Sửa mục 2 thành: “document_id lấy từ data/reference/document_versions.json; bảng ở mục 6 trích các văn bản đang có trong corpus. Quy tắc [loại_văn_bản]_[số_hiệu đầy đủ] chỉ dùng để đặt ID khi thêm văn bản mới vào registry; ID đã có trong registry không đổi.” Ghi ngoại lệ TTLT 01/2016. Với Luật 1986, nên sửa ID trong registry thành l_21_lct_hdnn7 cùng lúc sửa A26: văn bản này chưa vào corpus và benchmark nên chưa có dữ liệu dẫn xuất phải sinh lại; nếu giữ hdnd7 thì ghi thành ngoại lệ thứ hai. (2) Thêm test: document_id trong registry duy nhất và chỉ gồm [a-z0-9_]; bảng mục 6 và bảng README khớp registry; document_id trong chunks.jsonl đều có trong registry và trong bảng mục 6. (3) Khi sinh lại corpus đủ 21 văn bản, thêm 10 văn bản mới vào hai bảng. (1) và (2) là thay đổi contract nên CTM chốt câu chữ; ID của Luật 1986 do Dev 1 sửa trong registry theo A26.</w:t>
             </w:r>
           </w:p>
           <w:p>
@@ -4846,7 +4776,7 @@
               <w:rPr>
                 <w:sz w:val="17"/>
               </w:rPr>
-              <w:t>Trên bafe1e8: data_contract.md chỉ có enum validity_status (dòng 47), chưa có bảng ánh xạ. Registry ánh xạ 11 “Hết hiệu lực toàn bộ” → Hết hiệu lực; 4 “Hết hiệu lực một phần” và 1 “Có điều khoản bị sửa đổi / bãi bỏ” → Sửa đổi bổ sung; 1 “Cần kiểm tra trạng thái mới nhất” → Không xác định. Corpus: 499 Còn hiệu lực, 445 Hết hiệu lực, 216 Sửa đổi bổ sung. Bộ lọc tĩnh vẫn ở hybrid_retriever.py:50, 129 và vector_store.py:249–262. af8ee9a sửa test/test_integration.py để bỏ chunk Hết hiệu lực khỏi corpus test: test né E1 chứ chưa kiểm lọc theo as_of_date.</w:t>
+              <w:t>Trên 840c8a3: data_contract.md và README không đổi từ bafe1e8 (dòng 17, 139; README dòng 64). Registry 23 bản ghi, 0 ID trùng, 23/23 ID khớp ^[a-z0-9_]+$; build_document_id() trùng 21/23, khác ở TTLT 01/2016 và Luật 1986. Hai bảng khớp registry 11/11 dòng (ID, số hiệu, validity_status, mã file). 21/21 file parsed_jsons có tên trùng document_id và có trong registry; test_parsed_json_identifiers_follow_contract (de0de7f) 21 pass. Corpus thử export từ 21 parsed_jsons: 2.011 chunk, 21 document_id đều có trong registry, 10 văn bản (851 chunk) không có trong hai bảng; TTLT 45 chunk. 0 file JSON trong repo chứa ID dài của TTLT; benchmark không đổi (0/327 citations trỏ TTLT 01/2016, 0 file benchmark chứa l_21_lct_hdnd7).</w:t>
             </w:r>
           </w:p>
         </w:tc>
@@ -4863,7 +4793,7 @@
               <w:rPr>
                 <w:sz w:val="17"/>
               </w:rPr>
-              <w:t>retrieval/hybrid_retriever.py:50, 92–113, 175–223; embedding/vector_store.py:161–178, 273; chunking/chunking_rules.py:606; data/reference/document_versions.json; data/normalized_metadata.json; schemas/*.json; tests/schema_test.py:30</w:t>
+              <w:t>docs/data_contract.md mục 2 (dòng 17), mục 6 (dòng 139); data/raw_data/README.md (dòng 64); data/reference/document_versions.json; parser/parser.py: build_document_id, resolve_document_id (dòng 1052–1073); parser/test_parser_unit.py: test_parsed_json_identifiers_follow_contract (dòng 520–537)</w:t>
             </w:r>
           </w:p>
         </w:tc>
@@ -4880,7 +4810,7 @@
               <w:rPr>
                 <w:sz w:val="17"/>
               </w:rPr>
-              <w:t>Dev 1 + Dev 3 + Dev 4</w:t>
+              <w:t>CTM (ID Luật 1986: Dev 1, A26)</w:t>
             </w:r>
           </w:p>
         </w:tc>
@@ -4898,7 +4828,7 @@
               <w:rPr>
                 <w:sz w:val="17"/>
               </w:rPr>
-              <w:t>Còn một phần</w:t>
+              <w:t>Còn một phần (840c8a3)</w:t>
             </w:r>
           </w:p>
         </w:tc>
@@ -4918,7 +4848,7 @@
                 <w:b/>
                 <w:sz w:val="17"/>
               </w:rPr>
-              <w:t>C6</w:t>
+              <w:t>C7</w:t>
             </w:r>
           </w:p>
         </w:tc>
@@ -4953,7 +4883,7 @@
               <w:rPr>
                 <w:sz w:val="17"/>
               </w:rPr>
-              <w:t>Contract có hai quy tắc document_id mâu thuẫn ở TTLT 01/2016. Mục 2 của data_contract.md (Quy ước Định danh) quy định document_id là [loại_văn_bản]_[số_hiệu đầy đủ], đúng với build_document_id() của parser, cho ttlt_01_2016_ttlt_tandtc_vksndtc_btp. Mục 6 (Bảng Ánh xạ Định danh Văn bản, thêm ở ee755a5), bảng ở data/raw_data/README.md và registry ghi ttlt_01_2016_ttlt_tandtc, là slug duy nhất trong 11 văn bản của corpus bị cắt ngắn. Kiểm lại trên bafe1e8: mọi bản dữ liệu đều theo bảng mục 6, không file nào trong repo dùng ID dài, và benchmark không trích TTLT 01/2016 ở câu nào, nên hiện không có hai bộ chunk_id và gold không bị ảnh hưởng; hạ từ Cao xuống Trung bình (Phụ lục D). Quy tắc mục 2 thực tế không quyết định ID của văn bản nào: parser dừng khi số hiệu không có trong registry, nên build_document_id() chỉ chạy khi bản ghi registry thiếu document_id (0/23 bản ghi). Rủi ro còn lại: (1) ai dựng ID theo mục 2, vd khi map gold ở D4, sẽ ra ID không có trong corpus; (2) quy tắc không áp được cho văn bản không có số hiệu (Luật HNGĐ 1986); (3) bảng ID được chép ở 3 nơi (registry 23 văn bản, mục 6 và README 11 văn bản) mà không test nào đối chiếu.</w:t>
+              <w:t>Phần bao ngoài của output pipeline không khớp RetrievalEnvelope. Từ ee755a5, gốc retrieval_schema.json là RetrievalEnvelope với additionalProperties: false, chỉ khai báo query_id, retriever, results, latency_ms, top_k. RetrievalPipeline.run còn trả query, config và stats: config ghi backend, retrieval_top_k, model reranker, rerank_top_k, max_candidates; stats ghi số candidate và latency từng bước. Đây là thông tin quy tắc benchmark yêu cầu ghi kèm mỗi lần chạy, nên không bỏ được. Kiểm lại trên bafe1e8: af8ee9a đã sửa phần tử của results. Bản trước ghi từng phần tử pass RetrievalResultItem, nhưng số đó đo trên Hybrid không rerank; ở e64c49a, output có reranker mang retrieval_rank, retrieval_score không có trong schema (RetrievalResultItem cũng đặt additionalProperties: false), nên fail cả 2.850/2.850 phần tử của reranking/results/dev_hybrid_reranker_full.json. af8ee9a chuyển hai trường này sang source_ranks.retrieval, source_scores.retrieval và ghi reranker_score (đều có trong schema); assert_contract nay validate query_id, retriever, results theo gốc schema. Còn lại: (1) envelope vẫn fail vì query, config, stats; test né bằng cách chỉ validate 3 trường đã khai báo. (2) Pipeline ghi latency vào stats.total_latency_ms và top_k vào config, trong khi envelope đã có sẵn latency_ms và top_k ở gốc. (3) 4 file đã commit trong reranking/results sinh trước af8ee9a: envelope fail 285/285 ở 2 file của pipeline và 2.850/2.850 ở 2 file eval_hybrid* (danh sách phẳng như C2); phần tử fail 146/2.850 (article_id, clause_id, parent_clause_id null) và 2.850/2.850 (retrieval_rank); 0/743 và 0/718 chunk_id thuộc corpus hiện tại (G3).</w:t>
             </w:r>
           </w:p>
           <w:p>
@@ -4971,7 +4901,7 @@
               <w:rPr>
                 <w:sz w:val="17"/>
               </w:rPr>
-              <w:t>Giữ ID theo registry, không đổi dữ liệu. (1) Sửa mục 2 thành: “document_id lấy từ data/reference/document_versions.json; bảng ở mục 6 trích các văn bản đang có trong corpus. Quy tắc [loại_văn_bản]_[số_hiệu đầy đủ] chỉ dùng để đặt ID khi thêm văn bản mới vào registry; ID đã có trong registry không đổi.” Ghi 2 ngoại lệ: TTLT 01/2016 (ttlt_01_2016_ttlt_tandtc) và Luật HNGĐ 1986 không số (l_hngd_1986). (2) Thêm test: document_id trong registry duy nhất và chỉ gồm [a-z0-9_]; bảng mục 6 và bảng README khớp registry; tên file parsed_jsons và document_id trong chunks.jsonl đều có trong registry. (3) chunking/run_experiment.py lấy file TTLT theo registry thay vì ghi cứng tên file. Không nên đổi sang ID dài: phải sửa registry và hai bảng, parse lại, sinh lại 45 chunk và 25 parent, production_chunk_index.json (84 chỗ), all_evidence_index_PROVISIONAL.json (45 chỗ), dựng lại BM25 và Qdrant, trong khi số hiệu đầy đủ đã có ở document_number. (1) và (2) là thay đổi contract nên CTM chốt câu chữ; (3) do Chunking làm.</w:t>
+              <w:t>Khai báo query (string), config (object) và stats (object) là trường tùy chọn của RetrievalEnvelope (CTM). Pipeline điền latency_ms và top_k ở gốc theo envelope (Dev 5). Sau đó assert_contract validate toàn bộ output theo gốc schema, bỏ ENVELOPE_FIELDS. Nếu không mở rộng envelope, data_contract.md cần ghi nơi lưu config và stats của mỗi lần chạy (vd một file manifest) để pipeline bỏ hai trường này khỏi output. Chạy lại reranking/results khi có data-v1 và gold mới (G3); trước đó ghi chú trong README rằng các file này sinh trước af8ee9a.</w:t>
             </w:r>
           </w:p>
           <w:p>
@@ -4989,7 +4919,7 @@
               <w:rPr>
                 <w:sz w:val="17"/>
               </w:rPr>
-              <w:t>Trên bafe1e8 (data_contract.md, registry, parser và corpus không đổi so với e64c49a): data_contract.md dòng 17 và 139; README dòng 64. So document_id của registry với build_document_id(): trùng 21/23, khác ở TT01 và L03 (l_hngd_1986 so với l_luat_hngd_1986_khong_so); trong corpus trùng 10/11. Bảng mục 6 và bảng README khớp registry 11/11 dòng (ID, số hiệu, validity_status). chunks.jsonl có 11 document_id, TTLT 45 chunk; 0 file JSON trong repo chứa ttlt_01_2016_ttlt_tandtc_vksndtc_btp. ground_truth.json: 0/327 citations và 0 candidate trỏ TTLT 01/2016.</w:t>
+              <w:t>Trên bafe1e8, chạy scripts/run_retrieval.py với --retriever mock, --retriever fixture và --reranker none (không model) rồi validate theo retrieval_schema.json: cả 3 output có 1 lỗi envelope “Additional properties are not allowed ('config', 'query', 'stats' were unexpected)”, 0/5 phần tử fail RetrievalResultItem. Validate 4 file trong reranking/results cho số liệu ở trên. pytest test/test_integration.py: 26 pass, 11 subtest pass.</w:t>
             </w:r>
           </w:p>
         </w:tc>
@@ -5006,7 +4936,7 @@
               <w:rPr>
                 <w:sz w:val="17"/>
               </w:rPr>
-              <w:t>docs/data_contract.md mục 2 (dòng 17), mục 6 (dòng 139); data/raw_data/README.md (dòng 64); data/reference/document_versions.json; parser/parser.py: resolve_document_id (dòng 715–724), extract_metadata (dòng 927–936); chunking/run_experiment.py:73</w:t>
+              <w:t>schemas/retrieval_schema.json: RetrievalEnvelope (dòng 6–38); reranking/pipeline.py: to_contract_result (dòng 58–116), RetrievalPipeline.run (dòng 184–196); test/test_integration.py: assert_contract (dòng 90–97); reranking/results/*.json</w:t>
             </w:r>
           </w:p>
         </w:tc>
@@ -5023,7 +4953,7 @@
               <w:rPr>
                 <w:sz w:val="17"/>
               </w:rPr>
-              <w:t>CTM + Chunking</w:t>
+              <w:t>CTM + Dev 5</w:t>
             </w:r>
           </w:p>
         </w:tc>
@@ -5031,16 +4961,17 @@
           <w:tcPr>
             <w:tcW w:type="dxa" w:w="964"/>
             <w:vAlign w:val="top"/>
-          </w:tcPr>
-          <w:p>
-            <w:pPr>
-              <w:spacing w:after="20" w:line="252" w:lineRule="auto"/>
-            </w:pPr>
-            <w:r>
-              <w:rPr>
-                <w:sz w:val="17"/>
-              </w:rPr>
-              <w:t>Mới</w:t>
+            <w:shd w:val="clear" w:color="auto" w:fill="FFF2CC"/>
+          </w:tcPr>
+          <w:p>
+            <w:pPr>
+              <w:spacing w:after="20" w:line="252" w:lineRule="auto"/>
+            </w:pPr>
+            <w:r>
+              <w:rPr>
+                <w:sz w:val="17"/>
+              </w:rPr>
+              <w:t>Còn một phần (af8ee9a)</w:t>
             </w:r>
           </w:p>
         </w:tc>
@@ -5060,7 +4991,7 @@
                 <w:b/>
                 <w:sz w:val="17"/>
               </w:rPr>
-              <w:t>C7</w:t>
+              <w:t>C8</w:t>
             </w:r>
           </w:p>
         </w:tc>
@@ -5095,7 +5026,7 @@
               <w:rPr>
                 <w:sz w:val="17"/>
               </w:rPr>
-              <w:t>Phần bao ngoài của output pipeline không khớp RetrievalEnvelope. Từ ee755a5, gốc retrieval_schema.json là RetrievalEnvelope với additionalProperties: false, chỉ khai báo query_id, retriever, results, latency_ms, top_k. RetrievalPipeline.run còn trả query, config và stats: config ghi backend, retrieval_top_k, model reranker, rerank_top_k, max_candidates; stats ghi số candidate và latency từng bước. Đây là thông tin quy tắc benchmark yêu cầu ghi kèm mỗi lần chạy, nên không bỏ được. Kiểm lại trên bafe1e8: af8ee9a đã sửa phần tử của results. Bản trước ghi từng phần tử pass RetrievalResultItem, nhưng số đó đo trên Hybrid không rerank; ở e64c49a, output có reranker mang retrieval_rank, retrieval_score không có trong schema (RetrievalResultItem cũng đặt additionalProperties: false), nên fail cả 2.850/2.850 phần tử của reranking/results/dev_hybrid_reranker_full.json. af8ee9a chuyển hai trường này sang source_ranks.retrieval, source_scores.retrieval và ghi reranker_score (đều có trong schema); assert_contract nay validate query_id, retriever, results theo gốc schema. Còn lại: (1) envelope vẫn fail vì query, config, stats; test né bằng cách chỉ validate 3 trường đã khai báo. (2) Pipeline ghi latency vào stats.total_latency_ms và top_k vào config, trong khi envelope đã có sẵn latency_ms và top_k ở gốc. (3) 4 file đã commit trong reranking/results sinh trước af8ee9a: envelope fail 285/285 ở 2 file của pipeline và 2.850/2.850 ở 2 file eval_hybrid* (danh sách phẳng như C2); phần tử fail 146/2.850 (article_id, clause_id, parent_clause_id null) và 2.850/2.850 (retrieval_rank); 0/743 và 0/718 chunk_id thuộc corpus hiện tại (G3).</w:t>
+              <w:t>document_type trong mục 3.1 của data_contract.md (Cấp độ Document &amp; Metadata) có 5 giá trị (Luật, Nghị định, Thông tư, Quyết định, Chỉ thị), còn metadata_schema.json và chunk_payload_schema.json có 7 (thêm Nghị quyết, Thông tư liên tịch). Corpus có NQ 01/2024 và TTLT 01/2016, nên theo tài liệu thì 2/11 văn bản không hợp lệ, theo schema thì hợp lệ. Kiểm lại trên bafe1e8: không đổi. Thêm: DOCUMENT_TYPE_PREFIX của parser nhận 15 loại (thêm Bộ luật, Nghị quyết liên tịch, Pháp lệnh, Lệnh, Thông báo, Quy chế, Quy định, Công văn), nên parser tạo được document_id cho văn bản mà schema sẽ từ chối; lỗi chỉ lộ ở bước validate sau khi đã parse và chunk.</w:t>
             </w:r>
           </w:p>
           <w:p>
@@ -5113,7 +5044,7 @@
               <w:rPr>
                 <w:sz w:val="17"/>
               </w:rPr>
-              <w:t>Khai báo query (string), config (object) và stats (object) là trường tùy chọn của RetrievalEnvelope (CTM). Pipeline điền latency_ms và top_k ở gốc theo envelope (Dev 5). Sau đó assert_contract validate toàn bộ output theo gốc schema, bỏ ENVELOPE_FIELDS. Nếu không mở rộng envelope, data_contract.md cần ghi nơi lưu config và stats của mỗi lần chạy (vd một file manifest) để pipeline bỏ hai trường này khỏi output. Chạy lại reranking/results khi có data-v1 và gold mới (G3); trước đó ghi chú trong README rằng các file này sinh trước af8ee9a.</w:t>
+              <w:t>Sửa mục 3.1 theo metadata_schema.json; ghi rõ schema là nguồn chuẩn khi tài liệu và schema khác nhau. Parser kiểm document_type của registry theo enum của metadata_schema.json và báo lỗi ngay; nếu dự kiến dùng Bộ luật hay Pháp lệnh thì thêm vào schema trước.</w:t>
             </w:r>
           </w:p>
           <w:p>
@@ -5131,7 +5062,7 @@
               <w:rPr>
                 <w:sz w:val="17"/>
               </w:rPr>
-              <w:t>Trên bafe1e8, chạy scripts/run_retrieval.py với --retriever mock, --retriever fixture và --reranker none (không model) rồi validate theo retrieval_schema.json: cả 3 output có 1 lỗi envelope “Additional properties are not allowed ('config', 'query', 'stats' were unexpected)”, 0/5 phần tử fail RetrievalResultItem. Validate 4 file trong reranking/results cho số liệu ở trên. pytest test/test_integration.py: 26 pass, 11 subtest pass.</w:t>
+              <w:t>data_contract.md dòng 40; metadata_schema.json, properties.metadata.document_type; chunk_payload_schema.json (dòng 131–138); parser.py dòng 684–700.</w:t>
             </w:r>
           </w:p>
         </w:tc>
@@ -5148,7 +5079,7 @@
               <w:rPr>
                 <w:sz w:val="17"/>
               </w:rPr>
-              <w:t>schemas/retrieval_schema.json: RetrievalEnvelope (dòng 6–38); reranking/pipeline.py: to_contract_result (dòng 58–116), RetrievalPipeline.run (dòng 184–196); test/test_integration.py: assert_contract (dòng 90–97); reranking/results/*.json</w:t>
+              <w:t>docs/data_contract.md mục 3.1 (dòng 40); schemas/metadata_schema.json; schemas/chunk_payload_schema.json; parser/parser.py: DOCUMENT_TYPE_PREFIX (dòng 684–700)</w:t>
             </w:r>
           </w:p>
         </w:tc>
@@ -5165,7 +5096,7 @@
               <w:rPr>
                 <w:sz w:val="17"/>
               </w:rPr>
-              <w:t>CTM + Dev 5</w:t>
+              <w:t>CTM</w:t>
             </w:r>
           </w:p>
         </w:tc>
@@ -5173,17 +5104,16 @@
           <w:tcPr>
             <w:tcW w:type="dxa" w:w="964"/>
             <w:vAlign w:val="top"/>
-            <w:shd w:val="clear" w:color="auto" w:fill="FFF2CC"/>
-          </w:tcPr>
-          <w:p>
-            <w:pPr>
-              <w:spacing w:after="20" w:line="252" w:lineRule="auto"/>
-            </w:pPr>
-            <w:r>
-              <w:rPr>
-                <w:sz w:val="17"/>
-              </w:rPr>
-              <w:t>Còn một phần (af8ee9a)</w:t>
+          </w:tcPr>
+          <w:p>
+            <w:pPr>
+              <w:spacing w:after="20" w:line="252" w:lineRule="auto"/>
+            </w:pPr>
+            <w:r>
+              <w:rPr>
+                <w:sz w:val="17"/>
+              </w:rPr>
+              <w:t>Mới</w:t>
             </w:r>
           </w:p>
         </w:tc>
@@ -5203,7 +5133,7 @@
                 <w:b/>
                 <w:sz w:val="17"/>
               </w:rPr>
-              <w:t>C8</w:t>
+              <w:t>C2</w:t>
             </w:r>
           </w:p>
         </w:tc>
@@ -5238,7 +5168,7 @@
               <w:rPr>
                 <w:sz w:val="17"/>
               </w:rPr>
-              <w:t>document_type trong mục 3.1 của data_contract.md (Cấp độ Document &amp; Metadata) có 5 giá trị (Luật, Nghị định, Thông tư, Quyết định, Chỉ thị), còn metadata_schema.json và chunk_payload_schema.json có 7 (thêm Nghị quyết, Thông tư liên tịch). Corpus có NQ 01/2024 và TTLT 01/2016, nên theo tài liệu thì 2/11 văn bản không hợp lệ, theo schema thì hợp lệ. Kiểm lại trên bafe1e8: không đổi. Thêm: DOCUMENT_TYPE_PREFIX của parser nhận 15 loại (thêm Bộ luật, Nghị quyết liên tịch, Pháp lệnh, Lệnh, Thông báo, Quy chế, Quy định, Công văn), nên parser tạo được document_id cho văn bản mà schema sẽ từ chối; lỗi chỉ lộ ở bước validate sau khi đã parse và chunk.</w:t>
+              <w:t>retrieval/results/dev_*.json vẫn là danh sách phẳng {query, chunk_id, score, rank}: 0/2.850 bản ghi hợp lệ theo retrieval_schema.json và 0/602–0/674 chunk_id khác nhau thuộc corpus hiện tại. Schema chưa nói file dump đánh giá có phải theo envelope không. Phần bao ngoài của output pipeline chưa khớp envelope (C7).</w:t>
             </w:r>
           </w:p>
           <w:p>
@@ -5256,7 +5186,7 @@
               <w:rPr>
                 <w:sz w:val="17"/>
               </w:rPr>
-              <w:t>Sửa mục 3.1 theo metadata_schema.json; ghi rõ schema là nguồn chuẩn khi tài liệu và schema khác nhau. Parser kiểm document_type của registry theo enum của metadata_schema.json và báo lỗi ngay; nếu dự kiến dùng Bộ luật hay Pháp lệnh thì thêm vào schema trước.</w:t>
+              <w:t>Ghi phạm vi của schema (output API hay cả file dump đánh giá); xử lý C7.</w:t>
             </w:r>
           </w:p>
           <w:p>
@@ -5274,7 +5204,7 @@
               <w:rPr>
                 <w:sz w:val="17"/>
               </w:rPr>
-              <w:t>data_contract.md dòng 40; metadata_schema.json, properties.metadata.document_type; chunk_payload_schema.json (dòng 131–138); parser.py dòng 684–700.</w:t>
+              <w:t>Trên bafe1e8 retrieval/results không đổi (commit cuối fbee2aa): 6 file dev_*.json, kể cả 3 file trong task4_proposal_300_current, đều 0/2.850 bản ghi hợp lệ; chunk_id khác nhau thuộc corpus: 0/602, 0/674, 0/625 và 0/678, 0/754, 0/694. Các file trong reranking/results xem C7.</w:t>
             </w:r>
           </w:p>
         </w:tc>
@@ -5291,7 +5221,7 @@
               <w:rPr>
                 <w:sz w:val="17"/>
               </w:rPr>
-              <w:t>docs/data_contract.md mục 3.1 (dòng 40); schemas/metadata_schema.json; schemas/chunk_payload_schema.json; parser/parser.py: DOCUMENT_TYPE_PREFIX (dòng 684–700)</w:t>
+              <w:t>schemas/retrieval_schema.json; retrieval/hybrid_retriever.py: ElasticsearchBM25Retriever.search, HybridRetriever.search; retrieval/rrf.py (dòng 26–31); retrieval/run_dev_retrieval.py: compact (dòng 63–65); retrieval/results/*.json</w:t>
             </w:r>
           </w:p>
         </w:tc>
@@ -5308,7 +5238,7 @@
               <w:rPr>
                 <w:sz w:val="17"/>
               </w:rPr>
-              <w:t>CTM</w:t>
+              <w:t>Dev 1 + Dev 4</w:t>
             </w:r>
           </w:p>
         </w:tc>
@@ -5316,16 +5246,17 @@
           <w:tcPr>
             <w:tcW w:type="dxa" w:w="964"/>
             <w:vAlign w:val="top"/>
-          </w:tcPr>
-          <w:p>
-            <w:pPr>
-              <w:spacing w:after="20" w:line="252" w:lineRule="auto"/>
-            </w:pPr>
-            <w:r>
-              <w:rPr>
-                <w:sz w:val="17"/>
-              </w:rPr>
-              <w:t>Mới</w:t>
+            <w:shd w:val="clear" w:color="auto" w:fill="FFF2CC"/>
+          </w:tcPr>
+          <w:p>
+            <w:pPr>
+              <w:spacing w:after="20" w:line="252" w:lineRule="auto"/>
+            </w:pPr>
+            <w:r>
+              <w:rPr>
+                <w:sz w:val="17"/>
+              </w:rPr>
+              <w:t>Còn một phần</w:t>
             </w:r>
           </w:p>
         </w:tc>
@@ -5345,7 +5276,7 @@
                 <w:b/>
                 <w:sz w:val="17"/>
               </w:rPr>
-              <w:t>C2</w:t>
+              <w:t>C5</w:t>
             </w:r>
           </w:p>
         </w:tc>
@@ -5380,7 +5311,7 @@
               <w:rPr>
                 <w:sz w:val="17"/>
               </w:rPr>
-              <w:t>retrieval/results/dev_*.json vẫn là danh sách phẳng {query, chunk_id, score, rank}: 0/2.850 bản ghi hợp lệ theo retrieval_schema.json và 0/602–0/674 chunk_id khác nhau thuộc corpus hiện tại. Schema chưa nói file dump đánh giá có phải theo envelope không. Phần bao ngoài của output pipeline chưa khớp envelope (C7).</w:t>
+              <w:t>Bảng ánh xạ ở mục 6 của data_contract.md trái quy tắc ở mục 2 tại TTLT 01/2016 (C6). Benchmark dùng số hiệu cho citations.document_id (327/327) và mã file cho gold_article_ids (304/304, vd L01_D08). context_registry.json (0/321 chunk_id) và article_index.json (0/442 article_id) vẫn theo mã file. Kiểm lại trên bafe1e8: các kiểu ID vẫn nối được với nhau qua article_index.json: 1.160/1.160 chunk nối được theo cặp (số hiệu, số Điều), 216/216 gold_article_ids khác nhau có trong article_index; evaluate_task4.py chấm cấp Điều theo đường này. Không script nào còn trỏ L01.json. context_registry.json chỉ còn được validate_benchmark.py dùng làm nguồn dự phòng khi chunk_id không có trong production_chunk_index.json (validate_benchmark pass, 0 lỗi). benchmark_schema.json chưa có pattern cho citations.document_id, gold_article_ids, gold_context_ids (chỉ có minLength).</w:t>
             </w:r>
           </w:p>
           <w:p>
@@ -5398,7 +5329,7 @@
               <w:rPr>
                 <w:sz w:val="17"/>
               </w:rPr>
-              <w:t>Ghi phạm vi của schema (output API hay cả file dump đánh giá); xử lý C7.</w:t>
+              <w:t>Chốt một kiểu ID cho benchmark và thêm pattern vào benchmark_schema.json; ghi vào contract rằng article_index.json là bảng nối giữa mã Điều của benchmark và article_id của corpus; sinh lại context_registry.json từ corpus hiện tại hoặc bỏ nó khỏi validate_benchmark.py.</w:t>
             </w:r>
           </w:p>
           <w:p>
@@ -5416,7 +5347,7 @@
               <w:rPr>
                 <w:sz w:val="17"/>
               </w:rPr>
-              <w:t>Trên bafe1e8 retrieval/results không đổi (commit cuối fbee2aa): 6 file dev_*.json, kể cả 3 file trong task4_proposal_300_current, đều 0/2.850 bản ghi hợp lệ; chunk_id khác nhau thuộc corpus: 0/602, 0/674, 0/625 và 0/678, 0/754, 0/694. Các file trong reranking/results xem C7.</w:t>
+              <w:t>Trên bafe1e8: đếm ID trong ground_truth.json, context_registry.json, article_index.json; nối chunks.jsonl với article_index theo (document_number, article_number) như evaluate_task4.py (dòng 33–52); chạy scripts/validate_benchmark.py; grep L01.json, context_registry, article_index trong code.</w:t>
             </w:r>
           </w:p>
         </w:tc>
@@ -5433,7 +5364,7 @@
               <w:rPr>
                 <w:sz w:val="17"/>
               </w:rPr>
-              <w:t>schemas/retrieval_schema.json; retrieval/hybrid_retriever.py: ElasticsearchBM25Retriever.search, HybridRetriever.search; retrieval/rrf.py (dòng 26–31); retrieval/run_dev_retrieval.py: compact (dòng 63–65); retrieval/results/*.json</w:t>
+              <w:t>data/raw_data/*.pdf, data/raw_data/README.md mục 3.2; parser/cleaned_texts/*.txt; data/normalized_metadata.json; data/reference/document_versions.json; data/reference/context_registry.json, article_index.json; data/benchmark/ground_truth.json; schemas/benchmark_schema.json; scripts/evaluate_task4.py (dòng 33–52); scripts/validate_benchmark.py (dòng 24–25, 75–130)</w:t>
             </w:r>
           </w:p>
         </w:tc>
@@ -5450,7 +5381,7 @@
               <w:rPr>
                 <w:sz w:val="17"/>
               </w:rPr>
-              <w:t>Dev 1 + Dev 4</w:t>
+              <w:t>Dev 1</w:t>
             </w:r>
           </w:p>
         </w:tc>
@@ -5488,7 +5419,7 @@
                 <w:b/>
                 <w:sz w:val="17"/>
               </w:rPr>
-              <w:t>C5</w:t>
+              <w:t>C9</w:t>
             </w:r>
           </w:p>
         </w:tc>
@@ -5496,17 +5427,17 @@
           <w:tcPr>
             <w:tcW w:type="dxa" w:w="1020"/>
             <w:vAlign w:val="top"/>
-            <w:shd w:val="clear" w:color="auto" w:fill="FCE8B2"/>
-          </w:tcPr>
-          <w:p>
-            <w:pPr>
-              <w:spacing w:after="20" w:line="252" w:lineRule="auto"/>
-            </w:pPr>
-            <w:r>
-              <w:rPr>
-                <w:sz w:val="17"/>
-              </w:rPr>
-              <w:t>Trung bình</w:t>
+            <w:shd w:val="clear" w:color="auto" w:fill="E2EFDA"/>
+          </w:tcPr>
+          <w:p>
+            <w:pPr>
+              <w:spacing w:after="20" w:line="252" w:lineRule="auto"/>
+            </w:pPr>
+            <w:r>
+              <w:rPr>
+                <w:sz w:val="17"/>
+              </w:rPr>
+              <w:t>Thấp</w:t>
             </w:r>
           </w:p>
         </w:tc>
@@ -5523,7 +5454,7 @@
               <w:rPr>
                 <w:sz w:val="17"/>
               </w:rPr>
-              <w:t>Bảng ánh xạ ở mục 6 của data_contract.md trái quy tắc ở mục 2 tại TTLT 01/2016 (C6). Benchmark dùng số hiệu cho citations.document_id (327/327) và mã file cho gold_article_ids (304/304, vd L01_D08). context_registry.json (0/321 chunk_id) và article_index.json (0/442 article_id) vẫn theo mã file. Kiểm lại trên bafe1e8: các kiểu ID vẫn nối được với nhau qua article_index.json: 1.160/1.160 chunk nối được theo cặp (số hiệu, số Điều), 216/216 gold_article_ids khác nhau có trong article_index; evaluate_task4.py chấm cấp Điều theo đường này. Không script nào còn trỏ L01.json. context_registry.json chỉ còn được validate_benchmark.py dùng làm nguồn dự phòng khi chunk_id không có trong production_chunk_index.json (validate_benchmark pass, 0 lỗi). benchmark_schema.json chưa có pattern cho citations.document_id, gold_article_ids, gold_context_ids (chỉ có minLength).</w:t>
+              <w:t>Registry có hai cặp trường trùng nghĩa: type và document_type (giống nhau ở 23/23 bản ghi), status (giá trị gốc) và validity_status (giá trị đã ánh xạ, khác status ở 17/23). Ánh xạ gộp “Hết hiệu lực một phần” (4 văn bản) vào “Sửa đổi bổ sung”, nên retrieval không phân biệt văn bản hết hiệu lực một phần với văn bản chỉ bị sửa đổi, trong khi benchmark có test_type partially_expired. Script của CTM đọc status, parser đọc validity_status trước rồi mới tới status.</w:t>
             </w:r>
           </w:p>
           <w:p>
@@ -5541,7 +5472,7 @@
               <w:rPr>
                 <w:sz w:val="17"/>
               </w:rPr>
-              <w:t>Chốt một kiểu ID cho benchmark và thêm pattern vào benchmark_schema.json; ghi vào contract rằng article_index.json là bảng nối giữa mã Điều của benchmark và article_id của corpus; sinh lại context_registry.json từ corpus hiện tại hoặc bỏ nó khỏi validate_benchmark.py.</w:t>
+              <w:t>Giữ document_type và validity_status làm trường chuẩn; đổi status thành tên khác (vd source_status); cân nhắc đưa provision_status vào metadata chunk cho câu partially_expired.</w:t>
             </w:r>
           </w:p>
           <w:p>
@@ -5559,7 +5490,25 @@
               <w:rPr>
                 <w:sz w:val="17"/>
               </w:rPr>
-              <w:t>Trên bafe1e8: đếm ID trong ground_truth.json, context_registry.json, article_index.json; nối chunks.jsonl với article_index theo (document_number, article_number) như evaluate_task4.py (dòng 33–52); chạy scripts/validate_benchmark.py; grep L01.json, context_registry, article_index trong code.</w:t>
+              <w:t>So 23 bản ghi của document_versions.json sau khi gộp.</w:t>
+            </w:r>
+          </w:p>
+          <w:p>
+            <w:pPr>
+              <w:spacing w:after="20" w:line="252" w:lineRule="auto"/>
+            </w:pPr>
+            <w:r>
+              <w:rPr>
+                <w:b/>
+                <w:sz w:val="17"/>
+              </w:rPr>
+              <w:t xml:space="preserve">Kiểm chứng: </w:t>
+            </w:r>
+            <w:r>
+              <w:rPr>
+                <w:sz w:val="17"/>
+              </w:rPr>
+              <w:t>Trên bafe1e8: không đổi; type trùng document_type 23/23, status khác validity_status 17/23. Benchmark có 58 câu Dev và 1 câu Test test_type partially_expired; metadata của chunk không có provision_status (0/1.160).</w:t>
             </w:r>
           </w:p>
         </w:tc>
@@ -5576,7 +5525,7 @@
               <w:rPr>
                 <w:sz w:val="17"/>
               </w:rPr>
-              <w:t>data/raw_data/*.pdf, data/raw_data/README.md mục 3.2; parser/cleaned_texts/*.txt; data/normalized_metadata.json; data/reference/document_versions.json; data/reference/context_registry.json, article_index.json; data/benchmark/ground_truth.json; schemas/benchmark_schema.json; scripts/evaluate_task4.py (dòng 33–52); scripts/validate_benchmark.py (dòng 24–25, 75–130)</w:t>
+              <w:t>data/reference/document_versions.json; scripts/build_gold_300_provisional.py (dòng 86); scripts/prepare_production_benchmark.py (dòng 106)</w:t>
             </w:r>
           </w:p>
         </w:tc>
@@ -5593,7 +5542,7 @@
               <w:rPr>
                 <w:sz w:val="17"/>
               </w:rPr>
-              <w:t>Dev 1</w:t>
+              <w:t>CTM</w:t>
             </w:r>
           </w:p>
         </w:tc>
@@ -5601,17 +5550,16 @@
           <w:tcPr>
             <w:tcW w:type="dxa" w:w="964"/>
             <w:vAlign w:val="top"/>
-            <w:shd w:val="clear" w:color="auto" w:fill="FFF2CC"/>
-          </w:tcPr>
-          <w:p>
-            <w:pPr>
-              <w:spacing w:after="20" w:line="252" w:lineRule="auto"/>
-            </w:pPr>
-            <w:r>
-              <w:rPr>
-                <w:sz w:val="17"/>
-              </w:rPr>
-              <w:t>Còn một phần</w:t>
+          </w:tcPr>
+          <w:p>
+            <w:pPr>
+              <w:spacing w:after="20" w:line="252" w:lineRule="auto"/>
+            </w:pPr>
+            <w:r>
+              <w:rPr>
+                <w:sz w:val="17"/>
+              </w:rPr>
+              <w:t>Mới</w:t>
             </w:r>
           </w:p>
         </w:tc>
@@ -5631,166 +5579,6 @@
                 <w:b/>
                 <w:sz w:val="17"/>
               </w:rPr>
-              <w:t>C9</w:t>
-            </w:r>
-          </w:p>
-        </w:tc>
-        <w:tc>
-          <w:tcPr>
-            <w:tcW w:type="dxa" w:w="1020"/>
-            <w:vAlign w:val="top"/>
-            <w:shd w:val="clear" w:color="auto" w:fill="E2EFDA"/>
-          </w:tcPr>
-          <w:p>
-            <w:pPr>
-              <w:spacing w:after="20" w:line="252" w:lineRule="auto"/>
-            </w:pPr>
-            <w:r>
-              <w:rPr>
-                <w:sz w:val="17"/>
-              </w:rPr>
-              <w:t>Thấp</w:t>
-            </w:r>
-          </w:p>
-        </w:tc>
-        <w:tc>
-          <w:tcPr>
-            <w:tcW w:type="dxa" w:w="4479"/>
-            <w:vAlign w:val="top"/>
-          </w:tcPr>
-          <w:p>
-            <w:pPr>
-              <w:spacing w:after="20" w:line="252" w:lineRule="auto"/>
-            </w:pPr>
-            <w:r>
-              <w:rPr>
-                <w:sz w:val="17"/>
-              </w:rPr>
-              <w:t>Registry có hai cặp trường trùng nghĩa: type và document_type (giống nhau ở 23/23 bản ghi), status (giá trị gốc) và validity_status (giá trị đã ánh xạ, khác status ở 17/23). Ánh xạ gộp “Hết hiệu lực một phần” (4 văn bản) vào “Sửa đổi bổ sung”, nên retrieval không phân biệt văn bản hết hiệu lực một phần với văn bản chỉ bị sửa đổi, trong khi benchmark có test_type partially_expired. Script của CTM đọc status, parser đọc validity_status trước rồi mới tới status.</w:t>
-            </w:r>
-          </w:p>
-          <w:p>
-            <w:pPr>
-              <w:spacing w:after="20" w:line="252" w:lineRule="auto"/>
-            </w:pPr>
-            <w:r>
-              <w:rPr>
-                <w:b/>
-                <w:sz w:val="17"/>
-              </w:rPr>
-              <w:t xml:space="preserve">Đề xuất: </w:t>
-            </w:r>
-            <w:r>
-              <w:rPr>
-                <w:sz w:val="17"/>
-              </w:rPr>
-              <w:t>Giữ document_type và validity_status làm trường chuẩn; đổi status thành tên khác (vd source_status) và ghi bảng ánh xạ vào contract; cân nhắc đưa provision_status vào metadata chunk cho câu partially_expired.</w:t>
-            </w:r>
-          </w:p>
-          <w:p>
-            <w:pPr>
-              <w:spacing w:after="20" w:line="252" w:lineRule="auto"/>
-            </w:pPr>
-            <w:r>
-              <w:rPr>
-                <w:b/>
-                <w:sz w:val="17"/>
-              </w:rPr>
-              <w:t xml:space="preserve">Kiểm chứng: </w:t>
-            </w:r>
-            <w:r>
-              <w:rPr>
-                <w:sz w:val="17"/>
-              </w:rPr>
-              <w:t>So 23 bản ghi của document_versions.json sau khi gộp.</w:t>
-            </w:r>
-          </w:p>
-          <w:p>
-            <w:pPr>
-              <w:spacing w:after="20" w:line="252" w:lineRule="auto"/>
-            </w:pPr>
-            <w:r>
-              <w:rPr>
-                <w:b/>
-                <w:sz w:val="17"/>
-              </w:rPr>
-              <w:t xml:space="preserve">Kiểm chứng: </w:t>
-            </w:r>
-            <w:r>
-              <w:rPr>
-                <w:sz w:val="17"/>
-              </w:rPr>
-              <w:t>Trên bafe1e8: không đổi; type trùng document_type 23/23, status khác validity_status 17/23. Benchmark có 58 câu Dev và 1 câu Test test_type partially_expired; metadata của chunk không có provision_status (0/1.160).</w:t>
-            </w:r>
-          </w:p>
-        </w:tc>
-        <w:tc>
-          <w:tcPr>
-            <w:tcW w:type="dxa" w:w="1701"/>
-            <w:vAlign w:val="top"/>
-          </w:tcPr>
-          <w:p>
-            <w:pPr>
-              <w:spacing w:after="20" w:line="252" w:lineRule="auto"/>
-            </w:pPr>
-            <w:r>
-              <w:rPr>
-                <w:sz w:val="17"/>
-              </w:rPr>
-              <w:t>data/reference/document_versions.json; scripts/build_gold_300_provisional.py (dòng 86); scripts/prepare_production_benchmark.py (dòng 106)</w:t>
-            </w:r>
-          </w:p>
-        </w:tc>
-        <w:tc>
-          <w:tcPr>
-            <w:tcW w:type="dxa" w:w="1077"/>
-            <w:vAlign w:val="top"/>
-          </w:tcPr>
-          <w:p>
-            <w:pPr>
-              <w:spacing w:after="20" w:line="252" w:lineRule="auto"/>
-            </w:pPr>
-            <w:r>
-              <w:rPr>
-                <w:sz w:val="17"/>
-              </w:rPr>
-              <w:t>CTM</w:t>
-            </w:r>
-          </w:p>
-        </w:tc>
-        <w:tc>
-          <w:tcPr>
-            <w:tcW w:type="dxa" w:w="964"/>
-            <w:vAlign w:val="top"/>
-          </w:tcPr>
-          <w:p>
-            <w:pPr>
-              <w:spacing w:after="20" w:line="252" w:lineRule="auto"/>
-            </w:pPr>
-            <w:r>
-              <w:rPr>
-                <w:sz w:val="17"/>
-              </w:rPr>
-              <w:t>Mới</w:t>
-            </w:r>
-          </w:p>
-        </w:tc>
-      </w:tr>
-      <w:tr>
-        <w:tc>
-          <w:tcPr>
-            <w:tcW w:type="dxa" w:w="624"/>
-            <w:vAlign w:val="top"/>
-          </w:tcPr>
-          <w:p>
-            <w:pPr>
-              <w:spacing w:after="20" w:line="252" w:lineRule="auto"/>
-            </w:pPr>
-            <w:r>
-              <w:rPr>
-                <w:b/>
-                <w:sz w:val="17"/>
-              </w:rPr>
               <w:t>C4</w:t>
             </w:r>
           </w:p>
@@ -5920,6 +5708,15 @@
         </w:tc>
       </w:tr>
     </w:tbl>
+    <w:p>
+      <w:pPr>
+        <w:spacing w:after="80"/>
+      </w:pPr>
+      <w:r>
+        <w:rPr/>
+        <w:t>Nhóm C đo ngày 24/10 trên 840c8a3, sau khi gộp NMA (Phụ lục G). Không lỗi nào sửa xong nên không dòng nào bị bỏ khỏi bảng. C6 sửa thêm một phần: registry ghi ID Luật 1986 bằng chữ thường, parser có test định danh cho parsed_jsons, run_experiment.py đọc mọi file trong parser/parsed_jsons thay vì ghi cứng file TTLT; dòng C6 chỉ còn phần chưa sửa. C2, C4, C5, C7, C8, C9 giữ nguyên vì các file liên quan không đổi từ bafe1e8; số đo lại trên corpus trong repo (1.156 chunk) và corpus thử 21 văn bản (2.011 chunk) ghi ở Phụ lục G. C3 sửa sau đó ở 75e06c8 (bảng ánh xạ trong contract và test cho registry) và được bỏ khỏi bảng; phần còn lại là bộ lọc tĩnh, thuộc E1.</w:t>
+      </w:r>
+    </w:p>
     <w:p>
       <w:pPr>
         <w:spacing w:after="0"/>
@@ -11679,7 +11476,7 @@
               <w:rPr>
                 <w:sz w:val="17"/>
               </w:rPr>
-              <w:t>32 pass, 1 fail</w:t>
+              <w:t>32 pass, 1 fail; 840c8a3: 209 pass, 14 skip</w:t>
             </w:r>
           </w:p>
         </w:tc>
@@ -11696,7 +11493,7 @@
               <w:rPr>
                 <w:sz w:val="17"/>
               </w:rPr>
-              <w:t>test_known_article_clause_counts[2-5]: Luật 52/2014 Điều 2 còn 3/5 Khoản. Test chỉ kiểm giá trị cho Luật 52/2014 và 7 Điều mục tiêu của A23.</w:t>
+              <w:t>Ở 840c8a3 hết fail (Luật 52/2014 Điều 2 đủ 5 Khoản); thêm test bất biến cho mọi TXT; 14 skip là 7 test cho mỗi TT chia theo mục La Mã. Chưa có test cho cleaner: chú thích VBHN và 3 nhãn “Hướng dẫn” (A25) không làm test nào fail.</w:t>
             </w:r>
           </w:p>
         </w:tc>
@@ -12735,7 +12532,7 @@
               <w:rPr>
                 <w:sz w:val="17"/>
               </w:rPr>
-              <w:t>Chạy riêng từng file; chạy chung tests/ và test/ vẫn lỗi collect. Chạy test làm bẩn git trở lại vì 72a7377 commit lại parser/__pycache__/*.pyc (H5). Sau bản sửa chunking 24/10 (chunking_test): 218 pass, 2 fail (thêm 14 test của test_chunking.py; 2 fail như trên).</w:t>
+              <w:t>Chạy riêng từng file; chạy chung tests/ và test/ vẫn lỗi collect. Chạy test làm bẩn git trở lại vì 72a7377 commit lại parser/__pycache__/*.pyc (H5). Sau bản sửa chunking 24/10 (chunking_test): 218 pass, 2 fail (thêm 14 test của test_chunking.py; 2 fail như trên). Ở 840c8a3, parser/: 209 pass, 14 skip (hết fail của A25).</w:t>
             </w:r>
           </w:p>
         </w:tc>
@@ -13040,7 +12837,7 @@
                 <w:b w:val="0"/>
                 <w:sz w:val="17"/>
               </w:rPr>
-              <w:t>Chốt enum validity_status hoặc bảng ánh xạ từ 5 giá trị của registry. Lọc hiệu lực theo khoảng ngày effective_from/effective_to; validity_status chỉ để hiển thị (C3). Registry thêm trường phiên bản/ngày hợp nhất cho Luật 52/2014 bản VBHN (A6). Bảng ánh xạ 4 kiểu ID: slug, mã file, số hiệu, l01_ (C5). retrieval_schema theo Sprint 6 §4.3 (C2). Sửa câu quy tắc document_id ở mục 2 của data_contract.md theo registry và thêm test đối chiếu registry với bảng mục 6 và README (C6). Khai báo query, config, stats trong RetrievalEnvelope (C7). Sửa enum document_type ở mục 3.1 của contract theo schema (C8). Đổi tên status của registry, ghi bảng ánh xạ validity_status (C9).</w:t>
+              <w:t>Registry thêm trường phiên bản/ngày hợp nhất cho Luật 52/2014 bản VBHN (A6). Bảng ánh xạ 4 kiểu ID: slug, mã file, số hiệu, l01_ (C5). retrieval_schema theo Sprint 6 §4.3 (C2). Sửa câu quy tắc document_id ở mục 2 của data_contract.md theo registry và thêm test đối chiếu registry với bảng mục 6, README và chunks.jsonl (C6). Khai báo query, config, stats trong RetrievalEnvelope (C7). Sửa enum document_type ở mục 3.1 của contract theo schema (C8). Đổi tên status của registry (C9).</w:t>
             </w:r>
           </w:p>
         </w:tc>
@@ -13054,16 +12851,32 @@
             </w:pPr>
             <w:r>
               <w:rPr>
+                <w:sz w:val="17"/>
+              </w:rPr>
+              <w:t>A6, C5, C2, C6, C7, C8, C9</w:t>
+            </w:r>
+          </w:p>
+        </w:tc>
+        <w:tc>
+          <w:tcPr>
+            <w:tcW w:type="dxa" w:w="1000"/>
+          </w:tcPr>
+          <w:p>
+            <w:pPr>
+              <w:spacing w:after="0"/>
+            </w:pPr>
+            <w:r>
+              <w:rPr>
                 <w:b w:val="0"/>
                 <w:sz w:val="17"/>
               </w:rPr>
-              <w:t>C3, A6, C5, C2, C6, C7, C8, C9</w:t>
-            </w:r>
-          </w:p>
-        </w:tc>
-        <w:tc>
-          <w:tcPr>
-            <w:tcW w:type="dxa" w:w="1000"/>
+              <w:t>Dev 1 (C2 cùng Dev 4; C6–C9 do CTM)</w:t>
+            </w:r>
+          </w:p>
+        </w:tc>
+        <w:tc>
+          <w:tcPr>
+            <w:tcW w:type="dxa" w:w="1500"/>
           </w:tcPr>
           <w:p>
             <w:pPr>
@@ -13071,44 +12884,26 @@
             </w:pPr>
             <w:r>
               <w:rPr>
+                <w:sz w:val="17"/>
+              </w:rPr>
+              <w:t>Ngay, song song bước 0 và 2. Sửa document_id của Luật 1986 (A26, C6) trước khi sinh corpus, vì đổi ID sẽ đổi chunk_id.</w:t>
+            </w:r>
+          </w:p>
+        </w:tc>
+        <w:tc>
+          <w:tcPr>
+            <w:tcW w:type="dxa" w:w="1666"/>
+          </w:tcPr>
+          <w:p>
+            <w:pPr>
+              <w:spacing w:after="0"/>
+            </w:pPr>
+            <w:r>
+              <w:rPr>
                 <w:b w:val="0"/>
                 <w:sz w:val="17"/>
               </w:rPr>
-              <w:t>Dev 1 (C2 cùng Dev 4; C6–C9 do CTM)</w:t>
-            </w:r>
-          </w:p>
-        </w:tc>
-        <w:tc>
-          <w:tcPr>
-            <w:tcW w:type="dxa" w:w="1500"/>
-          </w:tcPr>
-          <w:p>
-            <w:pPr>
-              <w:spacing w:after="0"/>
-            </w:pPr>
-            <w:r>
-              <w:rPr>
-                <w:b w:val="0"/>
-                <w:sz w:val="17"/>
-              </w:rPr>
-              <w:t>Ngay, song song bước 0 và 2. Đây là việc chặn bước 3 lâu nhất.</w:t>
-            </w:r>
-          </w:p>
-        </w:tc>
-        <w:tc>
-          <w:tcPr>
-            <w:tcW w:type="dxa" w:w="1666"/>
-          </w:tcPr>
-          <w:p>
-            <w:pPr>
-              <w:spacing w:after="0"/>
-            </w:pPr>
-            <w:r>
-              <w:rPr>
-                <w:b w:val="0"/>
-                <w:sz w:val="17"/>
-              </w:rPr>
-              <w:t>tests/schema_test.py pass trên parsed_jsons; corpus sinh lại thử pass chunk_payload_schema (hiện fail 662/1.161); test đối chiếu document_id pass (C6); output của run_retrieval.py pass gốc retrieval_schema.json (C7).</w:t>
+              <w:t>tests/schema_test.py pass trên parsed_jsons; test đối chiếu document_id pass (C6); output của run_retrieval.py pass gốc retrieval_schema.json (C7).</w:t>
             </w:r>
           </w:p>
         </w:tc>
@@ -13144,7 +12939,7 @@
               <w:rPr>
                 <w:sz w:val="17"/>
               </w:rPr>
-              <w:t>Sửa mẫu cắt chú thích VBHN để không xóa Khoản nằm sau chú thích, bỏ IGNORECASE ở mẫu “Hướng dẫn”, xóa số chú thích dính chữ (A25, A6). clause_regex nhận Khoản viết thường; văn bản không có tiêu đề Điều (Luật 1986) để title null; quyết định cách xử lý 2 TT chia theo mục La Mã; sửa bản ghi registry của Luật 1986 (A26). Nhận nhãn Chương/Mục có dấu chấm (A27). Cắt tên người ký theo quy tắc chung (A21). Test giá trị và test bất biến cho mọi văn bản, test bảo toàn nội dung cho cleaner, test chạy exporter (A7). Không bỏ qua Điều khi dựng Khoản lỗi (H8). Sinh lại parsed_jsons, rồi chạy lại export ở bước 3.</w:t>
+              <w:t>Sửa mẫu cắt chú thích VBHN (đang viết “\\s” nên không khớp; chú thích 1 nằm trong Luật 52/2014 Điều 2 khoản 3) và mẫu nhãn “Hướng dẫn” (3 nhãn ở NĐ 10/2015), gắn từng mẫu header bản in với file nguồn (A25, A6). Quyết định cách xử lý 2 TT chia theo mục La Mã; sửa document_id của Luật 1986 (A26). Nhận nhãn Chương/Mục có dấu chấm (A27). Test cho cleaner, test tiêu đề TTLT 01/2016 Điều 9, ngưỡng tiêu đề 40 từ (A7). Không bỏ qua Điều khi dựng Khoản lỗi (H8). Sinh lại parsed_jsons, rồi chạy lại export ở bước 3.</w:t>
             </w:r>
           </w:p>
         </w:tc>
@@ -13160,7 +12955,7 @@
               <w:rPr>
                 <w:sz w:val="17"/>
               </w:rPr>
-              <w:t>A25, A26, A27, A6, A21, A7, H8</w:t>
+              <w:t>A25, A26, A27, A6, A7, H8</w:t>
             </w:r>
           </w:p>
         </w:tc>
@@ -13192,7 +12987,7 @@
               <w:rPr>
                 <w:sz w:val="17"/>
               </w:rPr>
-              <w:t>Ngay; A25 trước tiên vì corpus đang dùng thiếu khoản 4, 5 của Luật 52/2014 Điều 2.</w:t>
+              <w:t>Ngay; A25 trước tiên vì chú thích và nhãn sẽ vào corpus khi sinh lại.</w:t>
             </w:r>
           </w:p>
         </w:tc>
@@ -13208,7 +13003,7 @@
               <w:rPr>
                 <w:sz w:val="17"/>
               </w:rPr>
-              <w:t>pytest parser/ pass; số Khoản của mọi Điều khớp TXT; 0 chú thích, chữ ký, số chú thích dính chữ; cleaner không xóa từ nào ngoài khối được phép; exporter chạy hết parsed_jsons (21 văn bản hoặc danh sách đã chốt).</w:t>
+              <w:t>pytest parser/ pass, có test cho cleaner; số Khoản của mọi Điều khớp TXT; 0 chú thích, chữ ký, số chú thích dính chữ, nhãn “Hướng dẫn” trong parsed_jsons; cleaner không xóa từ nào ngoài khối được phép; exporter chạy hết parsed_jsons (21 văn bản hoặc danh sách đã chốt).</w:t>
             </w:r>
           </w:p>
         </w:tc>
@@ -13742,7 +13537,7 @@
     <w:p>
       <w:pPr/>
       <w:r>
-        <w:t>Đường găng là 1 → 2 → 3 → 4 → 5 → 6 → 7, trong đó C3 (bước 1) chặn lâu nhất. Bước 0 nên xong trong ngày đầu để mọi người chạy được parser và test. Phần viết code của bước 5 và 6 làm song song trên fixture theo nguyên tắc mock-first, chỉ chạy số thật khi đã có data-v1 và gold mới. Lưu ý: corpus mới mang tiêu đề văn bản theo registry (A16), nên Dense có thể giảm nếu chưa có bộ lọc as_of_date (register v2 đo Hit@10 từ 0,570 xuống 0,479). Vì vậy chỉ so số đo sau khi xong E1 ở bước 5.</w:t>
+        <w:t>Đường găng là 1 → 2 → 3 → 4 → 5 → 6 → 7, trong đó C3 đã xong; trước khi sinh corpus còn cần A25 (bước 2) và ID của Luật 1986 (A26, C6). Bước 0 nên xong trong ngày đầu để mọi người chạy được parser và test. Phần viết code của bước 5 và 6 làm song song trên fixture theo nguyên tắc mock-first, chỉ chạy số thật khi đã có data-v1 và gold mới. Lưu ý: corpus mới mang tiêu đề văn bản theo registry (A16), nên Dense có thể giảm nếu chưa có bộ lọc as_of_date (register v2 đo Hit@10 từ 0,570 xuống 0,479). Vì vậy chỉ so số đo sau khi xong E1 ở bước 5.</w:t>
       </w:r>
     </w:p>
     <w:p>
@@ -13853,10 +13648,9 @@
             </w:pPr>
             <w:r>
               <w:rPr>
-                <w:b w:val="0"/>
-                <w:sz w:val="17"/>
-              </w:rPr>
-              <w:t>C3: chốt enum hoặc bảng ánh xạ validity_status, vì việc này chặn sinh corpus.</w:t>
+                <w:sz w:val="17"/>
+              </w:rPr>
+              <w:t>ID của Luật 1986 (A26, C6) trước khi sinh corpus, vì đổi ID sẽ đổi chunk_id; rồi C5 (article_index cho văn bản mới).</w:t>
             </w:r>
           </w:p>
         </w:tc>
@@ -13908,7 +13702,7 @@
               <w:rPr>
                 <w:sz w:val="17"/>
               </w:rPr>
-              <w:t>A25 (corpus đang dùng thiếu khoản 4, 5 của Luật 52/2014 Điều 2) và A26 (Khoản viết thường của NĐ 68/2002, tiêu đề giả của Luật 1986), rồi A8, A6, A21, A7.</w:t>
+              <w:t>A25 (chú thích VBHN trong Luật 52/2014 Điều 2 khoản 3, 3 nhãn “Hướng dẫn” ở NĐ 10/2015), rồi A26 (2 TT chia theo mục La Mã, ID của Luật 1986), A8, A6, A7, A27.</w:t>
             </w:r>
           </w:p>
         </w:tc>
@@ -14248,7 +14042,7 @@
     <w:p>
       <w:pPr/>
       <w:r>
-        <w:t>Trước khi commit, kiểm 4 điều: report ghi tokenization_backend = “underthesea” và tokenization_version khớp phiên bản ghim; số chunk và parent hợp lý (chunker đã sửa trên parser 72a7377 cho 1.157 / 508 với 11 văn bản cũ và 2.003 / 923 với đủ 21 văn bản); Luật 52/2014 Điều 2 có đủ 5 Khoản (A25); tests/schema_test.py và test/test_chunking.py pass; git status không có file .pyc bị đổi (nếu có thì git checkout -- các thư mục __pycache__). Sau khi commit corpus phải làm tiếp bước 4 (map gold) và dựng lại index ở bước 5. Trước đó mọi số đo retrieval đều không chấm được.</w:t>
+        <w:t>Trước khi commit, kiểm 4 điều: report ghi tokenization_backend = “underthesea” và tokenization_version khớp phiên bản ghim; số chunk và parent hợp lý (chunker đã sửa trên parser 72a7377 cho 1.157 / 508 với 11 văn bản cũ và 2.003 / 923 với đủ 21 văn bản; trên parser 840c8a3 cho 2.011 / 923); Luật 52/2014 Điều 2 có đủ 5 Khoản và không chứa chú thích VBHN, NĐ 10/2015 không còn nhãn “Hướng dẫn” (A25); tests/schema_test.py và test/test_chunking.py pass; git status không có file .pyc bị đổi (nếu có thì git checkout -- các thư mục __pycache__). Sau khi commit corpus phải làm tiếp bước 4 (map gold) và dựng lại index ở bước 5. Trước đó mọi số đo retrieval đều không chấm được.</w:t>
       </w:r>
     </w:p>
     <w:p>
@@ -17151,6 +16945,886 @@
                 <w:sz w:val="17"/>
               </w:rPr>
               <w:t>test_chunking.py 14 pass (sau B17: 15), 21 subtest pass; toàn bộ 218 pass, 2 fail (A25 và H9, như mục 4).</w:t>
+            </w:r>
+          </w:p>
+        </w:tc>
+      </w:tr>
+    </w:tbl>
+    <w:p>
+      <w:pPr>
+        <w:spacing w:after="40"/>
+      </w:pPr>
+    </w:p>
+    <w:p>
+      <w:pPr>
+        <w:pStyle w:val="Heading1"/>
+      </w:pPr>
+      <w:r>
+        <w:rPr/>
+        <w:t>Phụ lục G. Kiểm lại nhóm C sau khi gộp NMA (840c8a3)</w:t>
+      </w:r>
+    </w:p>
+    <w:p>
+      <w:r>
+        <w:rPr/>
+        <w:t>Kiểm lại ngày 24/10/2026 trên commit 840c8a3 (gộp NMA b031620–fc997a6 vào testing; trước đó testing đã lên chunking_test a24e404). Từ bafe1e8 tới 840c8a3, phần liên quan tới nhóm C chỉ đổi ở: registry (bản ghi Luật 1986), parser.py và test_parser_unit.py (NMA), chunking/run_experiment.py (bản sửa chunking) và corpus trong repo (sinh lại ở 72a7377: 1.156 chunk, 508 parent). data_contract.md, schemas/, data/raw_data/README.md, retrieval/, reranking/, embedding/, scripts/, tests/, test/test_integration.py, data/benchmark và docs/sprint6_benchmark.md không đổi. Trong phụ lục này, “mục 2” là mục Quy ước Định danh và “mục 6” là mục Bảng Ánh xạ Định danh Văn bản của docs/data_contract.md. “Corpus thử” là bản export trong thư mục tạm từ 21 parsed_jsons của 840c8a3 bằng chunker hiện tại (2.011 chunk, 923 parent, underthesea 9.5.0), không ghi vào repo. Cách kiểm ghi ở mục 2 (Phạm vi và cách kiểm tra).</w:t>
+      </w:r>
+    </w:p>
+    <w:tbl>
+      <w:tblPr>
+        <w:tblStyle w:val="TableGrid"/>
+        <w:tblW w:type="auto" w:w="0"/>
+        <w:jc w:val="center"/>
+        <w:tblLayout w:type="fixed"/>
+        <w:tblLook w:firstColumn="1" w:firstRow="1" w:lastColumn="0" w:lastRow="0" w:noHBand="0" w:noVBand="1" w:val="04A0"/>
+      </w:tblPr>
+      <w:tblGrid>
+        <w:gridCol w:w="1100"/>
+        <w:gridCol w:w="3200"/>
+        <w:gridCol w:w="5566"/>
+      </w:tblGrid>
+      <w:tr>
+        <w:trPr>
+          <w:tblHeader w:val="true"/>
+        </w:trPr>
+        <w:tc>
+          <w:tcPr>
+            <w:tcW w:type="dxa" w:w="1100"/>
+            <w:shd w:val="clear" w:color="auto" w:fill="DCE6F1"/>
+          </w:tcPr>
+          <w:p>
+            <w:r>
+              <w:rPr>
+                <w:b/>
+                <w:sz w:val="17"/>
+              </w:rPr>
+              <w:t>#</w:t>
+            </w:r>
+          </w:p>
+        </w:tc>
+        <w:tc>
+          <w:tcPr>
+            <w:tcW w:type="dxa" w:w="3200"/>
+            <w:shd w:val="clear" w:color="auto" w:fill="DCE6F1"/>
+          </w:tcPr>
+          <w:p>
+            <w:r>
+              <w:rPr>
+                <w:b/>
+                <w:sz w:val="17"/>
+              </w:rPr>
+              <w:t>Ở bafe1e8 (Phụ lục D)</w:t>
+            </w:r>
+          </w:p>
+        </w:tc>
+        <w:tc>
+          <w:tcPr>
+            <w:tcW w:type="dxa" w:w="5566"/>
+            <w:shd w:val="clear" w:color="auto" w:fill="DCE6F1"/>
+          </w:tcPr>
+          <w:p>
+            <w:r>
+              <w:rPr>
+                <w:b/>
+                <w:sz w:val="17"/>
+              </w:rPr>
+              <w:t>Ở 840c8a3</w:t>
+            </w:r>
+          </w:p>
+        </w:tc>
+      </w:tr>
+      <w:tr>
+        <w:tc>
+          <w:tcPr>
+            <w:tcW w:type="dxa" w:w="1100"/>
+          </w:tcPr>
+          <w:p>
+            <w:r>
+              <w:rPr>
+                <w:b/>
+                <w:sz w:val="17"/>
+              </w:rPr>
+              <w:t>C6</w:t>
+            </w:r>
+          </w:p>
+        </w:tc>
+        <w:tc>
+          <w:tcPr>
+            <w:tcW w:type="dxa" w:w="3200"/>
+          </w:tcPr>
+          <w:p>
+            <w:r>
+              <w:rPr>
+                <w:sz w:val="17"/>
+              </w:rPr>
+              <w:t>Trung bình, Mới. Mục 2 trái bảng mục 6 ở TTLT 01/2016; Luật HNGĐ 1986 không số (registry l_hngd_1986, quy tắc cho l_luat_hngd_1986_khong_so); không test nào đối chiếu bảng ID; run_experiment.py dòng 73 ghi cứng file TTLT.</w:t>
+            </w:r>
+          </w:p>
+        </w:tc>
+        <w:tc>
+          <w:tcPr>
+            <w:tcW w:type="dxa" w:w="5566"/>
+          </w:tcPr>
+          <w:p>
+            <w:r>
+              <w:rPr>
+                <w:sz w:val="17"/>
+              </w:rPr>
+              <w:t>Còn một phần. Đã sửa: run_experiment.py đọc mọi file trong parser/parsed_jsons (ab2395a); registry ghi số hiệu Luật 1986 là 21-LCT/HĐNN7 (không còn dấu cách) và ID l_21_lct_hdnd7, 23/23 ID chữ thường, không trùng (5a310c2, de0de7f); test_parsed_json_identifiers_follow_contract kiểm 21/21 parsed_jsons: ID gồm [a-z0-9_], trùng tên file, ID con nhất quán, số hiệu không có khoảng trắng thừa (21 pass). Còn: mục 2 chưa sửa; build_document_id() khác registry ở 2/23 (TTLT 01/2016; Luật 1986 cho l_21_lct_hdnn7, registry ghi hdnd7 sai mã, A26); hai bảng ID khớp registry 11/11 dòng nhưng chưa có test đối chiếu; corpus thử có 10 văn bản (851 chunk) chưa có trong hai bảng.</w:t>
+            </w:r>
+          </w:p>
+        </w:tc>
+      </w:tr>
+      <w:tr>
+        <w:tc>
+          <w:tcPr>
+            <w:tcW w:type="dxa" w:w="1100"/>
+          </w:tcPr>
+          <w:p>
+            <w:r>
+              <w:rPr>
+                <w:b/>
+                <w:sz w:val="17"/>
+              </w:rPr>
+              <w:t>C3</w:t>
+            </w:r>
+          </w:p>
+        </w:tc>
+        <w:tc>
+          <w:tcPr>
+            <w:tcW w:type="dxa" w:w="3200"/>
+          </w:tcPr>
+          <w:p>
+            <w:r>
+              <w:rPr>
+                <w:sz w:val="17"/>
+              </w:rPr>
+              <w:t>Còn một phần. Chưa có bảng ánh xạ status → validity_status trong contract; 445/1.160 chunk Hết hiệu lực; bộ lọc tĩnh còn nguyên.</w:t>
+            </w:r>
+          </w:p>
+        </w:tc>
+        <w:tc>
+          <w:tcPr>
+            <w:tcW w:type="dxa" w:w="5566"/>
+          </w:tcPr>
+          <w:p>
+            <w:r>
+              <w:rPr>
+                <w:sz w:val="17"/>
+              </w:rPr>
+              <w:t>Không đổi. data_contract.md, hybrid_retriever.py, vector_store.py không đổi; registry ánh xạ như cũ (11 Hết hiệu lực toàn bộ → Hết hiệu lực; 4 Hết hiệu lực một phần và 1 Có điều khoản bị sửa đổi / bãi bỏ → Sửa đổi bổ sung; 1 Cần kiểm tra trạng thái mới nhất → Không xác định). Corpus trong repo (sinh ở 72a7377): 495 Còn hiệu lực, 445 Hết hiệu lực, 216 Sửa đổi bổ sung trên 1.156 chunk. Corpus thử 21 văn bản: 912/2.011 chunk (45%) Hết hiệu lực, 573 Sửa đổi bổ sung, 519 Còn hiệu lực, 7 Không xác định (TT 30/2019). Khi corpus có đủ 21 văn bản, bộ lọc tĩnh sẽ loại 912 chunk ở mọi câu (E1). Sửa ở 75e06c8: mục 3.1 của data_contract.md có bảng ánh xạ 5 giá trị status → validity_status và quy tắc lọc theo effective_from/effective_to; test_registry_validity_status_mapping (tests/schema_test.py) kiểm 23/23 bản ghi, fail khi đổi thử một bản ghi; tests/schema_test.py 12 pass. Bộ lọc tĩnh chuyển sang E1.</w:t>
+            </w:r>
+          </w:p>
+        </w:tc>
+      </w:tr>
+      <w:tr>
+        <w:tc>
+          <w:tcPr>
+            <w:tcW w:type="dxa" w:w="1100"/>
+          </w:tcPr>
+          <w:p>
+            <w:r>
+              <w:rPr>
+                <w:b/>
+                <w:sz w:val="17"/>
+              </w:rPr>
+              <w:t>C7</w:t>
+            </w:r>
+          </w:p>
+        </w:tc>
+        <w:tc>
+          <w:tcPr>
+            <w:tcW w:type="dxa" w:w="3200"/>
+          </w:tcPr>
+          <w:p>
+            <w:r>
+              <w:rPr>
+                <w:sz w:val="17"/>
+              </w:rPr>
+              <w:t>Còn một phần (af8ee9a). Envelope fail vì query, config, stats; latency_ms, top_k chưa điền ở gốc; 4 file reranking/results là bản cũ.</w:t>
+            </w:r>
+          </w:p>
+        </w:tc>
+        <w:tc>
+          <w:tcPr>
+            <w:tcW w:type="dxa" w:w="5566"/>
+          </w:tcPr>
+          <w:p>
+            <w:r>
+              <w:rPr>
+                <w:sz w:val="17"/>
+              </w:rPr>
+              <w:t>Không đổi. reranking/pipeline.py, retrieval_schema.json, test/test_integration.py không đổi. Chạy lại run_retrieval.py (mock, fixture, không rerank): cả 3 output có lỗi envelope “Additional properties are not allowed ('config', 'query', 'stats' were unexpected)”, 0/5 phần tử fail. reranking/results: 0/743 và 0/718 chunk_id thuộc corpus trong repo và corpus thử.</w:t>
+            </w:r>
+          </w:p>
+        </w:tc>
+      </w:tr>
+      <w:tr>
+        <w:tc>
+          <w:tcPr>
+            <w:tcW w:type="dxa" w:w="1100"/>
+          </w:tcPr>
+          <w:p>
+            <w:r>
+              <w:rPr>
+                <w:b/>
+                <w:sz w:val="17"/>
+              </w:rPr>
+              <w:t>C8</w:t>
+            </w:r>
+          </w:p>
+        </w:tc>
+        <w:tc>
+          <w:tcPr>
+            <w:tcW w:type="dxa" w:w="3200"/>
+          </w:tcPr>
+          <w:p>
+            <w:r>
+              <w:rPr>
+                <w:sz w:val="17"/>
+              </w:rPr>
+              <w:t>Mới. Mục 3.1 có 5 loại văn bản, schema có 7; DOCUMENT_TYPE_PREFIX nhận 15 loại.</w:t>
+            </w:r>
+          </w:p>
+        </w:tc>
+        <w:tc>
+          <w:tcPr>
+            <w:tcW w:type="dxa" w:w="5566"/>
+          </w:tcPr>
+          <w:p>
+            <w:r>
+              <w:rPr>
+                <w:sz w:val="17"/>
+              </w:rPr>
+              <w:t>Không đổi. data_contract.md và hai schema không đổi; DOCUMENT_TYPE_PREFIX vẫn 15 loại, nay ở parser.py dòng 1033–1049; parser chưa kiểm document_type theo schema. 23/23 bản ghi registry và 21/21 parsed_jsons có document_type trong 7 loại của metadata_schema.json, nên lỗi chưa lộ trên dữ liệu.</w:t>
+            </w:r>
+          </w:p>
+        </w:tc>
+      </w:tr>
+      <w:tr>
+        <w:tc>
+          <w:tcPr>
+            <w:tcW w:type="dxa" w:w="1100"/>
+          </w:tcPr>
+          <w:p>
+            <w:r>
+              <w:rPr>
+                <w:b/>
+                <w:sz w:val="17"/>
+              </w:rPr>
+              <w:t>C2</w:t>
+            </w:r>
+          </w:p>
+        </w:tc>
+        <w:tc>
+          <w:tcPr>
+            <w:tcW w:type="dxa" w:w="3200"/>
+          </w:tcPr>
+          <w:p>
+            <w:r>
+              <w:rPr>
+                <w:sz w:val="17"/>
+              </w:rPr>
+              <w:t>Còn một phần. retrieval/results là danh sách phẳng, 0/2.850 bản ghi hợp lệ.</w:t>
+            </w:r>
+          </w:p>
+        </w:tc>
+        <w:tc>
+          <w:tcPr>
+            <w:tcW w:type="dxa" w:w="5566"/>
+          </w:tcPr>
+          <w:p>
+            <w:r>
+              <w:rPr>
+                <w:sz w:val="17"/>
+              </w:rPr>
+              <w:t>Không đổi. retrieval/results không đổi; chunk_id thuộc corpus trong repo và corpus thử: 0/602, 0/674, 0/625 và 0/678, 0/754, 0/694.</w:t>
+            </w:r>
+          </w:p>
+        </w:tc>
+      </w:tr>
+      <w:tr>
+        <w:tc>
+          <w:tcPr>
+            <w:tcW w:type="dxa" w:w="1100"/>
+          </w:tcPr>
+          <w:p>
+            <w:r>
+              <w:rPr>
+                <w:b/>
+                <w:sz w:val="17"/>
+              </w:rPr>
+              <w:t>C5</w:t>
+            </w:r>
+          </w:p>
+        </w:tc>
+        <w:tc>
+          <w:tcPr>
+            <w:tcW w:type="dxa" w:w="3200"/>
+          </w:tcPr>
+          <w:p>
+            <w:r>
+              <w:rPr>
+                <w:sz w:val="17"/>
+              </w:rPr>
+              <w:t>Còn một phần. 1.160/1.160 chunk nối được với article_index; context_registry.json là nguồn dự phòng; schema chưa có pattern cho ID.</w:t>
+            </w:r>
+          </w:p>
+        </w:tc>
+        <w:tc>
+          <w:tcPr>
+            <w:tcW w:type="dxa" w:w="5566"/>
+          </w:tcPr>
+          <w:p>
+            <w:r>
+              <w:rPr>
+                <w:sz w:val="17"/>
+              </w:rPr>
+              <w:t>Không đổi trạng thái. Corpus trong repo nối được 1.156/1.156 chunk. Thêm: corpus thử 21 văn bản chỉ nối được 1.167/2.011 chunk vì article_index.json không có 9 văn bản mới (844 chunk; TT 30/2019 đã có). Các câu benchmark trích văn bản mới đều not_mapped, gold_article_ids rỗng (A26), nên chấm cấp Điều hiện không lệch; khi gán gold cho các câu này (D4) phải bổ sung article_index trước.</w:t>
+            </w:r>
+          </w:p>
+        </w:tc>
+      </w:tr>
+      <w:tr>
+        <w:tc>
+          <w:tcPr>
+            <w:tcW w:type="dxa" w:w="1100"/>
+          </w:tcPr>
+          <w:p>
+            <w:r>
+              <w:rPr>
+                <w:b/>
+                <w:sz w:val="17"/>
+              </w:rPr>
+              <w:t>C9</w:t>
+            </w:r>
+          </w:p>
+        </w:tc>
+        <w:tc>
+          <w:tcPr>
+            <w:tcW w:type="dxa" w:w="3200"/>
+          </w:tcPr>
+          <w:p>
+            <w:r>
+              <w:rPr>
+                <w:sz w:val="17"/>
+              </w:rPr>
+              <w:t>Mới. type trùng document_type 23/23, status khác validity_status 17/23; 0 chunk có provision_status.</w:t>
+            </w:r>
+          </w:p>
+        </w:tc>
+        <w:tc>
+          <w:tcPr>
+            <w:tcW w:type="dxa" w:w="5566"/>
+          </w:tcPr>
+          <w:p>
+            <w:r>
+              <w:rPr>
+                <w:sz w:val="17"/>
+              </w:rPr>
+              <w:t>Không đổi. Registry như cũ (23/23, 17/23); 0/1.156 chunk trong repo và 0/2.011 chunk của corpus thử có provision_status.</w:t>
+            </w:r>
+          </w:p>
+        </w:tc>
+      </w:tr>
+      <w:tr>
+        <w:tc>
+          <w:tcPr>
+            <w:tcW w:type="dxa" w:w="1100"/>
+          </w:tcPr>
+          <w:p>
+            <w:r>
+              <w:rPr>
+                <w:b/>
+                <w:sz w:val="17"/>
+              </w:rPr>
+              <w:t>C4</w:t>
+            </w:r>
+          </w:p>
+        </w:tc>
+        <w:tc>
+          <w:tcPr>
+            <w:tcW w:type="dxa" w:w="3200"/>
+          </w:tcPr>
+          <w:p>
+            <w:r>
+              <w:rPr>
+                <w:sz w:val="17"/>
+              </w:rPr>
+              <w:t>Còn một phần (ee755a5). Còn 3 dạng ID câu hỏi, 8 alias đáp án, chưa báo cáo theo category, schema chưa ràng buộc trạng thái duyệt.</w:t>
+            </w:r>
+          </w:p>
+        </w:tc>
+        <w:tc>
+          <w:tcPr>
+            <w:tcW w:type="dxa" w:w="5566"/>
+          </w:tcPr>
+          <w:p>
+            <w:r>
+              <w:rPr>
+                <w:sz w:val="17"/>
+              </w:rPr>
+              <w:t>Không đổi. data/benchmark, benchmark_schema.json, docs/sprint6_benchmark.md, evaluate_zero_shot.py, bm25_baseline.py, run_retrieval.py không đổi từ bafe1e8.</w:t>
+            </w:r>
+          </w:p>
+        </w:tc>
+      </w:tr>
+    </w:tbl>
+    <w:p>
+      <w:pPr>
+        <w:spacing w:after="40"/>
+      </w:pPr>
+    </w:p>
+    <w:p>
+      <w:pPr>
+        <w:pStyle w:val="Heading1"/>
+      </w:pPr>
+      <w:r>
+        <w:rPr/>
+        <w:t>Phụ lục H. Kiểm lại nhóm A sau khi gộp NMA (840c8a3)</w:t>
+      </w:r>
+    </w:p>
+    <w:p>
+      <w:r>
+        <w:rPr/>
+        <w:t>Kiểm lại ngày 24/10/2026 trên commit 840c8a3 (gộp NMA b031620, 5a310c2, de0de7f, 9dda96c, fc997a6 vào testing). Phần liên quan tới nhóm A đổi ở parser/cleaner.py, parser/parser.py, parser/test_parser_unit.py, 8 file cleaned_texts, 2 file extracted_texts_qwen và PDF của NĐ 68/2002 và Luật 1986, registry (bản ghi Luật 1986) và 21 parsed_jsons. requirements.txt chỉ đổi dòng underthesea; chunks.jsonl trong repo không đổi từ 72a7377. “Corpus thử” là bản export 21 văn bản của Phụ lục G (2.011 chunk, 923 parent). Cách kiểm ghi ở mục 2 (Phạm vi và cách kiểm tra).</w:t>
+      </w:r>
+    </w:p>
+    <w:tbl>
+      <w:tblPr>
+        <w:tblStyle w:val="TableGrid"/>
+        <w:tblW w:type="auto" w:w="0"/>
+        <w:jc w:val="center"/>
+        <w:tblLayout w:type="fixed"/>
+        <w:tblLook w:firstColumn="1" w:firstRow="1" w:lastColumn="0" w:lastRow="0" w:noHBand="0" w:noVBand="1" w:val="04A0"/>
+      </w:tblPr>
+      <w:tblGrid>
+        <w:gridCol w:w="3289"/>
+        <w:gridCol w:w="3289"/>
+        <w:gridCol w:w="3289"/>
+      </w:tblGrid>
+      <w:tr>
+        <w:trPr>
+          <w:tblHeader w:val="true"/>
+        </w:trPr>
+        <w:tc>
+          <w:tcPr>
+            <w:tcW w:type="dxa" w:w="1100"/>
+            <w:shd w:val="clear" w:color="auto" w:fill="DCE6F1"/>
+          </w:tcPr>
+          <w:p>
+            <w:r>
+              <w:rPr>
+                <w:b/>
+                <w:sz w:val="17"/>
+              </w:rPr>
+              <w:t>#</w:t>
+            </w:r>
+          </w:p>
+        </w:tc>
+        <w:tc>
+          <w:tcPr>
+            <w:tcW w:type="dxa" w:w="3200"/>
+            <w:shd w:val="clear" w:color="auto" w:fill="DCE6F1"/>
+          </w:tcPr>
+          <w:p>
+            <w:r>
+              <w:rPr>
+                <w:sz w:val="17"/>
+              </w:rPr>
+              <w:t>Ở 72a7377 (Phụ lục E)</w:t>
+            </w:r>
+          </w:p>
+        </w:tc>
+        <w:tc>
+          <w:tcPr>
+            <w:tcW w:type="dxa" w:w="5566"/>
+            <w:shd w:val="clear" w:color="auto" w:fill="DCE6F1"/>
+          </w:tcPr>
+          <w:p>
+            <w:r>
+              <w:rPr>
+                <w:sz w:val="17"/>
+              </w:rPr>
+              <w:t>Ở 840c8a3</w:t>
+            </w:r>
+          </w:p>
+        </w:tc>
+      </w:tr>
+      <w:tr>
+        <w:tc>
+          <w:tcPr>
+            <w:tcW w:type="dxa" w:w="1100"/>
+          </w:tcPr>
+          <w:p>
+            <w:r>
+              <w:rPr>
+                <w:b/>
+                <w:sz w:val="17"/>
+              </w:rPr>
+              <w:t>A25</w:t>
+            </w:r>
+          </w:p>
+        </w:tc>
+        <w:tc>
+          <w:tcPr>
+            <w:tcW w:type="dxa" w:w="3200"/>
+          </w:tcPr>
+          <w:p>
+            <w:r>
+              <w:rPr>
+                <w:sz w:val="17"/>
+              </w:rPr>
+              <w:t>Cao. Cleaner xóa khoản 4, 5 của Luật 52/2014 Điều 2 và 5 chữ “hướng dẫn” thật; test parser fail 1.</w:t>
+            </w:r>
+          </w:p>
+        </w:tc>
+        <w:tc>
+          <w:tcPr>
+            <w:tcW w:type="dxa" w:w="5566"/>
+          </w:tcPr>
+          <w:p>
+            <w:r>
+              <w:rPr>
+                <w:sz w:val="17"/>
+              </w:rPr>
+              <w:t>Còn một phần. Điều 2 đủ 5 Khoản, 5 chữ “hướng dẫn” trở lại, test pass. Mẫu chú thích đầu viết “\\s” trong chuỗi raw nên khớp 0/23 TXT: chú thích 1 (6 dòng) nằm cuối khoản 3 Điều 2. Mẫu ^Hướng dẫn$ chỉ xóa 1/4 nhãn ở ND04: 3 nhãn vào NĐ 10/2015 Điều 3 khoản 5, Điều 12 (tiêu đề), Điều 23 khoản 1 (ở 72a7377: 0).</w:t>
+            </w:r>
+          </w:p>
+        </w:tc>
+      </w:tr>
+      <w:tr>
+        <w:tc>
+          <w:tcPr>
+            <w:tcW w:type="dxa" w:w="1100"/>
+          </w:tcPr>
+          <w:p>
+            <w:r>
+              <w:rPr>
+                <w:b/>
+                <w:sz w:val="17"/>
+              </w:rPr>
+              <w:t>A26</w:t>
+            </w:r>
+          </w:p>
+        </w:tc>
+        <w:tc>
+          <w:tcPr>
+            <w:tcW w:type="dxa" w:w="3200"/>
+          </w:tcPr>
+          <w:p>
+            <w:r>
+              <w:rPr>
+                <w:sz w:val="17"/>
+              </w:rPr>
+              <w:t>Cao. Exporter dừng ở NĐ 68/2002 Điều 39; Luật 1986 có 25 tiêu đề giả; 2 TT không parse được; ID registry của Luật 1986 có chữ hoa và sai mã.</w:t>
+            </w:r>
+          </w:p>
+        </w:tc>
+        <w:tc>
+          <w:tcPr>
+            <w:tcW w:type="dxa" w:w="5566"/>
+          </w:tcPr>
+          <w:p>
+            <w:r>
+              <w:rPr>
+                <w:sz w:val="17"/>
+              </w:rPr>
+              <w:t>Còn một phần. NĐ 68/2002 Điều 2, 3, 39 có 2, 3, 2 Khoản nhờ thay PDF và TXT trích xuất (Khoản nay viết hoa); clause_regex không đổi, nhưng test số Khoản mới đếm cả dòng “N.” viết thường nên sẽ báo nếu gặp lại. Luật 1986: 0/57 tiêu đề. Exporter chạy được 21 văn bản. Còn: 2 TT (nay trong KNOWN_UNPARSEABLE_TXT), ID l_21_lct_hdnd7 sai mã, corpus chưa sinh lại.</w:t>
+            </w:r>
+          </w:p>
+        </w:tc>
+      </w:tr>
+      <w:tr>
+        <w:tc>
+          <w:tcPr>
+            <w:tcW w:type="dxa" w:w="1100"/>
+          </w:tcPr>
+          <w:p>
+            <w:r>
+              <w:rPr>
+                <w:b/>
+                <w:sz w:val="17"/>
+              </w:rPr>
+              <w:t>A21</w:t>
+            </w:r>
+          </w:p>
+        </w:tc>
+        <w:tc>
+          <w:tcPr>
+            <w:tcW w:type="dxa" w:w="3200"/>
+          </w:tcPr>
+          <w:p>
+            <w:r>
+              <w:rPr>
+                <w:sz w:val="17"/>
+              </w:rPr>
+              <w:t>2 đuôi cũ đã cắt; tên người ký viết cứng 3 tên; Luật 1986 Điều 57 còn “Trường Chinh”.</w:t>
+            </w:r>
+          </w:p>
+        </w:tc>
+        <w:tc>
+          <w:tcPr>
+            <w:tcW w:type="dxa" w:w="5566"/>
+          </w:tcPr>
+          <w:p>
+            <w:r>
+              <w:rPr>
+                <w:sz w:val="17"/>
+              </w:rPr>
+              <w:t>Đã sửa. strip_trailing_signer_name bỏ dòng 2–4 từ viết hoa đứng ngay trước dấu hiệu ký; parser cắt 5 tên (Trường Chinh, Phan Văn Khải ở 2 văn bản, Nguyễn Tấn Dũng, Nông Đức Mạnh). Điều cuối của 21/21 văn bản kết thúc bằng câu nội dung; ngoài NĐ 207/2025 Điều 17 (chữ “hướng dẫn” trở lại), Điều cuối không đổi so với 72a7377. Có test_last_article_has_no_signature_tail.</w:t>
+            </w:r>
+          </w:p>
+        </w:tc>
+      </w:tr>
+      <w:tr>
+        <w:tc>
+          <w:tcPr>
+            <w:tcW w:type="dxa" w:w="1100"/>
+          </w:tcPr>
+          <w:p>
+            <w:r>
+              <w:rPr>
+                <w:b/>
+                <w:sz w:val="17"/>
+              </w:rPr>
+              <w:t>A6</w:t>
+            </w:r>
+          </w:p>
+        </w:tc>
+        <w:tc>
+          <w:tcPr>
+            <w:tcW w:type="dxa" w:w="3200"/>
+          </w:tcPr>
+          <w:p>
+            <w:r>
+              <w:rPr>
+                <w:sz w:val="17"/>
+              </w:rPr>
+              <w:t>Còn “khu vực2” ở Điều 123 khoản 3; registry không đổi.</w:t>
+            </w:r>
+          </w:p>
+        </w:tc>
+        <w:tc>
+          <w:tcPr>
+            <w:tcW w:type="dxa" w:w="5566"/>
+          </w:tcPr>
+          <w:p>
+            <w:r>
+              <w:rPr>
+                <w:sz w:val="17"/>
+              </w:rPr>
+              <w:t>“khu vực2” đã xóa (mẫu (?&lt;=khu vực)2\b). Chú thích 1 trở lại Điều 2 (A25). Registry không đổi.</w:t>
+            </w:r>
+          </w:p>
+        </w:tc>
+      </w:tr>
+      <w:tr>
+        <w:tc>
+          <w:tcPr>
+            <w:tcW w:type="dxa" w:w="1100"/>
+          </w:tcPr>
+          <w:p>
+            <w:r>
+              <w:rPr>
+                <w:b/>
+                <w:sz w:val="17"/>
+              </w:rPr>
+              <w:t>A7</w:t>
+            </w:r>
+          </w:p>
+        </w:tc>
+        <w:tc>
+          <w:tcPr>
+            <w:tcW w:type="dxa" w:w="3200"/>
+          </w:tcPr>
+          <w:p>
+            <w:r>
+              <w:rPr>
+                <w:sz w:val="17"/>
+              </w:rPr>
+              <w:t>Test không đổi, 1 fail (A25).</w:t>
+            </w:r>
+          </w:p>
+        </w:tc>
+        <w:tc>
+          <w:tcPr>
+            <w:tcW w:type="dxa" w:w="5566"/>
+          </w:tcPr>
+          <w:p>
+            <w:r>
+              <w:rPr>
+                <w:sz w:val="17"/>
+              </w:rPr>
+              <w:t>209 pass, 14 skip. Thêm 7 test bất biến cho mọi TXT, test định danh, test TT 02a/2015 Điều 9, 14. Chưa có test cho cleaner; ngưỡng tiêu đề 80 từ; chưa có test cho TTLT 01/2016 Điều 9; chữ \n của A22 còn ở parser.py dòng 1158, 1162.</w:t>
+            </w:r>
+          </w:p>
+        </w:tc>
+      </w:tr>
+      <w:tr>
+        <w:tc>
+          <w:tcPr>
+            <w:tcW w:type="dxa" w:w="1100"/>
+          </w:tcPr>
+          <w:p>
+            <w:r>
+              <w:rPr>
+                <w:b/>
+                <w:sz w:val="17"/>
+              </w:rPr>
+              <w:t>A27, A16, A11, A8</w:t>
+            </w:r>
+          </w:p>
+        </w:tc>
+        <w:tc>
+          <w:tcPr>
+            <w:tcW w:type="dxa" w:w="3200"/>
+          </w:tcPr>
+          <w:p>
+            <w:r>
+              <w:rPr>
+                <w:sz w:val="17"/>
+              </w:rPr>
+              <w:t>Như mục 3.</w:t>
+            </w:r>
+          </w:p>
+        </w:tc>
+        <w:tc>
+          <w:tcPr>
+            <w:tcW w:type="dxa" w:w="5566"/>
+          </w:tcPr>
+          <w:p>
+            <w:r>
+              <w:rPr>
+                <w:sz w:val="17"/>
+              </w:rPr>
+              <w:t>Không đổi. TT 04/2020 vẫn 0/39 Điều có section, 6 Khoản chứa tên Mục; _HEADING_LABEL và DOCUMENT_NUMBER_RE không đổi; registry chỉ đổi bản ghi Luật 1986; requirements.txt chỉ ghim underthesea, cleaner.py vẫn import ollama ở dòng 26.</w:t>
+            </w:r>
+          </w:p>
+        </w:tc>
+      </w:tr>
+      <w:tr>
+        <w:tc>
+          <w:tcPr>
+            <w:tcW w:type="dxa" w:w="1100"/>
+          </w:tcPr>
+          <w:p>
+            <w:r>
+              <w:rPr>
+                <w:b/>
+                <w:sz w:val="17"/>
+              </w:rPr>
+              <w:t>Tiêu đề Chương, Mục</w:t>
+            </w:r>
+          </w:p>
+        </w:tc>
+        <w:tc>
+          <w:tcPr>
+            <w:tcW w:type="dxa" w:w="3200"/>
+          </w:tcPr>
+          <w:p>
+            <w:r>
+              <w:rPr>
+                <w:sz w:val="17"/>
+              </w:rPr>
+              <w:t>—</w:t>
+            </w:r>
+          </w:p>
+        </w:tc>
+        <w:tc>
+          <w:tcPr>
+            <w:tcW w:type="dxa" w:w="5566"/>
+          </w:tcPr>
+          <w:p>
+            <w:r>
+              <w:rPr>
+                <w:sz w:val="17"/>
+              </w:rPr>
+              <w:t>Thay đổi ngoài bảng: _heading_title_candidate ghép thêm tối đa 2 dòng viết hoa của tiêu đề Chương/Mục, nên 88 Điều đổi chapter và 74 Điều đổi section, đa số từ tên cụt thành tên đủ (vd Luật 52/2014 “Mục 2 HÔN NHÂN CHẤM DỨT DO VỢ, CHỒNG CHẾT HOẶC BỊ TÒA ÁN TUYÊN BỐ LÀ ĐÃ CHẾT”). Còn cụt khi tiêu đề dài hơn 3 dòng: TT 38/2025 Chương II dừng ở “…CÁC KỸ THUẬT TRONG KHÁM”, TT 57/2015 Chương II dừng ở “…NHÂN SỰ CỦA CƠ SỞ”. Dấu “;” cuối dòng bị bỏ khi ghép (NĐ 70/2001 “…CHA, MẸ, CON XÁC ĐỊNH DÂN TỘC CỦA CON NUÔI”). Breadcrumb của chunk lấy Chương, Mục từ đây.</w:t>
+            </w:r>
+          </w:p>
+        </w:tc>
+      </w:tr>
+      <w:tr>
+        <w:tc>
+          <w:tcPr>
+            <w:tcW w:type="dxa" w:w="1100"/>
+          </w:tcPr>
+          <w:p>
+            <w:r>
+              <w:rPr>
+                <w:b/>
+                <w:sz w:val="17"/>
+              </w:rPr>
+              <w:t>Corpus</w:t>
+            </w:r>
+          </w:p>
+        </w:tc>
+        <w:tc>
+          <w:tcPr>
+            <w:tcW w:type="dxa" w:w="3200"/>
+          </w:tcPr>
+          <w:p>
+            <w:r>
+              <w:rPr>
+                <w:sz w:val="17"/>
+              </w:rPr>
+              <w:t>1.156 chunk, 508 parent, 11 văn bản, fallback_whitespace (B2).</w:t>
+            </w:r>
+          </w:p>
+        </w:tc>
+        <w:tc>
+          <w:tcPr>
+            <w:tcW w:type="dxa" w:w="5566"/>
+          </w:tcPr>
+          <w:p>
+            <w:r>
+              <w:rPr>
+                <w:sz w:val="17"/>
+              </w:rPr>
+              <w:t>Không đổi (chưa sinh lại). Corpus thử 21 văn bản (Phụ lục G): 2.011 chunk, 923 parent; đủ 5 chunk của Luật 52/2014 Điều 2; 1 chunk mang chú thích, 3 chunk mang nhãn “Hướng dẫn” (A25).</w:t>
+            </w:r>
+          </w:p>
+        </w:tc>
+      </w:tr>
+      <w:tr>
+        <w:tc>
+          <w:tcPr>
+            <w:tcW w:type="dxa" w:w="1100"/>
+          </w:tcPr>
+          <w:p>
+            <w:r>
+              <w:rPr>
+                <w:b/>
+                <w:sz w:val="17"/>
+              </w:rPr>
+              <w:t>Test</w:t>
+            </w:r>
+          </w:p>
+        </w:tc>
+        <w:tc>
+          <w:tcPr>
+            <w:tcW w:type="dxa" w:w="3200"/>
+          </w:tcPr>
+          <w:p>
+            <w:r>
+              <w:rPr>
+                <w:sz w:val="17"/>
+              </w:rPr>
+              <w:t>parser/ 32 pass, 1 fail (A25); schema_test 11 pass.</w:t>
+            </w:r>
+          </w:p>
+        </w:tc>
+        <w:tc>
+          <w:tcPr>
+            <w:tcW w:type="dxa" w:w="5566"/>
+          </w:tcPr>
+          <w:p>
+            <w:r>
+              <w:rPr>
+                <w:sz w:val="17"/>
+              </w:rPr>
+              <w:t>parser/ 209 pass, 14 skip. Chạy test vẫn làm bẩn git (parser/__pycache__/parser.cpython-314.pyc, H5).</w:t>
             </w:r>
           </w:p>
         </w:tc>

--- a/docs/sprint6_issue_recheck_after_merge.docx
+++ b/docs/sprint6_issue_recheck_after_merge.docx
@@ -25,7 +25,7 @@
         <w:rPr>
           <w:sz w:val="19"/>
         </w:rPr>
-        <w:t>Người lập: Dev 5 (Reranker &amp; Packaging Lead)   ·   Ngày: 22/10/2026   ·   Phạm vi: nhánh testing, commit 75dd586 (gộp CTM 5b62b35 và NMA f8e8311); nhóm A kiểm lại trên e9ee31d, e64c49a, 72a7377 và 840c8a3; nhóm C kiểm lại trên bafe1e8 và 840c8a3, C3 sửa ở 75e06c8; nhóm B kiểm lại và sửa trên nhánh chunking_test (1c40712)</w:t>
+        <w:t>Người lập: Dev 5 (Reranker &amp; Packaging Lead)   ·   Ngày: 22/10/2026   ·   Phạm vi: nhánh testing, commit 75dd586 (gộp CTM 5b62b35 và NMA f8e8311); nhóm A kiểm lại trên e9ee31d, e64c49a, 72a7377, 840c8a3 và 64b65f0; nhóm C kiểm lại trên bafe1e8 và 840c8a3, C3 sửa ở 75e06c8; nhóm B kiểm lại và sửa trên nhánh chunking_test (1c40712)</w:t>
       </w:r>
     </w:p>
     <w:p>
@@ -34,7 +34,7 @@
         <w:rPr>
           <w:sz w:val="19"/>
         </w:rPr>
-        <w:t>Cập nhật 23/10/2026: kiểm lại sau khi gộp origin/CTM ee755a5 vào testing (commit e64c49a). Mục 3 chỉ ghi phần còn lỗi tính tới e64c49a, gồm cả 7 lỗi mới. Cùng ngày, nhóm A được kiểm lại toàn bộ trên e64c49a (Phụ lục C); A24 và Phụ lục B (kết quả kiểm nhóm A trên e9ee31d ngày 22/10) bị mất trong lần cập nhật trước nên được ghi lại. Cũng ngày 23/10, nhóm C được kiểm lại toàn bộ trên bafe1e8, gồm phân tích lại C6 (Phụ lục D). Ngày 24/10/2026, sau khi kéo nhánh NMA mới nhất (testing fast-forward lên 72a7377), nhóm A được kiểm lại toàn bộ (Phụ lục E): A13, A23, A24 đã sửa và được bỏ khỏi bảng; thêm 2 lỗi mới A25, A26. Cũng ngày 24/10, nhóm B được kiểm lại và sửa trên nhánh chunking_test (Phụ lục F): B9, B12 đã sửa và được bỏ khỏi bảng; B1, B10, B13 đã sửa trong code nhưng còn trong bảng cho tới khi corpus trong repo được sinh lại; thêm 3 lỗi mới B14, B15, B16, đều đã sửa. Kiểm lại chunking sau commit: thêm B17 (chunker lấy câu đầu intro làm tiêu đề, đã sửa) và A27 (parser không nhận nhãn “Mục N.”, TT 04/2020 mất cấp Mục). Cuối ngày 24/10, sau khi gộp NMA (b031620–fc997a6) vào testing ở 840c8a3, nhóm C được kiểm lại toàn bộ (Phụ lục G): không lỗi nào sửa xong; C6 sửa thêm một phần (ID của Luật 1986 viết thường, test định danh cho parsed_jsons, run_experiment.py không còn ghi cứng file TTLT); các lỗi C khác không đổi vì contract, schema, code retrieval, reranker và benchmark không đổi từ bafe1e8. Cũng ở 840c8a3, nhóm A được kiểm lại toàn bộ (Phụ lục H): A21 đã sửa và được bỏ khỏi bảng; A25, A26 sửa phần lớn, nhưng mẫu cắt chú thích VBHN mới không khớp chỗ nào (chú thích nay nằm trong Luật 52/2014 Điều 2 khoản 3) và mẫu nhãn “Hướng dẫn” mới để lọt lại 3 nhãn ở NĐ 10/2015. Sau đó C3 được sửa ở 75e06c8 (bảng ánh xạ status → validity_status ở mục 3.1 của data_contract.md và test_registry_validity_status_mapping) và được bỏ khỏi bảng.</w:t>
+        <w:t>Cập nhật 23/10/2026: kiểm lại sau khi gộp origin/CTM ee755a5 vào testing (commit e64c49a). Mục 3 chỉ ghi phần còn lỗi tính tới e64c49a, gồm cả 7 lỗi mới. Cùng ngày, nhóm A được kiểm lại toàn bộ trên e64c49a (Phụ lục C); A24 và Phụ lục B (kết quả kiểm nhóm A trên e9ee31d ngày 22/10) bị mất trong lần cập nhật trước nên được ghi lại. Cũng ngày 23/10, nhóm C được kiểm lại toàn bộ trên bafe1e8, gồm phân tích lại C6 (Phụ lục D). Ngày 24/10/2026, sau khi kéo nhánh NMA mới nhất (testing fast-forward lên 72a7377), nhóm A được kiểm lại toàn bộ (Phụ lục E): A13, A23, A24 đã sửa và được bỏ khỏi bảng; thêm 2 lỗi mới A25, A26. Cũng ngày 24/10, nhóm B được kiểm lại và sửa trên nhánh chunking_test (Phụ lục F): B9, B12 đã sửa và được bỏ khỏi bảng; B1, B10, B13 đã sửa trong code nhưng còn trong bảng cho tới khi corpus trong repo được sinh lại; thêm 3 lỗi mới B14, B15, B16, đều đã sửa. Kiểm lại chunking sau commit: thêm B17 (chunker lấy câu đầu intro làm tiêu đề, đã sửa) và A27 (parser không nhận nhãn “Mục N.”, TT 04/2020 mất cấp Mục). Cuối ngày 24/10, sau khi gộp NMA (b031620–fc997a6) vào testing ở 840c8a3, nhóm C được kiểm lại toàn bộ (Phụ lục G): không lỗi nào sửa xong; C6 sửa thêm một phần (ID của Luật 1986 viết thường, test định danh cho parsed_jsons, run_experiment.py không còn ghi cứng file TTLT); các lỗi C khác không đổi vì contract, schema, code retrieval, reranker và benchmark không đổi từ bafe1e8. Cũng ở 840c8a3, nhóm A được kiểm lại toàn bộ (Phụ lục H): A21 đã sửa và được bỏ khỏi bảng; A25, A26 sửa phần lớn, nhưng mẫu cắt chú thích VBHN mới không khớp chỗ nào (chú thích nay nằm trong Luật 52/2014 Điều 2 khoản 3) và mẫu nhãn “Hướng dẫn” mới để lọt lại 3 nhãn ở NĐ 10/2015. Sau đó C3 được sửa ở 75e06c8 (bảng ánh xạ status → validity_status ở mục 3.1 của data_contract.md và test_registry_validity_status_mapping) và được bỏ khỏi bảng. Cuối ngày 24/10, sau khi gộp NMA 1260ed8 vào testing ở 64b65f0, nhóm A được kiểm lại (Phụ lục I): 11 PDF gốc được thay bằng bản có lớp text; A27 đã sửa và được bỏ khỏi bảng; A25 chỉ còn phần corpus và các mẫu cleaner thừa; L01 quay về bản gốc 2014 (A6); thêm lỗi mới A28 (ghép dòng làm mất dấu câu, làm 1 test fail). Ngày 25/10, A28 và phần test của A7 được sửa ở commit 77b5886 trên testing (Phụ lục K): A28 được bỏ khỏi bảng, A7 chỉ còn CI và test cho cleaner.</w:t>
       </w:r>
     </w:p>
     <w:p>
@@ -50,7 +50,7 @@
         <w:spacing w:after="80"/>
       </w:pPr>
       <w:r>
-        <w:t>Trong 67 lỗi của register v2, tính tới commit e64c49a (nhóm A tính tới 840c8a3, nhóm B tính tới bản sửa chunking ngày 24/10, nhóm C tính tới 840c8a3, C3 tới 75e06c8): 23 đã sửa, 1 đóng, 15 còn một phần, 3 đổi tính chất, 2 nặng hơn, 23 còn nguyên. Phát hiện thêm 19 lỗi mới: A22, A23, A24, B11, B12 (22/10; A22, A23, A24, B11 và B12 nay đã sửa), B13 (nay sửa trong code, chờ sinh lại corpus), C6, C7, C8, C9, D5, H9 (23/10, sau khi gộp CTM; C6 nay sửa một phần ở 840c8a3, C7 ở af8ee9a), A25, A26 (24/10, sau khi kéo NMA 72a7377; nay sửa một phần ở 840c8a3), B14, B15, B16, B17 (24/10, khi kiểm lại nhóm B; đã sửa) và A27 (24/10, khi kiểm lại corpus thử 21 văn bản). Trong 15 lỗi mức Cao, 7 đã sửa (A1, A12, A13, A14, E15, C1, C3), 8 còn mở. Nhóm A, B, C đã được kiểm lại lần 2 trên commit 75dd586; các chỗ đính chính ghi ở Phụ lục A. Nhóm A được kiểm lại lần 3 trên e9ee31d (Phụ lục B), lần 4 trên e64c49a (Phụ lục C) và lần 5 trên 72a7377 (Phụ lục E) và lần 6 trên 840c8a3 (Phụ lục H). Ngày 23/10 kiểm lại các lỗi liên quan tới thay đổi của CTM và toàn bộ nhóm A; nhóm C được kiểm lại toàn bộ trên bafe1e8 (Phụ lục D) và trên 840c8a3 sau khi gộp NMA (Phụ lục G); ngày 24/10 nhóm B được kiểm lại và sửa trên nhánh chunking_test (Phụ lục F); các lỗi còn lại giữ kết quả ngày 22/10.</w:t>
+        <w:t>Trong 67 lỗi của register v2, tính tới commit e64c49a (nhóm A tính tới 64b65f0, nhóm B tính tới bản sửa chunking ngày 24/10, nhóm C tính tới 840c8a3, C3 tới 75e06c8): 23 đã sửa, 1 đóng, 15 còn một phần, 3 đổi tính chất, 2 nặng hơn, 23 còn nguyên. Phát hiện thêm 20 lỗi mới: A22, A23, A24, B11, B12 (22/10; A22, A23, A24, B11 và B12 nay đã sửa), B13 (nay sửa trong code, chờ sinh lại corpus), C6, C7, C8, C9, D5, H9 (23/10, sau khi gộp CTM; C6 nay sửa một phần ở 840c8a3, C7 ở af8ee9a), A25, A26 (24/10, sau khi kéo NMA 72a7377; nay sửa một phần ở 840c8a3 và 64b65f0), B14, B15, B16, B17 (24/10, khi kiểm lại nhóm B; đã sửa) A27 (24/10, khi kiểm lại corpus thử 21 văn bản; nay đã sửa) và A28 (24/10, sau khi gộp NMA 1260ed8; nay đã sửa ở 77b5886). Trong 15 lỗi mức Cao, 7 đã sửa (A1, A12, A13, A14, E15, C1, C3), 8 còn mở. Nhóm A, B, C đã được kiểm lại lần 2 trên commit 75dd586; các chỗ đính chính ghi ở Phụ lục A. Nhóm A được kiểm lại lần 3 trên e9ee31d (Phụ lục B), lần 4 trên e64c49a (Phụ lục C) và lần 5 trên 72a7377 (Phụ lục E), lần 6 trên 840c8a3 (Phụ lục H) và lần 7 trên 64b65f0 (Phụ lục I); A28 sửa ngày 25/10 (Phụ lục K). Ngày 23/10 kiểm lại các lỗi liên quan tới thay đổi của CTM và toàn bộ nhóm A; nhóm C được kiểm lại toàn bộ trên bafe1e8 (Phụ lục D) và trên 840c8a3 sau khi gộp NMA (Phụ lục G); ngày 24/10 nhóm B được kiểm lại và sửa trên nhánh chunking_test (Phụ lục F); các lỗi còn lại giữ kết quả ngày 22/10.</w:t>
       </w:r>
     </w:p>
     <w:p>
@@ -68,7 +68,7 @@
       </w:pPr>
       <w:r>
         <w:rPr/>
-        <w:t>Parser đã trả lại nội dung bị xóa nhầm, nhưng chú thích và nhãn lại lọt vào (A25, A26). NMA gộp ở 840c8a3 trả lại khoản 4, 5 của Luật 52/2014 Điều 2 và 5 chữ “hướng dẫn” thật, tách đủ Khoản của NĐ 68/2002, bỏ 25 tiêu đề giả của Luật 1986, cắt tên người ký theo quy tắc chung (A21 đã sửa); pytest parser/ 209 pass. Nhưng mẫu cắt chú thích VBHN mới viết “\\s” trong chuỗi raw nên không khớp chỗ nào: chú thích 1 nay nằm cuối khoản 3 Điều 2. Mẫu nhãn “Hướng dẫn” mới chỉ xóa dòng đứng riêng, nên 3 nhãn luatvietnam trở lại NĐ 10/2015, một nhãn nằm trong tiêu đề Điều 12. Không test nào bắt được hai lỗi này. Corpus trong repo vẫn là bản 72a7377 (thiếu khoản 4, 5 của Điều 2; chưa có 10 văn bản bổ sung). Phải sửa hai mẫu của cleaner, rồi sinh lại corpus trước khi map gold (D1, D4) và dựng lại index.</w:t>
+        <w:t>Parser hết chú thích và nhãn nhờ đổi PDF, nhưng Luật 52/2014 quay về bản gốc và corpus chưa sinh lại (A6, A25). NMA 1260ed8 (gộp ở 64b65f0) thay 11 PDF gốc bằng bản có lớp text: parsed_jsons hết chú thích VBHN và nhãn luatvietnam, sửa cả chữ sai của bản cũ (vd TT 34/2017 Điều 2 “dị tật bào thai”); A27 đã sửa và ID của Luật 1986 đúng mã. Nhưng L01.pdf mới là bản gốc 2014, không còn là VBHN 121: Điều 123 khoản 3 ghi “cấp huyện” thay cho “khu vực”, lệch đáp án HN_183 và luật hiện hành (A6). Commit được đẩy lên khi 1 test parser fail vì ghép dòng làm mất dấu câu ở tiêu đề; lỗi này (A28) đã sửa ngày 25/10 ở 77b5886. Corpus trong repo vẫn là bản 72a7377. Cần chốt phiên bản Luật 52/2014 rồi sinh lại corpus trước khi map gold (D1, D4) và dựng lại index.</w:t>
       </w:r>
     </w:p>
     <w:p>
@@ -1663,7 +1663,7 @@
         <w:spacing w:after="80"/>
       </w:pPr>
       <w:r>
-        <w:t>Mốc so sánh là commit ae1ce0d (register v2) và commit 75dd586 (nhánh testing); lần kiểm lại ngày 23/10 đo trên commit e64c49a; nhóm A kiểm lại ngày 24/10 trên 72a7377 và 840c8a3; nhóm B kiểm lại và sửa ngày 24/10 trên nhánh chunking_test (1c40712); nhóm C kiểm lại ngày 24/10 trên 840c8a3. Thay đổi giữa các mốc:</w:t>
+        <w:t>Mốc so sánh là commit ae1ce0d (register v2) và commit 75dd586 (nhánh testing); lần kiểm lại ngày 23/10 đo trên commit e64c49a; nhóm A kiểm lại ngày 24/10 trên 72a7377, 840c8a3 và 64b65f0; nhóm B kiểm lại và sửa ngày 24/10 trên nhánh chunking_test (1c40712); nhóm C kiểm lại ngày 24/10 trên 840c8a3. Thay đổi giữa các mốc:</w:t>
       </w:r>
     </w:p>
     <w:p>
@@ -1759,6 +1759,16 @@
       <w:r>
         <w:rPr/>
         <w:t>NMA b031620, 5a310c2, de0de7f, 9dda96c, fc997a6 (gộp vào testing ở 840c8a3 ngày 24/10; testing trước đó đã lên chunking_test a24e404, gồm bản sửa nhóm B): cleaner.py viết mẫu cắt chú thích VBHN đầu tiên theo nguyên văn chú thích, chỉ xóa nhãn “Hướng dẫn” khi đứng riêng một dòng và thêm mẫu xóa số chú thích “khu vực2”; thay PDF và TXT trích xuất của NĐ 68/2002 (Khoản nay viết hoa) và Luật 1986; parser.py ghép tiêu đề Chương/Mục bị xuống dòng, để title null cho Điều không có tiêu đề, cắt tên người ký theo quy tắc chung thay cho 3 tên viết cứng; registry bỏ dấu cách ở số hiệu Luật 1986 và đổi document_id thành l_21_lct_hdnd7; sinh lại parsed_jsons (21 file); test_parser_unit.py thêm test cho mọi TXT và test định danh của parsed_jsons. data_contract.md, schemas/, code retrieval, reranker, benchmark và data/chunking_output không đổi.</w:t>
+      </w:r>
+    </w:p>
+    <w:p>
+      <w:pPr>
+        <w:pStyle w:val="ListBullet"/>
+        <w:spacing w:after="80"/>
+      </w:pPr>
+      <w:r>
+        <w:rPr/>
+        <w:t>NMA 1260ed8 (gộp vào testing ở 64b65f0 ngày 24/10): thay 11 PDF gốc trong data/raw_data/circulars/ và laws_and_decrees/ bằng bản có lớp text, trích xuất lại extracted_texts_qwen và cleaned_texts của 11 văn bản; cleaner.py sửa “\\s” thành “\s” trong mẫu chú thích VBHN; parser.py nhận nhãn Chương/Mục có dấu chấm (A27) và thêm dấu hiệu ký “TM. HỘI ĐỒNG THẨM PHÁN”; registry đổi document_id của Luật 1986 thành l_21_lct_hdnn7; sinh lại parsed_jsons. data/chunking_output không đổi.</w:t>
       </w:r>
     </w:p>
     <w:p>
@@ -2055,6 +2065,45 @@
     </w:p>
     <w:p>
       <w:pPr>
+        <w:spacing w:after="80"/>
+      </w:pPr>
+      <w:r>
+        <w:rPr/>
+        <w:t>Ngày 24/10, kiểm lại nhóm A trên 64b65f0 (NMA 1260ed8):</w:t>
+      </w:r>
+    </w:p>
+    <w:p>
+      <w:pPr>
+        <w:pStyle w:val="ListBullet"/>
+        <w:spacing w:after="80"/>
+      </w:pPr>
+      <w:r>
+        <w:rPr/>
+        <w:t>chép parser/, chunking/, data/reference/, schemas/, tests/, test/ của 64b65f0 sang thư mục tạm; chạy clean_extracted_text trên 23 file extracted_texts_qwen: 23/23 giống hệt cleaned_texts; chạy test_parser.py --skip-clean: 21/21 file giống hệt parsed_jsons, 2 TT lỗi như cũ;</w:t>
+      </w:r>
+    </w:p>
+    <w:p>
+      <w:pPr>
+        <w:pStyle w:val="ListBullet"/>
+        <w:spacing w:after="80"/>
+      </w:pPr>
+      <w:r>
+        <w:rPr/>
+        <w:t>so từng Điều, Khoản của parsed_jsons với bản 840c8a3 theo từ; đối chiếu các chỗ đổi chữ với lớp text của PDF mới (PyMuPDF); quét chú thích, nhãn, header web, dấu thanh kiểu cũ, số hiệu bị tách “- ”; so metadata 21 văn bản với registry; đối chiếu HN_183 với Điều 123;</w:t>
+      </w:r>
+    </w:p>
+    <w:p>
+      <w:pPr>
+        <w:pStyle w:val="ListBullet"/>
+        <w:spacing w:after="80"/>
+      </w:pPr>
+      <w:r>
+        <w:rPr/>
+        <w:t>chạy pytest parser/, tests/schema_test.py, test/test_chunking.py (.venv, Python 3.14).</w:t>
+      </w:r>
+    </w:p>
+    <w:p>
+      <w:pPr>
         <w:pStyle w:val="Heading1"/>
       </w:pPr>
       <w:r>
@@ -2066,7 +2115,7 @@
         <w:spacing w:after="80"/>
       </w:pPr>
       <w:r>
-        <w:t>Mỗi nhóm có một bảng gồm các lỗi của register v2 còn việc phải làm và các lỗi mới, chỉ ghi phần còn lỗi tính tới e64c49a (nhóm A tính tới 840c8a3, nhóm B tính tới bản sửa chunking ngày 24/10, nhóm C tính tới 840c8a3). Trong mỗi bảng, lỗi xếp theo mức độ; cùng mức thì lỗi mới đứng trước. Cột Vấn đề và đề xuất gồm phần còn lỗi, “Đề xuất” và, khi có, “Kiểm chứng”. Lỗi của register v2 giữ mức độ như register; Vị trí và Owner của chúng lấy từ register v2 (commit ae1ce0d), nên số dòng có thể đã lệch. Lỗi có trạng thái “Còn” giữ nguyên mô tả, đề xuất và kiểm chứng của register v2 vì file liên quan chưa đổi; số đo trong đó được đo trên corpus cũ.</w:t>
+        <w:t>Mỗi nhóm có một bảng gồm các lỗi của register v2 còn việc phải làm và các lỗi mới, chỉ ghi phần còn lỗi tính tới e64c49a (nhóm A tính tới 64b65f0, nhóm B tính tới bản sửa chunking ngày 24/10, nhóm C tính tới 840c8a3). Trong mỗi bảng, lỗi xếp theo mức độ; cùng mức thì lỗi mới đứng trước. Cột Vấn đề và đề xuất gồm phần còn lỗi, “Đề xuất” và, khi có, “Kiểm chứng”. Lỗi của register v2 giữ mức độ như register; Vị trí và Owner của chúng lấy từ register v2 (commit ae1ce0d), nên số dòng có thể đã lệch. Lỗi có trạng thái “Còn” giữ nguyên mô tả, đề xuất và kiểm chứng của register v2 vì file liên quan chưa đổi; số đo trong đó được đo trên corpus cũ.</w:t>
       </w:r>
     </w:p>
     <w:p>
@@ -2074,7 +2123,7 @@
         <w:spacing w:after="80"/>
       </w:pPr>
       <w:r>
-        <w:t>Lỗi mới (trạng thái “Mới”) là mười chín lỗi chưa có trong register v2, mã nối tiếp register v2 theo nhóm. Năm lỗi tìm thấy ngày 22/10 khi kiểm lại sau lần gộp CTM và NMA (A22–A24 thuộc Parser; B11, B12 thuộc Chunking; A24 tìm thấy khi kiểm lại e9ee31d, do bản sửa A23 ở NMA 41802ab gây ra). Bảy lỗi tìm thấy ngày 23/10 sau khi gộp CTM ee755a5 (B13 thuộc Chunking; C6–C9, D5, H9 thuộc CTM). Hai lỗi tìm thấy ngày 24/10 sau khi kéo NMA 72a7377 (A25, A26 thuộc Parser; A25 do chính bản sửa A6 và A13 gây ra). Bốn lỗi tìm thấy ngày 24/10 khi kiểm lại nhóm B trên nhánh chunking_test (B14–B17 thuộc Chunking) đã sửa cùng đợt nên không có trong bảng (Phụ lục F); A27 (Parser) tìm thấy cùng ngày khi kiểm lại corpus thử 21 văn bản.</w:t>
+        <w:t>Lỗi mới (trạng thái “Mới”) là hai mươi lỗi chưa có trong register v2, mã nối tiếp register v2 theo nhóm. Năm lỗi tìm thấy ngày 22/10 khi kiểm lại sau lần gộp CTM và NMA (A22–A24 thuộc Parser; B11, B12 thuộc Chunking; A24 tìm thấy khi kiểm lại e9ee31d, do bản sửa A23 ở NMA 41802ab gây ra). Bảy lỗi tìm thấy ngày 23/10 sau khi gộp CTM ee755a5 (B13 thuộc Chunking; C6–C9, D5, H9 thuộc CTM). Hai lỗi tìm thấy ngày 24/10 sau khi kéo NMA 72a7377 (A25, A26 thuộc Parser; A25 do chính bản sửa A6 và A13 gây ra). Bốn lỗi tìm thấy ngày 24/10 khi kiểm lại nhóm B trên nhánh chunking_test (B14–B17 thuộc Chunking) đã sửa cùng đợt nên không có trong bảng (Phụ lục F); A27 (Parser) tìm thấy cùng ngày khi kiểm lại corpus thử 21 văn bản. A28 (Parser) tìm thấy ngày 24/10 sau khi gộp NMA 1260ed8; lỗi có từ trước nhưng chỉ lộ ra khi PDF mới đổi chỗ xuống dòng.</w:t>
       </w:r>
     </w:p>
     <w:p>
@@ -2082,7 +2131,7 @@
         <w:spacing w:after="80"/>
       </w:pPr>
       <w:r>
-        <w:t>Các lỗi đã sửa hoặc đã đóng mà không còn việc gì được bỏ khỏi bảng (vẫn tính trong thống kê ở mục 1; kết quả kiểm nhóm A ở Phụ lục C, Phụ lục E và Phụ lục H, nhóm B ở Phụ lục F, nhóm C ở Phụ lục D và Phụ lục G): A1, A5, A10, A12, A13, A14, A15, A17, A18, A19, A20, A21, A22, A23, A24, B8, B9, B11, B12, B14, B15, B16, B17, C1, C3, E5. Phần còn lại của A22 (thông báo lỗi in chữ \n) và việc thêm test cho A23, A24 nằm ở A7; đề xuất kiểm tra CI của B11 nằm ở bước 3 mục 5.</w:t>
+        <w:t>Các lỗi đã sửa hoặc đã đóng mà không còn việc gì được bỏ khỏi bảng (vẫn tính trong thống kê ở mục 1; kết quả kiểm nhóm A ở Phụ lục C, E, H, I và K, nhóm B ở Phụ lục F, nhóm C ở Phụ lục D và Phụ lục G): A1, A5, A10, A12, A13, A14, A15, A17, A18, A19, A20, A21, A22, A23, A24, A27, A28, B8, B9, B11, B12, B14, B15, B16, B17, C1, C3, E5. Test cho cleaner nằm ở A7; đề xuất kiểm tra CI của B11 nằm ở bước 3 mục 5.</w:t>
       </w:r>
     </w:p>
     <w:p>
@@ -2278,7 +2327,7 @@
               <w:rPr>
                 <w:sz w:val="17"/>
               </w:rPr>
-              <w:t>Bản sửa ở NMA 5a310c2 (gộp ở 840c8a3) trả lại phần bị xóa nhầm: Luật 52/2014 Điều 2 có đủ 5 Khoản, 5 chữ “hướng dẫn” thật trở lại, test_known_article_clause_counts[2-5] pass. Còn lại: (1) Mẫu đầu tiên của AMENDMENT_FOOTNOTE_PATTERNS viết “\\s” trong chuỗi raw (r'…\\s…'), nên regex tìm dấu gạch ngược thật và không khớp TXT nào. Khoản 4, 5 trở lại chỉ vì mẫu này không còn chạy; chú thích 1 của VBHN (6 dòng, “1 Luật số 81/2025/QH15 sửa đổi, bổ sung một số điều của Luật Tổ chức Tòa án nhân dân có căn cứ ban hành như sau: … số 34/2024/QH15.”.”) nay nằm cuối khoản 3 Điều 2. Mẫu còn chép nguyên văn một chú thích, nên không dùng được cho chú thích khác. (2) Mẫu nhãn “Hướng dẫn” nay chỉ khớp dòng chỉ gồm nhãn (^Hướng dẫn$), nên chỉ xóa được 1/4 nhãn luatvietnam của ND04. 3 nhãn dính cuối dòng trở lại NĐ 10/2015: cuối khoản 5 Điều 3 (“…do Bộ trưởng Bộ Y tế ban hành. Hướng dẫn”), cuối khoản 1 Điều 23 và tiêu đề Điều 12 (“Quy trình thực hiện kỹ thuật thụ tinh trong ống nghiệm Hướng dẫn”), nên breadcrumb của chunk thuộc Điều 12 cũng mang nhãn. Ở 72a7377 số nhãn này là 0. (3) Mẫu (?&lt;=khu vực)2\b xóa đúng số chú thích ở Điều 123 khoản 3 nhưng viết cứng cho một chỗ và áp cho mọi văn bản. (4) Chưa có test cho cleaner: 209 test của parser/ đều pass dù còn lỗi (1) và (2). (5) Corpus trong repo vẫn là bản 72a7377: chưa có l_52_2014_qh13_art_2_clause_4_chunk_1 và …_clause_5_chunk_1 (2/5 candidate của HN_062); nd_207_2025_nd_cp_art_17_clause_1_chunk_1, tt_34_2017_tt_byt_art_4_clause_2_chunk_1 và tt_34_2017_tt_byt_art_5_clause_2_chunk_1 vẫn mất chữ “hướng dẫn”.</w:t>
+              <w:t>(1) Corpus trong repo vẫn là bản 72a7377, sinh từ bản parse còn lỗi: thiếu l_52_2014_qh13_art_2_clause_4_chunk_1 và …_clause_5_chunk_1 (2/5 candidate của HN_062); nd_207_2025_nd_cp_art_17_clause_1_chunk_1, tt_34_2017_tt_byt_art_4_clause_2_chunk_1 và tt_34_2017_tt_byt_art_5_clause_2_chunk_1 mất chữ “hướng dẫn”. (2) Các mẫu viết riêng cho nguồn PDF cũ khớp 0 lần trên 23 TXT nhưng vẫn chạy trên mọi văn bản: 4 mẫu chú thích VBHN của Luật 81/2025/QH15 (AMENDMENT_FOOTNOTE_PATTERNS), mẫu “khu vực2”, mẫu nhãn “Hướng dẫn” và hai mẫu header bản in của NĐ 70/2001, NĐ 10/2015. Văn bản thêm sau có thể khớp nhầm các mẫu này.</w:t>
             </w:r>
           </w:p>
           <w:p>
@@ -2296,7 +2345,7 @@
               <w:rPr>
                 <w:sz w:val="17"/>
               </w:rPr>
-              <w:t>(1) Sửa “\\s” thành “\s” và cắt chú thích theo cấu trúc thay vì nguyên văn: khối bắt đầu bằng “N Luật số 81/2025/QH15”, “N Cụm từ”, “N Điều N của Luật số 81/2025/QH15” và dừng ở dòng trống hoặc ở dòng đầu tiên khớp Khoản (“N. ”), Điểm, Điều, Chương. Tốt hơn là bỏ chú thích theo vùng chân trang của PDF (cỡ chữ nhỏ). Gộp mẫu “khu vực2” vào bước xóa số chú thích dính chữ. (2) Gắn mẫu nhãn “Hướng dẫn” với file ND04 và xóa nhãn đứng cuối dòng (“Hướng dẫn$”, không IGNORECASE); không áp cho văn bản khác. (3) Thêm test cho cleaner: không Khoản, intro hay tiêu đề nào chứa “81/2025/QH15” hoặc “Cụm từ “” (mẫu sus_footnote của quality_report đã bắt được nhưng chỉ in ra); ND04 không còn “Hướng dẫn” cuối dòng; mọi từ bị xóa so với extracted_texts_qwen thuộc khối được phép (header, URL, số trang, chú thích). (4) Chạy lại cleaner, parser và exporter, commit corpus trong cùng PR (bước 3).</w:t>
+              <w:t>(1) Sinh lại corpus ở bước 3. (2) Bỏ các mẫu không còn khớp, hoặc gắn từng mẫu với file nguồn của nó để không chạy trên văn bản khác. Test cho cleaner ở A7.</w:t>
             </w:r>
           </w:p>
           <w:p>
@@ -2314,7 +2363,7 @@
               <w:rPr>
                 <w:sz w:val="17"/>
               </w:rPr>
-              <w:t>Chạy clean_extracted_text trên 23 file extracted_texts_qwen của bản sao 840c8a3 (thay ollama bằng module rỗng): 23/23 giống hệt cleaned_texts; mẫu chú thích đầu khớp 0 lần, hai mẫu “Cụm từ” và “Điều N của Luật số 81/2025/QH15” khớp 1 lần mỗi mẫu. extracted_texts_qwen/ND04.txt có 4 nhãn (dòng 90, 193, 303, 628), chỉ dòng 193 đứng riêng. parsed_jsons: l_52_2014_qh13_art_2_clause_3 kết thúc bằng “…số 34/2024/QH15.”.”. Corpus thử 21 văn bản (Phụ lục G): có đủ 5 chunk của Điều 2; l_52_2014_qh13_art_2_clause_3_chunk_1 mang chú thích; nd_10_2015_nd_cp_art_3_clause_5_chunk_1 và …_art_23_clause_1_chunk_1 kết thúc bằng “Hướng dẫn”. pytest parser/: 209 pass, 14 skip.</w:t>
+              <w:t>Chạy 4 mẫu của REPEATED_DOCUMENT_MARKING_PATTERNS và 4 mẫu của AMENDMENT_FOOTNOTE_PATTERNS trên 23 file extracted_texts_qwen của 64b65f0: 0 lần khớp. chunks.jsonl trong repo không đổi từ 72a7377 (1.156 chunk): không có hai chunk khoản 4, khoản 5 Điều 2 của Luật 52/2014; ba chunk NĐ 207/2025, TT 34/2017 nêu trên không chứa “hướng dẫn”.</w:t>
             </w:r>
           </w:p>
         </w:tc>
@@ -2331,7 +2380,7 @@
               <w:rPr>
                 <w:sz w:val="17"/>
               </w:rPr>
-              <w:t>parser/cleaner.py: REPEATED_DOCUMENT_MARKING_PATTERNS (dòng 85–101, mẫu “Hướng dẫn” và “khu vực2”), AMENDMENT_FOOTNOTE_PATTERNS (dòng 107–142, mẫu đầu), clean_extracted_text (dòng 268); parser/cleaned_texts/L01.txt, ND04.txt; data/chunking_output/chunks.jsonl</w:t>
+              <w:t>data/chunking_output/chunks.jsonl; parser/cleaner.py: REPEATED_DOCUMENT_MARKING_PATTERNS (dòng 85–101), AMENDMENT_FOOTNOTE_PATTERNS (dòng 107–142)</w:t>
             </w:r>
           </w:p>
         </w:tc>
@@ -2365,7 +2414,7 @@
               <w:rPr>
                 <w:sz w:val="17"/>
               </w:rPr>
-              <w:t>Còn một phần (840c8a3)</w:t>
+              <w:t>Còn một phần (64b65f0)</w:t>
             </w:r>
           </w:p>
         </w:tc>
@@ -2420,7 +2469,7 @@
               <w:rPr>
                 <w:sz w:val="17"/>
               </w:rPr>
-              <w:t>NMA 5a310c2–fc997a6 (gộp ở 840c8a3) đã sửa phần lớn: NĐ 68/2002 tách đủ Khoản ở Điều 2, 3, 39; Luật 1986 có title null ở 57/57 Điều và hết tên người ký; registry bỏ dấu cách ở số hiệu; exporter chạy được trên 21 văn bản (Phụ lục G). Còn lại: (1) Corpus trong repo vẫn là bản 72a7377 với 11 văn bản: 10 văn bản bổ sung chưa vào, 11 câu benchmark trích 8 văn bản trong số này vẫn not_mapped (vd HN_039 NĐ 68/2002, HN_044 TT 38/2025, HN_060 NĐ 123/2015). (2) TT 07/2001/TT-BTP và TT 07/2002/TT-BTP chia theo mục La Mã (I., II., 1.1-), không có Điều, nên vẫn không parse được. test_parser_unit.py nay ghi hai file vào KNOWN_UNPARSEABLE_TXT và bỏ qua 7 test cho mỗi file, nhưng chưa quyết định cách xử lý; HN_048 hỏi về TT 07/2002. (3) document_id của Luật 1986 đã viết thường (l_21_lct_hdnd7, tên file parsed_jsons theo ID này) nhưng vẫn ghi HDND (Hội đồng nhân dân) thay cho HĐNN (Hội đồng Nhà nước); build_document_id cho l_21_lct_hdnn7 (xem C6).</w:t>
+              <w:t>(1) Corpus trong repo vẫn là bản 72a7377 với 11 văn bản: 10 văn bản bổ sung chưa vào, 11 câu benchmark trích 8 văn bản trong số này vẫn not_mapped (vd HN_039 NĐ 68/2002, HN_044 TT 38/2025, HN_060 NĐ 123/2015). (2) TT 07/2001/TT-BTP và TT 07/2002/TT-BTP chia theo mục La Mã (I., II., 1.1-), không có Điều, nên vẫn không parse được; test_parser_unit.py ghi hai file vào KNOWN_UNPARSEABLE_TXT nhưng chưa quyết định cách xử lý; HN_048 hỏi về TT 07/2002.</w:t>
             </w:r>
           </w:p>
           <w:p>
@@ -2438,7 +2487,7 @@
               <w:rPr>
                 <w:sz w:val="17"/>
               </w:rPr>
-              <w:t>(1) Sinh lại corpus trên đủ parsed_jsons ở bước 3 và thêm văn bản mới vào article_index.json (C5). (2) Với 2 TT chia theo mục La Mã: hoặc parser hỗ trợ cấp mục La Mã thay cho Điều, hoặc ghi trong registry là chưa đưa vào corpus và đánh dấu HN_048 là câu hỏi về văn bản ngoài corpus (D2). (3) Dev 1 đổi document_id thành l_21_lct_hdnn7 (hoặc chốt ngoại lệ ở C6), đổi tên file parsed_jsons theo, cập nhật bảng ở mục 6 của data_contract.md (Bảng Ánh xạ Định danh Văn bản) và README.</w:t>
+              <w:t>(1) Sinh lại corpus trên đủ parsed_jsons ở bước 3 và thêm văn bản mới vào article_index.json (C5). (2) Hoặc parser hỗ trợ cấp mục La Mã thay cho Điều, hoặc ghi trong registry là chưa đưa vào corpus và đánh dấu HN_048 là câu hỏi về văn bản ngoài corpus (D2).</w:t>
             </w:r>
           </w:p>
           <w:p>
@@ -2456,7 +2505,7 @@
               <w:rPr>
                 <w:sz w:val="17"/>
               </w:rPr>
-              <w:t>Chạy lại parser trên bản sao 840c8a3 (test_parser.py --skip-clean, không đặt biến môi trường): 21/21 file giống hệt parsed_jsons; 2 TT lỗi “Không tìm thấy Điều nào”. NĐ 68/2002 Điều 2, 3, 39 có 2, 3, 2 Khoản (trước mỗi Điều chỉ một khối). Luật 1986: 0/57 Điều có tiêu đề; Điều 57 kết thúc bằng “…thông qua ngày 29 tháng 12 năm 1986.”. chunks.jsonl trong repo: 1.156 chunk, 11 văn bản.</w:t>
+              <w:t>Chạy lại parser trên bản sao 64b65f0: 2 TT lỗi “Không tìm thấy Điều nào”. chunks.jsonl trong repo: 1.156 chunk, 11 văn bản.</w:t>
             </w:r>
           </w:p>
         </w:tc>
@@ -2473,7 +2522,7 @@
               <w:rPr>
                 <w:sz w:val="17"/>
               </w:rPr>
-              <w:t>data/chunking_output/chunks.jsonl; data/reference/document_versions.json (bản ghi L03); parser/parsed_jsons/l_21_lct_hdnd7.json; parser/cleaned_texts/07_2001_TT-BTP_48707.txt, 07_2002_TT-BTP_50377.txt; parser/test_parser_unit.py: KNOWN_UNPARSEABLE_TXT (dòng 308)</w:t>
+              <w:t>data/chunking_output/chunks.jsonl; parser/cleaned_texts/07_2001_TT-BTP_48707.txt, 07_2002_TT-BTP_50377.txt; parser/test_parser_unit.py: KNOWN_UNPARSEABLE_TXT (dòng 308)</w:t>
             </w:r>
           </w:p>
         </w:tc>
@@ -2507,7 +2556,7 @@
               <w:rPr>
                 <w:sz w:val="17"/>
               </w:rPr>
-              <w:t>Còn một phần (840c8a3)</w:t>
+              <w:t>Còn một phần (64b65f0)</w:t>
             </w:r>
           </w:p>
         </w:tc>
@@ -2527,7 +2576,7 @@
                 <w:b/>
                 <w:sz w:val="17"/>
               </w:rPr>
-              <w:t>A27</w:t>
+              <w:t>A16</w:t>
             </w:r>
           </w:p>
         </w:tc>
@@ -2562,7 +2611,7 @@
               <w:rPr>
                 <w:sz w:val="17"/>
               </w:rPr>
-              <w:t>TT 04/2020/TT-BTP (văn bản bổ sung ở 72a7377, chưa vào corpus) mất toàn bộ cấp Mục: 39/39 Điều có section = null. Tên 6/8 Mục bị nuốt vào cuối Khoản cuối của Điều đứng trước, vd Điều 10 khoản 2 kết thúc bằng “Mục 2. ĐĂNG KÝ KẾT HÔN, CẤP GIẤY XÁC NHẬN TÌNH TRẠNG HÔN NHÂN” (thêm Điều 12 khoản 5, Điều 16 khoản 4, Điều 20 khoản 2, Điều 23 khoản 3, Điều 28 khoản 5); 2 tên “Mục 1” đứng sau tên Chương II, III không còn ở trường nào. Nguyên nhân: _HEADING_LABEL chỉ cho dấu hai chấm sau số (“Mục 2:”) và HEAD_LABEL_RE đòi khoảng trắng ngay sau nhãn, nên nhãn có dấu chấm (“Mục 2.”, “Chương II.”) không được nhận là heading. Trong 23 TXT, chỉ TT 04/2020 viết Mục kiểu này. Khi văn bản vào corpus, 6 chunk mang tên Mục như nội dung Khoản và breadcrumb của mọi chunk thiếu Mục. Chunker không sửa được vì tên Mục đã nằm trong clause_text.</w:t>
+              <w:t>Title là dạng tóm tắt của registry, không phải tên chính thức (vd TT 32/2016 “Quy định liên quan đến hỗ trợ sinh sản”, NĐ 77/2001 “Đăng ký kết hôn theo Nghị quyết 35/2000/QH10”); ba Luật HNGĐ ghi năm không thống nhất (“Luật Hôn nhân và gia đình năm 1986”, “Luật Hôn nhân và gia đình 2000”, Luật 52/2014 không ghi năm). Luật 22/2000 phải mang hậu tố năm để không trùng title với Luật 52/2014.</w:t>
             </w:r>
           </w:p>
           <w:p>
@@ -2580,25 +2629,7 @@
               <w:rPr>
                 <w:sz w:val="17"/>
               </w:rPr>
-              <w:t>Cho _HEADING_LABEL nhận cả dấu chấm sau số Chương/Mục (vd \s*[:.]?) và thêm test cho TT 04/2020: 8 Mục, section khác null, không Khoản nào chứa “Mục N.”.</w:t>
-            </w:r>
-          </w:p>
-          <w:p>
-            <w:pPr>
-              <w:spacing w:after="20" w:line="252" w:lineRule="auto"/>
-            </w:pPr>
-            <w:r>
-              <w:rPr>
-                <w:b/>
-                <w:sz w:val="17"/>
-              </w:rPr>
-              <w:t xml:space="preserve">Kiểm chứng: </w:t>
-            </w:r>
-            <w:r>
-              <w:rPr>
-                <w:sz w:val="17"/>
-              </w:rPr>
-              <w:t>HEAD_LABEL_RE.search("Mục 2. ĐĂNG KÝ KẾT HÔN") trả None; “Mục 2 ĐĂNG KÝ…” và “Mục 2: ĐĂNG KÝ” khớp. parser/cleaned_texts/TT_04_2020_BTP.txt có 8 dòng “Mục N.” (dòng 81–519); tt_04_2020_tt_btp.json: 0/39 Điều có section, 6 Khoản chứa tên Mục. Corpus thử 21 văn bản: tt_04_2020_tt_btp_art_10_clause_2_chunk_2 và …_art_23_clause_3_chunk_2 kết thúc bằng tên Mục.</w:t>
+              <w:t>Dev 1 chốt registry là nguồn title chính thức và một cách ghi năm cho các văn bản cùng tên.</w:t>
             </w:r>
           </w:p>
         </w:tc>
@@ -2615,7 +2646,7 @@
               <w:rPr>
                 <w:sz w:val="17"/>
               </w:rPr>
-              <w:t>parser/parser.py: _HEADING_LABEL, HEAD_LABEL_RE (dòng 93–94), iter_headings (dòng 131), parse_text_to_articles (dòng 850–866); parser/parsed_jsons/tt_04_2020_tt_btp.json</w:t>
+              <w:t>parser/parser.py: TITLE_TYPE_RE, TITLE_SELF_REF_RE, locate_document_title, clean_document_title_candidate, extract_issuing_body (dòng 877–1014)</w:t>
             </w:r>
           </w:p>
         </w:tc>
@@ -2632,7 +2663,7 @@
               <w:rPr>
                 <w:sz w:val="17"/>
               </w:rPr>
-              <w:t>Parser</w:t>
+              <w:t>Parser + Dev 1</w:t>
             </w:r>
           </w:p>
         </w:tc>
@@ -2640,16 +2671,17 @@
           <w:tcPr>
             <w:tcW w:type="dxa" w:w="964"/>
             <w:vAlign w:val="top"/>
-          </w:tcPr>
-          <w:p>
-            <w:pPr>
-              <w:spacing w:after="20" w:line="252" w:lineRule="auto"/>
-            </w:pPr>
-            <w:r>
-              <w:rPr>
-                <w:sz w:val="17"/>
-              </w:rPr>
-              <w:t>Mới</w:t>
+            <w:shd w:val="clear" w:color="auto" w:fill="E2EFDA"/>
+          </w:tcPr>
+          <w:p>
+            <w:pPr>
+              <w:spacing w:after="20" w:line="252" w:lineRule="auto"/>
+            </w:pPr>
+            <w:r>
+              <w:rPr>
+                <w:sz w:val="17"/>
+              </w:rPr>
+              <w:t>Đã sửa</w:t>
             </w:r>
           </w:p>
         </w:tc>
@@ -2669,7 +2701,7 @@
                 <w:b/>
                 <w:sz w:val="17"/>
               </w:rPr>
-              <w:t>A16</w:t>
+              <w:t>A11</w:t>
             </w:r>
           </w:p>
         </w:tc>
@@ -2704,7 +2736,7 @@
               <w:rPr>
                 <w:sz w:val="17"/>
               </w:rPr>
-              <w:t>Metadata của 21/21 văn bản lấy từ registry và khớp registry ở 8 trường. Còn chưa chốt: title là dạng tóm tắt của registry, không phải tên chính thức (vd TT 32/2016 “Quy định liên quan đến hỗ trợ sinh sản”, NĐ 77/2001 “Đăng ký kết hôn theo Nghị quyết 35/2000/QH10”); ba Luật HNGĐ ghi năm không thống nhất (“Luật Hôn nhân và gia đình năm 1986”, “Luật Hôn nhân và gia đình 2000”, Luật 52/2014 không ghi năm). Luật 22/2000 phải mang hậu tố năm để không trùng title với Luật 52/2014.</w:t>
+              <w:t>(1) document_id là ttlt_01_2016_ttlt_tandtc, rút gọn theo registry và bảng ở mục 6 của data_contract.md (parser lấy qua resolve_document_id), trái quy tắc [loại]_[số hiệu đầy đủ] ở mục 2 (Quy ước Định danh); xem C6. (2) Từ 72a7377, DOCUMENT_NUMBER_RE viết “\\s”, “\\w” trong chuỗi rf, nên regex tìm dấu gạch ngược thật và không bao giờ khớp nhãn “Số:”. Số hiệu của 23/23 TXT vẫn đúng nhờ nhánh dự phòng, vốn lấy số hiệu đầu tiên trong 5.000 ký tự đầu; văn bản có số hiệu khác đứng trước dòng “Số:” (vd trích văn bản được hướng dẫn ở phần tiêu đề) sẽ bị nhận sai.</w:t>
             </w:r>
           </w:p>
           <w:p>
@@ -2722,7 +2754,7 @@
               <w:rPr>
                 <w:sz w:val="17"/>
               </w:rPr>
-              <w:t>Dev 1 chốt registry là nguồn title chính thức và một cách ghi năm cho các văn bản cùng tên.</w:t>
+              <w:t>Chốt quy tắc document_id theo C6. Sửa DOCUMENT_NUMBER_RE thành (?&lt;!\w)Số\s*:\s*(…) và thêm test: TXT có nhãn “Số:” phải lấy số hiệu từ nhãn, không từ nhánh dự phòng.</w:t>
             </w:r>
           </w:p>
         </w:tc>
@@ -2739,7 +2771,7 @@
               <w:rPr>
                 <w:sz w:val="17"/>
               </w:rPr>
-              <w:t>parser/parser.py: TITLE_TYPE_RE, TITLE_SELF_REF_RE, locate_document_title, clean_document_title_candidate, extract_issuing_body (dòng 877–1014)</w:t>
+              <w:t>parser/parser.py: DOCUMENT_NUMBER_RE (dòng 909–912), extract_document_number (dòng 977–1003), resolve_document_id; parser/cleaner.py</w:t>
             </w:r>
           </w:p>
         </w:tc>
@@ -2756,7 +2788,7 @@
               <w:rPr>
                 <w:sz w:val="17"/>
               </w:rPr>
-              <w:t>Parser + Dev 1</w:t>
+              <w:t>Parser</w:t>
             </w:r>
           </w:p>
         </w:tc>
@@ -2794,7 +2826,7 @@
                 <w:b/>
                 <w:sz w:val="17"/>
               </w:rPr>
-              <w:t>A11</w:t>
+              <w:t>A7</w:t>
             </w:r>
           </w:p>
         </w:tc>
@@ -2829,7 +2861,7 @@
               <w:rPr>
                 <w:sz w:val="17"/>
               </w:rPr>
-              <w:t>Số hiệu TTLT 01/2016 đã đủ (“01/2016/TTLT-TANDTC-VKSNDTC-BTP” ở parsed_jsons và 45/45 chunk). Còn lại: (1) document_id là ttlt_01_2016_ttlt_tandtc, rút gọn theo registry và bảng ở mục 6 của data_contract.md (parser lấy qua resolve_document_id), trái quy tắc [loại]_[số hiệu đầy đủ] ở mục 2 (Quy ước Định danh); xem C6. (2) Từ 72a7377, DOCUMENT_NUMBER_RE viết “\\s”, “\\w” trong chuỗi rf, nên regex tìm dấu gạch ngược thật và không bao giờ khớp nhãn “Số:”. Số hiệu của 23/23 TXT vẫn đúng nhờ nhánh dự phòng, vốn lấy số hiệu đầu tiên trong 5.000 ký tự đầu; văn bản có số hiệu khác đứng trước dòng “Số:” (vd trích văn bản được hướng dẫn ở phần tiêu đề) sẽ bị nhận sai.</w:t>
+              <w:t>(1) Chưa có CI chạy pytest parser/ (H2); 72a7377 và 1260ed8 đều được commit khi pytest parser/ đang fail. (2) Không có test cho cleaner: các mẫu thừa của A25 và việc đổi cả 11 PDF không làm test nào đỏ; mẫu sus_footnote của quality_report chỉ in ra. cleaner.py import ollama ở đầu file nên test không import được cleaner trên máy thiếu ollama (A8).</w:t>
             </w:r>
           </w:p>
           <w:p>
@@ -2847,7 +2879,25 @@
               <w:rPr>
                 <w:sz w:val="17"/>
               </w:rPr>
-              <w:t>Chốt quy tắc document_id theo C6. Sửa DOCUMENT_NUMBER_RE thành (?&lt;!\w)Số\s*:\s*(…) và thêm test: TXT có nhãn “Số:” phải lấy số hiệu từ nhãn, không từ nhánh dự phòng.</w:t>
+              <w:t>Chạy pytest parser/ trong CI và chặn merge khi fail (H2). Thêm test cho cleaner (mọi từ bị xóa so với extracted_texts_qwen thuộc khối được phép; không Khoản, intro hay tiêu đề nào khớp mẫu sus_footnote), sau khi cleaner chỉ import ollama khi cần OCR (A8).</w:t>
+            </w:r>
+          </w:p>
+          <w:p>
+            <w:pPr>
+              <w:spacing w:after="20" w:line="252" w:lineRule="auto"/>
+            </w:pPr>
+            <w:r>
+              <w:rPr>
+                <w:b/>
+                <w:sz w:val="17"/>
+              </w:rPr>
+              <w:t xml:space="preserve">Kiểm chứng: </w:t>
+            </w:r>
+            <w:r>
+              <w:rPr>
+                <w:sz w:val="17"/>
+              </w:rPr>
+              <w:t>Không file test nào trong parser/, tests/, test/ gọi hàm của cleaner.py (parser/test_parser.py chỉ gọi cleaner khi chạy không có --skip-clean); repo không có thư mục .github/.</w:t>
             </w:r>
           </w:p>
         </w:tc>
@@ -2864,7 +2914,7 @@
               <w:rPr>
                 <w:sz w:val="17"/>
               </w:rPr>
-              <w:t>parser/parser.py: DOCUMENT_NUMBER_RE (dòng 909–912), extract_document_number (dòng 977–1003), resolve_document_id; parser/cleaner.py</w:t>
+              <w:t>parser/cleaner.py; parser/parser.py: quality_report; parser/test_parser_unit.py</w:t>
             </w:r>
           </w:p>
         </w:tc>
@@ -2889,17 +2939,17 @@
           <w:tcPr>
             <w:tcW w:type="dxa" w:w="964"/>
             <w:vAlign w:val="top"/>
-            <w:shd w:val="clear" w:color="auto" w:fill="E2EFDA"/>
-          </w:tcPr>
-          <w:p>
-            <w:pPr>
-              <w:spacing w:after="20" w:line="252" w:lineRule="auto"/>
-            </w:pPr>
-            <w:r>
-              <w:rPr>
-                <w:sz w:val="17"/>
-              </w:rPr>
-              <w:t>Đã sửa</w:t>
+            <w:shd w:val="clear" w:color="auto" w:fill="FFF2CC"/>
+          </w:tcPr>
+          <w:p>
+            <w:pPr>
+              <w:spacing w:after="20" w:line="252" w:lineRule="auto"/>
+            </w:pPr>
+            <w:r>
+              <w:rPr>
+                <w:sz w:val="17"/>
+              </w:rPr>
+              <w:t>Còn một phần</w:t>
             </w:r>
           </w:p>
         </w:tc>
@@ -2919,7 +2969,7 @@
                 <w:b/>
                 <w:sz w:val="17"/>
               </w:rPr>
-              <w:t>A7</w:t>
+              <w:t>A6</w:t>
             </w:r>
           </w:p>
         </w:tc>
@@ -2954,7 +3004,7 @@
               <w:rPr>
                 <w:sz w:val="17"/>
               </w:rPr>
-              <w:t>840c8a3 thêm test bất biến chạy parser trên mọi TXT (Điều liên tục, không sót mốc Điều, không Điều bắt đầu giữa câu, title null cho văn bản không có tiêu đề Điều, số Khoản khớp số dòng “N.” của TXT, Điều cuối không còn chữ ký), test định danh cho parsed_jsons và test tiêu đề, Chương cho TT 02a/2015 Điều 9, 14; test/test_chunking.py chạy chunker trên mọi parsed_jsons. pytest parser/: 209 pass, 14 skip. Còn thiếu: (1) Không có test cho cleaner, nên chú thích VBHN trong Luật 52/2014 Điều 2 khoản 3 và 3 nhãn “Hướng dẫn” ở NĐ 10/2015 (A25) lọt qua cả 209 test; mẫu sus_footnote của quality_report bắt được chú thích nhưng chỉ in ra. (2) Test giá trị vẫn chỉ có cho Luật 52/2014 và TT 02a/2015; TTLT 01/2016 Điều 9 (A23) chưa có test tiêu đề. (3) Ngưỡng tiêu đề là 80 từ, gấp đôi mức 40 từ đề xuất, trong khi tiêu đề thật dài nhất là 44 từ (NĐ 126/2014 Điều 8), nên tiêu đề nuốt thêm 40–80 từ nội dung vẫn pass. (4) Chưa có CI chạy pytest parser/ (H2). (5) Thông báo FileNotFoundError của find_document_versions_file vẫn in chữ \n thay vì xuống dòng (phần còn lại của A22).</w:t>
+              <w:t>NMA 1260ed8 thay L01.pdf bằng bản gốc Luật 52/2014 (có lớp text, 40 trang), không còn là VBHN 121/VBHN-VPQH. parsed_jsons nay khớp registry (effective_date 2015-01-01, không có phiên bản hợp nhất) nhưng lệch benchmark và luật hiện hành: Điều 123 khoản 3 ghi “Tòa án nhân dân cấp huyện”, trong khi Luật 81/2025/QH15 đã đổi thành “Tòa án nhân dân khu vực” (bản VBHN); đáp án HN_183 lấy từ bản VBHN. Câu hỏi về thời điểm sau khi Luật 81/2025 có hiệu lực sẽ nhận quy định cũ. Nguồn tải của PDF mới không ghi ở đâu; registry vẫn trỏ vbpl.vn ItemID 36870.</w:t>
             </w:r>
           </w:p>
           <w:p>
@@ -2972,7 +3022,25 @@
               <w:rPr>
                 <w:sz w:val="17"/>
               </w:rPr>
-              <w:t>Thêm test cho cleaner như đề xuất ở A25, và một test bất biến: không Khoản, intro hay tiêu đề nào khớp mẫu sus_footnote. Thêm TTLT 01/2016 Điều 9 vào test tiêu đề. Đặt MAX_TITLE_WORDS_IN_CORPUS = 40 và đưa 2 tiêu đề thật dài hơn (NĐ 126/2014 Điều 8, TT 02a/2015 Điều 4) vào TITLE_LENGTH_ALLOWLIST. Chạy pytest parser/ trong CI và chặn commit khi fail (H2). Sửa chuỗi “\\n” thành “\n” ở parser.py dòng 1158, 1162.</w:t>
+              <w:t>Dev 1 chốt phiên bản dùng trong corpus trước khi sinh lại corpus: (a) dùng VBHN 121 (khớp benchmark và luật hiện hành), ghi version/consolidated_date vào registry; hoặc (b) giữ bản gốc, thêm Luật 81/2025 làm văn bản sửa đổi có effective_from riêng, rồi sửa đáp án HN_183. Ghi nguồn tải của từng PDF (URL, ngày tải, checksum) vào registry.</w:t>
+            </w:r>
+          </w:p>
+          <w:p>
+            <w:pPr>
+              <w:spacing w:after="20" w:line="252" w:lineRule="auto"/>
+            </w:pPr>
+            <w:r>
+              <w:rPr>
+                <w:b/>
+                <w:sz w:val="17"/>
+              </w:rPr>
+              <w:t xml:space="preserve">Kiểm chứng: </w:t>
+            </w:r>
+            <w:r>
+              <w:rPr>
+                <w:sz w:val="17"/>
+              </w:rPr>
+              <w:t>parser/cleaned_texts/L01.txt dòng 1150: “3. Tòa án nhân dân cấp huyện nơi cư trú…”. ground_truth.json HN_183: answer chứa “Tòa án nhân dân khu vực2”. So với 840c8a3: 26 Khoản của Luật 52/2014 đổi chữ, chủ yếu chữ hoa thành chữ thường (“Dân” → “dân”, “Nuôi” → “nuôi”), Điều 123 khoản 3 đổi “khu vực” → “cấp huyện”.</w:t>
             </w:r>
           </w:p>
         </w:tc>
@@ -2989,132 +3057,7 @@
               <w:rPr>
                 <w:sz w:val="17"/>
               </w:rPr>
-              <w:t>parser/test_parser_unit.py: MAX_TITLE_WORDS_IN_CORPUS, TITLE_LENGTH_ALLOWLIST (dòng 314–316); parser/parser.py: find_document_versions_file (dòng 1158, 1162), quality_report (dòng 1332)</w:t>
-            </w:r>
-          </w:p>
-        </w:tc>
-        <w:tc>
-          <w:tcPr>
-            <w:tcW w:type="dxa" w:w="1077"/>
-            <w:vAlign w:val="top"/>
-          </w:tcPr>
-          <w:p>
-            <w:pPr>
-              <w:spacing w:after="20" w:line="252" w:lineRule="auto"/>
-            </w:pPr>
-            <w:r>
-              <w:rPr>
-                <w:sz w:val="17"/>
-              </w:rPr>
-              <w:t>Parser</w:t>
-            </w:r>
-          </w:p>
-        </w:tc>
-        <w:tc>
-          <w:tcPr>
-            <w:tcW w:type="dxa" w:w="964"/>
-            <w:vAlign w:val="top"/>
-            <w:shd w:val="clear" w:color="auto" w:fill="FFF2CC"/>
-          </w:tcPr>
-          <w:p>
-            <w:pPr>
-              <w:spacing w:after="20" w:line="252" w:lineRule="auto"/>
-            </w:pPr>
-            <w:r>
-              <w:rPr>
-                <w:sz w:val="17"/>
-              </w:rPr>
-              <w:t>Còn một phần</w:t>
-            </w:r>
-          </w:p>
-        </w:tc>
-      </w:tr>
-      <w:tr>
-        <w:tc>
-          <w:tcPr>
-            <w:tcW w:type="dxa" w:w="624"/>
-            <w:vAlign w:val="top"/>
-          </w:tcPr>
-          <w:p>
-            <w:pPr>
-              <w:spacing w:after="20" w:line="252" w:lineRule="auto"/>
-            </w:pPr>
-            <w:r>
-              <w:rPr>
-                <w:b/>
-                <w:sz w:val="17"/>
-              </w:rPr>
-              <w:t>A6</w:t>
-            </w:r>
-          </w:p>
-        </w:tc>
-        <w:tc>
-          <w:tcPr>
-            <w:tcW w:type="dxa" w:w="1020"/>
-            <w:vAlign w:val="top"/>
-            <w:shd w:val="clear" w:color="auto" w:fill="FCE8B2"/>
-          </w:tcPr>
-          <w:p>
-            <w:pPr>
-              <w:spacing w:after="20" w:line="252" w:lineRule="auto"/>
-            </w:pPr>
-            <w:r>
-              <w:rPr>
-                <w:sz w:val="17"/>
-              </w:rPr>
-              <w:t>Trung bình</w:t>
-            </w:r>
-          </w:p>
-        </w:tc>
-        <w:tc>
-          <w:tcPr>
-            <w:tcW w:type="dxa" w:w="4479"/>
-            <w:vAlign w:val="top"/>
-          </w:tcPr>
-          <w:p>
-            <w:pPr>
-              <w:spacing w:after="20" w:line="252" w:lineRule="auto"/>
-            </w:pPr>
-            <w:r>
-              <w:rPr>
-                <w:sz w:val="17"/>
-              </w:rPr>
-              <w:t>L01.pdf là VBHN 121/VBHN-VPQH (Luật 52/2014 hợp nhất với Luật 81/2025), khớp benchmark. Còn lại: registry vẫn mô tả bản gốc (effective_date 2015-01-01), không có trường phiên bản hay ngày hợp nhất. Chú thích 1 của VBHN nay nằm trong khoản 3 Điều 2 vì mẫu cắt không khớp (A25).</w:t>
-            </w:r>
-          </w:p>
-          <w:p>
-            <w:pPr>
-              <w:spacing w:after="20" w:line="252" w:lineRule="auto"/>
-            </w:pPr>
-            <w:r>
-              <w:rPr>
-                <w:b/>
-                <w:sz w:val="17"/>
-              </w:rPr>
-              <w:t xml:space="preserve">Đề xuất: </w:t>
-            </w:r>
-            <w:r>
-              <w:rPr>
-                <w:sz w:val="17"/>
-              </w:rPr>
-              <w:t>Dev 1 thêm version/consolidated_date vào registry. Cắt chú thích theo A25.</w:t>
-            </w:r>
-          </w:p>
-        </w:tc>
-        <w:tc>
-          <w:tcPr>
-            <w:tcW w:type="dxa" w:w="1701"/>
-            <w:vAlign w:val="top"/>
-          </w:tcPr>
-          <w:p>
-            <w:pPr>
-              <w:spacing w:after="20" w:line="252" w:lineRule="auto"/>
-            </w:pPr>
-            <w:r>
-              <w:rPr>
-                <w:sz w:val="17"/>
-              </w:rPr>
-              <w:t>data/raw_data/laws_and_decrees/L01.pdf; data/reference/document_versions.json; docs/expansion_300_report.md</w:t>
+              <w:t>data/raw_data/laws_and_decrees/L01.pdf; data/reference/document_versions.json (bản ghi L01); data/benchmark/ground_truth.json (HN_183)</w:t>
             </w:r>
           </w:p>
         </w:tc>
@@ -3286,7 +3229,7 @@
       </w:pPr>
       <w:r>
         <w:rPr/>
-        <w:t>Nhóm A đo trên 840c8a3 (24/10). A21 đã sửa (cắt tên người ký theo quy tắc chung, có test) và được bỏ khỏi bảng. A25, A26, A6, A7 sửa thêm một phần, bảng chỉ ghi phần còn lại. A27, A16, A11, A8 không đổi: _HEADING_LABEL, DOCUMENT_NUMBER_RE không đổi, registry chỉ đổi bản ghi Luật 1986, requirements.txt chỉ ghim underthesea. Corpus trong repo chưa sinh lại từ 72a7377 nên vẫn mang A25. Số liệu đo ở Phụ lục H.</w:t>
+        <w:t>Nhóm A đo trên 64b65f0 (24/10), sau khi gộp NMA 1260ed8. A27 đã sửa (8/8 Mục của TT 04/2020 được nhận, không Khoản nào chứa tên Mục) và được bỏ khỏi bảng; test còn thiếu chuyển sang A7. 11 PDF gốc được thay bằng bản có lớp text nên A25 chỉ còn phần corpus và các mẫu cleaner thừa; A6 đổi lại vì L01 là bản gốc 2014; A26 chỉ còn 2 TT chia theo mục La Mã và corpus. A16, A11, A8 không đổi. Số liệu đo ở Phụ lục I. Ngày 25/10, A28 được sửa (tiêu đề Điều, Chương, Mục giữ dấu câu và không cụt; số hiệu không còn bị tách sau “-”) và được bỏ khỏi bảng; A7 có thêm test cho A23, A27, A28, ngưỡng tiêu đề 40 từ và thông báo lỗi xuống dòng thật, nên chỉ còn CI và test cho cleaner (Phụ lục K). Bản sửa ở commit 77b5886; corpus chưa sinh lại.</w:t>
       </w:r>
     </w:p>
     <w:p>
@@ -11476,7 +11419,7 @@
               <w:rPr>
                 <w:sz w:val="17"/>
               </w:rPr>
-              <w:t>32 pass, 1 fail; 840c8a3: 209 pass, 14 skip</w:t>
+              <w:t>32 pass, 1 fail; 840c8a3: 209 pass, 14 skip; 64b65f0: 1 fail; 25/10: 0 fail</w:t>
             </w:r>
           </w:p>
         </w:tc>
@@ -11493,7 +11436,7 @@
               <w:rPr>
                 <w:sz w:val="17"/>
               </w:rPr>
-              <w:t>Ở 840c8a3 hết fail (Luật 52/2014 Điều 2 đủ 5 Khoản); thêm test bất biến cho mọi TXT; 14 skip là 7 test cho mỗi TT chia theo mục La Mã. Chưa có test cho cleaner: chú thích VBHN và 3 nhãn “Hướng dẫn” (A25) không làm test nào fail.</w:t>
+              <w:t>Ở 64b65f0: test_tt02a_wrapped_chapter_title_is_complete[9-…] fail vì tiêu đề Chương III của TT 02a/2015 mất dấu phẩy khi ghép dòng (A28). Sau bản sửa A28 (77b5886): hết fail. Chưa có test cho cleaner.</w:t>
             </w:r>
           </w:p>
         </w:tc>
@@ -11510,7 +11453,7 @@
               <w:rPr>
                 <w:sz w:val="17"/>
               </w:rPr>
-              <w:t>A25, A7</w:t>
+              <w:t>A28, A7</w:t>
             </w:r>
           </w:p>
         </w:tc>
@@ -12532,7 +12475,7 @@
               <w:rPr>
                 <w:sz w:val="17"/>
               </w:rPr>
-              <w:t>Chạy riêng từng file; chạy chung tests/ và test/ vẫn lỗi collect. Chạy test làm bẩn git trở lại vì 72a7377 commit lại parser/__pycache__/*.pyc (H5). Sau bản sửa chunking 24/10 (chunking_test): 218 pass, 2 fail (thêm 14 test của test_chunking.py; 2 fail như trên). Ở 840c8a3, parser/: 209 pass, 14 skip (hết fail của A25).</w:t>
+              <w:t>Chạy riêng từng file; chạy chung tests/ và test/ vẫn lỗi collect. Chạy test làm bẩn git trở lại vì 72a7377 commit lại parser/__pycache__/*.pyc (H5). Sau bản sửa chunking 24/10 (chunking_test): 218 pass, 2 fail (thêm 14 test của test_chunking.py; 2 fail như trên). Ở 840c8a3, parser/: 209 pass, 14 skip (hết fail của A25). Ở 64b65f0, parser/, tests/schema_test.py và test/test_chunking.py: 235 pass, 14 skip, 1 fail (A28). Sau bản sửa A28 (77b5886): 302 pass, 20 skip, 0 fail (thêm 72 test; 6 skip mới là 3 test chạy trên mọi TXT gặp 2 TT chia theo mục La Mã).</w:t>
             </w:r>
           </w:p>
         </w:tc>
@@ -12571,7 +12514,7 @@
     <w:p>
       <w:pPr/>
       <w:r>
-        <w:t>Bảng dưới đây là thứ tự làm cho các lỗi còn mở sau khi gộp CTM và NMA, tính cả các lỗi mới A25, A26. Mỗi bước ghi việc cụ thể, owner, điều kiện để bắt đầu và tiêu chí để coi là xong. Màu ở cột Bước: đỏ là đang chặn các bước sau, vàng là làm ngay khi có điều kiện, xanh là làm sau. Những lỗi đã sửa (mục 3) không có trong bảng.</w:t>
+        <w:t>Bảng dưới đây là thứ tự làm cho các lỗi còn mở sau khi gộp CTM và NMA, tính cả các lỗi mới A25, A26, A28. Mỗi bước ghi việc cụ thể, owner, điều kiện để bắt đầu và tiêu chí để coi là xong. Màu ở cột Bước: đỏ là đang chặn các bước sau, vàng là làm ngay khi có điều kiện, xanh là làm sau. Những lỗi đã sửa (mục 3) không có trong bảng. Nguyên tắc: chỉ sửa trước những lỗi đang chặn việc sinh corpus (A6, A28), sinh corpus rồi chuyển sang map gold, dựng index và đo số; các lỗi parser còn lại làm song song, không chờ sửa hết. Mỗi lần sửa parser từ 22/10 tới nay đều sinh thêm lỗi mới (A24 từ bản sửa A23, A25 từ bản sửa A6 và A13, A28 lộ ra khi đổi PDF), và hai lần commit được đẩy lên khi test đang fail, nên việc chặn commit khi test fail làm trước tiên.</w:t>
       </w:r>
     </w:p>
     <w:tbl>
@@ -12734,7 +12677,7 @@
               <w:rPr>
                 <w:sz w:val="17"/>
               </w:rPr>
-              <w:t>requirements: thêm pymupdf, bỏ pdfplumber; cleaner chỉ import ollama khi cần OCR (A8). git rm --cached 4 file .pyc (H5). Đổi tên một trong hai test_benchmark.py (H2).</w:t>
+              <w:t>requirements: thêm pymupdf, bỏ pdfplumber; cleaner chỉ import ollama khi cần OCR (A8). git rm --cached 4 file .pyc (H5). Đổi tên một trong hai test_benchmark.py (H2). Thêm pre-commit hook hoặc CI chạy pytest parser/ và chặn commit khi fail (A7, H2).</w:t>
             </w:r>
           </w:p>
         </w:tc>
@@ -12750,7 +12693,7 @@
               <w:rPr>
                 <w:sz w:val="17"/>
               </w:rPr>
-              <w:t>A8, H5, H2</w:t>
+              <w:t>A8, H5, H2, A7</w:t>
             </w:r>
           </w:p>
         </w:tc>
@@ -12800,7 +12743,7 @@
               <w:rPr>
                 <w:sz w:val="17"/>
               </w:rPr>
-              <w:t>Clone mới cài đủ thư viện và chạy được cleaner, parser; pytest test/ tests/ hết lỗi collect; chạy test không làm bẩn git.</w:t>
+              <w:t>Clone mới cài đủ thư viện và chạy được cleaner, parser; pytest test/ tests/ hết lỗi collect; chạy test không làm bẩn git. Không commit được khi pytest parser/ fail.</w:t>
             </w:r>
           </w:p>
         </w:tc>
@@ -12837,7 +12780,7 @@
                 <w:b w:val="0"/>
                 <w:sz w:val="17"/>
               </w:rPr>
-              <w:t>Registry thêm trường phiên bản/ngày hợp nhất cho Luật 52/2014 bản VBHN (A6). Bảng ánh xạ 4 kiểu ID: slug, mã file, số hiệu, l01_ (C5). retrieval_schema theo Sprint 6 §4.3 (C2). Sửa câu quy tắc document_id ở mục 2 của data_contract.md theo registry và thêm test đối chiếu registry với bảng mục 6, README và chunks.jsonl (C6). Khai báo query, config, stats trong RetrievalEnvelope (C7). Sửa enum document_type ở mục 3.1 của contract theo schema (C8). Đổi tên status của registry (C9).</w:t>
+              <w:t>Chốt phiên bản Luật 52/2014 dùng trong corpus (bản gốc 2014 đang dùng từ 1260ed8, hay VBHN 121) và ghi phiên bản, nguồn tải của mọi PDF vào registry (A6). Bảng ánh xạ 4 kiểu ID: slug, mã file, số hiệu, l01_ (C5). retrieval_schema theo Sprint 6 §4.3 (C2). Sửa câu quy tắc document_id ở mục 2 của data_contract.md theo registry và thêm test đối chiếu registry với bảng mục 6, README và chunks.jsonl (C6). Khai báo query, config, stats trong RetrievalEnvelope (C7). Sửa enum document_type ở mục 3.1 của contract theo schema (C8). Đổi tên status của registry (C9).</w:t>
             </w:r>
           </w:p>
         </w:tc>
@@ -12886,7 +12829,7 @@
               <w:rPr>
                 <w:sz w:val="17"/>
               </w:rPr>
-              <w:t>Ngay, song song bước 0 và 2. Sửa document_id của Luật 1986 (A26, C6) trước khi sinh corpus, vì đổi ID sẽ đổi chunk_id.</w:t>
+              <w:t>Ngay, song song bước 0 và 2. Chốt phiên bản Luật 52/2014 (A6) trước khi sinh corpus.</w:t>
             </w:r>
           </w:p>
         </w:tc>
@@ -12923,7 +12866,7 @@
                 <w:b/>
                 <w:sz w:val="17"/>
               </w:rPr>
-              <w:t>2. Sửa nốt parser</w:t>
+              <w:t>2. Sửa parser: phần chặn corpus trước, phần còn lại song song</w:t>
             </w:r>
           </w:p>
         </w:tc>
@@ -12937,9 +12880,34 @@
             </w:pPr>
             <w:r>
               <w:rPr>
-                <w:sz w:val="17"/>
-              </w:rPr>
-              <w:t>Sửa mẫu cắt chú thích VBHN (đang viết “\\s” nên không khớp; chú thích 1 nằm trong Luật 52/2014 Điều 2 khoản 3) và mẫu nhãn “Hướng dẫn” (3 nhãn ở NĐ 10/2015), gắn từng mẫu header bản in với file nguồn (A25, A6). Quyết định cách xử lý 2 TT chia theo mục La Mã; sửa document_id của Luật 1986 (A26). Nhận nhãn Chương/Mục có dấu chấm (A27). Test cho cleaner, test tiêu đề TTLT 01/2016 Điều 9, ngưỡng tiêu đề 40 từ (A7). Không bỏ qua Điều khi dựng Khoản lỗi (H8). Sinh lại parsed_jsons, rồi chạy lại export ở bước 3.</w:t>
+                <w:b/>
+                <w:sz w:val="17"/>
+              </w:rPr>
+              <w:t xml:space="preserve">Trước bước 3: </w:t>
+            </w:r>
+            <w:r>
+              <w:rPr>
+                <w:sz w:val="17"/>
+              </w:rPr>
+              <w:t>chỉ khi Dev 1 chọn bản VBHN cho Luật 52/2014 (A6): chạy lại cleaner và parser cho L01, sinh lại parsed_jsons.</w:t>
+            </w:r>
+          </w:p>
+          <w:p>
+            <w:pPr>
+              <w:spacing w:after="0"/>
+            </w:pPr>
+            <w:r>
+              <w:rPr>
+                <w:b/>
+                <w:sz w:val="17"/>
+              </w:rPr>
+              <w:t xml:space="preserve">Song song với bước 3–5, không chặn: </w:t>
+            </w:r>
+            <w:r>
+              <w:rPr>
+                <w:sz w:val="17"/>
+              </w:rPr>
+              <w:t>bỏ hoặc gắn theo file nguồn các mẫu cleaner viết cho nguồn cũ (A25); sửa “\\s” trong DOCUMENT_NUMBER_RE (A11); thêm pymupdf vào requirements (A8, bước 0); test cho cleaner (A7); 2 TT chia theo mục La Mã chọn cách rẻ: ghi trong registry là chưa đưa vào corpus và đánh dấu HN_048 là câu hỏi về văn bản ngoài corpus (A26, D2), không viết parser cho cấu trúc mục La Mã; không bỏ qua Điều khi dựng Khoản lỗi (H8). Mỗi việc dưới nửa ngày. Sửa xong thì sinh lại parsed_jsons; chỉ chạy lại export khi nội dung Điều đổi.</w:t>
             </w:r>
           </w:p>
         </w:tc>
@@ -12955,7 +12923,7 @@
               <w:rPr>
                 <w:sz w:val="17"/>
               </w:rPr>
-              <w:t>A25, A26, A27, A6, A7, H8</w:t>
+              <w:t>A25, A26, A11, A7, H8</w:t>
             </w:r>
           </w:p>
         </w:tc>
@@ -12987,7 +12955,7 @@
               <w:rPr>
                 <w:sz w:val="17"/>
               </w:rPr>
-              <w:t>Ngay; A25 trước tiên vì chú thích và nhãn sẽ vào corpus khi sinh lại.</w:t>
+              <w:t>L01: ngay sau khi Dev 1 chốt A6 (bước 1). Phần còn lại: song song với bước 3–5.</w:t>
             </w:r>
           </w:p>
         </w:tc>
@@ -13003,7 +12971,7 @@
               <w:rPr>
                 <w:sz w:val="17"/>
               </w:rPr>
-              <w:t>pytest parser/ pass, có test cho cleaner; số Khoản của mọi Điều khớp TXT; 0 chú thích, chữ ký, số chú thích dính chữ, nhãn “Hướng dẫn” trong parsed_jsons; cleaner không xóa từ nào ngoài khối được phép; exporter chạy hết parsed_jsons (21 văn bản hoặc danh sách đã chốt).</w:t>
+              <w:t>Trước bước 3: pytest parser/ pass (đã đạt ở 77b5886). Phần còn lại: cleaner không xóa từ nào ngoài khối được phép; không còn mẫu cleaner nào khớp 0 lần trên cả 23 TXT; số hiệu lấy từ nhãn “Số:”.</w:t>
             </w:r>
           </w:p>
         </w:tc>
@@ -13087,7 +13055,7 @@
               <w:rPr>
                 <w:sz w:val="17"/>
               </w:rPr>
-              <w:t>Chạy export và commit: sau bước 1 và 2.</w:t>
+              <w:t>Chạy export và commit: sau khi chốt A6 (bước 1).</w:t>
             </w:r>
           </w:p>
         </w:tc>
@@ -13537,7 +13505,7 @@
     <w:p>
       <w:pPr/>
       <w:r>
-        <w:t>Đường găng là 1 → 2 → 3 → 4 → 5 → 6 → 7, trong đó C3 đã xong; trước khi sinh corpus còn cần A25 (bước 2) và ID của Luật 1986 (A26, C6). Bước 0 nên xong trong ngày đầu để mọi người chạy được parser và test. Phần viết code của bước 5 và 6 làm song song trên fixture theo nguyên tắc mock-first, chỉ chạy số thật khi đã có data-v1 và gold mới. Lưu ý: corpus mới mang tiêu đề văn bản theo registry (A16), nên Dense có thể giảm nếu chưa có bộ lọc as_of_date (register v2 đo Hit@10 từ 0,570 xuống 0,479). Vì vậy chỉ so số đo sau khi xong E1 ở bước 5.</w:t>
+        <w:t>Đường găng là 1 → 2 → 3 → 4 → 5 → 6 → 7, trong đó C3 và ID của Luật 1986 đã xong; trước khi sinh corpus còn cần chốt phiên bản Luật 52/2014 (A6); A28 đã sửa ngày 25/10 (77b5886). Thí nghiệm lấy text từ HTML của vbpl.vn (Phụ lục J) không nằm trên đường găng; chỉ làm khi cần thêm nhiều văn bản. Bước 0 nên xong trong ngày đầu để mọi người chạy được parser và test. Phần viết code của bước 5 và 6 làm song song trên fixture theo nguyên tắc mock-first, chỉ chạy số thật khi đã có data-v1 và gold mới. Lưu ý: corpus mới mang tiêu đề văn bản theo registry (A16), nên Dense có thể giảm nếu chưa có bộ lọc as_of_date (register v2 đo Hit@10 từ 0,570 xuống 0,479). Vì vậy chỉ so số đo sau khi xong E1 ở bước 5.</w:t>
       </w:r>
     </w:p>
     <w:p>
@@ -13650,7 +13618,7 @@
               <w:rPr>
                 <w:sz w:val="17"/>
               </w:rPr>
-              <w:t>ID của Luật 1986 (A26, C6) trước khi sinh corpus, vì đổi ID sẽ đổi chunk_id; rồi C5 (article_index cho văn bản mới).</w:t>
+              <w:t>Chốt phiên bản Luật 52/2014 (A6) trước khi sinh corpus; rồi C5 (article_index cho văn bản mới).</w:t>
             </w:r>
           </w:p>
         </w:tc>
@@ -13702,7 +13670,7 @@
               <w:rPr>
                 <w:sz w:val="17"/>
               </w:rPr>
-              <w:t>A25 (chú thích VBHN trong Luật 52/2014 Điều 2 khoản 3, 3 nhãn “Hướng dẫn” ở NĐ 10/2015), rồi A26 (2 TT chia theo mục La Mã, ID của Luật 1986), A8, A6, A7, A27.</w:t>
+              <w:t>A28 đã sửa (77b5886). Song song với việc sinh corpus: A25 (bỏ mẫu cleaner thừa), A11, A8, A7 (test cho cleaner), A26 (ghi 2 TT là ngoài corpus).</w:t>
             </w:r>
           </w:p>
         </w:tc>
@@ -14042,7 +14010,7 @@
     <w:p>
       <w:pPr/>
       <w:r>
-        <w:t>Trước khi commit, kiểm 4 điều: report ghi tokenization_backend = “underthesea” và tokenization_version khớp phiên bản ghim; số chunk và parent hợp lý (chunker đã sửa trên parser 72a7377 cho 1.157 / 508 với 11 văn bản cũ và 2.003 / 923 với đủ 21 văn bản; trên parser 840c8a3 cho 2.011 / 923); Luật 52/2014 Điều 2 có đủ 5 Khoản và không chứa chú thích VBHN, NĐ 10/2015 không còn nhãn “Hướng dẫn” (A25); tests/schema_test.py và test/test_chunking.py pass; git status không có file .pyc bị đổi (nếu có thì git checkout -- các thư mục __pycache__). Sau khi commit corpus phải làm tiếp bước 4 (map gold) và dựng lại index ở bước 5. Trước đó mọi số đo retrieval đều không chấm được.</w:t>
+        <w:t>Trước khi commit, kiểm 4 điều: report ghi tokenization_backend = “underthesea” và tokenization_version khớp phiên bản ghim; số chunk và parent hợp lý (chunker đã sửa trên parser 72a7377 cho 1.157 / 508 với 11 văn bản cũ và 2.003 / 923 với đủ 21 văn bản; trên parser 840c8a3 cho 2.011 / 923); Luật 52/2014 Điều 2 có đủ 5 Khoản và không chứa chú thích VBHN, NĐ 10/2015 không còn nhãn “Hướng dẫn” (A25), Điều 123 khoản 3 đúng phiên bản đã chốt (A6); tests/schema_test.py và test/test_chunking.py pass; git status không có file .pyc bị đổi (nếu có thì git checkout -- các thư mục __pycache__). Sau khi commit corpus phải làm tiếp bước 4 (map gold) và dựng lại index ở bước 5. Trước đó mọi số đo retrieval đều không chấm được.</w:t>
       </w:r>
     </w:p>
     <w:p>
@@ -17825,6 +17793,1267 @@
                 <w:sz w:val="17"/>
               </w:rPr>
               <w:t>parser/ 209 pass, 14 skip. Chạy test vẫn làm bẩn git (parser/__pycache__/parser.cpython-314.pyc, H5).</w:t>
+            </w:r>
+          </w:p>
+        </w:tc>
+      </w:tr>
+    </w:tbl>
+    <w:p>
+      <w:pPr>
+        <w:spacing w:after="40"/>
+      </w:pPr>
+    </w:p>
+    <w:p>
+      <w:pPr>
+        <w:pStyle w:val="Heading1"/>
+      </w:pPr>
+      <w:r>
+        <w:rPr/>
+        <w:t>Phụ lục I. Kiểm lại nhóm A sau khi gộp NMA 1260ed8 (64b65f0)</w:t>
+      </w:r>
+    </w:p>
+    <w:p>
+      <w:r>
+        <w:rPr/>
+        <w:t>Kiểm lại ngày 24/10/2026 trên commit 64b65f0 (gộp NMA 1260ed8 “fix parser” vào testing). Commit thay 11 PDF gốc, trích xuất lại text của 11 văn bản, sửa cleaner.py, parser.py, registry và sinh lại parsed_jsons; test_parser_unit.py, requirements.txt và data/chunking_output không đổi. Cách kiểm ghi ở mục 2 (Phạm vi và cách kiểm tra).</w:t>
+      </w:r>
+    </w:p>
+    <w:tbl>
+      <w:tblPr>
+        <w:tblStyle w:val="TableGrid"/>
+        <w:tblW w:type="auto" w:w="0"/>
+        <w:jc w:val="center"/>
+        <w:tblLayout w:type="fixed"/>
+        <w:tblLook w:firstColumn="1" w:firstRow="1" w:lastColumn="0" w:lastRow="0" w:noHBand="0" w:noVBand="1" w:val="04A0"/>
+      </w:tblPr>
+      <w:tblGrid>
+        <w:gridCol w:w="3289"/>
+        <w:gridCol w:w="3289"/>
+        <w:gridCol w:w="3289"/>
+      </w:tblGrid>
+      <w:tr>
+        <w:trPr>
+          <w:tblHeader w:val="true"/>
+        </w:trPr>
+        <w:tc>
+          <w:tcPr>
+            <w:tcW w:type="dxa" w:w="1100"/>
+            <w:shd w:val="clear" w:color="auto" w:fill="DCE6F1"/>
+          </w:tcPr>
+          <w:p>
+            <w:r>
+              <w:rPr>
+                <w:b/>
+                <w:sz w:val="17"/>
+              </w:rPr>
+              <w:t>#</w:t>
+            </w:r>
+          </w:p>
+        </w:tc>
+        <w:tc>
+          <w:tcPr>
+            <w:tcW w:type="dxa" w:w="3200"/>
+            <w:shd w:val="clear" w:color="auto" w:fill="DCE6F1"/>
+          </w:tcPr>
+          <w:p>
+            <w:r>
+              <w:rPr>
+                <w:sz w:val="17"/>
+              </w:rPr>
+              <w:t>Ở 840c8a3 (Phụ lục H)</w:t>
+            </w:r>
+          </w:p>
+        </w:tc>
+        <w:tc>
+          <w:tcPr>
+            <w:tcW w:type="dxa" w:w="5566"/>
+            <w:shd w:val="clear" w:color="auto" w:fill="DCE6F1"/>
+          </w:tcPr>
+          <w:p>
+            <w:r>
+              <w:rPr>
+                <w:sz w:val="17"/>
+              </w:rPr>
+              <w:t>Ở 64b65f0</w:t>
+            </w:r>
+          </w:p>
+        </w:tc>
+      </w:tr>
+      <w:tr>
+        <w:tc>
+          <w:tcPr>
+            <w:tcW w:type="dxa" w:w="1100"/>
+          </w:tcPr>
+          <w:p>
+            <w:r>
+              <w:rPr>
+                <w:b/>
+                <w:sz w:val="17"/>
+              </w:rPr>
+              <w:t>PDF gốc</w:t>
+            </w:r>
+          </w:p>
+        </w:tc>
+        <w:tc>
+          <w:tcPr>
+            <w:tcW w:type="dxa" w:w="3200"/>
+          </w:tcPr>
+          <w:p>
+            <w:r>
+              <w:rPr>
+                <w:sz w:val="17"/>
+              </w:rPr>
+              <w:t>L01 là VBHN 121; ND04, ND05 là bản in luatvietnam; có chú thích, nhãn, header bản in.</w:t>
+            </w:r>
+          </w:p>
+        </w:tc>
+        <w:tc>
+          <w:tcPr>
+            <w:tcW w:type="dxa" w:w="5566"/>
+          </w:tcPr>
+          <w:p>
+            <w:r>
+              <w:rPr>
+                <w:sz w:val="17"/>
+              </w:rPr>
+              <w:t>11 PDF mới có lớp text ở mọi trang; cleaner không còn xóa chú thích, nhãn hay header nào (0 ở 23 TXT). 26 Khoản của Luật 52/2014, 11 của NĐ 126/2014 và một số Khoản ở 7 văn bản khác đổi chữ; đối chiếu với lớp text của PDF thì bản mới đúng ở các chỗ đã kiểm (TT 34/2017 Điều 2 “dị tật bào thai”, NĐ 207/2025 Điều 10 “nối”). Số Điều, số Khoản của 21 văn bản không đổi. Nguồn tải của PDF mới không ghi trong registry.</w:t>
+            </w:r>
+          </w:p>
+        </w:tc>
+      </w:tr>
+      <w:tr>
+        <w:tc>
+          <w:tcPr>
+            <w:tcW w:type="dxa" w:w="1100"/>
+          </w:tcPr>
+          <w:p>
+            <w:r>
+              <w:rPr>
+                <w:b/>
+                <w:sz w:val="17"/>
+              </w:rPr>
+              <w:t>A25</w:t>
+            </w:r>
+          </w:p>
+        </w:tc>
+        <w:tc>
+          <w:tcPr>
+            <w:tcW w:type="dxa" w:w="3200"/>
+          </w:tcPr>
+          <w:p>
+            <w:r>
+              <w:rPr>
+                <w:sz w:val="17"/>
+              </w:rPr>
+              <w:t>Còn một phần. Mẫu chú thích viết “\\s” nên khớp 0 lần: chú thích 1 nằm trong khoản 3 Điều 2; 3 nhãn ở NĐ 10/2015.</w:t>
+            </w:r>
+          </w:p>
+        </w:tc>
+        <w:tc>
+          <w:tcPr>
+            <w:tcW w:type="dxa" w:w="5566"/>
+          </w:tcPr>
+          <w:p>
+            <w:r>
+              <w:rPr>
+                <w:sz w:val="17"/>
+              </w:rPr>
+              <w:t>Còn một phần. “\\s” đã sửa nhưng PDF mới không có chú thích nên mẫu vẫn khớp 0 lần; parsed_jsons 0 chú thích, 0 nhãn. Còn corpus trong repo (bản 72a7377) và các mẫu thừa của nguồn cũ.</w:t>
+            </w:r>
+          </w:p>
+        </w:tc>
+      </w:tr>
+      <w:tr>
+        <w:tc>
+          <w:tcPr>
+            <w:tcW w:type="dxa" w:w="1100"/>
+          </w:tcPr>
+          <w:p>
+            <w:r>
+              <w:rPr>
+                <w:b/>
+                <w:sz w:val="17"/>
+              </w:rPr>
+              <w:t>A26</w:t>
+            </w:r>
+          </w:p>
+        </w:tc>
+        <w:tc>
+          <w:tcPr>
+            <w:tcW w:type="dxa" w:w="3200"/>
+          </w:tcPr>
+          <w:p>
+            <w:r>
+              <w:rPr>
+                <w:sz w:val="17"/>
+              </w:rPr>
+              <w:t>Còn một phần. 2 TT không parse được; ID l_21_lct_hdnd7 sai mã; corpus chưa sinh lại.</w:t>
+            </w:r>
+          </w:p>
+        </w:tc>
+        <w:tc>
+          <w:tcPr>
+            <w:tcW w:type="dxa" w:w="5566"/>
+          </w:tcPr>
+          <w:p>
+            <w:r>
+              <w:rPr>
+                <w:sz w:val="17"/>
+              </w:rPr>
+              <w:t>Còn một phần. ID đổi thành l_21_lct_hdnn7, khớp build_document_id. Còn 2 TT và corpus.</w:t>
+            </w:r>
+          </w:p>
+        </w:tc>
+      </w:tr>
+      <w:tr>
+        <w:tc>
+          <w:tcPr>
+            <w:tcW w:type="dxa" w:w="1100"/>
+          </w:tcPr>
+          <w:p>
+            <w:r>
+              <w:rPr>
+                <w:b/>
+                <w:sz w:val="17"/>
+              </w:rPr>
+              <w:t>A27</w:t>
+            </w:r>
+          </w:p>
+        </w:tc>
+        <w:tc>
+          <w:tcPr>
+            <w:tcW w:type="dxa" w:w="3200"/>
+          </w:tcPr>
+          <w:p>
+            <w:r>
+              <w:rPr>
+                <w:sz w:val="17"/>
+              </w:rPr>
+              <w:t>Mới. TT 04/2020 có 0/39 Điều có section, 6 Khoản chứa tên Mục.</w:t>
+            </w:r>
+          </w:p>
+        </w:tc>
+        <w:tc>
+          <w:tcPr>
+            <w:tcW w:type="dxa" w:w="5566"/>
+          </w:tcPr>
+          <w:p>
+            <w:r>
+              <w:rPr>
+                <w:sz w:val="17"/>
+              </w:rPr>
+              <w:t>Đã sửa. _HEADING_LABEL nhận “Mục 2.”: 8/8 Mục, 32/39 Điều có section (Chương I, IV không có Mục), 0 Khoản chứa tên Mục. Chưa có test (chuyển sang A7). Tên Mục 5 dài 4 dòng vẫn cụt (A28).</w:t>
+            </w:r>
+          </w:p>
+        </w:tc>
+      </w:tr>
+      <w:tr>
+        <w:tc>
+          <w:tcPr>
+            <w:tcW w:type="dxa" w:w="1100"/>
+          </w:tcPr>
+          <w:p>
+            <w:r>
+              <w:rPr>
+                <w:b/>
+                <w:sz w:val="17"/>
+              </w:rPr>
+              <w:t>A6</w:t>
+            </w:r>
+          </w:p>
+        </w:tc>
+        <w:tc>
+          <w:tcPr>
+            <w:tcW w:type="dxa" w:w="3200"/>
+          </w:tcPr>
+          <w:p>
+            <w:r>
+              <w:rPr>
+                <w:sz w:val="17"/>
+              </w:rPr>
+              <w:t>Chú thích 1 trở lại Điều 2 (A25); registry không đổi.</w:t>
+            </w:r>
+          </w:p>
+        </w:tc>
+        <w:tc>
+          <w:tcPr>
+            <w:tcW w:type="dxa" w:w="5566"/>
+          </w:tcPr>
+          <w:p>
+            <w:r>
+              <w:rPr>
+                <w:sz w:val="17"/>
+              </w:rPr>
+              <w:t>Đổi lại: L01 là bản gốc 2014. Điều 123 khoản 3 ghi “cấp huyện” thay cho “khu vực”; HN_183 lấy đáp án từ bản VBHN. Hết chú thích.</w:t>
+            </w:r>
+          </w:p>
+        </w:tc>
+      </w:tr>
+      <w:tr>
+        <w:tc>
+          <w:tcPr>
+            <w:tcW w:type="dxa" w:w="1100"/>
+          </w:tcPr>
+          <w:p>
+            <w:r>
+              <w:rPr>
+                <w:b/>
+                <w:sz w:val="17"/>
+              </w:rPr>
+              <w:t>A7</w:t>
+            </w:r>
+          </w:p>
+        </w:tc>
+        <w:tc>
+          <w:tcPr>
+            <w:tcW w:type="dxa" w:w="3200"/>
+          </w:tcPr>
+          <w:p>
+            <w:r>
+              <w:rPr>
+                <w:sz w:val="17"/>
+              </w:rPr>
+              <w:t>parser/ 209 pass, 14 skip; chưa có test cho cleaner; ngưỡng tiêu đề 80 từ.</w:t>
+            </w:r>
+          </w:p>
+        </w:tc>
+        <w:tc>
+          <w:tcPr>
+            <w:tcW w:type="dxa" w:w="5566"/>
+          </w:tcPr>
+          <w:p>
+            <w:r>
+              <w:rPr>
+                <w:sz w:val="17"/>
+              </w:rPr>
+              <w:t>parser/ 1 fail (Chương III của TT 02a/2015, A28): commit được đẩy lên khi test fail. test_parser_unit.py không đổi so với 840c8a3.</w:t>
+            </w:r>
+          </w:p>
+        </w:tc>
+      </w:tr>
+      <w:tr>
+        <w:tc>
+          <w:tcPr>
+            <w:tcW w:type="dxa" w:w="1100"/>
+          </w:tcPr>
+          <w:p>
+            <w:r>
+              <w:rPr>
+                <w:b/>
+                <w:sz w:val="17"/>
+              </w:rPr>
+              <w:t>A28 (mới)</w:t>
+            </w:r>
+          </w:p>
+        </w:tc>
+        <w:tc>
+          <w:tcPr>
+            <w:tcW w:type="dxa" w:w="3200"/>
+          </w:tcPr>
+          <w:p>
+            <w:r>
+              <w:rPr>
+                <w:sz w:val="17"/>
+              </w:rPr>
+              <w:t>—</w:t>
+            </w:r>
+          </w:p>
+        </w:tc>
+        <w:tc>
+          <w:tcPr>
+            <w:tcW w:type="dxa" w:w="5566"/>
+          </w:tcPr>
+          <w:p>
+            <w:r>
+              <w:rPr>
+                <w:sz w:val="17"/>
+              </w:rPr>
+              <w:t>Thấp. Ghép dòng bỏ “;”, “,” cuối dòng tiêu đề (TT 02a/2015 Điều 4, Chương III), ghép tối đa 3 dòng tiêu đề Chương/Mục (TT 04/2020 Mục 5, TT 38/2025 và TT 57/2015 Chương II cụt), chèn dấu cách sau “-” ở 8 số hiệu, ngày, mã mẫu.</w:t>
+            </w:r>
+          </w:p>
+        </w:tc>
+      </w:tr>
+      <w:tr>
+        <w:tc>
+          <w:tcPr>
+            <w:tcW w:type="dxa" w:w="1100"/>
+          </w:tcPr>
+          <w:p>
+            <w:r>
+              <w:rPr>
+                <w:b/>
+                <w:sz w:val="17"/>
+              </w:rPr>
+              <w:t>A11, A16, A8, A21, A13, A20</w:t>
+            </w:r>
+          </w:p>
+        </w:tc>
+        <w:tc>
+          <w:tcPr>
+            <w:tcW w:type="dxa" w:w="3200"/>
+          </w:tcPr>
+          <w:p>
+            <w:r>
+              <w:rPr>
+                <w:sz w:val="17"/>
+              </w:rPr>
+              <w:t>Như mục 3.</w:t>
+            </w:r>
+          </w:p>
+        </w:tc>
+        <w:tc>
+          <w:tcPr>
+            <w:tcW w:type="dxa" w:w="5566"/>
+          </w:tcPr>
+          <w:p>
+            <w:r>
+              <w:rPr>
+                <w:sz w:val="17"/>
+              </w:rPr>
+              <w:t>A11: DOCUMENT_NUMBER_RE vẫn không khớp; số hiệu TTLT đúng nhờ nhánh dự phòng dù header hai cột của PDF mới bị trộn chữ. A16: metadata 21/21 khớp registry. A8: không đổi. A21: Điều cuối của 21 văn bản sạch; thêm dấu hiệu “TM. HỘI ĐỒNG THẨM PHÁN” cho NQ 01/2024. A13, A20: 0 header, 0 dấu thanh kiểu cũ.</w:t>
+            </w:r>
+          </w:p>
+        </w:tc>
+      </w:tr>
+      <w:tr>
+        <w:tc>
+          <w:tcPr>
+            <w:tcW w:type="dxa" w:w="1100"/>
+          </w:tcPr>
+          <w:p>
+            <w:r>
+              <w:rPr>
+                <w:b/>
+                <w:sz w:val="17"/>
+              </w:rPr>
+              <w:t>Corpus</w:t>
+            </w:r>
+          </w:p>
+        </w:tc>
+        <w:tc>
+          <w:tcPr>
+            <w:tcW w:type="dxa" w:w="3200"/>
+          </w:tcPr>
+          <w:p>
+            <w:r>
+              <w:rPr>
+                <w:sz w:val="17"/>
+              </w:rPr>
+              <w:t>Không đổi (bản 72a7377).</w:t>
+            </w:r>
+          </w:p>
+        </w:tc>
+        <w:tc>
+          <w:tcPr>
+            <w:tcW w:type="dxa" w:w="5566"/>
+          </w:tcPr>
+          <w:p>
+            <w:r>
+              <w:rPr>
+                <w:sz w:val="17"/>
+              </w:rPr>
+              <w:t>Không đổi (bản 72a7377).</w:t>
+            </w:r>
+          </w:p>
+        </w:tc>
+      </w:tr>
+      <w:tr>
+        <w:tc>
+          <w:tcPr>
+            <w:tcW w:type="dxa" w:w="1100"/>
+          </w:tcPr>
+          <w:p>
+            <w:r>
+              <w:rPr>
+                <w:b/>
+                <w:sz w:val="17"/>
+              </w:rPr>
+              <w:t>Test</w:t>
+            </w:r>
+          </w:p>
+        </w:tc>
+        <w:tc>
+          <w:tcPr>
+            <w:tcW w:type="dxa" w:w="3200"/>
+          </w:tcPr>
+          <w:p>
+            <w:r>
+              <w:rPr>
+                <w:sz w:val="17"/>
+              </w:rPr>
+              <w:t>parser/ 209 pass, 14 skip.</w:t>
+            </w:r>
+          </w:p>
+        </w:tc>
+        <w:tc>
+          <w:tcPr>
+            <w:tcW w:type="dxa" w:w="5566"/>
+          </w:tcPr>
+          <w:p>
+            <w:r>
+              <w:rPr>
+                <w:sz w:val="17"/>
+              </w:rPr>
+              <w:t>parser/, tests/schema_test.py, test/test_chunking.py: 235 pass, 14 skip, 1 fail. Chạy test vẫn làm bẩn git (parser/__pycache__/*.pyc, H5).</w:t>
+            </w:r>
+          </w:p>
+        </w:tc>
+      </w:tr>
+    </w:tbl>
+    <w:p>
+      <w:pPr>
+        <w:spacing w:after="40"/>
+      </w:pPr>
+    </w:p>
+    <w:p>
+      <w:pPr>
+        <w:pStyle w:val="Heading1"/>
+      </w:pPr>
+      <w:r>
+        <w:rPr/>
+        <w:t>Phụ lục J. Khảo sát parser của các dự án tham khảo (thư mục RAG)</w:t>
+      </w:r>
+    </w:p>
+    <w:p>
+      <w:r>
+        <w:rPr/>
+        <w:t>Khảo sát ngày 24/10/2026 để trả lời câu hỏi: parser của nhóm phức tạp vì bài toán khó hay vì làm phức tạp hóa. Đọc phần lấy văn bản và tách cấu trúc của 6 dự án trong thư mục RAG, rồi chạy parser của dự án gần nhất trên cleaned_texts của nhóm (bản 840c8a3). Thời điểm khảo sát, parser.py có 1.354 dòng và cleaner.py 656 dòng.</w:t>
+      </w:r>
+    </w:p>
+    <w:tbl>
+      <w:tblPr>
+        <w:tblStyle w:val="TableGrid"/>
+        <w:tblW w:type="auto" w:w="0"/>
+        <w:jc w:val="center"/>
+        <w:tblLayout w:type="fixed"/>
+        <w:tblLook w:firstColumn="1" w:firstRow="1" w:lastColumn="0" w:lastRow="0" w:noHBand="0" w:noVBand="1" w:val="04A0"/>
+      </w:tblPr>
+      <w:tblGrid>
+        <w:gridCol w:w="3289"/>
+        <w:gridCol w:w="3289"/>
+        <w:gridCol w:w="3289"/>
+      </w:tblGrid>
+      <w:tr>
+        <w:trPr>
+          <w:tblHeader w:val="true"/>
+        </w:trPr>
+        <w:tc>
+          <w:tcPr>
+            <w:tcW w:type="dxa" w:w="1100"/>
+            <w:shd w:val="clear" w:color="auto" w:fill="DCE6F1"/>
+          </w:tcPr>
+          <w:p>
+            <w:r>
+              <w:rPr>
+                <w:b/>
+                <w:sz w:val="17"/>
+              </w:rPr>
+              <w:t>Dự án</w:t>
+            </w:r>
+          </w:p>
+        </w:tc>
+        <w:tc>
+          <w:tcPr>
+            <w:tcW w:type="dxa" w:w="3200"/>
+            <w:shd w:val="clear" w:color="auto" w:fill="DCE6F1"/>
+          </w:tcPr>
+          <w:p>
+            <w:r>
+              <w:rPr>
+                <w:sz w:val="17"/>
+              </w:rPr>
+              <w:t>Nguồn văn bản</w:t>
+            </w:r>
+          </w:p>
+        </w:tc>
+        <w:tc>
+          <w:tcPr>
+            <w:tcW w:type="dxa" w:w="5566"/>
+            <w:shd w:val="clear" w:color="auto" w:fill="DCE6F1"/>
+          </w:tcPr>
+          <w:p>
+            <w:r>
+              <w:rPr>
+                <w:sz w:val="17"/>
+              </w:rPr>
+              <w:t>Cách tách cấu trúc</w:t>
+            </w:r>
+          </w:p>
+        </w:tc>
+      </w:tr>
+      <w:tr>
+        <w:tc>
+          <w:tcPr>
+            <w:tcW w:type="dxa" w:w="1100"/>
+          </w:tcPr>
+          <w:p>
+            <w:r>
+              <w:rPr>
+                <w:b/>
+                <w:sz w:val="17"/>
+              </w:rPr>
+              <w:t>Legal-RAG</w:t>
+            </w:r>
+          </w:p>
+        </w:tc>
+        <w:tc>
+          <w:tcPr>
+            <w:tcW w:type="dxa" w:w="3200"/>
+          </w:tcPr>
+          <w:p>
+            <w:r>
+              <w:rPr>
+                <w:sz w:val="17"/>
+              </w:rPr>
+              <w:t>Dataset HuggingFace nhn309261/vietnamese-legal-docs (text đã sạch, có metadata); file tải lên đọc thẳng bằng PyMuPDF, không làm sạch.</w:t>
+            </w:r>
+          </w:p>
+        </w:tc>
+        <w:tc>
+          <w:tcPr>
+            <w:tcW w:type="dxa" w:w="5566"/>
+          </w:tcPr>
+          <w:p>
+            <w:r>
+              <w:rPr>
+                <w:sz w:val="17"/>
+              </w:rPr>
+              <w:t>Máy trạng thái đọc từng dòng bằng regex (Chương, Điều, Khoản, Điểm, phụ lục), khoảng 470 dòng cùng 290 dòng metadata.</w:t>
+            </w:r>
+          </w:p>
+        </w:tc>
+      </w:tr>
+      <w:tr>
+        <w:tc>
+          <w:tcPr>
+            <w:tcW w:type="dxa" w:w="1100"/>
+          </w:tcPr>
+          <w:p>
+            <w:r>
+              <w:rPr>
+                <w:b/>
+                <w:sz w:val="17"/>
+              </w:rPr>
+              <w:t>Vietnamese-Legal-RAG-Assistant</w:t>
+            </w:r>
+          </w:p>
+        </w:tc>
+        <w:tc>
+          <w:tcPr>
+            <w:tcW w:type="dxa" w:w="3200"/>
+          </w:tcPr>
+          <w:p>
+            <w:r>
+              <w:rPr>
+                <w:sz w:val="17"/>
+              </w:rPr>
+              <w:t>DOCX đọc bằng python-docx theo đúng thứ tự đoạn và bảng; PDF chỉ là phương án phụ (PyMuPDF, Tesseract cho trang ít chữ). Có registry nguồn kèm checksum.</w:t>
+            </w:r>
+          </w:p>
+        </w:tc>
+        <w:tc>
+          <w:tcPr>
+            <w:tcW w:type="dxa" w:w="5566"/>
+          </w:tcPr>
+          <w:p>
+            <w:r>
+              <w:rPr>
+                <w:sz w:val="17"/>
+              </w:rPr>
+              <w:t>Regex theo dòng, 455 dòng; cleaner khoảng 100 dòng chỉ xóa nhiễu chung (số trang, tên trang web).</w:t>
+            </w:r>
+          </w:p>
+        </w:tc>
+      </w:tr>
+      <w:tr>
+        <w:tc>
+          <w:tcPr>
+            <w:tcW w:type="dxa" w:w="1100"/>
+          </w:tcPr>
+          <w:p>
+            <w:r>
+              <w:rPr>
+                <w:b/>
+                <w:sz w:val="17"/>
+              </w:rPr>
+              <w:t>vietnamese-legal-rag-portfolio</w:t>
+            </w:r>
+          </w:p>
+        </w:tc>
+        <w:tc>
+          <w:tcPr>
+            <w:tcW w:type="dxa" w:w="3200"/>
+          </w:tcPr>
+          <w:p>
+            <w:r>
+              <w:rPr>
+                <w:sz w:val="17"/>
+              </w:rPr>
+              <w:t>Dataset HuggingFace th1nhng0/vietnamese-legal-documents, lấy từ vbpl.vn.</w:t>
+            </w:r>
+          </w:p>
+        </w:tc>
+        <w:tc>
+          <w:tcPr>
+            <w:tcW w:type="dxa" w:w="5566"/>
+          </w:tcPr>
+          <w:p>
+            <w:r>
+              <w:rPr>
+                <w:sz w:val="17"/>
+              </w:rPr>
+              <w:t>Tách theo mốc “Điều N.” rồi cắt cửa sổ 260 từ; không có cấp Khoản.</w:t>
+            </w:r>
+          </w:p>
+        </w:tc>
+      </w:tr>
+      <w:tr>
+        <w:tc>
+          <w:tcPr>
+            <w:tcW w:type="dxa" w:w="1100"/>
+          </w:tcPr>
+          <w:p>
+            <w:r>
+              <w:rPr>
+                <w:b/>
+                <w:sz w:val="17"/>
+              </w:rPr>
+              <w:t>Vietnamese-Legal-Document-Retrieval (VLSP 2025)</w:t>
+            </w:r>
+          </w:p>
+        </w:tc>
+        <w:tc>
+          <w:tcPr>
+            <w:tcW w:type="dxa" w:w="3200"/>
+          </w:tcPr>
+          <w:p>
+            <w:r>
+              <w:rPr>
+                <w:sz w:val="17"/>
+              </w:rPr>
+              <w:t>Corpus do ban tổ chức cấp, đã tách sẵn theo Điều.</w:t>
+            </w:r>
+          </w:p>
+        </w:tc>
+        <w:tc>
+          <w:tcPr>
+            <w:tcW w:type="dxa" w:w="5566"/>
+          </w:tcPr>
+          <w:p>
+            <w:r>
+              <w:rPr>
+                <w:sz w:val="17"/>
+              </w:rPr>
+              <w:t>Cắt 400 từ bằng RecursiveCharacterTextSplitter; không có parser.</w:t>
+            </w:r>
+          </w:p>
+        </w:tc>
+      </w:tr>
+      <w:tr>
+        <w:tc>
+          <w:tcPr>
+            <w:tcW w:type="dxa" w:w="1100"/>
+          </w:tcPr>
+          <w:p>
+            <w:r>
+              <w:rPr>
+                <w:b/>
+                <w:sz w:val="17"/>
+              </w:rPr>
+              <w:t>Vietnamese-Law-Question-Answering-system</w:t>
+            </w:r>
+          </w:p>
+        </w:tc>
+        <w:tc>
+          <w:tcPr>
+            <w:tcW w:type="dxa" w:w="3200"/>
+          </w:tcPr>
+          <w:p>
+            <w:r>
+              <w:rPr>
+                <w:sz w:val="17"/>
+              </w:rPr>
+              <w:t>Dataset tải từ Drive, đã tách sẵn.</w:t>
+            </w:r>
+          </w:p>
+        </w:tc>
+        <w:tc>
+          <w:tcPr>
+            <w:tcW w:type="dxa" w:w="5566"/>
+          </w:tcPr>
+          <w:p>
+            <w:r>
+              <w:rPr>
+                <w:sz w:val="17"/>
+              </w:rPr>
+              <w:t>Không có parser.</w:t>
+            </w:r>
+          </w:p>
+        </w:tc>
+      </w:tr>
+      <w:tr>
+        <w:tc>
+          <w:tcPr>
+            <w:tcW w:type="dxa" w:w="1100"/>
+          </w:tcPr>
+          <w:p>
+            <w:r>
+              <w:rPr>
+                <w:b/>
+                <w:sz w:val="17"/>
+              </w:rPr>
+              <w:t>traffic-law-assistant</w:t>
+            </w:r>
+          </w:p>
+        </w:tc>
+        <w:tc>
+          <w:tcPr>
+            <w:tcW w:type="dxa" w:w="3200"/>
+          </w:tcPr>
+          <w:p>
+            <w:r>
+              <w:rPr>
+                <w:sz w:val="17"/>
+              </w:rPr>
+              <w:t>Qwen-VL đọc ảnh 5 trang đầu của PDF.</w:t>
+            </w:r>
+          </w:p>
+        </w:tc>
+        <w:tc>
+          <w:tcPr>
+            <w:tcW w:type="dxa" w:w="5566"/>
+          </w:tcPr>
+          <w:p>
+            <w:r>
+              <w:rPr>
+                <w:sz w:val="17"/>
+              </w:rPr>
+              <w:t>LightRAG cắt chunk theo token, không có cấu trúc.</w:t>
+            </w:r>
+          </w:p>
+        </w:tc>
+      </w:tr>
+      <w:tr>
+        <w:tc>
+          <w:tcPr>
+            <w:tcW w:type="dxa" w:w="1100"/>
+          </w:tcPr>
+          <w:p>
+            <w:r>
+              <w:rPr>
+                <w:b/>
+                <w:sz w:val="17"/>
+              </w:rPr>
+              <w:t>Thí nghiệm</w:t>
+            </w:r>
+          </w:p>
+        </w:tc>
+        <w:tc>
+          <w:tcPr>
+            <w:tcW w:type="dxa" w:w="3200"/>
+          </w:tcPr>
+          <w:p>
+            <w:r>
+              <w:rPr>
+                <w:sz w:val="17"/>
+              </w:rPr>
+              <w:t>Parser 455 dòng của Vietnamese-Legal-RAG-Assistant chạy trên 21 file cleaned_texts của nhóm.</w:t>
+            </w:r>
+          </w:p>
+        </w:tc>
+        <w:tc>
+          <w:tcPr>
+            <w:tcW w:type="dxa" w:w="5566"/>
+          </w:tcPr>
+          <w:p>
+            <w:r>
+              <w:rPr>
+                <w:sz w:val="17"/>
+              </w:rPr>
+              <w:t>Tiêu đề Điều giống của nhóm ở 670/776 Điều, số Khoản giống ở 719/747. Trong 48 chỗ khác nhau, parser của nhóm đúng ở cả 48: parser kia cắt cụt tiêu đề bị xuống dòng, nhận dòng bắt đầu bằng “Điều 18 của Luật…” thành Điều mới (25 Điều trùng số), chỉ tìm được 2/28 Điều ở NĐ 32/2002 và 0/3 ở TT 30/2019, tạo 57 tiêu đề giả cho Luật 1986.</w:t>
+            </w:r>
+          </w:p>
+        </w:tc>
+      </w:tr>
+      <w:tr>
+        <w:tc>
+          <w:tcPr>
+            <w:tcW w:type="dxa" w:w="1100"/>
+          </w:tcPr>
+          <w:p>
+            <w:r>
+              <w:rPr>
+                <w:b/>
+                <w:sz w:val="17"/>
+              </w:rPr>
+              <w:t>Nguồn HTML vbpl.vn</w:t>
+            </w:r>
+          </w:p>
+        </w:tc>
+        <w:tc>
+          <w:tcPr>
+            <w:tcW w:type="dxa" w:w="3200"/>
+          </w:tcPr>
+          <w:p>
+            <w:r>
+              <w:rPr>
+                <w:sz w:val="17"/>
+              </w:rPr>
+              <w:t>Dataset th1nhng0 có 170.824 văn bản; id là ItemID của vbpl.vn, trùng ItemID trong source_url của registry. Tra theo số hiệu thấy 16/23 văn bản; 7 truy vấn còn lại lỗi phía máy chủ HuggingFace, chưa khẳng định là không có.</w:t>
+            </w:r>
+          </w:p>
+        </w:tc>
+        <w:tc>
+          <w:tcPr>
+            <w:tcW w:type="dxa" w:w="5566"/>
+          </w:tcPr>
+          <w:p>
+            <w:r>
+              <w:rPr>
+                <w:sz w:val="17"/>
+              </w:rPr>
+              <w:t>Nội dung là HTML của vbpl.vn: mỗi đoạn một thẻ &lt;p&gt;, gắn nhãn prov-article, prov-clause, prov-content; không có xuống dòng giữa câu, header trang hay chú thích. Mới thấy nhãn trên vài văn bản mẫu, chưa kiểm trên văn bản của nhóm; dataset chỉ có Luật 52/2014 bản gốc, không có VBHN 121.</w:t>
+            </w:r>
+          </w:p>
+        </w:tc>
+      </w:tr>
+    </w:tbl>
+    <w:p>
+      <w:r>
+        <w:rPr/>
+        <w:t>Kết luận: cả hai nguyên nhân đều có. Phần tách Chương/Mục/Điều/Khoản/Điểm ở dự án nào cũng chỉ cần 300–500 dòng; phần còn lại của parser và cleaner của nhóm dùng để xử lý đặc thù của text trích từ PDF nhiều nguồn: câu và tiêu đề bị xuống dòng (A23, A24, A28), header và nhãn bản in (A13), chú thích VBHN (A6, A25), phần đầu hai cột (A11), lỗi OCR (A20, A26), khối chữ ký (A21). Không dự án tham khảo nào tách PDF nhiều nguồn tới cấp Khoản có kiểm tra; các dự án có cấu trúc đều dùng DOCX hoặc text đã sạch. Phần phức tạp hóa nằm ở cách sửa theo từng ca: mẫu regex chép nguyên văn một chú thích, “khu vực2”, ba tên người ký viết cứng, header riêng của từng văn bản, nhiều hàm tách tiêu đề chồng lên nhau sau các lần vá; mỗi bản vá chỉ kiểm trên đúng ca lỗi nên sinh lỗi ở chỗ khác.</w:t>
+      </w:r>
+    </w:p>
+    <w:p>
+      <w:r>
+        <w:rPr/>
+        <w:t>Đề xuất: không viết thêm luật cho parser PDF. Từ 1260ed8, 11 PDF gốc đã có lớp text nên lỗi OCR, header và chú thích không còn; phần còn lại (A28) sửa trực tiếp rẻ hơn đổi nguồn. Thí nghiệm lấy text từ HTML của vbpl.vn (tải parquet của dataset th1nhng0, viết parser HTML nhỏ, chạy bộ test bất biến hiện có và so từng Điều với parsed_jsons) để dành cho lúc cần thêm nhiều văn bản; khi đó PDF chỉ là phương án phụ cho văn bản không có HTML.</w:t>
+      </w:r>
+    </w:p>
+    <w:p>
+      <w:pPr>
+        <w:pStyle w:val="Heading1"/>
+      </w:pPr>
+      <w:r>
+        <w:rPr/>
+        <w:t>Phụ lục K. Sửa A28 và phần test của A7 (25/10)</w:t>
+      </w:r>
+    </w:p>
+    <w:p>
+      <w:r>
+        <w:rPr/>
+        <w:t>Sửa ngày 25/10/2026 trên testing, commit 77b5886 (cha là 64b65f0). parser/parser.py: tiêu đề Điều ghép từ các dòng còn giữ dấu câu cuối dòng (split_title_from_line_structure vẫn dùng bản đã bỏ “ :;” để quyết định có ghép hay không, nên chỗ tách tiêu đề và nội dung không đổi); tiêu đề Chương/Mục giữ dấu câu cuối dòng và ghép tối đa 8 dòng (MAX_HEADING_CONTINUATION_LINES, trước là 2), vẫn dừng ở mốc cấu trúc kế tiếp hoặc dòng không viết hoa; HYPHEN_LINE_BREAK_RE ghép “NĐ-” + xuống dòng + “CP” trước khi tách Điều, trừ khi dòng sau mở đầu Khoản hoặc mốc cấu trúc; thông báo FileNotFoundError của find_document_versions_file xuống dòng thật. Sinh lại parsed_jsons bằng test_parser.py --skip-clean: 21 thành công, 2 TT chia theo mục La Mã vẫn lỗi như trước; 8 file đổi, không Điều hay Khoản nào thêm, bớt hay đổi số, mọi chỗ đổi là dấu câu, phần tiêu đề bị cụt hoặc dấu cách thừa. parser/test_parser_unit.py thêm test: tiêu đề Chương/Mục khớp nguyên văn TXT và kéo tới mốc kế tiếp, tiêu đề Điều khớp nguyên văn TXT, không số hiệu nào bị tách sau “-” (ba test chạy trên mọi TXT), dấu “;” của TT 02a/2015 Điều 4, 8 Mục của TT 04/2020 (A27), tiêu đề TTLT 01/2016 Điều 9 (A23); ngưỡng tiêu đề hạ từ 80 xuống 40 từ, ngoại lệ NĐ 126/2014 Điều 8 (44 từ) và TT 02a/2015 Điều 4 (41 từ). Chạy các test mới với parser.py của 64b65f0: 13 test fail, đúng ở các chỗ lỗi A28. Corpus trong repo chưa sinh lại (chờ A6).</w:t>
+      </w:r>
+    </w:p>
+    <w:tbl>
+      <w:tblPr>
+        <w:tblStyle w:val="TableGrid"/>
+        <w:tblW w:type="auto" w:w="0"/>
+        <w:jc w:val="center"/>
+        <w:tblLayout w:type="fixed"/>
+        <w:tblLook w:firstColumn="1" w:firstRow="1" w:lastColumn="0" w:lastRow="0" w:noHBand="0" w:noVBand="1" w:val="04A0"/>
+      </w:tblPr>
+      <w:tblGrid>
+        <w:gridCol w:w="3289"/>
+        <w:gridCol w:w="3289"/>
+        <w:gridCol w:w="3289"/>
+      </w:tblGrid>
+      <w:tr>
+        <w:trPr>
+          <w:tblHeader w:val="true"/>
+        </w:trPr>
+        <w:tc>
+          <w:tcPr>
+            <w:tcW w:type="dxa" w:w="1100"/>
+            <w:shd w:val="clear" w:color="auto" w:fill="DCE6F1"/>
+          </w:tcPr>
+          <w:p>
+            <w:r>
+              <w:rPr>
+                <w:b/>
+                <w:sz w:val="17"/>
+              </w:rPr>
+              <w:t>#</w:t>
+            </w:r>
+          </w:p>
+        </w:tc>
+        <w:tc>
+          <w:tcPr>
+            <w:tcW w:type="dxa" w:w="3200"/>
+            <w:shd w:val="clear" w:color="auto" w:fill="DCE6F1"/>
+          </w:tcPr>
+          <w:p>
+            <w:r>
+              <w:rPr>
+                <w:sz w:val="17"/>
+              </w:rPr>
+              <w:t>Ở 64b65f0 (Phụ lục I)</w:t>
+            </w:r>
+          </w:p>
+        </w:tc>
+        <w:tc>
+          <w:tcPr>
+            <w:tcW w:type="dxa" w:w="5566"/>
+            <w:shd w:val="clear" w:color="auto" w:fill="DCE6F1"/>
+          </w:tcPr>
+          <w:p>
+            <w:r>
+              <w:rPr>
+                <w:sz w:val="17"/>
+              </w:rPr>
+              <w:t>Ở 77b5886 (25/10)</w:t>
+            </w:r>
+          </w:p>
+        </w:tc>
+      </w:tr>
+      <w:tr>
+        <w:tc>
+          <w:tcPr>
+            <w:tcW w:type="dxa" w:w="1100"/>
+          </w:tcPr>
+          <w:p>
+            <w:r>
+              <w:rPr>
+                <w:b/>
+                <w:sz w:val="17"/>
+              </w:rPr>
+              <w:t>Tiêu đề Điều</w:t>
+            </w:r>
+          </w:p>
+        </w:tc>
+        <w:tc>
+          <w:tcPr>
+            <w:tcW w:type="dxa" w:w="3200"/>
+          </w:tcPr>
+          <w:p>
+            <w:r>
+              <w:rPr>
+                <w:sz w:val="17"/>
+              </w:rPr>
+              <w:t>TT 02a/2015 Điều 4 mất “;” sau “có yếu tố nước ngoài”.</w:t>
+            </w:r>
+          </w:p>
+        </w:tc>
+        <w:tc>
+          <w:tcPr>
+            <w:tcW w:type="dxa" w:w="5566"/>
+          </w:tcPr>
+          <w:p>
+            <w:r>
+              <w:rPr>
+                <w:sz w:val="17"/>
+              </w:rPr>
+              <w:t>Giữ “;”. Tiêu đề Điều của 21 văn bản khớp nguyên văn TXT.</w:t>
+            </w:r>
+          </w:p>
+        </w:tc>
+      </w:tr>
+      <w:tr>
+        <w:tc>
+          <w:tcPr>
+            <w:tcW w:type="dxa" w:w="1100"/>
+          </w:tcPr>
+          <w:p>
+            <w:r>
+              <w:rPr>
+                <w:b/>
+                <w:sz w:val="17"/>
+              </w:rPr>
+              <w:t>Tiêu đề Chương/Mục</w:t>
+            </w:r>
+          </w:p>
+        </w:tc>
+        <w:tc>
+          <w:tcPr>
+            <w:tcW w:type="dxa" w:w="3200"/>
+          </w:tcPr>
+          <w:p>
+            <w:r>
+              <w:rPr>
+                <w:sz w:val="17"/>
+              </w:rPr>
+              <w:t>9 tiêu đề ở 7 văn bản mất dấu câu hoặc cụt: TT 02a/2015 Chương III, TT 15/2015 Chương III và Mục 3, TT 04/2020 Mục 2 của Chương III mất “,”; NĐ 207/2025 Chương II mất “;”; NĐ 126/2014 Mục 4 thành “CHA MẸ”; TT 57/2015 Chương II mất “;” và cụt; TT 38/2025 Chương II, TT 04/2020 Mục 5 cụt.</w:t>
+            </w:r>
+          </w:p>
+        </w:tc>
+        <w:tc>
+          <w:tcPr>
+            <w:tcW w:type="dxa" w:w="5566"/>
+          </w:tcPr>
+          <w:p>
+            <w:r>
+              <w:rPr>
+                <w:sz w:val="17"/>
+              </w:rPr>
+              <w:t>Đủ dấu câu và đủ dòng; mọi tiêu đề Chương/Mục của 21 văn bản khớp TXT và kéo tới mốc kế tiếp.</w:t>
+            </w:r>
+          </w:p>
+        </w:tc>
+      </w:tr>
+      <w:tr>
+        <w:tc>
+          <w:tcPr>
+            <w:tcW w:type="dxa" w:w="1100"/>
+          </w:tcPr>
+          <w:p>
+            <w:r>
+              <w:rPr>
+                <w:b/>
+                <w:sz w:val="17"/>
+              </w:rPr>
+              <w:t>Số hiệu, ngày</w:t>
+            </w:r>
+          </w:p>
+        </w:tc>
+        <w:tc>
+          <w:tcPr>
+            <w:tcW w:type="dxa" w:w="3200"/>
+          </w:tcPr>
+          <w:p>
+            <w:r>
+              <w:rPr>
+                <w:sz w:val="17"/>
+              </w:rPr>
+              <w:t>8 chỗ bị tách “- ” ở TT 02a/2015 (Điều 6, 16, 17), TT 04/2020 Điều 8, TTLT 01/2016 Điều 4.</w:t>
+            </w:r>
+          </w:p>
+        </w:tc>
+        <w:tc>
+          <w:tcPr>
+            <w:tcW w:type="dxa" w:w="5566"/>
+          </w:tcPr>
+          <w:p>
+            <w:r>
+              <w:rPr>
+                <w:sz w:val="17"/>
+              </w:rPr>
+              <w:t>0 chỗ.</w:t>
+            </w:r>
+          </w:p>
+        </w:tc>
+      </w:tr>
+      <w:tr>
+        <w:tc>
+          <w:tcPr>
+            <w:tcW w:type="dxa" w:w="1100"/>
+          </w:tcPr>
+          <w:p>
+            <w:r>
+              <w:rPr>
+                <w:b/>
+                <w:sz w:val="17"/>
+              </w:rPr>
+              <w:t>A7</w:t>
+            </w:r>
+          </w:p>
+        </w:tc>
+        <w:tc>
+          <w:tcPr>
+            <w:tcW w:type="dxa" w:w="3200"/>
+          </w:tcPr>
+          <w:p>
+            <w:r>
+              <w:rPr>
+                <w:sz w:val="17"/>
+              </w:rPr>
+              <w:t>Thiếu test cho A23, A27; ngưỡng tiêu đề 80 từ; thông báo lỗi in chữ \n.</w:t>
+            </w:r>
+          </w:p>
+        </w:tc>
+        <w:tc>
+          <w:tcPr>
+            <w:tcW w:type="dxa" w:w="5566"/>
+          </w:tcPr>
+          <w:p>
+            <w:r>
+              <w:rPr>
+                <w:sz w:val="17"/>
+              </w:rPr>
+              <w:t>Đã có test; ngưỡng 40 từ; thông báo xuống dòng thật. Còn CI và test cho cleaner.</w:t>
+            </w:r>
+          </w:p>
+        </w:tc>
+      </w:tr>
+      <w:tr>
+        <w:tc>
+          <w:tcPr>
+            <w:tcW w:type="dxa" w:w="1100"/>
+          </w:tcPr>
+          <w:p>
+            <w:r>
+              <w:rPr>
+                <w:b/>
+                <w:sz w:val="17"/>
+              </w:rPr>
+              <w:t>Test</w:t>
+            </w:r>
+          </w:p>
+        </w:tc>
+        <w:tc>
+          <w:tcPr>
+            <w:tcW w:type="dxa" w:w="3200"/>
+          </w:tcPr>
+          <w:p>
+            <w:r>
+              <w:rPr>
+                <w:sz w:val="17"/>
+              </w:rPr>
+              <w:t>parser/, tests/schema_test.py, test/test_chunking.py: 235 pass, 14 skip, 1 fail.</w:t>
+            </w:r>
+          </w:p>
+        </w:tc>
+        <w:tc>
+          <w:tcPr>
+            <w:tcW w:type="dxa" w:w="5566"/>
+          </w:tcPr>
+          <w:p>
+            <w:r>
+              <w:rPr>
+                <w:sz w:val="17"/>
+              </w:rPr>
+              <w:t>302 pass, 20 skip, 0 fail.</w:t>
+            </w:r>
+          </w:p>
+        </w:tc>
+      </w:tr>
+      <w:tr>
+        <w:tc>
+          <w:tcPr>
+            <w:tcW w:type="dxa" w:w="1100"/>
+          </w:tcPr>
+          <w:p>
+            <w:r>
+              <w:rPr>
+                <w:b/>
+                <w:sz w:val="17"/>
+              </w:rPr>
+              <w:t>Corpus</w:t>
+            </w:r>
+          </w:p>
+        </w:tc>
+        <w:tc>
+          <w:tcPr>
+            <w:tcW w:type="dxa" w:w="3200"/>
+          </w:tcPr>
+          <w:p>
+            <w:r>
+              <w:rPr>
+                <w:sz w:val="17"/>
+              </w:rPr>
+              <w:t>Bản 72a7377.</w:t>
+            </w:r>
+          </w:p>
+        </w:tc>
+        <w:tc>
+          <w:tcPr>
+            <w:tcW w:type="dxa" w:w="5566"/>
+          </w:tcPr>
+          <w:p>
+            <w:r>
+              <w:rPr>
+                <w:sz w:val="17"/>
+              </w:rPr>
+              <w:t>Không đổi. 4 trong 11 văn bản của corpus có chữ đổi khi sinh lại (NĐ 126/2014, NĐ 207/2025, TT 02a/2015, TTLT 01/2016).</w:t>
             </w:r>
           </w:p>
         </w:tc>

--- a/docs/sprint6_issue_recheck_after_merge.docx
+++ b/docs/sprint6_issue_recheck_after_merge.docx
@@ -34,7 +34,7 @@
         <w:rPr>
           <w:sz w:val="19"/>
         </w:rPr>
-        <w:t>Cập nhật 23/10/2026: kiểm lại sau khi gộp origin/CTM ee755a5 vào testing (commit e64c49a). Mục 3 chỉ ghi phần còn lỗi tính tới e64c49a, gồm cả 7 lỗi mới. Cùng ngày, nhóm A được kiểm lại toàn bộ trên e64c49a (Phụ lục C); A24 và Phụ lục B (kết quả kiểm nhóm A trên e9ee31d ngày 22/10) bị mất trong lần cập nhật trước nên được ghi lại. Cũng ngày 23/10, nhóm C được kiểm lại toàn bộ trên bafe1e8, gồm phân tích lại C6 (Phụ lục D). Ngày 24/10/2026, sau khi kéo nhánh NMA mới nhất (testing fast-forward lên 72a7377), nhóm A được kiểm lại toàn bộ (Phụ lục E): A13, A23, A24 đã sửa và được bỏ khỏi bảng; thêm 2 lỗi mới A25, A26. Cũng ngày 24/10, nhóm B được kiểm lại và sửa trên nhánh chunking_test (Phụ lục F): B9, B12 đã sửa và được bỏ khỏi bảng; B1, B10, B13 đã sửa trong code nhưng còn trong bảng cho tới khi corpus trong repo được sinh lại; thêm 3 lỗi mới B14, B15, B16, đều đã sửa. Kiểm lại chunking sau commit: thêm B17 (chunker lấy câu đầu intro làm tiêu đề, đã sửa) và A27 (parser không nhận nhãn “Mục N.”, TT 04/2020 mất cấp Mục). Cuối ngày 24/10, sau khi gộp NMA (b031620–fc997a6) vào testing ở 840c8a3, nhóm C được kiểm lại toàn bộ (Phụ lục G): không lỗi nào sửa xong; C6 sửa thêm một phần (ID của Luật 1986 viết thường, test định danh cho parsed_jsons, run_experiment.py không còn ghi cứng file TTLT); các lỗi C khác không đổi vì contract, schema, code retrieval, reranker và benchmark không đổi từ bafe1e8. Cũng ở 840c8a3, nhóm A được kiểm lại toàn bộ (Phụ lục H): A21 đã sửa và được bỏ khỏi bảng; A25, A26 sửa phần lớn, nhưng mẫu cắt chú thích VBHN mới không khớp chỗ nào (chú thích nay nằm trong Luật 52/2014 Điều 2 khoản 3) và mẫu nhãn “Hướng dẫn” mới để lọt lại 3 nhãn ở NĐ 10/2015. Sau đó C3 được sửa ở 75e06c8 (bảng ánh xạ status → validity_status ở mục 3.1 của data_contract.md và test_registry_validity_status_mapping) và được bỏ khỏi bảng. Cuối ngày 24/10, sau khi gộp NMA 1260ed8 vào testing ở 64b65f0, nhóm A được kiểm lại (Phụ lục I): 11 PDF gốc được thay bằng bản có lớp text; A27 đã sửa và được bỏ khỏi bảng; A25 chỉ còn phần corpus và các mẫu cleaner thừa; L01 quay về bản gốc 2014 (A6); thêm lỗi mới A28 (ghép dòng làm mất dấu câu, làm 1 test fail). Ngày 25/10, A28 và phần test của A7 được sửa ở commit 77b5886 trên testing (Phụ lục K): A28 được bỏ khỏi bảng, A7 chỉ còn CI và test cho cleaner.</w:t>
+        <w:t>Cập nhật 23/10/2026: kiểm lại sau khi gộp origin/CTM ee755a5 vào testing (commit e64c49a). Mục 3 chỉ ghi phần còn lỗi tính tới e64c49a, gồm cả 7 lỗi mới. Cùng ngày, nhóm A được kiểm lại toàn bộ trên e64c49a (Phụ lục C); A24 và Phụ lục B (kết quả kiểm nhóm A trên e9ee31d ngày 22/10) bị mất trong lần cập nhật trước nên được ghi lại. Cũng ngày 23/10, nhóm C được kiểm lại toàn bộ trên bafe1e8, gồm phân tích lại C6 (Phụ lục D). Ngày 24/10/2026, sau khi kéo nhánh NMA mới nhất (testing fast-forward lên 72a7377), nhóm A được kiểm lại toàn bộ (Phụ lục E): A13, A23, A24 đã sửa và được bỏ khỏi bảng; thêm 2 lỗi mới A25, A26. Cũng ngày 24/10, nhóm B được kiểm lại và sửa trên nhánh chunking_test (Phụ lục F): B9, B12 đã sửa và được bỏ khỏi bảng; B1, B10, B13 đã sửa trong code nhưng còn trong bảng cho tới khi corpus trong repo được sinh lại; thêm 3 lỗi mới B14, B15, B16, đều đã sửa. Kiểm lại chunking sau commit: thêm B17 (chunker lấy câu đầu intro làm tiêu đề, đã sửa) và A27 (parser không nhận nhãn “Mục N.”, TT 04/2020 mất cấp Mục). Cuối ngày 24/10, sau khi gộp NMA (b031620–fc997a6) vào testing ở 840c8a3, nhóm C được kiểm lại toàn bộ (Phụ lục G): không lỗi nào sửa xong; C6 sửa thêm một phần (ID của Luật 1986 viết thường, test định danh cho parsed_jsons, run_experiment.py không còn ghi cứng file TTLT); các lỗi C khác không đổi vì contract, schema, code retrieval, reranker và benchmark không đổi từ bafe1e8. Cũng ở 840c8a3, nhóm A được kiểm lại toàn bộ (Phụ lục H): A21 đã sửa và được bỏ khỏi bảng; A25, A26 sửa phần lớn, nhưng mẫu cắt chú thích VBHN mới không khớp chỗ nào (chú thích nay nằm trong Luật 52/2014 Điều 2 khoản 3) và mẫu nhãn “Hướng dẫn” mới để lọt lại 3 nhãn ở NĐ 10/2015. Sau đó C3 được sửa ở 75e06c8 (bảng ánh xạ status → validity_status ở mục 3.1 của data_contract.md và test_registry_validity_status_mapping) và được bỏ khỏi bảng. Cuối ngày 24/10, sau khi gộp NMA 1260ed8 vào testing ở 64b65f0, nhóm A được kiểm lại (Phụ lục I): 11 PDF gốc được thay bằng bản có lớp text; A27 đã sửa và được bỏ khỏi bảng; A25 chỉ còn phần corpus và các mẫu cleaner thừa; L01 quay về bản gốc 2014 (A6); thêm lỗi mới A28 (ghép dòng làm mất dấu câu, làm 1 test fail). Ngày 25/10, A28 và phần test của A7 được sửa ở commit 77b5886 trên testing (Phụ lục K): A28 được bỏ khỏi bảng, A7 chỉ còn CI và test cho cleaner. Cũng ngày 25/10, corpus được sinh lại ở 664634e (21 văn bản, 2.011 chunk, tách từ underthesea): A25, A26 hết phần corpus; B1, B10, B13 đã sửa và được bỏ khỏi bảng; B2 chỉ còn phía truy vấn và requirements-bkai.txt.</w:t>
       </w:r>
     </w:p>
     <w:p>
@@ -50,7 +50,7 @@
         <w:spacing w:after="80"/>
       </w:pPr>
       <w:r>
-        <w:t>Trong 67 lỗi của register v2, tính tới commit e64c49a (nhóm A tính tới 64b65f0, nhóm B tính tới bản sửa chunking ngày 24/10, nhóm C tính tới 840c8a3, C3 tới 75e06c8): 23 đã sửa, 1 đóng, 15 còn một phần, 3 đổi tính chất, 2 nặng hơn, 23 còn nguyên. Phát hiện thêm 20 lỗi mới: A22, A23, A24, B11, B12 (22/10; A22, A23, A24, B11 và B12 nay đã sửa), B13 (nay sửa trong code, chờ sinh lại corpus), C6, C7, C8, C9, D5, H9 (23/10, sau khi gộp CTM; C6 nay sửa một phần ở 840c8a3, C7 ở af8ee9a), A25, A26 (24/10, sau khi kéo NMA 72a7377; nay sửa một phần ở 840c8a3 và 64b65f0), B14, B15, B16, B17 (24/10, khi kiểm lại nhóm B; đã sửa) A27 (24/10, khi kiểm lại corpus thử 21 văn bản; nay đã sửa) và A28 (24/10, sau khi gộp NMA 1260ed8; nay đã sửa ở 77b5886). Trong 15 lỗi mức Cao, 7 đã sửa (A1, A12, A13, A14, E15, C1, C3), 8 còn mở. Nhóm A, B, C đã được kiểm lại lần 2 trên commit 75dd586; các chỗ đính chính ghi ở Phụ lục A. Nhóm A được kiểm lại lần 3 trên e9ee31d (Phụ lục B), lần 4 trên e64c49a (Phụ lục C) và lần 5 trên 72a7377 (Phụ lục E), lần 6 trên 840c8a3 (Phụ lục H) và lần 7 trên 64b65f0 (Phụ lục I); A28 sửa ngày 25/10 (Phụ lục K). Ngày 23/10 kiểm lại các lỗi liên quan tới thay đổi của CTM và toàn bộ nhóm A; nhóm C được kiểm lại toàn bộ trên bafe1e8 (Phụ lục D) và trên 840c8a3 sau khi gộp NMA (Phụ lục G); ngày 24/10 nhóm B được kiểm lại và sửa trên nhánh chunking_test (Phụ lục F); các lỗi còn lại giữ kết quả ngày 22/10.</w:t>
+        <w:t>Trong 67 lỗi của register v2, tính tới commit e64c49a (nhóm A tính tới 64b65f0, nhóm B tính tới bản sửa chunking ngày 24/10 và corpus sinh lại ở 664634e, nhóm C tính tới 840c8a3, C3 tới 75e06c8): 25 đã sửa, 1 đóng, 13 còn một phần, 3 đổi tính chất, 2 nặng hơn, 23 còn nguyên. Phát hiện thêm 20 lỗi mới: A22, A23, A24, B11, B12 (22/10; A22, A23, A24, B11 và B12 nay đã sửa), B13 (nay đã sửa), C6, C7, C8, C9, D5, H9 (23/10, sau khi gộp CTM; C6 nay sửa một phần ở 840c8a3, C7 ở af8ee9a), A25, A26 (24/10, sau khi kéo NMA 72a7377; nay sửa một phần ở 840c8a3 và 64b65f0), B14, B15, B16, B17 (24/10, khi kiểm lại nhóm B; đã sửa) A27 (24/10, khi kiểm lại corpus thử 21 văn bản; nay đã sửa) và A28 (24/10, sau khi gộp NMA 1260ed8; nay đã sửa ở 77b5886). Trong 15 lỗi mức Cao, 8 đã sửa (A1, A12, A13, A14, B1, E15, C1, C3), 7 còn mở. Nhóm A, B, C đã được kiểm lại lần 2 trên commit 75dd586; các chỗ đính chính ghi ở Phụ lục A. Nhóm A được kiểm lại lần 3 trên e9ee31d (Phụ lục B), lần 4 trên e64c49a (Phụ lục C) và lần 5 trên 72a7377 (Phụ lục E), lần 6 trên 840c8a3 (Phụ lục H) và lần 7 trên 64b65f0 (Phụ lục I); A28 sửa ngày 25/10 (Phụ lục K). Ngày 23/10 kiểm lại các lỗi liên quan tới thay đổi của CTM và toàn bộ nhóm A; nhóm C được kiểm lại toàn bộ trên bafe1e8 (Phụ lục D) và trên 840c8a3 sau khi gộp NMA (Phụ lục G); ngày 24/10 nhóm B được kiểm lại và sửa trên nhánh chunking_test (Phụ lục F); các lỗi còn lại giữ kết quả ngày 22/10.</w:t>
       </w:r>
     </w:p>
     <w:p>
@@ -68,7 +68,7 @@
       </w:pPr>
       <w:r>
         <w:rPr/>
-        <w:t>Parser hết chú thích và nhãn nhờ đổi PDF, nhưng Luật 52/2014 quay về bản gốc và corpus chưa sinh lại (A6, A25). NMA 1260ed8 (gộp ở 64b65f0) thay 11 PDF gốc bằng bản có lớp text: parsed_jsons hết chú thích VBHN và nhãn luatvietnam, sửa cả chữ sai của bản cũ (vd TT 34/2017 Điều 2 “dị tật bào thai”); A27 đã sửa và ID của Luật 1986 đúng mã. Nhưng L01.pdf mới là bản gốc 2014, không còn là VBHN 121: Điều 123 khoản 3 ghi “cấp huyện” thay cho “khu vực”, lệch đáp án HN_183 và luật hiện hành (A6). Commit được đẩy lên khi 1 test parser fail vì ghép dòng làm mất dấu câu ở tiêu đề; lỗi này (A28) đã sửa ngày 25/10 ở 77b5886. Corpus trong repo vẫn là bản 72a7377. Cần chốt phiên bản Luật 52/2014 rồi sinh lại corpus trước khi map gold (D1, D4) và dựng lại index.</w:t>
+        <w:t>Parser hết chú thích và nhãn nhờ đổi PDF, nhưng Luật 52/2014 quay về bản gốc (A6). NMA 1260ed8 (gộp ở 64b65f0) thay 11 PDF gốc bằng bản có lớp text: parsed_jsons hết chú thích VBHN và nhãn luatvietnam, sửa cả chữ sai của bản cũ (vd TT 34/2017 Điều 2 “dị tật bào thai”); A27 đã sửa và ID của Luật 1986 đúng mã. Nhưng L01.pdf mới là bản gốc 2014, không còn là VBHN 121: Điều 123 khoản 3 ghi “cấp huyện” thay cho “khu vực”, lệch đáp án HN_183 và luật hiện hành (A6). Commit được đẩy lên khi 1 test parser fail vì ghép dòng làm mất dấu câu ở tiêu đề; lỗi này (A28) đã sửa ngày 25/10 ở 77b5886. Corpus được sinh lại ở 664634e (21 văn bản, 2.011 chunk); map gold (D1, D4) và dựng lại index làm trên corpus này. Nếu Dev 1 chọn bản VBHN cho Luật 52/2014 thì chỉ chạy lại parser và export cho văn bản này; chunk_id không đổi.</w:t>
       </w:r>
     </w:p>
     <w:p>
@@ -78,7 +78,7 @@
       </w:pPr>
       <w:r>
         <w:rPr/>
-        <w:t>Chunker đã sửa nhóm B nhưng corpus chưa sinh lại. Merge 1c40712 trên chunking_test làm chunking_rules.py lỗi cú pháp (B14), nên exporter, test và các script import chunker đều không chạy. Chunker được lấy lại từ testing rồi sửa: 0 “Khoản 1” giả (trước 130 chunk), 0 breadcrumb sai Khoản (trước 234), intro của 41/41 Điều nay có trong embed_text (trước 0, B15), Khoản dài có danh sách Điểm được cắt tại ranh giới Điểm (B9), exporter không còn dừng vì Parent vượt ngưỡng (B16) và dừng khi thiếu underthesea (B2). Quy ước chunk_id không đổi; 20 chunk của 10 Khoản dài đổi ranh giới (B3). Corpus trong repo vẫn là bản 72a7377 (fallback_whitespace) cho tới khi sinh lại ở bước 3 (Phụ lục F).</w:t>
+        <w:t>Chunker đã sửa nhóm B và corpus đã sinh lại ở 664634e. Merge 1c40712 trên chunking_test làm chunking_rules.py lỗi cú pháp (B14), nên exporter, test và các script import chunker đều không chạy. Chunker được lấy lại từ testing rồi sửa: 0 “Khoản 1” giả (trước 130 chunk), 0 breadcrumb sai Khoản (trước 234), intro của 41/41 Điều nay có trong embed_text (trước 0, B15), Khoản dài có danh sách Điểm được cắt tại ranh giới Điểm (B9), exporter không còn dừng vì Parent vượt ngưỡng (B16) và dừng khi thiếu underthesea (B2). Quy ước chunk_id không đổi; 20 chunk của 10 Khoản dài đổi ranh giới (B3). Corpus trong repo sinh lại ở 664634e bằng chunker này: 0 “Khoản 1” giả, 0 breadcrumb sai Khoản, 0 chunk dưới 10 ký tự, tách từ underthesea 9.5.0 (Phụ lục F, K).</w:t>
       </w:r>
     </w:p>
     <w:p>
@@ -486,7 +486,7 @@
               <w:rPr>
                 <w:sz w:val="17"/>
               </w:rPr>
-              <w:t>3</w:t>
+              <w:t>5</w:t>
             </w:r>
           </w:p>
         </w:tc>
@@ -520,7 +520,7 @@
               <w:rPr>
                 <w:sz w:val="17"/>
               </w:rPr>
-              <w:t>6</w:t>
+              <w:t>4</w:t>
             </w:r>
           </w:p>
         </w:tc>
@@ -1523,7 +1523,7 @@
                 <w:b/>
                 <w:sz w:val="17"/>
               </w:rPr>
-              <w:t>23</w:t>
+              <w:t>25</w:t>
             </w:r>
           </w:p>
         </w:tc>
@@ -1559,7 +1559,7 @@
                 <w:b/>
                 <w:sz w:val="17"/>
               </w:rPr>
-              <w:t>15</w:t>
+              <w:t>13</w:t>
             </w:r>
           </w:p>
         </w:tc>
@@ -1647,7 +1647,7 @@
         <w:spacing w:after="80"/>
       </w:pPr>
       <w:r>
-        <w:t>“Đã sửa” ở nhóm A và B nghĩa là đã sửa trong code và trong parser/parsed_jsons; từ e64c49a corpus trong repo cũng được sinh lại từ parsed_jsons hiện tại (B11). Riêng B9, B12 (sửa ngày 24/10) mới sửa trong code chunking và được kiểm trên corpus sinh lại trong thư mục tạm; B1, B10, B13 cũng đã sửa trong code nhưng giữ trong bảng cho tới khi corpus trong repo được sinh lại ở bước 3. Các lỗi “Còn” ở nhóm E–H phần lớn là do file liên quan không đổi kể từ commit ae1ce0d mà register v2 đã rà soát; số đo trong register cho các lỗi này được đo trên corpus cũ và cần đo lại.</w:t>
+        <w:t>“Đã sửa” ở nhóm A và B nghĩa là đã sửa trong code và trong parser/parsed_jsons; từ e64c49a corpus trong repo cũng được sinh lại từ parsed_jsons hiện tại (B11). Riêng B9, B12 (sửa ngày 24/10) mới sửa trong code chunking và được kiểm trên corpus sinh lại trong thư mục tạm; B1, B10, B13 sửa trong code ngày 24/10 và được bỏ khỏi bảng sau khi corpus trong repo được sinh lại ở 664634e (25/10). Các lỗi “Còn” ở nhóm E–H phần lớn là do file liên quan không đổi kể từ commit ae1ce0d mà register v2 đã rà soát; số đo trong register cho các lỗi này được đo trên corpus cũ và cần đo lại.</w:t>
       </w:r>
     </w:p>
     <w:p>
@@ -2131,7 +2131,7 @@
         <w:spacing w:after="80"/>
       </w:pPr>
       <w:r>
-        <w:t>Các lỗi đã sửa hoặc đã đóng mà không còn việc gì được bỏ khỏi bảng (vẫn tính trong thống kê ở mục 1; kết quả kiểm nhóm A ở Phụ lục C, E, H, I và K, nhóm B ở Phụ lục F, nhóm C ở Phụ lục D và Phụ lục G): A1, A5, A10, A12, A13, A14, A15, A17, A18, A19, A20, A21, A22, A23, A24, A27, A28, B8, B9, B11, B12, B14, B15, B16, B17, C1, C3, E5. Test cho cleaner nằm ở A7; đề xuất kiểm tra CI của B11 nằm ở bước 3 mục 5.</w:t>
+        <w:t>Các lỗi đã sửa hoặc đã đóng mà không còn việc gì được bỏ khỏi bảng (vẫn tính trong thống kê ở mục 1; kết quả kiểm nhóm A ở Phụ lục C, E, H, I và K, nhóm B ở Phụ lục F, nhóm C ở Phụ lục D và Phụ lục G): A1, A5, A10, A12, A13, A14, A15, A17, A18, A19, A20, A21, A22, A23, A24, A27, A28, B1, B8, B9, B10, B11, B12, B13, B14, B15, B16, B17, C1, C3, E5. Test cho cleaner nằm ở A7; đề xuất kiểm tra CI của B11 nằm ở bước 3 mục 5.</w:t>
       </w:r>
     </w:p>
     <w:p>
@@ -2327,7 +2327,7 @@
               <w:rPr>
                 <w:sz w:val="17"/>
               </w:rPr>
-              <w:t>(1) Corpus trong repo vẫn là bản 72a7377, sinh từ bản parse còn lỗi: thiếu l_52_2014_qh13_art_2_clause_4_chunk_1 và …_clause_5_chunk_1 (2/5 candidate của HN_062); nd_207_2025_nd_cp_art_17_clause_1_chunk_1, tt_34_2017_tt_byt_art_4_clause_2_chunk_1 và tt_34_2017_tt_byt_art_5_clause_2_chunk_1 mất chữ “hướng dẫn”. (2) Các mẫu viết riêng cho nguồn PDF cũ khớp 0 lần trên 23 TXT nhưng vẫn chạy trên mọi văn bản: 4 mẫu chú thích VBHN của Luật 81/2025/QH15 (AMENDMENT_FOOTNOTE_PATTERNS), mẫu “khu vực2”, mẫu nhãn “Hướng dẫn” và hai mẫu header bản in của NĐ 70/2001, NĐ 10/2015. Văn bản thêm sau có thể khớp nhầm các mẫu này.</w:t>
+              <w:t>Các mẫu viết riêng cho nguồn PDF cũ khớp 0 lần trên 23 TXT nhưng vẫn chạy trên mọi văn bản: 4 mẫu chú thích VBHN của Luật 81/2025/QH15 (AMENDMENT_FOOTNOTE_PATTERNS), mẫu “khu vực2”, mẫu nhãn “Hướng dẫn” và hai mẫu header bản in của NĐ 70/2001, NĐ 10/2015. Văn bản thêm sau có thể khớp nhầm các mẫu này.</w:t>
             </w:r>
           </w:p>
           <w:p>
@@ -2345,7 +2345,7 @@
               <w:rPr>
                 <w:sz w:val="17"/>
               </w:rPr>
-              <w:t>(1) Sinh lại corpus ở bước 3. (2) Bỏ các mẫu không còn khớp, hoặc gắn từng mẫu với file nguồn của nó để không chạy trên văn bản khác. Test cho cleaner ở A7.</w:t>
+              <w:t>Bỏ các mẫu không còn khớp, hoặc gắn từng mẫu với file nguồn của nó để không chạy trên văn bản khác. Test cho cleaner ở A7.</w:t>
             </w:r>
           </w:p>
           <w:p>
@@ -2363,7 +2363,7 @@
               <w:rPr>
                 <w:sz w:val="17"/>
               </w:rPr>
-              <w:t>Chạy 4 mẫu của REPEATED_DOCUMENT_MARKING_PATTERNS và 4 mẫu của AMENDMENT_FOOTNOTE_PATTERNS trên 23 file extracted_texts_qwen của 64b65f0: 0 lần khớp. chunks.jsonl trong repo không đổi từ 72a7377 (1.156 chunk): không có hai chunk khoản 4, khoản 5 Điều 2 của Luật 52/2014; ba chunk NĐ 207/2025, TT 34/2017 nêu trên không chứa “hướng dẫn”.</w:t>
+              <w:t>Chạy 4 mẫu của REPEATED_DOCUMENT_MARKING_PATTERNS và 4 mẫu của AMENDMENT_FOOTNOTE_PATTERNS trên 23 file extracted_texts_qwen của 64b65f0: 0 lần khớp.</w:t>
             </w:r>
           </w:p>
         </w:tc>
@@ -2380,7 +2380,7 @@
               <w:rPr>
                 <w:sz w:val="17"/>
               </w:rPr>
-              <w:t>data/chunking_output/chunks.jsonl; parser/cleaner.py: REPEATED_DOCUMENT_MARKING_PATTERNS (dòng 85–101), AMENDMENT_FOOTNOTE_PATTERNS (dòng 107–142)</w:t>
+              <w:t>parser/cleaner.py: REPEATED_DOCUMENT_MARKING_PATTERNS (dòng 85–101), AMENDMENT_FOOTNOTE_PATTERNS (dòng 107–142)</w:t>
             </w:r>
           </w:p>
         </w:tc>
@@ -2469,7 +2469,7 @@
               <w:rPr>
                 <w:sz w:val="17"/>
               </w:rPr>
-              <w:t>(1) Corpus trong repo vẫn là bản 72a7377 với 11 văn bản: 10 văn bản bổ sung chưa vào, 11 câu benchmark trích 8 văn bản trong số này vẫn not_mapped (vd HN_039 NĐ 68/2002, HN_044 TT 38/2025, HN_060 NĐ 123/2015). (2) TT 07/2001/TT-BTP và TT 07/2002/TT-BTP chia theo mục La Mã (I., II., 1.1-), không có Điều, nên vẫn không parse được; test_parser_unit.py ghi hai file vào KNOWN_UNPARSEABLE_TXT nhưng chưa quyết định cách xử lý; HN_048 hỏi về TT 07/2002.</w:t>
+              <w:t>TT 07/2001/TT-BTP và TT 07/2002/TT-BTP chia theo mục La Mã (I., II., 1.1-), không có Điều, nên vẫn không parse được; test_parser_unit.py ghi hai file vào KNOWN_UNPARSEABLE_TXT nhưng chưa quyết định cách xử lý; HN_048 hỏi về TT 07/2002.</w:t>
             </w:r>
           </w:p>
           <w:p>
@@ -2487,7 +2487,7 @@
               <w:rPr>
                 <w:sz w:val="17"/>
               </w:rPr>
-              <w:t>(1) Sinh lại corpus trên đủ parsed_jsons ở bước 3 và thêm văn bản mới vào article_index.json (C5). (2) Hoặc parser hỗ trợ cấp mục La Mã thay cho Điều, hoặc ghi trong registry là chưa đưa vào corpus và đánh dấu HN_048 là câu hỏi về văn bản ngoài corpus (D2).</w:t>
+              <w:t>Hoặc parser hỗ trợ cấp mục La Mã thay cho Điều, hoặc ghi trong registry là chưa đưa vào corpus và đánh dấu HN_048 là câu hỏi về văn bản ngoài corpus (D2).</w:t>
             </w:r>
           </w:p>
           <w:p>
@@ -2505,7 +2505,7 @@
               <w:rPr>
                 <w:sz w:val="17"/>
               </w:rPr>
-              <w:t>Chạy lại parser trên bản sao 64b65f0: 2 TT lỗi “Không tìm thấy Điều nào”. chunks.jsonl trong repo: 1.156 chunk, 11 văn bản.</w:t>
+              <w:t>Chạy lại parser trên bản sao 64b65f0: 2 TT lỗi “Không tìm thấy Điều nào”.</w:t>
             </w:r>
           </w:p>
         </w:tc>
@@ -2522,7 +2522,7 @@
               <w:rPr>
                 <w:sz w:val="17"/>
               </w:rPr>
-              <w:t>data/chunking_output/chunks.jsonl; parser/cleaned_texts/07_2001_TT-BTP_48707.txt, 07_2002_TT-BTP_50377.txt; parser/test_parser_unit.py: KNOWN_UNPARSEABLE_TXT (dòng 308)</w:t>
+              <w:t>parser/cleaned_texts/07_2001_TT-BTP_48707.txt, 07_2002_TT-BTP_50377.txt; parser/test_parser_unit.py: KNOWN_UNPARSEABLE_TXT (dòng 308)</w:t>
             </w:r>
           </w:p>
         </w:tc>
@@ -3022,7 +3022,7 @@
               <w:rPr>
                 <w:sz w:val="17"/>
               </w:rPr>
-              <w:t>Dev 1 chốt phiên bản dùng trong corpus trước khi sinh lại corpus: (a) dùng VBHN 121 (khớp benchmark và luật hiện hành), ghi version/consolidated_date vào registry; hoặc (b) giữ bản gốc, thêm Luật 81/2025 làm văn bản sửa đổi có effective_from riêng, rồi sửa đáp án HN_183. Ghi nguồn tải của từng PDF (URL, ngày tải, checksum) vào registry.</w:t>
+              <w:t>Dev 1 chốt phiên bản dùng trong corpus rồi sinh lại corpus cho văn bản này (chunk_id không đổi): (a) dùng VBHN 121 (khớp benchmark và luật hiện hành), ghi version/consolidated_date vào registry; hoặc (b) giữ bản gốc, thêm Luật 81/2025 làm văn bản sửa đổi có effective_from riêng, rồi sửa đáp án HN_183. Ghi nguồn tải của từng PDF (URL, ngày tải, checksum) vào registry.</w:t>
             </w:r>
           </w:p>
           <w:p>
@@ -3229,7 +3229,7 @@
       </w:pPr>
       <w:r>
         <w:rPr/>
-        <w:t>Nhóm A đo trên 64b65f0 (24/10), sau khi gộp NMA 1260ed8. A27 đã sửa (8/8 Mục của TT 04/2020 được nhận, không Khoản nào chứa tên Mục) và được bỏ khỏi bảng; test còn thiếu chuyển sang A7. 11 PDF gốc được thay bằng bản có lớp text nên A25 chỉ còn phần corpus và các mẫu cleaner thừa; A6 đổi lại vì L01 là bản gốc 2014; A26 chỉ còn 2 TT chia theo mục La Mã và corpus. A16, A11, A8 không đổi. Số liệu đo ở Phụ lục I. Ngày 25/10, A28 được sửa (tiêu đề Điều, Chương, Mục giữ dấu câu và không cụt; số hiệu không còn bị tách sau “-”) và được bỏ khỏi bảng; A7 có thêm test cho A23, A27, A28, ngưỡng tiêu đề 40 từ và thông báo lỗi xuống dòng thật, nên chỉ còn CI và test cho cleaner (Phụ lục K). Bản sửa ở commit 77b5886; corpus chưa sinh lại.</w:t>
+        <w:t>Nhóm A đo trên 64b65f0 (24/10), sau khi gộp NMA 1260ed8. A27 đã sửa (8/8 Mục của TT 04/2020 được nhận, không Khoản nào chứa tên Mục) và được bỏ khỏi bảng; test còn thiếu chuyển sang A7. 11 PDF gốc được thay bằng bản có lớp text nên A25 chỉ còn phần corpus và các mẫu cleaner thừa; A6 đổi lại vì L01 là bản gốc 2014; A26 chỉ còn 2 TT chia theo mục La Mã và corpus. A16, A11, A8 không đổi. Số liệu đo ở Phụ lục I. Ngày 25/10, A28 được sửa (tiêu đề Điều, Chương, Mục giữ dấu câu và không cụt; số hiệu không còn bị tách sau “-”) và được bỏ khỏi bảng; A7 có thêm test cho A23, A27, A28, ngưỡng tiêu đề 40 từ và thông báo lỗi xuống dòng thật, nên chỉ còn CI và test cho cleaner (Phụ lục K). Bản sửa ở commit 77b5886. Corpus sinh lại ở 664634e nên A25 chỉ còn các mẫu cleaner thừa, A26 chỉ còn 2 TT chia theo mục La Mã (Phụ lục K).</w:t>
       </w:r>
     </w:p>
     <w:p>
@@ -3398,7 +3398,7 @@
                 <w:b/>
                 <w:sz w:val="17"/>
               </w:rPr>
-              <w:t>B1</w:t>
+              <w:t>B2</w:t>
             </w:r>
           </w:p>
         </w:tc>
@@ -3433,7 +3433,7 @@
               <w:rPr>
                 <w:sz w:val="17"/>
               </w:rPr>
-              <w:t>Code chunking đã sửa ngày 24/10 (Phụ lục F), nhưng corpus trong repo (bản 72a7377) chưa sinh lại: 130/1.156 chunk của Điều không chia Khoản vẫn ghi “Khoản 1” vào clause_ref, breadcrumb, embed_text và metadata.clause_number.</w:t>
+              <w:t>embedding/requirements-bkai.txt vẫn ghi underthesea&gt;=8.3,&lt;9, mâu thuẫn với requirements.txt (ghim underthesea==9.5.0). Phía truy vấn chưa tách từ cùng phiên bản với corpus: ElasticsearchBM25Retriever tìm trên content_segmented bằng câu hỏi thô; dense_retriever tự tắt tách từ câu hỏi khi thiếu underthesea (E4).</w:t>
             </w:r>
           </w:p>
           <w:p>
@@ -3451,7 +3451,7 @@
               <w:rPr>
                 <w:sz w:val="17"/>
               </w:rPr>
-              <w:t>Sinh lại corpus ở bước 3 (sau khi parser sửa A25, A26) bằng chunker đã sửa; exporter nay dừng nếu lỗi này còn.</w:t>
+              <w:t>Dev 3 ghim underthesea==9.5.0 trong requirements-bkai.txt. Dev 4 tách từ câu hỏi bằng cùng phiên bản, truy vấn cả content (câu hỏi thô) lẫn content_segmented (câu hỏi tách từ); Dense chọn embed_text hoặc embed_text_raw theo cờ của model (E4).</w:t>
             </w:r>
           </w:p>
           <w:p>
@@ -3469,7 +3469,7 @@
               <w:rPr>
                 <w:sz w:val="17"/>
               </w:rPr>
-              <w:t>Corpus export lại trong thư mục tạm bằng chunker đã sửa: 0/1.157 chunk (21 văn bản: 0/2.003) còn “Khoản 1” giả; test_implicit_clause_has_no_khoan pass.</w:t>
+              <w:t>embedding/requirements-bkai.txt dòng 2: underthesea&gt;=8.3,&lt;9. ElasticsearchBM25Retriever mặc định text_field = “content_segmented” (hybrid_retriever.py dòng 33) và không tách từ câu hỏi.</w:t>
             </w:r>
           </w:p>
         </w:tc>
@@ -3486,7 +3486,7 @@
               <w:rPr>
                 <w:sz w:val="17"/>
               </w:rPr>
-              <w:t>data/chunking_output/chunks.jsonl; chunking/export_legal_chunks.py: _assert_breadcrumb</w:t>
+              <w:t>embedding/requirements-bkai.txt; retrieval/hybrid_retriever.py: ElasticsearchBM25Retriever.search; embedding/dense_retriever.py (dòng 80–102)</w:t>
             </w:r>
           </w:p>
         </w:tc>
@@ -3503,7 +3503,7 @@
               <w:rPr>
                 <w:sz w:val="17"/>
               </w:rPr>
-              <w:t>Chunking</w:t>
+              <w:t>Dev 3 + Dev 4</w:t>
             </w:r>
           </w:p>
         </w:tc>
@@ -3541,7 +3541,7 @@
                 <w:b/>
                 <w:sz w:val="17"/>
               </w:rPr>
-              <w:t>B2</w:t>
+              <w:t>B3</w:t>
             </w:r>
           </w:p>
         </w:tc>
@@ -3549,17 +3549,17 @@
           <w:tcPr>
             <w:tcW w:type="dxa" w:w="1020"/>
             <w:vAlign w:val="top"/>
-            <w:shd w:val="clear" w:color="auto" w:fill="F4C7C3"/>
-          </w:tcPr>
-          <w:p>
-            <w:pPr>
-              <w:spacing w:after="20" w:line="252" w:lineRule="auto"/>
-            </w:pPr>
-            <w:r>
-              <w:rPr>
-                <w:sz w:val="17"/>
-              </w:rPr>
-              <w:t>Cao</w:t>
+            <w:shd w:val="clear" w:color="auto" w:fill="FCE8B2"/>
+          </w:tcPr>
+          <w:p>
+            <w:pPr>
+              <w:spacing w:after="20" w:line="252" w:lineRule="auto"/>
+            </w:pPr>
+            <w:r>
+              <w:rPr>
+                <w:sz w:val="17"/>
+              </w:rPr>
+              <w:t>Trung bình</w:t>
             </w:r>
           </w:p>
         </w:tc>
@@ -3576,7 +3576,7 @@
               <w:rPr>
                 <w:sz w:val="17"/>
               </w:rPr>
-              <w:t>Corpus trong repo vẫn là bản 72a7377: chunking_report ghi tokenization_backend = fallback_whitespace, seg_text giống text ở 1.156/1.156 chunk, cho tới khi sinh lại ở bước 3. embedding/requirements-bkai.txt vẫn ghi underthesea&gt;=8.3,&lt;9, mâu thuẫn với requirements.txt (ghim underthesea==9.5.0). Phía truy vấn chưa tách từ cùng phiên bản với corpus: ElasticsearchBM25Retriever tìm trên content_segmented bằng câu hỏi thô; dense_retriever tự tắt tách từ câu hỏi khi thiếu underthesea (E4).</w:t>
+              <w:t>Gold, proposal và production_chunk_index chưa đổi sang chunk_id = {clause_id}_chunk_{n} (D4). Bản sửa chunking 24/10 giữ quy ước ID nhưng dời ranh giới phần ở 10 Khoản dài: 20 chunk giữ ID mà đổi nội dung, thêm nd_207_2025_nd_cp_art_9_clause_2_chunk_3; candidate của HN_244, HN_253, HN_255, HN_260 trỏ các Khoản này (đủ các phần của Khoản, nên Parent Match không đổi). data_contract.md tự mâu thuẫn ở dòng 14: câu chữ yêu cầu ID viết thường nhưng regex ở dòng 14, 30 và chunk_payload_schema.json cho [a-zA-Z0-9_]; khi đưa đủ 21 văn bản, 57 chunk_id có chữ hoa (l_21_LCT_HDND7_…, A26) vẫn qua exporter và schema. Ngoài ra 8 candidate trỏ ID không có trong corpus, ở cả corpus trong repo lẫn corpus sinh lại (có từ trước bản sửa): 2 ID khoản 4, 5 Luật 52/2014 Điều 2 (HN_062, do A25) và 6 ID _chunk_2, _chunk_3 của Khoản nay chỉ còn một chunk (NĐ 207/2025 Điều 17, NQ 01/2024 Điều 2, 3, 4, 6; HN_263, HN_265, HN_266, HN_267, HN_269): số _chunk_n đổi khi độ dài Khoản đổi.</w:t>
             </w:r>
           </w:p>
           <w:p>
@@ -3594,7 +3594,7 @@
               <w:rPr>
                 <w:sz w:val="17"/>
               </w:rPr>
-              <w:t>Dev 3 ghim underthesea==9.5.0 trong requirements-bkai.txt. Dev 4 tách từ câu hỏi bằng cùng phiên bản, truy vấn cả content (câu hỏi thô) lẫn content_segmented (câu hỏi tách từ); Dense chọn embed_text hoặc embed_text_raw theo cờ của model (E4). Sinh lại corpus ở bước 3 và kiểm tokenization_version trong report.</w:t>
+              <w:t>Map lại dữ liệu benchmark theo nội dung chunk, không theo ID cũ (D4). CTM sửa regex ID trong data_contract.md và chunk_payload_schema.json thành ^[a-z0-9_]+$ cùng lúc Dev 1 sửa ID registry của Luật 1986 (A26, C6); exporter dùng cùng regex.</w:t>
             </w:r>
           </w:p>
           <w:p>
@@ -3612,7 +3612,7 @@
               <w:rPr>
                 <w:sz w:val="17"/>
               </w:rPr>
-              <w:t>Corpus export lại bằng chunker đã sửa (thư mục tạm, 11 và 21 văn bản): seg_text khác text ở 100% chunk, report ghi tokenization_version = 9.5.0. Khi không import được underthesea, word_segment báo RuntimeError (test_word_segment_requires_underthesea).</w:t>
+              <w:t>So corpus 11 văn bản sinh bằng chunker f0a7007 và chunker đã sửa: 0 ID mất, 1 ID mới, 20 ID đổi nội dung.</w:t>
             </w:r>
           </w:p>
         </w:tc>
@@ -3629,7 +3629,7 @@
               <w:rPr>
                 <w:sz w:val="17"/>
               </w:rPr>
-              <w:t>embedding/requirements-bkai.txt; retrieval/hybrid_retriever.py: ElasticsearchBM25Retriever.search; embedding/dense_retriever.py (dòng 80–102); data/chunking_output/chunks.jsonl</w:t>
+              <w:t>docs/data_contract.md (dòng 14, 30); schemas/chunk_payload_schema.json (dòng 38–62); chunking/export_legal_chunks.py: main (kiểm chunk_id); data/benchmark/ground_truth.json</w:t>
             </w:r>
           </w:p>
         </w:tc>
@@ -3646,7 +3646,132 @@
               <w:rPr>
                 <w:sz w:val="17"/>
               </w:rPr>
-              <w:t>Dev 3 + Dev 4</w:t>
+              <w:t>Dev 1 + CTM</w:t>
+            </w:r>
+          </w:p>
+        </w:tc>
+        <w:tc>
+          <w:tcPr>
+            <w:tcW w:type="dxa" w:w="964"/>
+            <w:vAlign w:val="top"/>
+            <w:shd w:val="clear" w:color="auto" w:fill="E2EFDA"/>
+          </w:tcPr>
+          <w:p>
+            <w:pPr>
+              <w:spacing w:after="20" w:line="252" w:lineRule="auto"/>
+            </w:pPr>
+            <w:r>
+              <w:rPr>
+                <w:sz w:val="17"/>
+              </w:rPr>
+              <w:t>Đã sửa</w:t>
+            </w:r>
+          </w:p>
+        </w:tc>
+      </w:tr>
+      <w:tr>
+        <w:tc>
+          <w:tcPr>
+            <w:tcW w:type="dxa" w:w="624"/>
+            <w:vAlign w:val="top"/>
+          </w:tcPr>
+          <w:p>
+            <w:pPr>
+              <w:spacing w:after="20" w:line="252" w:lineRule="auto"/>
+            </w:pPr>
+            <w:r>
+              <w:rPr>
+                <w:b/>
+                <w:sz w:val="17"/>
+              </w:rPr>
+              <w:t>B4</w:t>
+            </w:r>
+          </w:p>
+        </w:tc>
+        <w:tc>
+          <w:tcPr>
+            <w:tcW w:type="dxa" w:w="1020"/>
+            <w:vAlign w:val="top"/>
+            <w:shd w:val="clear" w:color="auto" w:fill="FCE8B2"/>
+          </w:tcPr>
+          <w:p>
+            <w:pPr>
+              <w:spacing w:after="20" w:line="252" w:lineRule="auto"/>
+            </w:pPr>
+            <w:r>
+              <w:rPr>
+                <w:sz w:val="17"/>
+              </w:rPr>
+              <w:t>Trung bình</w:t>
+            </w:r>
+          </w:p>
+        </w:tc>
+        <w:tc>
+          <w:tcPr>
+            <w:tcW w:type="dxa" w:w="4479"/>
+            <w:vAlign w:val="top"/>
+          </w:tcPr>
+          <w:p>
+            <w:pPr>
+              <w:spacing w:after="20" w:line="252" w:lineRule="auto"/>
+            </w:pPr>
+            <w:r>
+              <w:rPr>
+                <w:sz w:val="17"/>
+              </w:rPr>
+              <w:t>build_bm25_index.py và scripts/build_index.py mặc định đọc data/chunking_output/chunks.jsonl. Vẫn dùng file smoke: retrieval/run_dev_retrieval.py, retrieval/retrieval_evaluation.py, embedding/retrieval_smoke_test.py, test/test_bm25_retrieval.py. chunks_benchmark.jsonl và all_legal_chunks.json vẫn trong git. Thêm: data/parser_validated/ có 4 JSON cũ (L02, ND04, ND05 với ID dạng mã file như L02_art_1_clause_1, và bản tt_02a_2015_tt_btp.json sửa nhãn cũ ghi “Hết hiệu lực”); tests/schema_test.py gộp clause_id của chúng vào tập hợp lệ, embedding/prepare_all_chunk_dataset.py vẫn đọc bản TT 02a.</w:t>
+            </w:r>
+          </w:p>
+          <w:p>
+            <w:pPr>
+              <w:spacing w:after="20" w:line="252" w:lineRule="auto"/>
+            </w:pPr>
+            <w:r>
+              <w:rPr>
+                <w:b/>
+                <w:sz w:val="17"/>
+              </w:rPr>
+              <w:t xml:space="preserve">Đề xuất: </w:t>
+            </w:r>
+            <w:r>
+              <w:rPr>
+                <w:sz w:val="17"/>
+              </w:rPr>
+              <w:t>Đổi các mặc định còn lại; xóa corpus cũ và data/parser_validated/.</w:t>
+            </w:r>
+          </w:p>
+        </w:tc>
+        <w:tc>
+          <w:tcPr>
+            <w:tcW w:type="dxa" w:w="1701"/>
+            <w:vAlign w:val="top"/>
+          </w:tcPr>
+          <w:p>
+            <w:pPr>
+              <w:spacing w:after="20" w:line="252" w:lineRule="auto"/>
+            </w:pPr>
+            <w:r>
+              <w:rPr>
+                <w:sz w:val="17"/>
+              </w:rPr>
+              <w:t>retrieval/build_bm25_index.py:12; retrieval/run_dev_retrieval.py:74; retrieval/retrieval_evaluation.py:16; embedding/retrieval_smoke_test.py:13; embedding/prepare_all_chunk_dataset.py:14; data/chunking_output/chunks_benchmark.jsonl; scripts/build_index.py:64; demo_pipeline.py:41</w:t>
+            </w:r>
+          </w:p>
+        </w:tc>
+        <w:tc>
+          <w:tcPr>
+            <w:tcW w:type="dxa" w:w="1077"/>
+            <w:vAlign w:val="top"/>
+          </w:tcPr>
+          <w:p>
+            <w:pPr>
+              <w:spacing w:after="20" w:line="252" w:lineRule="auto"/>
+            </w:pPr>
+            <w:r>
+              <w:rPr>
+                <w:sz w:val="17"/>
+              </w:rPr>
+              <w:t>Chunking + Dev 4</w:t>
             </w:r>
           </w:p>
         </w:tc>
@@ -3684,7 +3809,7 @@
                 <w:b/>
                 <w:sz w:val="17"/>
               </w:rPr>
-              <w:t>B13</w:t>
+              <w:t>B7</w:t>
             </w:r>
           </w:p>
         </w:tc>
@@ -3719,7 +3844,7 @@
               <w:rPr>
                 <w:sz w:val="17"/>
               </w:rPr>
-              <w:t>chunks.jsonl trong repo hiện có 0 chunk dưới 10 ký tự (schema_test pass) nhờ A24 đã sửa, nhưng chưa được sinh bằng exporter mới, vốn dừng khi còn chunk dưới 10 ký tự (data_contract.md mục 5.2). Chưa có gì chặn lỗi quay lại trong corpus đang commit.</w:t>
+              <w:t>Bản ghi chunk có 29 trường cấp gốc và metadata 16 trường, lưu cùng thông tin nhiều lần: 3 cặp alias (id/chunk_id, doc_id/document_id, text/chunk_text), thông tin văn bản và Điều lặp ở cấp gốc và trong metadata, nội dung luật có 5 bản (text, chunk_text, seg_text, embed_text, embed_text_raw). effective_from, effective_to, source_url chỉ nằm trong metadata (effective_to có giá trị ở 445/1.157 chunk, 21 văn bản: 907/2.003); mỗi consumer tự viết bộ chuyển đổi (build_bm25_index.load_chunks, vector_store.normalize_chunk_record, build_index._adapt_chunk_for_vector_store).</w:t>
             </w:r>
           </w:p>
           <w:p>
@@ -3737,25 +3862,7 @@
               <w:rPr>
                 <w:sz w:val="17"/>
               </w:rPr>
-              <w:t>Sinh lại corpus ở bước 3 bằng exporter mới.</w:t>
-            </w:r>
-          </w:p>
-          <w:p>
-            <w:pPr>
-              <w:spacing w:after="20" w:line="252" w:lineRule="auto"/>
-            </w:pPr>
-            <w:r>
-              <w:rPr>
-                <w:b/>
-                <w:sz w:val="17"/>
-              </w:rPr>
-              <w:t xml:space="preserve">Kiểm chứng: </w:t>
-            </w:r>
-            <w:r>
-              <w:rPr>
-                <w:sz w:val="17"/>
-              </w:rPr>
-              <w:t>Corpus export lại trong thư mục tạm: 0 chunk dưới 10 ký tự ở 11 và 21 văn bản.</w:t>
+              <w:t>Rút gọn khi chốt C1; dùng một hàm đọc corpus chung.</w:t>
             </w:r>
           </w:p>
         </w:tc>
@@ -3772,7 +3879,7 @@
               <w:rPr>
                 <w:sz w:val="17"/>
               </w:rPr>
-              <w:t>data/chunking_output/chunks.jsonl; chunking/export_legal_chunks.py: main (kiểm CHILD_MIN_CHARS)</w:t>
+              <w:t>schemas/chunk_payload_schema.json; chunking/export_legal_chunks.py (dòng 146–153); retrieval/build_bm25_index.py: load_chunks (dòng 39–106); embedding/vector_store.py: normalize_chunk_record (dòng 30–110); scripts/build_index.py: _adapt_chunk_for_vector_store (dòng 107–146)</w:t>
             </w:r>
           </w:p>
         </w:tc>
@@ -3789,542 +3896,7 @@
               <w:rPr>
                 <w:sz w:val="17"/>
               </w:rPr>
-              <w:t>Chunking</w:t>
-            </w:r>
-          </w:p>
-        </w:tc>
-        <w:tc>
-          <w:tcPr>
-            <w:tcW w:type="dxa" w:w="964"/>
-            <w:vAlign w:val="top"/>
-          </w:tcPr>
-          <w:p>
-            <w:pPr>
-              <w:spacing w:after="20" w:line="252" w:lineRule="auto"/>
-            </w:pPr>
-            <w:r>
-              <w:rPr>
-                <w:sz w:val="17"/>
-              </w:rPr>
-              <w:t>Mới</w:t>
-            </w:r>
-          </w:p>
-        </w:tc>
-      </w:tr>
-      <w:tr>
-        <w:tc>
-          <w:tcPr>
-            <w:tcW w:type="dxa" w:w="624"/>
-            <w:vAlign w:val="top"/>
-          </w:tcPr>
-          <w:p>
-            <w:pPr>
-              <w:spacing w:after="20" w:line="252" w:lineRule="auto"/>
-            </w:pPr>
-            <w:r>
-              <w:rPr>
-                <w:b/>
-                <w:sz w:val="17"/>
-              </w:rPr>
-              <w:t>B3</w:t>
-            </w:r>
-          </w:p>
-        </w:tc>
-        <w:tc>
-          <w:tcPr>
-            <w:tcW w:type="dxa" w:w="1020"/>
-            <w:vAlign w:val="top"/>
-            <w:shd w:val="clear" w:color="auto" w:fill="FCE8B2"/>
-          </w:tcPr>
-          <w:p>
-            <w:pPr>
-              <w:spacing w:after="20" w:line="252" w:lineRule="auto"/>
-            </w:pPr>
-            <w:r>
-              <w:rPr>
-                <w:sz w:val="17"/>
-              </w:rPr>
-              <w:t>Trung bình</w:t>
-            </w:r>
-          </w:p>
-        </w:tc>
-        <w:tc>
-          <w:tcPr>
-            <w:tcW w:type="dxa" w:w="4479"/>
-            <w:vAlign w:val="top"/>
-          </w:tcPr>
-          <w:p>
-            <w:pPr>
-              <w:spacing w:after="20" w:line="252" w:lineRule="auto"/>
-            </w:pPr>
-            <w:r>
-              <w:rPr>
-                <w:sz w:val="17"/>
-              </w:rPr>
-              <w:t>Gold, proposal và production_chunk_index chưa đổi sang chunk_id = {clause_id}_chunk_{n} (D4). Bản sửa chunking 24/10 giữ quy ước ID nhưng dời ranh giới phần ở 10 Khoản dài: 20 chunk giữ ID mà đổi nội dung, thêm nd_207_2025_nd_cp_art_9_clause_2_chunk_3; candidate của HN_244, HN_253, HN_255, HN_260 trỏ các Khoản này (đủ các phần của Khoản, nên Parent Match không đổi). data_contract.md tự mâu thuẫn ở dòng 14: câu chữ yêu cầu ID viết thường nhưng regex ở dòng 14, 30 và chunk_payload_schema.json cho [a-zA-Z0-9_]; khi đưa đủ 21 văn bản, 57 chunk_id có chữ hoa (l_21_LCT_HDND7_…, A26) vẫn qua exporter và schema. Ngoài ra 8 candidate trỏ ID không có trong corpus, ở cả corpus trong repo lẫn corpus sinh lại (có từ trước bản sửa): 2 ID khoản 4, 5 Luật 52/2014 Điều 2 (HN_062, do A25) và 6 ID _chunk_2, _chunk_3 của Khoản nay chỉ còn một chunk (NĐ 207/2025 Điều 17, NQ 01/2024 Điều 2, 3, 4, 6; HN_263, HN_265, HN_266, HN_267, HN_269): số _chunk_n đổi khi độ dài Khoản đổi.</w:t>
-            </w:r>
-          </w:p>
-          <w:p>
-            <w:pPr>
-              <w:spacing w:after="20" w:line="252" w:lineRule="auto"/>
-            </w:pPr>
-            <w:r>
-              <w:rPr>
-                <w:b/>
-                <w:sz w:val="17"/>
-              </w:rPr>
-              <w:t xml:space="preserve">Đề xuất: </w:t>
-            </w:r>
-            <w:r>
-              <w:rPr>
-                <w:sz w:val="17"/>
-              </w:rPr>
-              <w:t>Map lại dữ liệu benchmark theo nội dung chunk, không theo ID cũ (D4). CTM sửa regex ID trong data_contract.md và chunk_payload_schema.json thành ^[a-z0-9_]+$ cùng lúc Dev 1 sửa ID registry của Luật 1986 (A26, C6); exporter dùng cùng regex.</w:t>
-            </w:r>
-          </w:p>
-          <w:p>
-            <w:pPr>
-              <w:spacing w:after="20" w:line="252" w:lineRule="auto"/>
-            </w:pPr>
-            <w:r>
-              <w:rPr>
-                <w:b/>
-                <w:sz w:val="17"/>
-              </w:rPr>
-              <w:t xml:space="preserve">Kiểm chứng: </w:t>
-            </w:r>
-            <w:r>
-              <w:rPr>
-                <w:sz w:val="17"/>
-              </w:rPr>
-              <w:t>So corpus 11 văn bản sinh bằng chunker f0a7007 và chunker đã sửa: 0 ID mất, 1 ID mới, 20 ID đổi nội dung.</w:t>
-            </w:r>
-          </w:p>
-        </w:tc>
-        <w:tc>
-          <w:tcPr>
-            <w:tcW w:type="dxa" w:w="1701"/>
-            <w:vAlign w:val="top"/>
-          </w:tcPr>
-          <w:p>
-            <w:pPr>
-              <w:spacing w:after="20" w:line="252" w:lineRule="auto"/>
-            </w:pPr>
-            <w:r>
-              <w:rPr>
-                <w:sz w:val="17"/>
-              </w:rPr>
-              <w:t>docs/data_contract.md (dòng 14, 30); schemas/chunk_payload_schema.json (dòng 38–62); chunking/export_legal_chunks.py: main (kiểm chunk_id); data/benchmark/ground_truth.json</w:t>
-            </w:r>
-          </w:p>
-        </w:tc>
-        <w:tc>
-          <w:tcPr>
-            <w:tcW w:type="dxa" w:w="1077"/>
-            <w:vAlign w:val="top"/>
-          </w:tcPr>
-          <w:p>
-            <w:pPr>
-              <w:spacing w:after="20" w:line="252" w:lineRule="auto"/>
-            </w:pPr>
-            <w:r>
-              <w:rPr>
-                <w:sz w:val="17"/>
-              </w:rPr>
-              <w:t>Dev 1 + CTM</w:t>
-            </w:r>
-          </w:p>
-        </w:tc>
-        <w:tc>
-          <w:tcPr>
-            <w:tcW w:type="dxa" w:w="964"/>
-            <w:vAlign w:val="top"/>
-            <w:shd w:val="clear" w:color="auto" w:fill="E2EFDA"/>
-          </w:tcPr>
-          <w:p>
-            <w:pPr>
-              <w:spacing w:after="20" w:line="252" w:lineRule="auto"/>
-            </w:pPr>
-            <w:r>
-              <w:rPr>
-                <w:sz w:val="17"/>
-              </w:rPr>
-              <w:t>Đã sửa</w:t>
-            </w:r>
-          </w:p>
-        </w:tc>
-      </w:tr>
-      <w:tr>
-        <w:tc>
-          <w:tcPr>
-            <w:tcW w:type="dxa" w:w="624"/>
-            <w:vAlign w:val="top"/>
-          </w:tcPr>
-          <w:p>
-            <w:pPr>
-              <w:spacing w:after="20" w:line="252" w:lineRule="auto"/>
-            </w:pPr>
-            <w:r>
-              <w:rPr>
-                <w:b/>
-                <w:sz w:val="17"/>
-              </w:rPr>
-              <w:t>B4</w:t>
-            </w:r>
-          </w:p>
-        </w:tc>
-        <w:tc>
-          <w:tcPr>
-            <w:tcW w:type="dxa" w:w="1020"/>
-            <w:vAlign w:val="top"/>
-            <w:shd w:val="clear" w:color="auto" w:fill="FCE8B2"/>
-          </w:tcPr>
-          <w:p>
-            <w:pPr>
-              <w:spacing w:after="20" w:line="252" w:lineRule="auto"/>
-            </w:pPr>
-            <w:r>
-              <w:rPr>
-                <w:sz w:val="17"/>
-              </w:rPr>
-              <w:t>Trung bình</w:t>
-            </w:r>
-          </w:p>
-        </w:tc>
-        <w:tc>
-          <w:tcPr>
-            <w:tcW w:type="dxa" w:w="4479"/>
-            <w:vAlign w:val="top"/>
-          </w:tcPr>
-          <w:p>
-            <w:pPr>
-              <w:spacing w:after="20" w:line="252" w:lineRule="auto"/>
-            </w:pPr>
-            <w:r>
-              <w:rPr>
-                <w:sz w:val="17"/>
-              </w:rPr>
-              <w:t>build_bm25_index.py và scripts/build_index.py mặc định đọc data/chunking_output/chunks.jsonl. Vẫn dùng file smoke: retrieval/run_dev_retrieval.py, retrieval/retrieval_evaluation.py, embedding/retrieval_smoke_test.py, test/test_bm25_retrieval.py. chunks_benchmark.jsonl và all_legal_chunks.json vẫn trong git. Thêm: data/parser_validated/ có 4 JSON cũ (L02, ND04, ND05 với ID dạng mã file như L02_art_1_clause_1, và bản tt_02a_2015_tt_btp.json sửa nhãn cũ ghi “Hết hiệu lực”); tests/schema_test.py gộp clause_id của chúng vào tập hợp lệ, embedding/prepare_all_chunk_dataset.py vẫn đọc bản TT 02a.</w:t>
-            </w:r>
-          </w:p>
-          <w:p>
-            <w:pPr>
-              <w:spacing w:after="20" w:line="252" w:lineRule="auto"/>
-            </w:pPr>
-            <w:r>
-              <w:rPr>
-                <w:b/>
-                <w:sz w:val="17"/>
-              </w:rPr>
-              <w:t xml:space="preserve">Đề xuất: </w:t>
-            </w:r>
-            <w:r>
-              <w:rPr>
-                <w:sz w:val="17"/>
-              </w:rPr>
-              <w:t>Đổi các mặc định còn lại; xóa corpus cũ và data/parser_validated/.</w:t>
-            </w:r>
-          </w:p>
-        </w:tc>
-        <w:tc>
-          <w:tcPr>
-            <w:tcW w:type="dxa" w:w="1701"/>
-            <w:vAlign w:val="top"/>
-          </w:tcPr>
-          <w:p>
-            <w:pPr>
-              <w:spacing w:after="20" w:line="252" w:lineRule="auto"/>
-            </w:pPr>
-            <w:r>
-              <w:rPr>
-                <w:sz w:val="17"/>
-              </w:rPr>
-              <w:t>retrieval/build_bm25_index.py:12; retrieval/run_dev_retrieval.py:74; retrieval/retrieval_evaluation.py:16; embedding/retrieval_smoke_test.py:13; embedding/prepare_all_chunk_dataset.py:14; data/chunking_output/chunks_benchmark.jsonl; scripts/build_index.py:64; demo_pipeline.py:41</w:t>
-            </w:r>
-          </w:p>
-        </w:tc>
-        <w:tc>
-          <w:tcPr>
-            <w:tcW w:type="dxa" w:w="1077"/>
-            <w:vAlign w:val="top"/>
-          </w:tcPr>
-          <w:p>
-            <w:pPr>
-              <w:spacing w:after="20" w:line="252" w:lineRule="auto"/>
-            </w:pPr>
-            <w:r>
-              <w:rPr>
-                <w:sz w:val="17"/>
-              </w:rPr>
-              <w:t>Chunking + Dev 4</w:t>
-            </w:r>
-          </w:p>
-        </w:tc>
-        <w:tc>
-          <w:tcPr>
-            <w:tcW w:type="dxa" w:w="964"/>
-            <w:vAlign w:val="top"/>
-            <w:shd w:val="clear" w:color="auto" w:fill="FFF2CC"/>
-          </w:tcPr>
-          <w:p>
-            <w:pPr>
-              <w:spacing w:after="20" w:line="252" w:lineRule="auto"/>
-            </w:pPr>
-            <w:r>
-              <w:rPr>
-                <w:sz w:val="17"/>
-              </w:rPr>
-              <w:t>Còn một phần</w:t>
-            </w:r>
-          </w:p>
-        </w:tc>
-      </w:tr>
-      <w:tr>
-        <w:tc>
-          <w:tcPr>
-            <w:tcW w:type="dxa" w:w="624"/>
-            <w:vAlign w:val="top"/>
-          </w:tcPr>
-          <w:p>
-            <w:pPr>
-              <w:spacing w:after="20" w:line="252" w:lineRule="auto"/>
-            </w:pPr>
-            <w:r>
-              <w:rPr>
-                <w:b/>
-                <w:sz w:val="17"/>
-              </w:rPr>
-              <w:t>B7</w:t>
-            </w:r>
-          </w:p>
-        </w:tc>
-        <w:tc>
-          <w:tcPr>
-            <w:tcW w:type="dxa" w:w="1020"/>
-            <w:vAlign w:val="top"/>
-            <w:shd w:val="clear" w:color="auto" w:fill="FCE8B2"/>
-          </w:tcPr>
-          <w:p>
-            <w:pPr>
-              <w:spacing w:after="20" w:line="252" w:lineRule="auto"/>
-            </w:pPr>
-            <w:r>
-              <w:rPr>
-                <w:sz w:val="17"/>
-              </w:rPr>
-              <w:t>Trung bình</w:t>
-            </w:r>
-          </w:p>
-        </w:tc>
-        <w:tc>
-          <w:tcPr>
-            <w:tcW w:type="dxa" w:w="4479"/>
-            <w:vAlign w:val="top"/>
-          </w:tcPr>
-          <w:p>
-            <w:pPr>
-              <w:spacing w:after="20" w:line="252" w:lineRule="auto"/>
-            </w:pPr>
-            <w:r>
-              <w:rPr>
-                <w:sz w:val="17"/>
-              </w:rPr>
-              <w:t>Bản ghi chunk có 29 trường cấp gốc và metadata 16 trường, lưu cùng thông tin nhiều lần: 3 cặp alias (id/chunk_id, doc_id/document_id, text/chunk_text), thông tin văn bản và Điều lặp ở cấp gốc và trong metadata, nội dung luật có 5 bản (text, chunk_text, seg_text, embed_text, embed_text_raw). effective_from, effective_to, source_url chỉ nằm trong metadata (effective_to có giá trị ở 445/1.157 chunk, 21 văn bản: 907/2.003); mỗi consumer tự viết bộ chuyển đổi (build_bm25_index.load_chunks, vector_store.normalize_chunk_record, build_index._adapt_chunk_for_vector_store).</w:t>
-            </w:r>
-          </w:p>
-          <w:p>
-            <w:pPr>
-              <w:spacing w:after="20" w:line="252" w:lineRule="auto"/>
-            </w:pPr>
-            <w:r>
-              <w:rPr>
-                <w:b/>
-                <w:sz w:val="17"/>
-              </w:rPr>
-              <w:t xml:space="preserve">Đề xuất: </w:t>
-            </w:r>
-            <w:r>
-              <w:rPr>
-                <w:sz w:val="17"/>
-              </w:rPr>
-              <w:t>Rút gọn khi chốt C1; dùng một hàm đọc corpus chung.</w:t>
-            </w:r>
-          </w:p>
-        </w:tc>
-        <w:tc>
-          <w:tcPr>
-            <w:tcW w:type="dxa" w:w="1701"/>
-            <w:vAlign w:val="top"/>
-          </w:tcPr>
-          <w:p>
-            <w:pPr>
-              <w:spacing w:after="20" w:line="252" w:lineRule="auto"/>
-            </w:pPr>
-            <w:r>
-              <w:rPr>
-                <w:sz w:val="17"/>
-              </w:rPr>
-              <w:t>schemas/chunk_payload_schema.json; chunking/export_legal_chunks.py (dòng 146–153); retrieval/build_bm25_index.py: load_chunks (dòng 39–106); embedding/vector_store.py: normalize_chunk_record (dòng 30–110); scripts/build_index.py: _adapt_chunk_for_vector_store (dòng 107–146)</w:t>
-            </w:r>
-          </w:p>
-        </w:tc>
-        <w:tc>
-          <w:tcPr>
-            <w:tcW w:type="dxa" w:w="1077"/>
-            <w:vAlign w:val="top"/>
-          </w:tcPr>
-          <w:p>
-            <w:pPr>
-              <w:spacing w:after="20" w:line="252" w:lineRule="auto"/>
-            </w:pPr>
-            <w:r>
-              <w:rPr>
-                <w:sz w:val="17"/>
-              </w:rPr>
               <w:t>Chunking + Dev 1</w:t>
-            </w:r>
-          </w:p>
-        </w:tc>
-        <w:tc>
-          <w:tcPr>
-            <w:tcW w:type="dxa" w:w="964"/>
-            <w:vAlign w:val="top"/>
-            <w:shd w:val="clear" w:color="auto" w:fill="FFF2CC"/>
-          </w:tcPr>
-          <w:p>
-            <w:pPr>
-              <w:spacing w:after="20" w:line="252" w:lineRule="auto"/>
-            </w:pPr>
-            <w:r>
-              <w:rPr>
-                <w:sz w:val="17"/>
-              </w:rPr>
-              <w:t>Còn một phần</w:t>
-            </w:r>
-          </w:p>
-        </w:tc>
-      </w:tr>
-      <w:tr>
-        <w:tc>
-          <w:tcPr>
-            <w:tcW w:type="dxa" w:w="624"/>
-            <w:vAlign w:val="top"/>
-          </w:tcPr>
-          <w:p>
-            <w:pPr>
-              <w:spacing w:after="20" w:line="252" w:lineRule="auto"/>
-            </w:pPr>
-            <w:r>
-              <w:rPr>
-                <w:b/>
-                <w:sz w:val="17"/>
-              </w:rPr>
-              <w:t>B10</w:t>
-            </w:r>
-          </w:p>
-        </w:tc>
-        <w:tc>
-          <w:tcPr>
-            <w:tcW w:type="dxa" w:w="1020"/>
-            <w:vAlign w:val="top"/>
-            <w:shd w:val="clear" w:color="auto" w:fill="FCE8B2"/>
-          </w:tcPr>
-          <w:p>
-            <w:pPr>
-              <w:spacing w:after="20" w:line="252" w:lineRule="auto"/>
-            </w:pPr>
-            <w:r>
-              <w:rPr>
-                <w:sz w:val="17"/>
-              </w:rPr>
-              <w:t>Trung bình</w:t>
-            </w:r>
-          </w:p>
-        </w:tc>
-        <w:tc>
-          <w:tcPr>
-            <w:tcW w:type="dxa" w:w="4479"/>
-            <w:vAlign w:val="top"/>
-          </w:tcPr>
-          <w:p>
-            <w:pPr>
-              <w:spacing w:after="20" w:line="252" w:lineRule="auto"/>
-            </w:pPr>
-            <w:r>
-              <w:rPr>
-                <w:sz w:val="17"/>
-              </w:rPr>
-              <w:t>Code chunking đã sửa ngày 24/10 (Phụ lục F), nhưng corpus trong repo chưa sinh lại: 132 breadcrumb lặp dải Khoản (“Khoản 1-10 &gt; Khoản 2”) và 102 chunk không có Khoản của chính nó (breadcrumb dừng ở “Khoản 1-10”, “Khoản 11-14”). Breadcrumb này đi vào embed_text của Dense.</w:t>
-            </w:r>
-          </w:p>
-          <w:p>
-            <w:pPr>
-              <w:spacing w:after="20" w:line="252" w:lineRule="auto"/>
-            </w:pPr>
-            <w:r>
-              <w:rPr>
-                <w:b/>
-                <w:sz w:val="17"/>
-              </w:rPr>
-              <w:t xml:space="preserve">Đề xuất: </w:t>
-            </w:r>
-            <w:r>
-              <w:rPr>
-                <w:sz w:val="17"/>
-              </w:rPr>
-              <w:t>Sinh lại corpus ở bước 3 (sau khi parser sửa A25, A26) bằng chunker đã sửa; exporter nay dừng nếu lỗi này còn.</w:t>
-            </w:r>
-          </w:p>
-          <w:p>
-            <w:pPr>
-              <w:spacing w:after="20" w:line="252" w:lineRule="auto"/>
-            </w:pPr>
-            <w:r>
-              <w:rPr>
-                <w:b/>
-                <w:sz w:val="17"/>
-              </w:rPr>
-              <w:t xml:space="preserve">Kiểm chứng: </w:t>
-            </w:r>
-            <w:r>
-              <w:rPr>
-                <w:sz w:val="17"/>
-              </w:rPr>
-              <w:t>Corpus export lại trong thư mục tạm: 0 breadcrumb sai Khoản ở 11 và 21 văn bản; test_child_breadcrumb_has_only_own_clause pass.</w:t>
-            </w:r>
-          </w:p>
-        </w:tc>
-        <w:tc>
-          <w:tcPr>
-            <w:tcW w:type="dxa" w:w="1701"/>
-            <w:vAlign w:val="top"/>
-          </w:tcPr>
-          <w:p>
-            <w:pPr>
-              <w:spacing w:after="20" w:line="252" w:lineRule="auto"/>
-            </w:pPr>
-            <w:r>
-              <w:rPr>
-                <w:sz w:val="17"/>
-              </w:rPr>
-              <w:t>data/chunking_output/chunks.jsonl; chunking/export_legal_chunks.py: _assert_breadcrumb</w:t>
-            </w:r>
-          </w:p>
-        </w:tc>
-        <w:tc>
-          <w:tcPr>
-            <w:tcW w:type="dxa" w:w="1077"/>
-            <w:vAlign w:val="top"/>
-          </w:tcPr>
-          <w:p>
-            <w:pPr>
-              <w:spacing w:after="20" w:line="252" w:lineRule="auto"/>
-            </w:pPr>
-            <w:r>
-              <w:rPr>
-                <w:sz w:val="17"/>
-              </w:rPr>
-              <w:t>Chunking</w:t>
             </w:r>
           </w:p>
         </w:tc>
@@ -4479,7 +4051,7 @@
       </w:pPr>
       <w:r>
         <w:rPr/>
-        <w:t>Nhóm B đo ngày 24/10 trên nhánh chunking_test sau bản sửa chunking. B9, B12 đã sửa và được bỏ khỏi bảng. B1, B10, B13 đã sửa trong code nhưng giữ trong bảng vì corpus trong repo chưa sinh lại (parser A25, A26 chưa xong). Ba lỗi mới B14 (merge 1c40712 làm chunker lỗi cú pháp), B15 (intro của Điều không vào chunk con), B16 (Parent vượt ngưỡng khi intro trùng Khoản đầu dài) tìm thấy và sửa cùng đợt; B17 (chunker lấy câu đầu intro làm tiêu đề cho Điều không có tiêu đề) tìm thấy khi kiểm lại sau commit và cũng đã sửa. Số liệu đo trên corpus sinh lại trong thư mục tạm ở Phụ lục F.</w:t>
+        <w:t>Nhóm B đo ngày 24/10 trên nhánh chunking_test sau bản sửa chunking. B9, B12 đã sửa và được bỏ khỏi bảng. B1, B10, B13 đã sửa trong code và được bỏ khỏi bảng sau khi corpus trong repo được sinh lại ở 664634e ngày 25/10 (0 “Khoản 1” giả, 0 breadcrumb sai Khoản, 0 chunk dưới 10 ký tự); B2 chỉ còn phía truy vấn và requirements-bkai.txt. Ba lỗi mới B14 (merge 1c40712 làm chunker lỗi cú pháp), B15 (intro của Điều không vào chunk con), B16 (Parent vượt ngưỡng khi intro trùng Khoản đầu dài) tìm thấy và sửa cùng đợt; B17 (chunker lấy câu đầu intro làm tiêu đề cho Điều không có tiêu đề) tìm thấy khi kiểm lại sau commit và cũng đã sửa. Số liệu đo trên corpus sinh lại trong thư mục tạm ở Phụ lục F.</w:t>
       </w:r>
     </w:p>
     <w:p>
@@ -13007,7 +12579,7 @@
               <w:rPr>
                 <w:sz w:val="17"/>
               </w:rPr>
-              <w:t>Code chunker đã sửa ngày 24/10 (Phụ lục F). Còn: chạy export_legal_chunks.py và commit cùng PR với parser, để corpus hết “Khoản 1” giả (B1), breadcrumb sai Khoản (B10) và được exporter mới kiểm chunk dưới 10 ký tự (B13); CI kiểm chunks.jsonl khớp parsed_jsons (B11). Xóa corpus cũ, data/parser_validated/ và các mặc định trỏ file smoke (B4). Ghim underthesea ở requirements-bkai.txt, tách từ câu hỏi cùng phiên bản (B2).</w:t>
+              <w:t>Corpus đã sinh lại ở 664634e (25/10): 0 “Khoản 1” giả (B1), 0 breadcrumb sai Khoản (B10), exporter mới kiểm chunk dưới 10 ký tự (B13). Còn: CI kiểm chunks.jsonl khớp parsed_jsons (B11). Xóa corpus cũ, data/parser_validated/ và các mặc định trỏ file smoke (B4). Ghim underthesea ở requirements-bkai.txt, tách từ câu hỏi cùng phiên bản (B2). Khi Dev 1 chốt A6 theo bản VBHN, chạy lại parser và export cho Luật 52/2014.</w:t>
             </w:r>
           </w:p>
         </w:tc>
@@ -13023,7 +12595,7 @@
               <w:rPr>
                 <w:sz w:val="17"/>
               </w:rPr>
-              <w:t>B11, B1, B10, B13, B2, B4</w:t>
+              <w:t>B11, B2, B4</w:t>
             </w:r>
           </w:p>
         </w:tc>
@@ -13055,7 +12627,7 @@
               <w:rPr>
                 <w:sz w:val="17"/>
               </w:rPr>
-              <w:t>Chạy export và commit: sau khi chốt A6 (bước 1).</w:t>
+              <w:t>Phần còn lại: ngay. Chạy lại export: khi Dev 1 chốt A6 (bước 1).</w:t>
             </w:r>
           </w:p>
         </w:tc>
@@ -13505,7 +13077,7 @@
     <w:p>
       <w:pPr/>
       <w:r>
-        <w:t>Đường găng là 1 → 2 → 3 → 4 → 5 → 6 → 7, trong đó C3 và ID của Luật 1986 đã xong; trước khi sinh corpus còn cần chốt phiên bản Luật 52/2014 (A6); A28 đã sửa ngày 25/10 (77b5886). Thí nghiệm lấy text từ HTML của vbpl.vn (Phụ lục J) không nằm trên đường găng; chỉ làm khi cần thêm nhiều văn bản. Bước 0 nên xong trong ngày đầu để mọi người chạy được parser và test. Phần viết code của bước 5 và 6 làm song song trên fixture theo nguyên tắc mock-first, chỉ chạy số thật khi đã có data-v1 và gold mới. Lưu ý: corpus mới mang tiêu đề văn bản theo registry (A16), nên Dense có thể giảm nếu chưa có bộ lọc as_of_date (register v2 đo Hit@10 từ 0,570 xuống 0,479). Vì vậy chỉ so số đo sau khi xong E1 ở bước 5.</w:t>
+        <w:t>Đường găng là 1 → 2 → 3 → 4 → 5 → 6 → 7, trong đó C3 và ID của Luật 1986 đã xong; A28 đã sửa (77b5886) và corpus đã sinh lại ở 664634e (bước 3); khi Dev 1 chốt phiên bản Luật 52/2014 (A6) chỉ cần chạy lại parser và export, chunk_id không đổi. Thí nghiệm lấy text từ HTML của vbpl.vn (Phụ lục J) không nằm trên đường găng; chỉ làm khi cần thêm nhiều văn bản. Bước 0 nên xong trong ngày đầu để mọi người chạy được parser và test. Phần viết code của bước 5 và 6 làm song song trên fixture theo nguyên tắc mock-first, chỉ chạy số thật khi đã có data-v1 và gold mới. Lưu ý: corpus mới mang tiêu đề văn bản theo registry (A16), nên Dense có thể giảm nếu chưa có bộ lọc as_of_date (register v2 đo Hit@10 từ 0,570 xuống 0,479). Vì vậy chỉ so số đo sau khi xong E1 ở bước 5.</w:t>
       </w:r>
     </w:p>
     <w:p>
@@ -13618,7 +13190,7 @@
               <w:rPr>
                 <w:sz w:val="17"/>
               </w:rPr>
-              <w:t>Chốt phiên bản Luật 52/2014 (A6) trước khi sinh corpus; rồi C5 (article_index cho văn bản mới).</w:t>
+              <w:t>Chốt phiên bản Luật 52/2014 (A6); rồi C5 (article_index cho văn bản mới).</w:t>
             </w:r>
           </w:p>
         </w:tc>
@@ -13722,7 +13294,7 @@
               <w:rPr>
                 <w:sz w:val="17"/>
               </w:rPr>
-              <w:t>Code chunker đã sửa (24/10); chạy export và commit corpus khi bước 1 và 2 xong; xóa corpus cũ cùng Dev 4 (B4).</w:t>
+              <w:t>Corpus đã sinh lại (664634e); chạy lại export khi Dev 1 chốt A6; xóa corpus cũ cùng Dev 4 (B4).</w:t>
             </w:r>
           </w:p>
         </w:tc>
@@ -18736,13 +18308,13 @@
       </w:pPr>
       <w:r>
         <w:rPr/>
-        <w:t>Phụ lục K. Sửa A28 và phần test của A7 (25/10)</w:t>
+        <w:t>Phụ lục K. Sửa A28, phần test của A7 và sinh lại corpus (25/10)</w:t>
       </w:r>
     </w:p>
     <w:p>
       <w:r>
         <w:rPr/>
-        <w:t>Sửa ngày 25/10/2026 trên testing, commit 77b5886 (cha là 64b65f0). parser/parser.py: tiêu đề Điều ghép từ các dòng còn giữ dấu câu cuối dòng (split_title_from_line_structure vẫn dùng bản đã bỏ “ :;” để quyết định có ghép hay không, nên chỗ tách tiêu đề và nội dung không đổi); tiêu đề Chương/Mục giữ dấu câu cuối dòng và ghép tối đa 8 dòng (MAX_HEADING_CONTINUATION_LINES, trước là 2), vẫn dừng ở mốc cấu trúc kế tiếp hoặc dòng không viết hoa; HYPHEN_LINE_BREAK_RE ghép “NĐ-” + xuống dòng + “CP” trước khi tách Điều, trừ khi dòng sau mở đầu Khoản hoặc mốc cấu trúc; thông báo FileNotFoundError của find_document_versions_file xuống dòng thật. Sinh lại parsed_jsons bằng test_parser.py --skip-clean: 21 thành công, 2 TT chia theo mục La Mã vẫn lỗi như trước; 8 file đổi, không Điều hay Khoản nào thêm, bớt hay đổi số, mọi chỗ đổi là dấu câu, phần tiêu đề bị cụt hoặc dấu cách thừa. parser/test_parser_unit.py thêm test: tiêu đề Chương/Mục khớp nguyên văn TXT và kéo tới mốc kế tiếp, tiêu đề Điều khớp nguyên văn TXT, không số hiệu nào bị tách sau “-” (ba test chạy trên mọi TXT), dấu “;” của TT 02a/2015 Điều 4, 8 Mục của TT 04/2020 (A27), tiêu đề TTLT 01/2016 Điều 9 (A23); ngưỡng tiêu đề hạ từ 80 xuống 40 từ, ngoại lệ NĐ 126/2014 Điều 8 (44 từ) và TT 02a/2015 Điều 4 (41 từ). Chạy các test mới với parser.py của 64b65f0: 13 test fail, đúng ở các chỗ lỗi A28. Corpus trong repo chưa sinh lại (chờ A6).</w:t>
+        <w:t>Sửa ngày 25/10/2026 trên testing, commit 77b5886 (cha là 64b65f0). parser/parser.py: tiêu đề Điều ghép từ các dòng còn giữ dấu câu cuối dòng (split_title_from_line_structure vẫn dùng bản đã bỏ “ :;” để quyết định có ghép hay không, nên chỗ tách tiêu đề và nội dung không đổi); tiêu đề Chương/Mục giữ dấu câu cuối dòng và ghép tối đa 8 dòng (MAX_HEADING_CONTINUATION_LINES, trước là 2), vẫn dừng ở mốc cấu trúc kế tiếp hoặc dòng không viết hoa; HYPHEN_LINE_BREAK_RE ghép “NĐ-” + xuống dòng + “CP” trước khi tách Điều, trừ khi dòng sau mở đầu Khoản hoặc mốc cấu trúc; thông báo FileNotFoundError của find_document_versions_file xuống dòng thật. Sinh lại parsed_jsons bằng test_parser.py --skip-clean: 21 thành công, 2 TT chia theo mục La Mã vẫn lỗi như trước; 8 file đổi, không Điều hay Khoản nào thêm, bớt hay đổi số, mọi chỗ đổi là dấu câu, phần tiêu đề bị cụt hoặc dấu cách thừa. parser/test_parser_unit.py thêm test: tiêu đề Chương/Mục khớp nguyên văn TXT và kéo tới mốc kế tiếp, tiêu đề Điều khớp nguyên văn TXT, không số hiệu nào bị tách sau “-” (ba test chạy trên mọi TXT), dấu “;” của TT 02a/2015 Điều 4, 8 Mục của TT 04/2020 (A27), tiêu đề TTLT 01/2016 Điều 9 (A23); ngưỡng tiêu đề hạ từ 80 xuống 40 từ, ngoại lệ NĐ 126/2014 Điều 8 (44 từ) và TT 02a/2015 Điều 4 (41 từ). Chạy các test mới với parser.py của 64b65f0: 13 test fail, đúng ở các chỗ lỗi A28. Sau đó corpus được sinh lại ở commit 664634e bằng chunking/export_legal_chunks.py (export trong thư mục tạm cho kết quả giống hệt). Mọi chunk_id cũ còn nguyên nên chọn phiên bản Luật 52/2014 sau (A6) chỉ đổi chữ của văn bản này. pytest từng file ở parser/, tests/, test/ pass, trừ test_build_function_loads_chunks_creates_index_and_returns_stats của test/test_bm25_retrieval.py: test đọc fixture smoke embedding/data/han_gia_dinh_smoke_chunks.json (336 chunk) nhưng ghi cứng 321, không liên quan tới corpus.</w:t>
       </w:r>
     </w:p>
     <w:tbl>
@@ -19053,7 +18625,7 @@
               <w:rPr>
                 <w:sz w:val="17"/>
               </w:rPr>
-              <w:t>Không đổi. 4 trong 11 văn bản của corpus có chữ đổi khi sinh lại (NĐ 126/2014, NĐ 207/2025, TT 02a/2015, TTLT 01/2016).</w:t>
+              <w:t>Sinh lại ở 664634e: 21 văn bản, 2.011 chunk, 923 parent; giữ 1.156/1.156 chunk_id cũ, 103 chunk cũ đổi chữ, 11 văn bản cũ có thêm 4 chunk (có khoản 4, 5 Điều 2 Luật 52/2014); tokenization underthesea 9.5.0, seg_text khác text ở 100% chunk; 0 “Khoản 1” giả, 0 breadcrumb sai Khoản, 0 chunk dưới 10 ký tự, 1.888/1.888 Khoản có trong parsed_jsons; ID trong ground_truth.json có trong corpus: 541/546 (trước 538/546).</w:t>
             </w:r>
           </w:p>
         </w:tc>

--- a/docs/sprint6_issue_recheck_after_merge.docx
+++ b/docs/sprint6_issue_recheck_after_merge.docx
@@ -25,7 +25,7 @@
         <w:rPr>
           <w:sz w:val="19"/>
         </w:rPr>
-        <w:t>Người lập: Dev 5 (Reranker &amp; Packaging Lead)   ·   Ngày: 22/10/2026   ·   Phạm vi: nhánh testing, commit 75dd586 (gộp CTM 5b62b35 và NMA f8e8311); nhóm A kiểm lại trên e9ee31d, e64c49a, 72a7377, 840c8a3 và 64b65f0; nhóm C kiểm lại trên bafe1e8 và 840c8a3, C3 sửa ở 75e06c8; nhóm B kiểm lại và sửa trên nhánh chunking_test (1c40712)</w:t>
+        <w:t>Người lập: Dev 5 (Reranker &amp; Packaging Lead)   ·   Ngày: 22/10/2026   ·   Phạm vi: nhánh testing, commit 75dd586 (gộp CTM 5b62b35 và NMA f8e8311); nhóm A kiểm lại trên e9ee31d, e64c49a, 72a7377, 840c8a3 và 64b65f0; nhóm C kiểm lại trên bafe1e8, 840c8a3 và 3d646da, C3 sửa ở 75e06c8; nhóm B kiểm lại và sửa trên nhánh chunking_test (1c40712)</w:t>
       </w:r>
     </w:p>
     <w:p>
@@ -34,7 +34,7 @@
         <w:rPr>
           <w:sz w:val="19"/>
         </w:rPr>
-        <w:t>Cập nhật 23/10/2026: kiểm lại sau khi gộp origin/CTM ee755a5 vào testing (commit e64c49a). Mục 3 chỉ ghi phần còn lỗi tính tới e64c49a, gồm cả 7 lỗi mới. Cùng ngày, nhóm A được kiểm lại toàn bộ trên e64c49a (Phụ lục C); A24 và Phụ lục B (kết quả kiểm nhóm A trên e9ee31d ngày 22/10) bị mất trong lần cập nhật trước nên được ghi lại. Cũng ngày 23/10, nhóm C được kiểm lại toàn bộ trên bafe1e8, gồm phân tích lại C6 (Phụ lục D). Ngày 24/10/2026, sau khi kéo nhánh NMA mới nhất (testing fast-forward lên 72a7377), nhóm A được kiểm lại toàn bộ (Phụ lục E): A13, A23, A24 đã sửa và được bỏ khỏi bảng; thêm 2 lỗi mới A25, A26. Cũng ngày 24/10, nhóm B được kiểm lại và sửa trên nhánh chunking_test (Phụ lục F): B9, B12 đã sửa và được bỏ khỏi bảng; B1, B10, B13 đã sửa trong code nhưng còn trong bảng cho tới khi corpus trong repo được sinh lại; thêm 3 lỗi mới B14, B15, B16, đều đã sửa. Kiểm lại chunking sau commit: thêm B17 (chunker lấy câu đầu intro làm tiêu đề, đã sửa) và A27 (parser không nhận nhãn “Mục N.”, TT 04/2020 mất cấp Mục). Cuối ngày 24/10, sau khi gộp NMA (b031620–fc997a6) vào testing ở 840c8a3, nhóm C được kiểm lại toàn bộ (Phụ lục G): không lỗi nào sửa xong; C6 sửa thêm một phần (ID của Luật 1986 viết thường, test định danh cho parsed_jsons, run_experiment.py không còn ghi cứng file TTLT); các lỗi C khác không đổi vì contract, schema, code retrieval, reranker và benchmark không đổi từ bafe1e8. Cũng ở 840c8a3, nhóm A được kiểm lại toàn bộ (Phụ lục H): A21 đã sửa và được bỏ khỏi bảng; A25, A26 sửa phần lớn, nhưng mẫu cắt chú thích VBHN mới không khớp chỗ nào (chú thích nay nằm trong Luật 52/2014 Điều 2 khoản 3) và mẫu nhãn “Hướng dẫn” mới để lọt lại 3 nhãn ở NĐ 10/2015. Sau đó C3 được sửa ở 75e06c8 (bảng ánh xạ status → validity_status ở mục 3.1 của data_contract.md và test_registry_validity_status_mapping) và được bỏ khỏi bảng. Cuối ngày 24/10, sau khi gộp NMA 1260ed8 vào testing ở 64b65f0, nhóm A được kiểm lại (Phụ lục I): 11 PDF gốc được thay bằng bản có lớp text; A27 đã sửa và được bỏ khỏi bảng; A25 chỉ còn phần corpus và các mẫu cleaner thừa; L01 quay về bản gốc 2014 (A6); thêm lỗi mới A28 (ghép dòng làm mất dấu câu, làm 1 test fail). Ngày 25/10, A28 và phần test của A7 được sửa ở commit 77b5886 trên testing (Phụ lục K): A28 được bỏ khỏi bảng, A7 chỉ còn CI và test cho cleaner. Cũng ngày 25/10, corpus được sinh lại ở 664634e (21 văn bản, 2.011 chunk, tách từ underthesea): A25, A26 hết phần corpus; B1, B10, B13 đã sửa và được bỏ khỏi bảng; B2 chỉ còn phía truy vấn và requirements-bkai.txt.</w:t>
+        <w:t>Cập nhật 23/10/2026: kiểm lại sau khi gộp origin/CTM ee755a5 vào testing (commit e64c49a). Mục 3 chỉ ghi phần còn lỗi tính tới e64c49a, gồm cả 7 lỗi mới. Cùng ngày, nhóm A được kiểm lại toàn bộ trên e64c49a (Phụ lục C); A24 và Phụ lục B (kết quả kiểm nhóm A trên e9ee31d ngày 22/10) bị mất trong lần cập nhật trước nên được ghi lại. Cũng ngày 23/10, nhóm C được kiểm lại toàn bộ trên bafe1e8, gồm phân tích lại C6 (Phụ lục D). Ngày 24/10/2026, sau khi kéo nhánh NMA mới nhất (testing fast-forward lên 72a7377), nhóm A được kiểm lại toàn bộ (Phụ lục E): A13, A23, A24 đã sửa và được bỏ khỏi bảng; thêm 2 lỗi mới A25, A26. Cũng ngày 24/10, nhóm B được kiểm lại và sửa trên nhánh chunking_test (Phụ lục F): B9, B12 đã sửa và được bỏ khỏi bảng; B1, B10, B13 đã sửa trong code nhưng còn trong bảng cho tới khi corpus trong repo được sinh lại; thêm 3 lỗi mới B14, B15, B16, đều đã sửa. Kiểm lại chunking sau commit: thêm B17 (chunker lấy câu đầu intro làm tiêu đề, đã sửa) và A27 (parser không nhận nhãn “Mục N.”, TT 04/2020 mất cấp Mục). Cuối ngày 24/10, sau khi gộp NMA (b031620–fc997a6) vào testing ở 840c8a3, nhóm C được kiểm lại toàn bộ (Phụ lục G): không lỗi nào sửa xong; C6 sửa thêm một phần (ID của Luật 1986 viết thường, test định danh cho parsed_jsons, run_experiment.py không còn ghi cứng file TTLT); các lỗi C khác không đổi vì contract, schema, code retrieval, reranker và benchmark không đổi từ bafe1e8. Cũng ở 840c8a3, nhóm A được kiểm lại toàn bộ (Phụ lục H): A21 đã sửa và được bỏ khỏi bảng; A25, A26 sửa phần lớn, nhưng mẫu cắt chú thích VBHN mới không khớp chỗ nào (chú thích nay nằm trong Luật 52/2014 Điều 2 khoản 3) và mẫu nhãn “Hướng dẫn” mới để lọt lại 3 nhãn ở NĐ 10/2015. Sau đó C3 được sửa ở 75e06c8 (bảng ánh xạ status → validity_status ở mục 3.1 của data_contract.md và test_registry_validity_status_mapping) và được bỏ khỏi bảng. Cuối ngày 24/10, sau khi gộp NMA 1260ed8 vào testing ở 64b65f0, nhóm A được kiểm lại (Phụ lục I): 11 PDF gốc được thay bằng bản có lớp text; A27 đã sửa và được bỏ khỏi bảng; A25 chỉ còn phần corpus và các mẫu cleaner thừa; L01 quay về bản gốc 2014 (A6); thêm lỗi mới A28 (ghép dòng làm mất dấu câu, làm 1 test fail). Ngày 25/10, A28 và phần test của A7 được sửa ở commit 77b5886 trên testing (Phụ lục K): A28 được bỏ khỏi bảng, A7 chỉ còn CI và test cho cleaner. Cũng ngày 25/10, corpus được sinh lại ở 664634e (21 văn bản, 2.011 chunk, tách từ underthesea): A25, A26 hết phần corpus; B1, B10, B13 đã sửa và được bỏ khỏi bảng; B2 chỉ còn phía truy vấn và requirements-bkai.txt. Cũng ngày 25/10, sau khi kéo nhánh CTM (f87a327, 4afa41e, 3d646da) vào testing, nhóm C được kiểm lại toàn bộ trên 3d646da (Phụ lục L): C6, C8, C9 đã sửa và được bỏ khỏi bảng; C2, C4, C5, C7 sửa thêm một phần và chỉ còn phần chưa sửa; thêm lỗi mới C10 (3d646da làm scripts/build_gold_300_provisional.py lỗi cú pháp; phần lỗi cú pháp sửa ở d1eaa3a). Sau đó article_index.json được bổ sung 9 văn bản còn thiếu ở d24ff2a; C5 chỉ còn context_registry.json và kiểu ID của gold_article_ids. C7 sửa xong ở 33bc4ff (xóa reranking/results cũ, bỏ ENVELOPE_FIELDS) và được bỏ khỏi bảng.</w:t>
       </w:r>
     </w:p>
     <w:p>
@@ -50,7 +50,7 @@
         <w:spacing w:after="80"/>
       </w:pPr>
       <w:r>
-        <w:t>Trong 67 lỗi của register v2, tính tới commit e64c49a (nhóm A tính tới 64b65f0, nhóm B tính tới bản sửa chunking ngày 24/10 và corpus sinh lại ở 664634e, nhóm C tính tới 840c8a3, C3 tới 75e06c8): 25 đã sửa, 1 đóng, 13 còn một phần, 3 đổi tính chất, 2 nặng hơn, 23 còn nguyên. Phát hiện thêm 20 lỗi mới: A22, A23, A24, B11, B12 (22/10; A22, A23, A24, B11 và B12 nay đã sửa), B13 (nay đã sửa), C6, C7, C8, C9, D5, H9 (23/10, sau khi gộp CTM; C6 nay sửa một phần ở 840c8a3, C7 ở af8ee9a), A25, A26 (24/10, sau khi kéo NMA 72a7377; nay sửa một phần ở 840c8a3 và 64b65f0), B14, B15, B16, B17 (24/10, khi kiểm lại nhóm B; đã sửa) A27 (24/10, khi kiểm lại corpus thử 21 văn bản; nay đã sửa) và A28 (24/10, sau khi gộp NMA 1260ed8; nay đã sửa ở 77b5886). Trong 15 lỗi mức Cao, 8 đã sửa (A1, A12, A13, A14, B1, E15, C1, C3), 7 còn mở. Nhóm A, B, C đã được kiểm lại lần 2 trên commit 75dd586; các chỗ đính chính ghi ở Phụ lục A. Nhóm A được kiểm lại lần 3 trên e9ee31d (Phụ lục B), lần 4 trên e64c49a (Phụ lục C) và lần 5 trên 72a7377 (Phụ lục E), lần 6 trên 840c8a3 (Phụ lục H) và lần 7 trên 64b65f0 (Phụ lục I); A28 sửa ngày 25/10 (Phụ lục K). Ngày 23/10 kiểm lại các lỗi liên quan tới thay đổi của CTM và toàn bộ nhóm A; nhóm C được kiểm lại toàn bộ trên bafe1e8 (Phụ lục D) và trên 840c8a3 sau khi gộp NMA (Phụ lục G); ngày 24/10 nhóm B được kiểm lại và sửa trên nhánh chunking_test (Phụ lục F); các lỗi còn lại giữ kết quả ngày 22/10.</w:t>
+        <w:t>Trong 67 lỗi của register v2, tính tới commit e64c49a (nhóm A tính tới 64b65f0, nhóm B tính tới bản sửa chunking ngày 24/10 và corpus sinh lại ở 664634e, nhóm C tính tới 3d646da): 25 đã sửa, 1 đóng, 13 còn một phần, 3 đổi tính chất, 2 nặng hơn, 23 còn nguyên. Phát hiện thêm 21 lỗi mới: A22, A23, A24, B11, B12 (22/10; A22, A23, A24, B11 và B12 nay đã sửa), B13 (nay đã sửa), C6, C7, C8, C9, D5, H9 (23/10, sau khi gộp CTM; C6, C8, C9 nay đã sửa ở 3d646da, C7 ở 33bc4ff), A25, A26 (24/10, sau khi kéo NMA 72a7377; nay sửa một phần ở 840c8a3 và 64b65f0), B14, B15, B16, B17 (24/10, khi kiểm lại nhóm B; đã sửa) A27 (24/10, khi kiểm lại corpus thử 21 văn bản; nay đã sửa), A28 (24/10, sau khi gộp NMA 1260ed8; nay đã sửa ở 77b5886) và C10 (25/10, sau khi kéo CTM 3d646da; lỗi cú pháp đã sửa ở d1eaa3a). Trong 15 lỗi mức Cao, 8 đã sửa (A1, A12, A13, A14, B1, E15, C1, C3), 7 còn mở. Nhóm A, B, C đã được kiểm lại lần 2 trên commit 75dd586; các chỗ đính chính ghi ở Phụ lục A. Nhóm A được kiểm lại lần 3 trên e9ee31d (Phụ lục B), lần 4 trên e64c49a (Phụ lục C) và lần 5 trên 72a7377 (Phụ lục E), lần 6 trên 840c8a3 (Phụ lục H) và lần 7 trên 64b65f0 (Phụ lục I); A28 sửa ngày 25/10 (Phụ lục K). Ngày 23/10 kiểm lại các lỗi liên quan tới thay đổi của CTM và toàn bộ nhóm A; nhóm C được kiểm lại toàn bộ trên bafe1e8 (Phụ lục D) trên 840c8a3 sau khi gộp NMA (Phụ lục G) và trên 3d646da sau khi kéo CTM (Phụ lục L); ngày 24/10 nhóm B được kiểm lại và sửa trên nhánh chunking_test (Phụ lục F); các lỗi còn lại giữ kết quả ngày 22/10.</w:t>
       </w:r>
     </w:p>
     <w:p>
@@ -118,7 +118,7 @@
         <w:t>Kết quả đã commit không còn dùng được (F1, G3, C2).</w:t>
       </w:r>
       <w:r>
-        <w:t xml:space="preserve"> Số chunk_id khác nhau thuộc corpus mới là 0/562 ở evaluation/results, 0/602–0/674 ở retrieval/results và 0/743, 0/718 ở reranking/results. Các số đo trong README và báo cáo cần chạy lại sau khi sửa gold.</w:t>
+        <w:t xml:space="preserve"> Số chunk_id khác nhau thuộc corpus mới là 0/562 ở evaluation/results, 0/602–0/674 ở retrieval/results; reranking/results (0/743, 0/718) đã xóa ở 33bc4ff. Các số đo trong README và báo cáo cần chạy lại sau khi sửa gold.</w:t>
       </w:r>
     </w:p>
     <w:p>
@@ -127,13 +127,8 @@
         <w:spacing w:after="80"/>
       </w:pPr>
       <w:r>
-        <w:rPr>
-          <w:b/>
-        </w:rPr>
-        <w:t>Contract của CTM đổi mà không cập nhật nơi dùng (C7, H9).</w:t>
-      </w:r>
-      <w:r>
-        <w:t xml:space="preserve"> RetrievalEnvelope không khai báo query, config, stats mà pipeline trả về, nên output của pipeline không qua schema (C7); fixture BM25 đổi từ 321 lên 336 chunk mà test không đổi (H9). C6 thì ngược lại: parser và mọi bản dữ liệu đã theo bảng ánh xạ ở mục 6 của data_contract.md (Bảng Ánh xạ Định danh Văn bản), chỉ câu quy tắc document_id ở mục 2 (Quy ước Định danh) chưa sửa; benchmark không trích TTLT 01/2016 nên C6 hạ xuống Trung bình và chỉ cần sửa tài liệu, thêm test đối chiếu (Phụ lục D). Sau khi gộp NMA (840c8a3), nhóm C không đổi, trừ C6 sửa thêm một phần (Phụ lục G).</w:t>
+        <w:rPr/>
+        <w:t>Contract đã khớp registry và schema; nơi ghi kết quả chưa theo kịp (C2, C5). CTM 3d646da sửa xong C6, C8, C9: mục 2 của data_contract.md lấy document_id từ registry (ghi ngoại lệ TTLT 01/2016), bảng ID ở contract và README có đủ 21 văn bản của corpus, test mới đối chiếu registry với hai bảng và chunks.jsonl; mục 3.1 có 7 loại văn bản như schema, parser báo lỗi ngay khi registry ghi loại khác; registry bỏ type, đổi status thành source_status, và cả 2.011 chunk mang source_status, provision_status. RetrievalEnvelope nay khai báo query, config, stats; pipeline điền latency_ms, top_k; test kiểm toàn bộ output theo schema (C7). Còn: run_dev_retrieval.py vẫn ghi danh sách phẳng, trái mục 5.4 của contract (C2); validate_benchmark.py vẫn đọc context_registry.json cũ (C5; article_index.json đã bổ sung đủ 21 văn bản ở d24ff2a). Các file kết quả cũ trong reranking/results đã xóa ở 33bc4ff, C7 xong. 3d646da lại được đẩy lên mà không chạy kiểm tra: scripts/build_gold_300_provisional.py lỗi cú pháp ở dòng 44 (đã sửa ở d1eaa3a; phần còn lại ở C10); fixture BM25 vẫn lệch test (H9).</w:t>
       </w:r>
     </w:p>
     <w:p>
@@ -1663,7 +1658,7 @@
         <w:spacing w:after="80"/>
       </w:pPr>
       <w:r>
-        <w:t>Mốc so sánh là commit ae1ce0d (register v2) và commit 75dd586 (nhánh testing); lần kiểm lại ngày 23/10 đo trên commit e64c49a; nhóm A kiểm lại ngày 24/10 trên 72a7377, 840c8a3 và 64b65f0; nhóm B kiểm lại và sửa ngày 24/10 trên nhánh chunking_test (1c40712); nhóm C kiểm lại ngày 24/10 trên 840c8a3. Thay đổi giữa các mốc:</w:t>
+        <w:t>Mốc so sánh là commit ae1ce0d (register v2) và commit 75dd586 (nhánh testing); lần kiểm lại ngày 23/10 đo trên commit e64c49a; nhóm A kiểm lại ngày 24/10 trên 72a7377, 840c8a3 và 64b65f0; nhóm B kiểm lại và sửa ngày 24/10 trên nhánh chunking_test (1c40712); nhóm C kiểm lại ngày 24/10 trên 840c8a3 và ngày 25/10 trên 3d646da (sau khi kéo CTM). Thay đổi giữa các mốc:</w:t>
       </w:r>
     </w:p>
     <w:p>
@@ -2115,7 +2110,7 @@
         <w:spacing w:after="80"/>
       </w:pPr>
       <w:r>
-        <w:t>Mỗi nhóm có một bảng gồm các lỗi của register v2 còn việc phải làm và các lỗi mới, chỉ ghi phần còn lỗi tính tới e64c49a (nhóm A tính tới 64b65f0, nhóm B tính tới bản sửa chunking ngày 24/10, nhóm C tính tới 840c8a3). Trong mỗi bảng, lỗi xếp theo mức độ; cùng mức thì lỗi mới đứng trước. Cột Vấn đề và đề xuất gồm phần còn lỗi, “Đề xuất” và, khi có, “Kiểm chứng”. Lỗi của register v2 giữ mức độ như register; Vị trí và Owner của chúng lấy từ register v2 (commit ae1ce0d), nên số dòng có thể đã lệch. Lỗi có trạng thái “Còn” giữ nguyên mô tả, đề xuất và kiểm chứng của register v2 vì file liên quan chưa đổi; số đo trong đó được đo trên corpus cũ.</w:t>
+        <w:t>Mỗi nhóm có một bảng gồm các lỗi của register v2 còn việc phải làm và các lỗi mới, chỉ ghi phần còn lỗi tính tới e64c49a (nhóm A tính tới 64b65f0, nhóm B tính tới bản sửa chunking ngày 24/10, nhóm C tính tới 3d646da). Trong mỗi bảng, lỗi xếp theo mức độ; cùng mức thì lỗi mới đứng trước. Cột Vấn đề và đề xuất gồm phần còn lỗi, “Đề xuất” và, khi có, “Kiểm chứng”. Lỗi của register v2 giữ mức độ như register; Vị trí và Owner của chúng lấy từ register v2 (commit ae1ce0d), nên số dòng có thể đã lệch. Lỗi có trạng thái “Còn” giữ nguyên mô tả, đề xuất và kiểm chứng của register v2 vì file liên quan chưa đổi; số đo trong đó được đo trên corpus cũ.</w:t>
       </w:r>
     </w:p>
     <w:p>
@@ -2123,7 +2118,7 @@
         <w:spacing w:after="80"/>
       </w:pPr>
       <w:r>
-        <w:t>Lỗi mới (trạng thái “Mới”) là hai mươi lỗi chưa có trong register v2, mã nối tiếp register v2 theo nhóm. Năm lỗi tìm thấy ngày 22/10 khi kiểm lại sau lần gộp CTM và NMA (A22–A24 thuộc Parser; B11, B12 thuộc Chunking; A24 tìm thấy khi kiểm lại e9ee31d, do bản sửa A23 ở NMA 41802ab gây ra). Bảy lỗi tìm thấy ngày 23/10 sau khi gộp CTM ee755a5 (B13 thuộc Chunking; C6–C9, D5, H9 thuộc CTM). Hai lỗi tìm thấy ngày 24/10 sau khi kéo NMA 72a7377 (A25, A26 thuộc Parser; A25 do chính bản sửa A6 và A13 gây ra). Bốn lỗi tìm thấy ngày 24/10 khi kiểm lại nhóm B trên nhánh chunking_test (B14–B17 thuộc Chunking) đã sửa cùng đợt nên không có trong bảng (Phụ lục F); A27 (Parser) tìm thấy cùng ngày khi kiểm lại corpus thử 21 văn bản. A28 (Parser) tìm thấy ngày 24/10 sau khi gộp NMA 1260ed8; lỗi có từ trước nhưng chỉ lộ ra khi PDF mới đổi chỗ xuống dòng.</w:t>
+        <w:t>Lỗi mới (trạng thái “Mới”) là hai mươi mốt lỗi chưa có trong register v2, mã nối tiếp register v2 theo nhóm. Năm lỗi tìm thấy ngày 22/10 khi kiểm lại sau lần gộp CTM và NMA (A22–A24 thuộc Parser; B11, B12 thuộc Chunking; A24 tìm thấy khi kiểm lại e9ee31d, do bản sửa A23 ở NMA 41802ab gây ra). Bảy lỗi tìm thấy ngày 23/10 sau khi gộp CTM ee755a5 (B13 thuộc Chunking; C6–C9, D5, H9 thuộc CTM). Hai lỗi tìm thấy ngày 24/10 sau khi kéo NMA 72a7377 (A25, A26 thuộc Parser; A25 do chính bản sửa A6 và A13 gây ra). Bốn lỗi tìm thấy ngày 24/10 khi kiểm lại nhóm B trên nhánh chunking_test (B14–B17 thuộc Chunking) đã sửa cùng đợt nên không có trong bảng (Phụ lục F); A27 (Parser) tìm thấy cùng ngày khi kiểm lại corpus thử 21 văn bản. A28 (Parser) tìm thấy ngày 24/10 sau khi gộp NMA 1260ed8; lỗi có từ trước nhưng chỉ lộ ra khi PDF mới đổi chỗ xuống dòng. C10 (CTM) tìm thấy ngày 25/10 sau khi kéo CTM 3d646da; lỗi do chính commit này gây ra.</w:t>
       </w:r>
     </w:p>
     <w:p>
@@ -2131,7 +2126,7 @@
         <w:spacing w:after="80"/>
       </w:pPr>
       <w:r>
-        <w:t>Các lỗi đã sửa hoặc đã đóng mà không còn việc gì được bỏ khỏi bảng (vẫn tính trong thống kê ở mục 1; kết quả kiểm nhóm A ở Phụ lục C, E, H, I và K, nhóm B ở Phụ lục F, nhóm C ở Phụ lục D và Phụ lục G): A1, A5, A10, A12, A13, A14, A15, A17, A18, A19, A20, A21, A22, A23, A24, A27, A28, B1, B8, B9, B10, B11, B12, B13, B14, B15, B16, B17, C1, C3, E5. Test cho cleaner nằm ở A7; đề xuất kiểm tra CI của B11 nằm ở bước 3 mục 5.</w:t>
+        <w:t>Các lỗi đã sửa hoặc đã đóng mà không còn việc gì được bỏ khỏi bảng (vẫn tính trong thống kê ở mục 1; kết quả kiểm nhóm A ở Phụ lục C, E, H, I và K, nhóm B ở Phụ lục F, nhóm C ở Phụ lục D, G và L): A1, A5, A10, A12, A13, A14, A15, A17, A18, A19, A20, A21, A22, A23, A24, A27, A28, B1, B8, B9, B10, B11, B12, B13, B14, B15, B16, B17, C1, C3, C6, C7, C8, C9, E5. Test cho cleaner nằm ở A7; đề xuất kiểm tra CI của B11 nằm ở bước 3 mục 5.</w:t>
       </w:r>
     </w:p>
     <w:p>
@@ -2736,7 +2731,7 @@
               <w:rPr>
                 <w:sz w:val="17"/>
               </w:rPr>
-              <w:t>(1) document_id là ttlt_01_2016_ttlt_tandtc, rút gọn theo registry và bảng ở mục 6 của data_contract.md (parser lấy qua resolve_document_id), trái quy tắc [loại]_[số hiệu đầy đủ] ở mục 2 (Quy ước Định danh); xem C6. (2) Từ 72a7377, DOCUMENT_NUMBER_RE viết “\\s”, “\\w” trong chuỗi rf, nên regex tìm dấu gạch ngược thật và không bao giờ khớp nhãn “Số:”. Số hiệu của 23/23 TXT vẫn đúng nhờ nhánh dự phòng, vốn lấy số hiệu đầu tiên trong 5.000 ký tự đầu; văn bản có số hiệu khác đứng trước dòng “Số:” (vd trích văn bản được hướng dẫn ở phần tiêu đề) sẽ bị nhận sai.</w:t>
+              <w:t>Từ 72a7377, DOCUMENT_NUMBER_RE viết “\\s”, “\\w” trong chuỗi rf, nên regex tìm dấu gạch ngược thật và không bao giờ khớp nhãn “Số:”. Số hiệu của 23/23 TXT vẫn đúng nhờ nhánh dự phòng, vốn lấy số hiệu đầu tiên trong 5.000 ký tự đầu; văn bản có số hiệu khác đứng trước dòng “Số:” (vd trích văn bản được hướng dẫn ở phần tiêu đề) sẽ bị nhận sai.</w:t>
             </w:r>
           </w:p>
           <w:p>
@@ -2754,7 +2749,7 @@
               <w:rPr>
                 <w:sz w:val="17"/>
               </w:rPr>
-              <w:t>Chốt quy tắc document_id theo C6. Sửa DOCUMENT_NUMBER_RE thành (?&lt;!\w)Số\s*:\s*(…) và thêm test: TXT có nhãn “Số:” phải lấy số hiệu từ nhãn, không từ nhánh dự phòng.</w:t>
+              <w:t>Sửa DOCUMENT_NUMBER_RE thành (?&lt;!\w)Số\s*:\s*(…) và thêm test: TXT có nhãn “Số:” phải lấy số hiệu từ nhãn, không từ nhánh dự phòng.</w:t>
             </w:r>
           </w:p>
         </w:tc>
@@ -3594,7 +3589,7 @@
               <w:rPr>
                 <w:sz w:val="17"/>
               </w:rPr>
-              <w:t>Map lại dữ liệu benchmark theo nội dung chunk, không theo ID cũ (D4). CTM sửa regex ID trong data_contract.md và chunk_payload_schema.json thành ^[a-z0-9_]+$ cùng lúc Dev 1 sửa ID registry của Luật 1986 (A26, C6); exporter dùng cùng regex.</w:t>
+              <w:t>Map lại dữ liệu benchmark theo nội dung chunk, không theo ID cũ (D4). CTM sửa regex ID trong data_contract.md và chunk_payload_schema.json thành ^[a-z0-9_]+$; exporter dùng cùng regex.</w:t>
             </w:r>
           </w:p>
           <w:p>
@@ -4217,10 +4212,9 @@
             </w:pPr>
             <w:r>
               <w:rPr>
-                <w:b/>
-                <w:sz w:val="17"/>
-              </w:rPr>
-              <w:t>C6</w:t>
+                <w:sz w:val="17"/>
+              </w:rPr>
+              <w:t>C2</w:t>
             </w:r>
           </w:p>
         </w:tc>
@@ -4255,7 +4249,7 @@
               <w:rPr>
                 <w:sz w:val="17"/>
               </w:rPr>
-              <w:t>Câu quy tắc document_id ở mục 2 của data_contract.md (Quy ước Định danh: [loại_văn_bản]_[số_hiệu đầy đủ]) chưa sửa, nên vẫn trái registry, bảng ở mục 6 (Bảng Ánh xạ Định danh Văn bản) và bảng ở data/raw_data/README.md ở hai văn bản: TTLT 01/2016 (registry ttlt_01_2016_ttlt_tandtc, quy tắc cho ttlt_01_2016_ttlt_tandtc_vksndtc_btp) và Luật HNGĐ 1986 (registry l_21_lct_hdnd7, quy tắc cho l_21_lct_hdnn7; registry ghi sai mã HĐNN thành HDND, A26). Ai dựng ID theo mục 2, vd khi map gold ở D4, sẽ ra ID không có trong corpus. Hai bảng ID chỉ có 11 văn bản của corpus trong repo, trong khi parsed_jsons nay có 21: khi sinh lại corpus ở bước 3, 10 văn bản (851 chunk) không có trong hai bảng. Test mới của parser chỉ kiểm parsed_jsons; chưa test nào kiểm registry (ID duy nhất, đúng mẫu [a-z0-9_]) và đối chiếu registry với hai bảng và với document_id của chunks.jsonl.</w:t>
+              <w:t>Mục 5.4 của data_contract.md và description của retrieval_schema.json nay quy định file dump đánh giá là mảng RetrievalEnvelope (hoặc JSONL); evaluate_task4.py và retrieval_evaluation.py đọc được cả envelope lẫn dạng phẳng cũ. Nơi ghi chưa đổi: retrieval/run_dev_retrieval.py vẫn ghi danh sách phẳng {query, chunk_id, score, rank} qua compact(), không có query_id, trái mục 5.4. 6 file retrieval/results/dev_*.json vẫn là bản cũ: 0/2.850 bản ghi hợp lệ theo schema và 0/602–0/754 chunk_id khác nhau thuộc corpus hiện tại (2.011 chunk).</w:t>
             </w:r>
           </w:p>
           <w:p>
@@ -4273,7 +4267,7 @@
               <w:rPr>
                 <w:sz w:val="17"/>
               </w:rPr>
-              <w:t>Giữ ID theo registry. (1) Sửa mục 2 thành: “document_id lấy từ data/reference/document_versions.json; bảng ở mục 6 trích các văn bản đang có trong corpus. Quy tắc [loại_văn_bản]_[số_hiệu đầy đủ] chỉ dùng để đặt ID khi thêm văn bản mới vào registry; ID đã có trong registry không đổi.” Ghi ngoại lệ TTLT 01/2016. Với Luật 1986, nên sửa ID trong registry thành l_21_lct_hdnn7 cùng lúc sửa A26: văn bản này chưa vào corpus và benchmark nên chưa có dữ liệu dẫn xuất phải sinh lại; nếu giữ hdnd7 thì ghi thành ngoại lệ thứ hai. (2) Thêm test: document_id trong registry duy nhất và chỉ gồm [a-z0-9_]; bảng mục 6 và bảng README khớp registry; document_id trong chunks.jsonl đều có trong registry và trong bảng mục 6. (3) Khi sinh lại corpus đủ 21 văn bản, thêm 10 văn bản mới vào hai bảng. (1) và (2) là thay đổi contract nên CTM chốt câu chữ; ID của Luật 1986 do Dev 1 sửa trong registry theo A26.</w:t>
+              <w:t>run_dev_retrieval.py ghi mảng RetrievalEnvelope, mỗi câu một envelope (query_id lấy từ benchmark, query, retriever, results theo RetrievalResultItem), dùng chung formatter với pipeline (E6). Sinh lại 6 file khi có data-v1 (F1, G3); sau đó bỏ nhánh đọc dạng phẳng trong hai script đánh giá.</w:t>
             </w:r>
           </w:p>
           <w:p>
@@ -4291,7 +4285,7 @@
               <w:rPr>
                 <w:sz w:val="17"/>
               </w:rPr>
-              <w:t>Trên 840c8a3: data_contract.md và README không đổi từ bafe1e8 (dòng 17, 139; README dòng 64). Registry 23 bản ghi, 0 ID trùng, 23/23 ID khớp ^[a-z0-9_]+$; build_document_id() trùng 21/23, khác ở TTLT 01/2016 và Luật 1986. Hai bảng khớp registry 11/11 dòng (ID, số hiệu, validity_status, mã file). 21/21 file parsed_jsons có tên trùng document_id và có trong registry; test_parsed_json_identifiers_follow_contract (de0de7f) 21 pass. Corpus thử export từ 21 parsed_jsons: 2.011 chunk, 21 document_id đều có trong registry, 10 văn bản (851 chunk) không có trong hai bảng; TTLT 45 chunk. 0 file JSON trong repo chứa ID dài của TTLT; benchmark không đổi (0/327 citations trỏ TTLT 01/2016, 0 file benchmark chứa l_21_lct_hdnd7).</w:t>
+              <w:t>Trên 3d646da: đọc data_contract.md mục 5.4 và run_dev_retrieval.py (dòng 63–66, 120–131); validate 6 file theo retrieval_schema.json; chunk_id khác nhau thuộc corpus: 0/602, 0/674, 0/625 và 0/678, 0/754, 0/694.</w:t>
             </w:r>
           </w:p>
         </w:tc>
@@ -4308,7 +4302,7 @@
               <w:rPr>
                 <w:sz w:val="17"/>
               </w:rPr>
-              <w:t>docs/data_contract.md mục 2 (dòng 17), mục 6 (dòng 139); data/raw_data/README.md (dòng 64); data/reference/document_versions.json; parser/parser.py: build_document_id, resolve_document_id (dòng 1052–1073); parser/test_parser_unit.py: test_parsed_json_identifiers_follow_contract (dòng 520–537)</w:t>
+              <w:t>retrieval/run_dev_retrieval.py: compact (dòng 63–66), main (dòng 120–131); retrieval/results/*.json; docs/data_contract.md mục 5.4</w:t>
             </w:r>
           </w:p>
         </w:tc>
@@ -4325,7 +4319,7 @@
               <w:rPr>
                 <w:sz w:val="17"/>
               </w:rPr>
-              <w:t>CTM (ID Luật 1986: Dev 1, A26)</w:t>
+              <w:t>Dev 4</w:t>
             </w:r>
           </w:p>
         </w:tc>
@@ -4343,7 +4337,7 @@
               <w:rPr>
                 <w:sz w:val="17"/>
               </w:rPr>
-              <w:t>Còn một phần (840c8a3)</w:t>
+              <w:t>Còn một phần (3d646da)</w:t>
             </w:r>
           </w:p>
         </w:tc>
@@ -4360,10 +4354,9 @@
             </w:pPr>
             <w:r>
               <w:rPr>
-                <w:b/>
-                <w:sz w:val="17"/>
-              </w:rPr>
-              <w:t>C7</w:t>
+                <w:sz w:val="17"/>
+              </w:rPr>
+              <w:t>C10</w:t>
             </w:r>
           </w:p>
         </w:tc>
@@ -4381,7 +4374,7 @@
               <w:rPr>
                 <w:sz w:val="17"/>
               </w:rPr>
-              <w:t>Trung bình</w:t>
+              <w:t>Thấp</w:t>
             </w:r>
           </w:p>
         </w:tc>
@@ -4398,7 +4391,7 @@
               <w:rPr>
                 <w:sz w:val="17"/>
               </w:rPr>
-              <w:t>Phần bao ngoài của output pipeline không khớp RetrievalEnvelope. Từ ee755a5, gốc retrieval_schema.json là RetrievalEnvelope với additionalProperties: false, chỉ khai báo query_id, retriever, results, latency_ms, top_k. RetrievalPipeline.run còn trả query, config và stats: config ghi backend, retrieval_top_k, model reranker, rerank_top_k, max_candidates; stats ghi số candidate và latency từng bước. Đây là thông tin quy tắc benchmark yêu cầu ghi kèm mỗi lần chạy, nên không bỏ được. Kiểm lại trên bafe1e8: af8ee9a đã sửa phần tử của results. Bản trước ghi từng phần tử pass RetrievalResultItem, nhưng số đó đo trên Hybrid không rerank; ở e64c49a, output có reranker mang retrieval_rank, retrieval_score không có trong schema (RetrievalResultItem cũng đặt additionalProperties: false), nên fail cả 2.850/2.850 phần tử của reranking/results/dev_hybrid_reranker_full.json. af8ee9a chuyển hai trường này sang source_ranks.retrieval, source_scores.retrieval và ghi reranker_score (đều có trong schema); assert_contract nay validate query_id, retriever, results theo gốc schema. Còn lại: (1) envelope vẫn fail vì query, config, stats; test né bằng cách chỉ validate 3 trường đã khai báo. (2) Pipeline ghi latency vào stats.total_latency_ms và top_k vào config, trong khi envelope đã có sẵn latency_ms và top_k ở gốc. (3) 4 file đã commit trong reranking/results sinh trước af8ee9a: envelope fail 285/285 ở 2 file của pipeline và 2.850/2.850 ở 2 file eval_hybrid* (danh sách phẳng như C2); phần tử fail 146/2.850 (article_id, clause_id, parent_clause_id null) và 2.850/2.850 (retrieval_rank); 0/743 và 0/718 chunk_id thuộc corpus hiện tại (G3).</w:t>
+              <w:t>Phần còn lại sau d1eaa3a (dấu “\” làm build_gold_300_provisional.py lỗi cú pháp đã sửa). (1) Test test_registry_and_mapping_tables_integrity (CTM thêm ở 3d646da) ghi cứng 21 document_id trong chunks.jsonl (dòng 786), nên sẽ fail khi thêm văn bản dù bảng và registry vẫn khớp, giống H9. (2) 3d646da thêm “\” vào cuối 5 dòng của danh sách notes trong prepare_production_benchmark.py (dòng 162–166); nằm trong ngoặc nên vô hại, nhưng là cùng một kiểu sửa nhầm. Lỗi cú pháp lọt vào commit vì scripts/ không có test và chưa có CI (A7, H2).</w:t>
             </w:r>
           </w:p>
           <w:p>
@@ -4416,7 +4409,7 @@
               <w:rPr>
                 <w:sz w:val="17"/>
               </w:rPr>
-              <w:t>Khai báo query (string), config (object) và stats (object) là trường tùy chọn của RetrievalEnvelope (CTM). Pipeline điền latency_ms và top_k ở gốc theo envelope (Dev 5). Sau đó assert_contract validate toàn bộ output theo gốc schema, bỏ ENVELOPE_FIELDS. Nếu không mở rộng envelope, data_contract.md cần ghi nơi lưu config và stats của mỗi lần chạy (vd một file manifest) để pipeline bỏ hai trường này khỏi output. Chạy lại reranking/results khi có data-v1 và gold mới (G3); trước đó ghi chú trong README rằng các file này sinh trước af8ee9a.</w:t>
+              <w:t>CTM thay số 21 bằng số văn bản lấy từ bảng mục 6 hoặc từ parsed_jsons, và bỏ 5 dấu “\” thừa. CI (A7, H2) chạy thêm python -m compileall cho scripts/, evaluation/, retrieval/, reranking/ để chặn lỗi cú pháp ở file không có test.</w:t>
             </w:r>
           </w:p>
           <w:p>
@@ -4434,7 +4427,7 @@
               <w:rPr>
                 <w:sz w:val="17"/>
               </w:rPr>
-              <w:t>Trên bafe1e8, chạy scripts/run_retrieval.py với --retriever mock, --retriever fixture và --reranker none (không model) rồi validate theo retrieval_schema.json: cả 3 output có 1 lỗi envelope “Additional properties are not allowed ('config', 'query', 'stats' were unexpected)”, 0/5 phần tử fail RetrievalResultItem. Validate 4 file trong reranking/results cho số liệu ở trên. pytest test/test_integration.py: 26 pass, 11 subtest pass.</w:t>
+              <w:t>Sau d1eaa3a: python -m py_compile scripts/build_gold_300_provisional.py pass, chạy script với --root . hết không lỗi; prepare_production_benchmark.py compile được; test_registry_and_mapping_tables_integrity pass (21 văn bản).</w:t>
             </w:r>
           </w:p>
         </w:tc>
@@ -4451,7 +4444,7 @@
               <w:rPr>
                 <w:sz w:val="17"/>
               </w:rPr>
-              <w:t>schemas/retrieval_schema.json: RetrievalEnvelope (dòng 6–38); reranking/pipeline.py: to_contract_result (dòng 58–116), RetrievalPipeline.run (dòng 184–196); test/test_integration.py: assert_contract (dòng 90–97); reranking/results/*.json</w:t>
+              <w:t>parser/test_parser_unit.py: test_registry_and_mapping_tables_integrity (dòng 786); scripts/prepare_production_benchmark.py (dòng 162–166)</w:t>
             </w:r>
           </w:p>
         </w:tc>
@@ -4468,7 +4461,7 @@
               <w:rPr>
                 <w:sz w:val="17"/>
               </w:rPr>
-              <w:t>CTM + Dev 5</w:t>
+              <w:t>CTM</w:t>
             </w:r>
           </w:p>
         </w:tc>
@@ -4486,7 +4479,7 @@
               <w:rPr>
                 <w:sz w:val="17"/>
               </w:rPr>
-              <w:t>Còn một phần (af8ee9a)</w:t>
+              <w:t>Còn một phần (d1eaa3a)</w:t>
             </w:r>
           </w:p>
         </w:tc>
@@ -4503,10 +4496,9 @@
             </w:pPr>
             <w:r>
               <w:rPr>
-                <w:b/>
-                <w:sz w:val="17"/>
-              </w:rPr>
-              <w:t>C8</w:t>
+                <w:sz w:val="17"/>
+              </w:rPr>
+              <w:t>C5</w:t>
             </w:r>
           </w:p>
         </w:tc>
@@ -4524,7 +4516,7 @@
               <w:rPr>
                 <w:sz w:val="17"/>
               </w:rPr>
-              <w:t>Trung bình</w:t>
+              <w:t>Thấp</w:t>
             </w:r>
           </w:p>
         </w:tc>
@@ -4541,7 +4533,7 @@
               <w:rPr>
                 <w:sz w:val="17"/>
               </w:rPr>
-              <w:t>document_type trong mục 3.1 của data_contract.md (Cấp độ Document &amp; Metadata) có 5 giá trị (Luật, Nghị định, Thông tư, Quyết định, Chỉ thị), còn metadata_schema.json và chunk_payload_schema.json có 7 (thêm Nghị quyết, Thông tư liên tịch). Corpus có NQ 01/2024 và TTLT 01/2016, nên theo tài liệu thì 2/11 văn bản không hợp lệ, theo schema thì hợp lệ. Kiểm lại trên bafe1e8: không đổi. Thêm: DOCUMENT_TYPE_PREFIX của parser nhận 15 loại (thêm Bộ luật, Nghị quyết liên tịch, Pháp lệnh, Lệnh, Thông báo, Quy chế, Quy định, Công văn), nên parser tạo được document_id cho văn bản mà schema sẽ từ chối; lỗi chỉ lộ ở bước validate sau khi đã parse và chunk.</w:t>
+              <w:t>Phần còn lại sau d24ff2a (article_index.json đã có đủ 21 văn bản, 776 Điều; 2.011/2.011 chunk nối được). (1) context_registry.json vẫn là bản smoke cũ (0/321 chunk_id thuộc corpus) mà validate_benchmark.py còn đọc: chunk_id không có trong production_chunk_index.json được tra trong bảng này, nên một ID smoke cũ vẫn qua được bước kiểm. (2) Pattern của gold_article_ids trong benchmark_schema.json nhận cả mã file (L01_D08) lẫn slug (…_art_8), nên schema chưa giữ một kiểu ID, trong khi dữ liệu dùng mã file ở 304/304 gold_article_ids và article_index chỉ có mã file.</w:t>
             </w:r>
           </w:p>
           <w:p>
@@ -4559,7 +4551,7 @@
               <w:rPr>
                 <w:sz w:val="17"/>
               </w:rPr>
-              <w:t>Sửa mục 3.1 theo metadata_schema.json; ghi rõ schema là nguồn chuẩn khi tài liệu và schema khác nhau. Parser kiểm document_type của registry theo enum của metadata_schema.json và báo lỗi ngay; nếu dự kiến dùng Bộ luật hay Pháp lệnh thì thêm vào schema trước.</w:t>
+              <w:t>Dev 1 sinh lại context_registry.json từ corpus hiện tại, hoặc bỏ nó khỏi validate_benchmark.py (khi đó mọi chunk_id phải có trong production_chunk_index.json). CTM chốt gold_article_ids theo mã file (khớp article_index và dữ liệu hiện tại) và bỏ nhánh slug khỏi pattern. Dev 1 duyệt 334 dòng mới của article_index (verification_status metadata_only_unverified, tiêu đề lấy từ parsed_jsons; Luật 1986 không có tiêu đề Điều nên chỉ ghi “Điều N”); khi thêm văn bản, chạy python scripts/extend_article_index.py.</w:t>
             </w:r>
           </w:p>
           <w:p>
@@ -4577,7 +4569,7 @@
               <w:rPr>
                 <w:sz w:val="17"/>
               </w:rPr>
-              <w:t>data_contract.md dòng 40; metadata_schema.json, properties.metadata.document_type; chunk_payload_schema.json (dòng 131–138); parser.py dòng 684–700.</w:t>
+              <w:t>Sau d24ff2a: article_index 776 Điều của 21 văn bản, 0 Điều của parsed_jsons thiếu trong bảng, 776/776 article_id khớp pattern gold_article_ids; nối chunks.jsonl theo (document_number, article_number): 2.011/2.011; 442 dòng cũ không đổi; chạy lại script không thêm dòng nào. scripts/validate_benchmark.py PASS, 0 lỗi; test/test_benchmark.py 41 pass; tests/test_benchmark.py, tests/schema_test.py pass. context_registry.json: 0/321 chunk_id thuộc corpus.</w:t>
             </w:r>
           </w:p>
         </w:tc>
@@ -4594,7 +4586,7 @@
               <w:rPr>
                 <w:sz w:val="17"/>
               </w:rPr>
-              <w:t>docs/data_contract.md mục 3.1 (dòng 40); schemas/metadata_schema.json; schemas/chunk_payload_schema.json; parser/parser.py: DOCUMENT_TYPE_PREFIX (dòng 684–700)</w:t>
+              <w:t>data/reference/context_registry.json; scripts/validate_benchmark.py (dòng 24–25, 117–122); schemas/benchmark_schema.json: gold_article_ids; data/reference/article_index.json; scripts/extend_article_index.py</w:t>
             </w:r>
           </w:p>
         </w:tc>
@@ -4611,149 +4603,7 @@
               <w:rPr>
                 <w:sz w:val="17"/>
               </w:rPr>
-              <w:t>CTM</w:t>
-            </w:r>
-          </w:p>
-        </w:tc>
-        <w:tc>
-          <w:tcPr>
-            <w:tcW w:type="dxa" w:w="964"/>
-            <w:vAlign w:val="top"/>
-          </w:tcPr>
-          <w:p>
-            <w:pPr>
-              <w:spacing w:after="20" w:line="252" w:lineRule="auto"/>
-            </w:pPr>
-            <w:r>
-              <w:rPr>
-                <w:sz w:val="17"/>
-              </w:rPr>
-              <w:t>Mới</w:t>
-            </w:r>
-          </w:p>
-        </w:tc>
-      </w:tr>
-      <w:tr>
-        <w:tc>
-          <w:tcPr>
-            <w:tcW w:type="dxa" w:w="624"/>
-            <w:vAlign w:val="top"/>
-          </w:tcPr>
-          <w:p>
-            <w:pPr>
-              <w:spacing w:after="20" w:line="252" w:lineRule="auto"/>
-            </w:pPr>
-            <w:r>
-              <w:rPr>
-                <w:b/>
-                <w:sz w:val="17"/>
-              </w:rPr>
-              <w:t>C2</w:t>
-            </w:r>
-          </w:p>
-        </w:tc>
-        <w:tc>
-          <w:tcPr>
-            <w:tcW w:type="dxa" w:w="1020"/>
-            <w:vAlign w:val="top"/>
-            <w:shd w:val="clear" w:color="auto" w:fill="FCE8B2"/>
-          </w:tcPr>
-          <w:p>
-            <w:pPr>
-              <w:spacing w:after="20" w:line="252" w:lineRule="auto"/>
-            </w:pPr>
-            <w:r>
-              <w:rPr>
-                <w:sz w:val="17"/>
-              </w:rPr>
-              <w:t>Trung bình</w:t>
-            </w:r>
-          </w:p>
-        </w:tc>
-        <w:tc>
-          <w:tcPr>
-            <w:tcW w:type="dxa" w:w="4479"/>
-            <w:vAlign w:val="top"/>
-          </w:tcPr>
-          <w:p>
-            <w:pPr>
-              <w:spacing w:after="20" w:line="252" w:lineRule="auto"/>
-            </w:pPr>
-            <w:r>
-              <w:rPr>
-                <w:sz w:val="17"/>
-              </w:rPr>
-              <w:t>retrieval/results/dev_*.json vẫn là danh sách phẳng {query, chunk_id, score, rank}: 0/2.850 bản ghi hợp lệ theo retrieval_schema.json và 0/602–0/674 chunk_id khác nhau thuộc corpus hiện tại. Schema chưa nói file dump đánh giá có phải theo envelope không. Phần bao ngoài của output pipeline chưa khớp envelope (C7).</w:t>
-            </w:r>
-          </w:p>
-          <w:p>
-            <w:pPr>
-              <w:spacing w:after="20" w:line="252" w:lineRule="auto"/>
-            </w:pPr>
-            <w:r>
-              <w:rPr>
-                <w:b/>
-                <w:sz w:val="17"/>
-              </w:rPr>
-              <w:t xml:space="preserve">Đề xuất: </w:t>
-            </w:r>
-            <w:r>
-              <w:rPr>
-                <w:sz w:val="17"/>
-              </w:rPr>
-              <w:t>Ghi phạm vi của schema (output API hay cả file dump đánh giá); xử lý C7.</w:t>
-            </w:r>
-          </w:p>
-          <w:p>
-            <w:pPr>
-              <w:spacing w:after="20" w:line="252" w:lineRule="auto"/>
-            </w:pPr>
-            <w:r>
-              <w:rPr>
-                <w:b/>
-                <w:sz w:val="17"/>
-              </w:rPr>
-              <w:t xml:space="preserve">Kiểm chứng: </w:t>
-            </w:r>
-            <w:r>
-              <w:rPr>
-                <w:sz w:val="17"/>
-              </w:rPr>
-              <w:t>Trên bafe1e8 retrieval/results không đổi (commit cuối fbee2aa): 6 file dev_*.json, kể cả 3 file trong task4_proposal_300_current, đều 0/2.850 bản ghi hợp lệ; chunk_id khác nhau thuộc corpus: 0/602, 0/674, 0/625 và 0/678, 0/754, 0/694. Các file trong reranking/results xem C7.</w:t>
-            </w:r>
-          </w:p>
-        </w:tc>
-        <w:tc>
-          <w:tcPr>
-            <w:tcW w:type="dxa" w:w="1701"/>
-            <w:vAlign w:val="top"/>
-          </w:tcPr>
-          <w:p>
-            <w:pPr>
-              <w:spacing w:after="20" w:line="252" w:lineRule="auto"/>
-            </w:pPr>
-            <w:r>
-              <w:rPr>
-                <w:sz w:val="17"/>
-              </w:rPr>
-              <w:t>schemas/retrieval_schema.json; retrieval/hybrid_retriever.py: ElasticsearchBM25Retriever.search, HybridRetriever.search; retrieval/rrf.py (dòng 26–31); retrieval/run_dev_retrieval.py: compact (dòng 63–65); retrieval/results/*.json</w:t>
-            </w:r>
-          </w:p>
-        </w:tc>
-        <w:tc>
-          <w:tcPr>
-            <w:tcW w:type="dxa" w:w="1077"/>
-            <w:vAlign w:val="top"/>
-          </w:tcPr>
-          <w:p>
-            <w:pPr>
-              <w:spacing w:after="20" w:line="252" w:lineRule="auto"/>
-            </w:pPr>
-            <w:r>
-              <w:rPr>
-                <w:sz w:val="17"/>
-              </w:rPr>
-              <w:t>Dev 1 + Dev 4</w:t>
+              <w:t>Dev 1 (pattern: CTM)</w:t>
             </w:r>
           </w:p>
         </w:tc>
@@ -4771,7 +4621,7 @@
               <w:rPr>
                 <w:sz w:val="17"/>
               </w:rPr>
-              <w:t>Còn một phần</w:t>
+              <w:t>Còn một phần (d24ff2a)</w:t>
             </w:r>
           </w:p>
         </w:tc>
@@ -4788,10 +4638,9 @@
             </w:pPr>
             <w:r>
               <w:rPr>
-                <w:b/>
-                <w:sz w:val="17"/>
-              </w:rPr>
-              <w:t>C5</w:t>
+                <w:sz w:val="17"/>
+              </w:rPr>
+              <w:t>C4</w:t>
             </w:r>
           </w:p>
         </w:tc>
@@ -4799,17 +4648,17 @@
           <w:tcPr>
             <w:tcW w:type="dxa" w:w="1020"/>
             <w:vAlign w:val="top"/>
-            <w:shd w:val="clear" w:color="auto" w:fill="FCE8B2"/>
-          </w:tcPr>
-          <w:p>
-            <w:pPr>
-              <w:spacing w:after="20" w:line="252" w:lineRule="auto"/>
-            </w:pPr>
-            <w:r>
-              <w:rPr>
-                <w:sz w:val="17"/>
-              </w:rPr>
-              <w:t>Trung bình</w:t>
+            <w:shd w:val="clear" w:color="auto" w:fill="E2EFDA"/>
+          </w:tcPr>
+          <w:p>
+            <w:pPr>
+              <w:spacing w:after="20" w:line="252" w:lineRule="auto"/>
+            </w:pPr>
+            <w:r>
+              <w:rPr>
+                <w:sz w:val="17"/>
+              </w:rPr>
+              <w:t>Thấp</w:t>
             </w:r>
           </w:p>
         </w:tc>
@@ -4826,7 +4675,7 @@
               <w:rPr>
                 <w:sz w:val="17"/>
               </w:rPr>
-              <w:t>Bảng ánh xạ ở mục 6 của data_contract.md trái quy tắc ở mục 2 tại TTLT 01/2016 (C6). Benchmark dùng số hiệu cho citations.document_id (327/327) và mã file cho gold_article_ids (304/304, vd L01_D08). context_registry.json (0/321 chunk_id) và article_index.json (0/442 article_id) vẫn theo mã file. Kiểm lại trên bafe1e8: các kiểu ID vẫn nối được với nhau qua article_index.json: 1.160/1.160 chunk nối được theo cặp (số hiệu, số Điều), 216/216 gold_article_ids khác nhau có trong article_index; evaluate_task4.py chấm cấp Điều theo đường này. Không script nào còn trỏ L01.json. context_registry.json chỉ còn được validate_benchmark.py dùng làm nguồn dự phòng khi chunk_id không có trong production_chunk_index.json (validate_benchmark pass, 0 lỗi). benchmark_schema.json chưa có pattern cho citations.document_id, gold_article_ids, gold_context_ids (chỉ có minLength).</w:t>
+              <w:t>Phần còn lại nằm ở module đánh giá. (1) evaluation/metrics.evaluate và evaluate_zero_shot.py ghi cả query_id lẫn question_id cho mỗi câu, và metrics.evaluate vẫn nhận question_id ở đầu vào, trong khi mục 10 của docs/sprint6_benchmark.md nay yêu cầu bỏ question_id khỏi mọi đầu ra. 4 file đã commit trong evaluation/results (bm25_dev_results, bm25_dev_metrics, zero_shot_dev_results, zero_shot_dev_scored) vẫn chỉ có question_id. (2) Số đo theo category đọc queries_dev.json và queries_test.json từ đường dẫn cố định trong repo và bỏ qua mọi lỗi (except Exception: pass): file hỏng hoặc chạy trên bộ câu hỏi khác thì by_category mất hoặc sai mà không báo. (3) Docstring của evaluate_zero_shot.py (dòng 13–17) vẫn liệt kê dạng question_id/answers và ground_truth đã bỏ. (4) gold_clause_ids đã có trong schema nhưng chưa câu nào có giá trị và chưa script nào sinh gold_context_ids từ nó (D1).</w:t>
             </w:r>
           </w:p>
           <w:p>
@@ -4844,7 +4693,7 @@
               <w:rPr>
                 <w:sz w:val="17"/>
               </w:rPr>
-              <w:t>Chốt một kiểu ID cho benchmark và thêm pattern vào benchmark_schema.json; ghi vào contract rằng article_index.json là bảng nối giữa mã Điều của benchmark và article_id của corpus; sinh lại context_registry.json từ corpus hiện tại hoặc bỏ nó khỏi validate_benchmark.py.</w:t>
+              <w:t>(1) Chỉ ghi query_id; đầu vào chỉ nhận query_id và báo lỗi khi gặp question_id; chạy lại 4 file của evaluation/results (F6). (2) Lấy category từ file câu hỏi được truyền vào và báo lỗi khi đọc không được. (3) Sửa docstring theo ID_KEYS, ANSWER_KEYS. (4) Làm cùng D1.</w:t>
             </w:r>
           </w:p>
           <w:p>
@@ -4862,7 +4711,7 @@
               <w:rPr>
                 <w:sz w:val="17"/>
               </w:rPr>
-              <w:t>Trên bafe1e8: đếm ID trong ground_truth.json, context_registry.json, article_index.json; nối chunks.jsonl với article_index theo (document_number, article_number) như evaluate_task4.py (dòng 33–52); chạy scripts/validate_benchmark.py; grep L01.json, context_registry, article_index trong code.</w:t>
+              <w:t>Trên 3d646da: đọc metrics.py (dòng 105–186) và evaluate_zero_shot.py (dòng 13–17, 182–296); 300/300 câu có category; queries và ground_truth.json pass benchmark_schema.json; grep question_id trong evaluation/, scripts/, retrieval/, reranking/.</w:t>
             </w:r>
           </w:p>
         </w:tc>
@@ -4879,7 +4728,7 @@
               <w:rPr>
                 <w:sz w:val="17"/>
               </w:rPr>
-              <w:t>data/raw_data/*.pdf, data/raw_data/README.md mục 3.2; parser/cleaned_texts/*.txt; data/normalized_metadata.json; data/reference/document_versions.json; data/reference/context_registry.json, article_index.json; data/benchmark/ground_truth.json; schemas/benchmark_schema.json; scripts/evaluate_task4.py (dòng 33–52); scripts/validate_benchmark.py (dòng 24–25, 75–130)</w:t>
+              <w:t>evaluation/metrics.py: evaluate (dòng 105–186); evaluation/evaluate_zero_shot.py (dòng 13–17, 182–296); evaluation/results/*.json; schemas/benchmark_schema.json: gold_clause_ids</w:t>
             </w:r>
           </w:p>
         </w:tc>
@@ -4896,7 +4745,7 @@
               <w:rPr>
                 <w:sz w:val="17"/>
               </w:rPr>
-              <w:t>Dev 1</w:t>
+              <w:t>Dev 2</w:t>
             </w:r>
           </w:p>
         </w:tc>
@@ -4914,310 +4763,7 @@
               <w:rPr>
                 <w:sz w:val="17"/>
               </w:rPr>
-              <w:t>Còn một phần</w:t>
-            </w:r>
-          </w:p>
-        </w:tc>
-      </w:tr>
-      <w:tr>
-        <w:tc>
-          <w:tcPr>
-            <w:tcW w:type="dxa" w:w="624"/>
-            <w:vAlign w:val="top"/>
-          </w:tcPr>
-          <w:p>
-            <w:pPr>
-              <w:spacing w:after="20" w:line="252" w:lineRule="auto"/>
-            </w:pPr>
-            <w:r>
-              <w:rPr>
-                <w:b/>
-                <w:sz w:val="17"/>
-              </w:rPr>
-              <w:t>C9</w:t>
-            </w:r>
-          </w:p>
-        </w:tc>
-        <w:tc>
-          <w:tcPr>
-            <w:tcW w:type="dxa" w:w="1020"/>
-            <w:vAlign w:val="top"/>
-            <w:shd w:val="clear" w:color="auto" w:fill="E2EFDA"/>
-          </w:tcPr>
-          <w:p>
-            <w:pPr>
-              <w:spacing w:after="20" w:line="252" w:lineRule="auto"/>
-            </w:pPr>
-            <w:r>
-              <w:rPr>
-                <w:sz w:val="17"/>
-              </w:rPr>
-              <w:t>Thấp</w:t>
-            </w:r>
-          </w:p>
-        </w:tc>
-        <w:tc>
-          <w:tcPr>
-            <w:tcW w:type="dxa" w:w="4479"/>
-            <w:vAlign w:val="top"/>
-          </w:tcPr>
-          <w:p>
-            <w:pPr>
-              <w:spacing w:after="20" w:line="252" w:lineRule="auto"/>
-            </w:pPr>
-            <w:r>
-              <w:rPr>
-                <w:sz w:val="17"/>
-              </w:rPr>
-              <w:t>Registry có hai cặp trường trùng nghĩa: type và document_type (giống nhau ở 23/23 bản ghi), status (giá trị gốc) và validity_status (giá trị đã ánh xạ, khác status ở 17/23). Ánh xạ gộp “Hết hiệu lực một phần” (4 văn bản) vào “Sửa đổi bổ sung”, nên retrieval không phân biệt văn bản hết hiệu lực một phần với văn bản chỉ bị sửa đổi, trong khi benchmark có test_type partially_expired. Script của CTM đọc status, parser đọc validity_status trước rồi mới tới status.</w:t>
-            </w:r>
-          </w:p>
-          <w:p>
-            <w:pPr>
-              <w:spacing w:after="20" w:line="252" w:lineRule="auto"/>
-            </w:pPr>
-            <w:r>
-              <w:rPr>
-                <w:b/>
-                <w:sz w:val="17"/>
-              </w:rPr>
-              <w:t xml:space="preserve">Đề xuất: </w:t>
-            </w:r>
-            <w:r>
-              <w:rPr>
-                <w:sz w:val="17"/>
-              </w:rPr>
-              <w:t>Giữ document_type và validity_status làm trường chuẩn; đổi status thành tên khác (vd source_status); cân nhắc đưa provision_status vào metadata chunk cho câu partially_expired.</w:t>
-            </w:r>
-          </w:p>
-          <w:p>
-            <w:pPr>
-              <w:spacing w:after="20" w:line="252" w:lineRule="auto"/>
-            </w:pPr>
-            <w:r>
-              <w:rPr>
-                <w:b/>
-                <w:sz w:val="17"/>
-              </w:rPr>
-              <w:t xml:space="preserve">Kiểm chứng: </w:t>
-            </w:r>
-            <w:r>
-              <w:rPr>
-                <w:sz w:val="17"/>
-              </w:rPr>
-              <w:t>So 23 bản ghi của document_versions.json sau khi gộp.</w:t>
-            </w:r>
-          </w:p>
-          <w:p>
-            <w:pPr>
-              <w:spacing w:after="20" w:line="252" w:lineRule="auto"/>
-            </w:pPr>
-            <w:r>
-              <w:rPr>
-                <w:b/>
-                <w:sz w:val="17"/>
-              </w:rPr>
-              <w:t xml:space="preserve">Kiểm chứng: </w:t>
-            </w:r>
-            <w:r>
-              <w:rPr>
-                <w:sz w:val="17"/>
-              </w:rPr>
-              <w:t>Trên bafe1e8: không đổi; type trùng document_type 23/23, status khác validity_status 17/23. Benchmark có 58 câu Dev và 1 câu Test test_type partially_expired; metadata của chunk không có provision_status (0/1.160).</w:t>
-            </w:r>
-          </w:p>
-        </w:tc>
-        <w:tc>
-          <w:tcPr>
-            <w:tcW w:type="dxa" w:w="1701"/>
-            <w:vAlign w:val="top"/>
-          </w:tcPr>
-          <w:p>
-            <w:pPr>
-              <w:spacing w:after="20" w:line="252" w:lineRule="auto"/>
-            </w:pPr>
-            <w:r>
-              <w:rPr>
-                <w:sz w:val="17"/>
-              </w:rPr>
-              <w:t>data/reference/document_versions.json; scripts/build_gold_300_provisional.py (dòng 86); scripts/prepare_production_benchmark.py (dòng 106)</w:t>
-            </w:r>
-          </w:p>
-        </w:tc>
-        <w:tc>
-          <w:tcPr>
-            <w:tcW w:type="dxa" w:w="1077"/>
-            <w:vAlign w:val="top"/>
-          </w:tcPr>
-          <w:p>
-            <w:pPr>
-              <w:spacing w:after="20" w:line="252" w:lineRule="auto"/>
-            </w:pPr>
-            <w:r>
-              <w:rPr>
-                <w:sz w:val="17"/>
-              </w:rPr>
-              <w:t>CTM</w:t>
-            </w:r>
-          </w:p>
-        </w:tc>
-        <w:tc>
-          <w:tcPr>
-            <w:tcW w:type="dxa" w:w="964"/>
-            <w:vAlign w:val="top"/>
-          </w:tcPr>
-          <w:p>
-            <w:pPr>
-              <w:spacing w:after="20" w:line="252" w:lineRule="auto"/>
-            </w:pPr>
-            <w:r>
-              <w:rPr>
-                <w:sz w:val="17"/>
-              </w:rPr>
-              <w:t>Mới</w:t>
-            </w:r>
-          </w:p>
-        </w:tc>
-      </w:tr>
-      <w:tr>
-        <w:tc>
-          <w:tcPr>
-            <w:tcW w:type="dxa" w:w="624"/>
-            <w:vAlign w:val="top"/>
-          </w:tcPr>
-          <w:p>
-            <w:pPr>
-              <w:spacing w:after="20" w:line="252" w:lineRule="auto"/>
-            </w:pPr>
-            <w:r>
-              <w:rPr>
-                <w:b/>
-                <w:sz w:val="17"/>
-              </w:rPr>
-              <w:t>C4</w:t>
-            </w:r>
-          </w:p>
-        </w:tc>
-        <w:tc>
-          <w:tcPr>
-            <w:tcW w:type="dxa" w:w="1020"/>
-            <w:vAlign w:val="top"/>
-            <w:shd w:val="clear" w:color="auto" w:fill="E2EFDA"/>
-          </w:tcPr>
-          <w:p>
-            <w:pPr>
-              <w:spacing w:after="20" w:line="252" w:lineRule="auto"/>
-            </w:pPr>
-            <w:r>
-              <w:rPr>
-                <w:sz w:val="17"/>
-              </w:rPr>
-              <w:t>Thấp</w:t>
-            </w:r>
-          </w:p>
-        </w:tc>
-        <w:tc>
-          <w:tcPr>
-            <w:tcW w:type="dxa" w:w="4479"/>
-            <w:vAlign w:val="top"/>
-          </w:tcPr>
-          <w:p>
-            <w:pPr>
-              <w:spacing w:after="20" w:line="252" w:lineRule="auto"/>
-            </w:pPr>
-            <w:r>
-              <w:rPr>
-                <w:sz w:val="17"/>
-              </w:rPr>
-              <w:t>Tên trường benchmark khác ví dụ ở mục 4.2 của tài liệu Sprint 6 (query_id, question, split, expected_answer, gold_context_ids, topic); giữ tên hiện tại vì theo mục 3.2 của tài liệu Sprint 6, contract đã kiểm thử được ưu tiên hơn ví dụ. Kiểm lại trên bafe1e8 (bản trước giữ kết quả 22/10, trước ee755a5): đề xuất (1) và (4) của bản trước đã làm ở ee755a5. Mục 10 của docs/sprint6_benchmark.md (Bảng Ánh xạ Tên trường) ghi id ↔ query_id, question_id; category ↔ topic; answer ↔ expected_answer; split; as_of_date ↔ query_date. Cả 300 câu có trường split (285 dev, 15 test), benchmark_schema.json bắt buộc split với enum dev/test, và bộ chặn Test của run_retrieval.py kiểm cả split lẫn tên file. Còn lại: (1) bảng mục 10 coi query_id và question_id đều là alias của id, nên output vẫn có 3 dạng ID câu hỏi: query_id (pipeline, Dense), question_id (bm25_baseline, --eval-output của run_retrieval), không có ID (các file trong retrieval/results, C2). (2) evaluate_zero_shot.py vẫn nhận 3 tên ID và 8 tên đáp án, rộng hơn bảng (bảng chỉ có alias expected_answer), lấy tên đầu tiên khớp mà không báo. (3) Chưa module nào đọc category, nên chưa có số đo theo chủ đề (D2 cần). (4) benchmark_schema chỉ khai báo verified_by là string hoặc null và không ràng buộc cặp review_status/evidence_level; hiện 300/300 câu là draft, verified_by null (D1) nên chưa lộ, nhưng sẽ lộ khi duyệt lại gold.</w:t>
-            </w:r>
-          </w:p>
-          <w:p>
-            <w:pPr>
-              <w:spacing w:after="20" w:line="252" w:lineRule="auto"/>
-            </w:pPr>
-            <w:r>
-              <w:rPr>
-                <w:b/>
-                <w:sz w:val="17"/>
-              </w:rPr>
-              <w:t xml:space="preserve">Đề xuất: </w:t>
-            </w:r>
-            <w:r>
-              <w:rPr>
-                <w:sz w:val="17"/>
-              </w:rPr>
-              <w:t>(1) Bảng mục 10 tách hai vai: tên trong file benchmark (id) và tên trong mọi output (chỉ query_id); bm25_baseline và --eval-output của run_retrieval đổi question_id thành query_id (C2). (2) evaluate_zero_shot.py chỉ nhận tên trường có trong bảng mục 10, báo lỗi khi gặp tên khác. (3) Evaluation báo cáo thêm theo category. (4) Khi duyệt lại gold (D1): schema từ chối verified_by giữ chỗ khi review_status khác draft, quy định cặp review_status/evidence_level hợp lệ, thêm trường gold cấp Khoản (vd gold_clause_ids) để sinh gold_context_ids theo từng phiên bản corpus.</w:t>
-            </w:r>
-          </w:p>
-          <w:p>
-            <w:pPr>
-              <w:spacing w:after="20" w:line="252" w:lineRule="auto"/>
-            </w:pPr>
-            <w:r>
-              <w:rPr>
-                <w:b/>
-                <w:sz w:val="17"/>
-              </w:rPr>
-              <w:t xml:space="preserve">Kiểm chứng: </w:t>
-            </w:r>
-            <w:r>
-              <w:rPr>
-                <w:sz w:val="17"/>
-              </w:rPr>
-              <w:t>Không sửa repo. So queries_dev.json, queries_test.json, ground_truth.json, benchmark_schema.json ($defs/query) và docs/sprint6_benchmark.md (dòng 94–105) ở bafe1e8; đọc read_queries của run_retrieval.py (dòng 83–94) và ID_KEYS, ANSWER_KEYS của evaluate_zero_shot.py (dòng 45–56); grep question_id, category.</w:t>
-            </w:r>
-          </w:p>
-        </w:tc>
-        <w:tc>
-          <w:tcPr>
-            <w:tcW w:type="dxa" w:w="1701"/>
-            <w:vAlign w:val="top"/>
-          </w:tcPr>
-          <w:p>
-            <w:pPr>
-              <w:spacing w:after="20" w:line="252" w:lineRule="auto"/>
-            </w:pPr>
-            <w:r>
-              <w:rPr>
-                <w:sz w:val="17"/>
-              </w:rPr>
-              <w:t>schemas/benchmark_schema.json; data/benchmark/queries_*.json, ground_truth.json; docs/sprint6_benchmark.md mục 10 (dòng 94–105); evaluation/evaluate_zero_shot.py (dòng 45–56); evaluation/bm25_baseline.py (dòng 111–116); scripts/run_retrieval.py (dòng 83–94, 175)</w:t>
-            </w:r>
-          </w:p>
-        </w:tc>
-        <w:tc>
-          <w:tcPr>
-            <w:tcW w:type="dxa" w:w="1077"/>
-            <w:vAlign w:val="top"/>
-          </w:tcPr>
-          <w:p>
-            <w:pPr>
-              <w:spacing w:after="20" w:line="252" w:lineRule="auto"/>
-            </w:pPr>
-            <w:r>
-              <w:rPr>
-                <w:sz w:val="17"/>
-              </w:rPr>
-              <w:t>Dev 1 + Dev 2</w:t>
-            </w:r>
-          </w:p>
-        </w:tc>
-        <w:tc>
-          <w:tcPr>
-            <w:tcW w:type="dxa" w:w="964"/>
-            <w:vAlign w:val="top"/>
-            <w:shd w:val="clear" w:color="auto" w:fill="FFF2CC"/>
-          </w:tcPr>
-          <w:p>
-            <w:pPr>
-              <w:spacing w:after="20" w:line="252" w:lineRule="auto"/>
-            </w:pPr>
-            <w:r>
-              <w:rPr>
-                <w:sz w:val="17"/>
-              </w:rPr>
-              <w:t>Còn một phần (ee755a5)</w:t>
+              <w:t>Còn một phần (3d646da)</w:t>
             </w:r>
           </w:p>
         </w:tc>
@@ -5229,7 +4775,7 @@
       </w:pPr>
       <w:r>
         <w:rPr/>
-        <w:t>Nhóm C đo ngày 24/10 trên 840c8a3, sau khi gộp NMA (Phụ lục G). Không lỗi nào sửa xong nên không dòng nào bị bỏ khỏi bảng. C6 sửa thêm một phần: registry ghi ID Luật 1986 bằng chữ thường, parser có test định danh cho parsed_jsons, run_experiment.py đọc mọi file trong parser/parsed_jsons thay vì ghi cứng file TTLT; dòng C6 chỉ còn phần chưa sửa. C2, C4, C5, C7, C8, C9 giữ nguyên vì các file liên quan không đổi từ bafe1e8; số đo lại trên corpus trong repo (1.156 chunk) và corpus thử 21 văn bản (2.011 chunk) ghi ở Phụ lục G. C3 sửa sau đó ở 75e06c8 (bảng ánh xạ trong contract và test cho registry) và được bỏ khỏi bảng; phần còn lại là bộ lọc tĩnh, thuộc E1.</w:t>
+        <w:t>Nhóm C đo ngày 25/10 trên 3d646da, sau khi kéo nhánh CTM (f87a327, 4afa41e, 3d646da) vào testing (Phụ lục L). C6, C8, C9 đã sửa và được bỏ khỏi bảng. C2, C4, C5, C7 sửa thêm một phần; các dòng này chỉ còn phần chưa sửa. C10 là lỗi mới do 3d646da gây ra; lỗi cú pháp sửa ở d1eaa3a, dòng C10 chỉ còn phần chưa sửa. Kết quả kiểm trước đó ở Phụ lục D (bafe1e8) và Phụ lục G (840c8a3); C3 sửa ở 75e06c8, phần bộ lọc tĩnh thuộc E1. article_index.json được bổ sung 9 văn bản ở d24ff2a (file của Dev 1, cần Dev 1 duyệt); dòng C5 hạ xuống Thấp, chỉ còn context_registry.json và kiểu ID của gold_article_ids. C7 sửa xong ở 33bc4ff (xóa 8 file của reranking/results sinh ở d2700cb, bỏ ENVELOPE_FIELDS, cập nhật docs/sprint6_integration.md) và được bỏ khỏi bảng.</w:t>
       </w:r>
     </w:p>
     <w:p>
@@ -12047,7 +11593,7 @@
               <w:rPr>
                 <w:sz w:val="17"/>
               </w:rPr>
-              <w:t>Chạy riêng từng file; chạy chung tests/ và test/ vẫn lỗi collect. Chạy test làm bẩn git trở lại vì 72a7377 commit lại parser/__pycache__/*.pyc (H5). Sau bản sửa chunking 24/10 (chunking_test): 218 pass, 2 fail (thêm 14 test của test_chunking.py; 2 fail như trên). Ở 840c8a3, parser/: 209 pass, 14 skip (hết fail của A25). Ở 64b65f0, parser/, tests/schema_test.py và test/test_chunking.py: 235 pass, 14 skip, 1 fail (A28). Sau bản sửa A28 (77b5886): 302 pass, 20 skip, 0 fail (thêm 72 test; 6 skip mới là 3 test chạy trên mọi TXT gặp 2 TT chia theo mục La Mã).</w:t>
+              <w:t>Chạy riêng từng file; chạy chung tests/ và test/ vẫn lỗi collect. Chạy test làm bẩn git trở lại vì 72a7377 commit lại parser/__pycache__/*.pyc (H5). Sau bản sửa chunking 24/10 (chunking_test): 218 pass, 2 fail (thêm 14 test của test_chunking.py; 2 fail như trên). Ở 840c8a3, parser/: 209 pass, 14 skip (hết fail của A25). Ở 64b65f0, parser/, tests/schema_test.py và test/test_chunking.py: 235 pass, 14 skip, 1 fail (A28). Sau bản sửa A28 (77b5886): 302 pass, 20 skip, 0 fail (thêm 72 test; 6 skip mới là 3 test chạy trên mọi TXT gặp 2 TT chia theo mục La Mã). Ở 3d646da (25/10, sau khi kéo CTM): parser/, tests/schema_test.py, tests/test_dense_retriever.py và test/ (trừ test_benchmark.py) 382 pass, 20 skip, 1 fail (test_bm25_retrieval, H9).</w:t>
             </w:r>
           </w:p>
         </w:tc>
@@ -12249,7 +11795,7 @@
               <w:rPr>
                 <w:sz w:val="17"/>
               </w:rPr>
-              <w:t>requirements: thêm pymupdf, bỏ pdfplumber; cleaner chỉ import ollama khi cần OCR (A8). git rm --cached 4 file .pyc (H5). Đổi tên một trong hai test_benchmark.py (H2). Thêm pre-commit hook hoặc CI chạy pytest parser/ và chặn commit khi fail (A7, H2).</w:t>
+              <w:t>requirements: thêm pymupdf, bỏ pdfplumber; cleaner chỉ import ollama khi cần OCR (A8). git rm --cached 4 file .pyc (H5). Đổi tên một trong hai test_benchmark.py (H2). Thêm pre-commit hook hoặc CI chạy pytest parser/ và python -m compileall scripts/, chặn commit khi fail (A7, H2, C10).</w:t>
             </w:r>
           </w:p>
         </w:tc>
@@ -12265,7 +11811,7 @@
               <w:rPr>
                 <w:sz w:val="17"/>
               </w:rPr>
-              <w:t>A8, H5, H2, A7</w:t>
+              <w:t>A8, H5, H2, A7, C10</w:t>
             </w:r>
           </w:p>
         </w:tc>
@@ -12349,10 +11895,9 @@
             </w:pPr>
             <w:r>
               <w:rPr>
-                <w:b w:val="0"/>
-                <w:sz w:val="17"/>
-              </w:rPr>
-              <w:t>Chốt phiên bản Luật 52/2014 dùng trong corpus (bản gốc 2014 đang dùng từ 1260ed8, hay VBHN 121) và ghi phiên bản, nguồn tải của mọi PDF vào registry (A6). Bảng ánh xạ 4 kiểu ID: slug, mã file, số hiệu, l01_ (C5). retrieval_schema theo Sprint 6 §4.3 (C2). Sửa câu quy tắc document_id ở mục 2 của data_contract.md theo registry và thêm test đối chiếu registry với bảng mục 6, README và chunks.jsonl (C6). Khai báo query, config, stats trong RetrievalEnvelope (C7). Sửa enum document_type ở mục 3.1 của contract theo schema (C8). Đổi tên status của registry (C9).</w:t>
+                <w:sz w:val="17"/>
+              </w:rPr>
+              <w:t>Chốt phiên bản Luật 52/2014 dùng trong corpus (bản gốc 2014 đang dùng từ 1260ed8, hay VBHN 121) và ghi phiên bản, nguồn tải của mọi PDF vào registry (A6). Sinh lại hoặc bỏ context_registry.json; một kiểu ID cho gold_article_ids (C5). run_dev_retrieval.py ghi theo RetrievalEnvelope (C2).</w:t>
             </w:r>
           </w:p>
         </w:tc>
@@ -12368,7 +11913,7 @@
               <w:rPr>
                 <w:sz w:val="17"/>
               </w:rPr>
-              <w:t>A6, C5, C2, C6, C7, C8, C9</w:t>
+              <w:t>A6, C5, C2</w:t>
             </w:r>
           </w:p>
         </w:tc>
@@ -12382,10 +11927,9 @@
             </w:pPr>
             <w:r>
               <w:rPr>
-                <w:b w:val="0"/>
-                <w:sz w:val="17"/>
-              </w:rPr>
-              <w:t>Dev 1 (C2 cùng Dev 4; C6–C9 do CTM)</w:t>
+                <w:sz w:val="17"/>
+              </w:rPr>
+              <w:t>Dev 1 (C2: Dev 4)</w:t>
             </w:r>
           </w:p>
         </w:tc>
@@ -12415,10 +11959,9 @@
             </w:pPr>
             <w:r>
               <w:rPr>
-                <w:b w:val="0"/>
-                <w:sz w:val="17"/>
-              </w:rPr>
-              <w:t>tests/schema_test.py pass trên parsed_jsons; test đối chiếu document_id pass (C6); output của run_retrieval.py pass gốc retrieval_schema.json (C7).</w:t>
+                <w:sz w:val="17"/>
+              </w:rPr>
+              <w:t>validate_benchmark.py không còn đọc ID smoke của context_registry.json (C5); dump của run_dev_retrieval.py pass retrieval_schema.json (C2).</w:t>
             </w:r>
           </w:p>
         </w:tc>
@@ -13190,7 +12733,7 @@
               <w:rPr>
                 <w:sz w:val="17"/>
               </w:rPr>
-              <w:t>Chốt phiên bản Luật 52/2014 (A6); rồi C5 (article_index cho văn bản mới).</w:t>
+              <w:t>Chốt phiên bản Luật 52/2014 (A6); rồi C5 (context_registry.json; duyệt 334 Điều mới của article_index).</w:t>
             </w:r>
           </w:p>
         </w:tc>
@@ -13505,7 +13048,7 @@
                 <w:b w:val="0"/>
                 <w:sz w:val="17"/>
               </w:rPr>
-              <w:t>H5 và G2 trên fixture; điền latency_ms, top_k ở gốc output pipeline (C7); chạy lại G3 khi có data-v1 và gold mới.</w:t>
+              <w:t>H5 và G2 trên fixture; chạy lại G3 khi có data-v1 và gold mới.</w:t>
             </w:r>
           </w:p>
         </w:tc>
@@ -18626,6 +18169,413 @@
                 <w:sz w:val="17"/>
               </w:rPr>
               <w:t>Sinh lại ở 664634e: 21 văn bản, 2.011 chunk, 923 parent; giữ 1.156/1.156 chunk_id cũ, 103 chunk cũ đổi chữ, 11 văn bản cũ có thêm 4 chunk (có khoản 4, 5 Điều 2 Luật 52/2014); tokenization underthesea 9.5.0, seg_text khác text ở 100% chunk; 0 “Khoản 1” giả, 0 breadcrumb sai Khoản, 0 chunk dưới 10 ký tự, 1.888/1.888 Khoản có trong parsed_jsons; ID trong ground_truth.json có trong corpus: 541/546 (trước 538/546).</w:t>
+            </w:r>
+          </w:p>
+        </w:tc>
+      </w:tr>
+    </w:tbl>
+    <w:p>
+      <w:pPr>
+        <w:pStyle w:val="Heading1"/>
+      </w:pPr>
+      <w:r>
+        <w:rPr/>
+        <w:t>Phụ lục L. Kiểm lại nhóm C sau khi kéo CTM (3d646da)</w:t>
+      </w:r>
+    </w:p>
+    <w:p>
+      <w:r>
+        <w:rPr/>
+        <w:t>Kiểm lại ngày 25/10/2026 trên commit 3d646da (testing fast-forward lên origin/CTM: f87a327, 4afa41e gộp testing vào CTM, 3d646da). Từ 7e0b511, CTM đổi: data_contract.md (mục 2, 3.1, 5.4, 6), data/raw_data/README.md, 4 schema, registry (bỏ type, status đổi thành source_status), parser.py (kiểm document_type, đọc source_status, provision_status), chunking_rules.py và vector_store.py (mang hai trường mới), chunks.jsonl và 21 parsed_jsons (chỉ thêm source_status, provision_status; 2.011/2.011 chunk_id giữ nguyên, không đổi nội dung), reranking/pipeline.py, test/test_integration.py, tests/schema_test.py, parser/test_parser_unit.py, evaluation/metrics.py, evaluate_zero_shot.py, bm25_baseline.py, scripts/run_retrieval.py, evaluate_task4.py, retrieval_evaluation.py, build_gold_300_provisional.py, prepare_production_benchmark.py và docs/sprint6_benchmark.md. Test: parser/, tests/schema_test.py, tests/test_dense_retriever.py và test/ (trừ test_benchmark.py) 382 pass, 20 skip, 1 fail (H9). Trong phụ lục này, “mục 2” là mục Quy ước Định danh, “mục 6” là Bảng Ánh xạ Định danh Văn bản của data_contract.md.</w:t>
+      </w:r>
+    </w:p>
+    <w:tbl>
+      <w:tblPr>
+        <w:tblStyle w:val="TableGrid"/>
+        <w:tblW w:type="auto" w:w="0"/>
+        <w:jc w:val="center"/>
+        <w:tblLayout w:type="fixed"/>
+        <w:tblLook w:firstColumn="1" w:firstRow="1" w:lastColumn="0" w:lastRow="0" w:noHBand="0" w:noVBand="1" w:val="04A0"/>
+      </w:tblPr>
+      <w:tblGrid>
+        <w:gridCol w:w="1100"/>
+        <w:gridCol w:w="3200"/>
+        <w:gridCol w:w="5566"/>
+      </w:tblGrid>
+      <w:tr>
+        <w:trPr>
+          <w:tblHeader w:val="true"/>
+        </w:trPr>
+        <w:tc>
+          <w:tcPr>
+            <w:tcW w:type="dxa" w:w="1100"/>
+            <w:shd w:val="clear" w:color="auto" w:fill="DCE6F1"/>
+          </w:tcPr>
+          <w:p>
+            <w:r>
+              <w:rPr>
+                <w:b/>
+                <w:sz w:val="17"/>
+              </w:rPr>
+              <w:t>#</w:t>
+            </w:r>
+          </w:p>
+        </w:tc>
+        <w:tc>
+          <w:tcPr>
+            <w:tcW w:type="dxa" w:w="3200"/>
+            <w:shd w:val="clear" w:color="auto" w:fill="DCE6F1"/>
+          </w:tcPr>
+          <w:p>
+            <w:r>
+              <w:rPr>
+                <w:b/>
+                <w:sz w:val="17"/>
+              </w:rPr>
+              <w:t>Ở 840c8a3 (Phụ lục G)</w:t>
+            </w:r>
+          </w:p>
+        </w:tc>
+        <w:tc>
+          <w:tcPr>
+            <w:tcW w:type="dxa" w:w="5566"/>
+            <w:shd w:val="clear" w:color="auto" w:fill="DCE6F1"/>
+          </w:tcPr>
+          <w:p>
+            <w:r>
+              <w:rPr>
+                <w:b/>
+                <w:sz w:val="17"/>
+              </w:rPr>
+              <w:t>Ở 3d646da (25/10)</w:t>
+            </w:r>
+          </w:p>
+        </w:tc>
+      </w:tr>
+      <w:tr>
+        <w:tc>
+          <w:tcPr>
+            <w:tcW w:type="dxa" w:w="1100"/>
+          </w:tcPr>
+          <w:p>
+            <w:r>
+              <w:rPr>
+                <w:sz w:val="17"/>
+              </w:rPr>
+              <w:t>C6</w:t>
+            </w:r>
+          </w:p>
+        </w:tc>
+        <w:tc>
+          <w:tcPr>
+            <w:tcW w:type="dxa" w:w="3200"/>
+          </w:tcPr>
+          <w:p>
+            <w:r>
+              <w:rPr>
+                <w:sz w:val="17"/>
+              </w:rPr>
+              <w:t>Còn một phần. Mục 2 trái registry ở TTLT 01/2016 và Luật 1986; hai bảng ID có 11 văn bản; chưa test đối chiếu registry.</w:t>
+            </w:r>
+          </w:p>
+        </w:tc>
+        <w:tc>
+          <w:tcPr>
+            <w:tcW w:type="dxa" w:w="5566"/>
+          </w:tcPr>
+          <w:p>
+            <w:r>
+              <w:rPr>
+                <w:sz w:val="17"/>
+              </w:rPr>
+              <w:t>Đã sửa, bỏ khỏi bảng. Mục 2 lấy document_id từ registry; quy tắc [loại]_[số hiệu đầy đủ] chỉ dùng cho văn bản mới, ghi ngoại lệ ttlt_01_2016_ttlt_tandtc; registry ghi l_21_lct_hdnn7, trùng build_document_id(). Bảng mục 6 và bảng README có 21 dòng, khớp registry 21/21 (mã file, ID, số hiệu, validity_status). test_registry_and_mapping_tables_integrity kiểm ID duy nhất, đúng ^[a-z0-9_]+$ (23/23), hai bảng khớp registry, document_id của chunks.jsonl có trong registry và bảng mục 6: pass. Số 21 ghi cứng trong test chuyển sang C10. Câu đầu mục 2 vẫn vừa đòi viết thường vừa cho [a-zA-Z0-9_] (thuộc B3).</w:t>
+            </w:r>
+          </w:p>
+        </w:tc>
+      </w:tr>
+      <w:tr>
+        <w:tc>
+          <w:tcPr>
+            <w:tcW w:type="dxa" w:w="1100"/>
+          </w:tcPr>
+          <w:p>
+            <w:r>
+              <w:rPr>
+                <w:sz w:val="17"/>
+              </w:rPr>
+              <w:t>C7</w:t>
+            </w:r>
+          </w:p>
+        </w:tc>
+        <w:tc>
+          <w:tcPr>
+            <w:tcW w:type="dxa" w:w="3200"/>
+          </w:tcPr>
+          <w:p>
+            <w:r>
+              <w:rPr>
+                <w:sz w:val="17"/>
+              </w:rPr>
+              <w:t>Còn một phần (af8ee9a). Envelope fail vì query, config, stats; latency_ms, top_k chưa ở gốc; 4 file cũ trong reranking/results.</w:t>
+            </w:r>
+          </w:p>
+        </w:tc>
+        <w:tc>
+          <w:tcPr>
+            <w:tcW w:type="dxa" w:w="5566"/>
+          </w:tcPr>
+          <w:p>
+            <w:r>
+              <w:rPr>
+                <w:sz w:val="17"/>
+              </w:rPr>
+              <w:t>Còn một phần. Envelope khai báo query, config, stats; pipeline điền latency_ms, top_k; assert_contract validate toàn bộ output, test_integration pass. Còn 4 file cũ trong reranking/results (envelope fail 70/285 và 285/285, 2 file phẳng; 0/743, 0/718 chunk_id thuộc corpus) và hằng ENVELOPE_FIELDS không dùng. Sửa sau đó ở 33bc4ff: xóa reranking/results (8 file sinh ở d2700cb, không tài liệu hay code nào trỏ tới), bỏ ENVELOPE_FIELDS; docs/sprint6_integration.md mô tả envelope đủ 8 trường, ví dụ JSON qua retrieval_schema.json; test_integration, test_reranker, test_hybrid_retriever 64 pass. Đã sửa, bỏ khỏi bảng.</w:t>
+            </w:r>
+          </w:p>
+        </w:tc>
+      </w:tr>
+      <w:tr>
+        <w:tc>
+          <w:tcPr>
+            <w:tcW w:type="dxa" w:w="1100"/>
+          </w:tcPr>
+          <w:p>
+            <w:r>
+              <w:rPr>
+                <w:sz w:val="17"/>
+              </w:rPr>
+              <w:t>C8</w:t>
+            </w:r>
+          </w:p>
+        </w:tc>
+        <w:tc>
+          <w:tcPr>
+            <w:tcW w:type="dxa" w:w="3200"/>
+          </w:tcPr>
+          <w:p>
+            <w:r>
+              <w:rPr>
+                <w:sz w:val="17"/>
+              </w:rPr>
+              <w:t>Mới. Mục 3.1 có 5 loại văn bản, schema có 7; parser chưa kiểm document_type.</w:t>
+            </w:r>
+          </w:p>
+        </w:tc>
+        <w:tc>
+          <w:tcPr>
+            <w:tcW w:type="dxa" w:w="5566"/>
+          </w:tcPr>
+          <w:p>
+            <w:r>
+              <w:rPr>
+                <w:sz w:val="17"/>
+              </w:rPr>
+              <w:t>Đã sửa, bỏ khỏi bảng. Mục 3.1 có 7 loại như metadata_schema.json và ghi JSON Schema là nguồn chuẩn; parser báo lỗi ngay trong build_document_id và metadata_from_document_version khi document_type ngoài 7 loại; 23/23 bản ghi registry hợp lệ. Nên làm thêm (không bắt buộc): VALID_DOCUMENT_TYPES của parser.py và DocumentType của tests/schema_test.py chép tay enum của schema, chưa test nào so chúng với schema; DOCUMENT_TYPE_PREFIX còn 8 loại không qua được bước kiểm.</w:t>
+            </w:r>
+          </w:p>
+        </w:tc>
+      </w:tr>
+      <w:tr>
+        <w:tc>
+          <w:tcPr>
+            <w:tcW w:type="dxa" w:w="1100"/>
+          </w:tcPr>
+          <w:p>
+            <w:r>
+              <w:rPr>
+                <w:sz w:val="17"/>
+              </w:rPr>
+              <w:t>C9</w:t>
+            </w:r>
+          </w:p>
+        </w:tc>
+        <w:tc>
+          <w:tcPr>
+            <w:tcW w:type="dxa" w:w="3200"/>
+          </w:tcPr>
+          <w:p>
+            <w:r>
+              <w:rPr>
+                <w:sz w:val="17"/>
+              </w:rPr>
+              <w:t>Mới. type trùng document_type 23/23, status khác validity_status 17/23; 0 chunk có provision_status.</w:t>
+            </w:r>
+          </w:p>
+        </w:tc>
+        <w:tc>
+          <w:tcPr>
+            <w:tcW w:type="dxa" w:w="5566"/>
+          </w:tcPr>
+          <w:p>
+            <w:r>
+              <w:rPr>
+                <w:sz w:val="17"/>
+              </w:rPr>
+              <w:t>Đã sửa, bỏ khỏi bảng. Registry bỏ type (0/23), đổi status thành source_status (23/23); mục 3.1 và hai schema khai báo source_status, provision_status. 2.011/2.011 chunk mang hai trường này (548 chunk requires_review của 4 văn bản Hết hiệu lực một phần, 1.463 document_level_only), nên retrieval phân biệt được văn bản hết hiệu lực một phần. build_gold_300_provisional.py và prepare_production_benchmark.py đọc source_status (lỗi cú pháp ở C10). Tiêu đề cột của bảng ánh xạ ở mục 3.1 vẫn ghi `status` (registry).</w:t>
+            </w:r>
+          </w:p>
+        </w:tc>
+      </w:tr>
+      <w:tr>
+        <w:tc>
+          <w:tcPr>
+            <w:tcW w:type="dxa" w:w="1100"/>
+          </w:tcPr>
+          <w:p>
+            <w:r>
+              <w:rPr>
+                <w:sz w:val="17"/>
+              </w:rPr>
+              <w:t>C2</w:t>
+            </w:r>
+          </w:p>
+        </w:tc>
+        <w:tc>
+          <w:tcPr>
+            <w:tcW w:type="dxa" w:w="3200"/>
+          </w:tcPr>
+          <w:p>
+            <w:r>
+              <w:rPr>
+                <w:sz w:val="17"/>
+              </w:rPr>
+              <w:t>Còn một phần. retrieval/results là danh sách phẳng; schema chưa nói về file dump đánh giá.</w:t>
+            </w:r>
+          </w:p>
+        </w:tc>
+        <w:tc>
+          <w:tcPr>
+            <w:tcW w:type="dxa" w:w="5566"/>
+          </w:tcPr>
+          <w:p>
+            <w:r>
+              <w:rPr>
+                <w:sz w:val="17"/>
+              </w:rPr>
+              <w:t>Còn một phần. Mục 5.4 và retrieval_schema.json quy định dump là mảng envelope; hai script đánh giá đọc được cả hai dạng. run_dev_retrieval.py vẫn ghi dạng phẳng, không có query_id; 6 file cũ: 0/2.850 bản ghi hợp lệ, 0/602–0/754 chunk_id thuộc corpus.</w:t>
+            </w:r>
+          </w:p>
+        </w:tc>
+      </w:tr>
+      <w:tr>
+        <w:tc>
+          <w:tcPr>
+            <w:tcW w:type="dxa" w:w="1100"/>
+          </w:tcPr>
+          <w:p>
+            <w:r>
+              <w:rPr>
+                <w:sz w:val="17"/>
+              </w:rPr>
+              <w:t>C5</w:t>
+            </w:r>
+          </w:p>
+        </w:tc>
+        <w:tc>
+          <w:tcPr>
+            <w:tcW w:type="dxa" w:w="3200"/>
+          </w:tcPr>
+          <w:p>
+            <w:r>
+              <w:rPr>
+                <w:sz w:val="17"/>
+              </w:rPr>
+              <w:t>Còn một phần. Corpus thử 21 văn bản nối được 1.167/2.011 chunk với article_index; context_registry là nguồn dự phòng; schema chưa có pattern cho ID.</w:t>
+            </w:r>
+          </w:p>
+        </w:tc>
+        <w:tc>
+          <w:tcPr>
+            <w:tcW w:type="dxa" w:w="5566"/>
+          </w:tcPr>
+          <w:p>
+            <w:r>
+              <w:rPr>
+                <w:sz w:val="17"/>
+              </w:rPr>
+              <w:t>Còn một phần. Contract ghi article_index là bảng nối; benchmark_schema có pattern, ground_truth.json pass 300/300; validate_benchmark PASS. Corpus trong repo (21 văn bản) vẫn chỉ nối được 1.167/2.011 chunk vì 9 văn bản mới thiếu trong article_index; context_registry 0/321 chunk_id thuộc corpus; pattern gold_article_ids nhận hai kiểu ID. Sửa sau đó ở d24ff2a: scripts/extend_article_index.py thêm 334 Điều của 9 văn bản (mã file lấy từ registry, 442 dòng cũ giữ nguyên); 2.011/2.011 chunk nối được; C5 hạ xuống Thấp.</w:t>
+            </w:r>
+          </w:p>
+        </w:tc>
+      </w:tr>
+      <w:tr>
+        <w:tc>
+          <w:tcPr>
+            <w:tcW w:type="dxa" w:w="1100"/>
+          </w:tcPr>
+          <w:p>
+            <w:r>
+              <w:rPr>
+                <w:sz w:val="17"/>
+              </w:rPr>
+              <w:t>C4</w:t>
+            </w:r>
+          </w:p>
+        </w:tc>
+        <w:tc>
+          <w:tcPr>
+            <w:tcW w:type="dxa" w:w="3200"/>
+          </w:tcPr>
+          <w:p>
+            <w:r>
+              <w:rPr>
+                <w:sz w:val="17"/>
+              </w:rPr>
+              <w:t>Còn một phần (ee755a5). 3 dạng ID câu hỏi, 8 alias đáp án, chưa có số đo theo category, schema chưa ràng buộc trạng thái duyệt.</w:t>
+            </w:r>
+          </w:p>
+        </w:tc>
+        <w:tc>
+          <w:tcPr>
+            <w:tcW w:type="dxa" w:w="5566"/>
+          </w:tcPr>
+          <w:p>
+            <w:r>
+              <w:rPr>
+                <w:sz w:val="17"/>
+              </w:rPr>
+              <w:t>Còn một phần. Mục 10 tách id (benchmark) với query_id (đầu ra); bm25_baseline, run_retrieval --eval-output ghi query_id; evaluate_zero_shot chỉ nhận query_id/id và answer/expected_answer; metrics và zero-shot có by_category; schema chặn verified_by giữ chỗ khi review_status khác draft, buộc full_text_checked khác draft, thêm gold_clause_ids. Còn: metrics và zero-shot ghi kèm question_id, evaluation/results cũ chỉ có question_id, category đọc từ đường dẫn cố định và nuốt lỗi, docstring cũ.</w:t>
+            </w:r>
+          </w:p>
+        </w:tc>
+      </w:tr>
+      <w:tr>
+        <w:tc>
+          <w:tcPr>
+            <w:tcW w:type="dxa" w:w="1100"/>
+          </w:tcPr>
+          <w:p>
+            <w:r>
+              <w:rPr>
+                <w:sz w:val="17"/>
+              </w:rPr>
+              <w:t>C10</w:t>
+            </w:r>
+          </w:p>
+        </w:tc>
+        <w:tc>
+          <w:tcPr>
+            <w:tcW w:type="dxa" w:w="3200"/>
+          </w:tcPr>
+          <w:p>
+            <w:r>
+              <w:rPr>
+                <w:sz w:val="17"/>
+              </w:rPr>
+              <w:t>—</w:t>
+            </w:r>
+          </w:p>
+        </w:tc>
+        <w:tc>
+          <w:tcPr>
+            <w:tcW w:type="dxa" w:w="5566"/>
+          </w:tcPr>
+          <w:p>
+            <w:r>
+              <w:rPr>
+                <w:sz w:val="17"/>
+              </w:rPr>
+              <w:t>Mới. build_gold_300_provisional.py lỗi cú pháp ở dòng 44–45 (dấu “\” thừa sau dấu hai chấm của vòng for); prepare_production_benchmark.py có 5 dấu “\” thừa nhưng vẫn compile; test đối chiếu registry ghi cứng 21 document_id. Sửa sau đó ở d1eaa3a: bỏ dấu “\” ở dòng 44, script compile và chạy hết với --root .; còn số 21 ghi cứng và 5 dấu “\” vô hại, nên C10 hạ xuống Thấp.</w:t>
             </w:r>
           </w:p>
         </w:tc>

--- a/docs/sprint6_issue_recheck_after_merge.docx
+++ b/docs/sprint6_issue_recheck_after_merge.docx
@@ -25,7 +25,7 @@
         <w:rPr>
           <w:sz w:val="19"/>
         </w:rPr>
-        <w:t>Người lập: Dev 5 (Reranker &amp; Packaging Lead)   ·   Ngày: 22/10/2026   ·   Phạm vi: nhánh testing, commit 75dd586 (gộp CTM 5b62b35 và NMA f8e8311); nhóm A kiểm lại trên e9ee31d, e64c49a, 72a7377, 840c8a3 và 64b65f0; nhóm C kiểm lại trên bafe1e8, 840c8a3 và 3d646da, C3 sửa ở 75e06c8; nhóm B kiểm lại và sửa trên nhánh chunking_test (1c40712)</w:t>
+        <w:t>Người lập: Dev 5 (Reranker &amp; Packaging Lead)   ·   Ngày: 22/10/2026   ·   Phạm vi: nhánh testing, commit 75dd586 (gộp CTM 5b62b35 và NMA f8e8311); nhóm A kiểm lại trên e9ee31d, e64c49a, 72a7377, 840c8a3, 64b65f0; nhóm C kiểm lại trên bafe1e8, 840c8a3, 3d646da, C3 sửa ở 75e06c8; nhóm B kiểm lại và sửa trên nhánh chunking_test (1c40712); trạng thái đối chiếu lại trên be28659 (25/10); sửa trên testing be28659..96d0086 (Phụ lục N)</w:t>
       </w:r>
     </w:p>
     <w:p>
@@ -34,7 +34,7 @@
         <w:rPr>
           <w:sz w:val="19"/>
         </w:rPr>
-        <w:t>Cập nhật 23/10/2026: kiểm lại sau khi gộp origin/CTM ee755a5 vào testing (commit e64c49a). Mục 3 chỉ ghi phần còn lỗi tính tới e64c49a, gồm cả 7 lỗi mới. Cùng ngày, nhóm A được kiểm lại toàn bộ trên e64c49a (Phụ lục C); A24 và Phụ lục B (kết quả kiểm nhóm A trên e9ee31d ngày 22/10) bị mất trong lần cập nhật trước nên được ghi lại. Cũng ngày 23/10, nhóm C được kiểm lại toàn bộ trên bafe1e8, gồm phân tích lại C6 (Phụ lục D). Ngày 24/10/2026, sau khi kéo nhánh NMA mới nhất (testing fast-forward lên 72a7377), nhóm A được kiểm lại toàn bộ (Phụ lục E): A13, A23, A24 đã sửa và được bỏ khỏi bảng; thêm 2 lỗi mới A25, A26. Cũng ngày 24/10, nhóm B được kiểm lại và sửa trên nhánh chunking_test (Phụ lục F): B9, B12 đã sửa và được bỏ khỏi bảng; B1, B10, B13 đã sửa trong code nhưng còn trong bảng cho tới khi corpus trong repo được sinh lại; thêm 3 lỗi mới B14, B15, B16, đều đã sửa. Kiểm lại chunking sau commit: thêm B17 (chunker lấy câu đầu intro làm tiêu đề, đã sửa) và A27 (parser không nhận nhãn “Mục N.”, TT 04/2020 mất cấp Mục). Cuối ngày 24/10, sau khi gộp NMA (b031620–fc997a6) vào testing ở 840c8a3, nhóm C được kiểm lại toàn bộ (Phụ lục G): không lỗi nào sửa xong; C6 sửa thêm một phần (ID của Luật 1986 viết thường, test định danh cho parsed_jsons, run_experiment.py không còn ghi cứng file TTLT); các lỗi C khác không đổi vì contract, schema, code retrieval, reranker và benchmark không đổi từ bafe1e8. Cũng ở 840c8a3, nhóm A được kiểm lại toàn bộ (Phụ lục H): A21 đã sửa và được bỏ khỏi bảng; A25, A26 sửa phần lớn, nhưng mẫu cắt chú thích VBHN mới không khớp chỗ nào (chú thích nay nằm trong Luật 52/2014 Điều 2 khoản 3) và mẫu nhãn “Hướng dẫn” mới để lọt lại 3 nhãn ở NĐ 10/2015. Sau đó C3 được sửa ở 75e06c8 (bảng ánh xạ status → validity_status ở mục 3.1 của data_contract.md và test_registry_validity_status_mapping) và được bỏ khỏi bảng. Cuối ngày 24/10, sau khi gộp NMA 1260ed8 vào testing ở 64b65f0, nhóm A được kiểm lại (Phụ lục I): 11 PDF gốc được thay bằng bản có lớp text; A27 đã sửa và được bỏ khỏi bảng; A25 chỉ còn phần corpus và các mẫu cleaner thừa; L01 quay về bản gốc 2014 (A6); thêm lỗi mới A28 (ghép dòng làm mất dấu câu, làm 1 test fail). Ngày 25/10, A28 và phần test của A7 được sửa ở commit 77b5886 trên testing (Phụ lục K): A28 được bỏ khỏi bảng, A7 chỉ còn CI và test cho cleaner. Cũng ngày 25/10, corpus được sinh lại ở 664634e (21 văn bản, 2.011 chunk, tách từ underthesea): A25, A26 hết phần corpus; B1, B10, B13 đã sửa và được bỏ khỏi bảng; B2 chỉ còn phía truy vấn và requirements-bkai.txt. Cũng ngày 25/10, sau khi kéo nhánh CTM (f87a327, 4afa41e, 3d646da) vào testing, nhóm C được kiểm lại toàn bộ trên 3d646da (Phụ lục L): C6, C8, C9 đã sửa và được bỏ khỏi bảng; C2, C4, C5, C7 sửa thêm một phần và chỉ còn phần chưa sửa; thêm lỗi mới C10 (3d646da làm scripts/build_gold_300_provisional.py lỗi cú pháp; phần lỗi cú pháp sửa ở d1eaa3a). Sau đó article_index.json được bổ sung 9 văn bản còn thiếu ở d24ff2a; C5 chỉ còn context_registry.json và kiểu ID của gold_article_ids. C7 sửa xong ở 33bc4ff (xóa reranking/results cũ, bỏ ENVELOPE_FIELDS) và được bỏ khỏi bảng.</w:t>
+        <w:t>Cập nhật 23/10/2026: kiểm lại sau khi gộp origin/CTM ee755a5 vào testing (commit e64c49a). Mục 3 chỉ ghi phần còn lỗi tính tới e64c49a, gồm cả 7 lỗi mới. Cùng ngày, nhóm A được kiểm lại toàn bộ trên e64c49a (Phụ lục C); A24 và Phụ lục B (kết quả kiểm nhóm A trên e9ee31d ngày 22/10) bị mất trong lần cập nhật trước nên được ghi lại. Cũng ngày 23/10, nhóm C được kiểm lại toàn bộ trên bafe1e8, gồm phân tích lại C6 (Phụ lục D). Ngày 24/10/2026, sau khi kéo nhánh NMA mới nhất (testing fast-forward lên 72a7377), nhóm A được kiểm lại toàn bộ (Phụ lục E): A13, A23, A24 đã sửa và được bỏ khỏi bảng; thêm 2 lỗi mới A25, A26. Cũng ngày 24/10, nhóm B được kiểm lại và sửa trên nhánh chunking_test (Phụ lục F): B9, B12 đã sửa và được bỏ khỏi bảng; B1, B10, B13 đã sửa trong code nhưng còn trong bảng cho tới khi corpus trong repo được sinh lại; thêm 3 lỗi mới B14, B15, B16, đều đã sửa. Kiểm lại chunking sau commit: thêm B17 (chunker lấy câu đầu intro làm tiêu đề, đã sửa) và A27 (parser không nhận nhãn “Mục N.”, TT 04/2020 mất cấp Mục). Cuối ngày 24/10, sau khi gộp NMA (b031620–fc997a6) vào testing ở 840c8a3, nhóm C được kiểm lại toàn bộ (Phụ lục G): không lỗi nào sửa xong; C6 sửa thêm một phần (ID của Luật 1986 viết thường, test định danh cho parsed_jsons, run_experiment.py không còn ghi cứng file TTLT); các lỗi C khác không đổi vì contract, schema, code retrieval, reranker và benchmark không đổi từ bafe1e8. Cũng ở 840c8a3, nhóm A được kiểm lại toàn bộ (Phụ lục H): A21 đã sửa và được bỏ khỏi bảng; A25, A26 sửa phần lớn, nhưng mẫu cắt chú thích VBHN mới không khớp chỗ nào (chú thích nay nằm trong Luật 52/2014 Điều 2 khoản 3) và mẫu nhãn “Hướng dẫn” mới để lọt lại 3 nhãn ở NĐ 10/2015. Sau đó C3 được sửa ở 75e06c8 (bảng ánh xạ status → validity_status ở mục 3.1 của data_contract.md và test_registry_validity_status_mapping) và được bỏ khỏi bảng. Cuối ngày 24/10, sau khi gộp NMA 1260ed8 vào testing ở 64b65f0, nhóm A được kiểm lại (Phụ lục I): 11 PDF gốc được thay bằng bản có lớp text; A27 đã sửa và được bỏ khỏi bảng; A25 chỉ còn phần corpus và các mẫu cleaner thừa; L01 quay về bản gốc 2014 (A6); thêm lỗi mới A28 (ghép dòng làm mất dấu câu, làm 1 test fail). Ngày 25/10, A28 và phần test của A7 được sửa ở commit 77b5886 trên testing (Phụ lục K): A28 được bỏ khỏi bảng, A7 chỉ còn CI và test cho cleaner. Cũng ngày 25/10, corpus được sinh lại ở 664634e (21 văn bản, 2.011 chunk, tách từ underthesea): A25, A26 hết phần corpus; B1, B10, B13 đã sửa và được bỏ khỏi bảng; B2 chỉ còn phía truy vấn và requirements-bkai.txt. Cũng ngày 25/10, sau khi kéo nhánh CTM (f87a327, 4afa41e, 3d646da) vào testing, nhóm C được kiểm lại toàn bộ trên 3d646da (Phụ lục L): C6, C8, C9 đã sửa và được bỏ khỏi bảng; C2, C4, C5, C7 sửa thêm một phần và chỉ còn phần chưa sửa; thêm lỗi mới C10 (3d646da làm scripts/build_gold_300_provisional.py lỗi cú pháp; phần lỗi cú pháp sửa ở d1eaa3a). Sau đó article_index.json được bổ sung 9 văn bản còn thiếu ở d24ff2a; C5 chỉ còn context_registry.json và kiểu ID của gold_article_ids. C7 sửa xong ở 33bc4ff (xóa reranking/results cũ, bỏ ENVELOPE_FIELDS) và được bỏ khỏi bảng. Cuối ngày 25/10, trạng thái các dòng của mục 3 được đối chiếu lại với code trên be28659 (Phụ lục M): H5 chưa sửa (testing vẫn theo dõi 2 file .pyc) nên chuyển về Còn; A11, A16, B3, E3, E12, E15 đã sửa phần của register v2 nhưng còn việc nên chuyển sang Còn một phần; B3 bỏ phần đã hết (ID chữ hoa, candidate của Luật 52/2014 và NĐ 207/2025); G3 bỏ phần reranking/results đã xóa ở 33bc4ff. Mục 5 được viết lại vì parser và corpus không còn nằm trên đường găng, và có thêm bảng phân loại lỗi theo mức cần phối hợp. Cũng ngày 25/10, các lỗi sửa được mà không cần bàn với dev khác được sửa trên testing, 9 commit từ 5e0b9c2 tới 96d0086, chưa push (Phụ lục N): A8, A11, A25, B3, C10, D3, D4, D5, E3, E7, E9, E10, E15, G1, G2, G6, H9 đã sửa và được bỏ khỏi bảng; A7, B2, B4, C2, C4, C5, E11, E14, F1, G5, H2, H4, H5 chỉ còn phần chưa sửa; D1 ghi thêm 11 câu đã duyệt còn trong gold_id_proposals_300.json. Toàn bộ test chạy chung (parser/, tests/, test/): 531 pass, 20 skip, 0 fail. Mục 5 viết lại theo các lỗi còn mở.</w:t>
       </w:r>
     </w:p>
     <w:p>
@@ -50,7 +50,7 @@
         <w:spacing w:after="80"/>
       </w:pPr>
       <w:r>
-        <w:t>Trong 67 lỗi của register v2, tính tới commit e64c49a (nhóm A tính tới 64b65f0, nhóm B tính tới bản sửa chunking ngày 24/10 và corpus sinh lại ở 664634e, nhóm C tính tới 3d646da): 25 đã sửa, 1 đóng, 13 còn một phần, 3 đổi tính chất, 2 nặng hơn, 23 còn nguyên. Phát hiện thêm 21 lỗi mới: A22, A23, A24, B11, B12 (22/10; A22, A23, A24, B11 và B12 nay đã sửa), B13 (nay đã sửa), C6, C7, C8, C9, D5, H9 (23/10, sau khi gộp CTM; C6, C8, C9 nay đã sửa ở 3d646da, C7 ở 33bc4ff), A25, A26 (24/10, sau khi kéo NMA 72a7377; nay sửa một phần ở 840c8a3 và 64b65f0), B14, B15, B16, B17 (24/10, khi kiểm lại nhóm B; đã sửa) A27 (24/10, khi kiểm lại corpus thử 21 văn bản; nay đã sửa), A28 (24/10, sau khi gộp NMA 1260ed8; nay đã sửa ở 77b5886) và C10 (25/10, sau khi kéo CTM 3d646da; lỗi cú pháp đã sửa ở d1eaa3a). Trong 15 lỗi mức Cao, 8 đã sửa (A1, A12, A13, A14, B1, E15, C1, C3), 7 còn mở. Nhóm A, B, C đã được kiểm lại lần 2 trên commit 75dd586; các chỗ đính chính ghi ở Phụ lục A. Nhóm A được kiểm lại lần 3 trên e9ee31d (Phụ lục B), lần 4 trên e64c49a (Phụ lục C) và lần 5 trên 72a7377 (Phụ lục E), lần 6 trên 840c8a3 (Phụ lục H) và lần 7 trên 64b65f0 (Phụ lục I); A28 sửa ngày 25/10 (Phụ lục K). Ngày 23/10 kiểm lại các lỗi liên quan tới thay đổi của CTM và toàn bộ nhóm A; nhóm C được kiểm lại toàn bộ trên bafe1e8 (Phụ lục D) trên 840c8a3 sau khi gộp NMA (Phụ lục G) và trên 3d646da sau khi kéo CTM (Phụ lục L); ngày 24/10 nhóm B được kiểm lại và sửa trên nhánh chunking_test (Phụ lục F); các lỗi còn lại giữ kết quả ngày 22/10.</w:t>
+        <w:t>Trong 67 lỗi của register v2, tính tới commit e64c49a (nhóm A tính tới 64b65f0, nhóm B tính tới bản sửa chunking ngày 24/10 và corpus sinh lại ở 664634e, nhóm C tính tới 3d646da; trạng thái đối chiếu lại trên be28659, Phụ lục M; các lỗi sửa ngày 25/10 tính tới 3b1b6dc, Phụ lục N): 31 đã sửa, 1 đóng, 20 còn một phần, 1 đổi tính chất, 2 nặng hơn, 12 còn nguyên. Phát hiện thêm 21 lỗi mới: A22, A23, A24, B11, B12 (22/10; A22, A23, A24, B11 và B12 nay đã sửa), B13 (nay đã sửa), C6, C7, C8, C9, D5, H9 (23/10, sau khi gộp CTM; C6, C8, C9 nay đã sửa ở 3d646da, C7 ở 33bc4ff), A25, A26 (24/10, sau khi kéo NMA 72a7377; nay sửa một phần ở 840c8a3 và 64b65f0), B14, B15, B16, B17 (24/10, khi kiểm lại nhóm B; đã sửa) A27 (24/10, khi kiểm lại corpus thử 21 văn bản; nay đã sửa), A28 (24/10, sau khi gộp NMA 1260ed8; nay đã sửa ở 77b5886) và C10 (25/10, sau khi kéo CTM 3d646da; đã sửa ở d1eaa3a và b7f5e30; D5, H9 và A25 cũng đã sửa ngày 25/10). Trong 15 lỗi mức Cao, 8 đã sửa (A1, A12, A13, A14, B1, E15, C1, C3), 7 còn mở (B2, D1, D2, E1, E2, F1, F5). Nhóm A, B, C đã được kiểm lại lần 2 trên commit 75dd586; các chỗ đính chính ghi ở Phụ lục A. Nhóm A được kiểm lại lần 3 trên e9ee31d (Phụ lục B), lần 4 trên e64c49a (Phụ lục C) và lần 5 trên 72a7377 (Phụ lục E), lần 6 trên 840c8a3 (Phụ lục H) và lần 7 trên 64b65f0 (Phụ lục I); A28 sửa ngày 25/10 (Phụ lục K). Ngày 23/10 kiểm lại các lỗi liên quan tới thay đổi của CTM và toàn bộ nhóm A; nhóm C được kiểm lại toàn bộ trên bafe1e8 (Phụ lục D) trên 840c8a3 sau khi gộp NMA (Phụ lục G) và trên 3d646da sau khi kéo CTM (Phụ lục L); ngày 24/10 nhóm B được kiểm lại và sửa trên nhánh chunking_test (Phụ lục F); các lỗi còn lại giữ kết quả ngày 22/10.</w:t>
       </w:r>
     </w:p>
     <w:p>
@@ -383,7 +383,7 @@
             </w:pPr>
             <w:r>
               <w:rPr/>
-              <w:t>1</w:t>
+              <w:t>2</w:t>
             </w:r>
           </w:p>
         </w:tc>
@@ -398,7 +398,7 @@
             </w:pPr>
             <w:r>
               <w:rPr/>
-              <w:t>2</w:t>
+              <w:t>1</w:t>
             </w:r>
           </w:p>
         </w:tc>
@@ -743,13 +743,14 @@
             <w:pPr>
               <w:spacing w:after="0"/>
             </w:pPr>
-            <w:r/>
+            <w:r>
+              <w:t>2</w:t>
+            </w:r>
             <w:r>
               <w:rPr>
                 <w:b w:val="0"/>
                 <w:sz w:val="17"/>
               </w:rPr>
-              <w:t>0</w:t>
             </w:r>
           </w:p>
         </w:tc>
@@ -762,13 +763,14 @@
             <w:pPr>
               <w:spacing w:after="0"/>
             </w:pPr>
-            <w:r/>
+            <w:r>
+              <w:t>0</w:t>
+            </w:r>
             <w:r>
               <w:rPr>
                 <w:b w:val="0"/>
                 <w:sz w:val="17"/>
               </w:rPr>
-              <w:t>0</w:t>
             </w:r>
           </w:p>
         </w:tc>
@@ -781,13 +783,14 @@
             <w:pPr>
               <w:spacing w:after="0"/>
             </w:pPr>
-            <w:r/>
+            <w:r>
+              <w:t>0</w:t>
+            </w:r>
             <w:r>
               <w:rPr>
                 <w:b w:val="0"/>
                 <w:sz w:val="17"/>
               </w:rPr>
-              <w:t>2</w:t>
             </w:r>
           </w:p>
         </w:tc>
@@ -800,13 +803,14 @@
             <w:pPr>
               <w:spacing w:after="0"/>
             </w:pPr>
-            <w:r/>
+            <w:r>
+              <w:t>0</w:t>
+            </w:r>
             <w:r>
               <w:rPr>
                 <w:b w:val="0"/>
                 <w:sz w:val="17"/>
               </w:rPr>
-              <w:t>0</w:t>
             </w:r>
           </w:p>
         </w:tc>
@@ -819,13 +823,14 @@
             <w:pPr>
               <w:spacing w:after="0"/>
             </w:pPr>
-            <w:r/>
+            <w:r>
+              <w:t>1</w:t>
+            </w:r>
             <w:r>
               <w:rPr>
                 <w:b w:val="0"/>
                 <w:sz w:val="17"/>
               </w:rPr>
-              <w:t>1</w:t>
             </w:r>
           </w:p>
         </w:tc>
@@ -838,13 +843,14 @@
             <w:pPr>
               <w:spacing w:after="0"/>
             </w:pPr>
-            <w:r/>
+            <w:r>
+              <w:t>1</w:t>
+            </w:r>
             <w:r>
               <w:rPr>
                 <w:b w:val="0"/>
                 <w:sz w:val="17"/>
               </w:rPr>
-              <w:t>1</w:t>
             </w:r>
           </w:p>
         </w:tc>
@@ -857,13 +863,14 @@
             <w:pPr>
               <w:spacing w:after="0"/>
             </w:pPr>
-            <w:r/>
+            <w:r>
+              <w:t>4</w:t>
+            </w:r>
             <w:r>
               <w:rPr>
                 <w:b w:val="0"/>
                 <w:sz w:val="17"/>
               </w:rPr>
-              <w:t>4</w:t>
             </w:r>
           </w:p>
         </w:tc>
@@ -897,13 +904,14 @@
             <w:pPr>
               <w:spacing w:after="0"/>
             </w:pPr>
-            <w:r/>
+            <w:r>
+              <w:t>6</w:t>
+            </w:r>
             <w:r>
               <w:rPr>
                 <w:b w:val="0"/>
                 <w:sz w:val="17"/>
               </w:rPr>
-              <w:t>4</w:t>
             </w:r>
           </w:p>
         </w:tc>
@@ -916,13 +924,14 @@
             <w:pPr>
               <w:spacing w:after="0"/>
             </w:pPr>
-            <w:r/>
+            <w:r>
+              <w:t>0</w:t>
+            </w:r>
             <w:r>
               <w:rPr>
                 <w:b w:val="0"/>
                 <w:sz w:val="17"/>
               </w:rPr>
-              <w:t>0</w:t>
             </w:r>
           </w:p>
         </w:tc>
@@ -935,13 +944,14 @@
             <w:pPr>
               <w:spacing w:after="0"/>
             </w:pPr>
-            <w:r/>
+            <w:r>
+              <w:t>4</w:t>
+            </w:r>
             <w:r>
               <w:rPr>
                 <w:b w:val="0"/>
                 <w:sz w:val="17"/>
               </w:rPr>
-              <w:t>1</w:t>
             </w:r>
           </w:p>
         </w:tc>
@@ -954,13 +964,14 @@
             <w:pPr>
               <w:spacing w:after="0"/>
             </w:pPr>
-            <w:r/>
+            <w:r>
+              <w:t>0</w:t>
+            </w:r>
             <w:r>
               <w:rPr>
                 <w:b w:val="0"/>
                 <w:sz w:val="17"/>
               </w:rPr>
-              <w:t>0</w:t>
             </w:r>
           </w:p>
         </w:tc>
@@ -973,13 +984,14 @@
             <w:pPr>
               <w:spacing w:after="0"/>
             </w:pPr>
-            <w:r/>
+            <w:r>
+              <w:t>1</w:t>
+            </w:r>
             <w:r>
               <w:rPr>
                 <w:b w:val="0"/>
                 <w:sz w:val="17"/>
               </w:rPr>
-              <w:t>1</w:t>
             </w:r>
           </w:p>
         </w:tc>
@@ -992,13 +1004,14 @@
             <w:pPr>
               <w:spacing w:after="0"/>
             </w:pPr>
-            <w:r/>
+            <w:r>
+              <w:t>3</w:t>
+            </w:r>
             <w:r>
               <w:rPr>
                 <w:b w:val="0"/>
                 <w:sz w:val="17"/>
               </w:rPr>
-              <w:t>8</w:t>
             </w:r>
           </w:p>
         </w:tc>
@@ -1011,13 +1024,14 @@
             <w:pPr>
               <w:spacing w:after="0"/>
             </w:pPr>
-            <w:r/>
+            <w:r>
+              <w:t>14</w:t>
+            </w:r>
             <w:r>
               <w:rPr>
                 <w:b w:val="0"/>
                 <w:sz w:val="17"/>
               </w:rPr>
-              <w:t>14</w:t>
             </w:r>
           </w:p>
         </w:tc>
@@ -1051,13 +1065,14 @@
             <w:pPr>
               <w:spacing w:after="0"/>
             </w:pPr>
-            <w:r/>
+            <w:r>
+              <w:t>0</w:t>
+            </w:r>
             <w:r>
               <w:rPr>
                 <w:b w:val="0"/>
                 <w:sz w:val="17"/>
               </w:rPr>
-              <w:t>0</w:t>
             </w:r>
           </w:p>
         </w:tc>
@@ -1070,13 +1085,14 @@
             <w:pPr>
               <w:spacing w:after="0"/>
             </w:pPr>
-            <w:r/>
+            <w:r>
+              <w:t>0</w:t>
+            </w:r>
             <w:r>
               <w:rPr>
                 <w:b w:val="0"/>
                 <w:sz w:val="17"/>
               </w:rPr>
-              <w:t>0</w:t>
             </w:r>
           </w:p>
         </w:tc>
@@ -1089,13 +1105,14 @@
             <w:pPr>
               <w:spacing w:after="0"/>
             </w:pPr>
-            <w:r/>
+            <w:r>
+              <w:t>1</w:t>
+            </w:r>
             <w:r>
               <w:rPr>
                 <w:b w:val="0"/>
                 <w:sz w:val="17"/>
               </w:rPr>
-              <w:t>0</w:t>
             </w:r>
           </w:p>
         </w:tc>
@@ -1108,13 +1125,14 @@
             <w:pPr>
               <w:spacing w:after="0"/>
             </w:pPr>
-            <w:r/>
+            <w:r>
+              <w:t>0</w:t>
+            </w:r>
             <w:r>
               <w:rPr>
                 <w:b w:val="0"/>
                 <w:sz w:val="17"/>
               </w:rPr>
-              <w:t>1</w:t>
             </w:r>
           </w:p>
         </w:tc>
@@ -1127,13 +1145,14 @@
             <w:pPr>
               <w:spacing w:after="0"/>
             </w:pPr>
-            <w:r/>
+            <w:r>
+              <w:t>0</w:t>
+            </w:r>
             <w:r>
               <w:rPr>
                 <w:b w:val="0"/>
                 <w:sz w:val="17"/>
               </w:rPr>
-              <w:t>0</w:t>
             </w:r>
           </w:p>
         </w:tc>
@@ -1146,13 +1165,14 @@
             <w:pPr>
               <w:spacing w:after="0"/>
             </w:pPr>
-            <w:r/>
+            <w:r>
+              <w:t>5</w:t>
+            </w:r>
             <w:r>
               <w:rPr>
                 <w:b w:val="0"/>
                 <w:sz w:val="17"/>
               </w:rPr>
-              <w:t>5</w:t>
             </w:r>
           </w:p>
         </w:tc>
@@ -1165,13 +1185,14 @@
             <w:pPr>
               <w:spacing w:after="0"/>
             </w:pPr>
-            <w:r/>
+            <w:r>
+              <w:t>6</w:t>
+            </w:r>
             <w:r>
               <w:rPr>
                 <w:b w:val="0"/>
                 <w:sz w:val="17"/>
               </w:rPr>
-              <w:t>6</w:t>
             </w:r>
           </w:p>
         </w:tc>
@@ -1205,13 +1226,14 @@
             <w:pPr>
               <w:spacing w:after="0"/>
             </w:pPr>
-            <w:r/>
+            <w:r>
+              <w:t>3</w:t>
+            </w:r>
             <w:r>
               <w:rPr>
                 <w:b w:val="0"/>
                 <w:sz w:val="17"/>
               </w:rPr>
-              <w:t>0</w:t>
             </w:r>
           </w:p>
         </w:tc>
@@ -1224,13 +1246,14 @@
             <w:pPr>
               <w:spacing w:after="0"/>
             </w:pPr>
-            <w:r/>
+            <w:r>
+              <w:t>0</w:t>
+            </w:r>
             <w:r>
               <w:rPr>
                 <w:b w:val="0"/>
                 <w:sz w:val="17"/>
               </w:rPr>
-              <w:t>0</w:t>
             </w:r>
           </w:p>
         </w:tc>
@@ -1243,13 +1266,14 @@
             <w:pPr>
               <w:spacing w:after="0"/>
             </w:pPr>
-            <w:r/>
+            <w:r>
+              <w:t>2</w:t>
+            </w:r>
             <w:r>
               <w:rPr>
                 <w:b w:val="0"/>
                 <w:sz w:val="17"/>
               </w:rPr>
-              <w:t>0</w:t>
             </w:r>
           </w:p>
         </w:tc>
@@ -1262,13 +1286,14 @@
             <w:pPr>
               <w:spacing w:after="0"/>
             </w:pPr>
-            <w:r/>
+            <w:r>
+              <w:t>0</w:t>
+            </w:r>
             <w:r>
               <w:rPr>
                 <w:b w:val="0"/>
                 <w:sz w:val="17"/>
               </w:rPr>
-              <w:t>0</w:t>
             </w:r>
           </w:p>
         </w:tc>
@@ -1281,13 +1306,14 @@
             <w:pPr>
               <w:spacing w:after="0"/>
             </w:pPr>
-            <w:r/>
+            <w:r>
+              <w:t>0</w:t>
+            </w:r>
             <w:r>
               <w:rPr>
                 <w:b w:val="0"/>
                 <w:sz w:val="17"/>
               </w:rPr>
-              <w:t>0</w:t>
             </w:r>
           </w:p>
         </w:tc>
@@ -1300,13 +1326,14 @@
             <w:pPr>
               <w:spacing w:after="0"/>
             </w:pPr>
-            <w:r/>
+            <w:r>
+              <w:t>0</w:t>
+            </w:r>
             <w:r>
               <w:rPr>
                 <w:b w:val="0"/>
                 <w:sz w:val="17"/>
               </w:rPr>
-              <w:t>5</w:t>
             </w:r>
           </w:p>
         </w:tc>
@@ -1319,13 +1346,14 @@
             <w:pPr>
               <w:spacing w:after="0"/>
             </w:pPr>
-            <w:r/>
+            <w:r>
+              <w:t>5</w:t>
+            </w:r>
             <w:r>
               <w:rPr>
                 <w:b w:val="0"/>
                 <w:sz w:val="17"/>
               </w:rPr>
-              <w:t>5</w:t>
             </w:r>
           </w:p>
         </w:tc>
@@ -1359,13 +1387,14 @@
             <w:pPr>
               <w:spacing w:after="0"/>
             </w:pPr>
-            <w:r/>
+            <w:r>
+              <w:t>0</w:t>
+            </w:r>
             <w:r>
               <w:rPr>
                 <w:b w:val="0"/>
                 <w:sz w:val="17"/>
               </w:rPr>
-              <w:t>1</w:t>
             </w:r>
           </w:p>
         </w:tc>
@@ -1378,13 +1407,14 @@
             <w:pPr>
               <w:spacing w:after="0"/>
             </w:pPr>
-            <w:r/>
+            <w:r>
+              <w:t>0</w:t>
+            </w:r>
             <w:r>
               <w:rPr>
                 <w:b w:val="0"/>
                 <w:sz w:val="17"/>
               </w:rPr>
-              <w:t>0</w:t>
             </w:r>
           </w:p>
         </w:tc>
@@ -1397,13 +1427,14 @@
             <w:pPr>
               <w:spacing w:after="0"/>
             </w:pPr>
-            <w:r/>
+            <w:r>
+              <w:t>4</w:t>
+            </w:r>
             <w:r>
               <w:rPr>
                 <w:b w:val="0"/>
                 <w:sz w:val="17"/>
               </w:rPr>
-              <w:t>2</w:t>
             </w:r>
           </w:p>
         </w:tc>
@@ -1416,13 +1447,14 @@
             <w:pPr>
               <w:spacing w:after="0"/>
             </w:pPr>
-            <w:r/>
+            <w:r>
+              <w:t>0</w:t>
+            </w:r>
             <w:r>
               <w:rPr>
                 <w:b w:val="0"/>
                 <w:sz w:val="17"/>
               </w:rPr>
-              <w:t>0</w:t>
             </w:r>
           </w:p>
         </w:tc>
@@ -1435,13 +1467,14 @@
             <w:pPr>
               <w:spacing w:after="0"/>
             </w:pPr>
-            <w:r/>
+            <w:r>
+              <w:t>0</w:t>
+            </w:r>
             <w:r>
               <w:rPr>
                 <w:b w:val="0"/>
                 <w:sz w:val="17"/>
               </w:rPr>
-              <w:t>0</w:t>
             </w:r>
           </w:p>
         </w:tc>
@@ -1454,13 +1487,14 @@
             <w:pPr>
               <w:spacing w:after="0"/>
             </w:pPr>
-            <w:r/>
+            <w:r>
+              <w:t>3</w:t>
+            </w:r>
             <w:r>
               <w:rPr>
                 <w:b w:val="0"/>
                 <w:sz w:val="17"/>
               </w:rPr>
-              <w:t>4</w:t>
             </w:r>
           </w:p>
         </w:tc>
@@ -1473,13 +1507,14 @@
             <w:pPr>
               <w:spacing w:after="0"/>
             </w:pPr>
-            <w:r/>
+            <w:r>
+              <w:t>7</w:t>
+            </w:r>
             <w:r>
               <w:rPr>
                 <w:b w:val="0"/>
                 <w:sz w:val="17"/>
               </w:rPr>
-              <w:t>7</w:t>
             </w:r>
           </w:p>
         </w:tc>
@@ -1518,7 +1553,7 @@
                 <w:b/>
                 <w:sz w:val="17"/>
               </w:rPr>
-              <w:t>25</w:t>
+              <w:t>31</w:t>
             </w:r>
           </w:p>
         </w:tc>
@@ -1554,7 +1589,7 @@
                 <w:b/>
                 <w:sz w:val="17"/>
               </w:rPr>
-              <w:t>13</w:t>
+              <w:t>20</w:t>
             </w:r>
           </w:p>
         </w:tc>
@@ -1572,7 +1607,7 @@
                 <w:b/>
                 <w:sz w:val="17"/>
               </w:rPr>
-              <w:t>3</w:t>
+              <w:t>1</w:t>
             </w:r>
           </w:p>
         </w:tc>
@@ -1608,7 +1643,7 @@
                 <w:b/>
                 <w:sz w:val="17"/>
               </w:rPr>
-              <w:t>23</w:t>
+              <w:t>12</w:t>
             </w:r>
           </w:p>
         </w:tc>
@@ -1658,7 +1693,7 @@
         <w:spacing w:after="80"/>
       </w:pPr>
       <w:r>
-        <w:t>Mốc so sánh là commit ae1ce0d (register v2) và commit 75dd586 (nhánh testing); lần kiểm lại ngày 23/10 đo trên commit e64c49a; nhóm A kiểm lại ngày 24/10 trên 72a7377, 840c8a3 và 64b65f0; nhóm B kiểm lại và sửa ngày 24/10 trên nhánh chunking_test (1c40712); nhóm C kiểm lại ngày 24/10 trên 840c8a3 và ngày 25/10 trên 3d646da (sau khi kéo CTM). Thay đổi giữa các mốc:</w:t>
+        <w:t>Mốc so sánh là commit ae1ce0d (register v2) và commit 75dd586 (nhánh testing); lần kiểm lại ngày 23/10 đo trên commit e64c49a; nhóm A kiểm lại ngày 24/10 trên 72a7377, 840c8a3, 64b65f0; nhóm B kiểm lại và sửa ngày 24/10 trên nhánh chunking_test (1c40712); nhóm C kiểm lại ngày 24/10 trên 840c8a3 và ngày 25/10 trên 3d646da (sau khi kéo CTM). Thay đổi giữa các mốc:</w:t>
       </w:r>
     </w:p>
     <w:p>
@@ -2126,7 +2161,7 @@
         <w:spacing w:after="80"/>
       </w:pPr>
       <w:r>
-        <w:t>Các lỗi đã sửa hoặc đã đóng mà không còn việc gì được bỏ khỏi bảng (vẫn tính trong thống kê ở mục 1; kết quả kiểm nhóm A ở Phụ lục C, E, H, I và K, nhóm B ở Phụ lục F, nhóm C ở Phụ lục D, G và L): A1, A5, A10, A12, A13, A14, A15, A17, A18, A19, A20, A21, A22, A23, A24, A27, A28, B1, B8, B9, B10, B11, B12, B13, B14, B15, B16, B17, C1, C3, C6, C7, C8, C9, E5. Test cho cleaner nằm ở A7; đề xuất kiểm tra CI của B11 nằm ở bước 3 mục 5.</w:t>
+        <w:t>Các lỗi đã sửa hoặc đã đóng mà không còn việc gì được bỏ khỏi bảng (vẫn tính trong thống kê ở mục 1; kết quả kiểm nhóm A ở Phụ lục C, E, H, I và K, nhóm B ở Phụ lục F, nhóm C ở Phụ lục D, G và L; các lỗi sửa ngày 25/10 ở Phụ lục N): A1, A5, A8, A10, A11, A12, A13, A14, A15, A17, A18, A19, A20, A21, A22, A23, A24, A25, A27, A28, B1, B3, B8, B9, B10, B11, B12, B13, B14, B15, B16, B17, C1, C3, C6, C7, C8, C9, C10, D3, D4, D5, E3, E5, E7, E9, E10, E15, G1, G2, G6, H9. Đề xuất CI (gồm kiểm tra chunks.jsonl khớp parsed_jsons của B11) nằm ở A7 và bước 0 của mục 5.</w:t>
       </w:r>
     </w:p>
     <w:p>
@@ -2287,7 +2322,7 @@
                 <w:b/>
                 <w:sz w:val="17"/>
               </w:rPr>
-              <w:t>A25</w:t>
+              <w:t>A26</w:t>
             </w:r>
           </w:p>
         </w:tc>
@@ -2322,148 +2357,6 @@
               <w:rPr>
                 <w:sz w:val="17"/>
               </w:rPr>
-              <w:t>Các mẫu viết riêng cho nguồn PDF cũ khớp 0 lần trên 23 TXT nhưng vẫn chạy trên mọi văn bản: 4 mẫu chú thích VBHN của Luật 81/2025/QH15 (AMENDMENT_FOOTNOTE_PATTERNS), mẫu “khu vực2”, mẫu nhãn “Hướng dẫn” và hai mẫu header bản in của NĐ 70/2001, NĐ 10/2015. Văn bản thêm sau có thể khớp nhầm các mẫu này.</w:t>
-            </w:r>
-          </w:p>
-          <w:p>
-            <w:pPr>
-              <w:spacing w:after="20" w:line="252" w:lineRule="auto"/>
-            </w:pPr>
-            <w:r>
-              <w:rPr>
-                <w:b/>
-                <w:sz w:val="17"/>
-              </w:rPr>
-              <w:t xml:space="preserve">Đề xuất: </w:t>
-            </w:r>
-            <w:r>
-              <w:rPr>
-                <w:sz w:val="17"/>
-              </w:rPr>
-              <w:t>Bỏ các mẫu không còn khớp, hoặc gắn từng mẫu với file nguồn của nó để không chạy trên văn bản khác. Test cho cleaner ở A7.</w:t>
-            </w:r>
-          </w:p>
-          <w:p>
-            <w:pPr>
-              <w:spacing w:after="20" w:line="252" w:lineRule="auto"/>
-            </w:pPr>
-            <w:r>
-              <w:rPr>
-                <w:b/>
-                <w:sz w:val="17"/>
-              </w:rPr>
-              <w:t xml:space="preserve">Kiểm chứng: </w:t>
-            </w:r>
-            <w:r>
-              <w:rPr>
-                <w:sz w:val="17"/>
-              </w:rPr>
-              <w:t>Chạy 4 mẫu của REPEATED_DOCUMENT_MARKING_PATTERNS và 4 mẫu của AMENDMENT_FOOTNOTE_PATTERNS trên 23 file extracted_texts_qwen của 64b65f0: 0 lần khớp.</w:t>
-            </w:r>
-          </w:p>
-        </w:tc>
-        <w:tc>
-          <w:tcPr>
-            <w:tcW w:type="dxa" w:w="1701"/>
-            <w:vAlign w:val="top"/>
-          </w:tcPr>
-          <w:p>
-            <w:pPr>
-              <w:spacing w:after="20" w:line="252" w:lineRule="auto"/>
-            </w:pPr>
-            <w:r>
-              <w:rPr>
-                <w:sz w:val="17"/>
-              </w:rPr>
-              <w:t>parser/cleaner.py: REPEATED_DOCUMENT_MARKING_PATTERNS (dòng 85–101), AMENDMENT_FOOTNOTE_PATTERNS (dòng 107–142)</w:t>
-            </w:r>
-          </w:p>
-        </w:tc>
-        <w:tc>
-          <w:tcPr>
-            <w:tcW w:type="dxa" w:w="1077"/>
-            <w:vAlign w:val="top"/>
-          </w:tcPr>
-          <w:p>
-            <w:pPr>
-              <w:spacing w:after="20" w:line="252" w:lineRule="auto"/>
-            </w:pPr>
-            <w:r>
-              <w:rPr>
-                <w:sz w:val="17"/>
-              </w:rPr>
-              <w:t>Parser</w:t>
-            </w:r>
-          </w:p>
-        </w:tc>
-        <w:tc>
-          <w:tcPr>
-            <w:tcW w:type="dxa" w:w="964"/>
-            <w:vAlign w:val="top"/>
-          </w:tcPr>
-          <w:p>
-            <w:pPr>
-              <w:spacing w:after="20" w:line="252" w:lineRule="auto"/>
-            </w:pPr>
-            <w:r>
-              <w:rPr>
-                <w:sz w:val="17"/>
-              </w:rPr>
-              <w:t>Còn một phần (64b65f0)</w:t>
-            </w:r>
-          </w:p>
-        </w:tc>
-      </w:tr>
-      <w:tr>
-        <w:tc>
-          <w:tcPr>
-            <w:tcW w:type="dxa" w:w="624"/>
-            <w:vAlign w:val="top"/>
-          </w:tcPr>
-          <w:p>
-            <w:pPr>
-              <w:spacing w:after="20" w:line="252" w:lineRule="auto"/>
-            </w:pPr>
-            <w:r>
-              <w:rPr>
-                <w:b/>
-                <w:sz w:val="17"/>
-              </w:rPr>
-              <w:t>A26</w:t>
-            </w:r>
-          </w:p>
-        </w:tc>
-        <w:tc>
-          <w:tcPr>
-            <w:tcW w:type="dxa" w:w="1020"/>
-            <w:vAlign w:val="top"/>
-            <w:shd w:val="clear" w:color="auto" w:fill="F4C7C3"/>
-          </w:tcPr>
-          <w:p>
-            <w:pPr>
-              <w:spacing w:after="20" w:line="252" w:lineRule="auto"/>
-            </w:pPr>
-            <w:r>
-              <w:rPr>
-                <w:sz w:val="17"/>
-              </w:rPr>
-              <w:t>Cao</w:t>
-            </w:r>
-          </w:p>
-        </w:tc>
-        <w:tc>
-          <w:tcPr>
-            <w:tcW w:type="dxa" w:w="4479"/>
-            <w:vAlign w:val="top"/>
-          </w:tcPr>
-          <w:p>
-            <w:pPr>
-              <w:spacing w:after="20" w:line="252" w:lineRule="auto"/>
-            </w:pPr>
-            <w:r>
-              <w:rPr>
-                <w:sz w:val="17"/>
-              </w:rPr>
               <w:t>TT 07/2001/TT-BTP và TT 07/2002/TT-BTP chia theo mục La Mã (I., II., 1.1-), không có Điều, nên vẫn không parse được; test_parser_unit.py ghi hai file vào KNOWN_UNPARSEABLE_TXT nhưng chưa quyết định cách xử lý; HN_048 hỏi về TT 07/2002.</w:t>
             </w:r>
           </w:p>
@@ -2666,7 +2559,6 @@
           <w:tcPr>
             <w:tcW w:type="dxa" w:w="964"/>
             <w:vAlign w:val="top"/>
-            <w:shd w:val="clear" w:color="auto" w:fill="E2EFDA"/>
           </w:tcPr>
           <w:p>
             <w:pPr>
@@ -2676,7 +2568,7 @@
               <w:rPr>
                 <w:sz w:val="17"/>
               </w:rPr>
-              <w:t>Đã sửa</w:t>
+              <w:t>Còn một phần</w:t>
             </w:r>
           </w:p>
         </w:tc>
@@ -2696,7 +2588,7 @@
                 <w:b/>
                 <w:sz w:val="17"/>
               </w:rPr>
-              <w:t>A11</w:t>
+              <w:t>A7</w:t>
             </w:r>
           </w:p>
         </w:tc>
@@ -2731,7 +2623,7 @@
               <w:rPr>
                 <w:sz w:val="17"/>
               </w:rPr>
-              <w:t>Từ 72a7377, DOCUMENT_NUMBER_RE viết “\\s”, “\\w” trong chuỗi rf, nên regex tìm dấu gạch ngược thật và không bao giờ khớp nhãn “Số:”. Số hiệu của 23/23 TXT vẫn đúng nhờ nhánh dự phòng, vốn lấy số hiệu đầu tiên trong 5.000 ký tự đầu; văn bản có số hiệu khác đứng trước dòng “Số:” (vd trích văn bản được hướng dẫn ở phần tiêu đề) sẽ bị nhận sai.</w:t>
+              <w:t>Chưa có CI chạy pytest (H2): 72a7377 và 1260ed8 được commit khi pytest parser/ đang fail, 3d646da làm một script lỗi cú pháp; không có gì chặn việc này lặp lại.</w:t>
             </w:r>
           </w:p>
           <w:p>
@@ -2749,7 +2641,25 @@
               <w:rPr>
                 <w:sz w:val="17"/>
               </w:rPr>
-              <w:t>Sửa DOCUMENT_NUMBER_RE thành (?&lt;!\w)Số\s*:\s*(…) và thêm test: TXT có nhãn “Số:” phải lấy số hiệu từ nhãn, không từ nhánh dự phòng.</w:t>
+              <w:t>Chạy python -m pytest parser tests test và python -m compileall scripts evaluation retrieval reranking trong CI (hoặc pre-commit hook), chặn merge khi fail; branch protection cần quyền admin repo.</w:t>
+            </w:r>
+          </w:p>
+          <w:p>
+            <w:pPr>
+              <w:spacing w:after="20" w:line="252" w:lineRule="auto"/>
+            </w:pPr>
+            <w:r>
+              <w:rPr>
+                <w:b/>
+                <w:sz w:val="17"/>
+              </w:rPr>
+              <w:t xml:space="preserve">Kiểm chứng: </w:t>
+            </w:r>
+            <w:r>
+              <w:rPr>
+                <w:sz w:val="17"/>
+              </w:rPr>
+              <w:t>Trên 3b1b6dc, repo không có thư mục .github/; test cho cleaner đã có ở e7a0ff3 (parser/test_cleaner.py, 47 test).</w:t>
             </w:r>
           </w:p>
         </w:tc>
@@ -2766,7 +2676,7 @@
               <w:rPr>
                 <w:sz w:val="17"/>
               </w:rPr>
-              <w:t>parser/parser.py: DOCUMENT_NUMBER_RE (dòng 909–912), extract_document_number (dòng 977–1003), resolve_document_id; parser/cleaner.py</w:t>
+              <w:t>CI; .github/ (chưa có)</w:t>
             </w:r>
           </w:p>
         </w:tc>
@@ -2783,7 +2693,7 @@
               <w:rPr>
                 <w:sz w:val="17"/>
               </w:rPr>
-              <w:t>Parser</w:t>
+              <w:t>Cả nhóm</w:t>
             </w:r>
           </w:p>
         </w:tc>
@@ -2791,7 +2701,7 @@
           <w:tcPr>
             <w:tcW w:type="dxa" w:w="964"/>
             <w:vAlign w:val="top"/>
-            <w:shd w:val="clear" w:color="auto" w:fill="E2EFDA"/>
+            <w:shd w:val="clear" w:color="auto" w:fill="FFF2CC"/>
           </w:tcPr>
           <w:p>
             <w:pPr>
@@ -2801,7 +2711,7 @@
               <w:rPr>
                 <w:sz w:val="17"/>
               </w:rPr>
-              <w:t>Đã sửa</w:t>
+              <w:t>Còn một phần</w:t>
             </w:r>
           </w:p>
         </w:tc>
@@ -2821,7 +2731,7 @@
                 <w:b/>
                 <w:sz w:val="17"/>
               </w:rPr>
-              <w:t>A7</w:t>
+              <w:t>A6</w:t>
             </w:r>
           </w:p>
         </w:tc>
@@ -2856,7 +2766,7 @@
               <w:rPr>
                 <w:sz w:val="17"/>
               </w:rPr>
-              <w:t>(1) Chưa có CI chạy pytest parser/ (H2); 72a7377 và 1260ed8 đều được commit khi pytest parser/ đang fail. (2) Không có test cho cleaner: các mẫu thừa của A25 và việc đổi cả 11 PDF không làm test nào đỏ; mẫu sus_footnote của quality_report chỉ in ra. cleaner.py import ollama ở đầu file nên test không import được cleaner trên máy thiếu ollama (A8).</w:t>
+              <w:t>NMA 1260ed8 thay L01.pdf bằng bản gốc Luật 52/2014 (có lớp text, 40 trang), không còn là VBHN 121/VBHN-VPQH. parsed_jsons nay khớp registry (effective_date 2015-01-01, không có phiên bản hợp nhất) nhưng lệch benchmark và luật hiện hành: Điều 123 khoản 3 ghi “Tòa án nhân dân cấp huyện”, trong khi Luật 81/2025/QH15 đã đổi thành “Tòa án nhân dân khu vực” (bản VBHN); đáp án HN_183 lấy từ bản VBHN. Câu hỏi về thời điểm sau khi Luật 81/2025 có hiệu lực sẽ nhận quy định cũ. Nguồn tải của PDF mới không ghi ở đâu; registry vẫn trỏ vbpl.vn ItemID 36870.</w:t>
             </w:r>
           </w:p>
           <w:p>
@@ -2874,7 +2784,7 @@
               <w:rPr>
                 <w:sz w:val="17"/>
               </w:rPr>
-              <w:t>Chạy pytest parser/ trong CI và chặn merge khi fail (H2). Thêm test cho cleaner (mọi từ bị xóa so với extracted_texts_qwen thuộc khối được phép; không Khoản, intro hay tiêu đề nào khớp mẫu sus_footnote), sau khi cleaner chỉ import ollama khi cần OCR (A8).</w:t>
+              <w:t>Dev 1 chốt phiên bản dùng trong corpus rồi sinh lại corpus cho văn bản này (chunk_id không đổi): (a) dùng VBHN 121 (khớp benchmark và luật hiện hành), ghi version/consolidated_date vào registry; hoặc (b) giữ bản gốc, thêm Luật 81/2025 làm văn bản sửa đổi có effective_from riêng, rồi sửa đáp án HN_183. Ghi nguồn tải của từng PDF (URL, ngày tải, checksum) vào registry.</w:t>
             </w:r>
           </w:p>
           <w:p>
@@ -2892,7 +2802,7 @@
               <w:rPr>
                 <w:sz w:val="17"/>
               </w:rPr>
-              <w:t>Không file test nào trong parser/, tests/, test/ gọi hàm của cleaner.py (parser/test_parser.py chỉ gọi cleaner khi chạy không có --skip-clean); repo không có thư mục .github/.</w:t>
+              <w:t>parser/cleaned_texts/L01.txt dòng 1150: “3. Tòa án nhân dân cấp huyện nơi cư trú…”. ground_truth.json HN_183: answer chứa “Tòa án nhân dân khu vực2”. So với 840c8a3: 26 Khoản của Luật 52/2014 đổi chữ, chủ yếu chữ hoa thành chữ thường (“Dân” → “dân”, “Nuôi” → “nuôi”), Điều 123 khoản 3 đổi “khu vực” → “cấp huyện”.</w:t>
             </w:r>
           </w:p>
         </w:tc>
@@ -2909,7 +2819,7 @@
               <w:rPr>
                 <w:sz w:val="17"/>
               </w:rPr>
-              <w:t>parser/cleaner.py; parser/parser.py: quality_report; parser/test_parser_unit.py</w:t>
+              <w:t>data/raw_data/laws_and_decrees/L01.pdf; data/reference/document_versions.json (bản ghi L01); data/benchmark/ground_truth.json (HN_183)</w:t>
             </w:r>
           </w:p>
         </w:tc>
@@ -2926,275 +2836,7 @@
               <w:rPr>
                 <w:sz w:val="17"/>
               </w:rPr>
-              <w:t>Parser</w:t>
-            </w:r>
-          </w:p>
-        </w:tc>
-        <w:tc>
-          <w:tcPr>
-            <w:tcW w:type="dxa" w:w="964"/>
-            <w:vAlign w:val="top"/>
-            <w:shd w:val="clear" w:color="auto" w:fill="FFF2CC"/>
-          </w:tcPr>
-          <w:p>
-            <w:pPr>
-              <w:spacing w:after="20" w:line="252" w:lineRule="auto"/>
-            </w:pPr>
-            <w:r>
-              <w:rPr>
-                <w:sz w:val="17"/>
-              </w:rPr>
-              <w:t>Còn một phần</w:t>
-            </w:r>
-          </w:p>
-        </w:tc>
-      </w:tr>
-      <w:tr>
-        <w:tc>
-          <w:tcPr>
-            <w:tcW w:type="dxa" w:w="624"/>
-            <w:vAlign w:val="top"/>
-          </w:tcPr>
-          <w:p>
-            <w:pPr>
-              <w:spacing w:after="20" w:line="252" w:lineRule="auto"/>
-            </w:pPr>
-            <w:r>
-              <w:rPr>
-                <w:b/>
-                <w:sz w:val="17"/>
-              </w:rPr>
-              <w:t>A6</w:t>
-            </w:r>
-          </w:p>
-        </w:tc>
-        <w:tc>
-          <w:tcPr>
-            <w:tcW w:type="dxa" w:w="1020"/>
-            <w:vAlign w:val="top"/>
-            <w:shd w:val="clear" w:color="auto" w:fill="FCE8B2"/>
-          </w:tcPr>
-          <w:p>
-            <w:pPr>
-              <w:spacing w:after="20" w:line="252" w:lineRule="auto"/>
-            </w:pPr>
-            <w:r>
-              <w:rPr>
-                <w:sz w:val="17"/>
-              </w:rPr>
-              <w:t>Trung bình</w:t>
-            </w:r>
-          </w:p>
-        </w:tc>
-        <w:tc>
-          <w:tcPr>
-            <w:tcW w:type="dxa" w:w="4479"/>
-            <w:vAlign w:val="top"/>
-          </w:tcPr>
-          <w:p>
-            <w:pPr>
-              <w:spacing w:after="20" w:line="252" w:lineRule="auto"/>
-            </w:pPr>
-            <w:r>
-              <w:rPr>
-                <w:sz w:val="17"/>
-              </w:rPr>
-              <w:t>NMA 1260ed8 thay L01.pdf bằng bản gốc Luật 52/2014 (có lớp text, 40 trang), không còn là VBHN 121/VBHN-VPQH. parsed_jsons nay khớp registry (effective_date 2015-01-01, không có phiên bản hợp nhất) nhưng lệch benchmark và luật hiện hành: Điều 123 khoản 3 ghi “Tòa án nhân dân cấp huyện”, trong khi Luật 81/2025/QH15 đã đổi thành “Tòa án nhân dân khu vực” (bản VBHN); đáp án HN_183 lấy từ bản VBHN. Câu hỏi về thời điểm sau khi Luật 81/2025 có hiệu lực sẽ nhận quy định cũ. Nguồn tải của PDF mới không ghi ở đâu; registry vẫn trỏ vbpl.vn ItemID 36870.</w:t>
-            </w:r>
-          </w:p>
-          <w:p>
-            <w:pPr>
-              <w:spacing w:after="20" w:line="252" w:lineRule="auto"/>
-            </w:pPr>
-            <w:r>
-              <w:rPr>
-                <w:b/>
-                <w:sz w:val="17"/>
-              </w:rPr>
-              <w:t xml:space="preserve">Đề xuất: </w:t>
-            </w:r>
-            <w:r>
-              <w:rPr>
-                <w:sz w:val="17"/>
-              </w:rPr>
-              <w:t>Dev 1 chốt phiên bản dùng trong corpus rồi sinh lại corpus cho văn bản này (chunk_id không đổi): (a) dùng VBHN 121 (khớp benchmark và luật hiện hành), ghi version/consolidated_date vào registry; hoặc (b) giữ bản gốc, thêm Luật 81/2025 làm văn bản sửa đổi có effective_from riêng, rồi sửa đáp án HN_183. Ghi nguồn tải của từng PDF (URL, ngày tải, checksum) vào registry.</w:t>
-            </w:r>
-          </w:p>
-          <w:p>
-            <w:pPr>
-              <w:spacing w:after="20" w:line="252" w:lineRule="auto"/>
-            </w:pPr>
-            <w:r>
-              <w:rPr>
-                <w:b/>
-                <w:sz w:val="17"/>
-              </w:rPr>
-              <w:t xml:space="preserve">Kiểm chứng: </w:t>
-            </w:r>
-            <w:r>
-              <w:rPr>
-                <w:sz w:val="17"/>
-              </w:rPr>
-              <w:t>parser/cleaned_texts/L01.txt dòng 1150: “3. Tòa án nhân dân cấp huyện nơi cư trú…”. ground_truth.json HN_183: answer chứa “Tòa án nhân dân khu vực2”. So với 840c8a3: 26 Khoản của Luật 52/2014 đổi chữ, chủ yếu chữ hoa thành chữ thường (“Dân” → “dân”, “Nuôi” → “nuôi”), Điều 123 khoản 3 đổi “khu vực” → “cấp huyện”.</w:t>
-            </w:r>
-          </w:p>
-        </w:tc>
-        <w:tc>
-          <w:tcPr>
-            <w:tcW w:type="dxa" w:w="1701"/>
-            <w:vAlign w:val="top"/>
-          </w:tcPr>
-          <w:p>
-            <w:pPr>
-              <w:spacing w:after="20" w:line="252" w:lineRule="auto"/>
-            </w:pPr>
-            <w:r>
-              <w:rPr>
-                <w:sz w:val="17"/>
-              </w:rPr>
-              <w:t>data/raw_data/laws_and_decrees/L01.pdf; data/reference/document_versions.json (bản ghi L01); data/benchmark/ground_truth.json (HN_183)</w:t>
-            </w:r>
-          </w:p>
-        </w:tc>
-        <w:tc>
-          <w:tcPr>
-            <w:tcW w:type="dxa" w:w="1077"/>
-            <w:vAlign w:val="top"/>
-          </w:tcPr>
-          <w:p>
-            <w:pPr>
-              <w:spacing w:after="20" w:line="252" w:lineRule="auto"/>
-            </w:pPr>
-            <w:r>
-              <w:rPr>
-                <w:sz w:val="17"/>
-              </w:rPr>
               <w:t>Dev 1</w:t>
-            </w:r>
-          </w:p>
-        </w:tc>
-        <w:tc>
-          <w:tcPr>
-            <w:tcW w:type="dxa" w:w="964"/>
-            <w:vAlign w:val="top"/>
-            <w:shd w:val="clear" w:color="auto" w:fill="DDEBF7"/>
-          </w:tcPr>
-          <w:p>
-            <w:pPr>
-              <w:spacing w:after="20" w:line="252" w:lineRule="auto"/>
-            </w:pPr>
-            <w:r>
-              <w:rPr>
-                <w:sz w:val="17"/>
-              </w:rPr>
-              <w:t>Đổi tính chất</w:t>
-            </w:r>
-          </w:p>
-        </w:tc>
-      </w:tr>
-      <w:tr>
-        <w:tc>
-          <w:tcPr>
-            <w:tcW w:type="dxa" w:w="624"/>
-            <w:vAlign w:val="top"/>
-          </w:tcPr>
-          <w:p>
-            <w:pPr>
-              <w:spacing w:after="20" w:line="252" w:lineRule="auto"/>
-            </w:pPr>
-            <w:r>
-              <w:rPr>
-                <w:b/>
-                <w:sz w:val="17"/>
-              </w:rPr>
-              <w:t>A8</w:t>
-            </w:r>
-          </w:p>
-        </w:tc>
-        <w:tc>
-          <w:tcPr>
-            <w:tcW w:type="dxa" w:w="1020"/>
-            <w:vAlign w:val="top"/>
-            <w:shd w:val="clear" w:color="auto" w:fill="E2EFDA"/>
-          </w:tcPr>
-          <w:p>
-            <w:pPr>
-              <w:spacing w:after="20" w:line="252" w:lineRule="auto"/>
-            </w:pPr>
-            <w:r>
-              <w:rPr>
-                <w:sz w:val="17"/>
-              </w:rPr>
-              <w:t>Thấp</w:t>
-            </w:r>
-          </w:p>
-        </w:tc>
-        <w:tc>
-          <w:tcPr>
-            <w:tcW w:type="dxa" w:w="4479"/>
-            <w:vAlign w:val="top"/>
-          </w:tcPr>
-          <w:p>
-            <w:pPr>
-              <w:spacing w:after="20" w:line="252" w:lineRule="auto"/>
-            </w:pPr>
-            <w:r>
-              <w:rPr>
-                <w:sz w:val="17"/>
-              </w:rPr>
-              <w:t>requirements.txt thiếu pymupdf (cleaner.py dùng PyMuPDF) nhưng vẫn ghi pdfplumber, dù không còn file .py nào dùng. cleaner.py import ollama ở đầu file (dòng 26) trong khi .venv chưa cài ollama, nên cleaner không chạy được trên máy kiểm tra; parser và exporter không cần cleaner nên không bị chặn.</w:t>
-            </w:r>
-          </w:p>
-          <w:p>
-            <w:pPr>
-              <w:spacing w:after="20" w:line="252" w:lineRule="auto"/>
-            </w:pPr>
-            <w:r>
-              <w:rPr>
-                <w:b/>
-                <w:sz w:val="17"/>
-              </w:rPr>
-              <w:t xml:space="preserve">Đề xuất: </w:t>
-            </w:r>
-            <w:r>
-              <w:rPr>
-                <w:sz w:val="17"/>
-              </w:rPr>
-              <w:t>Thêm pymupdf, bỏ pdfplumber khỏi requirements; chỉ import ollama khi cần OCR.</w:t>
-            </w:r>
-          </w:p>
-        </w:tc>
-        <w:tc>
-          <w:tcPr>
-            <w:tcW w:type="dxa" w:w="1701"/>
-            <w:vAlign w:val="top"/>
-          </w:tcPr>
-          <w:p>
-            <w:pPr>
-              <w:spacing w:after="20" w:line="252" w:lineRule="auto"/>
-            </w:pPr>
-            <w:r>
-              <w:rPr>
-                <w:sz w:val="17"/>
-              </w:rPr>
-              <w:t>parser/cleaner.py: extract_pdf_text; data/raw_data/laws_and_decrees/ND04.pdf, ND05.pdf</w:t>
-            </w:r>
-          </w:p>
-        </w:tc>
-        <w:tc>
-          <w:tcPr>
-            <w:tcW w:type="dxa" w:w="1077"/>
-            <w:vAlign w:val="top"/>
-          </w:tcPr>
-          <w:p>
-            <w:pPr>
-              <w:spacing w:after="20" w:line="252" w:lineRule="auto"/>
-            </w:pPr>
-            <w:r>
-              <w:rPr>
-                <w:sz w:val="17"/>
-              </w:rPr>
-              <w:t>Parser</w:t>
             </w:r>
           </w:p>
         </w:tc>
@@ -3224,7 +2866,7 @@
       </w:pPr>
       <w:r>
         <w:rPr/>
-        <w:t>Nhóm A đo trên 64b65f0 (24/10), sau khi gộp NMA 1260ed8. A27 đã sửa (8/8 Mục của TT 04/2020 được nhận, không Khoản nào chứa tên Mục) và được bỏ khỏi bảng; test còn thiếu chuyển sang A7. 11 PDF gốc được thay bằng bản có lớp text nên A25 chỉ còn phần corpus và các mẫu cleaner thừa; A6 đổi lại vì L01 là bản gốc 2014; A26 chỉ còn 2 TT chia theo mục La Mã và corpus. A16, A11, A8 không đổi. Số liệu đo ở Phụ lục I. Ngày 25/10, A28 được sửa (tiêu đề Điều, Chương, Mục giữ dấu câu và không cụt; số hiệu không còn bị tách sau “-”) và được bỏ khỏi bảng; A7 có thêm test cho A23, A27, A28, ngưỡng tiêu đề 40 từ và thông báo lỗi xuống dòng thật, nên chỉ còn CI và test cho cleaner (Phụ lục K). Bản sửa ở commit 77b5886. Corpus sinh lại ở 664634e nên A25 chỉ còn các mẫu cleaner thừa, A26 chỉ còn 2 TT chia theo mục La Mã (Phụ lục K).</w:t>
+        <w:t>Nhóm A đo trên 64b65f0 (24/10), sau khi gộp NMA 1260ed8. A27 đã sửa (8/8 Mục của TT 04/2020 được nhận, không Khoản nào chứa tên Mục) và được bỏ khỏi bảng; test còn thiếu chuyển sang A7. 11 PDF gốc được thay bằng bản có lớp text nên A25 chỉ còn phần corpus và các mẫu cleaner thừa; A6 đổi lại vì L01 là bản gốc 2014; A26 chỉ còn 2 TT chia theo mục La Mã và corpus. A16, A11, A8 không đổi. Số liệu đo ở Phụ lục I. Ngày 25/10, A28 được sửa (tiêu đề Điều, Chương, Mục giữ dấu câu và không cụt; số hiệu không còn bị tách sau “-”) và được bỏ khỏi bảng; A7 có thêm test cho A23, A27, A28, ngưỡng tiêu đề 40 từ và thông báo lỗi xuống dòng thật, nên chỉ còn CI và test cho cleaner (Phụ lục K). Bản sửa ở commit 77b5886. Corpus sinh lại ở 664634e nên A25 chỉ còn các mẫu cleaner thừa, A26 chỉ còn 2 TT chia theo mục La Mã (Phụ lục K). Ngày 25/10 (Phụ lục N): A8, A11, A25 đã sửa và được bỏ khỏi bảng; A7 chỉ còn CI.</w:t>
       </w:r>
     </w:p>
     <w:p>
@@ -3428,7 +3070,7 @@
               <w:rPr>
                 <w:sz w:val="17"/>
               </w:rPr>
-              <w:t>embedding/requirements-bkai.txt vẫn ghi underthesea&gt;=8.3,&lt;9, mâu thuẫn với requirements.txt (ghim underthesea==9.5.0). Phía truy vấn chưa tách từ cùng phiên bản với corpus: ElasticsearchBM25Retriever tìm trên content_segmented bằng câu hỏi thô; dense_retriever tự tắt tách từ câu hỏi khi thiếu underthesea (E4).</w:t>
+              <w:t>Phía truy vấn chưa tách từ cùng phiên bản với corpus: ElasticsearchBM25Retriever tìm trên content_segmented bằng câu hỏi thô; dense_retriever tự tắt tách từ câu hỏi khi thiếu underthesea (E4).</w:t>
             </w:r>
           </w:p>
           <w:p>
@@ -3446,7 +3088,7 @@
               <w:rPr>
                 <w:sz w:val="17"/>
               </w:rPr>
-              <w:t>Dev 3 ghim underthesea==9.5.0 trong requirements-bkai.txt. Dev 4 tách từ câu hỏi bằng cùng phiên bản, truy vấn cả content (câu hỏi thô) lẫn content_segmented (câu hỏi tách từ); Dense chọn embed_text hoặc embed_text_raw theo cờ của model (E4).</w:t>
+              <w:t>Dev 4 tách từ câu hỏi bằng underthesea==9.5.0, truy vấn cả content (câu hỏi thô) lẫn content_segmented (câu hỏi tách từ); Dense chọn embed_text hoặc embed_text_raw theo cờ của model (E4).</w:t>
             </w:r>
           </w:p>
           <w:p>
@@ -3464,7 +3106,7 @@
               <w:rPr>
                 <w:sz w:val="17"/>
               </w:rPr>
-              <w:t>embedding/requirements-bkai.txt dòng 2: underthesea&gt;=8.3,&lt;9. ElasticsearchBM25Retriever mặc định text_field = “content_segmented” (hybrid_retriever.py dòng 33) và không tách từ câu hỏi.</w:t>
+              <w:t>ElasticsearchBM25Retriever mặc định text_field = “content_segmented” và không tách từ câu hỏi (hybrid_retriever.py dòng 33–49). requirements-bkai.txt đã ghim underthesea==9.5.0 ở 7c9211e.</w:t>
             </w:r>
           </w:p>
         </w:tc>
@@ -3481,7 +3123,7 @@
               <w:rPr>
                 <w:sz w:val="17"/>
               </w:rPr>
-              <w:t>embedding/requirements-bkai.txt; retrieval/hybrid_retriever.py: ElasticsearchBM25Retriever.search; embedding/dense_retriever.py (dòng 80–102)</w:t>
+              <w:t>retrieval/hybrid_retriever.py: ElasticsearchBM25Retriever.search; embedding/dense_retriever.py (dòng 80–102)</w:t>
             </w:r>
           </w:p>
         </w:tc>
@@ -3498,7 +3140,7 @@
               <w:rPr>
                 <w:sz w:val="17"/>
               </w:rPr>
-              <w:t>Dev 3 + Dev 4</w:t>
+              <w:t>Dev 4 + Dev 3</w:t>
             </w:r>
           </w:p>
         </w:tc>
@@ -3536,7 +3178,7 @@
                 <w:b/>
                 <w:sz w:val="17"/>
               </w:rPr>
-              <w:t>B3</w:t>
+              <w:t>B4</w:t>
             </w:r>
           </w:p>
         </w:tc>
@@ -3571,7 +3213,7 @@
               <w:rPr>
                 <w:sz w:val="17"/>
               </w:rPr>
-              <w:t>Gold, proposal và production_chunk_index chưa đổi sang chunk_id = {clause_id}_chunk_{n} (D4). Bản sửa chunking 24/10 giữ quy ước ID nhưng dời ranh giới phần ở 10 Khoản dài: 20 chunk giữ ID mà đổi nội dung, thêm nd_207_2025_nd_cp_art_9_clause_2_chunk_3; candidate của HN_244, HN_253, HN_255, HN_260 trỏ các Khoản này (đủ các phần của Khoản, nên Parent Match không đổi). data_contract.md tự mâu thuẫn ở dòng 14: câu chữ yêu cầu ID viết thường nhưng regex ở dòng 14, 30 và chunk_payload_schema.json cho [a-zA-Z0-9_]; khi đưa đủ 21 văn bản, 57 chunk_id có chữ hoa (l_21_LCT_HDND7_…, A26) vẫn qua exporter và schema. Ngoài ra 8 candidate trỏ ID không có trong corpus, ở cả corpus trong repo lẫn corpus sinh lại (có từ trước bản sửa): 2 ID khoản 4, 5 Luật 52/2014 Điều 2 (HN_062, do A25) và 6 ID _chunk_2, _chunk_3 của Khoản nay chỉ còn một chunk (NĐ 207/2025 Điều 17, NQ 01/2024 Điều 2, 3, 4, 6; HN_263, HN_265, HN_266, HN_267, HN_269): số _chunk_n đổi khi độ dài Khoản đổi.</w:t>
+              <w:t>Vẫn dùng file smoke embedding/data/han_gia_dinh_smoke_chunks.json làm mặc định: retrieval/run_dev_retrieval.py (--chunks), retrieval/retrieval_evaluation.py, embedding/retrieval_smoke_test.py; embedding/data/all_legal_chunks.json vẫn trong git. data/parser_validated/ còn 4 JSON cũ (L02, ND04, ND05 với ID dạng mã file, bản tt_02a_2015_tt_btp.json sửa nhãn cũ); tests/schema_test.py gộp clause_id của chúng vào tập hợp lệ, embedding/prepare_all_chunk_dataset.py vẫn đọc bản TT 02a (H7).</w:t>
             </w:r>
           </w:p>
           <w:p>
@@ -3589,7 +3231,7 @@
               <w:rPr>
                 <w:sz w:val="17"/>
               </w:rPr>
-              <w:t>Map lại dữ liệu benchmark theo nội dung chunk, không theo ID cũ (D4). CTM sửa regex ID trong data_contract.md và chunk_payload_schema.json thành ^[a-z0-9_]+$; exporter dùng cùng regex.</w:t>
+              <w:t>Đổi các mặc định còn lại sang data/chunking_output/chunks.jsonl (giữ fixture smoke cho unit test); xóa all_legal_chunks.json và data/parser_validated/ cùng lúc sửa tests/schema_test.py và prepare_all_chunk_dataset.py.</w:t>
             </w:r>
           </w:p>
           <w:p>
@@ -3607,7 +3249,7 @@
               <w:rPr>
                 <w:sz w:val="17"/>
               </w:rPr>
-              <w:t>So corpus 11 văn bản sinh bằng chunker f0a7007 và chunker đã sửa: 0 ID mất, 1 ID mới, 20 ID đổi nội dung.</w:t>
+              <w:t>chunks_benchmark.jsonl đã xóa ở 5e0b9c2; grep han_gia_dinh_smoke_chunks và parser_validated trong *.py.</w:t>
             </w:r>
           </w:p>
         </w:tc>
@@ -3624,7 +3266,7 @@
               <w:rPr>
                 <w:sz w:val="17"/>
               </w:rPr>
-              <w:t>docs/data_contract.md (dòng 14, 30); schemas/chunk_payload_schema.json (dòng 38–62); chunking/export_legal_chunks.py: main (kiểm chunk_id); data/benchmark/ground_truth.json</w:t>
+              <w:t>retrieval/run_dev_retrieval.py (--chunks); retrieval/retrieval_evaluation.py:16; embedding/retrieval_smoke_test.py:13; embedding/prepare_all_chunk_dataset.py:12; tests/schema_test.py:261; data/parser_validated/</w:t>
             </w:r>
           </w:p>
         </w:tc>
@@ -3641,132 +3283,7 @@
               <w:rPr>
                 <w:sz w:val="17"/>
               </w:rPr>
-              <w:t>Dev 1 + CTM</w:t>
-            </w:r>
-          </w:p>
-        </w:tc>
-        <w:tc>
-          <w:tcPr>
-            <w:tcW w:type="dxa" w:w="964"/>
-            <w:vAlign w:val="top"/>
-            <w:shd w:val="clear" w:color="auto" w:fill="E2EFDA"/>
-          </w:tcPr>
-          <w:p>
-            <w:pPr>
-              <w:spacing w:after="20" w:line="252" w:lineRule="auto"/>
-            </w:pPr>
-            <w:r>
-              <w:rPr>
-                <w:sz w:val="17"/>
-              </w:rPr>
-              <w:t>Đã sửa</w:t>
-            </w:r>
-          </w:p>
-        </w:tc>
-      </w:tr>
-      <w:tr>
-        <w:tc>
-          <w:tcPr>
-            <w:tcW w:type="dxa" w:w="624"/>
-            <w:vAlign w:val="top"/>
-          </w:tcPr>
-          <w:p>
-            <w:pPr>
-              <w:spacing w:after="20" w:line="252" w:lineRule="auto"/>
-            </w:pPr>
-            <w:r>
-              <w:rPr>
-                <w:b/>
-                <w:sz w:val="17"/>
-              </w:rPr>
-              <w:t>B4</w:t>
-            </w:r>
-          </w:p>
-        </w:tc>
-        <w:tc>
-          <w:tcPr>
-            <w:tcW w:type="dxa" w:w="1020"/>
-            <w:vAlign w:val="top"/>
-            <w:shd w:val="clear" w:color="auto" w:fill="FCE8B2"/>
-          </w:tcPr>
-          <w:p>
-            <w:pPr>
-              <w:spacing w:after="20" w:line="252" w:lineRule="auto"/>
-            </w:pPr>
-            <w:r>
-              <w:rPr>
-                <w:sz w:val="17"/>
-              </w:rPr>
-              <w:t>Trung bình</w:t>
-            </w:r>
-          </w:p>
-        </w:tc>
-        <w:tc>
-          <w:tcPr>
-            <w:tcW w:type="dxa" w:w="4479"/>
-            <w:vAlign w:val="top"/>
-          </w:tcPr>
-          <w:p>
-            <w:pPr>
-              <w:spacing w:after="20" w:line="252" w:lineRule="auto"/>
-            </w:pPr>
-            <w:r>
-              <w:rPr>
-                <w:sz w:val="17"/>
-              </w:rPr>
-              <w:t>build_bm25_index.py và scripts/build_index.py mặc định đọc data/chunking_output/chunks.jsonl. Vẫn dùng file smoke: retrieval/run_dev_retrieval.py, retrieval/retrieval_evaluation.py, embedding/retrieval_smoke_test.py, test/test_bm25_retrieval.py. chunks_benchmark.jsonl và all_legal_chunks.json vẫn trong git. Thêm: data/parser_validated/ có 4 JSON cũ (L02, ND04, ND05 với ID dạng mã file như L02_art_1_clause_1, và bản tt_02a_2015_tt_btp.json sửa nhãn cũ ghi “Hết hiệu lực”); tests/schema_test.py gộp clause_id của chúng vào tập hợp lệ, embedding/prepare_all_chunk_dataset.py vẫn đọc bản TT 02a.</w:t>
-            </w:r>
-          </w:p>
-          <w:p>
-            <w:pPr>
-              <w:spacing w:after="20" w:line="252" w:lineRule="auto"/>
-            </w:pPr>
-            <w:r>
-              <w:rPr>
-                <w:b/>
-                <w:sz w:val="17"/>
-              </w:rPr>
-              <w:t xml:space="preserve">Đề xuất: </w:t>
-            </w:r>
-            <w:r>
-              <w:rPr>
-                <w:sz w:val="17"/>
-              </w:rPr>
-              <w:t>Đổi các mặc định còn lại; xóa corpus cũ và data/parser_validated/.</w:t>
-            </w:r>
-          </w:p>
-        </w:tc>
-        <w:tc>
-          <w:tcPr>
-            <w:tcW w:type="dxa" w:w="1701"/>
-            <w:vAlign w:val="top"/>
-          </w:tcPr>
-          <w:p>
-            <w:pPr>
-              <w:spacing w:after="20" w:line="252" w:lineRule="auto"/>
-            </w:pPr>
-            <w:r>
-              <w:rPr>
-                <w:sz w:val="17"/>
-              </w:rPr>
-              <w:t>retrieval/build_bm25_index.py:12; retrieval/run_dev_retrieval.py:74; retrieval/retrieval_evaluation.py:16; embedding/retrieval_smoke_test.py:13; embedding/prepare_all_chunk_dataset.py:14; data/chunking_output/chunks_benchmark.jsonl; scripts/build_index.py:64; demo_pipeline.py:41</w:t>
-            </w:r>
-          </w:p>
-        </w:tc>
-        <w:tc>
-          <w:tcPr>
-            <w:tcW w:type="dxa" w:w="1077"/>
-            <w:vAlign w:val="top"/>
-          </w:tcPr>
-          <w:p>
-            <w:pPr>
-              <w:spacing w:after="20" w:line="252" w:lineRule="auto"/>
-            </w:pPr>
-            <w:r>
-              <w:rPr>
-                <w:sz w:val="17"/>
-              </w:rPr>
-              <w:t>Chunking + Dev 4</w:t>
+              <w:t>Dev 3 + Dev 4 (Chunking: xóa data/parser_validated/)</w:t>
             </w:r>
           </w:p>
         </w:tc>
@@ -4046,7 +3563,7 @@
       </w:pPr>
       <w:r>
         <w:rPr/>
-        <w:t>Nhóm B đo ngày 24/10 trên nhánh chunking_test sau bản sửa chunking. B9, B12 đã sửa và được bỏ khỏi bảng. B1, B10, B13 đã sửa trong code và được bỏ khỏi bảng sau khi corpus trong repo được sinh lại ở 664634e ngày 25/10 (0 “Khoản 1” giả, 0 breadcrumb sai Khoản, 0 chunk dưới 10 ký tự); B2 chỉ còn phía truy vấn và requirements-bkai.txt. Ba lỗi mới B14 (merge 1c40712 làm chunker lỗi cú pháp), B15 (intro của Điều không vào chunk con), B16 (Parent vượt ngưỡng khi intro trùng Khoản đầu dài) tìm thấy và sửa cùng đợt; B17 (chunker lấy câu đầu intro làm tiêu đề cho Điều không có tiêu đề) tìm thấy khi kiểm lại sau commit và cũng đã sửa. Số liệu đo trên corpus sinh lại trong thư mục tạm ở Phụ lục F.</w:t>
+        <w:t>Nhóm B đo ngày 24/10 trên nhánh chunking_test sau bản sửa chunking. B9, B12 đã sửa và được bỏ khỏi bảng. B1, B10, B13 đã sửa trong code và được bỏ khỏi bảng sau khi corpus trong repo được sinh lại ở 664634e ngày 25/10 (0 “Khoản 1” giả, 0 breadcrumb sai Khoản, 0 chunk dưới 10 ký tự); B2 chỉ còn phía truy vấn và requirements-bkai.txt. Ba lỗi mới B14 (merge 1c40712 làm chunker lỗi cú pháp), B15 (intro của Điều không vào chunk con), B16 (Parent vượt ngưỡng khi intro trùng Khoản đầu dài) tìm thấy và sửa cùng đợt; B17 (chunker lấy câu đầu intro làm tiêu đề cho Điều không có tiêu đề) tìm thấy khi kiểm lại sau commit và cũng đã sửa. Số liệu đo trên corpus sinh lại trong thư mục tạm ở Phụ lục F. Ngày 25/10 (Phụ lục N): B3 đã sửa và được bỏ khỏi bảng; B2 chỉ còn phía truy vấn; B4 bỏ phần chunks_benchmark.jsonl.</w:t>
       </w:r>
     </w:p>
     <w:p>
@@ -4249,7 +3766,7 @@
               <w:rPr>
                 <w:sz w:val="17"/>
               </w:rPr>
-              <w:t>Mục 5.4 của data_contract.md và description của retrieval_schema.json nay quy định file dump đánh giá là mảng RetrievalEnvelope (hoặc JSONL); evaluate_task4.py và retrieval_evaluation.py đọc được cả envelope lẫn dạng phẳng cũ. Nơi ghi chưa đổi: retrieval/run_dev_retrieval.py vẫn ghi danh sách phẳng {query, chunk_id, score, rank} qua compact(), không có query_id, trái mục 5.4. 6 file retrieval/results/dev_*.json vẫn là bản cũ: 0/2.850 bản ghi hợp lệ theo schema và 0/602–0/754 chunk_id khác nhau thuộc corpus hiện tại (2.011 chunk).</w:t>
+              <w:t>6 file retrieval/results/dev_*.json vẫn là bản cũ dạng phẳng: 0/2.850 bản ghi hợp lệ theo schema và 0/602–0/754 chunk_id khác nhau thuộc corpus hiện tại (2.011 chunk). evaluate_task4.py và retrieval_evaluation.py vẫn giữ nhánh đọc dạng phẳng.</w:t>
             </w:r>
           </w:p>
           <w:p>
@@ -4267,7 +3784,7 @@
               <w:rPr>
                 <w:sz w:val="17"/>
               </w:rPr>
-              <w:t>run_dev_retrieval.py ghi mảng RetrievalEnvelope, mỗi câu một envelope (query_id lấy từ benchmark, query, retriever, results theo RetrievalResultItem), dùng chung formatter với pipeline (E6). Sinh lại 6 file khi có data-v1 (F1, G3); sau đó bỏ nhánh đọc dạng phẳng trong hai script đánh giá.</w:t>
+              <w:t>Dev 4 sinh lại 6 file bằng run_dev_retrieval.py sau khi chốt model dense (E2) và có gold đã duyệt (D1), rồi bỏ nhánh đọc dạng phẳng trong hai script đánh giá.</w:t>
             </w:r>
           </w:p>
           <w:p>
@@ -4285,7 +3802,7 @@
               <w:rPr>
                 <w:sz w:val="17"/>
               </w:rPr>
-              <w:t>Trên 3d646da: đọc data_contract.md mục 5.4 và run_dev_retrieval.py (dòng 63–66, 120–131); validate 6 file theo retrieval_schema.json; chunk_id khác nhau thuộc corpus: 0/602, 0/674, 0/625 và 0/678, 0/754, 0/694.</w:t>
+              <w:t>Từ 26e41f9, run_dev_retrieval.py ghi mảng RetrievalEnvelope, mỗi câu một envelope, query_id lấy từ id của benchmark; test/test_run_dev_retrieval.py validate output theo retrieval_schema.json.</w:t>
             </w:r>
           </w:p>
         </w:tc>
@@ -4302,7 +3819,7 @@
               <w:rPr>
                 <w:sz w:val="17"/>
               </w:rPr>
-              <w:t>retrieval/run_dev_retrieval.py: compact (dòng 63–66), main (dòng 120–131); retrieval/results/*.json; docs/data_contract.md mục 5.4</w:t>
+              <w:t>retrieval/results/*.json; scripts/evaluate_task4.py; retrieval/retrieval_evaluation.py</w:t>
             </w:r>
           </w:p>
         </w:tc>
@@ -4337,7 +3854,7 @@
               <w:rPr>
                 <w:sz w:val="17"/>
               </w:rPr>
-              <w:t>Còn một phần (3d646da)</w:t>
+              <w:t>Còn một phần (26e41f9)</w:t>
             </w:r>
           </w:p>
         </w:tc>
@@ -4356,7 +3873,7 @@
               <w:rPr>
                 <w:sz w:val="17"/>
               </w:rPr>
-              <w:t>C10</w:t>
+              <w:t>C5</w:t>
             </w:r>
           </w:p>
         </w:tc>
@@ -4391,7 +3908,7 @@
               <w:rPr>
                 <w:sz w:val="17"/>
               </w:rPr>
-              <w:t>Phần còn lại sau d1eaa3a (dấu “\” làm build_gold_300_provisional.py lỗi cú pháp đã sửa). (1) Test test_registry_and_mapping_tables_integrity (CTM thêm ở 3d646da) ghi cứng 21 document_id trong chunks.jsonl (dòng 786), nên sẽ fail khi thêm văn bản dù bảng và registry vẫn khớp, giống H9. (2) 3d646da thêm “\” vào cuối 5 dòng của danh sách notes trong prepare_production_benchmark.py (dòng 162–166); nằm trong ngoặc nên vô hại, nhưng là cùng một kiểu sửa nhầm. Lỗi cú pháp lọt vào commit vì scripts/ không có test và chưa có CI (A7, H2).</w:t>
+              <w:t>context_registry.json vẫn là bản smoke cũ (0/321 chunk_id thuộc corpus) mà validate_benchmark.py còn đọc: chunk_id không có trong production_chunk_index.json được tra trong bảng này, nên một ID smoke cũ vẫn qua được bước kiểm. Mục 6 của docs/sprint6_benchmark.md giữ bảng này có chủ đích để truy nguyên, nên bỏ hay sinh lại là quyết định của Dev 1. 334 dòng article_index thêm ở d24ff2a chưa được Dev 1 duyệt.</w:t>
             </w:r>
           </w:p>
           <w:p>
@@ -4409,7 +3926,7 @@
               <w:rPr>
                 <w:sz w:val="17"/>
               </w:rPr>
-              <w:t>CTM thay số 21 bằng số văn bản lấy từ bảng mục 6 hoặc từ parsed_jsons, và bỏ 5 dấu “\” thừa. CI (A7, H2) chạy thêm python -m compileall cho scripts/, evaluation/, retrieval/, reranking/ để chặn lỗi cú pháp ở file không có test.</w:t>
+              <w:t>Dev 1 chọn bỏ context_registry.json khỏi validate_benchmark.py (production_chunk_index.json nay khớp 2.011/2.011 chunk của corpus), hoặc giữ làm bảng truy nguyên nhưng không cho ID smoke qua bước kiểm candidate; duyệt 334 dòng mới của article_index.</w:t>
             </w:r>
           </w:p>
           <w:p>
@@ -4427,7 +3944,7 @@
               <w:rPr>
                 <w:sz w:val="17"/>
               </w:rPr>
-              <w:t>Sau d1eaa3a: python -m py_compile scripts/build_gold_300_provisional.py pass, chạy script với --root . hết không lỗi; prepare_production_benchmark.py compile được; test_registry_and_mapping_tables_integrity pass (21 văn bản).</w:t>
+              <w:t>Từ 7c9211e, pattern gold_article_ids chỉ nhận mã file (776/776 article_id, 304/304 gold_article_ids khớp); validate_benchmark.py PASS.</w:t>
             </w:r>
           </w:p>
         </w:tc>
@@ -4444,7 +3961,7 @@
               <w:rPr>
                 <w:sz w:val="17"/>
               </w:rPr>
-              <w:t>parser/test_parser_unit.py: test_registry_and_mapping_tables_integrity (dòng 786); scripts/prepare_production_benchmark.py (dòng 162–166)</w:t>
+              <w:t>data/reference/context_registry.json; scripts/validate_benchmark.py (dòng 24–25, 117–122); data/reference/article_index.json</w:t>
             </w:r>
           </w:p>
         </w:tc>
@@ -4461,7 +3978,7 @@
               <w:rPr>
                 <w:sz w:val="17"/>
               </w:rPr>
-              <w:t>CTM</w:t>
+              <w:t>Dev 1</w:t>
             </w:r>
           </w:p>
         </w:tc>
@@ -4479,7 +3996,7 @@
               <w:rPr>
                 <w:sz w:val="17"/>
               </w:rPr>
-              <w:t>Còn một phần (d1eaa3a)</w:t>
+              <w:t>Còn một phần (7c9211e)</w:t>
             </w:r>
           </w:p>
         </w:tc>
@@ -4498,7 +4015,7 @@
               <w:rPr>
                 <w:sz w:val="17"/>
               </w:rPr>
-              <w:t>C5</w:t>
+              <w:t>C4</w:t>
             </w:r>
           </w:p>
         </w:tc>
@@ -4506,7 +4023,7 @@
           <w:tcPr>
             <w:tcW w:type="dxa" w:w="1020"/>
             <w:vAlign w:val="top"/>
-            <w:shd w:val="clear" w:color="auto" w:fill="FCE8B2"/>
+            <w:shd w:val="clear" w:color="auto" w:fill="E2EFDA"/>
           </w:tcPr>
           <w:p>
             <w:pPr>
@@ -4533,7 +4050,7 @@
               <w:rPr>
                 <w:sz w:val="17"/>
               </w:rPr>
-              <w:t>Phần còn lại sau d24ff2a (article_index.json đã có đủ 21 văn bản, 776 Điều; 2.011/2.011 chunk nối được). (1) context_registry.json vẫn là bản smoke cũ (0/321 chunk_id thuộc corpus) mà validate_benchmark.py còn đọc: chunk_id không có trong production_chunk_index.json được tra trong bảng này, nên một ID smoke cũ vẫn qua được bước kiểm. (2) Pattern của gold_article_ids trong benchmark_schema.json nhận cả mã file (L01_D08) lẫn slug (…_art_8), nên schema chưa giữ một kiểu ID, trong khi dữ liệu dùng mã file ở 304/304 gold_article_ids và article_index chỉ có mã file.</w:t>
+              <w:t>4 file đã commit trong evaluation/results (bm25_dev_results, bm25_dev_metrics, zero_shot_dev_results, zero_shot_dev_scored) là bản cũ, chỉ có question_id. gold_clause_ids đã có trong schema nhưng chưa câu nào có giá trị và chưa script nào sinh gold_context_ids từ nó (D1).</w:t>
             </w:r>
           </w:p>
           <w:p>
@@ -4551,7 +4068,7 @@
               <w:rPr>
                 <w:sz w:val="17"/>
               </w:rPr>
-              <w:t>Dev 1 sinh lại context_registry.json từ corpus hiện tại, hoặc bỏ nó khỏi validate_benchmark.py (khi đó mọi chunk_id phải có trong production_chunk_index.json). CTM chốt gold_article_ids theo mã file (khớp article_index và dữ liệu hiện tại) và bỏ nhánh slug khỏi pattern. Dev 1 duyệt 334 dòng mới của article_index (verification_status metadata_only_unverified, tiêu đề lấy từ parsed_jsons; Luật 1986 không có tiêu đề Điều nên chỉ ghi “Điều N”); khi thêm văn bản, chạy python scripts/extend_article_index.py.</w:t>
+              <w:t>Chạy lại 4 file bằng code hiện tại khi chạy lại số đo (F1, F5, F6); làm gold_clause_ids cùng D1.</w:t>
             </w:r>
           </w:p>
           <w:p>
@@ -4569,7 +4086,7 @@
               <w:rPr>
                 <w:sz w:val="17"/>
               </w:rPr>
-              <w:t>Sau d24ff2a: article_index 776 Điều của 21 văn bản, 0 Điều của parsed_jsons thiếu trong bảng, 776/776 article_id khớp pattern gold_article_ids; nối chunks.jsonl theo (document_number, article_number): 2.011/2.011; 442 dòng cũ không đổi; chạy lại script không thêm dòng nào. scripts/validate_benchmark.py PASS, 0 lỗi; test/test_benchmark.py 41 pass; tests/test_benchmark.py, tests/schema_test.py pass. context_registry.json: 0/321 chunk_id thuộc corpus.</w:t>
+              <w:t>Từ f32754e, metrics.evaluate và evaluate_zero_shot.py chỉ ghi query_id, báo lỗi khi đầu vào dùng question_id, lấy category từ file câu hỏi được truyền vào và báo lỗi khi đọc không được; zero_shot.py ghi query_id (trước đó evaluate_zero_shot.py không đọc được output của zero_shot.py); test/test_evaluation_ids.py 3 pass.</w:t>
             </w:r>
           </w:p>
         </w:tc>
@@ -4586,7 +4103,7 @@
               <w:rPr>
                 <w:sz w:val="17"/>
               </w:rPr>
-              <w:t>data/reference/context_registry.json; scripts/validate_benchmark.py (dòng 24–25, 117–122); schemas/benchmark_schema.json: gold_article_ids; data/reference/article_index.json; scripts/extend_article_index.py</w:t>
+              <w:t>evaluation/results/*.json; schemas/benchmark_schema.json: gold_clause_ids</w:t>
             </w:r>
           </w:p>
         </w:tc>
@@ -4603,7 +4120,7 @@
               <w:rPr>
                 <w:sz w:val="17"/>
               </w:rPr>
-              <w:t>Dev 1 (pattern: CTM)</w:t>
+              <w:t>Dev 2</w:t>
             </w:r>
           </w:p>
         </w:tc>
@@ -4621,149 +4138,7 @@
               <w:rPr>
                 <w:sz w:val="17"/>
               </w:rPr>
-              <w:t>Còn một phần (d24ff2a)</w:t>
-            </w:r>
-          </w:p>
-        </w:tc>
-      </w:tr>
-      <w:tr>
-        <w:tc>
-          <w:tcPr>
-            <w:tcW w:type="dxa" w:w="624"/>
-            <w:vAlign w:val="top"/>
-          </w:tcPr>
-          <w:p>
-            <w:pPr>
-              <w:spacing w:after="20" w:line="252" w:lineRule="auto"/>
-            </w:pPr>
-            <w:r>
-              <w:rPr>
-                <w:sz w:val="17"/>
-              </w:rPr>
-              <w:t>C4</w:t>
-            </w:r>
-          </w:p>
-        </w:tc>
-        <w:tc>
-          <w:tcPr>
-            <w:tcW w:type="dxa" w:w="1020"/>
-            <w:vAlign w:val="top"/>
-            <w:shd w:val="clear" w:color="auto" w:fill="E2EFDA"/>
-          </w:tcPr>
-          <w:p>
-            <w:pPr>
-              <w:spacing w:after="20" w:line="252" w:lineRule="auto"/>
-            </w:pPr>
-            <w:r>
-              <w:rPr>
-                <w:sz w:val="17"/>
-              </w:rPr>
-              <w:t>Thấp</w:t>
-            </w:r>
-          </w:p>
-        </w:tc>
-        <w:tc>
-          <w:tcPr>
-            <w:tcW w:type="dxa" w:w="4479"/>
-            <w:vAlign w:val="top"/>
-          </w:tcPr>
-          <w:p>
-            <w:pPr>
-              <w:spacing w:after="20" w:line="252" w:lineRule="auto"/>
-            </w:pPr>
-            <w:r>
-              <w:rPr>
-                <w:sz w:val="17"/>
-              </w:rPr>
-              <w:t>Phần còn lại nằm ở module đánh giá. (1) evaluation/metrics.evaluate và evaluate_zero_shot.py ghi cả query_id lẫn question_id cho mỗi câu, và metrics.evaluate vẫn nhận question_id ở đầu vào, trong khi mục 10 của docs/sprint6_benchmark.md nay yêu cầu bỏ question_id khỏi mọi đầu ra. 4 file đã commit trong evaluation/results (bm25_dev_results, bm25_dev_metrics, zero_shot_dev_results, zero_shot_dev_scored) vẫn chỉ có question_id. (2) Số đo theo category đọc queries_dev.json và queries_test.json từ đường dẫn cố định trong repo và bỏ qua mọi lỗi (except Exception: pass): file hỏng hoặc chạy trên bộ câu hỏi khác thì by_category mất hoặc sai mà không báo. (3) Docstring của evaluate_zero_shot.py (dòng 13–17) vẫn liệt kê dạng question_id/answers và ground_truth đã bỏ. (4) gold_clause_ids đã có trong schema nhưng chưa câu nào có giá trị và chưa script nào sinh gold_context_ids từ nó (D1).</w:t>
-            </w:r>
-          </w:p>
-          <w:p>
-            <w:pPr>
-              <w:spacing w:after="20" w:line="252" w:lineRule="auto"/>
-            </w:pPr>
-            <w:r>
-              <w:rPr>
-                <w:b/>
-                <w:sz w:val="17"/>
-              </w:rPr>
-              <w:t xml:space="preserve">Đề xuất: </w:t>
-            </w:r>
-            <w:r>
-              <w:rPr>
-                <w:sz w:val="17"/>
-              </w:rPr>
-              <w:t>(1) Chỉ ghi query_id; đầu vào chỉ nhận query_id và báo lỗi khi gặp question_id; chạy lại 4 file của evaluation/results (F6). (2) Lấy category từ file câu hỏi được truyền vào và báo lỗi khi đọc không được. (3) Sửa docstring theo ID_KEYS, ANSWER_KEYS. (4) Làm cùng D1.</w:t>
-            </w:r>
-          </w:p>
-          <w:p>
-            <w:pPr>
-              <w:spacing w:after="20" w:line="252" w:lineRule="auto"/>
-            </w:pPr>
-            <w:r>
-              <w:rPr>
-                <w:b/>
-                <w:sz w:val="17"/>
-              </w:rPr>
-              <w:t xml:space="preserve">Kiểm chứng: </w:t>
-            </w:r>
-            <w:r>
-              <w:rPr>
-                <w:sz w:val="17"/>
-              </w:rPr>
-              <w:t>Trên 3d646da: đọc metrics.py (dòng 105–186) và evaluate_zero_shot.py (dòng 13–17, 182–296); 300/300 câu có category; queries và ground_truth.json pass benchmark_schema.json; grep question_id trong evaluation/, scripts/, retrieval/, reranking/.</w:t>
-            </w:r>
-          </w:p>
-        </w:tc>
-        <w:tc>
-          <w:tcPr>
-            <w:tcW w:type="dxa" w:w="1701"/>
-            <w:vAlign w:val="top"/>
-          </w:tcPr>
-          <w:p>
-            <w:pPr>
-              <w:spacing w:after="20" w:line="252" w:lineRule="auto"/>
-            </w:pPr>
-            <w:r>
-              <w:rPr>
-                <w:sz w:val="17"/>
-              </w:rPr>
-              <w:t>evaluation/metrics.py: evaluate (dòng 105–186); evaluation/evaluate_zero_shot.py (dòng 13–17, 182–296); evaluation/results/*.json; schemas/benchmark_schema.json: gold_clause_ids</w:t>
-            </w:r>
-          </w:p>
-        </w:tc>
-        <w:tc>
-          <w:tcPr>
-            <w:tcW w:type="dxa" w:w="1077"/>
-            <w:vAlign w:val="top"/>
-          </w:tcPr>
-          <w:p>
-            <w:pPr>
-              <w:spacing w:after="20" w:line="252" w:lineRule="auto"/>
-            </w:pPr>
-            <w:r>
-              <w:rPr>
-                <w:sz w:val="17"/>
-              </w:rPr>
-              <w:t>Dev 2</w:t>
-            </w:r>
-          </w:p>
-        </w:tc>
-        <w:tc>
-          <w:tcPr>
-            <w:tcW w:type="dxa" w:w="964"/>
-            <w:vAlign w:val="top"/>
-            <w:shd w:val="clear" w:color="auto" w:fill="FFF2CC"/>
-          </w:tcPr>
-          <w:p>
-            <w:pPr>
-              <w:spacing w:after="20" w:line="252" w:lineRule="auto"/>
-            </w:pPr>
-            <w:r>
-              <w:rPr>
-                <w:sz w:val="17"/>
-              </w:rPr>
-              <w:t>Còn một phần (3d646da)</w:t>
+              <w:t>Còn một phần (f32754e)</w:t>
             </w:r>
           </w:p>
         </w:tc>
@@ -4775,7 +4150,7 @@
       </w:pPr>
       <w:r>
         <w:rPr/>
-        <w:t>Nhóm C đo ngày 25/10 trên 3d646da, sau khi kéo nhánh CTM (f87a327, 4afa41e, 3d646da) vào testing (Phụ lục L). C6, C8, C9 đã sửa và được bỏ khỏi bảng. C2, C4, C5, C7 sửa thêm một phần; các dòng này chỉ còn phần chưa sửa. C10 là lỗi mới do 3d646da gây ra; lỗi cú pháp sửa ở d1eaa3a, dòng C10 chỉ còn phần chưa sửa. Kết quả kiểm trước đó ở Phụ lục D (bafe1e8) và Phụ lục G (840c8a3); C3 sửa ở 75e06c8, phần bộ lọc tĩnh thuộc E1. article_index.json được bổ sung 9 văn bản ở d24ff2a (file của Dev 1, cần Dev 1 duyệt); dòng C5 hạ xuống Thấp, chỉ còn context_registry.json và kiểu ID của gold_article_ids. C7 sửa xong ở 33bc4ff (xóa 8 file của reranking/results sinh ở d2700cb, bỏ ENVELOPE_FIELDS, cập nhật docs/sprint6_integration.md) và được bỏ khỏi bảng.</w:t>
+        <w:t>Nhóm C đo ngày 25/10 trên 3d646da, sau khi kéo nhánh CTM (f87a327, 4afa41e, 3d646da) vào testing (Phụ lục L). C6, C8, C9 đã sửa và được bỏ khỏi bảng. C2, C4, C5, C7 sửa thêm một phần; các dòng này chỉ còn phần chưa sửa. C10 là lỗi mới do 3d646da gây ra; lỗi cú pháp sửa ở d1eaa3a, dòng C10 chỉ còn phần chưa sửa. Kết quả kiểm trước đó ở Phụ lục D (bafe1e8) và Phụ lục G (840c8a3); C3 sửa ở 75e06c8, phần bộ lọc tĩnh thuộc E1. article_index.json được bổ sung 9 văn bản ở d24ff2a (file của Dev 1, cần Dev 1 duyệt); dòng C5 hạ xuống Thấp, chỉ còn context_registry.json và kiểu ID của gold_article_ids. C7 sửa xong ở 33bc4ff (xóa 8 file của reranking/results sinh ở d2700cb, bỏ ENVELOPE_FIELDS, cập nhật docs/sprint6_integration.md) và được bỏ khỏi bảng. Cuối ngày 25/10 (Phụ lục N): C10 đã sửa và được bỏ khỏi bảng; C2, C4, C5 chỉ còn phần chưa sửa.</w:t>
       </w:r>
     </w:p>
     <w:p>
@@ -4979,7 +4354,7 @@
               <w:rPr>
                 <w:sz w:val="17"/>
               </w:rPr>
-              <w:t>Không câu nào có gold đã xác minh: cả 300 câu là draft và gold_context_ids rỗng, nên không chấm được Dev, còn Test chấm được 0/15 câu (D2). 11 câu HN_001–HN_011 từng ở source_checked bị hạ về draft ở ee755a5 vì ID cũ không còn trong corpus (verified_by trước đó chỉ là chuỗi mẫu “HO_TEN_THUC_TE”); ID cũ chuyển sang candidate_context_ids. Commit message không ghi việc này.</w:t>
+              <w:t>Không câu nào có gold đã xác minh: cả 300 câu là draft và gold_context_ids rỗng, nên không chấm được Dev, còn Test chấm được 0/15 câu (D2). 11 câu HN_001–HN_011 từng ở source_checked bị hạ về draft ở ee755a5 vì ID cũ không còn trong corpus (verified_by trước đó chỉ là chuỗi mẫu “HO_TEN_THUC_TE”); ID cũ chuyển sang candidate_context_ids. Commit message không ghi việc này. Ghi chú 25/10: gold_id_proposals_300.json vẫn giữ 11 câu HN_001–HN_011 ở source_checked, production_verified; chunk_id của file này đã map sang corpus hiện tại ở 146a6c9, nhưng chỉ HN_001 có verified_by là tên người (“Nguyen Van Minh”), 10 câu còn lại ghi “TEST_REVIEWER”.</w:t>
             </w:r>
           </w:p>
           <w:p>
@@ -5193,398 +4568,6 @@
                 <w:sz w:val="17"/>
               </w:rPr>
               <w:t>Còn</w:t>
-            </w:r>
-          </w:p>
-        </w:tc>
-      </w:tr>
-      <w:tr>
-        <w:tc>
-          <w:tcPr>
-            <w:tcW w:type="dxa" w:w="624"/>
-            <w:vAlign w:val="top"/>
-          </w:tcPr>
-          <w:p>
-            <w:pPr>
-              <w:spacing w:after="20" w:line="252" w:lineRule="auto"/>
-            </w:pPr>
-            <w:r>
-              <w:rPr>
-                <w:b/>
-                <w:sz w:val="17"/>
-              </w:rPr>
-              <w:t>D3</w:t>
-            </w:r>
-          </w:p>
-        </w:tc>
-        <w:tc>
-          <w:tcPr>
-            <w:tcW w:type="dxa" w:w="1020"/>
-            <w:vAlign w:val="top"/>
-            <w:shd w:val="clear" w:color="auto" w:fill="FCE8B2"/>
-          </w:tcPr>
-          <w:p>
-            <w:pPr>
-              <w:spacing w:after="20" w:line="252" w:lineRule="auto"/>
-            </w:pPr>
-            <w:r>
-              <w:rPr>
-                <w:sz w:val="17"/>
-              </w:rPr>
-              <w:t>Trung bình</w:t>
-            </w:r>
-          </w:p>
-        </w:tc>
-        <w:tc>
-          <w:tcPr>
-            <w:tcW w:type="dxa" w:w="4479"/>
-            <w:vAlign w:val="top"/>
-          </w:tcPr>
-          <w:p>
-            <w:pPr>
-              <w:spacing w:after="20" w:line="252" w:lineRule="auto"/>
-            </w:pPr>
-            <w:r>
-              <w:rPr>
-                <w:sz w:val="17"/>
-              </w:rPr>
-              <w:t>production_chunk_index.json (1.171 chunk, sinh ở ee755a5) có 37 ID không còn trong corpus hiện tại (1.134/1.171), vì corpus được sinh lại sau đó. Registry chunk không được sinh lại cùng corpus, nên lệch lại mỗi lần parser hoặc chunker đổi.</w:t>
-            </w:r>
-          </w:p>
-          <w:p>
-            <w:pPr>
-              <w:spacing w:after="20" w:line="252" w:lineRule="auto"/>
-            </w:pPr>
-            <w:r>
-              <w:rPr>
-                <w:b/>
-                <w:sz w:val="17"/>
-              </w:rPr>
-              <w:t xml:space="preserve">Đề xuất: </w:t>
-            </w:r>
-            <w:r>
-              <w:rPr>
-                <w:sz w:val="17"/>
-              </w:rPr>
-              <w:t>Sinh lại registry chunk trong cùng PR với mỗi lần sinh lại corpus.</w:t>
-            </w:r>
-          </w:p>
-        </w:tc>
-        <w:tc>
-          <w:tcPr>
-            <w:tcW w:type="dxa" w:w="1701"/>
-            <w:vAlign w:val="top"/>
-          </w:tcPr>
-          <w:p>
-            <w:pPr>
-              <w:spacing w:after="20" w:line="252" w:lineRule="auto"/>
-            </w:pPr>
-            <w:r>
-              <w:rPr>
-                <w:sz w:val="17"/>
-              </w:rPr>
-              <w:t>tests/test_benchmark.py; test/test_benchmark.py; data/reference/production_chunk_index.json; scripts/import_chunk_index.py; scripts/freeze_test.py; scripts/validate_benchmark.py (dòng 41–56); docs/test_questions_freeze.json</w:t>
-            </w:r>
-          </w:p>
-        </w:tc>
-        <w:tc>
-          <w:tcPr>
-            <w:tcW w:type="dxa" w:w="1077"/>
-            <w:vAlign w:val="top"/>
-          </w:tcPr>
-          <w:p>
-            <w:pPr>
-              <w:spacing w:after="20" w:line="252" w:lineRule="auto"/>
-            </w:pPr>
-            <w:r>
-              <w:rPr>
-                <w:sz w:val="17"/>
-              </w:rPr>
-              <w:t>Dev 1</w:t>
-            </w:r>
-          </w:p>
-        </w:tc>
-        <w:tc>
-          <w:tcPr>
-            <w:tcW w:type="dxa" w:w="964"/>
-            <w:vAlign w:val="top"/>
-            <w:shd w:val="clear" w:color="auto" w:fill="FFF2CC"/>
-          </w:tcPr>
-          <w:p>
-            <w:pPr>
-              <w:spacing w:after="20" w:line="252" w:lineRule="auto"/>
-            </w:pPr>
-            <w:r>
-              <w:rPr>
-                <w:sz w:val="17"/>
-              </w:rPr>
-              <w:t>Còn một phần</w:t>
-            </w:r>
-          </w:p>
-        </w:tc>
-      </w:tr>
-      <w:tr>
-        <w:tc>
-          <w:tcPr>
-            <w:tcW w:type="dxa" w:w="624"/>
-            <w:vAlign w:val="top"/>
-          </w:tcPr>
-          <w:p>
-            <w:pPr>
-              <w:spacing w:after="20" w:line="252" w:lineRule="auto"/>
-            </w:pPr>
-            <w:r>
-              <w:rPr>
-                <w:b/>
-                <w:sz w:val="17"/>
-              </w:rPr>
-              <w:t>D4</w:t>
-            </w:r>
-          </w:p>
-        </w:tc>
-        <w:tc>
-          <w:tcPr>
-            <w:tcW w:type="dxa" w:w="1020"/>
-            <w:vAlign w:val="top"/>
-            <w:shd w:val="clear" w:color="auto" w:fill="FCE8B2"/>
-          </w:tcPr>
-          <w:p>
-            <w:pPr>
-              <w:spacing w:after="20" w:line="252" w:lineRule="auto"/>
-            </w:pPr>
-            <w:r>
-              <w:rPr>
-                <w:sz w:val="17"/>
-              </w:rPr>
-              <w:t>Trung bình</w:t>
-            </w:r>
-          </w:p>
-        </w:tc>
-        <w:tc>
-          <w:tcPr>
-            <w:tcW w:type="dxa" w:w="4479"/>
-            <w:vAlign w:val="top"/>
-          </w:tcPr>
-          <w:p>
-            <w:pPr>
-              <w:spacing w:after="20" w:line="252" w:lineRule="auto"/>
-            </w:pPr>
-            <w:r>
-              <w:rPr>
-                <w:sz w:val="17"/>
-              </w:rPr>
-              <w:t>5/751 candidate_context_ids không có trong corpus, đều của NQ 01/2024 (vd nq_01_2024_nq_hdtp_art_2_clause_1_chunk_2), do parser chia lại Khoản. gold_id_proposals_300.json chưa map: 0/330 ID có trong corpus.</w:t>
-            </w:r>
-          </w:p>
-          <w:p>
-            <w:pPr>
-              <w:spacing w:after="20" w:line="252" w:lineRule="auto"/>
-            </w:pPr>
-            <w:r>
-              <w:rPr>
-                <w:b/>
-                <w:sz w:val="17"/>
-              </w:rPr>
-              <w:t xml:space="preserve">Đề xuất: </w:t>
-            </w:r>
-            <w:r>
-              <w:rPr>
-                <w:sz w:val="17"/>
-              </w:rPr>
-              <w:t>Map 5 ID của NQ 01/2024; map lại hoặc bỏ gold_id_proposals_300.json.</w:t>
-            </w:r>
-          </w:p>
-        </w:tc>
-        <w:tc>
-          <w:tcPr>
-            <w:tcW w:type="dxa" w:w="1701"/>
-            <w:vAlign w:val="top"/>
-          </w:tcPr>
-          <w:p>
-            <w:pPr>
-              <w:spacing w:after="20" w:line="252" w:lineRule="auto"/>
-            </w:pPr>
-            <w:r>
-              <w:rPr>
-                <w:sz w:val="17"/>
-              </w:rPr>
-              <w:t>data/benchmark/gold_id_proposals_300.json</w:t>
-            </w:r>
-          </w:p>
-        </w:tc>
-        <w:tc>
-          <w:tcPr>
-            <w:tcW w:type="dxa" w:w="1077"/>
-            <w:vAlign w:val="top"/>
-          </w:tcPr>
-          <w:p>
-            <w:pPr>
-              <w:spacing w:after="20" w:line="252" w:lineRule="auto"/>
-            </w:pPr>
-            <w:r>
-              <w:rPr>
-                <w:sz w:val="17"/>
-              </w:rPr>
-              <w:t>Dev 1</w:t>
-            </w:r>
-          </w:p>
-        </w:tc>
-        <w:tc>
-          <w:tcPr>
-            <w:tcW w:type="dxa" w:w="964"/>
-            <w:vAlign w:val="top"/>
-            <w:shd w:val="clear" w:color="auto" w:fill="FFF2CC"/>
-          </w:tcPr>
-          <w:p>
-            <w:pPr>
-              <w:spacing w:after="20" w:line="252" w:lineRule="auto"/>
-            </w:pPr>
-            <w:r>
-              <w:rPr>
-                <w:sz w:val="17"/>
-              </w:rPr>
-              <w:t>Còn một phần</w:t>
-            </w:r>
-          </w:p>
-        </w:tc>
-      </w:tr>
-      <w:tr>
-        <w:tc>
-          <w:tcPr>
-            <w:tcW w:type="dxa" w:w="624"/>
-            <w:vAlign w:val="top"/>
-          </w:tcPr>
-          <w:p>
-            <w:pPr>
-              <w:spacing w:after="20" w:line="252" w:lineRule="auto"/>
-            </w:pPr>
-            <w:r>
-              <w:rPr>
-                <w:b/>
-                <w:sz w:val="17"/>
-              </w:rPr>
-              <w:t>D5</w:t>
-            </w:r>
-          </w:p>
-        </w:tc>
-        <w:tc>
-          <w:tcPr>
-            <w:tcW w:type="dxa" w:w="1020"/>
-            <w:vAlign w:val="top"/>
-            <w:shd w:val="clear" w:color="auto" w:fill="E2EFDA"/>
-          </w:tcPr>
-          <w:p>
-            <w:pPr>
-              <w:spacing w:after="20" w:line="252" w:lineRule="auto"/>
-            </w:pPr>
-            <w:r>
-              <w:rPr>
-                <w:sz w:val="17"/>
-              </w:rPr>
-              <w:t>Thấp</w:t>
-            </w:r>
-          </w:p>
-        </w:tc>
-        <w:tc>
-          <w:tcPr>
-            <w:tcW w:type="dxa" w:w="4479"/>
-            <w:vAlign w:val="top"/>
-          </w:tcPr>
-          <w:p>
-            <w:pPr>
-              <w:spacing w:after="20" w:line="252" w:lineRule="auto"/>
-            </w:pPr>
-            <w:r>
-              <w:rPr>
-                <w:sz w:val="17"/>
-              </w:rPr>
-              <w:t>ee755a5 thêm trường split vào 15 câu Test và cập nhật sha256 trong test_questions_freeze.json. Nội dung câu hỏi và danh sách ID không đổi, freeze_test.py --verify PASS, nhưng không có ghi chép về lần đóng băng lại.</w:t>
-            </w:r>
-          </w:p>
-          <w:p>
-            <w:pPr>
-              <w:spacing w:after="20" w:line="252" w:lineRule="auto"/>
-            </w:pPr>
-            <w:r>
-              <w:rPr>
-                <w:b/>
-                <w:sz w:val="17"/>
-              </w:rPr>
-              <w:t xml:space="preserve">Đề xuất: </w:t>
-            </w:r>
-            <w:r>
-              <w:rPr>
-                <w:sz w:val="17"/>
-              </w:rPr>
-              <w:t>Ghi lại lần đóng băng (ngày, lý do, sha256 cũ và mới) trong docs/sprint6_benchmark.md; mọi thay đổi queries_test.json phải qua review.</w:t>
-            </w:r>
-          </w:p>
-          <w:p>
-            <w:pPr>
-              <w:spacing w:after="20" w:line="252" w:lineRule="auto"/>
-            </w:pPr>
-            <w:r>
-              <w:rPr>
-                <w:b/>
-                <w:sz w:val="17"/>
-              </w:rPr>
-              <w:t xml:space="preserve">Kiểm chứng: </w:t>
-            </w:r>
-            <w:r>
-              <w:rPr>
-                <w:sz w:val="17"/>
-              </w:rPr>
-              <w:t>So queries_test.json ở ee755a5~1 và ee755a5: chỉ khác trường split ở 15/15 câu.</w:t>
-            </w:r>
-          </w:p>
-        </w:tc>
-        <w:tc>
-          <w:tcPr>
-            <w:tcW w:type="dxa" w:w="1701"/>
-            <w:vAlign w:val="top"/>
-          </w:tcPr>
-          <w:p>
-            <w:pPr>
-              <w:spacing w:after="20" w:line="252" w:lineRule="auto"/>
-            </w:pPr>
-            <w:r>
-              <w:rPr>
-                <w:sz w:val="17"/>
-              </w:rPr>
-              <w:t>data/benchmark/queries_test.json; docs/test_questions_freeze.json</w:t>
-            </w:r>
-          </w:p>
-        </w:tc>
-        <w:tc>
-          <w:tcPr>
-            <w:tcW w:type="dxa" w:w="1077"/>
-            <w:vAlign w:val="top"/>
-          </w:tcPr>
-          <w:p>
-            <w:pPr>
-              <w:spacing w:after="20" w:line="252" w:lineRule="auto"/>
-            </w:pPr>
-            <w:r>
-              <w:rPr>
-                <w:sz w:val="17"/>
-              </w:rPr>
-              <w:t>CTM</w:t>
-            </w:r>
-          </w:p>
-        </w:tc>
-        <w:tc>
-          <w:tcPr>
-            <w:tcW w:type="dxa" w:w="964"/>
-            <w:vAlign w:val="top"/>
-          </w:tcPr>
-          <w:p>
-            <w:pPr>
-              <w:spacing w:after="20" w:line="252" w:lineRule="auto"/>
-            </w:pPr>
-            <w:r>
-              <w:rPr>
-                <w:sz w:val="17"/>
-              </w:rPr>
-              <w:t>Mới</w:t>
             </w:r>
           </w:p>
         </w:tc>
@@ -6024,131 +5007,6 @@
                 <w:b/>
                 <w:sz w:val="17"/>
               </w:rPr>
-              <w:t>E15</w:t>
-            </w:r>
-          </w:p>
-        </w:tc>
-        <w:tc>
-          <w:tcPr>
-            <w:tcW w:type="dxa" w:w="1020"/>
-            <w:vAlign w:val="top"/>
-            <w:shd w:val="clear" w:color="auto" w:fill="F4C7C3"/>
-          </w:tcPr>
-          <w:p>
-            <w:pPr>
-              <w:spacing w:after="20" w:line="252" w:lineRule="auto"/>
-            </w:pPr>
-            <w:r>
-              <w:rPr>
-                <w:sz w:val="17"/>
-              </w:rPr>
-              <w:t>Cao</w:t>
-            </w:r>
-          </w:p>
-        </w:tc>
-        <w:tc>
-          <w:tcPr>
-            <w:tcW w:type="dxa" w:w="4479"/>
-            <w:vAlign w:val="top"/>
-          </w:tcPr>
-          <w:p>
-            <w:pPr>
-              <w:spacing w:after="20" w:line="252" w:lineRule="auto"/>
-            </w:pPr>
-            <w:r>
-              <w:rPr>
-                <w:sz w:val="17"/>
-              </w:rPr>
-              <w:t>build_bm25_index.load_chunks đọc breadcrumb ở cấp gốc khi metadata không có; title lấy từ document_title. Index local chưa dựng lại.</w:t>
-            </w:r>
-          </w:p>
-          <w:p>
-            <w:pPr>
-              <w:spacing w:after="20" w:line="252" w:lineRule="auto"/>
-            </w:pPr>
-            <w:r>
-              <w:rPr>
-                <w:b/>
-                <w:sz w:val="17"/>
-              </w:rPr>
-              <w:t xml:space="preserve">Đề xuất: </w:t>
-            </w:r>
-            <w:r>
-              <w:rPr>
-                <w:sz w:val="17"/>
-              </w:rPr>
-              <w:t>Dựng lại index (recreate) sau khi sinh lại corpus.</w:t>
-            </w:r>
-          </w:p>
-        </w:tc>
-        <w:tc>
-          <w:tcPr>
-            <w:tcW w:type="dxa" w:w="1701"/>
-            <w:vAlign w:val="top"/>
-          </w:tcPr>
-          <w:p>
-            <w:pPr>
-              <w:spacing w:after="20" w:line="252" w:lineRule="auto"/>
-            </w:pPr>
-            <w:r>
-              <w:rPr>
-                <w:sz w:val="17"/>
-              </w:rPr>
-              <w:t>retrieval/build_bm25_index.py: load_chunks (dòng 90–101), INDEX_MAPPINGS; retrieval/hybrid_retriever.py:43–50</w:t>
-            </w:r>
-          </w:p>
-        </w:tc>
-        <w:tc>
-          <w:tcPr>
-            <w:tcW w:type="dxa" w:w="1077"/>
-            <w:vAlign w:val="top"/>
-          </w:tcPr>
-          <w:p>
-            <w:pPr>
-              <w:spacing w:after="20" w:line="252" w:lineRule="auto"/>
-            </w:pPr>
-            <w:r>
-              <w:rPr>
-                <w:sz w:val="17"/>
-              </w:rPr>
-              <w:t>Dev 4</w:t>
-            </w:r>
-          </w:p>
-        </w:tc>
-        <w:tc>
-          <w:tcPr>
-            <w:tcW w:type="dxa" w:w="964"/>
-            <w:vAlign w:val="top"/>
-            <w:shd w:val="clear" w:color="auto" w:fill="E2EFDA"/>
-          </w:tcPr>
-          <w:p>
-            <w:pPr>
-              <w:spacing w:after="20" w:line="252" w:lineRule="auto"/>
-            </w:pPr>
-            <w:r>
-              <w:rPr>
-                <w:sz w:val="17"/>
-              </w:rPr>
-              <w:t>Đã sửa</w:t>
-            </w:r>
-          </w:p>
-        </w:tc>
-      </w:tr>
-      <w:tr>
-        <w:tc>
-          <w:tcPr>
-            <w:tcW w:type="dxa" w:w="624"/>
-            <w:vAlign w:val="top"/>
-          </w:tcPr>
-          <w:p>
-            <w:pPr>
-              <w:spacing w:after="20" w:line="252" w:lineRule="auto"/>
-            </w:pPr>
-            <w:r>
-              <w:rPr>
-                <w:b/>
-                <w:sz w:val="17"/>
-              </w:rPr>
               <w:t>E12</w:t>
             </w:r>
           </w:p>
@@ -6184,7 +5042,7 @@
               <w:rPr>
                 <w:sz w:val="17"/>
               </w:rPr>
-              <w:t>--input mặc định là data/chunking_output/chunks.jsonl; bỏ _adapt_chunk_for_vector_store. Nhánh tự chunk lại từ parsed_jsons vẫn còn khi file không tồn tại.</w:t>
+              <w:t>Nhánh tự chunk lại từ parser/parsed_jsons vẫn còn khi file input không tồn tại (load_chunks_from_repo), nên build_index.py có thể dựng index từ một corpus khác chunks.jsonl mà không báo.</w:t>
             </w:r>
           </w:p>
           <w:p>
@@ -6202,7 +5060,25 @@
               <w:rPr>
                 <w:sz w:val="17"/>
               </w:rPr>
-              <w:t>Cân nhắc bỏ nhánh tự chunk lại.</w:t>
+              <w:t>Bỏ nhánh tự chunk lại; báo lỗi khi thiếu chunks.jsonl.</w:t>
+            </w:r>
+          </w:p>
+          <w:p>
+            <w:pPr>
+              <w:spacing w:after="20" w:line="252" w:lineRule="auto"/>
+            </w:pPr>
+            <w:r>
+              <w:rPr>
+                <w:b/>
+                <w:sz w:val="17"/>
+              </w:rPr>
+              <w:t xml:space="preserve">Kiểm chứng: </w:t>
+            </w:r>
+            <w:r>
+              <w:rPr>
+                <w:sz w:val="17"/>
+              </w:rPr>
+              <w:t>Trên be28659, scripts/build_index.py dòng 38–77.</w:t>
             </w:r>
           </w:p>
         </w:tc>
@@ -6244,7 +5120,6 @@
           <w:tcPr>
             <w:tcW w:type="dxa" w:w="964"/>
             <w:vAlign w:val="top"/>
-            <w:shd w:val="clear" w:color="auto" w:fill="E2EFDA"/>
           </w:tcPr>
           <w:p>
             <w:pPr>
@@ -6254,7 +5129,7 @@
               <w:rPr>
                 <w:sz w:val="17"/>
               </w:rPr>
-              <w:t>Đã sửa</w:t>
+              <w:t>Còn một phần</w:t>
             </w:r>
           </w:p>
         </w:tc>
@@ -6274,7 +5149,7 @@
                 <w:b/>
                 <w:sz w:val="17"/>
               </w:rPr>
-              <w:t>E3</w:t>
+              <w:t>E4</w:t>
             </w:r>
           </w:p>
         </w:tc>
@@ -6309,7 +5184,7 @@
               <w:rPr>
                 <w:sz w:val="17"/>
               </w:rPr>
-              <w:t>build_index không còn tự gán parent_clause_id = parent_id; dùng ID thật từ corpus. Parent Match vẫn chưa có ở evaluation (thuộc F2).</w:t>
+              <w:t>Với bkai, câu hỏi được tách từ (underthesea) còn embed_text của corpus thì không (B2: 1/1.164 embed_text có dấu “_”). Hai phía vì vậy không cùng không gian token. Đo Dense trên corpus hiện tại (265 câu Dev, gold đề xuất, không lọc): cấu hình đang chạy cho R@10 = 0,570, kém hơn cả khi không tách từ ở phía nào (0,725, −0,155), còn tách từ cả hai phía cho 0,864. Kết quả còn phụ thuộc máy chạy: dense_retriever.py bắt ImportError của underthesea và im lặng đặt HAS_UNDERTHESEA = False, nên máy không cài underthesea không tách từ câu hỏi và cho 0,725, máy có cài cho 0,570. Việc có tách từ hay không được quyết định bằng tên model (chuỗi “vietnamese-bi-encoder”) và chỉ áp dụng cho câu hỏi; encode_texts không tiền xử lý phía corpus, nên phía corpus phụ thuộc hoàn toàn vào embed_text đã được tách từ hay chưa. Câu “tự hết khi sửa B2” trong bản trước là không an toàn. B2 đưa tách từ vào embed_text cho mọi model, mà tách từ chỉ có lợi cho bkai. Nếu chọn BGE-M3 (E2), corpus đã tách từ trong khi câu hỏi không tách (hành vi hiện tại với model khác bkai) làm R@10 giảm từ 0,830 xuống 0,687 (khi lọc as_of_date: từ 0,943 xuống 0,872). Tách từ cả hai phía cũng vẫn kém hơn văn bản thô: 0,743 với BGE-M3, 0,834 với AITeamVN (so với 0,857).</w:t>
             </w:r>
           </w:p>
           <w:p>
@@ -6318,6 +5193,17 @@
             </w:pPr>
             <w:r>
               <w:rPr>
+                <w:sz w:val="17"/>
+              </w:rPr>
+              <w:t>Kết quả tách từ vẫn phụ thuộc máy (B2).</w:t>
+            </w:r>
+          </w:p>
+          <w:p>
+            <w:pPr>
+              <w:spacing w:after="20" w:line="252" w:lineRule="auto"/>
+            </w:pPr>
+            <w:r>
+              <w:rPr>
                 <w:b/>
                 <w:sz w:val="17"/>
               </w:rPr>
@@ -6327,7 +5213,25 @@
               <w:rPr>
                 <w:sz w:val="17"/>
               </w:rPr>
-              <w:t>Dựng lại Qdrant index.</w:t>
+              <w:t>Coi tách từ là thuộc tính của model embedding, không phải của corpus. Corpus lưu cả hai dạng văn bản: bản đã tách từ và bản thô. Theo contract Sprint 5 và Sprint 6 §14, embed_text là bản đã tách từ, nên B2 đề xuất giữ embed_text đã tách từ và thêm embed_text_raw. Dev 1 chốt tên trường ở C1. DenseRetriever dùng cùng một hàm tiền xử lý cho cả corpus lẫn câu hỏi, theo cờ khai báo trong config của model (E2), không dựa vào tên model. Model cần tách từ mà thiếu underthesea thì dừng với lỗi rõ, không âm thầm bỏ qua. Ghi model, phiên bản underthesea và cờ tách từ vào metadata của index, và kiểm tra khi mở index (E2). Thêm test: với cùng một câu, văn bản đưa vào encode ở phía corpus và phía câu hỏi phải qua cùng một bước tiền xử lý. Không bao giờ trộn hai dạng: corpus tách từ thì câu hỏi cũng tách từ, và ngược lại. B2 đã cập nhật theo hướng này.</w:t>
+            </w:r>
+          </w:p>
+          <w:p>
+            <w:pPr>
+              <w:spacing w:after="20" w:line="252" w:lineRule="auto"/>
+            </w:pPr>
+            <w:r>
+              <w:rPr>
+                <w:b/>
+                <w:sz w:val="17"/>
+              </w:rPr>
+              <w:t xml:space="preserve">Kiểm chứng: </w:t>
+            </w:r>
+            <w:r>
+              <w:rPr>
+                <w:sz w:val="17"/>
+              </w:rPr>
+              <w:t>Đọc dense_retriever.py (import underthesea, use_word_segmentation, _preprocess_query, encode_texts). Đếm dấu “_” trong embed_text của chunks.jsonl. Đo Dense trên corpus hiện tại bằng sentence-transformers trên GPU, cosine trong bộ nhớ, 265 câu Dev có gold đề xuất (chưa xác minh), có và không lọc as_of_date, cùng quy trình với E2. Thêm 4 cấu hình vào 4 cấu hình của E2: bkai không tách từ ở phía nào; BGE-M3 chỉ corpus tách từ; BGE-M3 tách từ cả hai phía; AITeamVN tách từ cả hai phía. Tách từ bằng underthesea 9.5.0 word_tokenize(format="text"). Kiểm định ghép cặp (bootstrap 10.000 lần, McNemar chính xác). bkai hiện tại so với không tách từ: R@10 +0,155 (CI95 +0,102 đến +0,211; 51 câu thắng, 10 câu thua). Không tách từ so với tách từ cả hai phía: +0,140 (CI95 +0,087 đến +0,192). BGE-M3 thô so với chỉ corpus tách từ: −0,143 (CI95 −0,189 đến −0,102; 1 câu thắng, 39 câu thua). BGE-M3 thô so với tách từ cả hai phía: −0,087 (CI95 −0,128 đến −0,045). AITeamVN: −0,023, không có ý nghĩa thống kê.</w:t>
             </w:r>
           </w:p>
         </w:tc>
@@ -6344,7 +5248,7 @@
               <w:rPr>
                 <w:sz w:val="17"/>
               </w:rPr>
-              <w:t>scripts/build_index.py: _adapt_chunk_for_vector_store (dòng 107–146); retrieval/hybrid_retriever.py: ElasticsearchBM25Retriever.search (dòng 53–61); reranking/pipeline.py: to_contract_result</w:t>
+              <w:t>embedding/dense_retriever.py: import underthesea (dòng 14–20), use_word_segmentation (dòng 80–82), _preprocess_query và encode_texts (dòng 97–125); chunking/export_legal_chunks.py: embed_text (B2)</w:t>
             </w:r>
           </w:p>
         </w:tc>
@@ -6369,7 +5273,7 @@
           <w:tcPr>
             <w:tcW w:type="dxa" w:w="964"/>
             <w:vAlign w:val="top"/>
-            <w:shd w:val="clear" w:color="auto" w:fill="E2EFDA"/>
+            <w:shd w:val="clear" w:color="auto" w:fill="FBE5D6"/>
           </w:tcPr>
           <w:p>
             <w:pPr>
@@ -6379,7 +5283,7 @@
               <w:rPr>
                 <w:sz w:val="17"/>
               </w:rPr>
-              <w:t>Đã sửa</w:t>
+              <w:t>Còn</w:t>
             </w:r>
           </w:p>
         </w:tc>
@@ -6399,7 +5303,7 @@
                 <w:b/>
                 <w:sz w:val="17"/>
               </w:rPr>
-              <w:t>E4</w:t>
+              <w:t>E6</w:t>
             </w:r>
           </w:p>
         </w:tc>
@@ -6434,7 +5338,7 @@
               <w:rPr>
                 <w:sz w:val="17"/>
               </w:rPr>
-              <w:t>Với bkai, câu hỏi được tách từ (underthesea) còn embed_text của corpus thì không (B2: 1/1.164 embed_text có dấu “_”). Hai phía vì vậy không cùng không gian token. Đo Dense trên corpus hiện tại (265 câu Dev, gold đề xuất, không lọc): cấu hình đang chạy cho R@10 = 0,570, kém hơn cả khi không tách từ ở phía nào (0,725, −0,155), còn tách từ cả hai phía cho 0,864. Kết quả còn phụ thuộc máy chạy: dense_retriever.py bắt ImportError của underthesea và im lặng đặt HAS_UNDERTHESEA = False, nên máy không cài underthesea không tách từ câu hỏi và cho 0,725, máy có cài cho 0,570. Việc có tách từ hay không được quyết định bằng tên model (chuỗi “vietnamese-bi-encoder”) và chỉ áp dụng cho câu hỏi; encode_texts không tiền xử lý phía corpus, nên phía corpus phụ thuộc hoàn toàn vào embed_text đã được tách từ hay chưa. Câu “tự hết khi sửa B2” trong bản trước là không an toàn. B2 đưa tách từ vào embed_text cho mọi model, mà tách từ chỉ có lợi cho bkai. Nếu chọn BGE-M3 (E2), corpus đã tách từ trong khi câu hỏi không tách (hành vi hiện tại với model khác bkai) làm R@10 giảm từ 0,830 xuống 0,687 (khi lọc as_of_date: từ 0,943 xuống 0,872). Tách từ cả hai phía cũng vẫn kém hơn văn bản thô: 0,743 với BGE-M3, 0,834 với AITeamVN (so với 0,857).</w:t>
+              <w:t>Index BM25 không lưu document_id, article_id, clause_id riêng; search() suy một phần bằng cách tách chuỗi ID. Index lưu parent_id = parent_clause_id (build_bm25_index.py dòng 112, 123), nên parent_id trả về là clause_id, sai ở 1.160/1.160 so với contract §5.1 (parent_id trỏ tới ParentChunk). Kết quả còn có trường text; HybridRetriever và pipeline không đưa trường này ra output.</w:t>
             </w:r>
           </w:p>
           <w:p>
@@ -6443,17 +5347,6 @@
             </w:pPr>
             <w:r>
               <w:rPr>
-                <w:sz w:val="17"/>
-              </w:rPr>
-              <w:t>Kết quả tách từ vẫn phụ thuộc máy (B2).</w:t>
-            </w:r>
-          </w:p>
-          <w:p>
-            <w:pPr>
-              <w:spacing w:after="20" w:line="252" w:lineRule="auto"/>
-            </w:pPr>
-            <w:r>
-              <w:rPr>
                 <w:b/>
                 <w:sz w:val="17"/>
               </w:rPr>
@@ -6463,25 +5356,7 @@
               <w:rPr>
                 <w:sz w:val="17"/>
               </w:rPr>
-              <w:t>Coi tách từ là thuộc tính của model embedding, không phải của corpus. Corpus lưu cả hai dạng văn bản: bản đã tách từ và bản thô. Theo contract Sprint 5 và Sprint 6 §14, embed_text là bản đã tách từ, nên B2 đề xuất giữ embed_text đã tách từ và thêm embed_text_raw. Dev 1 chốt tên trường ở C1. DenseRetriever dùng cùng một hàm tiền xử lý cho cả corpus lẫn câu hỏi, theo cờ khai báo trong config của model (E2), không dựa vào tên model. Model cần tách từ mà thiếu underthesea thì dừng với lỗi rõ, không âm thầm bỏ qua. Ghi model, phiên bản underthesea và cờ tách từ vào metadata của index, và kiểm tra khi mở index (E2). Thêm test: với cùng một câu, văn bản đưa vào encode ở phía corpus và phía câu hỏi phải qua cùng một bước tiền xử lý. Không bao giờ trộn hai dạng: corpus tách từ thì câu hỏi cũng tách từ, và ngược lại. B2 đã cập nhật theo hướng này.</w:t>
-            </w:r>
-          </w:p>
-          <w:p>
-            <w:pPr>
-              <w:spacing w:after="20" w:line="252" w:lineRule="auto"/>
-            </w:pPr>
-            <w:r>
-              <w:rPr>
-                <w:b/>
-                <w:sz w:val="17"/>
-              </w:rPr>
-              <w:t xml:space="preserve">Kiểm chứng: </w:t>
-            </w:r>
-            <w:r>
-              <w:rPr>
-                <w:sz w:val="17"/>
-              </w:rPr>
-              <w:t>Đọc dense_retriever.py (import underthesea, use_word_segmentation, _preprocess_query, encode_texts). Đếm dấu “_” trong embed_text của chunks.jsonl. Đo Dense trên corpus hiện tại bằng sentence-transformers trên GPU, cosine trong bộ nhớ, 265 câu Dev có gold đề xuất (chưa xác minh), có và không lọc as_of_date, cùng quy trình với E2. Thêm 4 cấu hình vào 4 cấu hình của E2: bkai không tách từ ở phía nào; BGE-M3 chỉ corpus tách từ; BGE-M3 tách từ cả hai phía; AITeamVN tách từ cả hai phía. Tách từ bằng underthesea 9.5.0 word_tokenize(format="text"). Kiểm định ghép cặp (bootstrap 10.000 lần, McNemar chính xác). bkai hiện tại so với không tách từ: R@10 +0,155 (CI95 +0,102 đến +0,211; 51 câu thắng, 10 câu thua). Không tách từ so với tách từ cả hai phía: +0,140 (CI95 +0,087 đến +0,192). BGE-M3 thô so với chỉ corpus tách từ: −0,143 (CI95 −0,189 đến −0,102; 1 câu thắng, 39 câu thua). BGE-M3 thô so với tách từ cả hai phía: −0,087 (CI95 −0,128 đến −0,045). AITeamVN: −0,023, không có ý nghĩa thống kê.</w:t>
+              <w:t>Lưu đủ trường contract và parent_id thật vào index; bỏ text.</w:t>
             </w:r>
           </w:p>
         </w:tc>
@@ -6498,7 +5373,7 @@
               <w:rPr>
                 <w:sz w:val="17"/>
               </w:rPr>
-              <w:t>embedding/dense_retriever.py: import underthesea (dòng 14–20), use_word_segmentation (dòng 80–82), _preprocess_query và encode_texts (dòng 97–125); chunking/export_legal_chunks.py: embed_text (B2)</w:t>
+              <w:t>retrieval/hybrid_retriever.py: ElasticsearchBM25Retriever.search (dòng 36–61); retrieval/build_bm25_index.py: load_chunks (dòng 90–101); embedding/vector_store.py: normalize_chunk_record (dòng 86–107); retrieval/rrf.py:26–39</w:t>
             </w:r>
           </w:p>
         </w:tc>
@@ -6515,7 +5390,150 @@
               <w:rPr>
                 <w:sz w:val="17"/>
               </w:rPr>
-              <w:t>Dev 3</w:t>
+              <w:t>Dev 4 + Dev 3</w:t>
+            </w:r>
+          </w:p>
+        </w:tc>
+        <w:tc>
+          <w:tcPr>
+            <w:tcW w:type="dxa" w:w="964"/>
+            <w:vAlign w:val="top"/>
+            <w:shd w:val="clear" w:color="auto" w:fill="FFF2CC"/>
+          </w:tcPr>
+          <w:p>
+            <w:pPr>
+              <w:spacing w:after="20" w:line="252" w:lineRule="auto"/>
+            </w:pPr>
+            <w:r>
+              <w:rPr>
+                <w:sz w:val="17"/>
+              </w:rPr>
+              <w:t>Còn một phần</w:t>
+            </w:r>
+          </w:p>
+        </w:tc>
+      </w:tr>
+      <w:tr>
+        <w:tc>
+          <w:tcPr>
+            <w:tcW w:type="dxa" w:w="624"/>
+            <w:vAlign w:val="top"/>
+          </w:tcPr>
+          <w:p>
+            <w:pPr>
+              <w:spacing w:after="20" w:line="252" w:lineRule="auto"/>
+            </w:pPr>
+            <w:r>
+              <w:rPr>
+                <w:b/>
+                <w:sz w:val="17"/>
+              </w:rPr>
+              <w:t>E8</w:t>
+            </w:r>
+          </w:p>
+        </w:tc>
+        <w:tc>
+          <w:tcPr>
+            <w:tcW w:type="dxa" w:w="1020"/>
+            <w:vAlign w:val="top"/>
+            <w:shd w:val="clear" w:color="auto" w:fill="FCE8B2"/>
+          </w:tcPr>
+          <w:p>
+            <w:pPr>
+              <w:spacing w:after="20" w:line="252" w:lineRule="auto"/>
+            </w:pPr>
+            <w:r>
+              <w:rPr>
+                <w:sz w:val="17"/>
+              </w:rPr>
+              <w:t>Trung bình</w:t>
+            </w:r>
+          </w:p>
+        </w:tc>
+        <w:tc>
+          <w:tcPr>
+            <w:tcW w:type="dxa" w:w="4479"/>
+            <w:vAlign w:val="top"/>
+          </w:tcPr>
+          <w:p>
+            <w:pPr>
+              <w:spacing w:after="20" w:line="252" w:lineRule="auto"/>
+            </w:pPr>
+            <w:r>
+              <w:rPr>
+                <w:sz w:val="17"/>
+              </w:rPr>
+              <w:t>retrieval/config.yaml không có khoá retrieval.retrieval_top_k và hybrid.fusion như cấu hình chuẩn ở Sprint 6 §14.3; thay vào đó là hybrid.candidate_k và hybrid.top_k. Vấn đề lớn hơn là code của Dev 4 không đọc file này. HybridSearchConfig đặt cứng top_k = 10, candidate_k = 50, rrf_k = 60. run_dev_retrieval.py lấy giá trị mặc định từ argparse (10/50/60, chunk smoke, index legal-child-chunks-dev). retrieval_evaluation.py cũng đặt cứng model và index. Nơi duy nhất đọc config.yaml là pipeline của Dev 5 (load_retrieval_settings): đọc retrieval_top_k (nếu thiếu thì lấy hybrid.candidate_k), hybrid.rrf_k, bm25.index, bm25.text_field, dense.model. Các khoá bm25.backend, dense.backend, hybrid.top_k không ai đọc. Vì vậy sửa config.yaml không làm đổi các lần chạy của Dev 4 (report Task 4 ghi 10/50/60 từ tham số CLI). Contract của Dev 4 là “đọc retrieval_top_k và rrf_k từ config”, chưa đáp ứng. §14.3 yêu cầu Dev 4 thử rrf_k = 10 và rrf_k = 60 trên Dev set, nhưng chưa có kết quả nào. Đo trên corpus hiện tại: rrf_k = 10 không kém rrf_k = 60 ở cả 6 cấu hình. Khác biệt rõ khi nhánh Dense yếu: với bkai như hiện tại, R@10 tăng +0,045 (0,849 lên 0,894). Khi cấu hình đã tốt thì khác biệt không đáng kể: lọc as_of_date + BGE-M3 cho 0,974 / 0,741 với rrf_k = 60 và 0,981 / 0,747 với rrf_k = 10. Giảm độ sâu ứng viên từ 50 xuống 20 làm R@10 thay đổi không quá 0,016.</w:t>
+            </w:r>
+          </w:p>
+          <w:p>
+            <w:pPr>
+              <w:spacing w:after="20" w:line="252" w:lineRule="auto"/>
+            </w:pPr>
+            <w:r>
+              <w:rPr>
+                <w:b/>
+                <w:sz w:val="17"/>
+              </w:rPr>
+              <w:t xml:space="preserve">Đề xuất: </w:t>
+            </w:r>
+            <w:r>
+              <w:rPr>
+                <w:sz w:val="17"/>
+              </w:rPr>
+              <w:t>Thêm retrieval.retrieval_top_k: 50 và hybrid.fusion: rrf theo §14.3. Bỏ hybrid.candidate_k, hoặc ghi rõ đó là tên cũ; bỏ hybrid.top_k và các khoá không ai đọc. Chuyển hàm đọc config sang retrieval/, ví dụ HybridSearchConfig.from_config, để run_dev_retrieval.py, retrieval_evaluation.py và pipeline của Dev 5 cùng dùng: giá trị mặc định lấy từ config, tham số CLI chỉ dùng để ghi đè, và output ghi lại cấu hình đã dùng. Sau khi có khoá mới, Dev 5 bỏ nhánh dự phòng hybrid.candidate_k. Thêm test phía Dev 4: HybridRetriever dựng từ config phải dùng đúng retrieval_top_k và rrf_k (§14.5). Giữ rrf_k = 60 làm giá trị khởi đầu. Theo số đo hiện có, rrf_k = 10 không kém ở cấu hình nào, nên nên chốt lại khi có gold đã xác minh (D1).</w:t>
+            </w:r>
+          </w:p>
+          <w:p>
+            <w:pPr>
+              <w:spacing w:after="20" w:line="252" w:lineRule="auto"/>
+            </w:pPr>
+            <w:r>
+              <w:rPr>
+                <w:b/>
+                <w:sz w:val="17"/>
+              </w:rPr>
+              <w:t xml:space="preserve">Kiểm chứng: </w:t>
+            </w:r>
+            <w:r>
+              <w:rPr>
+                <w:sz w:val="17"/>
+              </w:rPr>
+              <w:t>Grep config.yaml, retrieval_top_k, candidate_k, rrf_k, load_retrieval_settings trong code và test (trừ RAG/, .venv). Đọc argparse của run_dev_retrieval.py và report Task 4. Đo Hybrid trên corpus hiện tại: index BM25 tạm với breadcrumb chỉ cấp Điều (E15) và 2 trường đang có tác dụng (E7), ghép RRF với các nhánh Dense đã lưu ở E2 (bkai hiện tại, bkai tách từ, BGE-M3), có và không lọc as_of_date. So rrf_k 10 và 60, độ sâu 20 và 50, trên 265 câu Dev có gold đề xuất. Kiểm định ghép cặp rrf_k 10 so với 60 ở độ sâu 50: bkai hiện tại không lọc, R@10 +0,045 (CI95 +0,015 đến +0,079; 15 câu thắng, 3 câu thua), MRR@10 +0,022; BGE-M3 có lọc, R@10 +0,008 (CI95 −0,008 đến +0,023), MRR@10 +0,006. Index tạm đã xoá.</w:t>
+            </w:r>
+          </w:p>
+        </w:tc>
+        <w:tc>
+          <w:tcPr>
+            <w:tcW w:type="dxa" w:w="1701"/>
+            <w:vAlign w:val="top"/>
+          </w:tcPr>
+          <w:p>
+            <w:pPr>
+              <w:spacing w:after="20" w:line="252" w:lineRule="auto"/>
+            </w:pPr>
+            <w:r>
+              <w:rPr>
+                <w:sz w:val="17"/>
+              </w:rPr>
+              <w:t>retrieval/config.yaml; retrieval/hybrid_retriever.py: HybridSearchConfig (dòng 131–147); retrieval/run_dev_retrieval.py (dòng 70–90); reranking/pipeline.py: load_retrieval_settings (dòng 218–247)</w:t>
+            </w:r>
+          </w:p>
+        </w:tc>
+        <w:tc>
+          <w:tcPr>
+            <w:tcW w:type="dxa" w:w="1077"/>
+            <w:vAlign w:val="top"/>
+          </w:tcPr>
+          <w:p>
+            <w:pPr>
+              <w:spacing w:after="20" w:line="252" w:lineRule="auto"/>
+            </w:pPr>
+            <w:r>
+              <w:rPr>
+                <w:sz w:val="17"/>
+              </w:rPr>
+              <w:t>Dev 4</w:t>
             </w:r>
           </w:p>
         </w:tc>
@@ -6553,7 +5571,7 @@
                 <w:b/>
                 <w:sz w:val="17"/>
               </w:rPr>
-              <w:t>E6</w:t>
+              <w:t>E11</w:t>
             </w:r>
           </w:p>
         </w:tc>
@@ -6588,7 +5606,7 @@
               <w:rPr>
                 <w:sz w:val="17"/>
               </w:rPr>
-              <w:t>Index BM25 không lưu document_id, article_id, clause_id riêng; search() suy một phần bằng cách tách chuỗi ID. Index lưu parent_id = parent_clause_id (build_bm25_index.py dòng 112, 123), nên parent_id trả về là clause_id, sai ở 1.160/1.160 so với contract §5.1 (parent_id trỏ tới ParentChunk). Kết quả còn có trường text; HybridRetriever và pipeline không đưa trường này ra output.</w:t>
+              <w:t>Còn hai thành phần của khối Retrieval/API chưa có code: Confidence Threshold Filter (LLM Judge + MMR, nhánh dự phòng Active Clarification) và Semantic Query &amp; Reranker Cache (Redis); RedisJSONCache trong hybrid_retriever.py chưa được dùng. Kế hoạch Sprint 6 không giao hai thành phần này. HybridRetriever vẫn có hai hook parent_resolver, confidence_filter chạy trước reranker; pipeline không dùng chúng. docker-compose.yml chỉ có Elasticsearch; Qdrant chạy local theo đường dẫn nên chỉ một tiến trình mở được storage.</w:t>
             </w:r>
           </w:p>
           <w:p>
@@ -6606,7 +5624,25 @@
               <w:rPr>
                 <w:sz w:val="17"/>
               </w:rPr>
-              <w:t>Lưu đủ trường contract và parent_id thật vào index; bỏ text.</w:t>
+              <w:t>Ghi Confidence Threshold Filter và Semantic Cache vào backlog sau Sprint 6, kèm owner; có thể bắt đầu bằng một ngưỡng trên điểm reranker để kích hoạt Active Clarification. Dev 4 bỏ hai hook khỏi HybridRetriever. Thêm Qdrant vào docker-compose khi cần nhiều tiến trình dùng chung index.</w:t>
+            </w:r>
+          </w:p>
+          <w:p>
+            <w:pPr>
+              <w:spacing w:after="20" w:line="252" w:lineRule="auto"/>
+            </w:pPr>
+            <w:r>
+              <w:rPr>
+                <w:b/>
+                <w:sz w:val="17"/>
+              </w:rPr>
+              <w:t xml:space="preserve">Kiểm chứng: </w:t>
+            </w:r>
+            <w:r>
+              <w:rPr>
+                <w:sz w:val="17"/>
+              </w:rPr>
+              <w:t>Parent-Context Resolver có ở 3b1b6dc (reranking/parent_context.py), chạy trong RetrievalPipeline sau reranker. Chạy thật Hybrid (BM25 + bkai) trên corpus 664634e, top-5: 4 parent được gắn, 1 dùng chung, 3.913 ký tự ngữ cảnh.</w:t>
             </w:r>
           </w:p>
         </w:tc>
@@ -6623,7 +5659,7 @@
               <w:rPr>
                 <w:sz w:val="17"/>
               </w:rPr>
-              <w:t>retrieval/hybrid_retriever.py: ElasticsearchBM25Retriever.search (dòng 36–61); retrieval/build_bm25_index.py: load_chunks (dòng 90–101); embedding/vector_store.py: normalize_chunk_record (dòng 86–107); retrieval/rrf.py:26–39</w:t>
+              <w:t>retrieval/hybrid_retriever.py: HybridRetriever (hook), RedisJSONCache; docker-compose.yml</w:t>
             </w:r>
           </w:p>
         </w:tc>
@@ -6640,7 +5676,7 @@
               <w:rPr>
                 <w:sz w:val="17"/>
               </w:rPr>
-              <w:t>Dev 4 + Dev 3</w:t>
+              <w:t>Chưa giao (Confidence Filter, Cache); Dev 4 (hook)</w:t>
             </w:r>
           </w:p>
         </w:tc>
@@ -6648,7 +5684,6 @@
           <w:tcPr>
             <w:tcW w:type="dxa" w:w="964"/>
             <w:vAlign w:val="top"/>
-            <w:shd w:val="clear" w:color="auto" w:fill="FFF2CC"/>
           </w:tcPr>
           <w:p>
             <w:pPr>
@@ -6658,7 +5693,7 @@
               <w:rPr>
                 <w:sz w:val="17"/>
               </w:rPr>
-              <w:t>Còn một phần</w:t>
+              <w:t>Còn một phần (3b1b6dc)</w:t>
             </w:r>
           </w:p>
         </w:tc>
@@ -6678,293 +5713,7 @@
                 <w:b/>
                 <w:sz w:val="17"/>
               </w:rPr>
-              <w:t>E8</w:t>
-            </w:r>
-          </w:p>
-        </w:tc>
-        <w:tc>
-          <w:tcPr>
-            <w:tcW w:type="dxa" w:w="1020"/>
-            <w:vAlign w:val="top"/>
-            <w:shd w:val="clear" w:color="auto" w:fill="FCE8B2"/>
-          </w:tcPr>
-          <w:p>
-            <w:pPr>
-              <w:spacing w:after="20" w:line="252" w:lineRule="auto"/>
-            </w:pPr>
-            <w:r>
-              <w:rPr>
-                <w:sz w:val="17"/>
-              </w:rPr>
-              <w:t>Trung bình</w:t>
-            </w:r>
-          </w:p>
-        </w:tc>
-        <w:tc>
-          <w:tcPr>
-            <w:tcW w:type="dxa" w:w="4479"/>
-            <w:vAlign w:val="top"/>
-          </w:tcPr>
-          <w:p>
-            <w:pPr>
-              <w:spacing w:after="20" w:line="252" w:lineRule="auto"/>
-            </w:pPr>
-            <w:r>
-              <w:rPr>
-                <w:sz w:val="17"/>
-              </w:rPr>
-              <w:t>retrieval/config.yaml không có khoá retrieval.retrieval_top_k và hybrid.fusion như cấu hình chuẩn ở Sprint 6 §14.3; thay vào đó là hybrid.candidate_k và hybrid.top_k. Vấn đề lớn hơn là code của Dev 4 không đọc file này. HybridSearchConfig đặt cứng top_k = 10, candidate_k = 50, rrf_k = 60. run_dev_retrieval.py lấy giá trị mặc định từ argparse (10/50/60, chunk smoke, index legal-child-chunks-dev). retrieval_evaluation.py cũng đặt cứng model và index. Nơi duy nhất đọc config.yaml là pipeline của Dev 5 (load_retrieval_settings): đọc retrieval_top_k (nếu thiếu thì lấy hybrid.candidate_k), hybrid.rrf_k, bm25.index, bm25.text_field, dense.model. Các khoá bm25.backend, dense.backend, hybrid.top_k không ai đọc. Vì vậy sửa config.yaml không làm đổi các lần chạy của Dev 4 (report Task 4 ghi 10/50/60 từ tham số CLI). Contract của Dev 4 là “đọc retrieval_top_k và rrf_k từ config”, chưa đáp ứng. §14.3 yêu cầu Dev 4 thử rrf_k = 10 và rrf_k = 60 trên Dev set, nhưng chưa có kết quả nào. Đo trên corpus hiện tại: rrf_k = 10 không kém rrf_k = 60 ở cả 6 cấu hình. Khác biệt rõ khi nhánh Dense yếu: với bkai như hiện tại, R@10 tăng +0,045 (0,849 lên 0,894). Khi cấu hình đã tốt thì khác biệt không đáng kể: lọc as_of_date + BGE-M3 cho 0,974 / 0,741 với rrf_k = 60 và 0,981 / 0,747 với rrf_k = 10. Giảm độ sâu ứng viên từ 50 xuống 20 làm R@10 thay đổi không quá 0,016.</w:t>
-            </w:r>
-          </w:p>
-          <w:p>
-            <w:pPr>
-              <w:spacing w:after="20" w:line="252" w:lineRule="auto"/>
-            </w:pPr>
-            <w:r>
-              <w:rPr>
-                <w:b/>
-                <w:sz w:val="17"/>
-              </w:rPr>
-              <w:t xml:space="preserve">Đề xuất: </w:t>
-            </w:r>
-            <w:r>
-              <w:rPr>
-                <w:sz w:val="17"/>
-              </w:rPr>
-              <w:t>Thêm retrieval.retrieval_top_k: 50 và hybrid.fusion: rrf theo §14.3. Bỏ hybrid.candidate_k, hoặc ghi rõ đó là tên cũ; bỏ hybrid.top_k và các khoá không ai đọc. Chuyển hàm đọc config sang retrieval/, ví dụ HybridSearchConfig.from_config, để run_dev_retrieval.py, retrieval_evaluation.py và pipeline của Dev 5 cùng dùng: giá trị mặc định lấy từ config, tham số CLI chỉ dùng để ghi đè, và output ghi lại cấu hình đã dùng. Sau khi có khoá mới, Dev 5 bỏ nhánh dự phòng hybrid.candidate_k. Thêm test phía Dev 4: HybridRetriever dựng từ config phải dùng đúng retrieval_top_k và rrf_k (§14.5). Giữ rrf_k = 60 làm giá trị khởi đầu. Theo số đo hiện có, rrf_k = 10 không kém ở cấu hình nào, nên nên chốt lại khi có gold đã xác minh (D1).</w:t>
-            </w:r>
-          </w:p>
-          <w:p>
-            <w:pPr>
-              <w:spacing w:after="20" w:line="252" w:lineRule="auto"/>
-            </w:pPr>
-            <w:r>
-              <w:rPr>
-                <w:b/>
-                <w:sz w:val="17"/>
-              </w:rPr>
-              <w:t xml:space="preserve">Kiểm chứng: </w:t>
-            </w:r>
-            <w:r>
-              <w:rPr>
-                <w:sz w:val="17"/>
-              </w:rPr>
-              <w:t>Grep config.yaml, retrieval_top_k, candidate_k, rrf_k, load_retrieval_settings trong code và test (trừ RAG/, .venv). Đọc argparse của run_dev_retrieval.py và report Task 4. Đo Hybrid trên corpus hiện tại: index BM25 tạm với breadcrumb chỉ cấp Điều (E15) và 2 trường đang có tác dụng (E7), ghép RRF với các nhánh Dense đã lưu ở E2 (bkai hiện tại, bkai tách từ, BGE-M3), có và không lọc as_of_date. So rrf_k 10 và 60, độ sâu 20 và 50, trên 265 câu Dev có gold đề xuất. Kiểm định ghép cặp rrf_k 10 so với 60 ở độ sâu 50: bkai hiện tại không lọc, R@10 +0,045 (CI95 +0,015 đến +0,079; 15 câu thắng, 3 câu thua), MRR@10 +0,022; BGE-M3 có lọc, R@10 +0,008 (CI95 −0,008 đến +0,023), MRR@10 +0,006. Index tạm đã xoá.</w:t>
-            </w:r>
-          </w:p>
-        </w:tc>
-        <w:tc>
-          <w:tcPr>
-            <w:tcW w:type="dxa" w:w="1701"/>
-            <w:vAlign w:val="top"/>
-          </w:tcPr>
-          <w:p>
-            <w:pPr>
-              <w:spacing w:after="20" w:line="252" w:lineRule="auto"/>
-            </w:pPr>
-            <w:r>
-              <w:rPr>
-                <w:sz w:val="17"/>
-              </w:rPr>
-              <w:t>retrieval/config.yaml; retrieval/hybrid_retriever.py: HybridSearchConfig (dòng 131–147); retrieval/run_dev_retrieval.py (dòng 70–90); reranking/pipeline.py: load_retrieval_settings (dòng 218–247)</w:t>
-            </w:r>
-          </w:p>
-        </w:tc>
-        <w:tc>
-          <w:tcPr>
-            <w:tcW w:type="dxa" w:w="1077"/>
-            <w:vAlign w:val="top"/>
-          </w:tcPr>
-          <w:p>
-            <w:pPr>
-              <w:spacing w:after="20" w:line="252" w:lineRule="auto"/>
-            </w:pPr>
-            <w:r>
-              <w:rPr>
-                <w:sz w:val="17"/>
-              </w:rPr>
-              <w:t>Dev 4</w:t>
-            </w:r>
-          </w:p>
-        </w:tc>
-        <w:tc>
-          <w:tcPr>
-            <w:tcW w:type="dxa" w:w="964"/>
-            <w:vAlign w:val="top"/>
-            <w:shd w:val="clear" w:color="auto" w:fill="FBE5D6"/>
-          </w:tcPr>
-          <w:p>
-            <w:pPr>
-              <w:spacing w:after="20" w:line="252" w:lineRule="auto"/>
-            </w:pPr>
-            <w:r>
-              <w:rPr>
-                <w:sz w:val="17"/>
-              </w:rPr>
-              <w:t>Còn</w:t>
-            </w:r>
-          </w:p>
-        </w:tc>
-      </w:tr>
-      <w:tr>
-        <w:tc>
-          <w:tcPr>
-            <w:tcW w:type="dxa" w:w="624"/>
-            <w:vAlign w:val="top"/>
-          </w:tcPr>
-          <w:p>
-            <w:pPr>
-              <w:spacing w:after="20" w:line="252" w:lineRule="auto"/>
-            </w:pPr>
-            <w:r>
-              <w:rPr>
-                <w:b/>
-                <w:sz w:val="17"/>
-              </w:rPr>
-              <w:t>E11</w:t>
-            </w:r>
-          </w:p>
-        </w:tc>
-        <w:tc>
-          <w:tcPr>
-            <w:tcW w:type="dxa" w:w="1020"/>
-            <w:vAlign w:val="top"/>
-            <w:shd w:val="clear" w:color="auto" w:fill="FCE8B2"/>
-          </w:tcPr>
-          <w:p>
-            <w:pPr>
-              <w:spacing w:after="20" w:line="252" w:lineRule="auto"/>
-            </w:pPr>
-            <w:r>
-              <w:rPr>
-                <w:sz w:val="17"/>
-              </w:rPr>
-              <w:t>Trung bình</w:t>
-            </w:r>
-          </w:p>
-        </w:tc>
-        <w:tc>
-          <w:tcPr>
-            <w:tcW w:type="dxa" w:w="4479"/>
-            <w:vAlign w:val="top"/>
-          </w:tcPr>
-          <w:p>
-            <w:pPr>
-              <w:spacing w:after="20" w:line="252" w:lineRule="auto"/>
-            </w:pPr>
-            <w:r>
-              <w:rPr>
-                <w:sz w:val="17"/>
-              </w:rPr>
-              <w:t>Khối Retrieval trong sơ đồ (architecture/system_architecture.drawio) có 7 thành phần, chạy theo luồng: Metadata &amp; Temporal Pre-filter → BM25 và Dense → RRF → Cross-Encoder Reranker → Confidence Threshold Filter (LLM Judge + MMR, nhánh dự phòng là Active Clarification) → Parent-Context Resolver → Context Aggregator (khối Agent). Hai thành phần chưa có code: Confidence Threshold Filter và Parent-Context Resolver. HybridRetriever chỉ có tham số móc nối parent_resolver và confidence_filter, nhưng không nơi nào truyền vào. Pre-filter thuộc E1. Semantic Query &amp; Reranker Cache (Redis) nằm ở khối API, không thuộc khối Retrieval; RedisJSONCache trong hybrid_retriever.py cũng chưa được dùng, và khoá cache có lỗi (E9). Kế hoạch Sprint 6 không nhắc tới thành phần nào trong số này, nên chúng nằm ngoài phạm vi sprint, không phải bị giao rồi bỏ sót. Dữ liệu cho resolver đã sẵn sàng: parents.json có đủ 552/552 parent_id mà chunks.jsonl dùng, cả 1.164/1.164 chunk con nằm trọn trong văn bản parent, parent dài nhất 1.497 ký tự. Dựng thử một resolver tối giản (đổi chunk thành parent, giữ thứ tự, bỏ parent trùng) trên Hybrid top-5 có lọc as_of_date: tỷ lệ câu có văn bản gold trong ngữ cảnh tăng từ 0,792 lên 0,860 với bkai hiện tại và từ 0,909 lên 0,943 với BGE-M3, không câu nào bị kém đi. Đổi lại, ngữ cảnh dài gấp khoảng 1,8 lần (trung vị khoảng 2.850 ký tự, p90 khoảng 4.200 ký tự với top-5), và top-5 chỉ còn trung bình 3,6 parent khác nhau. Có một lỗi vị trí tiềm ẩn: pipeline của Dev 5 gọi HybridRetriever không kèm reranker rồi mới rerank, nên nếu nối resolver hoặc confidence filter vào hook của HybridRetriever, chúng sẽ chạy trước reranker. Reranker khi đó chấm điểm văn bản parent, trái với thứ tự trong sơ đồ. docker-compose.yml chỉ có Elasticsearch. Qdrant chạy ở chế độ local theo đường dẫn, nên chỉ một tiến trình mở được storage tại một thời điểm (khoá portalocker), và API với evaluation không dùng chung index được.</w:t>
-            </w:r>
-          </w:p>
-          <w:p>
-            <w:pPr>
-              <w:spacing w:after="20" w:line="252" w:lineRule="auto"/>
-            </w:pPr>
-            <w:r>
-              <w:rPr>
-                <w:b/>
-                <w:sz w:val="17"/>
-              </w:rPr>
-              <w:t xml:space="preserve">Đề xuất: </w:t>
-            </w:r>
-            <w:r>
-              <w:rPr>
-                <w:sz w:val="17"/>
-              </w:rPr>
-              <w:t>Dev 5 làm Parent-Context Resolver ngay trong Sprint 6, vì dữ liệu đã đủ. Đặt resolver trong RetrievalPipeline, sau reranker, không đặt trong HybridRetriever. Output giữ nguyên chunk_id, rank, score của chunk con để Strict Match và trích dẫn vẫn dùng được, và thêm parent_id, parent_text vào từng kết quả. Parent trùng nhau thì gộp, giữ thứ hạng cao nhất. Có giới hạn tổng số ký tự ngữ cảnh cấu hình được. Bỏ hai hook parent_resolver và confidence_filter khỏi HybridRetriever, hoặc ghi rõ không dùng khi đi qua pipeline. Confidence Threshold Filter (cần LLM Judge) và Semantic Cache ghi vào backlog sau Sprint 6, kèm owner. Có thể bắt đầu bằng một ngưỡng đơn giản trên điểm reranker để kích hoạt Active Clarification. Thêm dịch vụ Qdrant vào docker-compose khi cần nhiều tiến trình dùng chung index.</w:t>
-            </w:r>
-          </w:p>
-          <w:p>
-            <w:pPr>
-              <w:spacing w:after="20" w:line="252" w:lineRule="auto"/>
-            </w:pPr>
-            <w:r>
-              <w:rPr>
-                <w:b/>
-                <w:sz w:val="17"/>
-              </w:rPr>
-              <w:t xml:space="preserve">Kiểm chứng: </w:t>
-            </w:r>
-            <w:r>
-              <w:rPr>
-                <w:sz w:val="17"/>
-              </w:rPr>
-              <w:t>Đọc system_architecture.drawio, xếp từng thành phần vào khối theo toạ độ và theo các cạnh nối. Grep parent_resolver, confidence_filter, RedisJSONCache, parents.json trong code, và grep các thành phần này trong kế hoạch Sprint 6 (không có kết quả). Kiểm parents.json so với chunks.jsonl: độ phủ parent_id, chunk con nằm trong parent, độ dài. Dựng thử resolver trong scratchpad trên Hybrid (index BM25 tạm với breadcrumb chỉ cấp Điều, ghép RRF với các nhánh Dense đã lưu ở E2, lọc as_of_date), 265 câu Dev có gold đề xuất. Một câu được tính là có gold trong ngữ cảnh khi văn bản chunk gold nằm trong văn bản parent đã chọn. Kiểm định ghép cặp với top-5: bkai hiện tại +0,068 (CI95 +0,038 đến +0,098; 18 câu thắng, 0 câu thua); BGE-M3 +0,034 (CI95 +0,015 đến +0,057; 9 câu thắng, 0 câu thua). Với top-10, BGE-M3 +0,011. Index tạm đã xoá.</w:t>
-            </w:r>
-          </w:p>
-        </w:tc>
-        <w:tc>
-          <w:tcPr>
-            <w:tcW w:type="dxa" w:w="1701"/>
-            <w:vAlign w:val="top"/>
-          </w:tcPr>
-          <w:p>
-            <w:pPr>
-              <w:spacing w:after="20" w:line="252" w:lineRule="auto"/>
-            </w:pPr>
-            <w:r>
-              <w:rPr>
-                <w:sz w:val="17"/>
-              </w:rPr>
-              <w:t>retrieval/hybrid_retriever.py: HybridRetriever (dòng 173–228), RedisJSONCache (dòng 114–128); reranking/pipeline.py: RetrievalPipeline.run; data/chunking_output/parents.json; docker-compose.yml</w:t>
-            </w:r>
-          </w:p>
-        </w:tc>
-        <w:tc>
-          <w:tcPr>
-            <w:tcW w:type="dxa" w:w="1077"/>
-            <w:vAlign w:val="top"/>
-          </w:tcPr>
-          <w:p>
-            <w:pPr>
-              <w:spacing w:after="20" w:line="252" w:lineRule="auto"/>
-            </w:pPr>
-            <w:r>
-              <w:rPr>
-                <w:sz w:val="17"/>
-              </w:rPr>
-              <w:t>Dev 5 (Resolver); phần còn lại chưa giao</w:t>
-            </w:r>
-          </w:p>
-        </w:tc>
-        <w:tc>
-          <w:tcPr>
-            <w:tcW w:type="dxa" w:w="964"/>
-            <w:vAlign w:val="top"/>
-            <w:shd w:val="clear" w:color="auto" w:fill="FBE5D6"/>
-          </w:tcPr>
-          <w:p>
-            <w:pPr>
-              <w:spacing w:after="20" w:line="252" w:lineRule="auto"/>
-            </w:pPr>
-            <w:r>
-              <w:rPr>
-                <w:sz w:val="17"/>
-              </w:rPr>
-              <w:t>Còn</w:t>
-            </w:r>
-          </w:p>
-        </w:tc>
-      </w:tr>
-      <w:tr>
-        <w:tc>
-          <w:tcPr>
-            <w:tcW w:type="dxa" w:w="624"/>
-            <w:vAlign w:val="top"/>
-          </w:tcPr>
-          <w:p>
-            <w:pPr>
-              <w:spacing w:after="20" w:line="252" w:lineRule="auto"/>
-            </w:pPr>
-            <w:r>
-              <w:rPr>
-                <w:b/>
-                <w:sz w:val="17"/>
-              </w:rPr>
-              <w:t>E7</w:t>
+              <w:t>E14</w:t>
             </w:r>
           </w:p>
         </w:tc>
@@ -6999,7 +5748,7 @@
               <w:rPr>
                 <w:sz w:val="17"/>
               </w:rPr>
-              <w:t>Ba trong năm trường của multi_match không có tác dụng. metadata.clause_ref có trong mapping nhưng không có giá trị nào, vì clause_ref chỉ nằm ở cấp cao nhất của chunk. article_ref và metadata.article_number là keyword mang giá trị “8”, nên chỉ khớp khi cả câu hỏi đúng bằng “8”. Bỏ ba trường này thì top-10 giống hệt ở 265/265 câu Dev, tức chúng không gây hại mà chỉ làm cấu hình khó hiểu. Mapping dùng analyzer standard cho mọi trường văn bản; content_segmented hiện giống hệt content (B2). Đề xuất cũ “trích Điều N, khoản M từ câu hỏi thành filter/boost” không phù hợp với benchmark này. Chỉ 7/285 câu Dev nêu “Điều N” và 4 câu nêu “khoản M”. Cả 7 câu đều hỏi về NQ 01/2024, và số Điều trong câu là Điều của Luật được Nghị quyết hướng dẫn (vd “Điều 55 của Luật Hôn nhân và gia đình”), trong khi gold là Điều của Nghị quyết (vd Điều 3 NQ 01/2024). Boost article_ref theo số Điều trích từ câu hỏi làm MRR@10 của 6 câu có gold giảm từ 1,000 xuống 0,778. Ngoài ra 140 chunk viết dấu kiểu cũ (“toà” 103 lần, “thoả” 91, “uỷ” 12, “huỷ” 4), trong khi 0 câu hỏi dùng kiểu này (A20). Với analyzer standard, “tòa” chỉ khớp 145 chunk; chuẩn hoá thì khớp 215. Tuy vậy chỉ 2 câu Dev có gold chứa dấu kiểu cũ, nên metric gần như không đổi. Hạ từ Trung bình xuống Thấp: không có tác động đo được lên kết quả, chỉ là quy ước và độ rõ của cấu hình.</w:t>
+              <w:t>DenseRetriever trả [] với câu hỏi rỗng còn BM25, Hybrid và pipeline raise ValueError. Mục 4.3 của kế hoạch Sprint 6 chỉ quy định kết quả rỗng trả results: [], không quy định câu hỏi rỗng.</w:t>
             </w:r>
           </w:p>
           <w:p>
@@ -7017,7 +5766,7 @@
               <w:rPr>
                 <w:sz w:val="17"/>
               </w:rPr>
-              <w:t>Bỏ ba trường boost vô hiệu khỏi multi_match. Không boost theo số Điều trích từ câu hỏi, trừ khi biết được số Điều đó thuộc văn bản nào. Nếu muốn nhận diện tham chiếu pháp lý, phải tách cặp (số hiệu văn bản, Điều) và chỉ boost đúng cặp đó, đồng thời cần câu benchmark kiểm được trường hợp này. Tiêu đề Điều trong breadcrumb (E15) đã chứa cụm “quy định tại Điều 55 của Luật”, nên 6/6 câu có gold đạt R@10 = 1 mà không cần boost. Thêm vào mapping một char_filter chuẩn hoá dấu kiểu cũ sang kiểu mới, chỉ cho âm tiết mở và trừ “qu” (để không làm hỏng “quý”, “khoảng”), áp dụng cho cả index lẫn câu hỏi. Đây là cách rẻ để sửa A20 phía BM25. Analyzer cho trường đã tách từ quyết định theo B2/E4.</w:t>
+              <w:t>Dev 3 và Dev 4 chọn một cách (đề xuất raise ValueError như BM25, Hybrid và pipeline, vì câu hỏi rỗng là lỗi đầu vào) rồi ghi vào data_contract.md.</w:t>
             </w:r>
           </w:p>
           <w:p>
@@ -7035,7 +5784,7 @@
               <w:rPr>
                 <w:sz w:val="17"/>
               </w:rPr>
-              <w:t>Dựng 2 index tạm từ chunks.jsonl hiện tại, với breadcrumb chỉ cấp Điều như đề xuất E15: một index dùng analyzer standard, một index dùng analyzer có char_filter chuẩn hoá dấu (pattern_replace). Kiểm analyzer: “toà án” → “tòa án”, “thoả” → “thỏa”, “uỷ” → “ủy”; “quý” và “khoảng” giữ nguyên. Chạy 4 cấu hình trên 265 câu Dev có gold đề xuất, có và không lọc as_of_date: truy vấn hiện tại; bỏ 3 trường vô hiệu; thêm boost term article_ref theo “Điều N” trong câu hỏi (boost 4); analyzer chuẩn hoá dấu. Không lọc: R@10 0,875 ở cả 4 cấu hình; MRR@10 lần lượt 0,635, 0,635, 0,630, 0,628. Có lọc: R@10 0,913 ở cả 4; MRR@10 0,717, 0,717, 0,712, 0,717. Đối chiếu gold của 7 câu nêu “Điều N” với số Điều trong câu (0/7 trùng). Index tạm đã xoá.</w:t>
+              <w:t>embedding/dense_retriever.py: search (docstring dòng 157–161). run_dev_retrieval.py lưu kết quả theo query_id từ 26e41f9.</w:t>
             </w:r>
           </w:p>
         </w:tc>
@@ -7052,7 +5801,7 @@
               <w:rPr>
                 <w:sz w:val="17"/>
               </w:rPr>
-              <w:t>retrieval/hybrid_retriever.py:43–50; retrieval/build_bm25_index.py: INDEX_MAPPINGS (dòng 16–36)</w:t>
+              <w:t>embedding/dense_retriever.py: search; retrieval/hybrid_retriever.py</w:t>
             </w:r>
           </w:p>
         </w:tc>
@@ -7069,7 +5818,7 @@
               <w:rPr>
                 <w:sz w:val="17"/>
               </w:rPr>
-              <w:t>Dev 4</w:t>
+              <w:t>Dev 4 + Dev 3</w:t>
             </w:r>
           </w:p>
         </w:tc>
@@ -7077,7 +5826,6 @@
           <w:tcPr>
             <w:tcW w:type="dxa" w:w="964"/>
             <w:vAlign w:val="top"/>
-            <w:shd w:val="clear" w:color="auto" w:fill="FBE5D6"/>
           </w:tcPr>
           <w:p>
             <w:pPr>
@@ -7087,382 +5835,7 @@
               <w:rPr>
                 <w:sz w:val="17"/>
               </w:rPr>
-              <w:t>Còn</w:t>
-            </w:r>
-          </w:p>
-        </w:tc>
-      </w:tr>
-      <w:tr>
-        <w:tc>
-          <w:tcPr>
-            <w:tcW w:type="dxa" w:w="624"/>
-            <w:vAlign w:val="top"/>
-          </w:tcPr>
-          <w:p>
-            <w:pPr>
-              <w:spacing w:after="20" w:line="252" w:lineRule="auto"/>
-            </w:pPr>
-            <w:r>
-              <w:rPr>
-                <w:b/>
-                <w:sz w:val="17"/>
-              </w:rPr>
-              <w:t>E9</w:t>
-            </w:r>
-          </w:p>
-        </w:tc>
-        <w:tc>
-          <w:tcPr>
-            <w:tcW w:type="dxa" w:w="1020"/>
-            <w:vAlign w:val="top"/>
-            <w:shd w:val="clear" w:color="auto" w:fill="E2EFDA"/>
-          </w:tcPr>
-          <w:p>
-            <w:pPr>
-              <w:spacing w:after="20" w:line="252" w:lineRule="auto"/>
-            </w:pPr>
-            <w:r>
-              <w:rPr>
-                <w:sz w:val="17"/>
-              </w:rPr>
-              <w:t>Thấp</w:t>
-            </w:r>
-          </w:p>
-        </w:tc>
-        <w:tc>
-          <w:tcPr>
-            <w:tcW w:type="dxa" w:w="4479"/>
-            <w:vAlign w:val="top"/>
-          </w:tcPr>
-          <w:p>
-            <w:pPr>
-              <w:spacing w:after="20" w:line="252" w:lineRule="auto"/>
-            </w:pPr>
-            <w:r>
-              <w:rPr>
-                <w:sz w:val="17"/>
-              </w:rPr>
-              <w:t>metadata_filter chạy sau fusion; khóa cache chỉ gồm câu hỏi và top_k, không gồm filter và as_of_date.</w:t>
-            </w:r>
-          </w:p>
-          <w:p>
-            <w:pPr>
-              <w:spacing w:after="20" w:line="252" w:lineRule="auto"/>
-            </w:pPr>
-            <w:r>
-              <w:rPr>
-                <w:b/>
-                <w:sz w:val="17"/>
-              </w:rPr>
-              <w:t xml:space="preserve">Đề xuất: </w:t>
-            </w:r>
-            <w:r>
-              <w:rPr>
-                <w:sz w:val="17"/>
-              </w:rPr>
-              <w:t>Đưa filter vào truy vấn backend (E1); thêm filter/as_of vào khóa cache.</w:t>
-            </w:r>
-          </w:p>
-        </w:tc>
-        <w:tc>
-          <w:tcPr>
-            <w:tcW w:type="dxa" w:w="1701"/>
-            <w:vAlign w:val="top"/>
-          </w:tcPr>
-          <w:p>
-            <w:pPr>
-              <w:spacing w:after="20" w:line="252" w:lineRule="auto"/>
-            </w:pPr>
-            <w:r>
-              <w:rPr>
-                <w:sz w:val="17"/>
-              </w:rPr>
-              <w:t>retrieval/hybrid_retriever.py: HybridRetriever.retrieve</w:t>
-            </w:r>
-          </w:p>
-        </w:tc>
-        <w:tc>
-          <w:tcPr>
-            <w:tcW w:type="dxa" w:w="1077"/>
-            <w:vAlign w:val="top"/>
-          </w:tcPr>
-          <w:p>
-            <w:pPr>
-              <w:spacing w:after="20" w:line="252" w:lineRule="auto"/>
-            </w:pPr>
-            <w:r>
-              <w:rPr>
-                <w:sz w:val="17"/>
-              </w:rPr>
-              <w:t>Dev 4</w:t>
-            </w:r>
-          </w:p>
-        </w:tc>
-        <w:tc>
-          <w:tcPr>
-            <w:tcW w:type="dxa" w:w="964"/>
-            <w:vAlign w:val="top"/>
-            <w:shd w:val="clear" w:color="auto" w:fill="FBE5D6"/>
-          </w:tcPr>
-          <w:p>
-            <w:pPr>
-              <w:spacing w:after="20" w:line="252" w:lineRule="auto"/>
-            </w:pPr>
-            <w:r>
-              <w:rPr>
-                <w:sz w:val="17"/>
-              </w:rPr>
-              <w:t>Còn</w:t>
-            </w:r>
-          </w:p>
-        </w:tc>
-      </w:tr>
-      <w:tr>
-        <w:tc>
-          <w:tcPr>
-            <w:tcW w:type="dxa" w:w="624"/>
-            <w:vAlign w:val="top"/>
-          </w:tcPr>
-          <w:p>
-            <w:pPr>
-              <w:spacing w:after="20" w:line="252" w:lineRule="auto"/>
-            </w:pPr>
-            <w:r>
-              <w:rPr>
-                <w:b/>
-                <w:sz w:val="17"/>
-              </w:rPr>
-              <w:t>E10</w:t>
-            </w:r>
-          </w:p>
-        </w:tc>
-        <w:tc>
-          <w:tcPr>
-            <w:tcW w:type="dxa" w:w="1020"/>
-            <w:vAlign w:val="top"/>
-            <w:shd w:val="clear" w:color="auto" w:fill="E2EFDA"/>
-          </w:tcPr>
-          <w:p>
-            <w:pPr>
-              <w:spacing w:after="20" w:line="252" w:lineRule="auto"/>
-            </w:pPr>
-            <w:r>
-              <w:rPr>
-                <w:sz w:val="17"/>
-              </w:rPr>
-              <w:t>Thấp</w:t>
-            </w:r>
-          </w:p>
-        </w:tc>
-        <w:tc>
-          <w:tcPr>
-            <w:tcW w:type="dxa" w:w="4479"/>
-            <w:vAlign w:val="top"/>
-          </w:tcPr>
-          <w:p>
-            <w:pPr>
-              <w:spacing w:after="20" w:line="252" w:lineRule="auto"/>
-            </w:pPr>
-            <w:r>
-              <w:rPr>
-                <w:sz w:val="17"/>
-              </w:rPr>
-              <w:t>CrossEncoderReranker trong hybrid_retriever.py trùng chức năng với reranking/reranker.py.</w:t>
-            </w:r>
-          </w:p>
-          <w:p>
-            <w:pPr>
-              <w:spacing w:after="20" w:line="252" w:lineRule="auto"/>
-            </w:pPr>
-            <w:r>
-              <w:rPr>
-                <w:b/>
-                <w:sz w:val="17"/>
-              </w:rPr>
-              <w:t xml:space="preserve">Đề xuất: </w:t>
-            </w:r>
-            <w:r>
-              <w:rPr>
-                <w:sz w:val="17"/>
-              </w:rPr>
-              <w:t>Xóa bản trong retrieval/, dùng reranking.Reranker qua Protocol.</w:t>
-            </w:r>
-          </w:p>
-        </w:tc>
-        <w:tc>
-          <w:tcPr>
-            <w:tcW w:type="dxa" w:w="1701"/>
-            <w:vAlign w:val="top"/>
-          </w:tcPr>
-          <w:p>
-            <w:pPr>
-              <w:spacing w:after="20" w:line="252" w:lineRule="auto"/>
-            </w:pPr>
-            <w:r>
-              <w:rPr>
-                <w:sz w:val="17"/>
-              </w:rPr>
-              <w:t>retrieval/hybrid_retriever.py:64–89</w:t>
-            </w:r>
-          </w:p>
-        </w:tc>
-        <w:tc>
-          <w:tcPr>
-            <w:tcW w:type="dxa" w:w="1077"/>
-            <w:vAlign w:val="top"/>
-          </w:tcPr>
-          <w:p>
-            <w:pPr>
-              <w:spacing w:after="20" w:line="252" w:lineRule="auto"/>
-            </w:pPr>
-            <w:r>
-              <w:rPr>
-                <w:sz w:val="17"/>
-              </w:rPr>
-              <w:t>Dev 4</w:t>
-            </w:r>
-          </w:p>
-        </w:tc>
-        <w:tc>
-          <w:tcPr>
-            <w:tcW w:type="dxa" w:w="964"/>
-            <w:vAlign w:val="top"/>
-            <w:shd w:val="clear" w:color="auto" w:fill="FBE5D6"/>
-          </w:tcPr>
-          <w:p>
-            <w:pPr>
-              <w:spacing w:after="20" w:line="252" w:lineRule="auto"/>
-            </w:pPr>
-            <w:r>
-              <w:rPr>
-                <w:sz w:val="17"/>
-              </w:rPr>
-              <w:t>Còn</w:t>
-            </w:r>
-          </w:p>
-        </w:tc>
-      </w:tr>
-      <w:tr>
-        <w:tc>
-          <w:tcPr>
-            <w:tcW w:type="dxa" w:w="624"/>
-            <w:vAlign w:val="top"/>
-          </w:tcPr>
-          <w:p>
-            <w:pPr>
-              <w:spacing w:after="20" w:line="252" w:lineRule="auto"/>
-            </w:pPr>
-            <w:r>
-              <w:rPr>
-                <w:b/>
-                <w:sz w:val="17"/>
-              </w:rPr>
-              <w:t>E14</w:t>
-            </w:r>
-          </w:p>
-        </w:tc>
-        <w:tc>
-          <w:tcPr>
-            <w:tcW w:type="dxa" w:w="1020"/>
-            <w:vAlign w:val="top"/>
-            <w:shd w:val="clear" w:color="auto" w:fill="E2EFDA"/>
-          </w:tcPr>
-          <w:p>
-            <w:pPr>
-              <w:spacing w:after="20" w:line="252" w:lineRule="auto"/>
-            </w:pPr>
-            <w:r>
-              <w:rPr>
-                <w:sz w:val="17"/>
-              </w:rPr>
-              <w:t>Thấp</w:t>
-            </w:r>
-          </w:p>
-        </w:tc>
-        <w:tc>
-          <w:tcPr>
-            <w:tcW w:type="dxa" w:w="4479"/>
-            <w:vAlign w:val="top"/>
-          </w:tcPr>
-          <w:p>
-            <w:pPr>
-              <w:spacing w:after="20" w:line="252" w:lineRule="auto"/>
-            </w:pPr>
-            <w:r>
-              <w:rPr>
-                <w:sz w:val="17"/>
-              </w:rPr>
-              <w:t>run_dev_retrieval.py lưu kết quả theo nội dung câu hỏi, không theo query_id; DenseRetriever trả [] với câu hỏi rỗng còn BM25/Hybrid raise ValueError.</w:t>
-            </w:r>
-          </w:p>
-          <w:p>
-            <w:pPr>
-              <w:spacing w:after="20" w:line="252" w:lineRule="auto"/>
-            </w:pPr>
-            <w:r>
-              <w:rPr>
-                <w:b/>
-                <w:sz w:val="17"/>
-              </w:rPr>
-              <w:t xml:space="preserve">Đề xuất: </w:t>
-            </w:r>
-            <w:r>
-              <w:rPr>
-                <w:sz w:val="17"/>
-              </w:rPr>
-              <w:t>Lưu theo query_id; thống nhất xử lý câu hỏi rỗng theo §4.3.</w:t>
-            </w:r>
-          </w:p>
-        </w:tc>
-        <w:tc>
-          <w:tcPr>
-            <w:tcW w:type="dxa" w:w="1701"/>
-            <w:vAlign w:val="top"/>
-          </w:tcPr>
-          <w:p>
-            <w:pPr>
-              <w:spacing w:after="20" w:line="252" w:lineRule="auto"/>
-            </w:pPr>
-            <w:r>
-              <w:rPr>
-                <w:sz w:val="17"/>
-              </w:rPr>
-              <w:t>retrieval/run_dev_retrieval.py: compact; embedding/dense_retriever.py: search</w:t>
-            </w:r>
-          </w:p>
-        </w:tc>
-        <w:tc>
-          <w:tcPr>
-            <w:tcW w:type="dxa" w:w="1077"/>
-            <w:vAlign w:val="top"/>
-          </w:tcPr>
-          <w:p>
-            <w:pPr>
-              <w:spacing w:after="20" w:line="252" w:lineRule="auto"/>
-            </w:pPr>
-            <w:r>
-              <w:rPr>
-                <w:sz w:val="17"/>
-              </w:rPr>
-              <w:t>Dev 4 + Dev 3</w:t>
-            </w:r>
-          </w:p>
-        </w:tc>
-        <w:tc>
-          <w:tcPr>
-            <w:tcW w:type="dxa" w:w="964"/>
-            <w:vAlign w:val="top"/>
-            <w:shd w:val="clear" w:color="auto" w:fill="FBE5D6"/>
-          </w:tcPr>
-          <w:p>
-            <w:pPr>
-              <w:spacing w:after="20" w:line="252" w:lineRule="auto"/>
-            </w:pPr>
-            <w:r>
-              <w:rPr>
-                <w:sz w:val="17"/>
-              </w:rPr>
-              <w:t>Còn</w:t>
+              <w:t>Còn một phần (26e41f9)</w:t>
             </w:r>
           </w:p>
         </w:tc>
@@ -7669,7 +6042,7 @@
               <w:rPr>
                 <w:sz w:val="17"/>
               </w:rPr>
-              <w:t>build_bm25_index() mặc định đọc chunks.jsonl (không còn file smoke), nhưng run_bm25 vẫn dựng index mỗi lần chạy, bỏ qua es_url/index_name truyền vào, và upsert không recreate nên tài liệu cũ tích tụ. Kết quả CTM commit (evaluation/results/bm25_dev_results.json): 0/1.425 ID thuộc corpus hiện tại (324 ID smoke l01_, 1.101 ID kiểu cũ); R@5 = 0,386 trong file metrics không phản ánh corpus nào.</w:t>
+              <w:t>Kết quả CTM commit (evaluation/results/bm25_dev_results.json) chưa chạy lại: 0/1.425 ID thuộc corpus hiện tại (324 ID smoke l01_, 1.101 ID kiểu cũ); R@5 = 0,386 trong file metrics không phản ánh corpus nào.</w:t>
             </w:r>
           </w:p>
           <w:p>
@@ -7687,7 +6060,25 @@
               <w:rPr>
                 <w:sz w:val="17"/>
               </w:rPr>
-              <w:t>Bỏ bước dựng index trong run_bm25; dựng lại với recreate=True rồi chạy lại.</w:t>
+              <w:t>Dựng index bằng python -m retrieval.build_bm25_index --recreate rồi chạy lại run_bm25 trên gold đã duyệt (F5).</w:t>
+            </w:r>
+          </w:p>
+          <w:p>
+            <w:pPr>
+              <w:spacing w:after="20" w:line="252" w:lineRule="auto"/>
+            </w:pPr>
+            <w:r>
+              <w:rPr>
+                <w:b/>
+                <w:sz w:val="17"/>
+              </w:rPr>
+              <w:t xml:space="preserve">Kiểm chứng: </w:t>
+            </w:r>
+            <w:r>
+              <w:rPr>
+                <w:sz w:val="17"/>
+              </w:rPr>
+              <w:t>Từ f32754e, run_bm25 không còn dựng index mặc định mỗi lần chạy và dùng đúng es_url, index_name truyền vào; build_bm25_index có --recreate, --index, --es-url.</w:t>
             </w:r>
           </w:p>
         </w:tc>
@@ -7704,7 +6095,7 @@
               <w:rPr>
                 <w:sz w:val="17"/>
               </w:rPr>
-              <w:t>evaluation/bm25_baseline.py:187 (run_bm25), BM25Retriever</w:t>
+              <w:t>evaluation/results/bm25_dev_*.json</w:t>
             </w:r>
           </w:p>
         </w:tc>
@@ -7729,7 +6120,6 @@
           <w:tcPr>
             <w:tcW w:type="dxa" w:w="964"/>
             <w:vAlign w:val="top"/>
-            <w:shd w:val="clear" w:color="auto" w:fill="DDEBF7"/>
           </w:tcPr>
           <w:p>
             <w:pPr>
@@ -7739,7 +6129,7 @@
               <w:rPr>
                 <w:sz w:val="17"/>
               </w:rPr>
-              <w:t>Đổi tính chất</w:t>
+              <w:t>Còn một phần (f32754e)</w:t>
             </w:r>
           </w:p>
         </w:tc>
@@ -8582,7 +6972,7 @@
               <w:rPr>
                 <w:sz w:val="17"/>
               </w:rPr>
-              <w:t>reranking/results/dev_hybrid_full.json và dev_hybrid_reranker_full.json có 0/743 và 0/718 chunk_id khác nhau thuộc corpus hiện tại. Hai file được tạo bằng pipeline cũ nên còn retrieval_rank, retrieval_score ở mỗi kết quả, hai trường retrieval_schema không khai báo.</w:t>
+              <w:t>Các file cũ trong reranking/results đã xóa ở 33bc4ff. Còn: chưa có kết quả Hybrid + Reranker nào trên corpus hiện tại; mục Kết quả hiện tại của README (dòng 61) vẫn ghi số Task 4 đo trên corpus 1.159 chunk với nhãn proposal.</w:t>
             </w:r>
           </w:p>
           <w:p>
@@ -8600,7 +6990,25 @@
               <w:rPr>
                 <w:sz w:val="17"/>
               </w:rPr>
-              <w:t>Chạy lại sau D1 và sau khi dựng lại index.</w:t>
+              <w:t>Chạy lại Hybrid và Hybrid + Reranker trên Dev sau D1, trên index dựng lại từ corpus 664634e, chấm ở K = 5 và 10; cập nhật README theo số mới.</w:t>
+            </w:r>
+          </w:p>
+          <w:p>
+            <w:pPr>
+              <w:spacing w:after="20" w:line="252" w:lineRule="auto"/>
+            </w:pPr>
+            <w:r>
+              <w:rPr>
+                <w:b/>
+                <w:sz w:val="17"/>
+              </w:rPr>
+              <w:t xml:space="preserve">Kiểm chứng: </w:t>
+            </w:r>
+            <w:r>
+              <w:rPr>
+                <w:sz w:val="17"/>
+              </w:rPr>
+              <w:t>Trên máy kiểm tra (GPU 4 GB, RAM 16 GB), Hybrid với bkai và bge-reranker-v2-m3 trong cùng một tiến trình bị segfault khi tải reranker (cả ở be28659, nên không do đợt sửa 25/10) hoặc hết bộ nhớ; reranker chạy riêng và Hybrid không reranker chạy được. Cần chạy trên máy đủ bộ nhớ.</w:t>
             </w:r>
           </w:p>
         </w:tc>
@@ -8617,7 +7025,7 @@
               <w:rPr>
                 <w:sz w:val="17"/>
               </w:rPr>
-              <w:t>reranking/results/; README.md:61</w:t>
+              <w:t>README.md:61</w:t>
             </w:r>
           </w:p>
         </w:tc>
@@ -8642,7 +7050,6 @@
           <w:tcPr>
             <w:tcW w:type="dxa" w:w="964"/>
             <w:vAlign w:val="top"/>
-            <w:shd w:val="clear" w:color="auto" w:fill="FBE5D6"/>
           </w:tcPr>
           <w:p>
             <w:pPr>
@@ -8652,132 +7059,7 @@
               <w:rPr>
                 <w:sz w:val="17"/>
               </w:rPr>
-              <w:t>Còn</w:t>
-            </w:r>
-          </w:p>
-        </w:tc>
-      </w:tr>
-      <w:tr>
-        <w:tc>
-          <w:tcPr>
-            <w:tcW w:type="dxa" w:w="624"/>
-            <w:vAlign w:val="top"/>
-          </w:tcPr>
-          <w:p>
-            <w:pPr>
-              <w:spacing w:after="20" w:line="252" w:lineRule="auto"/>
-            </w:pPr>
-            <w:r>
-              <w:rPr>
-                <w:b/>
-                <w:sz w:val="17"/>
-              </w:rPr>
-              <w:t>G2</w:t>
-            </w:r>
-          </w:p>
-        </w:tc>
-        <w:tc>
-          <w:tcPr>
-            <w:tcW w:type="dxa" w:w="1020"/>
-            <w:vAlign w:val="top"/>
-            <w:shd w:val="clear" w:color="auto" w:fill="FCE8B2"/>
-          </w:tcPr>
-          <w:p>
-            <w:pPr>
-              <w:spacing w:after="20" w:line="252" w:lineRule="auto"/>
-            </w:pPr>
-            <w:r>
-              <w:rPr>
-                <w:sz w:val="17"/>
-              </w:rPr>
-              <w:t>Trung bình</w:t>
-            </w:r>
-          </w:p>
-        </w:tc>
-        <w:tc>
-          <w:tcPr>
-            <w:tcW w:type="dxa" w:w="4479"/>
-            <w:vAlign w:val="top"/>
-          </w:tcPr>
-          <w:p>
-            <w:pPr>
-              <w:spacing w:after="20" w:line="252" w:lineRule="auto"/>
-            </w:pPr>
-            <w:r>
-              <w:rPr>
-                <w:sz w:val="17"/>
-              </w:rPr>
-              <w:t>Pipeline và CLI chưa nhận as_of_date, nên không truyền được xuống Temporal pre-filter (E1); --queries bỏ qua as_of_date có sẵn trong benchmark.</w:t>
-            </w:r>
-          </w:p>
-          <w:p>
-            <w:pPr>
-              <w:spacing w:after="20" w:line="252" w:lineRule="auto"/>
-            </w:pPr>
-            <w:r>
-              <w:rPr>
-                <w:b/>
-                <w:sz w:val="17"/>
-              </w:rPr>
-              <w:t xml:space="preserve">Đề xuất: </w:t>
-            </w:r>
-            <w:r>
-              <w:rPr>
-                <w:sz w:val="17"/>
-              </w:rPr>
-              <w:t>Thêm --as-of-date và đọc as_of_date từ file câu hỏi; truyền xuống retriever.</w:t>
-            </w:r>
-          </w:p>
-        </w:tc>
-        <w:tc>
-          <w:tcPr>
-            <w:tcW w:type="dxa" w:w="1701"/>
-            <w:vAlign w:val="top"/>
-          </w:tcPr>
-          <w:p>
-            <w:pPr>
-              <w:spacing w:after="20" w:line="252" w:lineRule="auto"/>
-            </w:pPr>
-            <w:r>
-              <w:rPr>
-                <w:sz w:val="17"/>
-              </w:rPr>
-              <w:t>reranking/pipeline.py; scripts/run_retrieval.py</w:t>
-            </w:r>
-          </w:p>
-        </w:tc>
-        <w:tc>
-          <w:tcPr>
-            <w:tcW w:type="dxa" w:w="1077"/>
-            <w:vAlign w:val="top"/>
-          </w:tcPr>
-          <w:p>
-            <w:pPr>
-              <w:spacing w:after="20" w:line="252" w:lineRule="auto"/>
-            </w:pPr>
-            <w:r>
-              <w:rPr>
-                <w:sz w:val="17"/>
-              </w:rPr>
-              <w:t>Dev 5</w:t>
-            </w:r>
-          </w:p>
-        </w:tc>
-        <w:tc>
-          <w:tcPr>
-            <w:tcW w:type="dxa" w:w="964"/>
-            <w:vAlign w:val="top"/>
-            <w:shd w:val="clear" w:color="auto" w:fill="FBE5D6"/>
-          </w:tcPr>
-          <w:p>
-            <w:pPr>
-              <w:spacing w:after="20" w:line="252" w:lineRule="auto"/>
-            </w:pPr>
-            <w:r>
-              <w:rPr>
-                <w:sz w:val="17"/>
-              </w:rPr>
-              <w:t>Còn</w:t>
+              <w:t>Còn một phần (33bc4ff)</w:t>
             </w:r>
           </w:p>
         </w:tc>
@@ -8832,7 +7114,7 @@
               <w:rPr>
                 <w:sz w:val="17"/>
               </w:rPr>
-              <w:t>Cross-encoder chỉ chấm chunk_text. Nhiều child chunk bắt đầu bằng “2. …” và không có tên Điều, nên reranker thiếu ngữ cảnh mà embed_text có.</w:t>
+              <w:t>Chưa đo xem chấm “breadcrumb + chunk_text” có tốt hơn chunk_text hay không.</w:t>
             </w:r>
           </w:p>
           <w:p>
@@ -8850,7 +7132,25 @@
               <w:rPr>
                 <w:sz w:val="17"/>
               </w:rPr>
-              <w:t>Thử chấm “breadcrumb + chunk_text” trên Dev set; giữ cách cho kết quả tốt hơn.</w:t>
+              <w:t>Khi có gold đã duyệt (D1), chạy Hybrid + Reranker trên Dev với reranker.candidate_text = chunk_text và breadcrumb_chunk_text, giữ cách cho kết quả tốt hơn.</w:t>
+            </w:r>
+          </w:p>
+          <w:p>
+            <w:pPr>
+              <w:spacing w:after="20" w:line="252" w:lineRule="auto"/>
+            </w:pPr>
+            <w:r>
+              <w:rPr>
+                <w:b/>
+                <w:sz w:val="17"/>
+              </w:rPr>
+              <w:t xml:space="preserve">Kiểm chứng: </w:t>
+            </w:r>
+            <w:r>
+              <w:rPr>
+                <w:sz w:val="17"/>
+              </w:rPr>
+              <w:t>Tùy chọn reranker.candidate_text có từ 3b1b6dc, mặc định chunk_text.</w:t>
             </w:r>
           </w:p>
         </w:tc>
@@ -8867,7 +7167,7 @@
               <w:rPr>
                 <w:sz w:val="17"/>
               </w:rPr>
-              <w:t>reranking/reranker.py: candidate_text</w:t>
+              <w:t>reranking/config.yaml: candidate_text</w:t>
             </w:r>
           </w:p>
         </w:tc>
@@ -8892,7 +7192,6 @@
           <w:tcPr>
             <w:tcW w:type="dxa" w:w="964"/>
             <w:vAlign w:val="top"/>
-            <w:shd w:val="clear" w:color="auto" w:fill="FBE5D6"/>
           </w:tcPr>
           <w:p>
             <w:pPr>
@@ -8902,257 +7201,7 @@
               <w:rPr>
                 <w:sz w:val="17"/>
               </w:rPr>
-              <w:t>Còn</w:t>
-            </w:r>
-          </w:p>
-        </w:tc>
-      </w:tr>
-      <w:tr>
-        <w:tc>
-          <w:tcPr>
-            <w:tcW w:type="dxa" w:w="624"/>
-            <w:vAlign w:val="top"/>
-          </w:tcPr>
-          <w:p>
-            <w:pPr>
-              <w:spacing w:after="20" w:line="252" w:lineRule="auto"/>
-            </w:pPr>
-            <w:r>
-              <w:rPr>
-                <w:b/>
-                <w:sz w:val="17"/>
-              </w:rPr>
-              <w:t>G6</w:t>
-            </w:r>
-          </w:p>
-        </w:tc>
-        <w:tc>
-          <w:tcPr>
-            <w:tcW w:type="dxa" w:w="1020"/>
-            <w:vAlign w:val="top"/>
-            <w:shd w:val="clear" w:color="auto" w:fill="E2EFDA"/>
-          </w:tcPr>
-          <w:p>
-            <w:pPr>
-              <w:spacing w:after="20" w:line="252" w:lineRule="auto"/>
-            </w:pPr>
-            <w:r>
-              <w:rPr>
-                <w:sz w:val="17"/>
-              </w:rPr>
-              <w:t>Thấp</w:t>
-            </w:r>
-          </w:p>
-        </w:tc>
-        <w:tc>
-          <w:tcPr>
-            <w:tcW w:type="dxa" w:w="4479"/>
-            <w:vAlign w:val="top"/>
-          </w:tcPr>
-          <w:p>
-            <w:pPr>
-              <w:spacing w:after="20" w:line="252" w:lineRule="auto"/>
-            </w:pPr>
-            <w:r>
-              <w:rPr>
-                <w:sz w:val="17"/>
-              </w:rPr>
-              <w:t>Mặc định CLI là --retriever mock và reranker backend mock, nên lệnh §11 “run_retrieval.py --query … --top-k 5” trả kết quả không mang nghĩa.</w:t>
-            </w:r>
-          </w:p>
-          <w:p>
-            <w:pPr>
-              <w:spacing w:after="20" w:line="252" w:lineRule="auto"/>
-            </w:pPr>
-            <w:r>
-              <w:rPr>
-                <w:b/>
-                <w:sz w:val="17"/>
-              </w:rPr>
-              <w:t xml:space="preserve">Đề xuất: </w:t>
-            </w:r>
-            <w:r>
-              <w:rPr>
-                <w:sz w:val="17"/>
-              </w:rPr>
-              <w:t>Giữ mock cho test, nhưng in cảnh báo rõ khi chạy mock; đổi mặc định khi hạ tầng sẵn sàng.</w:t>
-            </w:r>
-          </w:p>
-        </w:tc>
-        <w:tc>
-          <w:tcPr>
-            <w:tcW w:type="dxa" w:w="1701"/>
-            <w:vAlign w:val="top"/>
-          </w:tcPr>
-          <w:p>
-            <w:pPr>
-              <w:spacing w:after="20" w:line="252" w:lineRule="auto"/>
-            </w:pPr>
-            <w:r>
-              <w:rPr>
-                <w:sz w:val="17"/>
-              </w:rPr>
-              <w:t>scripts/run_retrieval.py; reranking/config.yaml</w:t>
-            </w:r>
-          </w:p>
-        </w:tc>
-        <w:tc>
-          <w:tcPr>
-            <w:tcW w:type="dxa" w:w="1077"/>
-            <w:vAlign w:val="top"/>
-          </w:tcPr>
-          <w:p>
-            <w:pPr>
-              <w:spacing w:after="20" w:line="252" w:lineRule="auto"/>
-            </w:pPr>
-            <w:r>
-              <w:rPr>
-                <w:sz w:val="17"/>
-              </w:rPr>
-              <w:t>Dev 5</w:t>
-            </w:r>
-          </w:p>
-        </w:tc>
-        <w:tc>
-          <w:tcPr>
-            <w:tcW w:type="dxa" w:w="964"/>
-            <w:vAlign w:val="top"/>
-            <w:shd w:val="clear" w:color="auto" w:fill="FBE5D6"/>
-          </w:tcPr>
-          <w:p>
-            <w:pPr>
-              <w:spacing w:after="20" w:line="252" w:lineRule="auto"/>
-            </w:pPr>
-            <w:r>
-              <w:rPr>
-                <w:sz w:val="17"/>
-              </w:rPr>
-              <w:t>Còn</w:t>
-            </w:r>
-          </w:p>
-        </w:tc>
-      </w:tr>
-      <w:tr>
-        <w:tc>
-          <w:tcPr>
-            <w:tcW w:type="dxa" w:w="624"/>
-            <w:vAlign w:val="top"/>
-          </w:tcPr>
-          <w:p>
-            <w:pPr>
-              <w:spacing w:after="20" w:line="252" w:lineRule="auto"/>
-            </w:pPr>
-            <w:r>
-              <w:rPr>
-                <w:b/>
-                <w:sz w:val="17"/>
-              </w:rPr>
-              <w:t>G1</w:t>
-            </w:r>
-          </w:p>
-        </w:tc>
-        <w:tc>
-          <w:tcPr>
-            <w:tcW w:type="dxa" w:w="1020"/>
-            <w:vAlign w:val="top"/>
-            <w:shd w:val="clear" w:color="auto" w:fill="E2EFDA"/>
-          </w:tcPr>
-          <w:p>
-            <w:pPr>
-              <w:spacing w:after="20" w:line="252" w:lineRule="auto"/>
-            </w:pPr>
-            <w:r>
-              <w:rPr>
-                <w:sz w:val="17"/>
-              </w:rPr>
-              <w:t>Thấp</w:t>
-            </w:r>
-          </w:p>
-        </w:tc>
-        <w:tc>
-          <w:tcPr>
-            <w:tcW w:type="dxa" w:w="4479"/>
-            <w:vAlign w:val="top"/>
-          </w:tcPr>
-          <w:p>
-            <w:pPr>
-              <w:spacing w:after="20" w:line="252" w:lineRule="auto"/>
-            </w:pPr>
-            <w:r>
-              <w:rPr>
-                <w:sz w:val="17"/>
-              </w:rPr>
-              <w:t>rerank_top_k = 5 theo Sprint 6 §14.3, sơ đồ ghi Top-10. Lệch có chủ đích, nhưng chưa ghi trong tài liệu kiến trúc; kết quả G3 lại chấm ở top_k = 10.</w:t>
-            </w:r>
-          </w:p>
-          <w:p>
-            <w:pPr>
-              <w:spacing w:after="20" w:line="252" w:lineRule="auto"/>
-            </w:pPr>
-            <w:r>
-              <w:rPr>
-                <w:b/>
-                <w:sz w:val="17"/>
-              </w:rPr>
-              <w:t xml:space="preserve">Đề xuất: </w:t>
-            </w:r>
-            <w:r>
-              <w:rPr>
-                <w:sz w:val="17"/>
-              </w:rPr>
-              <w:t>Ghi quyết định vào sprint6_integration.md; chấm ở cả K = 5 và 10.</w:t>
-            </w:r>
-          </w:p>
-        </w:tc>
-        <w:tc>
-          <w:tcPr>
-            <w:tcW w:type="dxa" w:w="1701"/>
-            <w:vAlign w:val="top"/>
-          </w:tcPr>
-          <w:p>
-            <w:pPr>
-              <w:spacing w:after="20" w:line="252" w:lineRule="auto"/>
-            </w:pPr>
-            <w:r>
-              <w:rPr>
-                <w:sz w:val="17"/>
-              </w:rPr>
-              <w:t>reranking/config.yaml</w:t>
-            </w:r>
-          </w:p>
-        </w:tc>
-        <w:tc>
-          <w:tcPr>
-            <w:tcW w:type="dxa" w:w="1077"/>
-            <w:vAlign w:val="top"/>
-          </w:tcPr>
-          <w:p>
-            <w:pPr>
-              <w:spacing w:after="20" w:line="252" w:lineRule="auto"/>
-            </w:pPr>
-            <w:r>
-              <w:rPr>
-                <w:sz w:val="17"/>
-              </w:rPr>
-              <w:t>Dev 5</w:t>
-            </w:r>
-          </w:p>
-        </w:tc>
-        <w:tc>
-          <w:tcPr>
-            <w:tcW w:type="dxa" w:w="964"/>
-            <w:vAlign w:val="top"/>
-            <w:shd w:val="clear" w:color="auto" w:fill="FBE5D6"/>
-          </w:tcPr>
-          <w:p>
-            <w:pPr>
-              <w:spacing w:after="20" w:line="252" w:lineRule="auto"/>
-            </w:pPr>
-            <w:r>
-              <w:rPr>
-                <w:sz w:val="17"/>
-              </w:rPr>
-              <w:t>Còn</w:t>
+              <w:t>Còn một phần (3b1b6dc)</w:t>
             </w:r>
           </w:p>
         </w:tc>
@@ -9324,7 +7373,7 @@
                 <w:b/>
                 <w:sz w:val="17"/>
               </w:rPr>
-              <w:t>H9</w:t>
+              <w:t>H8</w:t>
             </w:r>
           </w:p>
         </w:tc>
@@ -9359,43 +7408,7 @@
               <w:rPr>
                 <w:sz w:val="17"/>
               </w:rPr>
-              <w:t>ee755a5 sinh lại fixture embedding/data/han_gia_dinh_smoke_chunks.json (321 → 336 chunk) và có sửa test/test_bm25_retrieval.py nhưng không sửa số chunk mong đợi, nên test_build_function_loads_chunks_creates_index_and_returns_stats fail (336 != 321). Cùng commit đổi 4 schema, registry, benchmark và fixture nhưng không chạy test/. Đây là nguyên nhân chung của C7, H9 và D1: thay đổi contract không đi cùng việc cập nhật nơi dùng.</w:t>
-            </w:r>
-          </w:p>
-          <w:p>
-            <w:pPr>
-              <w:spacing w:after="20" w:line="252" w:lineRule="auto"/>
-            </w:pPr>
-            <w:r>
-              <w:rPr>
-                <w:b/>
-                <w:sz w:val="17"/>
-              </w:rPr>
-              <w:t xml:space="preserve">Đề xuất: </w:t>
-            </w:r>
-            <w:r>
-              <w:rPr>
-                <w:sz w:val="17"/>
-              </w:rPr>
-              <w:t>Đọc số chunk từ fixture thay vì ghi cứng 321. Quy ước: thay đổi phá vỡ tương thích ở schemas/, data_contract.md hoặc fixture phải ghi trong mô tả PR, sửa test liên quan trong cùng PR và chạy pytest cho parser/, tests/, test/ trước khi gộp.</w:t>
-            </w:r>
-          </w:p>
-          <w:p>
-            <w:pPr>
-              <w:spacing w:after="20" w:line="252" w:lineRule="auto"/>
-            </w:pPr>
-            <w:r>
-              <w:rPr>
-                <w:b/>
-                <w:sz w:val="17"/>
-              </w:rPr>
-              <w:t xml:space="preserve">Kiểm chứng: </w:t>
-            </w:r>
-            <w:r>
-              <w:rPr>
-                <w:sz w:val="17"/>
-              </w:rPr>
-              <w:t>test_bm25_retrieval.py dòng 52, 75–76, 85–87; số chunk của fixture: 321 ở 5b62b35, 336 ở ee755a5.</w:t>
+              <w:t>Parser nay dừng khi thiếu registry hoặc đứt chuỗi Điều. Vẫn nuốt lỗi: word_segment (ImportError), cleaner (except Exception rộng), parse_text_to_articles (chỉ cảnh báo rồi bỏ Điều khi dựng clause lỗi).</w:t>
             </w:r>
           </w:p>
         </w:tc>
@@ -9412,7 +7425,7 @@
               <w:rPr>
                 <w:sz w:val="17"/>
               </w:rPr>
-              <w:t>test/test_bm25_retrieval.py (dòng 52, 75–87); embedding/data/han_gia_dinh_smoke_chunks.json</w:t>
+              <w:t>parser/parser.py:563; chunking/chunking_rules.py:212; retrieval/build_bm25_index.py:153; scripts/build_index.py:43; embedding/vector_store.py:135</w:t>
             </w:r>
           </w:p>
         </w:tc>
@@ -9429,7 +7442,7 @@
               <w:rPr>
                 <w:sz w:val="17"/>
               </w:rPr>
-              <w:t>CTM</w:t>
+              <w:t>Cả nhóm</w:t>
             </w:r>
           </w:p>
         </w:tc>
@@ -9437,6 +7450,7 @@
           <w:tcPr>
             <w:tcW w:type="dxa" w:w="964"/>
             <w:vAlign w:val="top"/>
+            <w:shd w:val="clear" w:color="auto" w:fill="FFF2CC"/>
           </w:tcPr>
           <w:p>
             <w:pPr>
@@ -9446,7 +7460,7 @@
               <w:rPr>
                 <w:sz w:val="17"/>
               </w:rPr>
-              <w:t>Mới</w:t>
+              <w:t>Còn một phần</w:t>
             </w:r>
           </w:p>
         </w:tc>
@@ -9466,7 +7480,7 @@
                 <w:b/>
                 <w:sz w:val="17"/>
               </w:rPr>
-              <w:t>H8</w:t>
+              <w:t>H2</w:t>
             </w:r>
           </w:p>
         </w:tc>
@@ -9501,7 +7515,43 @@
               <w:rPr>
                 <w:sz w:val="17"/>
               </w:rPr>
-              <w:t>Parser nay dừng khi thiếu registry hoặc đứt chuỗi Điều. Vẫn nuốt lỗi: word_segment (ImportError), cleaner (except Exception rộng), parse_text_to_articles (chỉ cảnh báo rồi bỏ Điều khi dựng clause lỗi).</w:t>
+              <w:t>Test vẫn nằm ở 4 nơi (test/, tests/, retrieval/test/, parser/). test/test_benchmark_draft.py là bản cũ của tests/test_benchmark.py và khẳng định cả 300 câu là draft, nên sẽ fail khi có gold đã duyệt (D1).</w:t>
+            </w:r>
+          </w:p>
+          <w:p>
+            <w:pPr>
+              <w:spacing w:after="20" w:line="252" w:lineRule="auto"/>
+            </w:pPr>
+            <w:r>
+              <w:rPr>
+                <w:b/>
+                <w:sz w:val="17"/>
+              </w:rPr>
+              <w:t xml:space="preserve">Đề xuất: </w:t>
+            </w:r>
+            <w:r>
+              <w:rPr>
+                <w:sz w:val="17"/>
+              </w:rPr>
+              <w:t>Cả nhóm gom test về một thư mục; Dev 1 xóa test/test_benchmark_draft.py khi duyệt gold.</w:t>
+            </w:r>
+          </w:p>
+          <w:p>
+            <w:pPr>
+              <w:spacing w:after="20" w:line="252" w:lineRule="auto"/>
+            </w:pPr>
+            <w:r>
+              <w:rPr>
+                <w:b/>
+                <w:sz w:val="17"/>
+              </w:rPr>
+              <w:t xml:space="preserve">Kiểm chứng: </w:t>
+            </w:r>
+            <w:r>
+              <w:rPr>
+                <w:sz w:val="17"/>
+              </w:rPr>
+              <w:t>Từ b7f5e30, python -m pytest parser tests test chạy chung không lỗi collect: 531 pass, 20 skip ở 3b1b6dc.</w:t>
             </w:r>
           </w:p>
         </w:tc>
@@ -9518,7 +7568,7 @@
               <w:rPr>
                 <w:sz w:val="17"/>
               </w:rPr>
-              <w:t>parser/parser.py:563; chunking/chunking_rules.py:212; retrieval/build_bm25_index.py:153; scripts/build_index.py:43; embedding/vector_store.py:135</w:t>
+              <w:t>test/; tests/; retrieval/test/; parser/</w:t>
             </w:r>
           </w:p>
         </w:tc>
@@ -9553,7 +7603,7 @@
               <w:rPr>
                 <w:sz w:val="17"/>
               </w:rPr>
-              <w:t>Còn một phần</w:t>
+              <w:t>Còn một phần (b7f5e30)</w:t>
             </w:r>
           </w:p>
         </w:tc>
@@ -9573,7 +7623,7 @@
                 <w:b/>
                 <w:sz w:val="17"/>
               </w:rPr>
-              <w:t>H2</w:t>
+              <w:t>H1</w:t>
             </w:r>
           </w:p>
         </w:tc>
@@ -9608,131 +7658,6 @@
               <w:rPr>
                 <w:sz w:val="17"/>
               </w:rPr>
-              <w:t>Test nằm ở 4 nơi (test/, tests/, retrieval/test/, parser/). test/test_benchmark.py và tests/test_benchmark.py trùng tên module, nên chạy chung test/ và tests/ lỗi collect.</w:t>
-            </w:r>
-          </w:p>
-          <w:p>
-            <w:pPr>
-              <w:spacing w:after="20" w:line="252" w:lineRule="auto"/>
-            </w:pPr>
-            <w:r>
-              <w:rPr>
-                <w:b/>
-                <w:sz w:val="17"/>
-              </w:rPr>
-              <w:t xml:space="preserve">Đề xuất: </w:t>
-            </w:r>
-            <w:r>
-              <w:rPr>
-                <w:sz w:val="17"/>
-              </w:rPr>
-              <w:t>Xóa bản cũ, gom test về một thư mục.</w:t>
-            </w:r>
-          </w:p>
-        </w:tc>
-        <w:tc>
-          <w:tcPr>
-            <w:tcW w:type="dxa" w:w="1701"/>
-            <w:vAlign w:val="top"/>
-          </w:tcPr>
-          <w:p>
-            <w:pPr>
-              <w:spacing w:after="20" w:line="252" w:lineRule="auto"/>
-            </w:pPr>
-            <w:r>
-              <w:rPr>
-                <w:sz w:val="17"/>
-              </w:rPr>
-              <w:t>test/; tests/; retrieval/test/</w:t>
-            </w:r>
-          </w:p>
-        </w:tc>
-        <w:tc>
-          <w:tcPr>
-            <w:tcW w:type="dxa" w:w="1077"/>
-            <w:vAlign w:val="top"/>
-          </w:tcPr>
-          <w:p>
-            <w:pPr>
-              <w:spacing w:after="20" w:line="252" w:lineRule="auto"/>
-            </w:pPr>
-            <w:r>
-              <w:rPr>
-                <w:sz w:val="17"/>
-              </w:rPr>
-              <w:t>Cả nhóm</w:t>
-            </w:r>
-          </w:p>
-        </w:tc>
-        <w:tc>
-          <w:tcPr>
-            <w:tcW w:type="dxa" w:w="964"/>
-            <w:vAlign w:val="top"/>
-            <w:shd w:val="clear" w:color="auto" w:fill="FFF2CC"/>
-          </w:tcPr>
-          <w:p>
-            <w:pPr>
-              <w:spacing w:after="20" w:line="252" w:lineRule="auto"/>
-            </w:pPr>
-            <w:r>
-              <w:rPr>
-                <w:sz w:val="17"/>
-              </w:rPr>
-              <w:t>Còn một phần</w:t>
-            </w:r>
-          </w:p>
-        </w:tc>
-      </w:tr>
-      <w:tr>
-        <w:tc>
-          <w:tcPr>
-            <w:tcW w:type="dxa" w:w="624"/>
-            <w:vAlign w:val="top"/>
-          </w:tcPr>
-          <w:p>
-            <w:pPr>
-              <w:spacing w:after="20" w:line="252" w:lineRule="auto"/>
-            </w:pPr>
-            <w:r>
-              <w:rPr>
-                <w:b/>
-                <w:sz w:val="17"/>
-              </w:rPr>
-              <w:t>H1</w:t>
-            </w:r>
-          </w:p>
-        </w:tc>
-        <w:tc>
-          <w:tcPr>
-            <w:tcW w:type="dxa" w:w="1020"/>
-            <w:vAlign w:val="top"/>
-            <w:shd w:val="clear" w:color="auto" w:fill="FCE8B2"/>
-          </w:tcPr>
-          <w:p>
-            <w:pPr>
-              <w:spacing w:after="20" w:line="252" w:lineRule="auto"/>
-            </w:pPr>
-            <w:r>
-              <w:rPr>
-                <w:sz w:val="17"/>
-              </w:rPr>
-              <w:t>Trung bình</w:t>
-            </w:r>
-          </w:p>
-        </w:tc>
-        <w:tc>
-          <w:tcPr>
-            <w:tcW w:type="dxa" w:w="4479"/>
-            <w:vAlign w:val="top"/>
-          </w:tcPr>
-          <w:p>
-            <w:pPr>
-              <w:spacing w:after="20" w:line="252" w:lineRule="auto"/>
-            </w:pPr>
-            <w:r>
-              <w:rPr>
-                <w:sz w:val="17"/>
-              </w:rPr>
               <w:t>main chậm 35 commit so với reranker; nhánh NMA đã được gộp vào reranker (ae1ce0d) nhưng chưa vào main. Dev vẫn sửa chéo module (vd parser sửa file của chunking).</w:t>
             </w:r>
           </w:p>
@@ -9869,7 +7794,7 @@
               <w:rPr>
                 <w:sz w:val="17"/>
               </w:rPr>
-              <w:t>Tài liệu lỗi thời: retrieval.md ghi Dense dùng BGE-M3; sprint6_benchmark.md ghi 0 câu xác minh và số liệu nhóm câu khác dữ liệu (219 so với 211 current_law); README ghi chưa có số đo reranker; chunking_strategy.md dùng link file:///d:/… trỏ vào máy cá nhân.</w:t>
+              <w:t>retrieval/retrieval.md ghi Dense dùng BGE-M3 trong khi code mặc định bkai (chờ chốt model ở E2); mục Kết quả hiện tại của README ghi số Task 4 đo trên corpus 1.159 chunk với nhãn proposal (G3).</w:t>
             </w:r>
           </w:p>
           <w:p>
@@ -9887,7 +7812,25 @@
               <w:rPr>
                 <w:sz w:val="17"/>
               </w:rPr>
-              <w:t>Cập nhật cùng PR sửa lỗi tương ứng.</w:t>
+              <w:t>Cập nhật cùng PR chốt E2 và PR chạy lại số đo (G3).</w:t>
+            </w:r>
+          </w:p>
+          <w:p>
+            <w:pPr>
+              <w:spacing w:after="20" w:line="252" w:lineRule="auto"/>
+            </w:pPr>
+            <w:r>
+              <w:rPr>
+                <w:b/>
+                <w:sz w:val="17"/>
+              </w:rPr>
+              <w:t xml:space="preserve">Kiểm chứng: </w:t>
+            </w:r>
+            <w:r>
+              <w:rPr>
+                <w:sz w:val="17"/>
+              </w:rPr>
+              <w:t>docs/sprint6_benchmark.md đã cập nhật số liệu ánh xạ, lệnh test và nhật ký đóng băng ở 96d0086; chunking_strategy.md không còn link file:///.</w:t>
             </w:r>
           </w:p>
         </w:tc>
@@ -9904,7 +7847,131 @@
               <w:rPr>
                 <w:sz w:val="17"/>
               </w:rPr>
-              <w:t>retrieval/retrieval.md; docs/sprint6_benchmark.md; README.md; chunking/chunking_strategy.md</w:t>
+              <w:t>retrieval/retrieval.md (dòng 12, 18); README.md:61</w:t>
+            </w:r>
+          </w:p>
+        </w:tc>
+        <w:tc>
+          <w:tcPr>
+            <w:tcW w:type="dxa" w:w="1077"/>
+            <w:vAlign w:val="top"/>
+          </w:tcPr>
+          <w:p>
+            <w:pPr>
+              <w:spacing w:after="20" w:line="252" w:lineRule="auto"/>
+            </w:pPr>
+            <w:r>
+              <w:rPr>
+                <w:sz w:val="17"/>
+              </w:rPr>
+              <w:t>Cả nhóm</w:t>
+            </w:r>
+          </w:p>
+        </w:tc>
+        <w:tc>
+          <w:tcPr>
+            <w:tcW w:type="dxa" w:w="964"/>
+            <w:vAlign w:val="top"/>
+          </w:tcPr>
+          <w:p>
+            <w:pPr>
+              <w:spacing w:after="20" w:line="252" w:lineRule="auto"/>
+            </w:pPr>
+            <w:r>
+              <w:rPr>
+                <w:sz w:val="17"/>
+              </w:rPr>
+              <w:t>Còn một phần (96d0086)</w:t>
+            </w:r>
+          </w:p>
+        </w:tc>
+      </w:tr>
+      <w:tr>
+        <w:tc>
+          <w:tcPr>
+            <w:tcW w:type="dxa" w:w="624"/>
+            <w:vAlign w:val="top"/>
+          </w:tcPr>
+          <w:p>
+            <w:pPr>
+              <w:spacing w:after="20" w:line="252" w:lineRule="auto"/>
+            </w:pPr>
+            <w:r>
+              <w:rPr>
+                <w:b/>
+                <w:sz w:val="17"/>
+              </w:rPr>
+              <w:t>H3</w:t>
+            </w:r>
+          </w:p>
+        </w:tc>
+        <w:tc>
+          <w:tcPr>
+            <w:tcW w:type="dxa" w:w="1020"/>
+            <w:vAlign w:val="top"/>
+            <w:shd w:val="clear" w:color="auto" w:fill="E2EFDA"/>
+          </w:tcPr>
+          <w:p>
+            <w:pPr>
+              <w:spacing w:after="20" w:line="252" w:lineRule="auto"/>
+            </w:pPr>
+            <w:r>
+              <w:rPr>
+                <w:sz w:val="17"/>
+              </w:rPr>
+              <w:t>Thấp</w:t>
+            </w:r>
+          </w:p>
+        </w:tc>
+        <w:tc>
+          <w:tcPr>
+            <w:tcW w:type="dxa" w:w="4479"/>
+            <w:vAlign w:val="top"/>
+          </w:tcPr>
+          <w:p>
+            <w:pPr>
+              <w:spacing w:after="20" w:line="252" w:lineRule="auto"/>
+            </w:pPr>
+            <w:r>
+              <w:rPr>
+                <w:sz w:val="17"/>
+              </w:rPr>
+              <w:t>Code trùng (2 BM25, 3 metric, 2 reranker); ruff báo 248 lỗi (181 tự sửa được).</w:t>
+            </w:r>
+          </w:p>
+          <w:p>
+            <w:pPr>
+              <w:spacing w:after="20" w:line="252" w:lineRule="auto"/>
+            </w:pPr>
+            <w:r>
+              <w:rPr>
+                <w:b/>
+                <w:sz w:val="17"/>
+              </w:rPr>
+              <w:t xml:space="preserve">Đề xuất: </w:t>
+            </w:r>
+            <w:r>
+              <w:rPr>
+                <w:sz w:val="17"/>
+              </w:rPr>
+              <w:t>Chạy ruff --fix trong PR riêng; xóa bản trùng theo F1, F2, E10.</w:t>
+            </w:r>
+          </w:p>
+        </w:tc>
+        <w:tc>
+          <w:tcPr>
+            <w:tcW w:type="dxa" w:w="1701"/>
+            <w:vAlign w:val="top"/>
+          </w:tcPr>
+          <w:p>
+            <w:pPr>
+              <w:spacing w:after="20" w:line="252" w:lineRule="auto"/>
+            </w:pPr>
+            <w:r>
+              <w:rPr>
+                <w:sz w:val="17"/>
+              </w:rPr>
+              <w:t>toàn repo</w:t>
             </w:r>
           </w:p>
         </w:tc>
@@ -9959,7 +8026,7 @@
                 <w:b/>
                 <w:sz w:val="17"/>
               </w:rPr>
-              <w:t>H3</w:t>
+              <w:t>H5</w:t>
             </w:r>
           </w:p>
         </w:tc>
@@ -9994,7 +8061,7 @@
               <w:rPr>
                 <w:sz w:val="17"/>
               </w:rPr>
-              <w:t>Code trùng (2 BM25, 3 metric, 2 reranker); ruff báo 248 lỗi (181 tự sửa được).</w:t>
+              <w:t>origin/NMA vẫn theo dõi parser/__pycache__/cleaner.cpython-314.pyc và parser.cpython-314.pyc; lần gộp sau từ NMA có thể đưa lại hai file này vào testing.</w:t>
             </w:r>
           </w:p>
           <w:p>
@@ -10012,7 +8079,25 @@
               <w:rPr>
                 <w:sz w:val="17"/>
               </w:rPr>
-              <w:t>Chạy ruff --fix trong PR riêng; xóa bản trùng theo F1, F2, E10.</w:t>
+              <w:t>NMA chạy git rm --cached các file .pyc trên nhánh của mình; CI kiểm git ls-files không có .pyc.</w:t>
+            </w:r>
+          </w:p>
+          <w:p>
+            <w:pPr>
+              <w:spacing w:after="20" w:line="252" w:lineRule="auto"/>
+            </w:pPr>
+            <w:r>
+              <w:rPr>
+                <w:b/>
+                <w:sz w:val="17"/>
+              </w:rPr>
+              <w:t xml:space="preserve">Kiểm chứng: </w:t>
+            </w:r>
+            <w:r>
+              <w:rPr>
+                <w:sz w:val="17"/>
+              </w:rPr>
+              <w:t>testing bỏ theo dõi 2 file ở 5e0b9c2 (và file git diff 46 MB ở thư mục gốc ở 5e0b9c2); chạy pytest không làm đổi file nào trong git.</w:t>
             </w:r>
           </w:p>
         </w:tc>
@@ -10029,7 +8114,7 @@
               <w:rPr>
                 <w:sz w:val="17"/>
               </w:rPr>
-              <w:t>toàn repo</w:t>
+              <w:t>origin/NMA: parser/__pycache__/</w:t>
             </w:r>
           </w:p>
         </w:tc>
@@ -10046,7 +8131,7 @@
               <w:rPr>
                 <w:sz w:val="17"/>
               </w:rPr>
-              <w:t>Cả nhóm</w:t>
+              <w:t>NMA</w:t>
             </w:r>
           </w:p>
         </w:tc>
@@ -10054,7 +8139,6 @@
           <w:tcPr>
             <w:tcW w:type="dxa" w:w="964"/>
             <w:vAlign w:val="top"/>
-            <w:shd w:val="clear" w:color="auto" w:fill="FBE5D6"/>
           </w:tcPr>
           <w:p>
             <w:pPr>
@@ -10064,132 +8148,7 @@
               <w:rPr>
                 <w:sz w:val="17"/>
               </w:rPr>
-              <w:t>Còn</w:t>
-            </w:r>
-          </w:p>
-        </w:tc>
-      </w:tr>
-      <w:tr>
-        <w:tc>
-          <w:tcPr>
-            <w:tcW w:type="dxa" w:w="624"/>
-            <w:vAlign w:val="top"/>
-          </w:tcPr>
-          <w:p>
-            <w:pPr>
-              <w:spacing w:after="20" w:line="252" w:lineRule="auto"/>
-            </w:pPr>
-            <w:r>
-              <w:rPr>
-                <w:b/>
-                <w:sz w:val="17"/>
-              </w:rPr>
-              <w:t>H5</w:t>
-            </w:r>
-          </w:p>
-        </w:tc>
-        <w:tc>
-          <w:tcPr>
-            <w:tcW w:type="dxa" w:w="1020"/>
-            <w:vAlign w:val="top"/>
-            <w:shd w:val="clear" w:color="auto" w:fill="E2EFDA"/>
-          </w:tcPr>
-          <w:p>
-            <w:pPr>
-              <w:spacing w:after="20" w:line="252" w:lineRule="auto"/>
-            </w:pPr>
-            <w:r>
-              <w:rPr>
-                <w:sz w:val="17"/>
-              </w:rPr>
-              <w:t>Thấp</w:t>
-            </w:r>
-          </w:p>
-        </w:tc>
-        <w:tc>
-          <w:tcPr>
-            <w:tcW w:type="dxa" w:w="4479"/>
-            <w:vAlign w:val="top"/>
-          </w:tcPr>
-          <w:p>
-            <w:pPr>
-              <w:spacing w:after="20" w:line="252" w:lineRule="auto"/>
-            </w:pPr>
-            <w:r>
-              <w:rPr>
-                <w:sz w:val="17"/>
-              </w:rPr>
-              <w:t>git không theo dõi file .pyc nào. Nhánh NMA vẫn commit .pyc, nên lần gộp sau từ NMA có thể đưa lại.</w:t>
-            </w:r>
-          </w:p>
-          <w:p>
-            <w:pPr>
-              <w:spacing w:after="20" w:line="252" w:lineRule="auto"/>
-            </w:pPr>
-            <w:r>
-              <w:rPr>
-                <w:b/>
-                <w:sz w:val="17"/>
-              </w:rPr>
-              <w:t xml:space="preserve">Đề xuất: </w:t>
-            </w:r>
-            <w:r>
-              <w:rPr>
-                <w:sz w:val="17"/>
-              </w:rPr>
-              <w:t>NMA chạy git rm --cached các file .pyc trên nhánh của mình.</w:t>
-            </w:r>
-          </w:p>
-        </w:tc>
-        <w:tc>
-          <w:tcPr>
-            <w:tcW w:type="dxa" w:w="1701"/>
-            <w:vAlign w:val="top"/>
-          </w:tcPr>
-          <w:p>
-            <w:pPr>
-              <w:spacing w:after="20" w:line="252" w:lineRule="auto"/>
-            </w:pPr>
-            <w:r>
-              <w:rPr>
-                <w:sz w:val="17"/>
-              </w:rPr>
-              <w:t>parser/__pycache__/; test/__pycache__/</w:t>
-            </w:r>
-          </w:p>
-        </w:tc>
-        <w:tc>
-          <w:tcPr>
-            <w:tcW w:type="dxa" w:w="1077"/>
-            <w:vAlign w:val="top"/>
-          </w:tcPr>
-          <w:p>
-            <w:pPr>
-              <w:spacing w:after="20" w:line="252" w:lineRule="auto"/>
-            </w:pPr>
-            <w:r>
-              <w:rPr>
-                <w:sz w:val="17"/>
-              </w:rPr>
-              <w:t>Cả nhóm</w:t>
-            </w:r>
-          </w:p>
-        </w:tc>
-        <w:tc>
-          <w:tcPr>
-            <w:tcW w:type="dxa" w:w="964"/>
-            <w:vAlign w:val="top"/>
-            <w:shd w:val="clear" w:color="auto" w:fill="E2EFDA"/>
-          </w:tcPr>
-          <w:p>
-            <w:pPr>
-              <w:spacing w:after="20" w:line="252" w:lineRule="auto"/>
-            </w:pPr>
-            <w:r>
-              <w:rPr>
-                <w:sz w:val="17"/>
-              </w:rPr>
-              <w:t>Đã sửa</w:t>
+              <w:t>Còn một phần (5e0b9c2)</w:t>
             </w:r>
           </w:p>
         </w:tc>
@@ -11593,7 +9552,7 @@
               <w:rPr>
                 <w:sz w:val="17"/>
               </w:rPr>
-              <w:t>Chạy riêng từng file; chạy chung tests/ và test/ vẫn lỗi collect. Chạy test làm bẩn git trở lại vì 72a7377 commit lại parser/__pycache__/*.pyc (H5). Sau bản sửa chunking 24/10 (chunking_test): 218 pass, 2 fail (thêm 14 test của test_chunking.py; 2 fail như trên). Ở 840c8a3, parser/: 209 pass, 14 skip (hết fail của A25). Ở 64b65f0, parser/, tests/schema_test.py và test/test_chunking.py: 235 pass, 14 skip, 1 fail (A28). Sau bản sửa A28 (77b5886): 302 pass, 20 skip, 0 fail (thêm 72 test; 6 skip mới là 3 test chạy trên mọi TXT gặp 2 TT chia theo mục La Mã). Ở 3d646da (25/10, sau khi kéo CTM): parser/, tests/schema_test.py, tests/test_dense_retriever.py và test/ (trừ test_benchmark.py) 382 pass, 20 skip, 1 fail (test_bm25_retrieval, H9).</w:t>
+              <w:t>Chạy riêng từng file; chạy chung tests/ và test/ vẫn lỗi collect. Chạy test làm bẩn git trở lại vì 72a7377 commit lại parser/__pycache__/*.pyc (H5). Sau bản sửa chunking 24/10 (chunking_test): 218 pass, 2 fail (thêm 14 test của test_chunking.py; 2 fail như trên). Ở 840c8a3, parser/: 209 pass, 14 skip (hết fail của A25). Ở 64b65f0, parser/, tests/schema_test.py và test/test_chunking.py: 235 pass, 14 skip, 1 fail (A28). Sau bản sửa A28 (77b5886): 302 pass, 20 skip, 0 fail (thêm 72 test; 6 skip mới là 3 test chạy trên mọi TXT gặp 2 TT chia theo mục La Mã). Ở 3d646da (25/10, sau khi kéo CTM): parser/, tests/schema_test.py, tests/test_dense_retriever.py và test/ (trừ test_benchmark.py) 382 pass, 20 skip, 1 fail (test_bm25_retrieval, H9). Ở be28659 (25/10): 464 pass, 20 skip, 1 fail (H9) khi chạy riêng từng file; chạy chung test/ tests/ vẫn lỗi collect (H2); chạy test vẫn làm đổi parser/__pycache__/parser.cpython-314.pyc (H5) (Phụ lục M). Ở 3b1b6dc (25/10, sau đợt sửa): chạy chung python -m pytest parser tests test: 531 pass, 20 skip, 0 fail, 0 lỗi collect; chạy test không làm đổi file nào trong git (Phụ lục N).</w:t>
             </w:r>
           </w:p>
         </w:tc>
@@ -11632,7 +9591,7 @@
     <w:p>
       <w:pPr/>
       <w:r>
-        <w:t>Bảng dưới đây là thứ tự làm cho các lỗi còn mở sau khi gộp CTM và NMA, tính cả các lỗi mới A25, A26, A28. Mỗi bước ghi việc cụ thể, owner, điều kiện để bắt đầu và tiêu chí để coi là xong. Màu ở cột Bước: đỏ là đang chặn các bước sau, vàng là làm ngay khi có điều kiện, xanh là làm sau. Những lỗi đã sửa (mục 3) không có trong bảng. Nguyên tắc: chỉ sửa trước những lỗi đang chặn việc sinh corpus (A6, A28), sinh corpus rồi chuyển sang map gold, dựng index và đo số; các lỗi parser còn lại làm song song, không chờ sửa hết. Mỗi lần sửa parser từ 22/10 tới nay đều sinh thêm lỗi mới (A24 từ bản sửa A23, A25 từ bản sửa A6 và A13, A28 lộ ra khi đổi PDF), và hai lần commit được đẩy lên khi test đang fail, nên việc chặn commit khi test fail làm trước tiên.</w:t>
+        <w:t>Bảng dưới đây là thứ tự làm cho các lỗi còn mở, viết lại cuối ngày 25/10 trên 3b1b6dc. Mỗi bước ghi việc cụ thể, owner, điều kiện để bắt đầu và tiêu chí để coi là xong. Màu ở cột Bước: đỏ là đang chặn các bước sau, vàng là làm ngay khi có điều kiện, xanh là làm sau. Những lỗi đã sửa (mục 3) không có trong bảng. Các lỗi sửa được mà không cần bàn đã sửa xong ngày 25/10 (Phụ lục N); mọi lỗi còn lại cần quyết định, cần thỏa thuận ai làm, hoặc chờ gold đã duyệt để chạy lại số đo.</w:t>
       </w:r>
     </w:p>
     <w:tbl>
@@ -11779,7 +9738,7 @@
                 <w:b/>
                 <w:sz w:val="17"/>
               </w:rPr>
-              <w:t>0. Gỡ chặn môi trường</w:t>
+              <w:t>0. Chặn commit lỗi</w:t>
             </w:r>
           </w:p>
         </w:tc>
@@ -11795,7 +9754,7 @@
               <w:rPr>
                 <w:sz w:val="17"/>
               </w:rPr>
-              <w:t>requirements: thêm pymupdf, bỏ pdfplumber; cleaner chỉ import ollama khi cần OCR (A8). git rm --cached 4 file .pyc (H5). Đổi tên một trong hai test_benchmark.py (H2). Thêm pre-commit hook hoặc CI chạy pytest parser/ và python -m compileall scripts/, chặn commit khi fail (A7, H2, C10).</w:t>
+              <w:t>Thêm CI hoặc pre-commit hook chạy python -m pytest parser tests test và python -m compileall cho scripts/, evaluation/, retrieval/, reranking/, chặn merge khi fail (A7). NMA bỏ theo dõi .pyc trên nhánh của mình (H5). Thống nhất một thư mục test (H2).</w:t>
             </w:r>
           </w:p>
         </w:tc>
@@ -11811,7 +9770,7 @@
               <w:rPr>
                 <w:sz w:val="17"/>
               </w:rPr>
-              <w:t>A8, H5, H2, A7, C10</w:t>
+              <w:t>A7, H5, H2</w:t>
             </w:r>
           </w:p>
         </w:tc>
@@ -11825,10 +9784,9 @@
             </w:pPr>
             <w:r>
               <w:rPr>
-                <w:b w:val="0"/>
-                <w:sz w:val="17"/>
-              </w:rPr>
-              <w:t>Parser; Dev 3 + Dev 4; cả nhóm</w:t>
+                <w:sz w:val="17"/>
+              </w:rPr>
+              <w:t>Cả nhóm; NMA (H5); admin repo (branch protection)</w:t>
             </w:r>
           </w:p>
         </w:tc>
@@ -11842,10 +9800,9 @@
             </w:pPr>
             <w:r>
               <w:rPr>
-                <w:b w:val="0"/>
-                <w:sz w:val="17"/>
-              </w:rPr>
-              <w:t>Ngay. Mỗi việc dưới nửa ngày.</w:t>
+                <w:sz w:val="17"/>
+              </w:rPr>
+              <w:t>Ngay.</w:t>
             </w:r>
           </w:p>
         </w:tc>
@@ -11861,7 +9818,7 @@
               <w:rPr>
                 <w:sz w:val="17"/>
               </w:rPr>
-              <w:t>Clone mới cài đủ thư viện và chạy được cleaner, parser; pytest test/ tests/ hết lỗi collect; chạy test không làm bẩn git. Không commit được khi pytest parser/ fail.</w:t>
+              <w:t>Commit làm test fail hoặc có lỗi cú pháp bị chặn; origin/NMA không còn file .pyc.</w:t>
             </w:r>
           </w:p>
         </w:tc>
@@ -11870,7 +9827,7 @@
         <w:tc>
           <w:tcPr>
             <w:tcW w:type="dxa" w:w="1150"/>
-            <w:shd w:val="clear" w:color="auto" w:fill="F8CBAD"/>
+            <w:shd w:val="clear" w:color="auto" w:fill="FFF2CC"/>
           </w:tcPr>
           <w:p>
             <w:pPr>
@@ -11881,7 +9838,7 @@
                 <w:b/>
                 <w:sz w:val="17"/>
               </w:rPr>
-              <w:t>1. Chốt contract và registry</w:t>
+              <w:t>1. Quyết định dữ liệu, dọn file cũ</w:t>
             </w:r>
           </w:p>
         </w:tc>
@@ -11897,7 +9854,7 @@
               <w:rPr>
                 <w:sz w:val="17"/>
               </w:rPr>
-              <w:t>Chốt phiên bản Luật 52/2014 dùng trong corpus (bản gốc 2014 đang dùng từ 1260ed8, hay VBHN 121) và ghi phiên bản, nguồn tải của mọi PDF vào registry (A6). Sinh lại hoặc bỏ context_registry.json; một kiểu ID cho gold_article_ids (C5). run_dev_retrieval.py ghi theo RetrievalEnvelope (C2).</w:t>
+              <w:t>Dev 1 chốt phiên bản Luật 52/2014 (A6), cách xử lý 2 TT chia theo mục La Mã (A26), title chính thức (A16), số phận context_registry.json và duyệt 334 dòng mới của article_index (C5). Đổi các mặc định còn trỏ file smoke, xóa all_legal_chunks.json và data/parser_validated/ (B4, H7).</w:t>
             </w:r>
           </w:p>
         </w:tc>
@@ -11913,7 +9870,7 @@
               <w:rPr>
                 <w:sz w:val="17"/>
               </w:rPr>
-              <w:t>A6, C5, C2</w:t>
+              <w:t>A6, A26, A16, C5, B4, H7</w:t>
             </w:r>
           </w:p>
         </w:tc>
@@ -11929,7 +9886,7 @@
               <w:rPr>
                 <w:sz w:val="17"/>
               </w:rPr>
-              <w:t>Dev 1 (C2: Dev 4)</w:t>
+              <w:t>Dev 1; Dev 3 + Dev 4 + Chunking (B4, H7)</w:t>
             </w:r>
           </w:p>
         </w:tc>
@@ -11945,7 +9902,7 @@
               <w:rPr>
                 <w:sz w:val="17"/>
               </w:rPr>
-              <w:t>Ngay, song song bước 0 và 2. Chốt phiên bản Luật 52/2014 (A6) trước khi sinh corpus.</w:t>
+              <w:t>Ngay, song song bước 2. A6, A26: trước khi khóa Test ở bước 4.</w:t>
             </w:r>
           </w:p>
         </w:tc>
@@ -11961,7 +9918,7 @@
               <w:rPr>
                 <w:sz w:val="17"/>
               </w:rPr>
-              <w:t>validate_benchmark.py không còn đọc ID smoke của context_registry.json (C5); dump của run_dev_retrieval.py pass retrieval_schema.json (C2).</w:t>
+              <w:t>validate_benchmark.py không còn cho ID smoke qua bước kiểm; không script nào đọc file smoke hay data/parser_validated/ ngoài unit test.</w:t>
             </w:r>
           </w:p>
         </w:tc>
@@ -11981,7 +9938,7 @@
                 <w:b/>
                 <w:sz w:val="17"/>
               </w:rPr>
-              <w:t>2. Sửa parser: phần chặn corpus trước, phần còn lại song song</w:t>
+              <w:t>2. Gold, lọc theo thời điểm</w:t>
             </w:r>
           </w:p>
         </w:tc>
@@ -11995,40 +9952,31 @@
             </w:pPr>
             <w:r>
               <w:rPr>
-                <w:b/>
-                <w:sz w:val="17"/>
-              </w:rPr>
-              <w:t xml:space="preserve">Trước bước 3: </w:t>
-            </w:r>
-            <w:r>
-              <w:rPr>
-                <w:sz w:val="17"/>
-              </w:rPr>
-              <w:t>chỉ khi Dev 1 chọn bản VBHN cho Luật 52/2014 (A6): chạy lại cleaner và parser cho L01, sinh lại parsed_jsons.</w:t>
-            </w:r>
-          </w:p>
+                <w:sz w:val="17"/>
+              </w:rPr>
+              <w:t>(a) Chọn 50–100 câu phân tầng, duyệt gold ở cấp Khoản, ghi tên người xác minh thật (D1); 11 câu đã duyệt của gold_id_proposals_300.json là điểm bắt đầu. (b) Lọc theo khoảng effective_from/effective_to và as_of_date trong Elasticsearch và Qdrant, bỏ bộ lọc tĩnh “Hết hiệu lực”, cho search() nhận as_of_date (E1); pipeline đã truyền as_of_date từ 3b1b6dc. (c) Tách từ câu hỏi cùng phiên bản với corpus (B2). (d) Index BM25 lưu đủ trường contract và parent_id thật (E6).</w:t>
+            </w:r>
+          </w:p>
+        </w:tc>
+        <w:tc>
+          <w:tcPr>
+            <w:tcW w:type="dxa" w:w="1050"/>
+          </w:tcPr>
           <w:p>
             <w:pPr>
               <w:spacing w:after="0"/>
             </w:pPr>
             <w:r>
               <w:rPr>
-                <w:b/>
-                <w:sz w:val="17"/>
-              </w:rPr>
-              <w:t xml:space="preserve">Song song với bước 3–5, không chặn: </w:t>
-            </w:r>
-            <w:r>
-              <w:rPr>
-                <w:sz w:val="17"/>
-              </w:rPr>
-              <w:t>bỏ hoặc gắn theo file nguồn các mẫu cleaner viết cho nguồn cũ (A25); sửa “\\s” trong DOCUMENT_NUMBER_RE (A11); thêm pymupdf vào requirements (A8, bước 0); test cho cleaner (A7); 2 TT chia theo mục La Mã chọn cách rẻ: ghi trong registry là chưa đưa vào corpus và đánh dấu HN_048 là câu hỏi về văn bản ngoài corpus (A26, D2), không viết parser cho cấu trúc mục La Mã; không bỏ qua Điều khi dựng Khoản lỗi (H8). Mỗi việc dưới nửa ngày. Sửa xong thì sinh lại parsed_jsons; chỉ chạy lại export khi nội dung Điều đổi.</w:t>
-            </w:r>
-          </w:p>
-        </w:tc>
-        <w:tc>
-          <w:tcPr>
-            <w:tcW w:type="dxa" w:w="1050"/>
+                <w:sz w:val="17"/>
+              </w:rPr>
+              <w:t>D1, E1, B2, E6</w:t>
+            </w:r>
+          </w:p>
+        </w:tc>
+        <w:tc>
+          <w:tcPr>
+            <w:tcW w:type="dxa" w:w="1000"/>
           </w:tcPr>
           <w:p>
             <w:pPr>
@@ -12038,13 +9986,13 @@
               <w:rPr>
                 <w:sz w:val="17"/>
               </w:rPr>
-              <w:t>A25, A26, A11, A7, H8</w:t>
-            </w:r>
-          </w:p>
-        </w:tc>
-        <w:tc>
-          <w:tcPr>
-            <w:tcW w:type="dxa" w:w="1000"/>
+              <w:t>Dev 1 (D1); Dev 4 + Dev 3 (E1, B2, E6)</w:t>
+            </w:r>
+          </w:p>
+        </w:tc>
+        <w:tc>
+          <w:tcPr>
+            <w:tcW w:type="dxa" w:w="1500"/>
           </w:tcPr>
           <w:p>
             <w:pPr>
@@ -12054,13 +10002,13 @@
               <w:rPr>
                 <w:sz w:val="17"/>
               </w:rPr>
-              <w:t>Parser (registry: Dev 1)</w:t>
-            </w:r>
-          </w:p>
-        </w:tc>
-        <w:tc>
-          <w:tcPr>
-            <w:tcW w:type="dxa" w:w="1500"/>
+              <w:t>Ngay; code chạy trên fixture theo mock-first. Index đã dựng lại trên corpus 664634e (Phụ lục N).</w:t>
+            </w:r>
+          </w:p>
+        </w:tc>
+        <w:tc>
+          <w:tcPr>
+            <w:tcW w:type="dxa" w:w="1666"/>
           </w:tcPr>
           <w:p>
             <w:pPr>
@@ -12070,23 +10018,7 @@
               <w:rPr>
                 <w:sz w:val="17"/>
               </w:rPr>
-              <w:t>L01: ngay sau khi Dev 1 chốt A6 (bước 1). Phần còn lại: song song với bước 3–5.</w:t>
-            </w:r>
-          </w:p>
-        </w:tc>
-        <w:tc>
-          <w:tcPr>
-            <w:tcW w:type="dxa" w:w="1666"/>
-          </w:tcPr>
-          <w:p>
-            <w:pPr>
-              <w:spacing w:after="0"/>
-            </w:pPr>
-            <w:r>
-              <w:rPr>
-                <w:sz w:val="17"/>
-              </w:rPr>
-              <w:t>Trước bước 3: pytest parser/ pass (đã đạt ở 77b5886). Phần còn lại: cleaner không xóa từ nào ngoài khối được phép; không còn mẫu cleaner nào khớp 0 lần trên cả 23 TXT; số hiệu lấy từ nhãn “Số:”.</w:t>
+              <w:t>Ít nhất 50 câu có gold đã xác minh; câu historical_law và outdated_law_trap lấy được chunk Hết hiệu lực khi as_of_date nằm trong thời gian hiệu lực; config.temporal_filter của pipeline là “retriever”.</w:t>
             </w:r>
           </w:p>
         </w:tc>
@@ -12095,7 +10027,7 @@
         <w:tc>
           <w:tcPr>
             <w:tcW w:type="dxa" w:w="1150"/>
-            <w:shd w:val="clear" w:color="auto" w:fill="F8CBAD"/>
+            <w:shd w:val="clear" w:color="auto" w:fill="FFF2CC"/>
           </w:tcPr>
           <w:p>
             <w:pPr>
@@ -12106,7 +10038,7 @@
                 <w:b/>
                 <w:sz w:val="17"/>
               </w:rPr>
-              <w:t>3. Sửa chunker, sinh lại corpus data-v1</w:t>
+              <w:t>3. Metric chung, chốt cấu hình</w:t>
             </w:r>
           </w:p>
         </w:tc>
@@ -12122,7 +10054,7 @@
               <w:rPr>
                 <w:sz w:val="17"/>
               </w:rPr>
-              <w:t>Corpus đã sinh lại ở 664634e (25/10): 0 “Khoản 1” giả (B1), 0 breadcrumb sai Khoản (B10), exporter mới kiểm chunk dưới 10 ký tự (B13). Còn: CI kiểm chunks.jsonl khớp parsed_jsons (B11). Xóa corpus cũ, data/parser_validated/ và các mặc định trỏ file smoke (B4). Ghim underthesea ở requirements-bkai.txt, tách từ câu hỏi cùng phiên bản (B2). Khi Dev 1 chốt A6 theo bản VBHN, chạy lại parser và export cho Luật 52/2014.</w:t>
+              <w:t>Một module metric chung có Strict Match và Parent Match, báo số câu được chấm (F2). Thêm retrieval.retrieval_top_k, hybrid.fusion và một hàm đọc config dùng chung (E8). Tiền xử lý Dense theo cờ của model (E4); bỏ nhánh tự chunk lại (E12); thống nhất xử lý câu hỏi rỗng (E14); rút gọn bản ghi chunk (B7, cần Dev 1 chốt C1). Khi có khoảng 100 câu đã duyệt: chọn model dense (E2), rrf_k (E8) và cách chấm của reranker (G5).</w:t>
             </w:r>
           </w:p>
         </w:tc>
@@ -12138,7 +10070,7 @@
               <w:rPr>
                 <w:sz w:val="17"/>
               </w:rPr>
-              <w:t>B11, B2, B4</w:t>
+              <w:t>F2, E8, E4, E12, E14, B7, E2, G5</w:t>
             </w:r>
           </w:p>
         </w:tc>
@@ -12154,7 +10086,7 @@
               <w:rPr>
                 <w:sz w:val="17"/>
               </w:rPr>
-              <w:t>Chunking (B2: Dev 3 + Dev 4; B4 cùng Dev 4)</w:t>
+              <w:t>Dev 2 (F2); Dev 4 (E8, E14); Dev 3 (E4, E12, E2, E14); Dev 5 (G5); Chunking + Dev 1 (B7)</w:t>
             </w:r>
           </w:p>
         </w:tc>
@@ -12170,7 +10102,7 @@
               <w:rPr>
                 <w:sz w:val="17"/>
               </w:rPr>
-              <w:t>Phần còn lại: ngay. Chạy lại export: khi Dev 1 chốt A6 (bước 1).</w:t>
+              <w:t>F2, E8 (khóa config), E14: ngay. E2, E4, rrf_k, G5: sau khi bước 2 có gold.</w:t>
             </w:r>
           </w:p>
         </w:tc>
@@ -12186,7 +10118,7 @@
               <w:rPr>
                 <w:sz w:val="17"/>
               </w:rPr>
-              <w:t>Report ghi tokenization_backend = underthesea và tokenization_version; schema_test và test_chunking pass; 0 “CÔNG BÁO”, 0 “Khoản 1” giả, 0 breadcrumb lặp Khoản; 100% clause_id có trong parser.</w:t>
+              <w:t>retrieval/config.yaml ghi một model và mọi script đọc từ đó; cấu hình được chọn bằng số đo trên gold đã duyệt, kèm khoảng tin cậy.</w:t>
             </w:r>
           </w:p>
         </w:tc>
@@ -12195,7 +10127,7 @@
         <w:tc>
           <w:tcPr>
             <w:tcW w:type="dxa" w:w="1150"/>
-            <w:shd w:val="clear" w:color="auto" w:fill="FFF2CC"/>
+            <w:shd w:val="clear" w:color="auto" w:fill="E2EFDA"/>
           </w:tcPr>
           <w:p>
             <w:pPr>
@@ -12206,7 +10138,7 @@
                 <w:b/>
                 <w:sz w:val="17"/>
               </w:rPr>
-              <w:t>4. Map lại benchmark</w:t>
+              <w:t>4. Chia lại Test, chạy lại số đo</w:t>
             </w:r>
           </w:p>
         </w:tc>
@@ -12220,10 +10152,9 @@
             </w:pPr>
             <w:r>
               <w:rPr>
-                <w:b w:val="0"/>
-                <w:sz w:val="17"/>
-              </w:rPr>
-              <w:t>Map gold, candidate và proposal sang chunk_id mới theo nội dung chunk; kiểm tay phần không map được (D4). Sinh lại production_chunk_index từ chunks.jsonl mới (D3). Chọn 50–100 câu phân tầng, duyệt gold ở cấp Khoản (D1). Chia lại Dev/Test, đóng băng Test cùng gold của Test (D2).</w:t>
+                <w:sz w:val="17"/>
+              </w:rPr>
+              <w:t>Chia lại Dev/Test trên tập đã duyệt, khóa cả câu hỏi và gold của Test (D2). Chấm trên gold đã xác minh (F5). Chạy lại BM25 (F1), Dense, Hybrid (C2), Hybrid + Reranker ở K = 5 và 10 (G3), Zero-shot (F6) và các file của evaluation/results (C4) bằng code hiện tại, trên máy đủ bộ nhớ cho cả model dense và reranker. Viết baseline_report, cập nhật README và retrieval.md (F4, H4).</w:t>
             </w:r>
           </w:p>
         </w:tc>
@@ -12237,10 +10168,9 @@
             </w:pPr>
             <w:r>
               <w:rPr>
-                <w:b w:val="0"/>
-                <w:sz w:val="17"/>
-              </w:rPr>
-              <w:t>D4, D3, D1, D2</w:t>
+                <w:sz w:val="17"/>
+              </w:rPr>
+              <w:t>D2, F5, F1, C2, C4, G3, F6, F4, H4</w:t>
             </w:r>
           </w:p>
         </w:tc>
@@ -12254,10 +10184,9 @@
             </w:pPr>
             <w:r>
               <w:rPr>
-                <w:b w:val="0"/>
-                <w:sz w:val="17"/>
-              </w:rPr>
-              <w:t>Dev 1</w:t>
+                <w:sz w:val="17"/>
+              </w:rPr>
+              <w:t>Dev 1 (D2); Dev 2 (F5, F1, C4, F6, F4); Dev 4 (C2); Dev 5 (G3); cả nhóm (H4)</w:t>
             </w:r>
           </w:p>
         </w:tc>
@@ -12271,10 +10200,9 @@
             </w:pPr>
             <w:r>
               <w:rPr>
-                <w:b w:val="0"/>
-                <w:sz w:val="17"/>
-              </w:rPr>
-              <w:t>D4, D3: sau bước 3. Chọn câu và duyệt cấp Điều: làm ngay.</w:t>
+                <w:sz w:val="17"/>
+              </w:rPr>
+              <w:t>Sau bước 2 và 3; A6, A26 đã chốt.</w:t>
             </w:r>
           </w:p>
         </w:tc>
@@ -12288,10 +10216,9 @@
             </w:pPr>
             <w:r>
               <w:rPr>
-                <w:b w:val="0"/>
-                <w:sz w:val="17"/>
-              </w:rPr>
-              <w:t>test/test_benchmark.py pass; 100% gold ID có trong corpus; Test có file freeze và SHA-256.</w:t>
+                <w:sz w:val="17"/>
+              </w:rPr>
+              <w:t>Test có file freeze và SHA-256 cho cả câu hỏi và gold; mọi file kết quả có 100% chunk_id thuộc corpus hiện tại; README và báo cáo dùng số mới.</w:t>
             </w:r>
           </w:p>
         </w:tc>
@@ -12300,7 +10227,7 @@
         <w:tc>
           <w:tcPr>
             <w:tcW w:type="dxa" w:w="1150"/>
-            <w:shd w:val="clear" w:color="auto" w:fill="FFF2CC"/>
+            <w:shd w:val="clear" w:color="auto" w:fill="E2EFDA"/>
           </w:tcPr>
           <w:p>
             <w:pPr>
@@ -12311,7 +10238,7 @@
                 <w:b/>
                 <w:sz w:val="17"/>
               </w:rPr>
-              <w:t>5. Dựng lại index, sửa retrieval</w:t>
+              <w:t>5. Test cuối, dọn repo</w:t>
             </w:r>
           </w:p>
         </w:tc>
@@ -12325,10 +10252,9 @@
             </w:pPr>
             <w:r>
               <w:rPr>
-                <w:b w:val="0"/>
-                <w:sz w:val="17"/>
-              </w:rPr>
-              <w:t>Dựng lại BM25 với recreate=True (F1, E15) và Qdrant (E3) từ data-v1. Lọc theo as_of_date trong ES và Qdrant (E1). Bỏ nhánh tự chunk lại trong build_index (E12). Một hàm đọc corpus và một formatter §4.3 dùng chung để search() trả đủ trường contract (E6, B7). Tiền xử lý Dense theo cờ của model (E4). Khi đã có gold xác minh: chọn model dense (E2) và rrf_k (E8).</w:t>
+                <w:sz w:val="17"/>
+              </w:rPr>
+              <w:t>Khóa cấu hình; chạy Test một lần cho cả 4 phương pháp, báo kèm khoảng tin cậy (F3). PR testing vào main, áp dụng CODEOWNERS (H1). Dọn các lỗi còn lại: H8, H3, E11 (backlog sau Sprint 6), B5.</w:t>
             </w:r>
           </w:p>
         </w:tc>
@@ -12342,10 +10268,9 @@
             </w:pPr>
             <w:r>
               <w:rPr>
-                <w:b w:val="0"/>
-                <w:sz w:val="17"/>
-              </w:rPr>
-              <w:t>E15, E3, E1, E12, E6, B7, E4, E2, E8</w:t>
+                <w:sz w:val="17"/>
+              </w:rPr>
+              <w:t>F3, H1, H8, H3, E11, B5</w:t>
             </w:r>
           </w:p>
         </w:tc>
@@ -12359,10 +10284,9 @@
             </w:pPr>
             <w:r>
               <w:rPr>
-                <w:b w:val="0"/>
-                <w:sz w:val="17"/>
-              </w:rPr>
-              <w:t>Dev 4 + Dev 3</w:t>
+                <w:sz w:val="17"/>
+              </w:rPr>
+              <w:t>Cả nhóm</w:t>
             </w:r>
           </w:p>
         </w:tc>
@@ -12376,10 +10300,9 @@
             </w:pPr>
             <w:r>
               <w:rPr>
-                <w:b w:val="0"/>
-                <w:sz w:val="17"/>
-              </w:rPr>
-              <w:t>Code: ngay trên fixture. Index thật: sau bước 3. E2, E8: sau bước 4.</w:t>
+                <w:sz w:val="17"/>
+              </w:rPr>
+              <w:t>Sau bước 4. H8, H3, B5 làm xen kẽ khi rảnh.</w:t>
             </w:r>
           </w:p>
         </w:tc>
@@ -12393,217 +10316,6 @@
             </w:pPr>
             <w:r>
               <w:rPr>
-                <w:b w:val="0"/>
-                <w:sz w:val="17"/>
-              </w:rPr>
-              <w:t>Index chỉ chứa ID của data-v1; output retrieval pass retrieval_schema mới.</w:t>
-            </w:r>
-          </w:p>
-        </w:tc>
-      </w:tr>
-      <w:tr>
-        <w:tc>
-          <w:tcPr>
-            <w:tcW w:type="dxa" w:w="1150"/>
-            <w:shd w:val="clear" w:color="auto" w:fill="FFF2CC"/>
-          </w:tcPr>
-          <w:p>
-            <w:pPr>
-              <w:spacing w:after="0"/>
-            </w:pPr>
-            <w:r>
-              <w:rPr>
-                <w:b/>
-                <w:sz w:val="17"/>
-              </w:rPr>
-              <w:t>6. Đánh giá, chạy lại số đo</w:t>
-            </w:r>
-          </w:p>
-        </w:tc>
-        <w:tc>
-          <w:tcPr>
-            <w:tcW w:type="dxa" w:w="3500"/>
-          </w:tcPr>
-          <w:p>
-            <w:pPr>
-              <w:spacing w:after="0"/>
-            </w:pPr>
-            <w:r>
-              <w:rPr>
-                <w:b w:val="0"/>
-                <w:sz w:val="17"/>
-              </w:rPr>
-              <w:t>run_bm25 bỏ bước dựng index (F1). Một module metric chung có Strict/Parent Match, báo số câu được chấm và số câu bỏ qua (F2). Chấm trên gold đã xác minh, ghi rõ loại nhãn (F5). Truyền as_of_date qua pipeline và CLI (G2). Chạy lại BM25, Dense, Hybrid, Hybrid + Reranker (G3); Zero-shot (F6); viết baseline_report, cập nhật README (F4).</w:t>
-            </w:r>
-          </w:p>
-        </w:tc>
-        <w:tc>
-          <w:tcPr>
-            <w:tcW w:type="dxa" w:w="1050"/>
-          </w:tcPr>
-          <w:p>
-            <w:pPr>
-              <w:spacing w:after="0"/>
-            </w:pPr>
-            <w:r>
-              <w:rPr>
-                <w:b w:val="0"/>
-                <w:sz w:val="17"/>
-              </w:rPr>
-              <w:t>F1, F2, F5, G2, G3, F6, F4</w:t>
-            </w:r>
-          </w:p>
-        </w:tc>
-        <w:tc>
-          <w:tcPr>
-            <w:tcW w:type="dxa" w:w="1000"/>
-          </w:tcPr>
-          <w:p>
-            <w:pPr>
-              <w:spacing w:after="0"/>
-            </w:pPr>
-            <w:r>
-              <w:rPr>
-                <w:b w:val="0"/>
-                <w:sz w:val="17"/>
-              </w:rPr>
-              <w:t>Dev 2 + Dev 5</w:t>
-            </w:r>
-          </w:p>
-        </w:tc>
-        <w:tc>
-          <w:tcPr>
-            <w:tcW w:type="dxa" w:w="1500"/>
-          </w:tcPr>
-          <w:p>
-            <w:pPr>
-              <w:spacing w:after="0"/>
-            </w:pPr>
-            <w:r>
-              <w:rPr>
-                <w:b w:val="0"/>
-                <w:sz w:val="17"/>
-              </w:rPr>
-              <w:t>F1, F2, G2: ngay trên fixture. Số thật: sau bước 4 và 5.</w:t>
-            </w:r>
-          </w:p>
-        </w:tc>
-        <w:tc>
-          <w:tcPr>
-            <w:tcW w:type="dxa" w:w="1666"/>
-          </w:tcPr>
-          <w:p>
-            <w:pPr>
-              <w:spacing w:after="0"/>
-            </w:pPr>
-            <w:r>
-              <w:rPr>
-                <w:b w:val="0"/>
-                <w:sz w:val="17"/>
-              </w:rPr>
-              <w:t>Mọi file kết quả có 100% ID thuộc data-v1; README và báo cáo dùng số mới.</w:t>
-            </w:r>
-          </w:p>
-        </w:tc>
-      </w:tr>
-      <w:tr>
-        <w:tc>
-          <w:tcPr>
-            <w:tcW w:type="dxa" w:w="1150"/>
-            <w:shd w:val="clear" w:color="auto" w:fill="E2EFDA"/>
-          </w:tcPr>
-          <w:p>
-            <w:pPr>
-              <w:spacing w:after="0"/>
-            </w:pPr>
-            <w:r>
-              <w:rPr>
-                <w:b/>
-                <w:sz w:val="17"/>
-              </w:rPr>
-              <w:t>7. Test cuối, dọn repo</w:t>
-            </w:r>
-          </w:p>
-        </w:tc>
-        <w:tc>
-          <w:tcPr>
-            <w:tcW w:type="dxa" w:w="3500"/>
-          </w:tcPr>
-          <w:p>
-            <w:pPr>
-              <w:spacing w:after="0"/>
-            </w:pPr>
-            <w:r>
-              <w:rPr>
-                <w:b w:val="0"/>
-                <w:sz w:val="17"/>
-              </w:rPr>
-              <w:t>Khóa cấu hình; chạy Test một lần cho cả 4 phương pháp, báo kèm khoảng tin cậy (F3). PR testing vào main (H1). Dọn các lỗi mức Thấp còn lại: E7, E9, E10, E11, E14, G1, G5, G6, H3, H4, H7, B5, C4.</w:t>
-            </w:r>
-          </w:p>
-        </w:tc>
-        <w:tc>
-          <w:tcPr>
-            <w:tcW w:type="dxa" w:w="1050"/>
-          </w:tcPr>
-          <w:p>
-            <w:pPr>
-              <w:spacing w:after="0"/>
-            </w:pPr>
-            <w:r>
-              <w:rPr>
-                <w:b w:val="0"/>
-                <w:sz w:val="17"/>
-              </w:rPr>
-              <w:t>F3, H1 và nhóm Thấp</w:t>
-            </w:r>
-          </w:p>
-        </w:tc>
-        <w:tc>
-          <w:tcPr>
-            <w:tcW w:type="dxa" w:w="1000"/>
-          </w:tcPr>
-          <w:p>
-            <w:pPr>
-              <w:spacing w:after="0"/>
-            </w:pPr>
-            <w:r>
-              <w:rPr>
-                <w:b w:val="0"/>
-                <w:sz w:val="17"/>
-              </w:rPr>
-              <w:t>Cả nhóm</w:t>
-            </w:r>
-          </w:p>
-        </w:tc>
-        <w:tc>
-          <w:tcPr>
-            <w:tcW w:type="dxa" w:w="1500"/>
-          </w:tcPr>
-          <w:p>
-            <w:pPr>
-              <w:spacing w:after="0"/>
-            </w:pPr>
-            <w:r>
-              <w:rPr>
-                <w:b w:val="0"/>
-                <w:sz w:val="17"/>
-              </w:rPr>
-              <w:t>Sau bước 6. Các lỗi Thấp có thể làm xen kẽ khi rảnh.</w:t>
-            </w:r>
-          </w:p>
-        </w:tc>
-        <w:tc>
-          <w:tcPr>
-            <w:tcW w:type="dxa" w:w="1666"/>
-          </w:tcPr>
-          <w:p>
-            <w:pPr>
-              <w:spacing w:after="0"/>
-            </w:pPr>
-            <w:r>
-              <w:rPr>
-                <w:b w:val="0"/>
                 <w:sz w:val="17"/>
               </w:rPr>
               <w:t>Test chạy đúng một lần, có SHA-256 của corpus, gold, Test và commit.</w:t>
@@ -12620,9 +10332,300 @@
     <w:p>
       <w:pPr/>
       <w:r>
-        <w:t>Đường găng là 1 → 2 → 3 → 4 → 5 → 6 → 7, trong đó C3 và ID của Luật 1986 đã xong; A28 đã sửa (77b5886) và corpus đã sinh lại ở 664634e (bước 3); khi Dev 1 chốt phiên bản Luật 52/2014 (A6) chỉ cần chạy lại parser và export, chunk_id không đổi. Thí nghiệm lấy text từ HTML của vbpl.vn (Phụ lục J) không nằm trên đường găng; chỉ làm khi cần thêm nhiều văn bản. Bước 0 nên xong trong ngày đầu để mọi người chạy được parser và test. Phần viết code của bước 5 và 6 làm song song trên fixture theo nguyên tắc mock-first, chỉ chạy số thật khi đã có data-v1 và gold mới. Lưu ý: corpus mới mang tiêu đề văn bản theo registry (A16), nên Dense có thể giảm nếu chưa có bộ lọc as_of_date (register v2 đo Hit@10 từ 0,570 xuống 0,479). Vì vậy chỉ so số đo sau khi xong E1 ở bước 5.</w:t>
+        <w:t>Đường găng là 2 → 3 → 4 → 5; bước 0 và bước 1 làm song song và phải xong trước bước 4. Việc dài nhất là duyệt gold (D1), vì phải đọc từng Khoản; việc chọn cấu hình (E2, E8, G5) và chia lại Test (D2) đều chờ việc này. Việc code lớn nhất là lọc theo thời điểm trong retriever (E1); pipeline đã truyền as_of_date và ghi rõ khi retriever chưa lọc. A6 không chặn gì ngoài việc khóa Test: đổi bản Luật 52/2014 chỉ đổi chữ của văn bản này và đáp án HN_183, chunk_id không đổi. Chỉ so số đo Dense và Hybrid sau khi xong E1, vì bộ lọc tĩnh hiện loại 912/2.011 chunk Hết hiệu lực ở mọi câu hỏi.</w:t>
       </w:r>
     </w:p>
+    <w:p>
+      <w:pPr>
+        <w:pStyle w:val="Heading2"/>
+      </w:pPr>
+      <w:r>
+        <w:t>Phân loại lỗi còn mở theo mức cần phối hợp</w:t>
+      </w:r>
+    </w:p>
+    <w:p>
+      <w:pPr/>
+      <w:r>
+        <w:t>Sau đợt sửa ngày 25/10 (be28659..96d0086), không còn lỗi nào sửa được mà không cần bàn với dev khác. Bảng dưới xếp các lỗi còn mở theo việc cần làm trước khi sửa. Các lỗi chỉ còn một phần được xếp theo phần còn lại.</w:t>
+      </w:r>
+    </w:p>
+    <w:tbl>
+      <w:tblPr>
+        <w:tblStyle w:val="TableGrid"/>
+        <w:tblW w:type="auto" w:w="0"/>
+        <w:jc w:val="center"/>
+        <w:tblLayout w:type="fixed"/>
+        <w:tblLook w:firstColumn="1" w:firstRow="1" w:lastColumn="0" w:lastRow="0" w:noHBand="0" w:noVBand="1" w:val="04A0"/>
+      </w:tblPr>
+      <w:tblGrid>
+        <w:gridCol w:w="3289"/>
+        <w:gridCol w:w="3289"/>
+        <w:gridCol w:w="3289"/>
+      </w:tblGrid>
+      <w:tr>
+        <w:trPr>
+          <w:tblHeader w:val="true"/>
+        </w:trPr>
+        <w:tc>
+          <w:tcPr>
+            <w:tcW w:type="dxa" w:w="1300"/>
+            <w:shd w:val="clear" w:color="auto" w:fill="DCE6F1"/>
+          </w:tcPr>
+          <w:p>
+            <w:pPr>
+              <w:spacing w:after="0"/>
+            </w:pPr>
+            <w:r>
+              <w:rPr>
+                <w:b/>
+                <w:sz w:val="17"/>
+              </w:rPr>
+              <w:t>Nhóm</w:t>
+            </w:r>
+          </w:p>
+        </w:tc>
+        <w:tc>
+          <w:tcPr>
+            <w:tcW w:type="dxa" w:w="7066"/>
+            <w:shd w:val="clear" w:color="auto" w:fill="DCE6F1"/>
+          </w:tcPr>
+          <w:p>
+            <w:pPr>
+              <w:spacing w:after="0"/>
+            </w:pPr>
+            <w:r>
+              <w:rPr>
+                <w:b/>
+                <w:sz w:val="17"/>
+              </w:rPr>
+              <w:t>Lỗi</w:t>
+            </w:r>
+          </w:p>
+        </w:tc>
+        <w:tc>
+          <w:tcPr>
+            <w:tcW w:type="dxa" w:w="1500"/>
+            <w:shd w:val="clear" w:color="auto" w:fill="DCE6F1"/>
+          </w:tcPr>
+          <w:p>
+            <w:pPr>
+              <w:spacing w:after="0"/>
+            </w:pPr>
+            <w:r>
+              <w:rPr>
+                <w:b/>
+                <w:sz w:val="17"/>
+              </w:rPr>
+              <w:t>Ghi chú</w:t>
+            </w:r>
+          </w:p>
+        </w:tc>
+      </w:tr>
+      <w:tr>
+        <w:tc>
+          <w:tcPr>
+            <w:tcW w:type="dxa" w:w="1300"/>
+          </w:tcPr>
+          <w:p>
+            <w:pPr>
+              <w:spacing w:after="0"/>
+            </w:pPr>
+            <w:r>
+              <w:rPr>
+                <w:b/>
+                <w:sz w:val="17"/>
+              </w:rPr>
+              <w:t>1. Đã sửa ngày 25/10, không cần bàn</w:t>
+            </w:r>
+          </w:p>
+        </w:tc>
+        <w:tc>
+          <w:tcPr>
+            <w:tcW w:type="dxa" w:w="7066"/>
+          </w:tcPr>
+          <w:p>
+            <w:pPr>
+              <w:spacing w:after="0"/>
+            </w:pPr>
+            <w:r>
+              <w:rPr>
+                <w:sz w:val="17"/>
+              </w:rPr>
+              <w:t>Sửa hết: A8, A11, A25, B3, C10, D3, D4, D5, E3, E7, E9, E10, E15, G1, G2, G6, H9. Sửa một phần: A7, B2, B4, C2, C4, C5, E11, E14, F1, G5, H2, H4, H5.</w:t>
+            </w:r>
+          </w:p>
+        </w:tc>
+        <w:tc>
+          <w:tcPr>
+            <w:tcW w:type="dxa" w:w="1500"/>
+          </w:tcPr>
+          <w:p>
+            <w:pPr>
+              <w:spacing w:after="0"/>
+            </w:pPr>
+            <w:r>
+              <w:rPr>
+                <w:sz w:val="17"/>
+              </w:rPr>
+              <w:t>9 commit 5e0b9c2..96d0086 trên testing, chưa push (Phụ lục N). File của người khác chỉ sửa cơ học; nên báo owner trước khi gộp.</w:t>
+            </w:r>
+          </w:p>
+        </w:tc>
+      </w:tr>
+      <w:tr>
+        <w:tc>
+          <w:tcPr>
+            <w:tcW w:type="dxa" w:w="1300"/>
+          </w:tcPr>
+          <w:p>
+            <w:pPr>
+              <w:spacing w:after="0"/>
+            </w:pPr>
+            <w:r>
+              <w:rPr>
+                <w:b/>
+                <w:sz w:val="17"/>
+              </w:rPr>
+              <w:t>2. Spec đã chốt, cần thỏa thuận ai làm</w:t>
+            </w:r>
+          </w:p>
+        </w:tc>
+        <w:tc>
+          <w:tcPr>
+            <w:tcW w:type="dxa" w:w="7066"/>
+          </w:tcPr>
+          <w:p>
+            <w:pPr>
+              <w:spacing w:after="0"/>
+            </w:pPr>
+            <w:r>
+              <w:rPr>
+                <w:sz w:val="17"/>
+              </w:rPr>
+              <w:t>E1, E6, E8 (khóa config), F2, B2 (phía truy vấn), B4 và H7 (mặc định, file cũ), H8, A7 (CI), H2 (gom thư mục), H5 (nhánh NMA)</w:t>
+            </w:r>
+          </w:p>
+        </w:tc>
+        <w:tc>
+          <w:tcPr>
+            <w:tcW w:type="dxa" w:w="1500"/>
+          </w:tcPr>
+          <w:p>
+            <w:pPr>
+              <w:spacing w:after="0"/>
+            </w:pPr>
+            <w:r>
+              <w:rPr>
+                <w:sz w:val="17"/>
+              </w:rPr>
+              <w:t>Cách làm đã rõ nhưng là phần việc chính của owner, hoặc sửa trên nhánh của người khác. A7: chặn merge cần quyền admin repo.</w:t>
+            </w:r>
+          </w:p>
+        </w:tc>
+      </w:tr>
+      <w:tr>
+        <w:tc>
+          <w:tcPr>
+            <w:tcW w:type="dxa" w:w="1300"/>
+          </w:tcPr>
+          <w:p>
+            <w:pPr>
+              <w:spacing w:after="0"/>
+            </w:pPr>
+            <w:r>
+              <w:rPr>
+                <w:b/>
+                <w:sz w:val="17"/>
+              </w:rPr>
+              <w:t>3. Cần quyết định</w:t>
+            </w:r>
+          </w:p>
+        </w:tc>
+        <w:tc>
+          <w:tcPr>
+            <w:tcW w:type="dxa" w:w="7066"/>
+          </w:tcPr>
+          <w:p>
+            <w:pPr>
+              <w:spacing w:after="0"/>
+            </w:pPr>
+            <w:r>
+              <w:rPr>
+                <w:sz w:val="17"/>
+              </w:rPr>
+              <w:t>A6, A16, A26, C5 (context_registry.json, duyệt article_index), B5, B7, D1, D2 (Dev 1); E2, E4, E12 (Dev 3); E14 (câu hỏi rỗng: Dev 3 + Dev 4); E11 (backlog sau Sprint 6); H1, H3 (cả nhóm)</w:t>
+            </w:r>
+          </w:p>
+        </w:tc>
+        <w:tc>
+          <w:tcPr>
+            <w:tcW w:type="dxa" w:w="1500"/>
+          </w:tcPr>
+          <w:p>
+            <w:pPr>
+              <w:spacing w:after="0"/>
+            </w:pPr>
+            <w:r>
+              <w:rPr>
+                <w:sz w:val="17"/>
+              </w:rPr>
+              <w:t>E14: kế hoạch Sprint 6 không quy định câu hỏi rỗng. H3: ruff --fix sửa file của mọi người cùng lúc nên phải chọn thời điểm.</w:t>
+            </w:r>
+          </w:p>
+        </w:tc>
+      </w:tr>
+      <w:tr>
+        <w:tc>
+          <w:tcPr>
+            <w:tcW w:type="dxa" w:w="1300"/>
+          </w:tcPr>
+          <w:p>
+            <w:pPr>
+              <w:spacing w:after="0"/>
+            </w:pPr>
+            <w:r>
+              <w:rPr>
+                <w:b/>
+                <w:sz w:val="17"/>
+              </w:rPr>
+              <w:t>4. Chờ gold hoặc cấu hình đã chốt để chạy lại số</w:t>
+            </w:r>
+          </w:p>
+        </w:tc>
+        <w:tc>
+          <w:tcPr>
+            <w:tcW w:type="dxa" w:w="7066"/>
+          </w:tcPr>
+          <w:p>
+            <w:pPr>
+              <w:spacing w:after="0"/>
+            </w:pPr>
+            <w:r>
+              <w:rPr>
+                <w:sz w:val="17"/>
+              </w:rPr>
+              <w:t>C2, C4, F1, F3, F4, F5, F6, G3, G5, H4</w:t>
+            </w:r>
+          </w:p>
+        </w:tc>
+        <w:tc>
+          <w:tcPr>
+            <w:tcW w:type="dxa" w:w="1500"/>
+          </w:tcPr>
+          <w:p>
+            <w:pPr>
+              <w:spacing w:after="0"/>
+            </w:pPr>
+            <w:r>
+              <w:rPr>
+                <w:sz w:val="17"/>
+              </w:rPr>
+              <w:t>Code đã sửa xong ở C2, C4, F1, G5; chỉ còn chạy lại và thay file kết quả cũ. G3 cần máy đủ bộ nhớ cho cả model dense và reranker.</w:t>
+            </w:r>
+          </w:p>
+        </w:tc>
+      </w:tr>
+    </w:tbl>
     <w:p>
       <w:pPr>
         <w:pStyle w:val="Heading2"/>
@@ -12733,7 +10736,7 @@
               <w:rPr>
                 <w:sz w:val="17"/>
               </w:rPr>
-              <w:t>Chốt phiên bản Luật 52/2014 (A6); rồi C5 (context_registry.json; duyệt 334 Điều mới của article_index).</w:t>
+              <w:t>Duyệt gold (D1), bắt đầu từ 11 câu đã duyệt của gold_id_proposals_300.json; chốt A6, A26, A16 và context_registry.json (C5); duyệt 334 Điều mới của article_index.</w:t>
             </w:r>
           </w:p>
         </w:tc>
@@ -12747,10 +10750,9 @@
             </w:pPr>
             <w:r>
               <w:rPr>
-                <w:b w:val="0"/>
-                <w:sz w:val="17"/>
-              </w:rPr>
-              <w:t>1 → 4</w:t>
+                <w:sz w:val="17"/>
+              </w:rPr>
+              <w:t>1 → 2 → 4</w:t>
             </w:r>
           </w:p>
         </w:tc>
@@ -12785,7 +10787,7 @@
               <w:rPr>
                 <w:sz w:val="17"/>
               </w:rPr>
-              <w:t>A28 đã sửa (77b5886). Song song với việc sinh corpus: A25 (bỏ mẫu cleaner thừa), A11, A8, A7 (test cho cleaner), A26 (ghi 2 TT là ngoài corpus).</w:t>
+              <w:t>Không còn lỗi parser sửa được mà không cần quyết định; chờ Dev 1 chốt A6, A26.</w:t>
             </w:r>
           </w:p>
         </w:tc>
@@ -12799,10 +10801,9 @@
             </w:pPr>
             <w:r>
               <w:rPr>
-                <w:b w:val="0"/>
-                <w:sz w:val="17"/>
-              </w:rPr>
-              <w:t>0 → 2</w:t>
+                <w:sz w:val="17"/>
+              </w:rPr>
+              <w:t>1</w:t>
             </w:r>
           </w:p>
         </w:tc>
@@ -12837,7 +10838,7 @@
               <w:rPr>
                 <w:sz w:val="17"/>
               </w:rPr>
-              <w:t>Corpus đã sinh lại (664634e); chạy lại export khi Dev 1 chốt A6; xóa corpus cũ cùng Dev 4 (B4).</w:t>
+              <w:t>Xóa data/parser_validated/ cùng Dev 3 sửa tests/schema_test.py và prepare_all_chunk_dataset.py (B4, H7); chạy lại export khi Dev 1 chốt A6; B7 khi Dev 1 chốt C1.</w:t>
             </w:r>
           </w:p>
         </w:tc>
@@ -12851,10 +10852,9 @@
             </w:pPr>
             <w:r>
               <w:rPr>
-                <w:b w:val="0"/>
-                <w:sz w:val="17"/>
-              </w:rPr>
-              <w:t>3</w:t>
+                <w:sz w:val="17"/>
+              </w:rPr>
+              <w:t>1 → 3</w:t>
             </w:r>
           </w:p>
         </w:tc>
@@ -12873,7 +10873,7 @@
                 <w:b/>
                 <w:sz w:val="17"/>
               </w:rPr>
-              <w:t>Dev 3</w:t>
+              <w:t>CTM, NMA</w:t>
             </w:r>
           </w:p>
         </w:tc>
@@ -12889,7 +10889,7 @@
               <w:rPr>
                 <w:sz w:val="17"/>
               </w:rPr>
-              <w:t>E12, E4, E3; ghim underthesea==9.5.0 trong requirements-bkai.txt (B2).</w:t>
+              <w:t>NMA bỏ theo dõi .pyc trên nhánh của mình (H5).</w:t>
             </w:r>
           </w:p>
         </w:tc>
@@ -12903,10 +10903,9 @@
             </w:pPr>
             <w:r>
               <w:rPr>
-                <w:b w:val="0"/>
-                <w:sz w:val="17"/>
-              </w:rPr>
-              <w:t>0 → 5</w:t>
+                <w:sz w:val="17"/>
+              </w:rPr>
+              <w:t>0</w:t>
             </w:r>
           </w:p>
         </w:tc>
@@ -12925,7 +10924,7 @@
                 <w:b/>
                 <w:sz w:val="17"/>
               </w:rPr>
-              <w:t>Dev 4</w:t>
+              <w:t>Dev 3</w:t>
             </w:r>
           </w:p>
         </w:tc>
@@ -12939,10 +10938,9 @@
             </w:pPr>
             <w:r>
               <w:rPr>
-                <w:b w:val="0"/>
-                <w:sz w:val="17"/>
-              </w:rPr>
-              <w:t>H2, rồi E1 (lọc theo as_of_date) và E6; dựng lại index khi có data-v1.</w:t>
+                <w:sz w:val="17"/>
+              </w:rPr>
+              <w:t>E4, E12, cùng Dev 4 chốt E14; đổi mặc định smoke ở embedding/ (B4, H7); chọn model dense (E2) khi có gold.</w:t>
             </w:r>
           </w:p>
         </w:tc>
@@ -12956,10 +10954,9 @@
             </w:pPr>
             <w:r>
               <w:rPr>
-                <w:b w:val="0"/>
-                <w:sz w:val="17"/>
-              </w:rPr>
-              <w:t>0 → 5</w:t>
+                <w:sz w:val="17"/>
+              </w:rPr>
+              <w:t>1 → 3</w:t>
             </w:r>
           </w:p>
         </w:tc>
@@ -12978,7 +10975,7 @@
                 <w:b/>
                 <w:sz w:val="17"/>
               </w:rPr>
-              <w:t>Dev 2</w:t>
+              <w:t>Dev 4</w:t>
             </w:r>
           </w:p>
         </w:tc>
@@ -12992,10 +10989,9 @@
             </w:pPr>
             <w:r>
               <w:rPr>
-                <w:b w:val="0"/>
-                <w:sz w:val="17"/>
-              </w:rPr>
-              <w:t>F1 và F2 trên fixture.</w:t>
+                <w:sz w:val="17"/>
+              </w:rPr>
+              <w:t>E1 (search nhận as_of_date), B2 phía truy vấn, E6, E8; bỏ hook trong HybridRetriever (E11); sinh lại retrieval/results (C2).</w:t>
             </w:r>
           </w:p>
         </w:tc>
@@ -13009,10 +11005,9 @@
             </w:pPr>
             <w:r>
               <w:rPr>
-                <w:b w:val="0"/>
-                <w:sz w:val="17"/>
-              </w:rPr>
-              <w:t>6</w:t>
+                <w:sz w:val="17"/>
+              </w:rPr>
+              <w:t>2 → 4</w:t>
             </w:r>
           </w:p>
         </w:tc>
@@ -13031,6 +11026,57 @@
                 <w:b/>
                 <w:sz w:val="17"/>
               </w:rPr>
+              <w:t>Dev 2</w:t>
+            </w:r>
+          </w:p>
+        </w:tc>
+        <w:tc>
+          <w:tcPr>
+            <w:tcW w:type="dxa" w:w="7066"/>
+          </w:tcPr>
+          <w:p>
+            <w:pPr>
+              <w:spacing w:after="0"/>
+            </w:pPr>
+            <w:r>
+              <w:rPr>
+                <w:sz w:val="17"/>
+              </w:rPr>
+              <w:t>F2; chạy lại evaluation/results bằng code hiện tại (F1, C4, F5, F6).</w:t>
+            </w:r>
+          </w:p>
+        </w:tc>
+        <w:tc>
+          <w:tcPr>
+            <w:tcW w:type="dxa" w:w="1500"/>
+          </w:tcPr>
+          <w:p>
+            <w:pPr>
+              <w:spacing w:after="0"/>
+            </w:pPr>
+            <w:r>
+              <w:rPr>
+                <w:sz w:val="17"/>
+              </w:rPr>
+              <w:t>3 → 4</w:t>
+            </w:r>
+          </w:p>
+        </w:tc>
+      </w:tr>
+      <w:tr>
+        <w:tc>
+          <w:tcPr>
+            <w:tcW w:type="dxa" w:w="1300"/>
+          </w:tcPr>
+          <w:p>
+            <w:pPr>
+              <w:spacing w:after="0"/>
+            </w:pPr>
+            <w:r>
+              <w:rPr>
+                <w:b/>
+                <w:sz w:val="17"/>
+              </w:rPr>
               <w:t>Dev 5</w:t>
             </w:r>
           </w:p>
@@ -13045,10 +11091,9 @@
             </w:pPr>
             <w:r>
               <w:rPr>
-                <w:b w:val="0"/>
-                <w:sz w:val="17"/>
-              </w:rPr>
-              <w:t>H5 và G2 trên fixture; chạy lại G3 khi có data-v1 và gold mới.</w:t>
+                <w:sz w:val="17"/>
+              </w:rPr>
+              <w:t>Đo G5 khi có gold; chạy lại Hybrid + Reranker (G3) trên máy đủ bộ nhớ.</w:t>
             </w:r>
           </w:p>
         </w:tc>
@@ -13062,10 +11107,9 @@
             </w:pPr>
             <w:r>
               <w:rPr>
-                <w:b w:val="0"/>
-                <w:sz w:val="17"/>
-              </w:rPr>
-              <w:t>0 → 6</w:t>
+                <w:sz w:val="17"/>
+              </w:rPr>
+              <w:t>3 → 4</w:t>
             </w:r>
           </w:p>
         </w:tc>
@@ -13081,7 +11125,7 @@
         <w:pStyle w:val="Heading2"/>
       </w:pPr>
       <w:r>
-        <w:t>Cách sinh lại corpus (bước 3)</w:t>
+        <w:t>Cách sinh lại corpus và dữ liệu đi kèm (khi parser hoặc chunker đổi)</w:t>
       </w:r>
     </w:p>
     <w:p>
@@ -13125,7 +11169,7 @@
     <w:p>
       <w:pPr/>
       <w:r>
-        <w:t>Trước khi commit, kiểm 4 điều: report ghi tokenization_backend = “underthesea” và tokenization_version khớp phiên bản ghim; số chunk và parent hợp lý (chunker đã sửa trên parser 72a7377 cho 1.157 / 508 với 11 văn bản cũ và 2.003 / 923 với đủ 21 văn bản; trên parser 840c8a3 cho 2.011 / 923); Luật 52/2014 Điều 2 có đủ 5 Khoản và không chứa chú thích VBHN, NĐ 10/2015 không còn nhãn “Hướng dẫn” (A25), Điều 123 khoản 3 đúng phiên bản đã chốt (A6); tests/schema_test.py và test/test_chunking.py pass; git status không có file .pyc bị đổi (nếu có thì git checkout -- các thư mục __pycache__). Sau khi commit corpus phải làm tiếp bước 4 (map gold) và dựng lại index ở bước 5. Trước đó mọi số đo retrieval đều không chấm được.</w:t>
+        <w:t>Trước khi commit, kiểm 4 điều: report ghi tokenization_backend = “underthesea” và tokenization_version khớp phiên bản ghim; số chunk và parent hợp lý (chunker đã sửa trên parser 72a7377 cho 1.157 / 508 với 11 văn bản cũ và 2.003 / 923 với đủ 21 văn bản; trên parser 840c8a3 cho 2.011 / 923); Luật 52/2014 Điều 2 có đủ 5 Khoản và không chứa chú thích VBHN, NĐ 10/2015 không còn nhãn “Hướng dẫn” (A25), Điều 123 khoản 3 đúng phiên bản đã chốt (A6); tests/schema_test.py và test/test_chunking.py pass; git status không có file .pyc bị đổi (nếu có thì git checkout -- các thư mục __pycache__). Sau khi sinh lại corpus: chạy python scripts/import_chunk_index.py --input data/chunking_output/chunks.jsonl --force (test/test_reference_sync.py fail nếu quên, hoặc nếu benchmark còn chunk_id không có trong corpus), map lại candidate theo nội dung nếu chunk_id đổi, rồi dựng lại index bằng python -m retrieval.build_bm25_index --recreate và python scripts/build_index.py.</w:t>
       </w:r>
     </w:p>
     <w:p>
@@ -18576,6 +16620,1424 @@
                 <w:sz w:val="17"/>
               </w:rPr>
               <w:t>Mới. build_gold_300_provisional.py lỗi cú pháp ở dòng 44–45 (dấu “\” thừa sau dấu hai chấm của vòng for); prepare_production_benchmark.py có 5 dấu “\” thừa nhưng vẫn compile; test đối chiếu registry ghi cứng 21 document_id. Sửa sau đó ở d1eaa3a: bỏ dấu “\” ở dòng 44, script compile và chạy hết với --root .; còn số 21 ghi cứng và 5 dấu “\” vô hại, nên C10 hạ xuống Thấp.</w:t>
+            </w:r>
+          </w:p>
+        </w:tc>
+      </w:tr>
+    </w:tbl>
+    <w:p>
+      <w:pPr>
+        <w:pStyle w:val="Heading1"/>
+      </w:pPr>
+      <w:r>
+        <w:rPr/>
+        <w:t>Phụ lục M. Đối chiếu trạng thái các dòng trên be28659 (25/10)</w:t>
+      </w:r>
+    </w:p>
+    <w:p>
+      <w:r>
+        <w:rPr/>
+        <w:t>Kiểm lại ngày 25/10/2026 trên commit be28659 của testing (từ 3d646da chỉ thêm d1eaa3a, d24ff2a, 33bc4ff và báo cáo này). Cách kiểm: đọc file ở cột Vị trí của các dòng ghi “Đã sửa”; git ls-files tìm file .pyc trên testing và origin/NMA; đếm candidate_context_ids của ground_truth.json, production_chunk_index.json, context_registry.json và gold_id_proposals_300.json thuộc corpus 664634e (2.011 chunk); chạy pytest từng file ở parser/, tests/, test/ và chạy chung test/ tests/ (.venv, Python 3.14). Không sửa code.</w:t>
+      </w:r>
+    </w:p>
+    <w:tbl>
+      <w:tblPr>
+        <w:tblStyle w:val="TableGrid"/>
+        <w:tblW w:type="auto" w:w="0"/>
+        <w:jc w:val="center"/>
+        <w:tblLayout w:type="fixed"/>
+        <w:tblLook w:firstColumn="1" w:firstRow="1" w:lastColumn="0" w:lastRow="0" w:noHBand="0" w:noVBand="1" w:val="04A0"/>
+      </w:tblPr>
+      <w:tblGrid>
+        <w:gridCol w:w="1100"/>
+        <w:gridCol w:w="3200"/>
+        <w:gridCol w:w="5566"/>
+      </w:tblGrid>
+      <w:tr>
+        <w:trPr>
+          <w:tblHeader w:val="true"/>
+        </w:trPr>
+        <w:tc>
+          <w:tcPr>
+            <w:tcW w:type="dxa" w:w="1100"/>
+            <w:shd w:val="clear" w:color="auto" w:fill="DCE6F1"/>
+          </w:tcPr>
+          <w:p>
+            <w:r>
+              <w:rPr>
+                <w:b/>
+                <w:sz w:val="17"/>
+              </w:rPr>
+              <w:t>#</w:t>
+            </w:r>
+          </w:p>
+        </w:tc>
+        <w:tc>
+          <w:tcPr>
+            <w:tcW w:type="dxa" w:w="3200"/>
+            <w:shd w:val="clear" w:color="auto" w:fill="DCE6F1"/>
+          </w:tcPr>
+          <w:p>
+            <w:r>
+              <w:rPr>
+                <w:b/>
+                <w:sz w:val="17"/>
+              </w:rPr>
+              <w:t>Docx ghi</w:t>
+            </w:r>
+          </w:p>
+        </w:tc>
+        <w:tc>
+          <w:tcPr>
+            <w:tcW w:type="dxa" w:w="5566"/>
+            <w:shd w:val="clear" w:color="auto" w:fill="DCE6F1"/>
+          </w:tcPr>
+          <w:p>
+            <w:r>
+              <w:rPr>
+                <w:b/>
+                <w:sz w:val="17"/>
+              </w:rPr>
+              <w:t>Ở be28659 (25/10)</w:t>
+            </w:r>
+          </w:p>
+        </w:tc>
+      </w:tr>
+      <w:tr>
+        <w:tc>
+          <w:tcPr>
+            <w:tcW w:type="dxa" w:w="1100"/>
+          </w:tcPr>
+          <w:p>
+            <w:r>
+              <w:rPr>
+                <w:b/>
+                <w:sz w:val="17"/>
+              </w:rPr>
+              <w:t>H5</w:t>
+            </w:r>
+          </w:p>
+        </w:tc>
+        <w:tc>
+          <w:tcPr>
+            <w:tcW w:type="dxa" w:w="3200"/>
+          </w:tcPr>
+          <w:p>
+            <w:r>
+              <w:rPr>
+                <w:sz w:val="17"/>
+              </w:rPr>
+              <w:t>Đã sửa: git không theo dõi file .pyc nào.</w:t>
+            </w:r>
+          </w:p>
+        </w:tc>
+        <w:tc>
+          <w:tcPr>
+            <w:tcW w:type="dxa" w:w="5566"/>
+          </w:tcPr>
+          <w:p>
+            <w:r>
+              <w:rPr>
+                <w:sz w:val="17"/>
+              </w:rPr>
+              <w:t>Chưa sửa, chuyển về Còn. testing theo dõi parser/__pycache__/cleaner.cpython-314.pyc và parser.cpython-314.pyc (đưa lại ở aba586d, cb0e758, 72a7377; Phụ lục E đã ghi); origin/NMA cũng có 2 file này. Sau khi chạy pytest parser/, git status báo parser.cpython-314.pyc bị đổi.</w:t>
+            </w:r>
+          </w:p>
+        </w:tc>
+      </w:tr>
+      <w:tr>
+        <w:tc>
+          <w:tcPr>
+            <w:tcW w:type="dxa" w:w="1100"/>
+          </w:tcPr>
+          <w:p>
+            <w:r>
+              <w:rPr>
+                <w:b/>
+                <w:sz w:val="17"/>
+              </w:rPr>
+              <w:t>A11</w:t>
+            </w:r>
+          </w:p>
+        </w:tc>
+        <w:tc>
+          <w:tcPr>
+            <w:tcW w:type="dxa" w:w="3200"/>
+          </w:tcPr>
+          <w:p>
+            <w:r>
+              <w:rPr>
+                <w:sz w:val="17"/>
+              </w:rPr>
+              <w:t>Đã sửa; mô tả là regex viết “\\s”, “\\w” không khớp nhãn “Số:”.</w:t>
+            </w:r>
+          </w:p>
+        </w:tc>
+        <w:tc>
+          <w:tcPr>
+            <w:tcW w:type="dxa" w:w="5566"/>
+          </w:tcPr>
+          <w:p>
+            <w:r>
+              <w:rPr>
+                <w:sz w:val="17"/>
+              </w:rPr>
+              <w:t>Còn một phần. Phần của register v2 (document_id lấy từ registry) đã sửa; DOCUMENT_NUMBER_RE ở parser.py dòng 1033–1036 vẫn viết “\\s”, “\\w”.</w:t>
+            </w:r>
+          </w:p>
+        </w:tc>
+      </w:tr>
+      <w:tr>
+        <w:tc>
+          <w:tcPr>
+            <w:tcW w:type="dxa" w:w="1100"/>
+          </w:tcPr>
+          <w:p>
+            <w:r>
+              <w:rPr>
+                <w:b/>
+                <w:sz w:val="17"/>
+              </w:rPr>
+              <w:t>A16, E15, E12, E3</w:t>
+            </w:r>
+          </w:p>
+        </w:tc>
+        <w:tc>
+          <w:tcPr>
+            <w:tcW w:type="dxa" w:w="3200"/>
+          </w:tcPr>
+          <w:p>
+            <w:r>
+              <w:rPr>
+                <w:sz w:val="17"/>
+              </w:rPr>
+              <w:t>Đã sửa, nhưng mỗi dòng còn đề xuất chưa làm.</w:t>
+            </w:r>
+          </w:p>
+        </w:tc>
+        <w:tc>
+          <w:tcPr>
+            <w:tcW w:type="dxa" w:w="5566"/>
+          </w:tcPr>
+          <w:p>
+            <w:r>
+              <w:rPr>
+                <w:sz w:val="17"/>
+              </w:rPr>
+              <w:t>Còn một phần. A16: chưa chốt title chính thức. E15, E3: index local vẫn dựng từ corpus 1.159 chunk (BM25 task4-legal-proposal300-current, Qdrant task4-bkai-proposal300-current). E12: scripts/build_index.py vẫn tự chunk lại từ parser/parsed_jsons khi không có file input (load_chunks_from_repo, dòng 38–77).</w:t>
+            </w:r>
+          </w:p>
+        </w:tc>
+      </w:tr>
+      <w:tr>
+        <w:tc>
+          <w:tcPr>
+            <w:tcW w:type="dxa" w:w="1100"/>
+          </w:tcPr>
+          <w:p>
+            <w:r>
+              <w:rPr>
+                <w:b/>
+                <w:sz w:val="17"/>
+              </w:rPr>
+              <w:t>B3</w:t>
+            </w:r>
+          </w:p>
+        </w:tc>
+        <w:tc>
+          <w:tcPr>
+            <w:tcW w:type="dxa" w:w="3200"/>
+          </w:tcPr>
+          <w:p>
+            <w:r>
+              <w:rPr>
+                <w:sz w:val="17"/>
+              </w:rPr>
+              <w:t>Đã sửa; 57 chunk_id chữ hoa khi đủ 21 văn bản; 8 candidate trỏ ID không có trong corpus.</w:t>
+            </w:r>
+          </w:p>
+        </w:tc>
+        <w:tc>
+          <w:tcPr>
+            <w:tcW w:type="dxa" w:w="5566"/>
+          </w:tcPr>
+          <w:p>
+            <w:r>
+              <w:rPr>
+                <w:sz w:val="17"/>
+              </w:rPr>
+              <w:t>Còn một phần. Corpus 664634e có 0/2.011 chunk_id chữ hoa; candidate có trong corpus 746/751, 5 ID thiếu đều của NQ 01/2024 (khoản 4, 5 Luật 52/2014 Điều 2 đã có lại, NĐ 207/2025 Điều 17 đã khớp). Regex ở data_contract.md dòng 14, 30 và chunk_payload_schema.json vẫn là [a-zA-Z0-9_].</w:t>
+            </w:r>
+          </w:p>
+        </w:tc>
+      </w:tr>
+      <w:tr>
+        <w:tc>
+          <w:tcPr>
+            <w:tcW w:type="dxa" w:w="1100"/>
+          </w:tcPr>
+          <w:p>
+            <w:r>
+              <w:rPr>
+                <w:b/>
+                <w:sz w:val="17"/>
+              </w:rPr>
+              <w:t>G3</w:t>
+            </w:r>
+          </w:p>
+        </w:tc>
+        <w:tc>
+          <w:tcPr>
+            <w:tcW w:type="dxa" w:w="3200"/>
+          </w:tcPr>
+          <w:p>
+            <w:r>
+              <w:rPr>
+                <w:sz w:val="17"/>
+              </w:rPr>
+              <w:t>Còn; reranking/results có 0/743 và 0/718 chunk_id thuộc corpus.</w:t>
+            </w:r>
+          </w:p>
+        </w:tc>
+        <w:tc>
+          <w:tcPr>
+            <w:tcW w:type="dxa" w:w="5566"/>
+          </w:tcPr>
+          <w:p>
+            <w:r>
+              <w:rPr>
+                <w:sz w:val="17"/>
+              </w:rPr>
+              <w:t>Còn một phần (33bc4ff). Các file đã xóa; còn chạy lại Hybrid + Reranker và số ở mục Kết quả hiện tại của README (dòng 61, đo trên corpus 1.159 chunk).</w:t>
+            </w:r>
+          </w:p>
+        </w:tc>
+      </w:tr>
+      <w:tr>
+        <w:tc>
+          <w:tcPr>
+            <w:tcW w:type="dxa" w:w="1100"/>
+          </w:tcPr>
+          <w:p>
+            <w:r>
+              <w:rPr>
+                <w:b/>
+                <w:sz w:val="17"/>
+              </w:rPr>
+              <w:t>D1, D3, D4, C5</w:t>
+            </w:r>
+          </w:p>
+        </w:tc>
+        <w:tc>
+          <w:tcPr>
+            <w:tcW w:type="dxa" w:w="3200"/>
+          </w:tcPr>
+          <w:p>
+            <w:r>
+              <w:rPr>
+                <w:sz w:val="17"/>
+              </w:rPr>
+              <w:t>Như mục 3.</w:t>
+            </w:r>
+          </w:p>
+        </w:tc>
+        <w:tc>
+          <w:tcPr>
+            <w:tcW w:type="dxa" w:w="5566"/>
+          </w:tcPr>
+          <w:p>
+            <w:r>
+              <w:rPr>
+                <w:sz w:val="17"/>
+              </w:rPr>
+              <w:t>Không đổi. 300/300 câu là draft, gold_context_ids rỗng. production_chunk_index.json: 1.134/1.171 ID có trong corpus. gold_id_proposals_300.json: 0/330. context_registry.json: 0/321 chunk_id thuộc corpus.</w:t>
+            </w:r>
+          </w:p>
+        </w:tc>
+      </w:tr>
+      <w:tr>
+        <w:tc>
+          <w:tcPr>
+            <w:tcW w:type="dxa" w:w="1100"/>
+          </w:tcPr>
+          <w:p>
+            <w:r>
+              <w:rPr>
+                <w:b/>
+                <w:sz w:val="17"/>
+              </w:rPr>
+              <w:t>Test</w:t>
+            </w:r>
+          </w:p>
+        </w:tc>
+        <w:tc>
+          <w:tcPr>
+            <w:tcW w:type="dxa" w:w="3200"/>
+          </w:tcPr>
+          <w:p>
+            <w:r>
+              <w:rPr>
+                <w:sz w:val="17"/>
+              </w:rPr>
+              <w:t>Ở 3d646da: 382 pass, 20 skip, 1 fail (H9).</w:t>
+            </w:r>
+          </w:p>
+        </w:tc>
+        <w:tc>
+          <w:tcPr>
+            <w:tcW w:type="dxa" w:w="5566"/>
+          </w:tcPr>
+          <w:p>
+            <w:r>
+              <w:rPr>
+                <w:sz w:val="17"/>
+              </w:rPr>
+              <w:t>parser/ 276 pass, 20 skip; tests/: schema_test 12, test_dense_retriever 10, test_benchmark 41 pass; test/: test_benchmark 41, test_bm25_retrieval 4 pass và 1 fail (H9), test_retrieval_evaluation 1, test_integration 26, test_hybrid_retriever 13, test_reranker 25, test_chunking 15 pass. Tổng 464 pass, 20 skip, 1 fail. Chạy chung test/ tests/: 1 lỗi collect (H2).</w:t>
+            </w:r>
+          </w:p>
+        </w:tc>
+      </w:tr>
+      <w:tr>
+        <w:tc>
+          <w:tcPr>
+            <w:tcW w:type="dxa" w:w="1100"/>
+          </w:tcPr>
+          <w:p>
+            <w:r>
+              <w:rPr>
+                <w:b/>
+                <w:sz w:val="17"/>
+              </w:rPr>
+              <w:t>Mục 5</w:t>
+            </w:r>
+          </w:p>
+        </w:tc>
+        <w:tc>
+          <w:tcPr>
+            <w:tcW w:type="dxa" w:w="3200"/>
+          </w:tcPr>
+          <w:p>
+            <w:r>
+              <w:rPr>
+                <w:sz w:val="17"/>
+              </w:rPr>
+              <w:t>Bước 2–3 coi A28 và việc sinh corpus là nút chặn.</w:t>
+            </w:r>
+          </w:p>
+        </w:tc>
+        <w:tc>
+          <w:tcPr>
+            <w:tcW w:type="dxa" w:w="5566"/>
+          </w:tcPr>
+          <w:p>
+            <w:r>
+              <w:rPr>
+                <w:sz w:val="17"/>
+              </w:rPr>
+              <w:t>Viết lại: A28 đã sửa (77b5886), corpus đã sinh lại (664634e); đường găng nay là D1, E1 + G2 và dựng lại index. Thêm bảng phân loại lỗi theo mức cần phối hợp.</w:t>
+            </w:r>
+          </w:p>
+        </w:tc>
+      </w:tr>
+    </w:tbl>
+    <w:p>
+      <w:pPr>
+        <w:pStyle w:val="Heading1"/>
+      </w:pPr>
+      <w:r>
+        <w:rPr/>
+        <w:t>Phụ lục N. Sửa các lỗi không cần bàn với dev khác (25/10)</w:t>
+      </w:r>
+    </w:p>
+    <w:p>
+      <w:r>
+        <w:rPr/>
+        <w:t>Sửa ngày 25/10/2026 trên testing, 9 commit từ 5e0b9c2 tới 96d0086 (cha là be28659), chưa push. Chỉ sửa lỗi có một cách làm hoặc đã được contract và kế hoạch Sprint 6 quy định; sửa file của người khác chỉ ở mức cơ học. Cách kiểm: chạy python -m pytest parser tests test sau mỗi nhóm sửa (cuối cùng 531 pass, 20 skip, 0 fail, git không đổi sau khi chạy); chạy lại cleaner trên 23 TXT (23/23 giống cleaned_texts), parser trên 23 TXT (số hiệu 23/23 không đổi, parsed_jsons không đổi), validate_benchmark.py, freeze_test.py --verify; dựng lại index local trên corpus 664634e (BM25 legal-child-chunks-664634e 2.011/2.011 chunk, Qdrant qdrant_data/current_664634e collection vietnam_legal_chunks_664634e bằng bkai, 2.011 chunk trong 34,9 giây) và chạy thật scripts/run_retrieval.py --retriever hybrid với as_of_date.</w:t>
+      </w:r>
+    </w:p>
+    <w:tbl>
+      <w:tblPr>
+        <w:tblStyle w:val="TableGrid"/>
+        <w:tblW w:type="auto" w:w="0"/>
+        <w:jc w:val="center"/>
+        <w:tblLayout w:type="fixed"/>
+        <w:tblLook w:firstColumn="1" w:firstRow="1" w:lastColumn="0" w:lastRow="0" w:noHBand="0" w:noVBand="1" w:val="04A0"/>
+      </w:tblPr>
+      <w:tblGrid>
+        <w:gridCol w:w="1100"/>
+        <w:gridCol w:w="3200"/>
+        <w:gridCol w:w="5566"/>
+      </w:tblGrid>
+      <w:tr>
+        <w:trPr>
+          <w:tblHeader w:val="true"/>
+        </w:trPr>
+        <w:tc>
+          <w:tcPr>
+            <w:tcW w:type="dxa" w:w="1100"/>
+            <w:shd w:val="clear" w:color="auto" w:fill="DCE6F1"/>
+          </w:tcPr>
+          <w:p>
+            <w:r>
+              <w:rPr>
+                <w:b/>
+                <w:sz w:val="17"/>
+              </w:rPr>
+              <w:t>#</w:t>
+            </w:r>
+          </w:p>
+        </w:tc>
+        <w:tc>
+          <w:tcPr>
+            <w:tcW w:type="dxa" w:w="3200"/>
+            <w:shd w:val="clear" w:color="auto" w:fill="DCE6F1"/>
+          </w:tcPr>
+          <w:p>
+            <w:r>
+              <w:rPr>
+                <w:b/>
+                <w:sz w:val="17"/>
+              </w:rPr>
+              <w:t>Trước (be28659)</w:t>
+            </w:r>
+          </w:p>
+        </w:tc>
+        <w:tc>
+          <w:tcPr>
+            <w:tcW w:type="dxa" w:w="5566"/>
+            <w:shd w:val="clear" w:color="auto" w:fill="DCE6F1"/>
+          </w:tcPr>
+          <w:p>
+            <w:r>
+              <w:rPr>
+                <w:b/>
+                <w:sz w:val="17"/>
+              </w:rPr>
+              <w:t>Sau (3b1b6dc)</w:t>
+            </w:r>
+          </w:p>
+        </w:tc>
+      </w:tr>
+      <w:tr>
+        <w:tc>
+          <w:tcPr>
+            <w:tcW w:type="dxa" w:w="1100"/>
+          </w:tcPr>
+          <w:p>
+            <w:r>
+              <w:rPr>
+                <w:b/>
+                <w:sz w:val="17"/>
+              </w:rPr>
+              <w:t>H9</w:t>
+            </w:r>
+          </w:p>
+        </w:tc>
+        <w:tc>
+          <w:tcPr>
+            <w:tcW w:type="dxa" w:w="3200"/>
+          </w:tcPr>
+          <w:p>
+            <w:r>
+              <w:rPr>
+                <w:sz w:val="17"/>
+              </w:rPr>
+              <w:t>test_bm25_retrieval ghi cứng 321 chunk, fixture có 336: 1 fail.</w:t>
+            </w:r>
+          </w:p>
+        </w:tc>
+        <w:tc>
+          <w:tcPr>
+            <w:tcW w:type="dxa" w:w="5566"/>
+          </w:tcPr>
+          <w:p>
+            <w:r>
+              <w:rPr>
+                <w:sz w:val="17"/>
+              </w:rPr>
+              <w:t>Đã sửa (b7f5e30): số mong đợi đọc từ fixture.</w:t>
+            </w:r>
+          </w:p>
+        </w:tc>
+      </w:tr>
+      <w:tr>
+        <w:tc>
+          <w:tcPr>
+            <w:tcW w:type="dxa" w:w="1100"/>
+          </w:tcPr>
+          <w:p>
+            <w:r>
+              <w:rPr>
+                <w:b/>
+                <w:sz w:val="17"/>
+              </w:rPr>
+              <w:t>H5</w:t>
+            </w:r>
+          </w:p>
+        </w:tc>
+        <w:tc>
+          <w:tcPr>
+            <w:tcW w:type="dxa" w:w="3200"/>
+          </w:tcPr>
+          <w:p>
+            <w:r>
+              <w:rPr>
+                <w:sz w:val="17"/>
+              </w:rPr>
+              <w:t>testing theo dõi 2 file .pyc, pytest làm bẩn git.</w:t>
+            </w:r>
+          </w:p>
+        </w:tc>
+        <w:tc>
+          <w:tcPr>
+            <w:tcW w:type="dxa" w:w="5566"/>
+          </w:tcPr>
+          <w:p>
+            <w:r>
+              <w:rPr>
+                <w:sz w:val="17"/>
+              </w:rPr>
+              <w:t>Còn một phần (5e0b9c2): testing bỏ theo dõi; origin/NMA vẫn còn 2 file.</w:t>
+            </w:r>
+          </w:p>
+        </w:tc>
+      </w:tr>
+      <w:tr>
+        <w:tc>
+          <w:tcPr>
+            <w:tcW w:type="dxa" w:w="1100"/>
+          </w:tcPr>
+          <w:p>
+            <w:r>
+              <w:rPr>
+                <w:b/>
+                <w:sz w:val="17"/>
+              </w:rPr>
+              <w:t>H2</w:t>
+            </w:r>
+          </w:p>
+        </w:tc>
+        <w:tc>
+          <w:tcPr>
+            <w:tcW w:type="dxa" w:w="3200"/>
+          </w:tcPr>
+          <w:p>
+            <w:r>
+              <w:rPr>
+                <w:sz w:val="17"/>
+              </w:rPr>
+              <w:t>Hai test_benchmark.py trùng tên module, chạy chung test/ tests/ lỗi collect.</w:t>
+            </w:r>
+          </w:p>
+        </w:tc>
+        <w:tc>
+          <w:tcPr>
+            <w:tcW w:type="dxa" w:w="5566"/>
+          </w:tcPr>
+          <w:p>
+            <w:r>
+              <w:rPr>
+                <w:sz w:val="17"/>
+              </w:rPr>
+              <w:t>Còn một phần (b7f5e30): đổi test/test_benchmark.py thành test/test_benchmark_draft.py (hai file khác nội dung nên không xóa); chạy chung không lỗi collect. Còn gom thư mục test.</w:t>
+            </w:r>
+          </w:p>
+        </w:tc>
+      </w:tr>
+      <w:tr>
+        <w:tc>
+          <w:tcPr>
+            <w:tcW w:type="dxa" w:w="1100"/>
+          </w:tcPr>
+          <w:p>
+            <w:r>
+              <w:rPr>
+                <w:b/>
+                <w:sz w:val="17"/>
+              </w:rPr>
+              <w:t>C10</w:t>
+            </w:r>
+          </w:p>
+        </w:tc>
+        <w:tc>
+          <w:tcPr>
+            <w:tcW w:type="dxa" w:w="3200"/>
+          </w:tcPr>
+          <w:p>
+            <w:r>
+              <w:rPr>
+                <w:sz w:val="17"/>
+              </w:rPr>
+              <w:t>Test đối chiếu registry ghi cứng 21 document_id; 5 dấu “\” thừa.</w:t>
+            </w:r>
+          </w:p>
+        </w:tc>
+        <w:tc>
+          <w:tcPr>
+            <w:tcW w:type="dxa" w:w="5566"/>
+          </w:tcPr>
+          <w:p>
+            <w:r>
+              <w:rPr>
+                <w:sz w:val="17"/>
+              </w:rPr>
+              <w:t>Đã sửa (b7f5e30): test so document_id của chunks.jsonl với parsed_jsons và hai bảng ID với nhau; bỏ 5 dấu “\”.</w:t>
+            </w:r>
+          </w:p>
+        </w:tc>
+      </w:tr>
+      <w:tr>
+        <w:tc>
+          <w:tcPr>
+            <w:tcW w:type="dxa" w:w="1100"/>
+          </w:tcPr>
+          <w:p>
+            <w:r>
+              <w:rPr>
+                <w:b/>
+                <w:sz w:val="17"/>
+              </w:rPr>
+              <w:t>A11</w:t>
+            </w:r>
+          </w:p>
+        </w:tc>
+        <w:tc>
+          <w:tcPr>
+            <w:tcW w:type="dxa" w:w="3200"/>
+          </w:tcPr>
+          <w:p>
+            <w:r>
+              <w:rPr>
+                <w:sz w:val="17"/>
+              </w:rPr>
+              <w:t>DOCUMENT_NUMBER_RE viết “\\s”, “\\w”, khớp 0/23 nhãn “Số:”.</w:t>
+            </w:r>
+          </w:p>
+        </w:tc>
+        <w:tc>
+          <w:tcPr>
+            <w:tcW w:type="dxa" w:w="5566"/>
+          </w:tcPr>
+          <w:p>
+            <w:r>
+              <w:rPr>
+                <w:sz w:val="17"/>
+              </w:rPr>
+              <w:t>Đã sửa (e7a0ff3): khớp 23/23 nhãn, số hiệu 23/23 không đổi, parsed_jsons không đổi; thêm test (fail với regex cũ).</w:t>
+            </w:r>
+          </w:p>
+        </w:tc>
+      </w:tr>
+      <w:tr>
+        <w:tc>
+          <w:tcPr>
+            <w:tcW w:type="dxa" w:w="1100"/>
+          </w:tcPr>
+          <w:p>
+            <w:r>
+              <w:rPr>
+                <w:b/>
+                <w:sz w:val="17"/>
+              </w:rPr>
+              <w:t>A8</w:t>
+            </w:r>
+          </w:p>
+        </w:tc>
+        <w:tc>
+          <w:tcPr>
+            <w:tcW w:type="dxa" w:w="3200"/>
+          </w:tcPr>
+          <w:p>
+            <w:r>
+              <w:rPr>
+                <w:sz w:val="17"/>
+              </w:rPr>
+              <w:t>requirements thiếu pymupdf, thừa pdfplumber; cleaner import ollama ở đầu file.</w:t>
+            </w:r>
+          </w:p>
+        </w:tc>
+        <w:tc>
+          <w:tcPr>
+            <w:tcW w:type="dxa" w:w="5566"/>
+          </w:tcPr>
+          <w:p>
+            <w:r>
+              <w:rPr>
+                <w:sz w:val="17"/>
+              </w:rPr>
+              <w:t>Đã sửa (e7a0ff3): cleaner chỉ import ollama, pymupdf khi trích xuất PDF, chạy được trong .venv không có hai thư viện này; requirements thay pdfplumber bằng pymupdf.</w:t>
+            </w:r>
+          </w:p>
+        </w:tc>
+      </w:tr>
+      <w:tr>
+        <w:tc>
+          <w:tcPr>
+            <w:tcW w:type="dxa" w:w="1100"/>
+          </w:tcPr>
+          <w:p>
+            <w:r>
+              <w:rPr>
+                <w:b/>
+                <w:sz w:val="17"/>
+              </w:rPr>
+              <w:t>A25, A7</w:t>
+            </w:r>
+          </w:p>
+        </w:tc>
+        <w:tc>
+          <w:tcPr>
+            <w:tcW w:type="dxa" w:w="3200"/>
+          </w:tcPr>
+          <w:p>
+            <w:r>
+              <w:rPr>
+                <w:sz w:val="17"/>
+              </w:rPr>
+              <w:t>8 mẫu cleaner khớp 0 lần; không có test cho cleaner.</w:t>
+            </w:r>
+          </w:p>
+        </w:tc>
+        <w:tc>
+          <w:tcPr>
+            <w:tcW w:type="dxa" w:w="5566"/>
+          </w:tcPr>
+          <w:p>
+            <w:r>
+              <w:rPr>
+                <w:sz w:val="17"/>
+              </w:rPr>
+              <w:t>A25 đã sửa, A7 còn CI (e7a0ff3): bỏ 8 mẫu, cleaner vẫn cho 23/23 file giống cleaned_texts; thêm parser/test_cleaner.py (47 test: tái tạo cleaned_texts, chỉ xóa từ ở dòng nhiễu, import không cần OCR).</w:t>
+            </w:r>
+          </w:p>
+        </w:tc>
+      </w:tr>
+      <w:tr>
+        <w:tc>
+          <w:tcPr>
+            <w:tcW w:type="dxa" w:w="1100"/>
+          </w:tcPr>
+          <w:p>
+            <w:r>
+              <w:rPr>
+                <w:b/>
+                <w:sz w:val="17"/>
+              </w:rPr>
+              <w:t>B3</w:t>
+            </w:r>
+          </w:p>
+        </w:tc>
+        <w:tc>
+          <w:tcPr>
+            <w:tcW w:type="dxa" w:w="3200"/>
+          </w:tcPr>
+          <w:p>
+            <w:r>
+              <w:rPr>
+                <w:sz w:val="17"/>
+              </w:rPr>
+              <w:t>Regex ID cho chữ hoa; gold, proposal, production_chunk_index chưa đổi ID; 5 candidate thiếu.</w:t>
+            </w:r>
+          </w:p>
+        </w:tc>
+        <w:tc>
+          <w:tcPr>
+            <w:tcW w:type="dxa" w:w="5566"/>
+          </w:tcPr>
+          <w:p>
+            <w:r>
+              <w:rPr>
+                <w:sz w:val="17"/>
+              </w:rPr>
+              <w:t>Đã sửa (7c9211e, 146a6c9): regex ^[a-z0-9_]+$ ở data_contract.md, 2 schema, parser, exporter, schema_test; 0/2.011 chunk_id chữ hoa.</w:t>
+            </w:r>
+          </w:p>
+        </w:tc>
+      </w:tr>
+      <w:tr>
+        <w:tc>
+          <w:tcPr>
+            <w:tcW w:type="dxa" w:w="1100"/>
+          </w:tcPr>
+          <w:p>
+            <w:r>
+              <w:rPr>
+                <w:b/>
+                <w:sz w:val="17"/>
+              </w:rPr>
+              <w:t>B2</w:t>
+            </w:r>
+          </w:p>
+        </w:tc>
+        <w:tc>
+          <w:tcPr>
+            <w:tcW w:type="dxa" w:w="3200"/>
+          </w:tcPr>
+          <w:p>
+            <w:r>
+              <w:rPr>
+                <w:sz w:val="17"/>
+              </w:rPr>
+              <w:t>requirements-bkai.txt ghi underthesea&gt;=8.3,&lt;9.</w:t>
+            </w:r>
+          </w:p>
+        </w:tc>
+        <w:tc>
+          <w:tcPr>
+            <w:tcW w:type="dxa" w:w="5566"/>
+          </w:tcPr>
+          <w:p>
+            <w:r>
+              <w:rPr>
+                <w:sz w:val="17"/>
+              </w:rPr>
+              <w:t>Còn một phần (7c9211e): ghim 9.5.0; còn phía truy vấn.</w:t>
+            </w:r>
+          </w:p>
+        </w:tc>
+      </w:tr>
+      <w:tr>
+        <w:tc>
+          <w:tcPr>
+            <w:tcW w:type="dxa" w:w="1100"/>
+          </w:tcPr>
+          <w:p>
+            <w:r>
+              <w:rPr>
+                <w:b/>
+                <w:sz w:val="17"/>
+              </w:rPr>
+              <w:t>D3</w:t>
+            </w:r>
+          </w:p>
+        </w:tc>
+        <w:tc>
+          <w:tcPr>
+            <w:tcW w:type="dxa" w:w="3200"/>
+          </w:tcPr>
+          <w:p>
+            <w:r>
+              <w:rPr>
+                <w:sz w:val="17"/>
+              </w:rPr>
+              <w:t>production_chunk_index 1.134/1.171 ID có trong corpus.</w:t>
+            </w:r>
+          </w:p>
+        </w:tc>
+        <w:tc>
+          <w:tcPr>
+            <w:tcW w:type="dxa" w:w="5566"/>
+          </w:tcPr>
+          <w:p>
+            <w:r>
+              <w:rPr>
+                <w:sz w:val="17"/>
+              </w:rPr>
+              <w:t>Đã sửa (146a6c9): sinh lại 2.011/2.011; test/test_reference_sync.py fail khi bảng hoặc benchmark lệch corpus.</w:t>
+            </w:r>
+          </w:p>
+        </w:tc>
+      </w:tr>
+      <w:tr>
+        <w:tc>
+          <w:tcPr>
+            <w:tcW w:type="dxa" w:w="1100"/>
+          </w:tcPr>
+          <w:p>
+            <w:r>
+              <w:rPr>
+                <w:b/>
+                <w:sz w:val="17"/>
+              </w:rPr>
+              <w:t>D4</w:t>
+            </w:r>
+          </w:p>
+        </w:tc>
+        <w:tc>
+          <w:tcPr>
+            <w:tcW w:type="dxa" w:w="3200"/>
+          </w:tcPr>
+          <w:p>
+            <w:r>
+              <w:rPr>
+                <w:sz w:val="17"/>
+              </w:rPr>
+              <w:t>5/751 candidate không có trong corpus; proposals 0/330.</w:t>
+            </w:r>
+          </w:p>
+        </w:tc>
+        <w:tc>
+          <w:tcPr>
+            <w:tcW w:type="dxa" w:w="5566"/>
+          </w:tcPr>
+          <w:p>
+            <w:r>
+              <w:rPr>
+                <w:sz w:val="17"/>
+              </w:rPr>
+              <w:t>Đã sửa (146a6c9): map theo thứ tự từ của chunk_text (chunk mới nằm trong text cũ, hoặc ngược lại, từ 90%): 5 câu đổi candidate (HN_255, HN_265, HN_266, HN_267, HN_269), 751/751 → 759/759 có trong corpus; proposals 555/555 chunk_id có trong corpus, giữ 27 ID version_*. Test không đổi, freeze_test.py --verify PASS.</w:t>
+            </w:r>
+          </w:p>
+        </w:tc>
+      </w:tr>
+      <w:tr>
+        <w:tc>
+          <w:tcPr>
+            <w:tcW w:type="dxa" w:w="1100"/>
+          </w:tcPr>
+          <w:p>
+            <w:r>
+              <w:rPr>
+                <w:b/>
+                <w:sz w:val="17"/>
+              </w:rPr>
+              <w:t>C5</w:t>
+            </w:r>
+          </w:p>
+        </w:tc>
+        <w:tc>
+          <w:tcPr>
+            <w:tcW w:type="dxa" w:w="3200"/>
+          </w:tcPr>
+          <w:p>
+            <w:r>
+              <w:rPr>
+                <w:sz w:val="17"/>
+              </w:rPr>
+              <w:t>Pattern gold_article_ids nhận hai kiểu ID.</w:t>
+            </w:r>
+          </w:p>
+        </w:tc>
+        <w:tc>
+          <w:tcPr>
+            <w:tcW w:type="dxa" w:w="5566"/>
+          </w:tcPr>
+          <w:p>
+            <w:r>
+              <w:rPr>
+                <w:sz w:val="17"/>
+              </w:rPr>
+              <w:t>Còn một phần (7c9211e): chỉ nhận mã file. Còn context_registry.json (Dev 1 quyết).</w:t>
+            </w:r>
+          </w:p>
+        </w:tc>
+      </w:tr>
+      <w:tr>
+        <w:tc>
+          <w:tcPr>
+            <w:tcW w:type="dxa" w:w="1100"/>
+          </w:tcPr>
+          <w:p>
+            <w:r>
+              <w:rPr>
+                <w:b/>
+                <w:sz w:val="17"/>
+              </w:rPr>
+              <w:t>D5</w:t>
+            </w:r>
+          </w:p>
+        </w:tc>
+        <w:tc>
+          <w:tcPr>
+            <w:tcW w:type="dxa" w:w="3200"/>
+          </w:tcPr>
+          <w:p>
+            <w:r>
+              <w:rPr>
+                <w:sz w:val="17"/>
+              </w:rPr>
+              <w:t>Không có ghi chép lần đóng băng lại ở ee755a5.</w:t>
+            </w:r>
+          </w:p>
+        </w:tc>
+        <w:tc>
+          <w:tcPr>
+            <w:tcW w:type="dxa" w:w="5566"/>
+          </w:tcPr>
+          <w:p>
+            <w:r>
+              <w:rPr>
+                <w:sz w:val="17"/>
+              </w:rPr>
+              <w:t>Đã sửa (96d0086): mục 11 của sprint6_benchmark.md ghi các lần đóng băng và lần map ID; sửa số liệu ánh xạ cũ (34 câu smoke, 131/133 điều) và lệnh test.</w:t>
+            </w:r>
+          </w:p>
+        </w:tc>
+      </w:tr>
+      <w:tr>
+        <w:tc>
+          <w:tcPr>
+            <w:tcW w:type="dxa" w:w="1100"/>
+          </w:tcPr>
+          <w:p>
+            <w:r>
+              <w:rPr>
+                <w:b/>
+                <w:sz w:val="17"/>
+              </w:rPr>
+              <w:t>C2, E14</w:t>
+            </w:r>
+          </w:p>
+        </w:tc>
+        <w:tc>
+          <w:tcPr>
+            <w:tcW w:type="dxa" w:w="3200"/>
+          </w:tcPr>
+          <w:p>
+            <w:r>
+              <w:rPr>
+                <w:sz w:val="17"/>
+              </w:rPr>
+              <w:t>run_dev_retrieval.py ghi danh sách phẳng theo nội dung câu hỏi.</w:t>
+            </w:r>
+          </w:p>
+        </w:tc>
+        <w:tc>
+          <w:tcPr>
+            <w:tcW w:type="dxa" w:w="5566"/>
+          </w:tcPr>
+          <w:p>
+            <w:r>
+              <w:rPr>
+                <w:sz w:val="17"/>
+              </w:rPr>
+              <w:t>Còn một phần (26e41f9): ghi mảng RetrievalEnvelope theo query_id, dùng chung to_contract_result với pipeline; thêm test. Còn 6 file kết quả cũ và câu hỏi rỗng.</w:t>
+            </w:r>
+          </w:p>
+        </w:tc>
+      </w:tr>
+      <w:tr>
+        <w:tc>
+          <w:tcPr>
+            <w:tcW w:type="dxa" w:w="1100"/>
+          </w:tcPr>
+          <w:p>
+            <w:r>
+              <w:rPr>
+                <w:b/>
+                <w:sz w:val="17"/>
+              </w:rPr>
+              <w:t>E7, E9, E10</w:t>
+            </w:r>
+          </w:p>
+        </w:tc>
+        <w:tc>
+          <w:tcPr>
+            <w:tcW w:type="dxa" w:w="3200"/>
+          </w:tcPr>
+          <w:p>
+            <w:r>
+              <w:rPr>
+                <w:sz w:val="17"/>
+              </w:rPr>
+              <w:t>3 trường boost vô hiệu; khóa cache thiếu cấu hình và bộ lọc; CrossEncoderReranker trùng.</w:t>
+            </w:r>
+          </w:p>
+        </w:tc>
+        <w:tc>
+          <w:tcPr>
+            <w:tcW w:type="dxa" w:w="5566"/>
+          </w:tcPr>
+          <w:p>
+            <w:r>
+              <w:rPr>
+                <w:sz w:val="17"/>
+              </w:rPr>
+              <w:t>Đã sửa (26e41f9): bỏ 3 trường; khóa cache gồm candidate_k, rrf_k, bộ lọc, reranker; xóa CrossEncoderReranker. Corpus 664634e không còn dấu thanh kiểu cũ (chỉ có “quý”, “quỵ”), nên không cần char_filter. Bộ lọc chạy sau fusion thuộc E1.</w:t>
+            </w:r>
+          </w:p>
+        </w:tc>
+      </w:tr>
+      <w:tr>
+        <w:tc>
+          <w:tcPr>
+            <w:tcW w:type="dxa" w:w="1100"/>
+          </w:tcPr>
+          <w:p>
+            <w:r>
+              <w:rPr>
+                <w:b/>
+                <w:sz w:val="17"/>
+              </w:rPr>
+              <w:t>F1</w:t>
+            </w:r>
+          </w:p>
+        </w:tc>
+        <w:tc>
+          <w:tcPr>
+            <w:tcW w:type="dxa" w:w="3200"/>
+          </w:tcPr>
+          <w:p>
+            <w:r>
+              <w:rPr>
+                <w:sz w:val="17"/>
+              </w:rPr>
+              <w:t>run_bm25 dựng index mặc định mỗi lần chạy.</w:t>
+            </w:r>
+          </w:p>
+        </w:tc>
+        <w:tc>
+          <w:tcPr>
+            <w:tcW w:type="dxa" w:w="5566"/>
+          </w:tcPr>
+          <w:p>
+            <w:r>
+              <w:rPr>
+                <w:sz w:val="17"/>
+              </w:rPr>
+              <w:t>Còn một phần (f32754e): bỏ bước này; build_bm25_index có --recreate. Còn chạy lại kết quả.</w:t>
+            </w:r>
+          </w:p>
+        </w:tc>
+      </w:tr>
+      <w:tr>
+        <w:tc>
+          <w:tcPr>
+            <w:tcW w:type="dxa" w:w="1100"/>
+          </w:tcPr>
+          <w:p>
+            <w:r>
+              <w:rPr>
+                <w:b/>
+                <w:sz w:val="17"/>
+              </w:rPr>
+              <w:t>C4</w:t>
+            </w:r>
+          </w:p>
+        </w:tc>
+        <w:tc>
+          <w:tcPr>
+            <w:tcW w:type="dxa" w:w="3200"/>
+          </w:tcPr>
+          <w:p>
+            <w:r>
+              <w:rPr>
+                <w:sz w:val="17"/>
+              </w:rPr>
+              <w:t>Đầu ra ghi kèm question_id; category đọc từ đường dẫn cố định, nuốt lỗi.</w:t>
+            </w:r>
+          </w:p>
+        </w:tc>
+        <w:tc>
+          <w:tcPr>
+            <w:tcW w:type="dxa" w:w="5566"/>
+          </w:tcPr>
+          <w:p>
+            <w:r>
+              <w:rPr>
+                <w:sz w:val="17"/>
+              </w:rPr>
+              <w:t>Còn một phần (f32754e): chỉ ghi query_id, từ chối question_id, category từ file truyền vào. Phát hiện thêm và đã sửa: zero_shot.py ghi question_id nên evaluate_zero_shot.py không đọc được output của nó.</w:t>
+            </w:r>
+          </w:p>
+        </w:tc>
+      </w:tr>
+      <w:tr>
+        <w:tc>
+          <w:tcPr>
+            <w:tcW w:type="dxa" w:w="1100"/>
+          </w:tcPr>
+          <w:p>
+            <w:r>
+              <w:rPr>
+                <w:b/>
+                <w:sz w:val="17"/>
+              </w:rPr>
+              <w:t>G1, G2, G5, G6, E11</w:t>
+            </w:r>
+          </w:p>
+        </w:tc>
+        <w:tc>
+          <w:tcPr>
+            <w:tcW w:type="dxa" w:w="3200"/>
+          </w:tcPr>
+          <w:p>
+            <w:r>
+              <w:rPr>
+                <w:sz w:val="17"/>
+              </w:rPr>
+              <w:t>Chưa ghi quyết định rerank_top_k; pipeline không nhận as_of_date; chưa có tùy chọn chấm breadcrumb; chạy mock không cảnh báo; chưa có Parent-Context Resolver.</w:t>
+            </w:r>
+          </w:p>
+        </w:tc>
+        <w:tc>
+          <w:tcPr>
+            <w:tcW w:type="dxa" w:w="5566"/>
+          </w:tcPr>
+          <w:p>
+            <w:r>
+              <w:rPr>
+                <w:sz w:val="17"/>
+              </w:rPr>
+              <w:t>G1, G2, G6 đã sửa; G5, E11 còn một phần (3b1b6dc, 96d0086): ghi quyết định ở sprint6_integration.md; --as-of-date và as_of_date của từng câu được truyền xuống retriever nếu search() nhận, nếu không config.temporal_filter = not_supported_by_retriever; reranker.candidate_text; cảnh báo khi chạy mock hoặc fixture; resolver sau reranker, thêm parent_text vào retrieval_schema.json.</w:t>
+            </w:r>
+          </w:p>
+        </w:tc>
+      </w:tr>
+      <w:tr>
+        <w:tc>
+          <w:tcPr>
+            <w:tcW w:type="dxa" w:w="1100"/>
+          </w:tcPr>
+          <w:p>
+            <w:r>
+              <w:rPr>
+                <w:b/>
+                <w:sz w:val="17"/>
+              </w:rPr>
+              <w:t>E15, E3</w:t>
+            </w:r>
+          </w:p>
+        </w:tc>
+        <w:tc>
+          <w:tcPr>
+            <w:tcW w:type="dxa" w:w="3200"/>
+          </w:tcPr>
+          <w:p>
+            <w:r>
+              <w:rPr>
+                <w:sz w:val="17"/>
+              </w:rPr>
+              <w:t>Index local dựng từ corpus 1.159 chunk.</w:t>
+            </w:r>
+          </w:p>
+        </w:tc>
+        <w:tc>
+          <w:tcPr>
+            <w:tcW w:type="dxa" w:w="5566"/>
+          </w:tcPr>
+          <w:p>
+            <w:r>
+              <w:rPr>
+                <w:sz w:val="17"/>
+              </w:rPr>
+              <w:t>Đã sửa: BM25 legal-child-chunks-664634e và Qdrant vietnam_legal_chunks_664634e đều 2.011 chunk. Máy khác dựng lại bằng hai lệnh ở mục “Cách sinh lại corpus”.</w:t>
+            </w:r>
+          </w:p>
+        </w:tc>
+      </w:tr>
+      <w:tr>
+        <w:tc>
+          <w:tcPr>
+            <w:tcW w:type="dxa" w:w="1100"/>
+          </w:tcPr>
+          <w:p>
+            <w:r>
+              <w:rPr>
+                <w:b/>
+                <w:sz w:val="17"/>
+              </w:rPr>
+              <w:t>Phát hiện khi chạy thật</w:t>
+            </w:r>
+          </w:p>
+        </w:tc>
+        <w:tc>
+          <w:tcPr>
+            <w:tcW w:type="dxa" w:w="3200"/>
+          </w:tcPr>
+          <w:p>
+            <w:r>
+              <w:rPr>
+                <w:sz w:val="17"/>
+              </w:rPr>
+              <w:t>—</w:t>
+            </w:r>
+          </w:p>
+        </w:tc>
+        <w:tc>
+          <w:tcPr>
+            <w:tcW w:type="dxa" w:w="5566"/>
+          </w:tcPr>
+          <w:p>
+            <w:r>
+              <w:rPr>
+                <w:sz w:val="17"/>
+              </w:rPr>
+              <w:t>(1) Index BM25 và Qdrant trả parent_id là clause_id (E6), nên resolver bản đầu không tìm thấy parent nào; 3b1b6dc tra parent theo child_ids của parents.json trước, đếm upstream_parent_id_replaced (5/5). (2) Hybrid với bkai và bge-reranker-v2-m3 trong một tiến trình bị segfault khi tải reranker, cả ở be28659; reranker chạy riêng được; máy kiểm tra thiếu VRAM, RAM (G3). (3) File git diff 46 MB ở thư mục gốc (từ 72a7377) đã xóa ở 5e0b9c2. (4) gold_id_proposals_300.json còn 11 câu đã duyệt (D1).</w:t>
+            </w:r>
+          </w:p>
+        </w:tc>
+      </w:tr>
+      <w:tr>
+        <w:tc>
+          <w:tcPr>
+            <w:tcW w:type="dxa" w:w="1100"/>
+          </w:tcPr>
+          <w:p>
+            <w:r>
+              <w:rPr>
+                <w:b/>
+                <w:sz w:val="17"/>
+              </w:rPr>
+              <w:t>B4</w:t>
+            </w:r>
+          </w:p>
+        </w:tc>
+        <w:tc>
+          <w:tcPr>
+            <w:tcW w:type="dxa" w:w="3200"/>
+          </w:tcPr>
+          <w:p>
+            <w:r>
+              <w:rPr>
+                <w:sz w:val="17"/>
+              </w:rPr>
+              <w:t>chunks_benchmark.jsonl vẫn trong git.</w:t>
+            </w:r>
+          </w:p>
+        </w:tc>
+        <w:tc>
+          <w:tcPr>
+            <w:tcW w:type="dxa" w:w="5566"/>
+          </w:tcPr>
+          <w:p>
+            <w:r>
+              <w:rPr>
+                <w:sz w:val="17"/>
+              </w:rPr>
+              <w:t>Còn một phần (5e0b9c2): đã xóa; còn mặc định smoke và data/parser_validated/.</w:t>
+            </w:r>
+          </w:p>
+        </w:tc>
+      </w:tr>
+      <w:tr>
+        <w:tc>
+          <w:tcPr>
+            <w:tcW w:type="dxa" w:w="1100"/>
+          </w:tcPr>
+          <w:p>
+            <w:r>
+              <w:rPr>
+                <w:b/>
+                <w:sz w:val="17"/>
+              </w:rPr>
+              <w:t>Test</w:t>
+            </w:r>
+          </w:p>
+        </w:tc>
+        <w:tc>
+          <w:tcPr>
+            <w:tcW w:type="dxa" w:w="3200"/>
+          </w:tcPr>
+          <w:p>
+            <w:r>
+              <w:rPr>
+                <w:sz w:val="17"/>
+              </w:rPr>
+              <w:t>Chạy riêng từng file: 464 pass, 20 skip, 1 fail; chạy chung lỗi collect.</w:t>
+            </w:r>
+          </w:p>
+        </w:tc>
+        <w:tc>
+          <w:tcPr>
+            <w:tcW w:type="dxa" w:w="5566"/>
+          </w:tcPr>
+          <w:p>
+            <w:r>
+              <w:rPr>
+                <w:sz w:val="17"/>
+              </w:rPr>
+              <w:t>Chạy chung python -m pytest parser tests test: 531 pass, 20 skip, 0 fail; git không đổi sau khi chạy.</w:t>
             </w:r>
           </w:p>
         </w:tc>

--- a/docs/sprint6_issue_recheck_after_merge.docx
+++ b/docs/sprint6_issue_recheck_after_merge.docx
@@ -25,7 +25,7 @@
         <w:rPr>
           <w:sz w:val="19"/>
         </w:rPr>
-        <w:t>Người lập: Dev 5 (Reranker &amp; Packaging Lead)   ·   Ngày: 22/10/2026   ·   Phạm vi: nhánh testing, commit 75dd586 (gộp CTM 5b62b35 và NMA f8e8311); nhóm A kiểm lại trên e9ee31d, e64c49a, 72a7377, 840c8a3, 64b65f0; nhóm C kiểm lại trên bafe1e8, 840c8a3, 3d646da, C3 sửa ở 75e06c8; nhóm B kiểm lại và sửa trên nhánh chunking_test (1c40712); trạng thái đối chiếu lại trên be28659 (25/10); sửa trên testing be28659..96d0086 (Phụ lục N)</w:t>
+        <w:t>Người lập: Dev 5 (Reranker &amp; Packaging Lead)   ·   Ngày: 22/10/2026   ·   Phạm vi: nhánh testing, commit 75dd586 (gộp CTM 5b62b35 và NMA f8e8311); nhóm A kiểm lại trên e9ee31d, e64c49a, 72a7377, 840c8a3, 64b65f0, 5ef41dc; nhóm C kiểm lại trên bafe1e8, 840c8a3, 3d646da, C3 sửa ở 75e06c8; nhóm B kiểm lại và sửa trên nhánh chunking_test (1c40712); trạng thái đối chiếu lại trên be28659 (25/10); sửa trên testing be28659..96d0086 (Phụ lục N); các dòng còn mở kiểm lại trên 948fc94 (Phụ lục O); gộp CTM 9348764 kiểm trên 01c639e (Phụ lục P); gộp NMA 86b55f5 kiểm trên 5ef41dc (Phụ lục Q); sửa A16, A7, H2 ngày 26/10 (Phụ lục R)</w:t>
       </w:r>
     </w:p>
     <w:p>
@@ -34,7 +34,7 @@
         <w:rPr>
           <w:sz w:val="19"/>
         </w:rPr>
-        <w:t>Cập nhật 23/10/2026: kiểm lại sau khi gộp origin/CTM ee755a5 vào testing (commit e64c49a). Mục 3 chỉ ghi phần còn lỗi tính tới e64c49a, gồm cả 7 lỗi mới. Cùng ngày, nhóm A được kiểm lại toàn bộ trên e64c49a (Phụ lục C); A24 và Phụ lục B (kết quả kiểm nhóm A trên e9ee31d ngày 22/10) bị mất trong lần cập nhật trước nên được ghi lại. Cũng ngày 23/10, nhóm C được kiểm lại toàn bộ trên bafe1e8, gồm phân tích lại C6 (Phụ lục D). Ngày 24/10/2026, sau khi kéo nhánh NMA mới nhất (testing fast-forward lên 72a7377), nhóm A được kiểm lại toàn bộ (Phụ lục E): A13, A23, A24 đã sửa và được bỏ khỏi bảng; thêm 2 lỗi mới A25, A26. Cũng ngày 24/10, nhóm B được kiểm lại và sửa trên nhánh chunking_test (Phụ lục F): B9, B12 đã sửa và được bỏ khỏi bảng; B1, B10, B13 đã sửa trong code nhưng còn trong bảng cho tới khi corpus trong repo được sinh lại; thêm 3 lỗi mới B14, B15, B16, đều đã sửa. Kiểm lại chunking sau commit: thêm B17 (chunker lấy câu đầu intro làm tiêu đề, đã sửa) và A27 (parser không nhận nhãn “Mục N.”, TT 04/2020 mất cấp Mục). Cuối ngày 24/10, sau khi gộp NMA (b031620–fc997a6) vào testing ở 840c8a3, nhóm C được kiểm lại toàn bộ (Phụ lục G): không lỗi nào sửa xong; C6 sửa thêm một phần (ID của Luật 1986 viết thường, test định danh cho parsed_jsons, run_experiment.py không còn ghi cứng file TTLT); các lỗi C khác không đổi vì contract, schema, code retrieval, reranker và benchmark không đổi từ bafe1e8. Cũng ở 840c8a3, nhóm A được kiểm lại toàn bộ (Phụ lục H): A21 đã sửa và được bỏ khỏi bảng; A25, A26 sửa phần lớn, nhưng mẫu cắt chú thích VBHN mới không khớp chỗ nào (chú thích nay nằm trong Luật 52/2014 Điều 2 khoản 3) và mẫu nhãn “Hướng dẫn” mới để lọt lại 3 nhãn ở NĐ 10/2015. Sau đó C3 được sửa ở 75e06c8 (bảng ánh xạ status → validity_status ở mục 3.1 của data_contract.md và test_registry_validity_status_mapping) và được bỏ khỏi bảng. Cuối ngày 24/10, sau khi gộp NMA 1260ed8 vào testing ở 64b65f0, nhóm A được kiểm lại (Phụ lục I): 11 PDF gốc được thay bằng bản có lớp text; A27 đã sửa và được bỏ khỏi bảng; A25 chỉ còn phần corpus và các mẫu cleaner thừa; L01 quay về bản gốc 2014 (A6); thêm lỗi mới A28 (ghép dòng làm mất dấu câu, làm 1 test fail). Ngày 25/10, A28 và phần test của A7 được sửa ở commit 77b5886 trên testing (Phụ lục K): A28 được bỏ khỏi bảng, A7 chỉ còn CI và test cho cleaner. Cũng ngày 25/10, corpus được sinh lại ở 664634e (21 văn bản, 2.011 chunk, tách từ underthesea): A25, A26 hết phần corpus; B1, B10, B13 đã sửa và được bỏ khỏi bảng; B2 chỉ còn phía truy vấn và requirements-bkai.txt. Cũng ngày 25/10, sau khi kéo nhánh CTM (f87a327, 4afa41e, 3d646da) vào testing, nhóm C được kiểm lại toàn bộ trên 3d646da (Phụ lục L): C6, C8, C9 đã sửa và được bỏ khỏi bảng; C2, C4, C5, C7 sửa thêm một phần và chỉ còn phần chưa sửa; thêm lỗi mới C10 (3d646da làm scripts/build_gold_300_provisional.py lỗi cú pháp; phần lỗi cú pháp sửa ở d1eaa3a). Sau đó article_index.json được bổ sung 9 văn bản còn thiếu ở d24ff2a; C5 chỉ còn context_registry.json và kiểu ID của gold_article_ids. C7 sửa xong ở 33bc4ff (xóa reranking/results cũ, bỏ ENVELOPE_FIELDS) và được bỏ khỏi bảng. Cuối ngày 25/10, trạng thái các dòng của mục 3 được đối chiếu lại với code trên be28659 (Phụ lục M): H5 chưa sửa (testing vẫn theo dõi 2 file .pyc) nên chuyển về Còn; A11, A16, B3, E3, E12, E15 đã sửa phần của register v2 nhưng còn việc nên chuyển sang Còn một phần; B3 bỏ phần đã hết (ID chữ hoa, candidate của Luật 52/2014 và NĐ 207/2025); G3 bỏ phần reranking/results đã xóa ở 33bc4ff. Mục 5 được viết lại vì parser và corpus không còn nằm trên đường găng, và có thêm bảng phân loại lỗi theo mức cần phối hợp. Cũng ngày 25/10, các lỗi sửa được mà không cần bàn với dev khác được sửa trên testing, 9 commit từ 5e0b9c2 tới 96d0086, chưa push (Phụ lục N): A8, A11, A25, B3, C10, D3, D4, D5, E3, E7, E9, E10, E15, G1, G2, G6, H9 đã sửa và được bỏ khỏi bảng; A7, B2, B4, C2, C4, C5, E11, E14, F1, G5, H2, H4, H5 chỉ còn phần chưa sửa; D1 ghi thêm 11 câu đã duyệt còn trong gold_id_proposals_300.json. Toàn bộ test chạy chung (parser/, tests/, test/): 531 pass, 20 skip, 0 fail. Mục 5 viết lại theo các lỗi còn mở.</w:t>
+        <w:t>Cập nhật 23/10/2026: kiểm lại sau khi gộp origin/CTM ee755a5 vào testing (commit e64c49a). Mục 3 chỉ ghi phần còn lỗi tính tới e64c49a, gồm cả 7 lỗi mới. Cùng ngày, nhóm A được kiểm lại toàn bộ trên e64c49a (Phụ lục C); A24 và Phụ lục B (kết quả kiểm nhóm A trên e9ee31d ngày 22/10) bị mất trong lần cập nhật trước nên được ghi lại. Cũng ngày 23/10, nhóm C được kiểm lại toàn bộ trên bafe1e8, gồm phân tích lại C6 (Phụ lục D). Ngày 24/10/2026, sau khi kéo nhánh NMA mới nhất (testing fast-forward lên 72a7377), nhóm A được kiểm lại toàn bộ (Phụ lục E): A13, A23, A24 đã sửa và được bỏ khỏi bảng; thêm 2 lỗi mới A25, A26. Cũng ngày 24/10, nhóm B được kiểm lại và sửa trên nhánh chunking_test (Phụ lục F): B9, B12 đã sửa và được bỏ khỏi bảng; B1, B10, B13 đã sửa trong code nhưng còn trong bảng cho tới khi corpus trong repo được sinh lại; thêm 3 lỗi mới B14, B15, B16, đều đã sửa. Kiểm lại chunking sau commit: thêm B17 (chunker lấy câu đầu intro làm tiêu đề, đã sửa) và A27 (parser không nhận nhãn “Mục N.”, TT 04/2020 mất cấp Mục). Cuối ngày 24/10, sau khi gộp NMA (b031620–fc997a6) vào testing ở 840c8a3, nhóm C được kiểm lại toàn bộ (Phụ lục G): không lỗi nào sửa xong; C6 sửa thêm một phần (ID của Luật 1986 viết thường, test định danh cho parsed_jsons, run_experiment.py không còn ghi cứng file TTLT); các lỗi C khác không đổi vì contract, schema, code retrieval, reranker và benchmark không đổi từ bafe1e8. Cũng ở 840c8a3, nhóm A được kiểm lại toàn bộ (Phụ lục H): A21 đã sửa và được bỏ khỏi bảng; A25, A26 sửa phần lớn, nhưng mẫu cắt chú thích VBHN mới không khớp chỗ nào (chú thích nay nằm trong Luật 52/2014 Điều 2 khoản 3) và mẫu nhãn “Hướng dẫn” mới để lọt lại 3 nhãn ở NĐ 10/2015. Sau đó C3 được sửa ở 75e06c8 (bảng ánh xạ status → validity_status ở mục 3.1 của data_contract.md và test_registry_validity_status_mapping) và được bỏ khỏi bảng. Cuối ngày 24/10, sau khi gộp NMA 1260ed8 vào testing ở 64b65f0, nhóm A được kiểm lại (Phụ lục I): 11 PDF gốc được thay bằng bản có lớp text; A27 đã sửa và được bỏ khỏi bảng; A25 chỉ còn phần corpus và các mẫu cleaner thừa; L01 quay về bản gốc 2014 (A6); thêm lỗi mới A28 (ghép dòng làm mất dấu câu, làm 1 test fail). Ngày 25/10, A28 và phần test của A7 được sửa ở commit 77b5886 trên testing (Phụ lục K): A28 được bỏ khỏi bảng, A7 chỉ còn CI và test cho cleaner. Cũng ngày 25/10, corpus được sinh lại ở 664634e (21 văn bản, 2.011 chunk, tách từ underthesea): A25, A26 hết phần corpus; B1, B10, B13 đã sửa và được bỏ khỏi bảng; B2 chỉ còn phía truy vấn và requirements-bkai.txt. Cũng ngày 25/10, sau khi kéo nhánh CTM (f87a327, 4afa41e, 3d646da) vào testing, nhóm C được kiểm lại toàn bộ trên 3d646da (Phụ lục L): C6, C8, C9 đã sửa và được bỏ khỏi bảng; C2, C4, C5, C7 sửa thêm một phần và chỉ còn phần chưa sửa; thêm lỗi mới C10 (3d646da làm scripts/build_gold_300_provisional.py lỗi cú pháp; phần lỗi cú pháp sửa ở d1eaa3a). Sau đó article_index.json được bổ sung 9 văn bản còn thiếu ở d24ff2a; C5 chỉ còn context_registry.json và kiểu ID của gold_article_ids. C7 sửa xong ở 33bc4ff (xóa reranking/results cũ, bỏ ENVELOPE_FIELDS) và được bỏ khỏi bảng. Cuối ngày 25/10, trạng thái các dòng của mục 3 được đối chiếu lại với code trên be28659 (Phụ lục M): H5 chưa sửa (testing vẫn theo dõi 2 file .pyc) nên chuyển về Còn; A11, A16, B3, E3, E12, E15 đã sửa phần của register v2 nhưng còn việc nên chuyển sang Còn một phần; B3 bỏ phần đã hết (ID chữ hoa, candidate của Luật 52/2014 và NĐ 207/2025); G3 bỏ phần reranking/results đã xóa ở 33bc4ff. Mục 5 được viết lại vì parser và corpus không còn nằm trên đường găng, và có thêm bảng phân loại lỗi theo mức cần phối hợp. Cũng ngày 25/10, các lỗi sửa được mà không cần bàn với dev khác được sửa trên testing, 9 commit từ 5e0b9c2 tới 96d0086, chưa push (Phụ lục N): A8, A11, A25, B3, C10, D3, D4, D5, E3, E7, E9, E10, E15, G1, G2, G6, H9 đã sửa và được bỏ khỏi bảng; A7, B2, B4, C2, C4, C5, E11, E14, F1, G5, H2, H4, H5 chỉ còn phần chưa sửa; D1 ghi thêm 11 câu đã duyệt còn trong gold_id_proposals_300.json. Toàn bộ test chạy chung (parser/, tests/, test/): 531 pass, 20 skip, 0 fail. Mục 5 viết lại theo các lỗi còn mở. Cuối ngày 25/10, các dòng còn mở của mục 3 được kiểm lại trên 948fc94 (đã push lên origin/testing; các nhánh remote khác không có commit mới) (Phụ lục O): E4, F3, F5 đã sửa một phần ở 664634e, f32754e, 146a6c9 mà bản trước chưa ghi, nên chuyển từ Còn sang Còn một phần; H8 bỏ phần tách từ đã sửa; B5, B7, E1, F1, H1 cập nhật số đo trên corpus 664634e; các dòng khác không đổi. Bước 2 của mục 5 thêm phần E4 (Dense dừng khi thiếu underthesea). Test chạy chung: 531 pass, 20 skip, 0 fail. Ngày 26/10, sau khi gộp CTM 9348764 vào testing ở 411075a, sửa thêm ở 01c639e, chưa push (Phụ lục P): CTM gộp tests/ vào test/ và bỏ bản test benchmark trùng, nên H2 chỉ còn retrieval/test/ nằm ngoài testpaths của pytest.ini; B4 cập nhật đường dẫn test/schema_test.py; lệnh chạy test ở A7 và mục 5 đổi thành python -m pytest. Phát hiện và sửa ở 01c639e: 9348764 chuyển schema_test.py mà không sửa demo_pipeline.py, nên demo lỗi ngay khi chạy. Các dòng khác không đổi. Test chạy chung: 490 pass, 20 skip, 0 fail (bớt 41 test của bản trùng). Cuối ngày 26/10, sau khi gộp NMA 86b55f5 (“update document title”) vào testing ở 5ef41dc, chưa push, nhóm A được kiểm lại (Phụ lục Q): title của 21/23 bản ghi registry (19 văn bản có parsed_jsons) đổi sang trích yếu của văn bản, ba Luật HNGĐ cùng ghi năm, nên A16 chỉ còn phần corpus, test, hai bảng ID và cách ghi title; A7 thêm một commit được đẩy lên khi test parser fail; A6, A26 không đổi. Test chạy chung: 489 pass, 20 skip, 1 fail (A16). Cũng tối 26/10 (Phụ lục R; 856e6be, 4ec0706, dfc025b): sửa các phần không cần bàn của A16 (test, hai bảng ID, NĐ 207/2025, dấu cách TT 34/2017, sinh lại corpus) và A7 (thêm workflow CI), nên A16 chỉ còn cách ghi title của 5 văn bản cũ, A7 chỉ còn push workflow và bật branch protection. Test chạy chung: 490 pass, 20 skip, 0 fail. Sau đó H2 được sửa ở 21a2385: pytest.ini thêm retrieval/test vào testpaths, nên python -m pytest chạy cả 7 test của Dev 4 (497 pass, 20 skip, 0 fail); dòng H2 được bỏ khỏi bảng.</w:t>
       </w:r>
     </w:p>
     <w:p>
@@ -50,7 +50,7 @@
         <w:spacing w:after="80"/>
       </w:pPr>
       <w:r>
-        <w:t>Trong 67 lỗi của register v2, tính tới commit e64c49a (nhóm A tính tới 64b65f0, nhóm B tính tới bản sửa chunking ngày 24/10 và corpus sinh lại ở 664634e, nhóm C tính tới 3d646da; trạng thái đối chiếu lại trên be28659, Phụ lục M; các lỗi sửa ngày 25/10 tính tới 3b1b6dc, Phụ lục N): 31 đã sửa, 1 đóng, 20 còn một phần, 1 đổi tính chất, 2 nặng hơn, 12 còn nguyên. Phát hiện thêm 21 lỗi mới: A22, A23, A24, B11, B12 (22/10; A22, A23, A24, B11 và B12 nay đã sửa), B13 (nay đã sửa), C6, C7, C8, C9, D5, H9 (23/10, sau khi gộp CTM; C6, C8, C9 nay đã sửa ở 3d646da, C7 ở 33bc4ff), A25, A26 (24/10, sau khi kéo NMA 72a7377; nay sửa một phần ở 840c8a3 và 64b65f0), B14, B15, B16, B17 (24/10, khi kiểm lại nhóm B; đã sửa) A27 (24/10, khi kiểm lại corpus thử 21 văn bản; nay đã sửa), A28 (24/10, sau khi gộp NMA 1260ed8; nay đã sửa ở 77b5886) và C10 (25/10, sau khi kéo CTM 3d646da; đã sửa ở d1eaa3a và b7f5e30; D5, H9 và A25 cũng đã sửa ngày 25/10). Trong 15 lỗi mức Cao, 8 đã sửa (A1, A12, A13, A14, B1, E15, C1, C3), 7 còn mở (B2, D1, D2, E1, E2, F1, F5). Nhóm A, B, C đã được kiểm lại lần 2 trên commit 75dd586; các chỗ đính chính ghi ở Phụ lục A. Nhóm A được kiểm lại lần 3 trên e9ee31d (Phụ lục B), lần 4 trên e64c49a (Phụ lục C) và lần 5 trên 72a7377 (Phụ lục E), lần 6 trên 840c8a3 (Phụ lục H) và lần 7 trên 64b65f0 (Phụ lục I); A28 sửa ngày 25/10 (Phụ lục K). Ngày 23/10 kiểm lại các lỗi liên quan tới thay đổi của CTM và toàn bộ nhóm A; nhóm C được kiểm lại toàn bộ trên bafe1e8 (Phụ lục D) trên 840c8a3 sau khi gộp NMA (Phụ lục G) và trên 3d646da sau khi kéo CTM (Phụ lục L); ngày 24/10 nhóm B được kiểm lại và sửa trên nhánh chunking_test (Phụ lục F); các lỗi còn lại giữ kết quả ngày 22/10.</w:t>
+        <w:t>Trong 67 lỗi của register v2, tính tới commit e64c49a (nhóm A tính tới 5ef41dc, nhóm B tính tới bản sửa chunking ngày 24/10 và corpus sinh lại ở 664634e, nhóm C tính tới 3d646da; trạng thái đối chiếu lại trên be28659, Phụ lục M; các lỗi sửa ngày 25/10 tính tới 3b1b6dc, Phụ lục N; các dòng còn mở kiểm lại trên 948fc94, Phụ lục O; thay đổi của CTM 9348764 tính tới 01c639e, Phụ lục P; title của NMA 86b55f5 tính tới 5ef41dc, Phụ lục Q; bản sửa A16, A7 ngày 26/10, Phụ lục R): 32 đã sửa, 1 đóng, 22 còn một phần, 1 đổi tính chất, 2 nặng hơn, 9 còn nguyên. Phát hiện thêm 21 lỗi mới: A22, A23, A24, B11, B12 (22/10; A22, A23, A24, B11 và B12 nay đã sửa), B13 (nay đã sửa), C6, C7, C8, C9, D5, H9 (23/10, sau khi gộp CTM; C6, C8, C9 nay đã sửa ở 3d646da, C7 ở 33bc4ff), A25, A26 (24/10, sau khi kéo NMA 72a7377; nay sửa một phần ở 840c8a3 và 64b65f0), B14, B15, B16, B17 (24/10, khi kiểm lại nhóm B; đã sửa) A27 (24/10, khi kiểm lại corpus thử 21 văn bản; nay đã sửa), A28 (24/10, sau khi gộp NMA 1260ed8; nay đã sửa ở 77b5886) và C10 (25/10, sau khi kéo CTM 3d646da; đã sửa ở d1eaa3a và b7f5e30; D5, H9 và A25 cũng đã sửa ngày 25/10). Trong 15 lỗi mức Cao, 8 đã sửa (A1, A12, A13, A14, B1, E15, C1, C3), 7 còn mở (B2, D1, D2, E1, E2, F1, F5). Nhóm A, B, C đã được kiểm lại lần 2 trên commit 75dd586; các chỗ đính chính ghi ở Phụ lục A. Nhóm A được kiểm lại lần 3 trên e9ee31d (Phụ lục B), lần 4 trên e64c49a (Phụ lục C) và lần 5 trên 72a7377 (Phụ lục E), lần 6 trên 840c8a3 (Phụ lục H) và lần 7 trên 64b65f0 (Phụ lục I); A28 sửa ngày 25/10 (Phụ lục K). Ngày 23/10 kiểm lại các lỗi liên quan tới thay đổi của CTM và toàn bộ nhóm A; nhóm C được kiểm lại toàn bộ trên bafe1e8 (Phụ lục D) trên 840c8a3 sau khi gộp NMA (Phụ lục G) và trên 3d646da sau khi kéo CTM (Phụ lục L); ngày 24/10 nhóm B được kiểm lại và sửa trên nhánh chunking_test (Phụ lục F); các lỗi còn lại giữ kết quả ngày 22/10.</w:t>
       </w:r>
     </w:p>
     <w:p>
@@ -945,7 +945,7 @@
               <w:spacing w:after="0"/>
             </w:pPr>
             <w:r>
-              <w:t>4</w:t>
+              <w:t>5</w:t>
             </w:r>
             <w:r>
               <w:rPr>
@@ -1005,7 +1005,7 @@
               <w:spacing w:after="0"/>
             </w:pPr>
             <w:r>
-              <w:t>3</w:t>
+              <w:t>2</w:t>
             </w:r>
             <w:r>
               <w:rPr>
@@ -1106,7 +1106,7 @@
               <w:spacing w:after="0"/>
             </w:pPr>
             <w:r>
-              <w:t>1</w:t>
+              <w:t>3</w:t>
             </w:r>
             <w:r>
               <w:rPr>
@@ -1166,7 +1166,7 @@
               <w:spacing w:after="0"/>
             </w:pPr>
             <w:r>
-              <w:t>5</w:t>
+              <w:t>3</w:t>
             </w:r>
             <w:r>
               <w:rPr>
@@ -1388,7 +1388,7 @@
               <w:spacing w:after="0"/>
             </w:pPr>
             <w:r>
-              <w:t>0</w:t>
+              <w:t>1</w:t>
             </w:r>
             <w:r>
               <w:rPr>
@@ -1428,7 +1428,7 @@
               <w:spacing w:after="0"/>
             </w:pPr>
             <w:r>
-              <w:t>4</w:t>
+              <w:t>3</w:t>
             </w:r>
             <w:r>
               <w:rPr>
@@ -1553,7 +1553,7 @@
                 <w:b/>
                 <w:sz w:val="17"/>
               </w:rPr>
-              <w:t>31</w:t>
+              <w:t>32</w:t>
             </w:r>
           </w:p>
         </w:tc>
@@ -1589,7 +1589,7 @@
                 <w:b/>
                 <w:sz w:val="17"/>
               </w:rPr>
-              <w:t>20</w:t>
+              <w:t>22</w:t>
             </w:r>
           </w:p>
         </w:tc>
@@ -1643,7 +1643,7 @@
                 <w:b/>
                 <w:sz w:val="17"/>
               </w:rPr>
-              <w:t>12</w:t>
+              <w:t>9</w:t>
             </w:r>
           </w:p>
         </w:tc>
@@ -2145,7 +2145,7 @@
         <w:spacing w:after="80"/>
       </w:pPr>
       <w:r>
-        <w:t>Mỗi nhóm có một bảng gồm các lỗi của register v2 còn việc phải làm và các lỗi mới, chỉ ghi phần còn lỗi tính tới e64c49a (nhóm A tính tới 64b65f0, nhóm B tính tới bản sửa chunking ngày 24/10, nhóm C tính tới 3d646da). Trong mỗi bảng, lỗi xếp theo mức độ; cùng mức thì lỗi mới đứng trước. Cột Vấn đề và đề xuất gồm phần còn lỗi, “Đề xuất” và, khi có, “Kiểm chứng”. Lỗi của register v2 giữ mức độ như register; Vị trí và Owner của chúng lấy từ register v2 (commit ae1ce0d), nên số dòng có thể đã lệch. Lỗi có trạng thái “Còn” giữ nguyên mô tả, đề xuất và kiểm chứng của register v2 vì file liên quan chưa đổi; số đo trong đó được đo trên corpus cũ.</w:t>
+        <w:t>Mỗi nhóm có một bảng gồm các lỗi của register v2 còn việc phải làm và các lỗi mới, chỉ ghi phần còn lỗi tính tới e64c49a (nhóm A tính tới 5ef41dc, nhóm B tính tới bản sửa chunking ngày 24/10, nhóm C tính tới 3d646da). Trong mỗi bảng, lỗi xếp theo mức độ; cùng mức thì lỗi mới đứng trước. Cột Vấn đề và đề xuất gồm phần còn lỗi, “Đề xuất” và, khi có, “Kiểm chứng”. Lỗi của register v2 giữ mức độ như register; Vị trí và Owner của chúng lấy từ register v2 (commit ae1ce0d), nên số dòng có thể đã lệch. Lỗi có trạng thái “Còn” giữ nguyên mô tả, đề xuất và kiểm chứng của register v2 vì file liên quan chưa đổi; số đo trong đó được đo trên corpus cũ.</w:t>
       </w:r>
     </w:p>
     <w:p>
@@ -2161,7 +2161,7 @@
         <w:spacing w:after="80"/>
       </w:pPr>
       <w:r>
-        <w:t>Các lỗi đã sửa hoặc đã đóng mà không còn việc gì được bỏ khỏi bảng (vẫn tính trong thống kê ở mục 1; kết quả kiểm nhóm A ở Phụ lục C, E, H, I và K, nhóm B ở Phụ lục F, nhóm C ở Phụ lục D, G và L; các lỗi sửa ngày 25/10 ở Phụ lục N): A1, A5, A8, A10, A11, A12, A13, A14, A15, A17, A18, A19, A20, A21, A22, A23, A24, A25, A27, A28, B1, B3, B8, B9, B10, B11, B12, B13, B14, B15, B16, B17, C1, C3, C6, C7, C8, C9, C10, D3, D4, D5, E3, E5, E7, E9, E10, E15, G1, G2, G6, H9. Đề xuất CI (gồm kiểm tra chunks.jsonl khớp parsed_jsons của B11) nằm ở A7 và bước 0 của mục 5.</w:t>
+        <w:t>Các lỗi đã sửa hoặc đã đóng mà không còn việc gì được bỏ khỏi bảng (vẫn tính trong thống kê ở mục 1; kết quả kiểm nhóm A ở Phụ lục C, E, H, I và K, nhóm B ở Phụ lục F, nhóm C ở Phụ lục D, G và L; các lỗi sửa ngày 25/10 ở Phụ lục N): A1, A5, A8, A10, A11, A12, A13, A14, A15, A17, A18, A19, A20, A21, A22, A23, A24, A25, A27, A28, B1, B3, B8, B9, B10, B11, B12, B13, B14, B15, B16, B17, C1, C3, C6, C7, C8, C9, C10, D3, D4, D5, E3, E5, E7, E9, E10, E15, G1, G2, G6, H2, H9. Đề xuất CI (gồm kiểm tra chunks.jsonl khớp parsed_jsons của B11) nằm ở A7 và bước 0 của mục 5.</w:t>
       </w:r>
     </w:p>
     <w:p>
@@ -2435,6 +2435,7 @@
           <w:tcPr>
             <w:tcW w:type="dxa" w:w="964"/>
             <w:vAlign w:val="top"/>
+            <w:shd w:val="clear" w:color="auto" w:fill="FFF2CC"/>
           </w:tcPr>
           <w:p>
             <w:pPr>
@@ -2499,7 +2500,7 @@
               <w:rPr>
                 <w:sz w:val="17"/>
               </w:rPr>
-              <w:t>Title là dạng tóm tắt của registry, không phải tên chính thức (vd TT 32/2016 “Quy định liên quan đến hỗ trợ sinh sản”, NĐ 77/2001 “Đăng ký kết hôn theo Nghị quyết 35/2000/QH10”); ba Luật HNGĐ ghi năm không thống nhất (“Luật Hôn nhân và gia đình năm 1986”, “Luật Hôn nhân và gia đình 2000”, Luật 52/2014 không ghi năm). Luật 22/2000 phải mang hậu tố năm để không trùng title với Luật 52/2014.</w:t>
+              <w:t>Title chưa theo một cách ghi: 5 bản ghi (NĐ 70/2001, NĐ 32/2002, NĐ 77/2001, TT 07/2001, TT 07/2002) chép cả dòng đầu văn bản “Nghị định của Chính phủ số … ngày …”, “Thông tư của Bộ Tư pháp số … ngày …”, lặp lại document_type, document_number, issue_date; các bản ghi khác chỉ ghi trích yếu. Title đứng đầu embed_text nên phần lặp này vào cả embed_text của 3 Nghị định (title của NĐ 77/2001 dài 40 từ). TT 04/2020 và TT 15/2015 có title chính thức trùng nhau nên phần đầu embed_text của hai văn bản giống hệt.</w:t>
             </w:r>
           </w:p>
           <w:p>
@@ -2517,7 +2518,25 @@
               <w:rPr>
                 <w:sz w:val="17"/>
               </w:rPr>
-              <w:t>Dev 1 chốt registry là nguồn title chính thức và một cách ghi năm cho các văn bản cùng tên.</w:t>
+              <w:t>Dev 1 chốt title chỉ ghi trích yếu (bỏ loại, số hiệu, ngày ở 5 bản ghi trên), rồi chạy lại parser và export (chunk_id không đổi; test_registry_and_mapping_tables_integrity báo nếu quên sửa hai bảng ID hoặc sinh lại corpus). TT 04/2020 và TT 15/2015 được tách nhờ lọc theo thời điểm (E1); nếu cần, Chunking thêm số hiệu vào đầu embed_text.</w:t>
+            </w:r>
+          </w:p>
+          <w:p>
+            <w:pPr>
+              <w:spacing w:after="20" w:line="252" w:lineRule="auto"/>
+            </w:pPr>
+            <w:r>
+              <w:rPr>
+                <w:b/>
+                <w:sz w:val="17"/>
+              </w:rPr>
+              <w:t xml:space="preserve">Kiểm chứng: </w:t>
+            </w:r>
+            <w:r>
+              <w:rPr>
+                <w:sz w:val="17"/>
+              </w:rPr>
+              <w:t>parser/cleaned_texts/ND05.txt dòng 5–7: “NGHỊ ĐỊNH / CỦA CHÍNH PHỦ SỐ 70/2001/NĐ-CP NGÀY 03 THÁNG 10 NĂM 2001 QUY ĐỊNH CHI TIẾT THI HÀNH LUẬT HÔN NHÂN VÀ GIA ĐÌNH”: registry chép nguyên dòng này, còn trích yếu là “Quy định chi tiết thi hành Luật Hôn nhân và gia đình”. embed_text_raw của TT 04/2020 và TT 15/2015 cùng mở đầu bằng 42 từ giống nhau.</w:t>
             </w:r>
           </w:p>
         </w:tc>
@@ -2534,7 +2553,7 @@
               <w:rPr>
                 <w:sz w:val="17"/>
               </w:rPr>
-              <w:t>parser/parser.py: TITLE_TYPE_RE, TITLE_SELF_REF_RE, locate_document_title, clean_document_title_candidate, extract_issuing_body (dòng 877–1014)</w:t>
+              <w:t>data/reference/document_versions.json (title của 5 bản ghi trên)</w:t>
             </w:r>
           </w:p>
         </w:tc>
@@ -2551,7 +2570,7 @@
               <w:rPr>
                 <w:sz w:val="17"/>
               </w:rPr>
-              <w:t>Parser + Dev 1</w:t>
+              <w:t>Dev 1</w:t>
             </w:r>
           </w:p>
         </w:tc>
@@ -2559,6 +2578,7 @@
           <w:tcPr>
             <w:tcW w:type="dxa" w:w="964"/>
             <w:vAlign w:val="top"/>
+            <w:shd w:val="clear" w:color="auto" w:fill="FFF2CC"/>
           </w:tcPr>
           <w:p>
             <w:pPr>
@@ -2568,7 +2588,7 @@
               <w:rPr>
                 <w:sz w:val="17"/>
               </w:rPr>
-              <w:t>Còn một phần</w:t>
+              <w:t>Còn một phần (856e6be, 4ec0706)</w:t>
             </w:r>
           </w:p>
         </w:tc>
@@ -2623,7 +2643,7 @@
               <w:rPr>
                 <w:sz w:val="17"/>
               </w:rPr>
-              <w:t>Chưa có CI chạy pytest (H2): 72a7377 và 1260ed8 được commit khi pytest parser/ đang fail, 3d646da làm một script lỗi cú pháp; không có gì chặn việc này lặp lại.</w:t>
+              <w:t>CI đã có (.github/workflows/tests.yml, dfc025b) nhưng chưa chặn được merge: testing và main chưa bật branch protection, nên commit có check đỏ vẫn gộp được; workflow chưa chạy lần nào trên GitHub (máy Linux) vì chưa push.</w:t>
             </w:r>
           </w:p>
           <w:p>
@@ -2641,7 +2661,7 @@
               <w:rPr>
                 <w:sz w:val="17"/>
               </w:rPr>
-              <w:t>Chạy python -m pytest parser tests test và python -m compileall scripts evaluation retrieval reranking trong CI (hoặc pre-commit hook), chặn merge khi fail; branch protection cần quyền admin repo.</w:t>
+              <w:t>Push workflow lên testing và xem lần chạy đầu trên GitHub; admin repo bật branch protection cho testing và main, bắt buộc check “tests / pytest” trước khi merge.</w:t>
             </w:r>
           </w:p>
           <w:p>
@@ -2659,7 +2679,7 @@
               <w:rPr>
                 <w:sz w:val="17"/>
               </w:rPr>
-              <w:t>Trên 3b1b6dc, repo không có thư mục .github/; test cho cleaner đã có ở e7a0ff3 (parser/test_cleaner.py, 47 test).</w:t>
+              <w:t>GitHub API (26/10): branches/testing và branches/main đều trả “protected”: false.</w:t>
             </w:r>
           </w:p>
         </w:tc>
@@ -2676,7 +2696,7 @@
               <w:rPr>
                 <w:sz w:val="17"/>
               </w:rPr>
-              <w:t>CI; .github/ (chưa có)</w:t>
+              <w:t>.github/workflows/tests.yml; cài đặt Branches của repo trên GitHub</w:t>
             </w:r>
           </w:p>
         </w:tc>
@@ -2693,7 +2713,7 @@
               <w:rPr>
                 <w:sz w:val="17"/>
               </w:rPr>
-              <w:t>Cả nhóm</w:t>
+              <w:t>Admin repo; cả nhóm</w:t>
             </w:r>
           </w:p>
         </w:tc>
@@ -2711,7 +2731,7 @@
               <w:rPr>
                 <w:sz w:val="17"/>
               </w:rPr>
-              <w:t>Còn một phần</w:t>
+              <w:t>Còn một phần (dfc025b)</w:t>
             </w:r>
           </w:p>
         </w:tc>
@@ -2866,7 +2886,7 @@
       </w:pPr>
       <w:r>
         <w:rPr/>
-        <w:t>Nhóm A đo trên 64b65f0 (24/10), sau khi gộp NMA 1260ed8. A27 đã sửa (8/8 Mục của TT 04/2020 được nhận, không Khoản nào chứa tên Mục) và được bỏ khỏi bảng; test còn thiếu chuyển sang A7. 11 PDF gốc được thay bằng bản có lớp text nên A25 chỉ còn phần corpus và các mẫu cleaner thừa; A6 đổi lại vì L01 là bản gốc 2014; A26 chỉ còn 2 TT chia theo mục La Mã và corpus. A16, A11, A8 không đổi. Số liệu đo ở Phụ lục I. Ngày 25/10, A28 được sửa (tiêu đề Điều, Chương, Mục giữ dấu câu và không cụt; số hiệu không còn bị tách sau “-”) và được bỏ khỏi bảng; A7 có thêm test cho A23, A27, A28, ngưỡng tiêu đề 40 từ và thông báo lỗi xuống dòng thật, nên chỉ còn CI và test cho cleaner (Phụ lục K). Bản sửa ở commit 77b5886. Corpus sinh lại ở 664634e nên A25 chỉ còn các mẫu cleaner thừa, A26 chỉ còn 2 TT chia theo mục La Mã (Phụ lục K). Ngày 25/10 (Phụ lục N): A8, A11, A25 đã sửa và được bỏ khỏi bảng; A7 chỉ còn CI.</w:t>
+        <w:t>Nhóm A đo trên 64b65f0 (24/10), sau khi gộp NMA 1260ed8. A27 đã sửa (8/8 Mục của TT 04/2020 được nhận, không Khoản nào chứa tên Mục) và được bỏ khỏi bảng; test còn thiếu chuyển sang A7. 11 PDF gốc được thay bằng bản có lớp text nên A25 chỉ còn phần corpus và các mẫu cleaner thừa; A6 đổi lại vì L01 là bản gốc 2014; A26 chỉ còn 2 TT chia theo mục La Mã và corpus. A16, A11, A8 không đổi. Số liệu đo ở Phụ lục I. Ngày 25/10, A28 được sửa (tiêu đề Điều, Chương, Mục giữ dấu câu và không cụt; số hiệu không còn bị tách sau “-”) và được bỏ khỏi bảng; A7 có thêm test cho A23, A27, A28, ngưỡng tiêu đề 40 từ và thông báo lỗi xuống dòng thật, nên chỉ còn CI và test cho cleaner (Phụ lục K). Bản sửa ở commit 77b5886. Corpus sinh lại ở 664634e nên A25 chỉ còn các mẫu cleaner thừa, A26 chỉ còn 2 TT chia theo mục La Mã (Phụ lục K). Ngày 25/10 (Phụ lục N): A8, A11, A25 đã sửa và được bỏ khỏi bảng; A7 chỉ còn CI. Ngày 26/10 (Phụ lục Q), sau khi gộp NMA 86b55f5 ở 5ef41dc: title trong registry và parsed_jsons là trích yếu của văn bản và ba Luật HNGĐ cùng ghi năm, nên A16 chỉ còn corpus chưa sinh lại, test và hai bảng ID chưa theo, cách ghi title chưa thống nhất; A7 thêm bằng chứng; A6, A26 không đổi. Cũng ngày 26/10 (Phụ lục R): sửa phần không cần bàn của A16 và thêm workflow CI cho A7, nên A16 chỉ còn cách ghi title, A7 chỉ còn push workflow và branch protection.</w:t>
       </w:r>
     </w:p>
     <w:p>
@@ -3106,7 +3126,7 @@
               <w:rPr>
                 <w:sz w:val="17"/>
               </w:rPr>
-              <w:t>ElasticsearchBM25Retriever mặc định text_field = “content_segmented” và không tách từ câu hỏi (hybrid_retriever.py dòng 33–49). requirements-bkai.txt đã ghim underthesea==9.5.0 ở 7c9211e.</w:t>
+              <w:t>ElasticsearchBM25Retriever mặc định text_field = “content_segmented” và không tách từ câu hỏi (hybrid_retriever.py dòng 33–49).</w:t>
             </w:r>
           </w:p>
         </w:tc>
@@ -3213,7 +3233,7 @@
               <w:rPr>
                 <w:sz w:val="17"/>
               </w:rPr>
-              <w:t>Vẫn dùng file smoke embedding/data/han_gia_dinh_smoke_chunks.json làm mặc định: retrieval/run_dev_retrieval.py (--chunks), retrieval/retrieval_evaluation.py, embedding/retrieval_smoke_test.py; embedding/data/all_legal_chunks.json vẫn trong git. data/parser_validated/ còn 4 JSON cũ (L02, ND04, ND05 với ID dạng mã file, bản tt_02a_2015_tt_btp.json sửa nhãn cũ); tests/schema_test.py gộp clause_id của chúng vào tập hợp lệ, embedding/prepare_all_chunk_dataset.py vẫn đọc bản TT 02a (H7).</w:t>
+              <w:t>Vẫn dùng file smoke embedding/data/han_gia_dinh_smoke_chunks.json làm mặc định: retrieval/run_dev_retrieval.py (--chunks), retrieval/retrieval_evaluation.py, embedding/retrieval_smoke_test.py; embedding/data/all_legal_chunks.json vẫn trong git. data/parser_validated/ còn 4 JSON cũ (L02, ND04, ND05 với ID dạng mã file, bản tt_02a_2015_tt_btp.json sửa nhãn cũ); test/schema_test.py gộp clause_id của chúng vào tập hợp lệ, embedding/prepare_all_chunk_dataset.py vẫn đọc bản TT 02a (H7).</w:t>
             </w:r>
           </w:p>
           <w:p>
@@ -3231,7 +3251,7 @@
               <w:rPr>
                 <w:sz w:val="17"/>
               </w:rPr>
-              <w:t>Đổi các mặc định còn lại sang data/chunking_output/chunks.jsonl (giữ fixture smoke cho unit test); xóa all_legal_chunks.json và data/parser_validated/ cùng lúc sửa tests/schema_test.py và prepare_all_chunk_dataset.py.</w:t>
+              <w:t>Đổi các mặc định còn lại sang data/chunking_output/chunks.jsonl (giữ fixture smoke cho unit test); xóa all_legal_chunks.json và data/parser_validated/ cùng lúc sửa test/schema_test.py và prepare_all_chunk_dataset.py.</w:t>
             </w:r>
           </w:p>
           <w:p>
@@ -3249,7 +3269,7 @@
               <w:rPr>
                 <w:sz w:val="17"/>
               </w:rPr>
-              <w:t>chunks_benchmark.jsonl đã xóa ở 5e0b9c2; grep han_gia_dinh_smoke_chunks và parser_validated trong *.py.</w:t>
+              <w:t>Grep han_gia_dinh_smoke_chunks và parser_validated trong *.py.</w:t>
             </w:r>
           </w:p>
         </w:tc>
@@ -3266,7 +3286,7 @@
               <w:rPr>
                 <w:sz w:val="17"/>
               </w:rPr>
-              <w:t>retrieval/run_dev_retrieval.py (--chunks); retrieval/retrieval_evaluation.py:16; embedding/retrieval_smoke_test.py:13; embedding/prepare_all_chunk_dataset.py:12; tests/schema_test.py:261; data/parser_validated/</w:t>
+              <w:t>retrieval/run_dev_retrieval.py (--chunks); retrieval/retrieval_evaluation.py:16; embedding/retrieval_smoke_test.py:13; embedding/prepare_all_chunk_dataset.py:12; test/schema_test.py:261; data/parser_validated/</w:t>
             </w:r>
           </w:p>
         </w:tc>
@@ -3356,7 +3376,7 @@
               <w:rPr>
                 <w:sz w:val="17"/>
               </w:rPr>
-              <w:t>Bản ghi chunk có 29 trường cấp gốc và metadata 16 trường, lưu cùng thông tin nhiều lần: 3 cặp alias (id/chunk_id, doc_id/document_id, text/chunk_text), thông tin văn bản và Điều lặp ở cấp gốc và trong metadata, nội dung luật có 5 bản (text, chunk_text, seg_text, embed_text, embed_text_raw). effective_from, effective_to, source_url chỉ nằm trong metadata (effective_to có giá trị ở 445/1.157 chunk, 21 văn bản: 907/2.003); mỗi consumer tự viết bộ chuyển đổi (build_bm25_index.load_chunks, vector_store.normalize_chunk_record, build_index._adapt_chunk_for_vector_store).</w:t>
+              <w:t>Bản ghi chunk có 31 trường cấp gốc và metadata 18 trường (source_status, provision_status thêm ở 3d646da nằm ở cả hai cấp), lưu cùng thông tin nhiều lần: 3 cặp alias (id/chunk_id, doc_id/document_id, text/chunk_text), thông tin văn bản và Điều lặp ở cấp gốc và trong metadata, nội dung luật có 5 bản (text, chunk_text, seg_text, embed_text, embed_text_raw). effective_from, effective_to, source_url chỉ nằm trong metadata (effective_to có giá trị ở 912/2.011 chunk của corpus 664634e); mỗi consumer tự viết bộ chuyển đổi (build_bm25_index.load_chunks, vector_store.normalize_chunk_record, build_index._adapt_chunk_for_vector_store).</w:t>
             </w:r>
           </w:p>
           <w:p>
@@ -3481,7 +3501,7 @@
               <w:rPr>
                 <w:sz w:val="17"/>
               </w:rPr>
-              <w:t>Nhóm chunk trùng nội dung: 12 nhóm (24 chunk) ở 11 văn bản, 31 nhóm khi đủ 21 văn bản; đều là văn bản mới chép quy định của văn bản cũ (vd Luật 22/2000 Điều 53 và Luật 52/2014 Điều 116 “Mức cấp dưỡng”) nên phải giữ, nhưng benchmark chưa có câu hỏi phân biệt văn bản cũ và mới để kiểm bộ lọc hiệu lực. 82 chunk dưới 20 từ (21 văn bản: 134) đều là Khoản ngắn trọn vẹn. Khối chữ ký và “Nơi nhận” lọt vào Điều cuối xử lý ở A21.</w:t>
+              <w:t>Nhóm chunk trùng nội dung: 31 nhóm (62 chunk) ở corpus 664634e (21 văn bản); đều là văn bản mới chép quy định của văn bản cũ (vd Luật 22/2000 Điều 53 và Luật 52/2014 Điều 116 “Mức cấp dưỡng”) nên phải giữ, nhưng benchmark chưa có câu hỏi phân biệt văn bản cũ và mới để kiểm bộ lọc hiệu lực. 128 chunk dưới 20 từ đều là Khoản ngắn trọn vẹn.</w:t>
             </w:r>
           </w:p>
           <w:p>
@@ -3787,24 +3807,6 @@
               <w:t>Dev 4 sinh lại 6 file bằng run_dev_retrieval.py sau khi chốt model dense (E2) và có gold đã duyệt (D1), rồi bỏ nhánh đọc dạng phẳng trong hai script đánh giá.</w:t>
             </w:r>
           </w:p>
-          <w:p>
-            <w:pPr>
-              <w:spacing w:after="20" w:line="252" w:lineRule="auto"/>
-            </w:pPr>
-            <w:r>
-              <w:rPr>
-                <w:b/>
-                <w:sz w:val="17"/>
-              </w:rPr>
-              <w:t xml:space="preserve">Kiểm chứng: </w:t>
-            </w:r>
-            <w:r>
-              <w:rPr>
-                <w:sz w:val="17"/>
-              </w:rPr>
-              <w:t>Từ 26e41f9, run_dev_retrieval.py ghi mảng RetrievalEnvelope, mỗi câu một envelope, query_id lấy từ id của benchmark; test/test_run_dev_retrieval.py validate output theo retrieval_schema.json.</w:t>
-            </w:r>
-          </w:p>
         </w:tc>
         <w:tc>
           <w:tcPr>
@@ -3881,7 +3883,7 @@
           <w:tcPr>
             <w:tcW w:type="dxa" w:w="1020"/>
             <w:vAlign w:val="top"/>
-            <w:shd w:val="clear" w:color="auto" w:fill="FCE8B2"/>
+            <w:shd w:val="clear" w:color="auto" w:fill="E2EFDA"/>
           </w:tcPr>
           <w:p>
             <w:pPr>
@@ -3927,24 +3929,6 @@
                 <w:sz w:val="17"/>
               </w:rPr>
               <w:t>Dev 1 chọn bỏ context_registry.json khỏi validate_benchmark.py (production_chunk_index.json nay khớp 2.011/2.011 chunk của corpus), hoặc giữ làm bảng truy nguyên nhưng không cho ID smoke qua bước kiểm candidate; duyệt 334 dòng mới của article_index.</w:t>
-            </w:r>
-          </w:p>
-          <w:p>
-            <w:pPr>
-              <w:spacing w:after="20" w:line="252" w:lineRule="auto"/>
-            </w:pPr>
-            <w:r>
-              <w:rPr>
-                <w:b/>
-                <w:sz w:val="17"/>
-              </w:rPr>
-              <w:t xml:space="preserve">Kiểm chứng: </w:t>
-            </w:r>
-            <w:r>
-              <w:rPr>
-                <w:sz w:val="17"/>
-              </w:rPr>
-              <w:t>Từ 7c9211e, pattern gold_article_ids chỉ nhận mã file (776/776 article_id, 304/304 gold_article_ids khớp); validate_benchmark.py PASS.</w:t>
             </w:r>
           </w:p>
         </w:tc>
@@ -4069,24 +4053,6 @@
                 <w:sz w:val="17"/>
               </w:rPr>
               <w:t>Chạy lại 4 file bằng code hiện tại khi chạy lại số đo (F1, F5, F6); làm gold_clause_ids cùng D1.</w:t>
-            </w:r>
-          </w:p>
-          <w:p>
-            <w:pPr>
-              <w:spacing w:after="20" w:line="252" w:lineRule="auto"/>
-            </w:pPr>
-            <w:r>
-              <w:rPr>
-                <w:b/>
-                <w:sz w:val="17"/>
-              </w:rPr>
-              <w:t xml:space="preserve">Kiểm chứng: </w:t>
-            </w:r>
-            <w:r>
-              <w:rPr>
-                <w:sz w:val="17"/>
-              </w:rPr>
-              <w:t>Từ f32754e, metrics.evaluate và evaluate_zero_shot.py chỉ ghi query_id, báo lỗi khi đầu vào dùng question_id, lấy category từ file câu hỏi được truyền vào và báo lỗi khi đọc không được; zero_shot.py ghi query_id (trước đó evaluate_zero_shot.py không đọc được output của zero_shot.py); test/test_evaluation_ids.py 3 pass.</w:t>
             </w:r>
           </w:p>
         </w:tc>
@@ -4774,7 +4740,7 @@
               <w:rPr>
                 <w:sz w:val="17"/>
               </w:rPr>
-              <w:t>Chưa có lọc theo thời điểm. must_not tĩnh của BM25 (hybrid_retriever.py dòng 50) và build_active_legal_filter của Qdrant (vector_store.py dòng 247–265; exclude_expired mặc định True, as_of_date không được dùng) loại mọi chunk “Hết hiệu lực”. Từ khi validity_status có giá trị thật (C3), hai bộ lọc loại hẳn 445/1.160 chunk ở mọi câu hỏi, kể cả câu historical_law và outdated_law_trap.</w:t>
+              <w:t>Chưa có lọc theo thời điểm. must_not tĩnh của BM25 (hybrid_retriever.py dòng 50) và build_active_legal_filter của Qdrant (vector_store.py dòng 247–265; exclude_expired mặc định True, as_of_date không được dùng) loại mọi chunk “Hết hiệu lực”. Từ khi validity_status có giá trị thật (C3), hai bộ lọc loại hẳn 912/2.011 chunk của corpus 664634e ở mọi câu hỏi, kể cả câu historical_law và outdated_law_trap.</w:t>
             </w:r>
           </w:p>
           <w:p>
@@ -5120,6 +5086,7 @@
           <w:tcPr>
             <w:tcW w:type="dxa" w:w="964"/>
             <w:vAlign w:val="top"/>
+            <w:shd w:val="clear" w:color="auto" w:fill="FFF2CC"/>
           </w:tcPr>
           <w:p>
             <w:pPr>
@@ -5184,7 +5151,7 @@
               <w:rPr>
                 <w:sz w:val="17"/>
               </w:rPr>
-              <w:t>Với bkai, câu hỏi được tách từ (underthesea) còn embed_text của corpus thì không (B2: 1/1.164 embed_text có dấu “_”). Hai phía vì vậy không cùng không gian token. Đo Dense trên corpus hiện tại (265 câu Dev, gold đề xuất, không lọc): cấu hình đang chạy cho R@10 = 0,570, kém hơn cả khi không tách từ ở phía nào (0,725, −0,155), còn tách từ cả hai phía cho 0,864. Kết quả còn phụ thuộc máy chạy: dense_retriever.py bắt ImportError của underthesea và im lặng đặt HAS_UNDERTHESEA = False, nên máy không cài underthesea không tách từ câu hỏi và cho 0,725, máy có cài cho 0,570. Việc có tách từ hay không được quyết định bằng tên model (chuỗi “vietnamese-bi-encoder”) và chỉ áp dụng cho câu hỏi; encode_texts không tiền xử lý phía corpus, nên phía corpus phụ thuộc hoàn toàn vào embed_text đã được tách từ hay chưa. Câu “tự hết khi sửa B2” trong bản trước là không an toàn. B2 đưa tách từ vào embed_text cho mọi model, mà tách từ chỉ có lợi cho bkai. Nếu chọn BGE-M3 (E2), corpus đã tách từ trong khi câu hỏi không tách (hành vi hiện tại với model khác bkai) làm R@10 giảm từ 0,830 xuống 0,687 (khi lọc as_of_date: từ 0,943 xuống 0,872). Tách từ cả hai phía cũng vẫn kém hơn văn bản thô: 0,743 với BGE-M3, 0,834 với AITeamVN (so với 0,857).</w:t>
+              <w:t>(1) dense_retriever.py bắt ImportError của underthesea và im lặng đặt HAS_UNDERTHESEA = False; máy không cài underthesea đưa câu hỏi thô vào corpus đã tách từ (2.011/2.011 embed_text có dấu “_”) mà không báo lỗi. (2) Việc tách từ câu hỏi được quyết định bằng tên model (chuỗi “vietnamese-bi-encoder”); encode_texts không tiền xử lý phía corpus và index_chunks luôn đọc embed_text. Với model khác bkai, corpus đã tách từ còn câu hỏi thô: đo ở bản trước, BGE-M3 chỉ corpus tách từ làm R@10 giảm từ 0,830 xuống 0,687 (khi lọc as_of_date: từ 0,943 xuống 0,872); tách từ cả hai phía vẫn kém văn bản thô (BGE-M3 0,743, AITeamVN 0,834 so với 0,857). (3) Index không ghi model, phiên bản underthesea và cờ tách từ.</w:t>
             </w:r>
           </w:p>
           <w:p>
@@ -5193,9 +5160,16 @@
             </w:pPr>
             <w:r>
               <w:rPr>
-                <w:sz w:val="17"/>
-              </w:rPr>
-              <w:t>Kết quả tách từ vẫn phụ thuộc máy (B2).</w:t>
+                <w:b/>
+                <w:sz w:val="17"/>
+              </w:rPr>
+              <w:t xml:space="preserve">Đề xuất: </w:t>
+            </w:r>
+            <w:r>
+              <w:rPr>
+                <w:sz w:val="17"/>
+              </w:rPr>
+              <w:t>Model cần tách từ mà thiếu underthesea thì Dense dừng với lỗi rõ. Khai báo cờ tách từ trong config của model (E2); DenseRetriever chọn embed_text (đã tách từ) hoặc embed_text_raw (thô) theo cờ này và dùng cùng một hàm tiền xử lý cho corpus lẫn câu hỏi. Ghi model, phiên bản underthesea và cờ tách từ vào metadata của index, kiểm khi mở index (E2). Thêm test: với cùng một câu, văn bản đưa vào encode ở phía corpus và phía câu hỏi phải qua cùng một bước tiền xử lý.</w:t>
             </w:r>
           </w:p>
           <w:p>
@@ -5207,31 +5181,13 @@
                 <w:b/>
                 <w:sz w:val="17"/>
               </w:rPr>
-              <w:t xml:space="preserve">Đề xuất: </w:t>
-            </w:r>
-            <w:r>
-              <w:rPr>
-                <w:sz w:val="17"/>
-              </w:rPr>
-              <w:t>Coi tách từ là thuộc tính của model embedding, không phải của corpus. Corpus lưu cả hai dạng văn bản: bản đã tách từ và bản thô. Theo contract Sprint 5 và Sprint 6 §14, embed_text là bản đã tách từ, nên B2 đề xuất giữ embed_text đã tách từ và thêm embed_text_raw. Dev 1 chốt tên trường ở C1. DenseRetriever dùng cùng một hàm tiền xử lý cho cả corpus lẫn câu hỏi, theo cờ khai báo trong config của model (E2), không dựa vào tên model. Model cần tách từ mà thiếu underthesea thì dừng với lỗi rõ, không âm thầm bỏ qua. Ghi model, phiên bản underthesea và cờ tách từ vào metadata của index, và kiểm tra khi mở index (E2). Thêm test: với cùng một câu, văn bản đưa vào encode ở phía corpus và phía câu hỏi phải qua cùng một bước tiền xử lý. Không bao giờ trộn hai dạng: corpus tách từ thì câu hỏi cũng tách từ, và ngược lại. B2 đã cập nhật theo hướng này.</w:t>
-            </w:r>
-          </w:p>
-          <w:p>
-            <w:pPr>
-              <w:spacing w:after="20" w:line="252" w:lineRule="auto"/>
-            </w:pPr>
-            <w:r>
-              <w:rPr>
-                <w:b/>
-                <w:sz w:val="17"/>
-              </w:rPr>
               <w:t xml:space="preserve">Kiểm chứng: </w:t>
             </w:r>
             <w:r>
               <w:rPr>
                 <w:sz w:val="17"/>
               </w:rPr>
-              <w:t>Đọc dense_retriever.py (import underthesea, use_word_segmentation, _preprocess_query, encode_texts). Đếm dấu “_” trong embed_text của chunks.jsonl. Đo Dense trên corpus hiện tại bằng sentence-transformers trên GPU, cosine trong bộ nhớ, 265 câu Dev có gold đề xuất (chưa xác minh), có và không lọc as_of_date, cùng quy trình với E2. Thêm 4 cấu hình vào 4 cấu hình của E2: bkai không tách từ ở phía nào; BGE-M3 chỉ corpus tách từ; BGE-M3 tách từ cả hai phía; AITeamVN tách từ cả hai phía. Tách từ bằng underthesea 9.5.0 word_tokenize(format="text"). Kiểm định ghép cặp (bootstrap 10.000 lần, McNemar chính xác). bkai hiện tại so với không tách từ: R@10 +0,155 (CI95 +0,102 đến +0,211; 51 câu thắng, 10 câu thua). Không tách từ so với tách từ cả hai phía: +0,140 (CI95 +0,087 đến +0,192). BGE-M3 thô so với chỉ corpus tách từ: −0,143 (CI95 −0,189 đến −0,102; 1 câu thắng, 39 câu thua). BGE-M3 thô so với tách từ cả hai phía: −0,087 (CI95 −0,128 đến −0,045). AITeamVN: −0,023, không có ý nghĩa thống kê.</w:t>
+              <w:t>Đọc dense_retriever.py: import underthesea (dòng 14–20), use_word_segmentation (dòng 80–83), _preprocess_query và encode_texts (dòng 98–128), index_chunks (dòng 130–148).</w:t>
             </w:r>
           </w:p>
         </w:tc>
@@ -5248,7 +5204,7 @@
               <w:rPr>
                 <w:sz w:val="17"/>
               </w:rPr>
-              <w:t>embedding/dense_retriever.py: import underthesea (dòng 14–20), use_word_segmentation (dòng 80–82), _preprocess_query và encode_texts (dòng 97–125); chunking/export_legal_chunks.py: embed_text (B2)</w:t>
+              <w:t>embedding/dense_retriever.py: import underthesea (dòng 14–20), use_word_segmentation (dòng 80–83), _preprocess_query, encode_texts, index_chunks (dòng 98–148)</w:t>
             </w:r>
           </w:p>
         </w:tc>
@@ -5266,6 +5222,274 @@
                 <w:sz w:val="17"/>
               </w:rPr>
               <w:t>Dev 3</w:t>
+            </w:r>
+          </w:p>
+        </w:tc>
+        <w:tc>
+          <w:tcPr>
+            <w:tcW w:type="dxa" w:w="964"/>
+            <w:vAlign w:val="top"/>
+            <w:shd w:val="clear" w:color="auto" w:fill="FFF2CC"/>
+          </w:tcPr>
+          <w:p>
+            <w:pPr>
+              <w:spacing w:after="20" w:line="252" w:lineRule="auto"/>
+            </w:pPr>
+            <w:r>
+              <w:rPr>
+                <w:sz w:val="17"/>
+              </w:rPr>
+              <w:t>Còn một phần (664634e)</w:t>
+            </w:r>
+          </w:p>
+        </w:tc>
+      </w:tr>
+      <w:tr>
+        <w:tc>
+          <w:tcPr>
+            <w:tcW w:type="dxa" w:w="624"/>
+            <w:vAlign w:val="top"/>
+          </w:tcPr>
+          <w:p>
+            <w:pPr>
+              <w:spacing w:after="20" w:line="252" w:lineRule="auto"/>
+            </w:pPr>
+            <w:r>
+              <w:rPr>
+                <w:b/>
+                <w:sz w:val="17"/>
+              </w:rPr>
+              <w:t>E6</w:t>
+            </w:r>
+          </w:p>
+        </w:tc>
+        <w:tc>
+          <w:tcPr>
+            <w:tcW w:type="dxa" w:w="1020"/>
+            <w:vAlign w:val="top"/>
+            <w:shd w:val="clear" w:color="auto" w:fill="FCE8B2"/>
+          </w:tcPr>
+          <w:p>
+            <w:pPr>
+              <w:spacing w:after="20" w:line="252" w:lineRule="auto"/>
+            </w:pPr>
+            <w:r>
+              <w:rPr>
+                <w:sz w:val="17"/>
+              </w:rPr>
+              <w:t>Trung bình</w:t>
+            </w:r>
+          </w:p>
+        </w:tc>
+        <w:tc>
+          <w:tcPr>
+            <w:tcW w:type="dxa" w:w="4479"/>
+            <w:vAlign w:val="top"/>
+          </w:tcPr>
+          <w:p>
+            <w:pPr>
+              <w:spacing w:after="20" w:line="252" w:lineRule="auto"/>
+            </w:pPr>
+            <w:r>
+              <w:rPr>
+                <w:sz w:val="17"/>
+              </w:rPr>
+              <w:t>Index BM25 không lưu document_id, article_id, clause_id riêng; search() suy một phần bằng cách tách chuỗi ID. Index lưu parent_id = parent_clause_id (build_bm25_index.py dòng 112, 123), nên parent_id trả về là clause_id, sai ở 1.160/1.160 so với contract §5.1 (parent_id trỏ tới ParentChunk). Kết quả còn có trường text; HybridRetriever và pipeline không đưa trường này ra output.</w:t>
+            </w:r>
+          </w:p>
+          <w:p>
+            <w:pPr>
+              <w:spacing w:after="20" w:line="252" w:lineRule="auto"/>
+            </w:pPr>
+            <w:r>
+              <w:rPr>
+                <w:b/>
+                <w:sz w:val="17"/>
+              </w:rPr>
+              <w:t xml:space="preserve">Đề xuất: </w:t>
+            </w:r>
+            <w:r>
+              <w:rPr>
+                <w:sz w:val="17"/>
+              </w:rPr>
+              <w:t>Lưu đủ trường contract và parent_id thật vào index; bỏ text.</w:t>
+            </w:r>
+          </w:p>
+        </w:tc>
+        <w:tc>
+          <w:tcPr>
+            <w:tcW w:type="dxa" w:w="1701"/>
+            <w:vAlign w:val="top"/>
+          </w:tcPr>
+          <w:p>
+            <w:pPr>
+              <w:spacing w:after="20" w:line="252" w:lineRule="auto"/>
+            </w:pPr>
+            <w:r>
+              <w:rPr>
+                <w:sz w:val="17"/>
+              </w:rPr>
+              <w:t>retrieval/hybrid_retriever.py: ElasticsearchBM25Retriever.search (dòng 36–61); retrieval/build_bm25_index.py: load_chunks (dòng 90–101); embedding/vector_store.py: normalize_chunk_record (dòng 86–107); retrieval/rrf.py:26–39</w:t>
+            </w:r>
+          </w:p>
+        </w:tc>
+        <w:tc>
+          <w:tcPr>
+            <w:tcW w:type="dxa" w:w="1077"/>
+            <w:vAlign w:val="top"/>
+          </w:tcPr>
+          <w:p>
+            <w:pPr>
+              <w:spacing w:after="20" w:line="252" w:lineRule="auto"/>
+            </w:pPr>
+            <w:r>
+              <w:rPr>
+                <w:sz w:val="17"/>
+              </w:rPr>
+              <w:t>Dev 4 + Dev 3</w:t>
+            </w:r>
+          </w:p>
+        </w:tc>
+        <w:tc>
+          <w:tcPr>
+            <w:tcW w:type="dxa" w:w="964"/>
+            <w:vAlign w:val="top"/>
+            <w:shd w:val="clear" w:color="auto" w:fill="FFF2CC"/>
+          </w:tcPr>
+          <w:p>
+            <w:pPr>
+              <w:spacing w:after="20" w:line="252" w:lineRule="auto"/>
+            </w:pPr>
+            <w:r>
+              <w:rPr>
+                <w:sz w:val="17"/>
+              </w:rPr>
+              <w:t>Còn một phần</w:t>
+            </w:r>
+          </w:p>
+        </w:tc>
+      </w:tr>
+      <w:tr>
+        <w:tc>
+          <w:tcPr>
+            <w:tcW w:type="dxa" w:w="624"/>
+            <w:vAlign w:val="top"/>
+          </w:tcPr>
+          <w:p>
+            <w:pPr>
+              <w:spacing w:after="20" w:line="252" w:lineRule="auto"/>
+            </w:pPr>
+            <w:r>
+              <w:rPr>
+                <w:b/>
+                <w:sz w:val="17"/>
+              </w:rPr>
+              <w:t>E8</w:t>
+            </w:r>
+          </w:p>
+        </w:tc>
+        <w:tc>
+          <w:tcPr>
+            <w:tcW w:type="dxa" w:w="1020"/>
+            <w:vAlign w:val="top"/>
+            <w:shd w:val="clear" w:color="auto" w:fill="FCE8B2"/>
+          </w:tcPr>
+          <w:p>
+            <w:pPr>
+              <w:spacing w:after="20" w:line="252" w:lineRule="auto"/>
+            </w:pPr>
+            <w:r>
+              <w:rPr>
+                <w:sz w:val="17"/>
+              </w:rPr>
+              <w:t>Trung bình</w:t>
+            </w:r>
+          </w:p>
+        </w:tc>
+        <w:tc>
+          <w:tcPr>
+            <w:tcW w:type="dxa" w:w="4479"/>
+            <w:vAlign w:val="top"/>
+          </w:tcPr>
+          <w:p>
+            <w:pPr>
+              <w:spacing w:after="20" w:line="252" w:lineRule="auto"/>
+            </w:pPr>
+            <w:r>
+              <w:rPr>
+                <w:sz w:val="17"/>
+              </w:rPr>
+              <w:t>retrieval/config.yaml không có khoá retrieval.retrieval_top_k và hybrid.fusion như cấu hình chuẩn ở Sprint 6 §14.3; thay vào đó là hybrid.candidate_k và hybrid.top_k. Vấn đề lớn hơn là code của Dev 4 không đọc file này. HybridSearchConfig đặt cứng top_k = 10, candidate_k = 50, rrf_k = 60. run_dev_retrieval.py lấy giá trị mặc định từ argparse (10/50/60, chunk smoke, index legal-child-chunks-dev). retrieval_evaluation.py cũng đặt cứng model và index. Nơi duy nhất đọc config.yaml là pipeline của Dev 5 (load_retrieval_settings): đọc retrieval_top_k (nếu thiếu thì lấy hybrid.candidate_k), hybrid.rrf_k, bm25.index, bm25.text_field, dense.model. Các khoá bm25.backend, dense.backend, hybrid.top_k không ai đọc. Vì vậy sửa config.yaml không làm đổi các lần chạy của Dev 4 (report Task 4 ghi 10/50/60 từ tham số CLI). Contract của Dev 4 là “đọc retrieval_top_k và rrf_k từ config”, chưa đáp ứng. §14.3 yêu cầu Dev 4 thử rrf_k = 10 và rrf_k = 60 trên Dev set, nhưng chưa có kết quả nào. Đo trên corpus hiện tại: rrf_k = 10 không kém rrf_k = 60 ở cả 6 cấu hình. Khác biệt rõ khi nhánh Dense yếu: với bkai như hiện tại, R@10 tăng +0,045 (0,849 lên 0,894). Khi cấu hình đã tốt thì khác biệt không đáng kể: lọc as_of_date + BGE-M3 cho 0,974 / 0,741 với rrf_k = 60 và 0,981 / 0,747 với rrf_k = 10. Giảm độ sâu ứng viên từ 50 xuống 20 làm R@10 thay đổi không quá 0,016.</w:t>
+            </w:r>
+          </w:p>
+          <w:p>
+            <w:pPr>
+              <w:spacing w:after="20" w:line="252" w:lineRule="auto"/>
+            </w:pPr>
+            <w:r>
+              <w:rPr>
+                <w:b/>
+                <w:sz w:val="17"/>
+              </w:rPr>
+              <w:t xml:space="preserve">Đề xuất: </w:t>
+            </w:r>
+            <w:r>
+              <w:rPr>
+                <w:sz w:val="17"/>
+              </w:rPr>
+              <w:t>Thêm retrieval.retrieval_top_k: 50 và hybrid.fusion: rrf theo §14.3. Bỏ hybrid.candidate_k, hoặc ghi rõ đó là tên cũ; bỏ hybrid.top_k và các khoá không ai đọc. Chuyển hàm đọc config sang retrieval/, ví dụ HybridSearchConfig.from_config, để run_dev_retrieval.py, retrieval_evaluation.py và pipeline của Dev 5 cùng dùng: giá trị mặc định lấy từ config, tham số CLI chỉ dùng để ghi đè, và output ghi lại cấu hình đã dùng. Sau khi có khoá mới, Dev 5 bỏ nhánh dự phòng hybrid.candidate_k. Thêm test phía Dev 4: HybridRetriever dựng từ config phải dùng đúng retrieval_top_k và rrf_k (§14.5). Giữ rrf_k = 60 làm giá trị khởi đầu. Theo số đo hiện có, rrf_k = 10 không kém ở cấu hình nào, nên nên chốt lại khi có gold đã xác minh (D1).</w:t>
+            </w:r>
+          </w:p>
+          <w:p>
+            <w:pPr>
+              <w:spacing w:after="20" w:line="252" w:lineRule="auto"/>
+            </w:pPr>
+            <w:r>
+              <w:rPr>
+                <w:b/>
+                <w:sz w:val="17"/>
+              </w:rPr>
+              <w:t xml:space="preserve">Kiểm chứng: </w:t>
+            </w:r>
+            <w:r>
+              <w:rPr>
+                <w:sz w:val="17"/>
+              </w:rPr>
+              <w:t>Grep config.yaml, retrieval_top_k, candidate_k, rrf_k, load_retrieval_settings trong code và test (trừ RAG/, .venv). Đọc argparse của run_dev_retrieval.py và report Task 4. Đo Hybrid trên corpus hiện tại: index BM25 tạm với breadcrumb chỉ cấp Điều (E15) và 2 trường đang có tác dụng (E7), ghép RRF với các nhánh Dense đã lưu ở E2 (bkai hiện tại, bkai tách từ, BGE-M3), có và không lọc as_of_date. So rrf_k 10 và 60, độ sâu 20 và 50, trên 265 câu Dev có gold đề xuất. Kiểm định ghép cặp rrf_k 10 so với 60 ở độ sâu 50: bkai hiện tại không lọc, R@10 +0,045 (CI95 +0,015 đến +0,079; 15 câu thắng, 3 câu thua), MRR@10 +0,022; BGE-M3 có lọc, R@10 +0,008 (CI95 −0,008 đến +0,023), MRR@10 +0,006. Index tạm đã xoá.</w:t>
+            </w:r>
+          </w:p>
+        </w:tc>
+        <w:tc>
+          <w:tcPr>
+            <w:tcW w:type="dxa" w:w="1701"/>
+            <w:vAlign w:val="top"/>
+          </w:tcPr>
+          <w:p>
+            <w:pPr>
+              <w:spacing w:after="20" w:line="252" w:lineRule="auto"/>
+            </w:pPr>
+            <w:r>
+              <w:rPr>
+                <w:sz w:val="17"/>
+              </w:rPr>
+              <w:t>retrieval/config.yaml; retrieval/hybrid_retriever.py: HybridSearchConfig (dòng 131–147); retrieval/run_dev_retrieval.py (dòng 70–90); reranking/pipeline.py: load_retrieval_settings (dòng 218–247)</w:t>
+            </w:r>
+          </w:p>
+        </w:tc>
+        <w:tc>
+          <w:tcPr>
+            <w:tcW w:type="dxa" w:w="1077"/>
+            <w:vAlign w:val="top"/>
+          </w:tcPr>
+          <w:p>
+            <w:pPr>
+              <w:spacing w:after="20" w:line="252" w:lineRule="auto"/>
+            </w:pPr>
+            <w:r>
+              <w:rPr>
+                <w:sz w:val="17"/>
+              </w:rPr>
+              <w:t>Dev 4</w:t>
             </w:r>
           </w:p>
         </w:tc>
@@ -5303,7 +5527,7 @@
                 <w:b/>
                 <w:sz w:val="17"/>
               </w:rPr>
-              <w:t>E6</w:t>
+              <w:t>E11</w:t>
             </w:r>
           </w:p>
         </w:tc>
@@ -5338,7 +5562,7 @@
               <w:rPr>
                 <w:sz w:val="17"/>
               </w:rPr>
-              <w:t>Index BM25 không lưu document_id, article_id, clause_id riêng; search() suy một phần bằng cách tách chuỗi ID. Index lưu parent_id = parent_clause_id (build_bm25_index.py dòng 112, 123), nên parent_id trả về là clause_id, sai ở 1.160/1.160 so với contract §5.1 (parent_id trỏ tới ParentChunk). Kết quả còn có trường text; HybridRetriever và pipeline không đưa trường này ra output.</w:t>
+              <w:t>Còn hai thành phần của khối Retrieval/API chưa có code: Confidence Threshold Filter (LLM Judge + MMR, nhánh dự phòng Active Clarification) và Semantic Query &amp; Reranker Cache (Redis); RedisJSONCache trong hybrid_retriever.py chưa được dùng. Kế hoạch Sprint 6 không giao hai thành phần này. HybridRetriever vẫn có hai hook parent_resolver, confidence_filter chạy trước reranker; pipeline không dùng chúng. docker-compose.yml chỉ có Elasticsearch; Qdrant chạy local theo đường dẫn nên chỉ một tiến trình mở được storage.</w:t>
             </w:r>
           </w:p>
           <w:p>
@@ -5356,7 +5580,7 @@
               <w:rPr>
                 <w:sz w:val="17"/>
               </w:rPr>
-              <w:t>Lưu đủ trường contract và parent_id thật vào index; bỏ text.</w:t>
+              <w:t>Ghi Confidence Threshold Filter và Semantic Cache vào backlog sau Sprint 6, kèm owner; có thể bắt đầu bằng một ngưỡng trên điểm reranker để kích hoạt Active Clarification. Dev 4 bỏ hai hook khỏi HybridRetriever. Thêm Qdrant vào docker-compose khi cần nhiều tiến trình dùng chung index.</w:t>
             </w:r>
           </w:p>
         </w:tc>
@@ -5373,7 +5597,7 @@
               <w:rPr>
                 <w:sz w:val="17"/>
               </w:rPr>
-              <w:t>retrieval/hybrid_retriever.py: ElasticsearchBM25Retriever.search (dòng 36–61); retrieval/build_bm25_index.py: load_chunks (dòng 90–101); embedding/vector_store.py: normalize_chunk_record (dòng 86–107); retrieval/rrf.py:26–39</w:t>
+              <w:t>retrieval/hybrid_retriever.py: HybridRetriever (hook), RedisJSONCache; docker-compose.yml</w:t>
             </w:r>
           </w:p>
         </w:tc>
@@ -5390,7 +5614,7 @@
               <w:rPr>
                 <w:sz w:val="17"/>
               </w:rPr>
-              <w:t>Dev 4 + Dev 3</w:t>
+              <w:t>Chưa giao (Confidence Filter, Cache); Dev 4 (hook)</w:t>
             </w:r>
           </w:p>
         </w:tc>
@@ -5408,291 +5632,6 @@
               <w:rPr>
                 <w:sz w:val="17"/>
               </w:rPr>
-              <w:t>Còn một phần</w:t>
-            </w:r>
-          </w:p>
-        </w:tc>
-      </w:tr>
-      <w:tr>
-        <w:tc>
-          <w:tcPr>
-            <w:tcW w:type="dxa" w:w="624"/>
-            <w:vAlign w:val="top"/>
-          </w:tcPr>
-          <w:p>
-            <w:pPr>
-              <w:spacing w:after="20" w:line="252" w:lineRule="auto"/>
-            </w:pPr>
-            <w:r>
-              <w:rPr>
-                <w:b/>
-                <w:sz w:val="17"/>
-              </w:rPr>
-              <w:t>E8</w:t>
-            </w:r>
-          </w:p>
-        </w:tc>
-        <w:tc>
-          <w:tcPr>
-            <w:tcW w:type="dxa" w:w="1020"/>
-            <w:vAlign w:val="top"/>
-            <w:shd w:val="clear" w:color="auto" w:fill="FCE8B2"/>
-          </w:tcPr>
-          <w:p>
-            <w:pPr>
-              <w:spacing w:after="20" w:line="252" w:lineRule="auto"/>
-            </w:pPr>
-            <w:r>
-              <w:rPr>
-                <w:sz w:val="17"/>
-              </w:rPr>
-              <w:t>Trung bình</w:t>
-            </w:r>
-          </w:p>
-        </w:tc>
-        <w:tc>
-          <w:tcPr>
-            <w:tcW w:type="dxa" w:w="4479"/>
-            <w:vAlign w:val="top"/>
-          </w:tcPr>
-          <w:p>
-            <w:pPr>
-              <w:spacing w:after="20" w:line="252" w:lineRule="auto"/>
-            </w:pPr>
-            <w:r>
-              <w:rPr>
-                <w:sz w:val="17"/>
-              </w:rPr>
-              <w:t>retrieval/config.yaml không có khoá retrieval.retrieval_top_k và hybrid.fusion như cấu hình chuẩn ở Sprint 6 §14.3; thay vào đó là hybrid.candidate_k và hybrid.top_k. Vấn đề lớn hơn là code của Dev 4 không đọc file này. HybridSearchConfig đặt cứng top_k = 10, candidate_k = 50, rrf_k = 60. run_dev_retrieval.py lấy giá trị mặc định từ argparse (10/50/60, chunk smoke, index legal-child-chunks-dev). retrieval_evaluation.py cũng đặt cứng model và index. Nơi duy nhất đọc config.yaml là pipeline của Dev 5 (load_retrieval_settings): đọc retrieval_top_k (nếu thiếu thì lấy hybrid.candidate_k), hybrid.rrf_k, bm25.index, bm25.text_field, dense.model. Các khoá bm25.backend, dense.backend, hybrid.top_k không ai đọc. Vì vậy sửa config.yaml không làm đổi các lần chạy của Dev 4 (report Task 4 ghi 10/50/60 từ tham số CLI). Contract của Dev 4 là “đọc retrieval_top_k và rrf_k từ config”, chưa đáp ứng. §14.3 yêu cầu Dev 4 thử rrf_k = 10 và rrf_k = 60 trên Dev set, nhưng chưa có kết quả nào. Đo trên corpus hiện tại: rrf_k = 10 không kém rrf_k = 60 ở cả 6 cấu hình. Khác biệt rõ khi nhánh Dense yếu: với bkai như hiện tại, R@10 tăng +0,045 (0,849 lên 0,894). Khi cấu hình đã tốt thì khác biệt không đáng kể: lọc as_of_date + BGE-M3 cho 0,974 / 0,741 với rrf_k = 60 và 0,981 / 0,747 với rrf_k = 10. Giảm độ sâu ứng viên từ 50 xuống 20 làm R@10 thay đổi không quá 0,016.</w:t>
-            </w:r>
-          </w:p>
-          <w:p>
-            <w:pPr>
-              <w:spacing w:after="20" w:line="252" w:lineRule="auto"/>
-            </w:pPr>
-            <w:r>
-              <w:rPr>
-                <w:b/>
-                <w:sz w:val="17"/>
-              </w:rPr>
-              <w:t xml:space="preserve">Đề xuất: </w:t>
-            </w:r>
-            <w:r>
-              <w:rPr>
-                <w:sz w:val="17"/>
-              </w:rPr>
-              <w:t>Thêm retrieval.retrieval_top_k: 50 và hybrid.fusion: rrf theo §14.3. Bỏ hybrid.candidate_k, hoặc ghi rõ đó là tên cũ; bỏ hybrid.top_k và các khoá không ai đọc. Chuyển hàm đọc config sang retrieval/, ví dụ HybridSearchConfig.from_config, để run_dev_retrieval.py, retrieval_evaluation.py và pipeline của Dev 5 cùng dùng: giá trị mặc định lấy từ config, tham số CLI chỉ dùng để ghi đè, và output ghi lại cấu hình đã dùng. Sau khi có khoá mới, Dev 5 bỏ nhánh dự phòng hybrid.candidate_k. Thêm test phía Dev 4: HybridRetriever dựng từ config phải dùng đúng retrieval_top_k và rrf_k (§14.5). Giữ rrf_k = 60 làm giá trị khởi đầu. Theo số đo hiện có, rrf_k = 10 không kém ở cấu hình nào, nên nên chốt lại khi có gold đã xác minh (D1).</w:t>
-            </w:r>
-          </w:p>
-          <w:p>
-            <w:pPr>
-              <w:spacing w:after="20" w:line="252" w:lineRule="auto"/>
-            </w:pPr>
-            <w:r>
-              <w:rPr>
-                <w:b/>
-                <w:sz w:val="17"/>
-              </w:rPr>
-              <w:t xml:space="preserve">Kiểm chứng: </w:t>
-            </w:r>
-            <w:r>
-              <w:rPr>
-                <w:sz w:val="17"/>
-              </w:rPr>
-              <w:t>Grep config.yaml, retrieval_top_k, candidate_k, rrf_k, load_retrieval_settings trong code và test (trừ RAG/, .venv). Đọc argparse của run_dev_retrieval.py và report Task 4. Đo Hybrid trên corpus hiện tại: index BM25 tạm với breadcrumb chỉ cấp Điều (E15) và 2 trường đang có tác dụng (E7), ghép RRF với các nhánh Dense đã lưu ở E2 (bkai hiện tại, bkai tách từ, BGE-M3), có và không lọc as_of_date. So rrf_k 10 và 60, độ sâu 20 và 50, trên 265 câu Dev có gold đề xuất. Kiểm định ghép cặp rrf_k 10 so với 60 ở độ sâu 50: bkai hiện tại không lọc, R@10 +0,045 (CI95 +0,015 đến +0,079; 15 câu thắng, 3 câu thua), MRR@10 +0,022; BGE-M3 có lọc, R@10 +0,008 (CI95 −0,008 đến +0,023), MRR@10 +0,006. Index tạm đã xoá.</w:t>
-            </w:r>
-          </w:p>
-        </w:tc>
-        <w:tc>
-          <w:tcPr>
-            <w:tcW w:type="dxa" w:w="1701"/>
-            <w:vAlign w:val="top"/>
-          </w:tcPr>
-          <w:p>
-            <w:pPr>
-              <w:spacing w:after="20" w:line="252" w:lineRule="auto"/>
-            </w:pPr>
-            <w:r>
-              <w:rPr>
-                <w:sz w:val="17"/>
-              </w:rPr>
-              <w:t>retrieval/config.yaml; retrieval/hybrid_retriever.py: HybridSearchConfig (dòng 131–147); retrieval/run_dev_retrieval.py (dòng 70–90); reranking/pipeline.py: load_retrieval_settings (dòng 218–247)</w:t>
-            </w:r>
-          </w:p>
-        </w:tc>
-        <w:tc>
-          <w:tcPr>
-            <w:tcW w:type="dxa" w:w="1077"/>
-            <w:vAlign w:val="top"/>
-          </w:tcPr>
-          <w:p>
-            <w:pPr>
-              <w:spacing w:after="20" w:line="252" w:lineRule="auto"/>
-            </w:pPr>
-            <w:r>
-              <w:rPr>
-                <w:sz w:val="17"/>
-              </w:rPr>
-              <w:t>Dev 4</w:t>
-            </w:r>
-          </w:p>
-        </w:tc>
-        <w:tc>
-          <w:tcPr>
-            <w:tcW w:type="dxa" w:w="964"/>
-            <w:vAlign w:val="top"/>
-            <w:shd w:val="clear" w:color="auto" w:fill="FBE5D6"/>
-          </w:tcPr>
-          <w:p>
-            <w:pPr>
-              <w:spacing w:after="20" w:line="252" w:lineRule="auto"/>
-            </w:pPr>
-            <w:r>
-              <w:rPr>
-                <w:sz w:val="17"/>
-              </w:rPr>
-              <w:t>Còn</w:t>
-            </w:r>
-          </w:p>
-        </w:tc>
-      </w:tr>
-      <w:tr>
-        <w:tc>
-          <w:tcPr>
-            <w:tcW w:type="dxa" w:w="624"/>
-            <w:vAlign w:val="top"/>
-          </w:tcPr>
-          <w:p>
-            <w:pPr>
-              <w:spacing w:after="20" w:line="252" w:lineRule="auto"/>
-            </w:pPr>
-            <w:r>
-              <w:rPr>
-                <w:b/>
-                <w:sz w:val="17"/>
-              </w:rPr>
-              <w:t>E11</w:t>
-            </w:r>
-          </w:p>
-        </w:tc>
-        <w:tc>
-          <w:tcPr>
-            <w:tcW w:type="dxa" w:w="1020"/>
-            <w:vAlign w:val="top"/>
-            <w:shd w:val="clear" w:color="auto" w:fill="FCE8B2"/>
-          </w:tcPr>
-          <w:p>
-            <w:pPr>
-              <w:spacing w:after="20" w:line="252" w:lineRule="auto"/>
-            </w:pPr>
-            <w:r>
-              <w:rPr>
-                <w:sz w:val="17"/>
-              </w:rPr>
-              <w:t>Trung bình</w:t>
-            </w:r>
-          </w:p>
-        </w:tc>
-        <w:tc>
-          <w:tcPr>
-            <w:tcW w:type="dxa" w:w="4479"/>
-            <w:vAlign w:val="top"/>
-          </w:tcPr>
-          <w:p>
-            <w:pPr>
-              <w:spacing w:after="20" w:line="252" w:lineRule="auto"/>
-            </w:pPr>
-            <w:r>
-              <w:rPr>
-                <w:sz w:val="17"/>
-              </w:rPr>
-              <w:t>Còn hai thành phần của khối Retrieval/API chưa có code: Confidence Threshold Filter (LLM Judge + MMR, nhánh dự phòng Active Clarification) và Semantic Query &amp; Reranker Cache (Redis); RedisJSONCache trong hybrid_retriever.py chưa được dùng. Kế hoạch Sprint 6 không giao hai thành phần này. HybridRetriever vẫn có hai hook parent_resolver, confidence_filter chạy trước reranker; pipeline không dùng chúng. docker-compose.yml chỉ có Elasticsearch; Qdrant chạy local theo đường dẫn nên chỉ một tiến trình mở được storage.</w:t>
-            </w:r>
-          </w:p>
-          <w:p>
-            <w:pPr>
-              <w:spacing w:after="20" w:line="252" w:lineRule="auto"/>
-            </w:pPr>
-            <w:r>
-              <w:rPr>
-                <w:b/>
-                <w:sz w:val="17"/>
-              </w:rPr>
-              <w:t xml:space="preserve">Đề xuất: </w:t>
-            </w:r>
-            <w:r>
-              <w:rPr>
-                <w:sz w:val="17"/>
-              </w:rPr>
-              <w:t>Ghi Confidence Threshold Filter và Semantic Cache vào backlog sau Sprint 6, kèm owner; có thể bắt đầu bằng một ngưỡng trên điểm reranker để kích hoạt Active Clarification. Dev 4 bỏ hai hook khỏi HybridRetriever. Thêm Qdrant vào docker-compose khi cần nhiều tiến trình dùng chung index.</w:t>
-            </w:r>
-          </w:p>
-          <w:p>
-            <w:pPr>
-              <w:spacing w:after="20" w:line="252" w:lineRule="auto"/>
-            </w:pPr>
-            <w:r>
-              <w:rPr>
-                <w:b/>
-                <w:sz w:val="17"/>
-              </w:rPr>
-              <w:t xml:space="preserve">Kiểm chứng: </w:t>
-            </w:r>
-            <w:r>
-              <w:rPr>
-                <w:sz w:val="17"/>
-              </w:rPr>
-              <w:t>Parent-Context Resolver có ở 3b1b6dc (reranking/parent_context.py), chạy trong RetrievalPipeline sau reranker. Chạy thật Hybrid (BM25 + bkai) trên corpus 664634e, top-5: 4 parent được gắn, 1 dùng chung, 3.913 ký tự ngữ cảnh.</w:t>
-            </w:r>
-          </w:p>
-        </w:tc>
-        <w:tc>
-          <w:tcPr>
-            <w:tcW w:type="dxa" w:w="1701"/>
-            <w:vAlign w:val="top"/>
-          </w:tcPr>
-          <w:p>
-            <w:pPr>
-              <w:spacing w:after="20" w:line="252" w:lineRule="auto"/>
-            </w:pPr>
-            <w:r>
-              <w:rPr>
-                <w:sz w:val="17"/>
-              </w:rPr>
-              <w:t>retrieval/hybrid_retriever.py: HybridRetriever (hook), RedisJSONCache; docker-compose.yml</w:t>
-            </w:r>
-          </w:p>
-        </w:tc>
-        <w:tc>
-          <w:tcPr>
-            <w:tcW w:type="dxa" w:w="1077"/>
-            <w:vAlign w:val="top"/>
-          </w:tcPr>
-          <w:p>
-            <w:pPr>
-              <w:spacing w:after="20" w:line="252" w:lineRule="auto"/>
-            </w:pPr>
-            <w:r>
-              <w:rPr>
-                <w:sz w:val="17"/>
-              </w:rPr>
-              <w:t>Chưa giao (Confidence Filter, Cache); Dev 4 (hook)</w:t>
-            </w:r>
-          </w:p>
-        </w:tc>
-        <w:tc>
-          <w:tcPr>
-            <w:tcW w:type="dxa" w:w="964"/>
-            <w:vAlign w:val="top"/>
-          </w:tcPr>
-          <w:p>
-            <w:pPr>
-              <w:spacing w:after="20" w:line="252" w:lineRule="auto"/>
-            </w:pPr>
-            <w:r>
-              <w:rPr>
-                <w:sz w:val="17"/>
-              </w:rPr>
               <w:t>Còn một phần (3b1b6dc)</w:t>
             </w:r>
           </w:p>
@@ -5784,7 +5723,7 @@
               <w:rPr>
                 <w:sz w:val="17"/>
               </w:rPr>
-              <w:t>embedding/dense_retriever.py: search (docstring dòng 157–161). run_dev_retrieval.py lưu kết quả theo query_id từ 26e41f9.</w:t>
+              <w:t>embedding/dense_retriever.py: search (docstring dòng 157–161).</w:t>
             </w:r>
           </w:p>
         </w:tc>
@@ -5826,6 +5765,7 @@
           <w:tcPr>
             <w:tcW w:type="dxa" w:w="964"/>
             <w:vAlign w:val="top"/>
+            <w:shd w:val="clear" w:color="auto" w:fill="FFF2CC"/>
           </w:tcPr>
           <w:p>
             <w:pPr>
@@ -6042,7 +5982,7 @@
               <w:rPr>
                 <w:sz w:val="17"/>
               </w:rPr>
-              <w:t>Kết quả CTM commit (evaluation/results/bm25_dev_results.json) chưa chạy lại: 0/1.425 ID thuộc corpus hiện tại (324 ID smoke l01_, 1.101 ID kiểu cũ); R@5 = 0,386 trong file metrics không phản ánh corpus nào.</w:t>
+              <w:t>Kết quả CTM commit (evaluation/results/bm25_dev_results.json, sinh ở 72a7377) chưa chạy lại: 524/1.425 ID thuộc corpus 664634e (251/662 ID khác nhau), 213 ID smoke l01_; Recall@5 = 0,305 trong bm25_dev_metrics.json đo trên index lẫn chunk smoke nên không phản ánh corpus nào.</w:t>
             </w:r>
           </w:p>
           <w:p>
@@ -6061,24 +6001,6 @@
                 <w:sz w:val="17"/>
               </w:rPr>
               <w:t>Dựng index bằng python -m retrieval.build_bm25_index --recreate rồi chạy lại run_bm25 trên gold đã duyệt (F5).</w:t>
-            </w:r>
-          </w:p>
-          <w:p>
-            <w:pPr>
-              <w:spacing w:after="20" w:line="252" w:lineRule="auto"/>
-            </w:pPr>
-            <w:r>
-              <w:rPr>
-                <w:b/>
-                <w:sz w:val="17"/>
-              </w:rPr>
-              <w:t xml:space="preserve">Kiểm chứng: </w:t>
-            </w:r>
-            <w:r>
-              <w:rPr>
-                <w:sz w:val="17"/>
-              </w:rPr>
-              <w:t>Từ f32754e, run_bm25 không còn dựng index mặc định mỗi lần chạy và dùng đúng es_url, index_name truyền vào; build_bm25_index có --recreate, --index, --es-url.</w:t>
             </w:r>
           </w:p>
         </w:tc>
@@ -6120,6 +6042,7 @@
           <w:tcPr>
             <w:tcW w:type="dxa" w:w="964"/>
             <w:vAlign w:val="top"/>
+            <w:shd w:val="clear" w:color="auto" w:fill="FFF2CC"/>
           </w:tcPr>
           <w:p>
             <w:pPr>
@@ -6184,7 +6107,7 @@
               <w:rPr>
                 <w:sz w:val="17"/>
               </w:rPr>
-              <w:t>run_baselines.py chấm trên gold_id_proposals_300.json (PROVISIONAL_NOT_LEGALLY_VERIFIED, 31 ID không còn trong corpus) thay cho ground_truth.json. evaluation/results/bm25_dev_* (284 câu, Recall@5 0,386) sinh trên index đã lẫn chunk smoke; evaluation/bm25_dev_metrics.json (26 câu) là bản thừa.</w:t>
+              <w:t>run_baselines.py vẫn chấm trên gold_id_proposals_300.json (PROVISIONAL_NOT_LEGALLY_VERIFIED; 289/300 câu draft, 10/11 câu source_checked ghi verified_by “TEST_REVIEWER”) thay cho ground_truth.json. evaluation/results/bm25_dev_* (284 câu, Recall@5 0,305) sinh trên index đã lẫn chunk smoke (213/1.425 ID l01_); evaluation/bm25_dev_metrics.json (26 câu) là bản thừa.</w:t>
             </w:r>
           </w:p>
           <w:p>
@@ -6193,9 +6116,16 @@
             </w:pPr>
             <w:r>
               <w:rPr>
-                <w:sz w:val="17"/>
-              </w:rPr>
-              <w:t>run_baselines.py vẫn chấm trên gold_id_proposals_300.json, mà proposal khớp 0/330 ID của corpus.</w:t>
+                <w:b/>
+                <w:sz w:val="17"/>
+              </w:rPr>
+              <w:t xml:space="preserve">Đề xuất: </w:t>
+            </w:r>
+            <w:r>
+              <w:rPr>
+                <w:sz w:val="17"/>
+              </w:rPr>
+              <w:t>Chấm trên ground_truth.json (chỉ câu đã xác minh, D1) hoặc ghi rõ nhãn tạm trong tên file kết quả; xóa kết quả cũ và evaluation/bm25_dev_metrics.json.</w:t>
             </w:r>
           </w:p>
           <w:p>
@@ -6207,13 +6137,13 @@
                 <w:b/>
                 <w:sz w:val="17"/>
               </w:rPr>
-              <w:t xml:space="preserve">Đề xuất: </w:t>
-            </w:r>
-            <w:r>
-              <w:rPr>
-                <w:sz w:val="17"/>
-              </w:rPr>
-              <w:t>Chấm trên ground_truth.json (chỉ câu đã xác minh) hoặc ghi rõ nhãn tạm trong tên file kết quả; xóa kết quả cũ.</w:t>
+              <w:t xml:space="preserve">Kiểm chứng: </w:t>
+            </w:r>
+            <w:r>
+              <w:rPr>
+                <w:sz w:val="17"/>
+              </w:rPr>
+              <w:t>scripts/run_baselines.py dòng 18 vẫn trỏ gold_id_proposals_300.json.</w:t>
             </w:r>
           </w:p>
         </w:tc>
@@ -6231,6 +6161,131 @@
                 <w:sz w:val="17"/>
               </w:rPr>
               <w:t>scripts/run_baselines.py:18; evaluation/results/; evaluation/bm25_dev_metrics.json</w:t>
+            </w:r>
+          </w:p>
+        </w:tc>
+        <w:tc>
+          <w:tcPr>
+            <w:tcW w:type="dxa" w:w="1077"/>
+            <w:vAlign w:val="top"/>
+          </w:tcPr>
+          <w:p>
+            <w:pPr>
+              <w:spacing w:after="20" w:line="252" w:lineRule="auto"/>
+            </w:pPr>
+            <w:r>
+              <w:rPr>
+                <w:sz w:val="17"/>
+              </w:rPr>
+              <w:t>Dev 2</w:t>
+            </w:r>
+          </w:p>
+        </w:tc>
+        <w:tc>
+          <w:tcPr>
+            <w:tcW w:type="dxa" w:w="964"/>
+            <w:vAlign w:val="top"/>
+            <w:shd w:val="clear" w:color="auto" w:fill="FFF2CC"/>
+          </w:tcPr>
+          <w:p>
+            <w:pPr>
+              <w:spacing w:after="20" w:line="252" w:lineRule="auto"/>
+            </w:pPr>
+            <w:r>
+              <w:rPr>
+                <w:sz w:val="17"/>
+              </w:rPr>
+              <w:t>Còn một phần (146a6c9)</w:t>
+            </w:r>
+          </w:p>
+        </w:tc>
+      </w:tr>
+      <w:tr>
+        <w:tc>
+          <w:tcPr>
+            <w:tcW w:type="dxa" w:w="624"/>
+            <w:vAlign w:val="top"/>
+          </w:tcPr>
+          <w:p>
+            <w:pPr>
+              <w:spacing w:after="20" w:line="252" w:lineRule="auto"/>
+            </w:pPr>
+            <w:r>
+              <w:rPr>
+                <w:b/>
+                <w:sz w:val="17"/>
+              </w:rPr>
+              <w:t>F2</w:t>
+            </w:r>
+          </w:p>
+        </w:tc>
+        <w:tc>
+          <w:tcPr>
+            <w:tcW w:type="dxa" w:w="1020"/>
+            <w:vAlign w:val="top"/>
+            <w:shd w:val="clear" w:color="auto" w:fill="FCE8B2"/>
+          </w:tcPr>
+          <w:p>
+            <w:pPr>
+              <w:spacing w:after="20" w:line="252" w:lineRule="auto"/>
+            </w:pPr>
+            <w:r>
+              <w:rPr>
+                <w:sz w:val="17"/>
+              </w:rPr>
+              <w:t>Trung bình</w:t>
+            </w:r>
+          </w:p>
+        </w:tc>
+        <w:tc>
+          <w:tcPr>
+            <w:tcW w:type="dxa" w:w="4479"/>
+            <w:vAlign w:val="top"/>
+          </w:tcPr>
+          <w:p>
+            <w:pPr>
+              <w:spacing w:after="20" w:line="252" w:lineRule="auto"/>
+            </w:pPr>
+            <w:r>
+              <w:rPr>
+                <w:sz w:val="17"/>
+              </w:rPr>
+              <w:t>Recall tính theo tỉ lệ gold tìm được, lệch định nghĩa hit-based của §14.4; có 3 bản tính metric (evaluation/metrics.py, retrieval/retrieval_evaluation.py, scripts/evaluate_task4.py); chưa có Strict Match và Parent Match riêng.</w:t>
+            </w:r>
+          </w:p>
+          <w:p>
+            <w:pPr>
+              <w:spacing w:after="20" w:line="252" w:lineRule="auto"/>
+            </w:pPr>
+            <w:r>
+              <w:rPr>
+                <w:b/>
+                <w:sz w:val="17"/>
+              </w:rPr>
+              <w:t xml:space="preserve">Đề xuất: </w:t>
+            </w:r>
+            <w:r>
+              <w:rPr>
+                <w:sz w:val="17"/>
+              </w:rPr>
+              <w:t>Một module metric duy nhất; thêm strict/parent recall và test thiếu parent_clause_id (§13.4).</w:t>
+            </w:r>
+          </w:p>
+        </w:tc>
+        <w:tc>
+          <w:tcPr>
+            <w:tcW w:type="dxa" w:w="1701"/>
+            <w:vAlign w:val="top"/>
+          </w:tcPr>
+          <w:p>
+            <w:pPr>
+              <w:spacing w:after="20" w:line="252" w:lineRule="auto"/>
+            </w:pPr>
+            <w:r>
+              <w:rPr>
+                <w:sz w:val="17"/>
+              </w:rPr>
+              <w:t>evaluation/metrics.py</w:t>
             </w:r>
           </w:p>
         </w:tc>
@@ -6285,7 +6340,7 @@
                 <w:b/>
                 <w:sz w:val="17"/>
               </w:rPr>
-              <w:t>F2</w:t>
+              <w:t>F6</w:t>
             </w:r>
           </w:p>
         </w:tc>
@@ -6320,7 +6375,7 @@
               <w:rPr>
                 <w:sz w:val="17"/>
               </w:rPr>
-              <w:t>Recall tính theo tỉ lệ gold tìm được, lệch định nghĩa hit-based của §14.4; có 3 bản tính metric (evaluation/metrics.py, retrieval/retrieval_evaluation.py, scripts/evaluate_task4.py); chưa có Strict Match và Parent Match riêng.</w:t>
+              <w:t>Kết quả Zero-shot đã cũ: 45 câu (bộ 60 câu ban đầu) trên 285 câu Dev hiện tại, model qwen2.5:7b. Chỉ có Exact Match/token F1 so với đáp án nháp (289/300 draft, 240 đáp án là trích đoạn tự động); chưa có answer relevance/faithfulness như Sprint 6 yêu cầu.</w:t>
             </w:r>
           </w:p>
           <w:p>
@@ -6338,7 +6393,7 @@
               <w:rPr>
                 <w:sz w:val="17"/>
               </w:rPr>
-              <w:t>Một module metric duy nhất; thêm strict/parent recall và test thiếu parent_clause_id (§13.4).</w:t>
+              <w:t>Chạy lại trên Dev sau khi có đáp án đã duyệt; thêm LLM-judge hoặc chấm thủ công có rubric.</w:t>
             </w:r>
           </w:p>
         </w:tc>
@@ -6355,7 +6410,7 @@
               <w:rPr>
                 <w:sz w:val="17"/>
               </w:rPr>
-              <w:t>evaluation/metrics.py</w:t>
+              <w:t>evaluation/zero_shot.py; evaluation/results/zero_shot_dev_*</w:t>
             </w:r>
           </w:p>
         </w:tc>
@@ -6410,7 +6465,7 @@
                 <w:b/>
                 <w:sz w:val="17"/>
               </w:rPr>
-              <w:t>F6</w:t>
+              <w:t>F3</w:t>
             </w:r>
           </w:p>
         </w:tc>
@@ -6445,7 +6500,7 @@
               <w:rPr>
                 <w:sz w:val="17"/>
               </w:rPr>
-              <w:t>Kết quả Zero-shot đã cũ: 45 câu (bộ 60 câu ban đầu) trên 285 câu Dev hiện tại, model qwen2.5:7b. Chỉ có Exact Match/token F1 so với đáp án nháp (289/300 draft, 240 đáp án là trích đoạn tự động); chưa có answer relevance/faithfulness như Sprint 6 yêu cầu.</w:t>
+              <w:t>run_final_test.py chỉ chạy BM25, không kiểm cấu hình đã khóa, không kiểm SHA-256 của Test và commit trước khi chạy. evaluation/metrics.evaluate bỏ qua câu có gold rỗng mà không báo lỗi (D2), nên trên ground_truth.json hiện tại (gold_context_ids rỗng ở cả 300 câu) không câu Test nào được chấm.</w:t>
             </w:r>
           </w:p>
           <w:p>
@@ -6463,7 +6518,25 @@
               <w:rPr>
                 <w:sz w:val="17"/>
               </w:rPr>
-              <w:t>Chạy lại trên Dev sau khi có đáp án đã duyệt; thêm LLM-judge hoặc chấm thủ công có rubric.</w:t>
+              <w:t>Chạy đủ 4 phương pháp với cấu hình đã khóa; kiểm SHA-256 Test và commit trước khi chạy; báo lỗi khi một câu Test có gold rỗng.</w:t>
+            </w:r>
+          </w:p>
+          <w:p>
+            <w:pPr>
+              <w:spacing w:after="20" w:line="252" w:lineRule="auto"/>
+            </w:pPr>
+            <w:r>
+              <w:rPr>
+                <w:b/>
+                <w:sz w:val="17"/>
+              </w:rPr>
+              <w:t xml:space="preserve">Kiểm chứng: </w:t>
+            </w:r>
+            <w:r>
+              <w:rPr>
+                <w:sz w:val="17"/>
+              </w:rPr>
+              <w:t>run_final_test.py gọi run_benchmark_bm25 với top_k = 5; metrics.load_gold đọc gold_context_ids, câu có gold rỗng vào danh sách skipped.</w:t>
             </w:r>
           </w:p>
         </w:tc>
@@ -6480,7 +6553,7 @@
               <w:rPr>
                 <w:sz w:val="17"/>
               </w:rPr>
-              <w:t>evaluation/zero_shot.py; evaluation/results/zero_shot_dev_*</w:t>
+              <w:t>scripts/run_final_test.py</w:t>
             </w:r>
           </w:p>
         </w:tc>
@@ -6505,7 +6578,7 @@
           <w:tcPr>
             <w:tcW w:type="dxa" w:w="964"/>
             <w:vAlign w:val="top"/>
-            <w:shd w:val="clear" w:color="auto" w:fill="FBE5D6"/>
+            <w:shd w:val="clear" w:color="auto" w:fill="FFF2CC"/>
           </w:tcPr>
           <w:p>
             <w:pPr>
@@ -6515,132 +6588,7 @@
               <w:rPr>
                 <w:sz w:val="17"/>
               </w:rPr>
-              <w:t>Còn</w:t>
-            </w:r>
-          </w:p>
-        </w:tc>
-      </w:tr>
-      <w:tr>
-        <w:tc>
-          <w:tcPr>
-            <w:tcW w:type="dxa" w:w="624"/>
-            <w:vAlign w:val="top"/>
-          </w:tcPr>
-          <w:p>
-            <w:pPr>
-              <w:spacing w:after="20" w:line="252" w:lineRule="auto"/>
-            </w:pPr>
-            <w:r>
-              <w:rPr>
-                <w:b/>
-                <w:sz w:val="17"/>
-              </w:rPr>
-              <w:t>F3</w:t>
-            </w:r>
-          </w:p>
-        </w:tc>
-        <w:tc>
-          <w:tcPr>
-            <w:tcW w:type="dxa" w:w="1020"/>
-            <w:vAlign w:val="top"/>
-            <w:shd w:val="clear" w:color="auto" w:fill="FCE8B2"/>
-          </w:tcPr>
-          <w:p>
-            <w:pPr>
-              <w:spacing w:after="20" w:line="252" w:lineRule="auto"/>
-            </w:pPr>
-            <w:r>
-              <w:rPr>
-                <w:sz w:val="17"/>
-              </w:rPr>
-              <w:t>Trung bình</w:t>
-            </w:r>
-          </w:p>
-        </w:tc>
-        <w:tc>
-          <w:tcPr>
-            <w:tcW w:type="dxa" w:w="4479"/>
-            <w:vAlign w:val="top"/>
-          </w:tcPr>
-          <w:p>
-            <w:pPr>
-              <w:spacing w:after="20" w:line="252" w:lineRule="auto"/>
-            </w:pPr>
-            <w:r>
-              <w:rPr>
-                <w:sz w:val="17"/>
-              </w:rPr>
-              <w:t>run_final_test.py chỉ chạy BM25, không kiểm cấu hình đã khóa, và dựng lại index như F1.</w:t>
-            </w:r>
-          </w:p>
-          <w:p>
-            <w:pPr>
-              <w:spacing w:after="20" w:line="252" w:lineRule="auto"/>
-            </w:pPr>
-            <w:r>
-              <w:rPr>
-                <w:b/>
-                <w:sz w:val="17"/>
-              </w:rPr>
-              <w:t xml:space="preserve">Đề xuất: </w:t>
-            </w:r>
-            <w:r>
-              <w:rPr>
-                <w:sz w:val="17"/>
-              </w:rPr>
-              <w:t>Chạy đủ 4 phương pháp với cấu hình đã khóa; kiểm SHA-256 Test và commit trước khi chạy.</w:t>
-            </w:r>
-          </w:p>
-        </w:tc>
-        <w:tc>
-          <w:tcPr>
-            <w:tcW w:type="dxa" w:w="1701"/>
-            <w:vAlign w:val="top"/>
-          </w:tcPr>
-          <w:p>
-            <w:pPr>
-              <w:spacing w:after="20" w:line="252" w:lineRule="auto"/>
-            </w:pPr>
-            <w:r>
-              <w:rPr>
-                <w:sz w:val="17"/>
-              </w:rPr>
-              <w:t>scripts/run_final_test.py</w:t>
-            </w:r>
-          </w:p>
-        </w:tc>
-        <w:tc>
-          <w:tcPr>
-            <w:tcW w:type="dxa" w:w="1077"/>
-            <w:vAlign w:val="top"/>
-          </w:tcPr>
-          <w:p>
-            <w:pPr>
-              <w:spacing w:after="20" w:line="252" w:lineRule="auto"/>
-            </w:pPr>
-            <w:r>
-              <w:rPr>
-                <w:sz w:val="17"/>
-              </w:rPr>
-              <w:t>Dev 2</w:t>
-            </w:r>
-          </w:p>
-        </w:tc>
-        <w:tc>
-          <w:tcPr>
-            <w:tcW w:type="dxa" w:w="964"/>
-            <w:vAlign w:val="top"/>
-            <w:shd w:val="clear" w:color="auto" w:fill="FBE5D6"/>
-          </w:tcPr>
-          <w:p>
-            <w:pPr>
-              <w:spacing w:after="20" w:line="252" w:lineRule="auto"/>
-            </w:pPr>
-            <w:r>
-              <w:rPr>
-                <w:sz w:val="17"/>
-              </w:rPr>
-              <w:t>Còn</w:t>
+              <w:t>Còn một phần (f32754e)</w:t>
             </w:r>
           </w:p>
         </w:tc>
@@ -6972,7 +6920,7 @@
               <w:rPr>
                 <w:sz w:val="17"/>
               </w:rPr>
-              <w:t>Các file cũ trong reranking/results đã xóa ở 33bc4ff. Còn: chưa có kết quả Hybrid + Reranker nào trên corpus hiện tại; mục Kết quả hiện tại của README (dòng 61) vẫn ghi số Task 4 đo trên corpus 1.159 chunk với nhãn proposal.</w:t>
+              <w:t>Chưa có kết quả Hybrid + Reranker nào trên corpus hiện tại; mục Kết quả hiện tại của README (dòng 61) vẫn ghi số Task 4 đo trên corpus 1.159 chunk với nhãn proposal.</w:t>
             </w:r>
           </w:p>
           <w:p>
@@ -7050,6 +6998,7 @@
           <w:tcPr>
             <w:tcW w:type="dxa" w:w="964"/>
             <w:vAlign w:val="top"/>
+            <w:shd w:val="clear" w:color="auto" w:fill="FFF2CC"/>
           </w:tcPr>
           <w:p>
             <w:pPr>
@@ -7135,24 +7084,6 @@
               <w:t>Khi có gold đã duyệt (D1), chạy Hybrid + Reranker trên Dev với reranker.candidate_text = chunk_text và breadcrumb_chunk_text, giữ cách cho kết quả tốt hơn.</w:t>
             </w:r>
           </w:p>
-          <w:p>
-            <w:pPr>
-              <w:spacing w:after="20" w:line="252" w:lineRule="auto"/>
-            </w:pPr>
-            <w:r>
-              <w:rPr>
-                <w:b/>
-                <w:sz w:val="17"/>
-              </w:rPr>
-              <w:t xml:space="preserve">Kiểm chứng: </w:t>
-            </w:r>
-            <w:r>
-              <w:rPr>
-                <w:sz w:val="17"/>
-              </w:rPr>
-              <w:t>Tùy chọn reranker.candidate_text có từ 3b1b6dc, mặc định chunk_text.</w:t>
-            </w:r>
-          </w:p>
         </w:tc>
         <w:tc>
           <w:tcPr>
@@ -7192,6 +7123,7 @@
           <w:tcPr>
             <w:tcW w:type="dxa" w:w="964"/>
             <w:vAlign w:val="top"/>
+            <w:shd w:val="clear" w:color="auto" w:fill="FFF2CC"/>
           </w:tcPr>
           <w:p>
             <w:pPr>
@@ -7408,7 +7340,25 @@
               <w:rPr>
                 <w:sz w:val="17"/>
               </w:rPr>
-              <w:t>Parser nay dừng khi thiếu registry hoặc đứt chuỗi Điều. Vẫn nuốt lỗi: word_segment (ImportError), cleaner (except Exception rộng), parse_text_to_articles (chỉ cảnh báo rồi bỏ Điều khi dựng clause lỗi).</w:t>
+              <w:t>Vẫn nuốt lỗi: parse_text_to_articles chỉ cảnh báo rồi bỏ Điều khi dựng clause lỗi (except Exception); cleaner bắt Exception rộng ở 8 chỗ, OCR lỗi thì chỉ ghi log rồi dùng text gốc của trang, file lỗi chỉ được đếm rồi chạy tiếp; dense_retriever.py tắt tách từ câu hỏi khi thiếu underthesea (E4).</w:t>
+            </w:r>
+          </w:p>
+          <w:p>
+            <w:pPr>
+              <w:spacing w:after="20" w:line="252" w:lineRule="auto"/>
+            </w:pPr>
+            <w:r>
+              <w:rPr>
+                <w:b/>
+                <w:sz w:val="17"/>
+              </w:rPr>
+              <w:t xml:space="preserve">Đề xuất: </w:t>
+            </w:r>
+            <w:r>
+              <w:rPr>
+                <w:sz w:val="17"/>
+              </w:rPr>
+              <w:t>parse_text_to_articles raise khi dựng clause lỗi; cleaner trả mã lỗi khác 0 khi có trang hoặc file lỗi; Dense dừng khi thiếu underthesea (E4).</w:t>
             </w:r>
           </w:p>
         </w:tc>
@@ -7425,7 +7375,7 @@
               <w:rPr>
                 <w:sz w:val="17"/>
               </w:rPr>
-              <w:t>parser/parser.py:563; chunking/chunking_rules.py:212; retrieval/build_bm25_index.py:153; scripts/build_index.py:43; embedding/vector_store.py:135</w:t>
+              <w:t>parser/parser.py: parse_text_to_articles (dòng 1006–1007); parser/cleaner.py (dòng 303–501); embedding/dense_retriever.py:14–20</w:t>
             </w:r>
           </w:p>
         </w:tc>
@@ -7480,7 +7430,7 @@
                 <w:b/>
                 <w:sz w:val="17"/>
               </w:rPr>
-              <w:t>H2</w:t>
+              <w:t>H1</w:t>
             </w:r>
           </w:p>
         </w:tc>
@@ -7515,7 +7465,7 @@
               <w:rPr>
                 <w:sz w:val="17"/>
               </w:rPr>
-              <w:t>Test vẫn nằm ở 4 nơi (test/, tests/, retrieval/test/, parser/). test/test_benchmark_draft.py là bản cũ của tests/test_benchmark.py và khẳng định cả 300 câu là draft, nên sẽ fail khi có gold đã duyệt (D1).</w:t>
+              <w:t>main chậm 35 commit so với reranker; nhánh NMA đã được gộp vào reranker (ae1ce0d) nhưng chưa vào main. Dev vẫn sửa chéo module (vd parser sửa file của chunking).</w:t>
             </w:r>
           </w:p>
           <w:p>
@@ -7524,6 +7474,17 @@
             </w:pPr>
             <w:r>
               <w:rPr>
+                <w:sz w:val="17"/>
+              </w:rPr>
+              <w:t>main chậm 98 commit so với testing (948fc94).</w:t>
+            </w:r>
+          </w:p>
+          <w:p>
+            <w:pPr>
+              <w:spacing w:after="20" w:line="252" w:lineRule="auto"/>
+            </w:pPr>
+            <w:r>
+              <w:rPr>
                 <w:b/>
                 <w:sz w:val="17"/>
               </w:rPr>
@@ -7533,25 +7494,7 @@
               <w:rPr>
                 <w:sz w:val="17"/>
               </w:rPr>
-              <w:t>Cả nhóm gom test về một thư mục; Dev 1 xóa test/test_benchmark_draft.py khi duyệt gold.</w:t>
-            </w:r>
-          </w:p>
-          <w:p>
-            <w:pPr>
-              <w:spacing w:after="20" w:line="252" w:lineRule="auto"/>
-            </w:pPr>
-            <w:r>
-              <w:rPr>
-                <w:b/>
-                <w:sz w:val="17"/>
-              </w:rPr>
-              <w:t xml:space="preserve">Kiểm chứng: </w:t>
-            </w:r>
-            <w:r>
-              <w:rPr>
-                <w:sz w:val="17"/>
-              </w:rPr>
-              <w:t>Từ b7f5e30, python -m pytest parser tests test chạy chung không lỗi collect: 531 pass, 20 skip ở 3b1b6dc.</w:t>
+              <w:t>Mở PR vào main sau khi sửa nhóm Cao của A, B, C; áp dụng CODEOWNERS theo bảng owner Sprint 6.</w:t>
             </w:r>
           </w:p>
         </w:tc>
@@ -7568,7 +7511,132 @@
               <w:rPr>
                 <w:sz w:val="17"/>
               </w:rPr>
-              <w:t>test/; tests/; retrieval/test/; parser/</w:t>
+              <w:t>git</w:t>
+            </w:r>
+          </w:p>
+        </w:tc>
+        <w:tc>
+          <w:tcPr>
+            <w:tcW w:type="dxa" w:w="1077"/>
+            <w:vAlign w:val="top"/>
+          </w:tcPr>
+          <w:p>
+            <w:pPr>
+              <w:spacing w:after="20" w:line="252" w:lineRule="auto"/>
+            </w:pPr>
+            <w:r>
+              <w:rPr>
+                <w:sz w:val="17"/>
+              </w:rPr>
+              <w:t>Cả nhóm</w:t>
+            </w:r>
+          </w:p>
+        </w:tc>
+        <w:tc>
+          <w:tcPr>
+            <w:tcW w:type="dxa" w:w="964"/>
+            <w:vAlign w:val="top"/>
+            <w:shd w:val="clear" w:color="auto" w:fill="FBE5D6"/>
+          </w:tcPr>
+          <w:p>
+            <w:pPr>
+              <w:spacing w:after="20" w:line="252" w:lineRule="auto"/>
+            </w:pPr>
+            <w:r>
+              <w:rPr>
+                <w:sz w:val="17"/>
+              </w:rPr>
+              <w:t>Còn</w:t>
+            </w:r>
+          </w:p>
+        </w:tc>
+      </w:tr>
+      <w:tr>
+        <w:tc>
+          <w:tcPr>
+            <w:tcW w:type="dxa" w:w="624"/>
+            <w:vAlign w:val="top"/>
+          </w:tcPr>
+          <w:p>
+            <w:pPr>
+              <w:spacing w:after="20" w:line="252" w:lineRule="auto"/>
+            </w:pPr>
+            <w:r>
+              <w:rPr>
+                <w:b/>
+                <w:sz w:val="17"/>
+              </w:rPr>
+              <w:t>H4</w:t>
+            </w:r>
+          </w:p>
+        </w:tc>
+        <w:tc>
+          <w:tcPr>
+            <w:tcW w:type="dxa" w:w="1020"/>
+            <w:vAlign w:val="top"/>
+            <w:shd w:val="clear" w:color="auto" w:fill="E2EFDA"/>
+          </w:tcPr>
+          <w:p>
+            <w:pPr>
+              <w:spacing w:after="20" w:line="252" w:lineRule="auto"/>
+            </w:pPr>
+            <w:r>
+              <w:rPr>
+                <w:sz w:val="17"/>
+              </w:rPr>
+              <w:t>Thấp</w:t>
+            </w:r>
+          </w:p>
+        </w:tc>
+        <w:tc>
+          <w:tcPr>
+            <w:tcW w:type="dxa" w:w="4479"/>
+            <w:vAlign w:val="top"/>
+          </w:tcPr>
+          <w:p>
+            <w:pPr>
+              <w:spacing w:after="20" w:line="252" w:lineRule="auto"/>
+            </w:pPr>
+            <w:r>
+              <w:rPr>
+                <w:sz w:val="17"/>
+              </w:rPr>
+              <w:t>retrieval/retrieval.md ghi Dense dùng BGE-M3 trong khi code mặc định bkai (chờ chốt model ở E2); mục Kết quả hiện tại của README ghi số Task 4 đo trên corpus 1.159 chunk với nhãn proposal (G3).</w:t>
+            </w:r>
+          </w:p>
+          <w:p>
+            <w:pPr>
+              <w:spacing w:after="20" w:line="252" w:lineRule="auto"/>
+            </w:pPr>
+            <w:r>
+              <w:rPr>
+                <w:b/>
+                <w:sz w:val="17"/>
+              </w:rPr>
+              <w:t xml:space="preserve">Đề xuất: </w:t>
+            </w:r>
+            <w:r>
+              <w:rPr>
+                <w:sz w:val="17"/>
+              </w:rPr>
+              <w:t>Cập nhật cùng PR chốt E2 và PR chạy lại số đo (G3).</w:t>
+            </w:r>
+          </w:p>
+        </w:tc>
+        <w:tc>
+          <w:tcPr>
+            <w:tcW w:type="dxa" w:w="1701"/>
+            <w:vAlign w:val="top"/>
+          </w:tcPr>
+          <w:p>
+            <w:pPr>
+              <w:spacing w:after="20" w:line="252" w:lineRule="auto"/>
+            </w:pPr>
+            <w:r>
+              <w:rPr>
+                <w:sz w:val="17"/>
+              </w:rPr>
+              <w:t>retrieval/retrieval.md (dòng 12, 18); README.md:61</w:t>
             </w:r>
           </w:p>
         </w:tc>
@@ -7603,7 +7671,7 @@
               <w:rPr>
                 <w:sz w:val="17"/>
               </w:rPr>
-              <w:t>Còn một phần (b7f5e30)</w:t>
+              <w:t>Còn một phần (96d0086)</w:t>
             </w:r>
           </w:p>
         </w:tc>
@@ -7623,7 +7691,7 @@
                 <w:b/>
                 <w:sz w:val="17"/>
               </w:rPr>
-              <w:t>H1</w:t>
+              <w:t>H3</w:t>
             </w:r>
           </w:p>
         </w:tc>
@@ -7631,7 +7699,7 @@
           <w:tcPr>
             <w:tcW w:type="dxa" w:w="1020"/>
             <w:vAlign w:val="top"/>
-            <w:shd w:val="clear" w:color="auto" w:fill="FCE8B2"/>
+            <w:shd w:val="clear" w:color="auto" w:fill="E2EFDA"/>
           </w:tcPr>
           <w:p>
             <w:pPr>
@@ -7641,7 +7709,7 @@
               <w:rPr>
                 <w:sz w:val="17"/>
               </w:rPr>
-              <w:t>Trung bình</w:t>
+              <w:t>Thấp</w:t>
             </w:r>
           </w:p>
         </w:tc>
@@ -7658,7 +7726,7 @@
               <w:rPr>
                 <w:sz w:val="17"/>
               </w:rPr>
-              <w:t>main chậm 35 commit so với reranker; nhánh NMA đã được gộp vào reranker (ae1ce0d) nhưng chưa vào main. Dev vẫn sửa chéo module (vd parser sửa file của chunking).</w:t>
+              <w:t>Code trùng (2 BM25, 3 metric, 2 reranker); ruff báo 248 lỗi (181 tự sửa được).</w:t>
             </w:r>
           </w:p>
           <w:p>
@@ -7667,17 +7735,6 @@
             </w:pPr>
             <w:r>
               <w:rPr>
-                <w:sz w:val="17"/>
-              </w:rPr>
-              <w:t>main chậm 38 commit so với testing.</w:t>
-            </w:r>
-          </w:p>
-          <w:p>
-            <w:pPr>
-              <w:spacing w:after="20" w:line="252" w:lineRule="auto"/>
-            </w:pPr>
-            <w:r>
-              <w:rPr>
                 <w:b/>
                 <w:sz w:val="17"/>
               </w:rPr>
@@ -7687,7 +7744,7 @@
               <w:rPr>
                 <w:sz w:val="17"/>
               </w:rPr>
-              <w:t>Mở PR vào main sau khi sửa nhóm Cao của A, B, C; áp dụng CODEOWNERS theo bảng owner Sprint 6.</w:t>
+              <w:t>Chạy ruff --fix trong PR riêng; xóa bản trùng theo F1, F2, E10.</w:t>
             </w:r>
           </w:p>
         </w:tc>
@@ -7704,7 +7761,7 @@
               <w:rPr>
                 <w:sz w:val="17"/>
               </w:rPr>
-              <w:t>git</w:t>
+              <w:t>toàn repo</w:t>
             </w:r>
           </w:p>
         </w:tc>
@@ -7759,7 +7816,7 @@
                 <w:b/>
                 <w:sz w:val="17"/>
               </w:rPr>
-              <w:t>H4</w:t>
+              <w:t>H5</w:t>
             </w:r>
           </w:p>
         </w:tc>
@@ -7794,7 +7851,7 @@
               <w:rPr>
                 <w:sz w:val="17"/>
               </w:rPr>
-              <w:t>retrieval/retrieval.md ghi Dense dùng BGE-M3 trong khi code mặc định bkai (chờ chốt model ở E2); mục Kết quả hiện tại của README ghi số Task 4 đo trên corpus 1.159 chunk với nhãn proposal (G3).</w:t>
+              <w:t>origin/NMA vẫn theo dõi parser/__pycache__/cleaner.cpython-314.pyc và parser.cpython-314.pyc; lần gộp sau từ NMA có thể đưa lại hai file này vào testing.</w:t>
             </w:r>
           </w:p>
           <w:p>
@@ -7812,7 +7869,7 @@
               <w:rPr>
                 <w:sz w:val="17"/>
               </w:rPr>
-              <w:t>Cập nhật cùng PR chốt E2 và PR chạy lại số đo (G3).</w:t>
+              <w:t>NMA chạy git rm --cached các file .pyc trên nhánh của mình; CI kiểm git ls-files không có .pyc.</w:t>
             </w:r>
           </w:p>
           <w:p>
@@ -7830,7 +7887,7 @@
               <w:rPr>
                 <w:sz w:val="17"/>
               </w:rPr>
-              <w:t>docs/sprint6_benchmark.md đã cập nhật số liệu ánh xạ, lệnh test và nhật ký đóng băng ở 96d0086; chunking_strategy.md không còn link file:///.</w:t>
+              <w:t>git ls-tree origin/NMA vẫn có parser/__pycache__/cleaner.cpython-314.pyc và parser.cpython-314.pyc.</w:t>
             </w:r>
           </w:p>
         </w:tc>
@@ -7847,7 +7904,7 @@
               <w:rPr>
                 <w:sz w:val="17"/>
               </w:rPr>
-              <w:t>retrieval/retrieval.md (dòng 12, 18); README.md:61</w:t>
+              <w:t>origin/NMA: parser/__pycache__/</w:t>
             </w:r>
           </w:p>
         </w:tc>
@@ -7864,7 +7921,7 @@
               <w:rPr>
                 <w:sz w:val="17"/>
               </w:rPr>
-              <w:t>Cả nhóm</w:t>
+              <w:t>NMA</w:t>
             </w:r>
           </w:p>
         </w:tc>
@@ -7872,273 +7929,7 @@
           <w:tcPr>
             <w:tcW w:type="dxa" w:w="964"/>
             <w:vAlign w:val="top"/>
-          </w:tcPr>
-          <w:p>
-            <w:pPr>
-              <w:spacing w:after="20" w:line="252" w:lineRule="auto"/>
-            </w:pPr>
-            <w:r>
-              <w:rPr>
-                <w:sz w:val="17"/>
-              </w:rPr>
-              <w:t>Còn một phần (96d0086)</w:t>
-            </w:r>
-          </w:p>
-        </w:tc>
-      </w:tr>
-      <w:tr>
-        <w:tc>
-          <w:tcPr>
-            <w:tcW w:type="dxa" w:w="624"/>
-            <w:vAlign w:val="top"/>
-          </w:tcPr>
-          <w:p>
-            <w:pPr>
-              <w:spacing w:after="20" w:line="252" w:lineRule="auto"/>
-            </w:pPr>
-            <w:r>
-              <w:rPr>
-                <w:b/>
-                <w:sz w:val="17"/>
-              </w:rPr>
-              <w:t>H3</w:t>
-            </w:r>
-          </w:p>
-        </w:tc>
-        <w:tc>
-          <w:tcPr>
-            <w:tcW w:type="dxa" w:w="1020"/>
-            <w:vAlign w:val="top"/>
-            <w:shd w:val="clear" w:color="auto" w:fill="E2EFDA"/>
-          </w:tcPr>
-          <w:p>
-            <w:pPr>
-              <w:spacing w:after="20" w:line="252" w:lineRule="auto"/>
-            </w:pPr>
-            <w:r>
-              <w:rPr>
-                <w:sz w:val="17"/>
-              </w:rPr>
-              <w:t>Thấp</w:t>
-            </w:r>
-          </w:p>
-        </w:tc>
-        <w:tc>
-          <w:tcPr>
-            <w:tcW w:type="dxa" w:w="4479"/>
-            <w:vAlign w:val="top"/>
-          </w:tcPr>
-          <w:p>
-            <w:pPr>
-              <w:spacing w:after="20" w:line="252" w:lineRule="auto"/>
-            </w:pPr>
-            <w:r>
-              <w:rPr>
-                <w:sz w:val="17"/>
-              </w:rPr>
-              <w:t>Code trùng (2 BM25, 3 metric, 2 reranker); ruff báo 248 lỗi (181 tự sửa được).</w:t>
-            </w:r>
-          </w:p>
-          <w:p>
-            <w:pPr>
-              <w:spacing w:after="20" w:line="252" w:lineRule="auto"/>
-            </w:pPr>
-            <w:r>
-              <w:rPr>
-                <w:b/>
-                <w:sz w:val="17"/>
-              </w:rPr>
-              <w:t xml:space="preserve">Đề xuất: </w:t>
-            </w:r>
-            <w:r>
-              <w:rPr>
-                <w:sz w:val="17"/>
-              </w:rPr>
-              <w:t>Chạy ruff --fix trong PR riêng; xóa bản trùng theo F1, F2, E10.</w:t>
-            </w:r>
-          </w:p>
-        </w:tc>
-        <w:tc>
-          <w:tcPr>
-            <w:tcW w:type="dxa" w:w="1701"/>
-            <w:vAlign w:val="top"/>
-          </w:tcPr>
-          <w:p>
-            <w:pPr>
-              <w:spacing w:after="20" w:line="252" w:lineRule="auto"/>
-            </w:pPr>
-            <w:r>
-              <w:rPr>
-                <w:sz w:val="17"/>
-              </w:rPr>
-              <w:t>toàn repo</w:t>
-            </w:r>
-          </w:p>
-        </w:tc>
-        <w:tc>
-          <w:tcPr>
-            <w:tcW w:type="dxa" w:w="1077"/>
-            <w:vAlign w:val="top"/>
-          </w:tcPr>
-          <w:p>
-            <w:pPr>
-              <w:spacing w:after="20" w:line="252" w:lineRule="auto"/>
-            </w:pPr>
-            <w:r>
-              <w:rPr>
-                <w:sz w:val="17"/>
-              </w:rPr>
-              <w:t>Cả nhóm</w:t>
-            </w:r>
-          </w:p>
-        </w:tc>
-        <w:tc>
-          <w:tcPr>
-            <w:tcW w:type="dxa" w:w="964"/>
-            <w:vAlign w:val="top"/>
-            <w:shd w:val="clear" w:color="auto" w:fill="FBE5D6"/>
-          </w:tcPr>
-          <w:p>
-            <w:pPr>
-              <w:spacing w:after="20" w:line="252" w:lineRule="auto"/>
-            </w:pPr>
-            <w:r>
-              <w:rPr>
-                <w:sz w:val="17"/>
-              </w:rPr>
-              <w:t>Còn</w:t>
-            </w:r>
-          </w:p>
-        </w:tc>
-      </w:tr>
-      <w:tr>
-        <w:tc>
-          <w:tcPr>
-            <w:tcW w:type="dxa" w:w="624"/>
-            <w:vAlign w:val="top"/>
-          </w:tcPr>
-          <w:p>
-            <w:pPr>
-              <w:spacing w:after="20" w:line="252" w:lineRule="auto"/>
-            </w:pPr>
-            <w:r>
-              <w:rPr>
-                <w:b/>
-                <w:sz w:val="17"/>
-              </w:rPr>
-              <w:t>H5</w:t>
-            </w:r>
-          </w:p>
-        </w:tc>
-        <w:tc>
-          <w:tcPr>
-            <w:tcW w:type="dxa" w:w="1020"/>
-            <w:vAlign w:val="top"/>
-            <w:shd w:val="clear" w:color="auto" w:fill="E2EFDA"/>
-          </w:tcPr>
-          <w:p>
-            <w:pPr>
-              <w:spacing w:after="20" w:line="252" w:lineRule="auto"/>
-            </w:pPr>
-            <w:r>
-              <w:rPr>
-                <w:sz w:val="17"/>
-              </w:rPr>
-              <w:t>Thấp</w:t>
-            </w:r>
-          </w:p>
-        </w:tc>
-        <w:tc>
-          <w:tcPr>
-            <w:tcW w:type="dxa" w:w="4479"/>
-            <w:vAlign w:val="top"/>
-          </w:tcPr>
-          <w:p>
-            <w:pPr>
-              <w:spacing w:after="20" w:line="252" w:lineRule="auto"/>
-            </w:pPr>
-            <w:r>
-              <w:rPr>
-                <w:sz w:val="17"/>
-              </w:rPr>
-              <w:t>origin/NMA vẫn theo dõi parser/__pycache__/cleaner.cpython-314.pyc và parser.cpython-314.pyc; lần gộp sau từ NMA có thể đưa lại hai file này vào testing.</w:t>
-            </w:r>
-          </w:p>
-          <w:p>
-            <w:pPr>
-              <w:spacing w:after="20" w:line="252" w:lineRule="auto"/>
-            </w:pPr>
-            <w:r>
-              <w:rPr>
-                <w:b/>
-                <w:sz w:val="17"/>
-              </w:rPr>
-              <w:t xml:space="preserve">Đề xuất: </w:t>
-            </w:r>
-            <w:r>
-              <w:rPr>
-                <w:sz w:val="17"/>
-              </w:rPr>
-              <w:t>NMA chạy git rm --cached các file .pyc trên nhánh của mình; CI kiểm git ls-files không có .pyc.</w:t>
-            </w:r>
-          </w:p>
-          <w:p>
-            <w:pPr>
-              <w:spacing w:after="20" w:line="252" w:lineRule="auto"/>
-            </w:pPr>
-            <w:r>
-              <w:rPr>
-                <w:b/>
-                <w:sz w:val="17"/>
-              </w:rPr>
-              <w:t xml:space="preserve">Kiểm chứng: </w:t>
-            </w:r>
-            <w:r>
-              <w:rPr>
-                <w:sz w:val="17"/>
-              </w:rPr>
-              <w:t>testing bỏ theo dõi 2 file ở 5e0b9c2 (và file git diff 46 MB ở thư mục gốc ở 5e0b9c2); chạy pytest không làm đổi file nào trong git.</w:t>
-            </w:r>
-          </w:p>
-        </w:tc>
-        <w:tc>
-          <w:tcPr>
-            <w:tcW w:type="dxa" w:w="1701"/>
-            <w:vAlign w:val="top"/>
-          </w:tcPr>
-          <w:p>
-            <w:pPr>
-              <w:spacing w:after="20" w:line="252" w:lineRule="auto"/>
-            </w:pPr>
-            <w:r>
-              <w:rPr>
-                <w:sz w:val="17"/>
-              </w:rPr>
-              <w:t>origin/NMA: parser/__pycache__/</w:t>
-            </w:r>
-          </w:p>
-        </w:tc>
-        <w:tc>
-          <w:tcPr>
-            <w:tcW w:type="dxa" w:w="1077"/>
-            <w:vAlign w:val="top"/>
-          </w:tcPr>
-          <w:p>
-            <w:pPr>
-              <w:spacing w:after="20" w:line="252" w:lineRule="auto"/>
-            </w:pPr>
-            <w:r>
-              <w:rPr>
-                <w:sz w:val="17"/>
-              </w:rPr>
-              <w:t>NMA</w:t>
-            </w:r>
-          </w:p>
-        </w:tc>
-        <w:tc>
-          <w:tcPr>
-            <w:tcW w:type="dxa" w:w="964"/>
-            <w:vAlign w:val="top"/>
+            <w:shd w:val="clear" w:color="auto" w:fill="FFF2CC"/>
           </w:tcPr>
           <w:p>
             <w:pPr>
@@ -8496,7 +8287,7 @@
               <w:rPr>
                 <w:sz w:val="17"/>
               </w:rPr>
-              <w:t>32 pass, 1 fail; 840c8a3: 209 pass, 14 skip; 64b65f0: 1 fail; 25/10: 0 fail</w:t>
+              <w:t>32 pass, 1 fail; 840c8a3: 209 pass, 14 skip; 64b65f0: 1 fail; 25/10: 0 fail; 5ef41dc: 1 fail; sau bản sửa 26/10: 0 fail</w:t>
             </w:r>
           </w:p>
         </w:tc>
@@ -8513,7 +8304,7 @@
               <w:rPr>
                 <w:sz w:val="17"/>
               </w:rPr>
-              <w:t>Ở 64b65f0: test_tt02a_wrapped_chapter_title_is_complete[9-…] fail vì tiêu đề Chương III của TT 02a/2015 mất dấu phẩy khi ghép dòng (A28). Sau bản sửa A28 (77b5886): hết fail. Chưa có test cho cleaner.</w:t>
+              <w:t>Ở 64b65f0: test_tt02a_wrapped_chapter_title_is_complete[9-…] fail vì tiêu đề Chương III của TT 02a/2015 mất dấu phẩy khi ghép dòng (A28). Sau bản sửa A28 (77b5886): hết fail. Chưa có test cho cleaner. Ở 5ef41dc: test_document_metadata_matches_reference fail vì 86b55f5 đổi title của Luật 52/2014 mà không sửa REFERENCE (A16). Sau bản sửa 26/10 (Phụ lục R): hết fail.</w:t>
             </w:r>
           </w:p>
         </w:tc>
@@ -8530,7 +8321,7 @@
               <w:rPr>
                 <w:sz w:val="17"/>
               </w:rPr>
-              <w:t>A28, A7</w:t>
+              <w:t>A28, A7, A16</w:t>
             </w:r>
           </w:p>
         </w:tc>
@@ -9552,7 +9343,7 @@
               <w:rPr>
                 <w:sz w:val="17"/>
               </w:rPr>
-              <w:t>Chạy riêng từng file; chạy chung tests/ và test/ vẫn lỗi collect. Chạy test làm bẩn git trở lại vì 72a7377 commit lại parser/__pycache__/*.pyc (H5). Sau bản sửa chunking 24/10 (chunking_test): 218 pass, 2 fail (thêm 14 test của test_chunking.py; 2 fail như trên). Ở 840c8a3, parser/: 209 pass, 14 skip (hết fail của A25). Ở 64b65f0, parser/, tests/schema_test.py và test/test_chunking.py: 235 pass, 14 skip, 1 fail (A28). Sau bản sửa A28 (77b5886): 302 pass, 20 skip, 0 fail (thêm 72 test; 6 skip mới là 3 test chạy trên mọi TXT gặp 2 TT chia theo mục La Mã). Ở 3d646da (25/10, sau khi kéo CTM): parser/, tests/schema_test.py, tests/test_dense_retriever.py và test/ (trừ test_benchmark.py) 382 pass, 20 skip, 1 fail (test_bm25_retrieval, H9). Ở be28659 (25/10): 464 pass, 20 skip, 1 fail (H9) khi chạy riêng từng file; chạy chung test/ tests/ vẫn lỗi collect (H2); chạy test vẫn làm đổi parser/__pycache__/parser.cpython-314.pyc (H5) (Phụ lục M). Ở 3b1b6dc (25/10, sau đợt sửa): chạy chung python -m pytest parser tests test: 531 pass, 20 skip, 0 fail, 0 lỗi collect; chạy test không làm đổi file nào trong git (Phụ lục N).</w:t>
+              <w:t>Chạy riêng từng file; chạy chung tests/ và test/ vẫn lỗi collect. Chạy test làm bẩn git trở lại vì 72a7377 commit lại parser/__pycache__/*.pyc (H5). Sau bản sửa chunking 24/10 (chunking_test): 218 pass, 2 fail (thêm 14 test của test_chunking.py; 2 fail như trên). Ở 840c8a3, parser/: 209 pass, 14 skip (hết fail của A25). Ở 64b65f0, parser/, tests/schema_test.py và test/test_chunking.py: 235 pass, 14 skip, 1 fail (A28). Sau bản sửa A28 (77b5886): 302 pass, 20 skip, 0 fail (thêm 72 test; 6 skip mới là 3 test chạy trên mọi TXT gặp 2 TT chia theo mục La Mã). Ở 3d646da (25/10, sau khi kéo CTM): parser/, tests/schema_test.py, tests/test_dense_retriever.py và test/ (trừ test_benchmark.py) 382 pass, 20 skip, 1 fail (test_bm25_retrieval, H9). Ở be28659 (25/10): 464 pass, 20 skip, 1 fail (H9) khi chạy riêng từng file; chạy chung test/ tests/ vẫn lỗi collect (H2); chạy test vẫn làm đổi parser/__pycache__/parser.cpython-314.pyc (H5) (Phụ lục M). Ở 3b1b6dc (25/10, sau đợt sửa): chạy chung python -m pytest parser tests test: 531 pass, 20 skip, 0 fail, 0 lỗi collect; chạy test không làm đổi file nào trong git (Phụ lục N). Ở 948fc94 (kiểm lại cuối 25/10, Phụ lục O): 531 pass, 20 skip, 0 fail; git không đổi sau khi chạy. Ở 01c639e (26/10, sau khi gộp CTM 9348764, Phụ lục P): python -m pytest (testpaths = parser test) 490 pass, 20 skip, 0 fail, 64 subtest pass; ít hơn 41 test vì bỏ bản test benchmark trùng; retrieval/test/ (7 test, pass khi chạy riêng) nằm ngoài testpaths (H2). Ở 5ef41dc (26/10, sau khi gộp NMA 86b55f5, Phụ lục Q): python -m pytest 489 pass, 20 skip, 1 fail (test_document_metadata_matches_reference, A16), 64 subtest pass. Sau bản sửa A16, A7 (26/10, 856e6be..dfc025b, Phụ lục R): python -m pytest 490 pass, 20 skip, 0 fail, 64 subtest pass; retrieval/test 7 pass. Mô phỏng workflow trên bản sao sạch của các file git theo dõi, venv mới Python 3.14 trên Windows, không có cache model: cài đặt thành công, không có file .pyc, compileall không lỗi, python -m pytest 490 pass, 20 skip, 0 fail, retrieval/test 7 pass; chưa thử trên Linux. Sau 21a2385 (testpaths thêm retrieval/test, H2): python -m pytest 497 pass, 20 skip, 0 fail, 64 subtest pass, trên .venv và trên venv sạch.</w:t>
             </w:r>
           </w:p>
         </w:tc>
@@ -9591,7 +9382,7 @@
     <w:p>
       <w:pPr/>
       <w:r>
-        <w:t>Bảng dưới đây là thứ tự làm cho các lỗi còn mở, viết lại cuối ngày 25/10 trên 3b1b6dc. Mỗi bước ghi việc cụ thể, owner, điều kiện để bắt đầu và tiêu chí để coi là xong. Màu ở cột Bước: đỏ là đang chặn các bước sau, vàng là làm ngay khi có điều kiện, xanh là làm sau. Những lỗi đã sửa (mục 3) không có trong bảng. Các lỗi sửa được mà không cần bàn đã sửa xong ngày 25/10 (Phụ lục N); mọi lỗi còn lại cần quyết định, cần thỏa thuận ai làm, hoặc chờ gold đã duyệt để chạy lại số đo.</w:t>
+        <w:t>Bảng dưới đây là thứ tự làm cho các lỗi còn mở, viết lại cuối ngày 25/10 trên 3b1b6dc. Mỗi bước ghi việc cụ thể, owner, điều kiện để bắt đầu và tiêu chí để coi là xong. Màu ở cột Bước: đỏ là đang chặn các bước sau, vàng là làm ngay khi có điều kiện, xanh là làm sau. Những lỗi đã sửa (mục 3) không có trong bảng. Các lỗi sửa được mà không cần bàn đã sửa xong ngày 25/10 (Phụ lục N); mọi lỗi còn lại cần quyết định, cần thỏa thuận ai làm, hoặc chờ gold đã duyệt để chạy lại số đo. Kiểm lại trên 948fc94 (Phụ lục O): thứ tự giữ nguyên; bước 2 thêm phần E4 (Dense dừng khi thiếu underthesea), vì từ 664634e corpus đã tách từ nên máy thiếu underthesea cho kết quả Dense lệch mà không báo. Sau khi gộp CTM 9348764 (Phụ lục P): thứ tự giữ nguyên; bước 0 dùng python -m pytest, và việc gom thư mục test (H2) chỉ còn retrieval/test/. Sau khi gộp NMA 86b55f5 (Phụ lục Q): thứ tự giữ nguyên; bước 1 thêm phần A16 không cần bàn (sửa test, hai bảng ID, sinh lại corpus và Qdrant theo title mới), còn cách ghi title chờ Dev 1. Sau bản sửa 26/10 (Phụ lục R): bước 0 chỉ còn push workflow CI và bật branch protection; ở bước 1, A16 chỉ còn cách ghi title. Sau 21a2385: H2 đã sửa nên bước 0 bỏ phần H2.</w:t>
       </w:r>
     </w:p>
     <w:tbl>
@@ -9754,7 +9545,7 @@
               <w:rPr>
                 <w:sz w:val="17"/>
               </w:rPr>
-              <w:t>Thêm CI hoặc pre-commit hook chạy python -m pytest parser tests test và python -m compileall cho scripts/, evaluation/, retrieval/, reranking/, chặn merge khi fail (A7). NMA bỏ theo dõi .pyc trên nhánh của mình (H5). Thống nhất một thư mục test (H2).</w:t>
+              <w:t>Push .github/workflows/tests.yml (chạy python -m pytest, compileall và kiểm file .pyc trên mọi push và PR); admin repo bật branch protection để chặn merge khi fail (A7). NMA bỏ theo dõi .pyc trên nhánh của mình (H5).</w:t>
             </w:r>
           </w:p>
         </w:tc>
@@ -9770,7 +9561,7 @@
               <w:rPr>
                 <w:sz w:val="17"/>
               </w:rPr>
-              <w:t>A7, H5, H2</w:t>
+              <w:t>A7, H5</w:t>
             </w:r>
           </w:p>
         </w:tc>
@@ -9854,7 +9645,7 @@
               <w:rPr>
                 <w:sz w:val="17"/>
               </w:rPr>
-              <w:t>Dev 1 chốt phiên bản Luật 52/2014 (A6), cách xử lý 2 TT chia theo mục La Mã (A26), title chính thức (A16), số phận context_registry.json và duyệt 334 dòng mới của article_index (C5). Đổi các mặc định còn trỏ file smoke, xóa all_legal_chunks.json và data/parser_validated/ (B4, H7).</w:t>
+              <w:t>Dev 1 chốt phiên bản Luật 52/2014 (A6), cách xử lý 2 TT chia theo mục La Mã (A26), cách ghi title (A16: chỉ ghi trích yếu ở 5 văn bản cũ), số phận context_registry.json và duyệt 334 dòng mới của article_index (C5). Đổi các mặc định còn trỏ file smoke, xóa all_legal_chunks.json và data/parser_validated/ (B4, H7).</w:t>
             </w:r>
           </w:p>
         </w:tc>
@@ -9954,7 +9745,7 @@
               <w:rPr>
                 <w:sz w:val="17"/>
               </w:rPr>
-              <w:t>(a) Chọn 50–100 câu phân tầng, duyệt gold ở cấp Khoản, ghi tên người xác minh thật (D1); 11 câu đã duyệt của gold_id_proposals_300.json là điểm bắt đầu. (b) Lọc theo khoảng effective_from/effective_to và as_of_date trong Elasticsearch và Qdrant, bỏ bộ lọc tĩnh “Hết hiệu lực”, cho search() nhận as_of_date (E1); pipeline đã truyền as_of_date từ 3b1b6dc. (c) Tách từ câu hỏi cùng phiên bản với corpus (B2). (d) Index BM25 lưu đủ trường contract và parent_id thật (E6).</w:t>
+              <w:t>(a) Chọn 50–100 câu phân tầng, duyệt gold ở cấp Khoản, ghi tên người xác minh thật (D1); 11 câu đã duyệt của gold_id_proposals_300.json là điểm bắt đầu. (b) Lọc theo khoảng effective_from/effective_to và as_of_date trong Elasticsearch và Qdrant, bỏ bộ lọc tĩnh “Hết hiệu lực”, cho search() nhận as_of_date (E1); pipeline đã truyền as_of_date từ 3b1b6dc. (c) Tách từ câu hỏi cùng phiên bản với corpus ở BM25 (B2); Dense dừng với lỗi rõ khi model cần tách từ mà thiếu underthesea (E4). (d) Index BM25 lưu đủ trường contract và parent_id thật (E6).</w:t>
             </w:r>
           </w:p>
         </w:tc>
@@ -9970,7 +9761,7 @@
               <w:rPr>
                 <w:sz w:val="17"/>
               </w:rPr>
-              <w:t>D1, E1, B2, E6</w:t>
+              <w:t>D1, E1, B2, E4, E6</w:t>
             </w:r>
           </w:p>
         </w:tc>
@@ -9986,7 +9777,7 @@
               <w:rPr>
                 <w:sz w:val="17"/>
               </w:rPr>
-              <w:t>Dev 1 (D1); Dev 4 + Dev 3 (E1, B2, E6)</w:t>
+              <w:t>Dev 1 (D1); Dev 4 + Dev 3 (E1, B2, E6); Dev 3 (E4)</w:t>
             </w:r>
           </w:p>
         </w:tc>
@@ -10054,7 +9845,7 @@
               <w:rPr>
                 <w:sz w:val="17"/>
               </w:rPr>
-              <w:t>Một module metric chung có Strict Match và Parent Match, báo số câu được chấm (F2). Thêm retrieval.retrieval_top_k, hybrid.fusion và một hàm đọc config dùng chung (E8). Tiền xử lý Dense theo cờ của model (E4); bỏ nhánh tự chunk lại (E12); thống nhất xử lý câu hỏi rỗng (E14); rút gọn bản ghi chunk (B7, cần Dev 1 chốt C1). Khi có khoảng 100 câu đã duyệt: chọn model dense (E2), rrf_k (E8) và cách chấm của reranker (G5).</w:t>
+              <w:t>Một module metric chung có Strict Match và Parent Match, báo số câu được chấm (F2). Thêm retrieval.retrieval_top_k, hybrid.fusion và một hàm đọc config dùng chung (E8). Tiền xử lý Dense theo cờ tách từ của model (E4); bỏ nhánh tự chunk lại (E12); thống nhất xử lý câu hỏi rỗng (E14); rút gọn bản ghi chunk (B7, cần Dev 1 chốt C1). Khi có khoảng 100 câu đã duyệt: chọn model dense (E2), rrf_k (E8) và cách chấm của reranker (G5).</w:t>
             </w:r>
           </w:p>
         </w:tc>
@@ -10102,7 +9893,7 @@
               <w:rPr>
                 <w:sz w:val="17"/>
               </w:rPr>
-              <w:t>F2, E8 (khóa config), E14: ngay. E2, E4, rrf_k, G5: sau khi bước 2 có gold.</w:t>
+              <w:t>F2, E8 (khóa config), E14: ngay. E2, E4 (cờ tách từ theo model), rrf_k, G5: sau khi bước 2 có gold.</w:t>
             </w:r>
           </w:p>
         </w:tc>
@@ -10451,7 +10242,7 @@
               <w:rPr>
                 <w:sz w:val="17"/>
               </w:rPr>
-              <w:t>Sửa hết: A8, A11, A25, B3, C10, D3, D4, D5, E3, E7, E9, E10, E15, G1, G2, G6, H9. Sửa một phần: A7, B2, B4, C2, C4, C5, E11, E14, F1, G5, H2, H4, H5.</w:t>
+              <w:t>Sửa hết: A8, A11, A25, B3, C10, D3, D4, D5, E3, E7, E9, E10, E15, G1, G2, G6, H9. Sửa một phần: A7, B2, B4, C2, C4, C5, E4 (corpus 664634e), E11, E14, F1, F3, F5, G5, H2, H4, H5. Ngày 26/10 (Phụ lục R; 856e6be, 4ec0706, dfc025b): sửa thêm một phần A16 (test, hai bảng ID, NĐ 207/2025, corpus) và A7 (workflow CI). Sửa hết H2 ở 21a2385.</w:t>
             </w:r>
           </w:p>
         </w:tc>
@@ -10467,7 +10258,7 @@
               <w:rPr>
                 <w:sz w:val="17"/>
               </w:rPr>
-              <w:t>9 commit 5e0b9c2..96d0086 trên testing, chưa push (Phụ lục N). File của người khác chỉ sửa cơ học; nên báo owner trước khi gộp.</w:t>
+              <w:t>10 commit 5e0b9c2..948fc94 (gồm commit báo cáo), đã push lên origin/testing (Phụ lục N, O). File của người khác chỉ sửa cơ học; nên báo owner trước khi gộp.</w:t>
             </w:r>
           </w:p>
         </w:tc>
@@ -10502,7 +10293,7 @@
               <w:rPr>
                 <w:sz w:val="17"/>
               </w:rPr>
-              <w:t>E1, E6, E8 (khóa config), F2, B2 (phía truy vấn), B4 và H7 (mặc định, file cũ), H8, A7 (CI), H2 (gom thư mục), H5 (nhánh NMA)</w:t>
+              <w:t>E1, E4 (Dense dừng khi thiếu underthesea), E6, E8 (khóa config), F2, B2 (phía truy vấn), B4 và H7 (mặc định, file cũ), H8, A7 (push workflow, branch protection), H5 (nhánh NMA)</w:t>
             </w:r>
           </w:p>
         </w:tc>
@@ -10553,7 +10344,7 @@
               <w:rPr>
                 <w:sz w:val="17"/>
               </w:rPr>
-              <w:t>A6, A16, A26, C5 (context_registry.json, duyệt article_index), B5, B7, D1, D2 (Dev 1); E2, E4, E12 (Dev 3); E14 (câu hỏi rỗng: Dev 3 + Dev 4); E11 (backlog sau Sprint 6); H1, H3 (cả nhóm)</w:t>
+              <w:t>A6, A16 (cách ghi title), A26, C5 (context_registry.json, duyệt article_index), B5, B7, D1, D2 (Dev 1); E2, E4 (cờ tách từ theo model), E12 (Dev 3); E14 (câu hỏi rỗng: Dev 3 + Dev 4); E11 (backlog sau Sprint 6); H1, H3 (cả nhóm)</w:t>
             </w:r>
           </w:p>
         </w:tc>
@@ -10620,7 +10411,7 @@
               <w:rPr>
                 <w:sz w:val="17"/>
               </w:rPr>
-              <w:t>Code đã sửa xong ở C2, C4, F1, G5; chỉ còn chạy lại và thay file kết quả cũ. G3 cần máy đủ bộ nhớ cho cả model dense và reranker.</w:t>
+              <w:t>Code đã sửa xong ở C2, C4, F1, G5; chỉ còn chạy lại và thay file kết quả cũ. F3, F5 đã sửa phần index và ID; còn đổi nguồn gold và thêm kiểm tra trước khi chạy Test. G3 cần máy đủ bộ nhớ cho cả model dense và reranker.</w:t>
             </w:r>
           </w:p>
         </w:tc>
@@ -10787,7 +10578,7 @@
               <w:rPr>
                 <w:sz w:val="17"/>
               </w:rPr>
-              <w:t>Không còn lỗi parser sửa được mà không cần quyết định; chờ Dev 1 chốt A6, A26.</w:t>
+              <w:t>Không còn lỗi parser sửa được mà không cần quyết định; chờ Dev 1 chốt A6, A26 và cách ghi title (A16).</w:t>
             </w:r>
           </w:p>
         </w:tc>
@@ -10838,7 +10629,7 @@
               <w:rPr>
                 <w:sz w:val="17"/>
               </w:rPr>
-              <w:t>Xóa data/parser_validated/ cùng Dev 3 sửa tests/schema_test.py và prepare_all_chunk_dataset.py (B4, H7); chạy lại export khi Dev 1 chốt A6; B7 khi Dev 1 chốt C1.</w:t>
+              <w:t>Xóa data/parser_validated/ cùng Dev 3 sửa test/schema_test.py và prepare_all_chunk_dataset.py (B4, H7); chạy lại export khi Dev 1 chốt A6; B7 khi Dev 1 chốt C1.</w:t>
             </w:r>
           </w:p>
         </w:tc>
@@ -10940,7 +10731,7 @@
               <w:rPr>
                 <w:sz w:val="17"/>
               </w:rPr>
-              <w:t>E4, E12, cùng Dev 4 chốt E14; đổi mặc định smoke ở embedding/ (B4, H7); chọn model dense (E2) khi có gold.</w:t>
+              <w:t>E4 (trước hết dừng khi thiếu underthesea), E12, cùng Dev 4 chốt E14; đổi mặc định smoke ở embedding/ (B4, H7); chọn model dense (E2) khi có gold.</w:t>
             </w:r>
           </w:p>
         </w:tc>
@@ -10956,7 +10747,7 @@
               <w:rPr>
                 <w:sz w:val="17"/>
               </w:rPr>
-              <w:t>1 → 3</w:t>
+              <w:t>1 → 2 → 3</w:t>
             </w:r>
           </w:p>
         </w:tc>
@@ -11042,7 +10833,7 @@
               <w:rPr>
                 <w:sz w:val="17"/>
               </w:rPr>
-              <w:t>F2; chạy lại evaluation/results bằng code hiện tại (F1, C4, F5, F6).</w:t>
+              <w:t>F2 (gồm báo lỗi khi câu Test có gold rỗng, F3); chạy lại evaluation/results bằng code hiện tại (F1, C4, F5, F6).</w:t>
             </w:r>
           </w:p>
         </w:tc>
@@ -11169,7 +10960,7 @@
     <w:p>
       <w:pPr/>
       <w:r>
-        <w:t>Trước khi commit, kiểm 4 điều: report ghi tokenization_backend = “underthesea” và tokenization_version khớp phiên bản ghim; số chunk và parent hợp lý (chunker đã sửa trên parser 72a7377 cho 1.157 / 508 với 11 văn bản cũ và 2.003 / 923 với đủ 21 văn bản; trên parser 840c8a3 cho 2.011 / 923); Luật 52/2014 Điều 2 có đủ 5 Khoản và không chứa chú thích VBHN, NĐ 10/2015 không còn nhãn “Hướng dẫn” (A25), Điều 123 khoản 3 đúng phiên bản đã chốt (A6); tests/schema_test.py và test/test_chunking.py pass; git status không có file .pyc bị đổi (nếu có thì git checkout -- các thư mục __pycache__). Sau khi sinh lại corpus: chạy python scripts/import_chunk_index.py --input data/chunking_output/chunks.jsonl --force (test/test_reference_sync.py fail nếu quên, hoặc nếu benchmark còn chunk_id không có trong corpus), map lại candidate theo nội dung nếu chunk_id đổi, rồi dựng lại index bằng python -m retrieval.build_bm25_index --recreate và python scripts/build_index.py.</w:t>
+        <w:t>Trước khi commit, kiểm 4 điều: report ghi tokenization_backend = “underthesea” và tokenization_version khớp phiên bản ghim; số chunk và parent hợp lý (chunker đã sửa trên parser 72a7377 cho 1.157 / 508 với 11 văn bản cũ và 2.003 / 923 với đủ 21 văn bản; trên parser 840c8a3 cho 2.011 / 923); Luật 52/2014 Điều 2 có đủ 5 Khoản và không chứa chú thích VBHN, NĐ 10/2015 không còn nhãn “Hướng dẫn” (A25), Điều 123 khoản 3 đúng phiên bản đã chốt (A6); test/schema_test.py và test/test_chunking.py pass; git status không có file .pyc bị đổi (nếu có thì git checkout -- các thư mục __pycache__). Sau khi sinh lại corpus: chạy python scripts/import_chunk_index.py --input data/chunking_output/chunks.jsonl --force (test/test_reference_sync.py fail nếu quên, hoặc nếu benchmark còn chunk_id không có trong corpus), map lại candidate theo nội dung nếu chunk_id đổi, rồi dựng lại index bằng python -m retrieval.build_bm25_index --recreate và python scripts/build_index.py.</w:t>
       </w:r>
     </w:p>
     <w:p>
@@ -18038,6 +17829,1716 @@
                 <w:sz w:val="17"/>
               </w:rPr>
               <w:t>Chạy chung python -m pytest parser tests test: 531 pass, 20 skip, 0 fail; git không đổi sau khi chạy.</w:t>
+            </w:r>
+          </w:p>
+        </w:tc>
+      </w:tr>
+    </w:tbl>
+    <w:p>
+      <w:pPr>
+        <w:pStyle w:val="Heading1"/>
+      </w:pPr>
+      <w:r>
+        <w:rPr/>
+        <w:t>Phụ lục O. Kiểm lại các dòng còn mở trên 948fc94 (25/10)</w:t>
+      </w:r>
+    </w:p>
+    <w:p>
+      <w:r>
+        <w:rPr/>
+        <w:t>Kiểm lại cuối ngày 25/10/2026 trên commit 948fc94 của testing, đã push lên origin/testing (từ 3b1b6dc chỉ thêm 96d0086 tài liệu và 948fc94 báo cáo). Các nhánh remote khác không có commit mới (origin/CTM 3d646da, origin/NMA 1260ed8). Cách kiểm: đọc lại code ở cột Vị trí của từng dòng còn mở; đếm trên corpus 664634e (2.011 chunk, 21 văn bản) các chỉ số của B5, B7, E1, E4; đếm chunk_id của retrieval/results, evaluation/results, gold_id_proposals_300.json và context_registry.json thuộc corpus; git ls-files tìm .pyc trên testing và origin/NMA; chạy python -m pytest parser tests test (.venv, Python 3.14), validate_benchmark.py và ruff check trên các file .py được git theo dõi (trừ RAG/). Không sửa code.</w:t>
+      </w:r>
+    </w:p>
+    <w:tbl>
+      <w:tblPr>
+        <w:tblStyle w:val="TableGrid"/>
+        <w:tblW w:type="auto" w:w="0"/>
+        <w:jc w:val="center"/>
+        <w:tblLayout w:type="fixed"/>
+        <w:tblLook w:firstColumn="1" w:firstRow="1" w:lastColumn="0" w:lastRow="0" w:noHBand="0" w:noVBand="1" w:val="04A0"/>
+      </w:tblPr>
+      <w:tblGrid>
+        <w:gridCol w:w="1100"/>
+        <w:gridCol w:w="3200"/>
+        <w:gridCol w:w="5566"/>
+      </w:tblGrid>
+      <w:tr>
+        <w:trPr>
+          <w:tblHeader w:val="true"/>
+        </w:trPr>
+        <w:tc>
+          <w:tcPr>
+            <w:tcW w:type="dxa" w:w="1100"/>
+            <w:shd w:val="clear" w:color="auto" w:fill="DCE6F1"/>
+          </w:tcPr>
+          <w:p>
+            <w:r>
+              <w:rPr>
+                <w:b/>
+                <w:sz w:val="17"/>
+              </w:rPr>
+              <w:t>#</w:t>
+            </w:r>
+          </w:p>
+        </w:tc>
+        <w:tc>
+          <w:tcPr>
+            <w:tcW w:type="dxa" w:w="3200"/>
+            <w:shd w:val="clear" w:color="auto" w:fill="DCE6F1"/>
+          </w:tcPr>
+          <w:p>
+            <w:r>
+              <w:rPr>
+                <w:b/>
+                <w:sz w:val="17"/>
+              </w:rPr>
+              <w:t>Docx ghi</w:t>
+            </w:r>
+          </w:p>
+        </w:tc>
+        <w:tc>
+          <w:tcPr>
+            <w:tcW w:type="dxa" w:w="5566"/>
+            <w:shd w:val="clear" w:color="auto" w:fill="DCE6F1"/>
+          </w:tcPr>
+          <w:p>
+            <w:r>
+              <w:rPr>
+                <w:b/>
+                <w:sz w:val="17"/>
+              </w:rPr>
+              <w:t>Ở 948fc94 (25/10)</w:t>
+            </w:r>
+          </w:p>
+        </w:tc>
+      </w:tr>
+      <w:tr>
+        <w:tc>
+          <w:tcPr>
+            <w:tcW w:type="dxa" w:w="1100"/>
+          </w:tcPr>
+          <w:p>
+            <w:r>
+              <w:rPr>
+                <w:b/>
+                <w:sz w:val="17"/>
+              </w:rPr>
+              <w:t>E4</w:t>
+            </w:r>
+          </w:p>
+        </w:tc>
+        <w:tc>
+          <w:tcPr>
+            <w:tcW w:type="dxa" w:w="3200"/>
+          </w:tcPr>
+          <w:p>
+            <w:r>
+              <w:rPr>
+                <w:sz w:val="17"/>
+              </w:rPr>
+              <w:t>Còn; corpus chưa tách từ (1/1.164 embed_text có “_”) nên bkai tách từ câu hỏi mà không tách corpus.</w:t>
+            </w:r>
+          </w:p>
+        </w:tc>
+        <w:tc>
+          <w:tcPr>
+            <w:tcW w:type="dxa" w:w="5566"/>
+          </w:tcPr>
+          <w:p>
+            <w:r>
+              <w:rPr>
+                <w:sz w:val="17"/>
+              </w:rPr>
+              <w:t>Còn một phần (664634e). Corpus sinh lại đã tách từ: 2.011/2.011 embed_text có “_”, chunking_report.json ghi underthesea 9.5.0; bkai trên máy có underthesea nay cùng dạng ở hai phía. Còn: im lặng bỏ tách từ khi thiếu underthesea (nay lệch theo chiều ngược lại: câu hỏi thô, corpus tách từ), quyết định theo tên model, model khác bkai nhận corpus đã tách từ, index không ghi cờ tách từ.</w:t>
+            </w:r>
+          </w:p>
+        </w:tc>
+      </w:tr>
+      <w:tr>
+        <w:tc>
+          <w:tcPr>
+            <w:tcW w:type="dxa" w:w="1100"/>
+          </w:tcPr>
+          <w:p>
+            <w:r>
+              <w:rPr>
+                <w:b/>
+                <w:sz w:val="17"/>
+              </w:rPr>
+              <w:t>F5</w:t>
+            </w:r>
+          </w:p>
+        </w:tc>
+        <w:tc>
+          <w:tcPr>
+            <w:tcW w:type="dxa" w:w="3200"/>
+          </w:tcPr>
+          <w:p>
+            <w:r>
+              <w:rPr>
+                <w:sz w:val="17"/>
+              </w:rPr>
+              <w:t>Còn; proposal khớp 0/330 ID của corpus, 31 ID không còn trong corpus; Recall@5 0,386.</w:t>
+            </w:r>
+          </w:p>
+        </w:tc>
+        <w:tc>
+          <w:tcPr>
+            <w:tcW w:type="dxa" w:w="5566"/>
+          </w:tcPr>
+          <w:p>
+            <w:r>
+              <w:rPr>
+                <w:sz w:val="17"/>
+              </w:rPr>
+              <w:t>Còn một phần (146a6c9). 555/570 ID khác nhau của proposal có trong corpus, 15 ID còn lại là version_*. Còn: run_baselines.py chấm trên proposal, kết quả cũ chưa xóa. Recall@5 trong bm25_dev_metrics.json là 0,305.</w:t>
+            </w:r>
+          </w:p>
+        </w:tc>
+      </w:tr>
+      <w:tr>
+        <w:tc>
+          <w:tcPr>
+            <w:tcW w:type="dxa" w:w="1100"/>
+          </w:tcPr>
+          <w:p>
+            <w:r>
+              <w:rPr>
+                <w:b/>
+                <w:sz w:val="17"/>
+              </w:rPr>
+              <w:t>F3</w:t>
+            </w:r>
+          </w:p>
+        </w:tc>
+        <w:tc>
+          <w:tcPr>
+            <w:tcW w:type="dxa" w:w="3200"/>
+          </w:tcPr>
+          <w:p>
+            <w:r>
+              <w:rPr>
+                <w:sz w:val="17"/>
+              </w:rPr>
+              <w:t>Còn; run_final_test.py dựng lại index như F1.</w:t>
+            </w:r>
+          </w:p>
+        </w:tc>
+        <w:tc>
+          <w:tcPr>
+            <w:tcW w:type="dxa" w:w="5566"/>
+          </w:tcPr>
+          <w:p>
+            <w:r>
+              <w:rPr>
+                <w:sz w:val="17"/>
+              </w:rPr>
+              <w:t>Còn một phần (f32754e). run_bm25 không còn dựng index. Còn: chỉ chạy BM25, không kiểm cấu hình và SHA-256; 0/15 câu Test có gold trong ground_truth.json nên không câu nào được chấm.</w:t>
+            </w:r>
+          </w:p>
+        </w:tc>
+      </w:tr>
+      <w:tr>
+        <w:tc>
+          <w:tcPr>
+            <w:tcW w:type="dxa" w:w="1100"/>
+          </w:tcPr>
+          <w:p>
+            <w:r>
+              <w:rPr>
+                <w:b/>
+                <w:sz w:val="17"/>
+              </w:rPr>
+              <w:t>H8</w:t>
+            </w:r>
+          </w:p>
+        </w:tc>
+        <w:tc>
+          <w:tcPr>
+            <w:tcW w:type="dxa" w:w="3200"/>
+          </w:tcPr>
+          <w:p>
+            <w:r>
+              <w:rPr>
+                <w:sz w:val="17"/>
+              </w:rPr>
+              <w:t>Còn word_segment (ImportError), cleaner, parse_text_to_articles.</w:t>
+            </w:r>
+          </w:p>
+        </w:tc>
+        <w:tc>
+          <w:tcPr>
+            <w:tcW w:type="dxa" w:w="5566"/>
+          </w:tcPr>
+          <w:p>
+            <w:r>
+              <w:rPr>
+                <w:sz w:val="17"/>
+              </w:rPr>
+              <w:t>Còn một phần. word_segment của chunker raise RuntimeError khi thiếu underthesea (B2, 24/10). Còn: parser.py dòng 1006 bỏ Điều khi dựng clause lỗi; cleaner.py 8 chỗ except Exception; dense_retriever.py dòng 14–20 (E4). Cột Vị trí cập nhật theo code hiện tại; thêm Đề xuất.</w:t>
+            </w:r>
+          </w:p>
+        </w:tc>
+      </w:tr>
+      <w:tr>
+        <w:tc>
+          <w:tcPr>
+            <w:tcW w:type="dxa" w:w="1100"/>
+          </w:tcPr>
+          <w:p>
+            <w:r>
+              <w:rPr>
+                <w:b/>
+                <w:sz w:val="17"/>
+              </w:rPr>
+              <w:t>F1</w:t>
+            </w:r>
+          </w:p>
+        </w:tc>
+        <w:tc>
+          <w:tcPr>
+            <w:tcW w:type="dxa" w:w="3200"/>
+          </w:tcPr>
+          <w:p>
+            <w:r>
+              <w:rPr>
+                <w:sz w:val="17"/>
+              </w:rPr>
+              <w:t>0/1.425 ID thuộc corpus hiện tại (324 ID smoke l01_); R@5 = 0,386.</w:t>
+            </w:r>
+          </w:p>
+        </w:tc>
+        <w:tc>
+          <w:tcPr>
+            <w:tcW w:type="dxa" w:w="5566"/>
+          </w:tcPr>
+          <w:p>
+            <w:r>
+              <w:rPr>
+                <w:sz w:val="17"/>
+              </w:rPr>
+              <w:t>Đo lại trên corpus 664634e: 524/1.425 ID (251/662 ID khác nhau) có trong corpus, 213 ID smoke l01_; bm25_dev_metrics.json ghi Recall@5 0,305. Trạng thái không đổi.</w:t>
+            </w:r>
+          </w:p>
+        </w:tc>
+      </w:tr>
+      <w:tr>
+        <w:tc>
+          <w:tcPr>
+            <w:tcW w:type="dxa" w:w="1100"/>
+          </w:tcPr>
+          <w:p>
+            <w:r>
+              <w:rPr>
+                <w:b/>
+                <w:sz w:val="17"/>
+              </w:rPr>
+              <w:t>B5, B7</w:t>
+            </w:r>
+          </w:p>
+        </w:tc>
+        <w:tc>
+          <w:tcPr>
+            <w:tcW w:type="dxa" w:w="3200"/>
+          </w:tcPr>
+          <w:p>
+            <w:r>
+              <w:rPr>
+                <w:sz w:val="17"/>
+              </w:rPr>
+              <w:t>Số đo trên corpus 11 văn bản và corpus thử 21 văn bản.</w:t>
+            </w:r>
+          </w:p>
+        </w:tc>
+        <w:tc>
+          <w:tcPr>
+            <w:tcW w:type="dxa" w:w="5566"/>
+          </w:tcPr>
+          <w:p>
+            <w:r>
+              <w:rPr>
+                <w:sz w:val="17"/>
+              </w:rPr>
+              <w:t>Đo lại trên corpus 664634e. B5: 31 nhóm trùng nội dung (62 chunk), 128 chunk dưới 20 từ. B7: 31 trường cấp gốc, 18 trường metadata (source_status, provision_status thêm ở 3d646da), effective_to có giá trị ở 912/2.011 chunk. Trạng thái không đổi.</w:t>
+            </w:r>
+          </w:p>
+        </w:tc>
+      </w:tr>
+      <w:tr>
+        <w:tc>
+          <w:tcPr>
+            <w:tcW w:type="dxa" w:w="1100"/>
+          </w:tcPr>
+          <w:p>
+            <w:r>
+              <w:rPr>
+                <w:b/>
+                <w:sz w:val="17"/>
+              </w:rPr>
+              <w:t>E1, H1</w:t>
+            </w:r>
+          </w:p>
+        </w:tc>
+        <w:tc>
+          <w:tcPr>
+            <w:tcW w:type="dxa" w:w="3200"/>
+          </w:tcPr>
+          <w:p>
+            <w:r>
+              <w:rPr>
+                <w:sz w:val="17"/>
+              </w:rPr>
+              <w:t>Bộ lọc tĩnh loại 445/1.160 chunk; main chậm 38 commit.</w:t>
+            </w:r>
+          </w:p>
+        </w:tc>
+        <w:tc>
+          <w:tcPr>
+            <w:tcW w:type="dxa" w:w="5566"/>
+          </w:tcPr>
+          <w:p>
+            <w:r>
+              <w:rPr>
+                <w:sz w:val="17"/>
+              </w:rPr>
+              <w:t>912/2.011 chunk Hết hiệu lực vẫn bị must_not của BM25 (hybrid_retriever.py dòng 52) và build_active_legal_filter của Qdrant (vector_store.py dòng 258–276) loại ở mọi câu hỏi; main chậm 98 commit so với testing. Trạng thái không đổi.</w:t>
+            </w:r>
+          </w:p>
+        </w:tc>
+      </w:tr>
+      <w:tr>
+        <w:tc>
+          <w:tcPr>
+            <w:tcW w:type="dxa" w:w="1100"/>
+          </w:tcPr>
+          <w:p>
+            <w:r>
+              <w:rPr>
+                <w:b/>
+                <w:sz w:val="17"/>
+              </w:rPr>
+              <w:t>Không đổi</w:t>
+            </w:r>
+          </w:p>
+        </w:tc>
+        <w:tc>
+          <w:tcPr>
+            <w:tcW w:type="dxa" w:w="3200"/>
+          </w:tcPr>
+          <w:p>
+            <w:r>
+              <w:rPr>
+                <w:sz w:val="17"/>
+              </w:rPr>
+              <w:t>Như mục 3.</w:t>
+            </w:r>
+          </w:p>
+        </w:tc>
+        <w:tc>
+          <w:tcPr>
+            <w:tcW w:type="dxa" w:w="5566"/>
+          </w:tcPr>
+          <w:p>
+            <w:r>
+              <w:rPr>
+                <w:sz w:val="17"/>
+              </w:rPr>
+              <w:t>A6 (L01.txt dòng 1150 vẫn “cấp huyện”), A7 (.github/ rỗng, không được git theo dõi), A16, A26 (KNOWN_UNPARSEABLE_TXT ở test_parser_unit.py dòng 308), B2 (BM25 vẫn tìm content_segmented bằng câu hỏi thô), B4 và H7 (5 script còn trỏ file smoke hoặc data/parser_validated/), C2 (6 file retrieval/results dạng phẳng, 0 chunk_id thuộc corpus), C4, C5 (context_registry.json 0/321), D1 (300/300 câu draft, gold rỗng), D2 (Test 15 câu, chưa có docs/test_gold_freeze.json), E2 (config.yaml ghi BGE-M3, code mặc định bkai, _ensure_collection không so số chiều), E6, E8, E11, E12, E14, F2, F4, F6, G3, G5, H2, H4, H5 (origin/NMA vẫn theo dõi 2 file .pyc). H3: ruff check trên các file .py được git theo dõi (trừ RAG/) báo 317 lỗi, 219 tự sửa được; register đo 248</w:t>
+            </w:r>
+          </w:p>
+          <w:p>
+            <w:r>
+              <w:rPr>
+                <w:sz w:val="17"/>
+              </w:rPr>
+              <w:t>181, có thể trên phạm vi khác, nên giữ mô tả của register.</w:t>
+            </w:r>
+          </w:p>
+        </w:tc>
+      </w:tr>
+      <w:tr>
+        <w:tc>
+          <w:tcPr>
+            <w:tcW w:type="dxa" w:w="1100"/>
+          </w:tcPr>
+          <w:p>
+            <w:r>
+              <w:rPr>
+                <w:b/>
+                <w:sz w:val="17"/>
+              </w:rPr>
+              <w:t>Mục 5</w:t>
+            </w:r>
+          </w:p>
+        </w:tc>
+        <w:tc>
+          <w:tcPr>
+            <w:tcW w:type="dxa" w:w="3200"/>
+          </w:tcPr>
+          <w:p>
+            <w:r>
+              <w:rPr>
+                <w:sz w:val="17"/>
+              </w:rPr>
+              <w:t>Bước 2 (c) chỉ có B2.</w:t>
+            </w:r>
+          </w:p>
+        </w:tc>
+        <w:tc>
+          <w:tcPr>
+            <w:tcW w:type="dxa" w:w="5566"/>
+          </w:tcPr>
+          <w:p>
+            <w:r>
+              <w:rPr>
+                <w:sz w:val="17"/>
+              </w:rPr>
+              <w:t>Thêm E4 (Dense dừng khi thiếu underthesea) vào bước 2: từ 664634e corpus đã tách từ, máy thiếu underthesea cho kết quả Dense lệch mà không báo. Cờ tách từ theo model vẫn ở bước 3 cùng E2. Thứ tự các bước khác giữ nguyên. Bảng phân loại: F3, F5, E4 vào nhóm 1 (sửa một phần); phần dừng khi thiếu underthesea của E4 vào nhóm 2.</w:t>
+            </w:r>
+          </w:p>
+        </w:tc>
+      </w:tr>
+      <w:tr>
+        <w:tc>
+          <w:tcPr>
+            <w:tcW w:type="dxa" w:w="1100"/>
+          </w:tcPr>
+          <w:p>
+            <w:r>
+              <w:rPr>
+                <w:b/>
+                <w:sz w:val="17"/>
+              </w:rPr>
+              <w:t>Test</w:t>
+            </w:r>
+          </w:p>
+        </w:tc>
+        <w:tc>
+          <w:tcPr>
+            <w:tcW w:type="dxa" w:w="3200"/>
+          </w:tcPr>
+          <w:p>
+            <w:r>
+              <w:rPr>
+                <w:sz w:val="17"/>
+              </w:rPr>
+              <w:t>Ở 3b1b6dc: 531 pass, 20 skip, 0 fail.</w:t>
+            </w:r>
+          </w:p>
+        </w:tc>
+        <w:tc>
+          <w:tcPr>
+            <w:tcW w:type="dxa" w:w="5566"/>
+          </w:tcPr>
+          <w:p>
+            <w:r>
+              <w:rPr>
+                <w:sz w:val="17"/>
+              </w:rPr>
+              <w:t>Ở 948fc94: python -m pytest parser tests test 531 pass, 20 skip, 0 fail, 64 subtest pass; git không đổi sau khi chạy; validate_benchmark.py PASS (Dev 285, Test 15).</w:t>
+            </w:r>
+          </w:p>
+        </w:tc>
+      </w:tr>
+    </w:tbl>
+    <w:p>
+      <w:pPr>
+        <w:pStyle w:val="Heading1"/>
+      </w:pPr>
+      <w:r>
+        <w:rPr/>
+        <w:t>Phụ lục P. Kiểm lại sau khi gộp CTM 9348764 (26/10)</w:t>
+      </w:r>
+    </w:p>
+    <w:p>
+      <w:r>
+        <w:rPr/>
+        <w:t>Kiểm lại ngày 26/10/2026 sau khi gộp origin/CTM 9348764 (“feat(tests): add pytest configuration and restructure test files”) vào testing ở 411075a, cùng commit sửa 01c639e; chưa push. Từ 948fc94, CTM chỉ có commit này (cha 3d646da đã gộp ở lần trước). Cách kiểm: đọc diff của 9348764 và so với thay đổi của testing từ 3d646da trên cùng file; so nội dung tests/test_benchmark.py với bản CTM ghi lên test/test_benchmark.py (trùng nhau); chạy bản test_benchmark_draft.py cũ trên dữ liệu hiện tại; grep các chỗ còn trỏ tests/; chạy python -m pytest (.venv, Python 3.14), chạy riêng retrieval/test/, nạp schema như demo_pipeline.py. Ngoài 01c639e không sửa code.</w:t>
+      </w:r>
+    </w:p>
+    <w:tbl>
+      <w:tblPr>
+        <w:tblStyle w:val="TableGrid"/>
+        <w:tblW w:type="auto" w:w="0"/>
+        <w:jc w:val="center"/>
+        <w:tblLayout w:type="fixed"/>
+        <w:tblLook w:firstColumn="1" w:firstRow="1" w:lastColumn="0" w:lastRow="0" w:noHBand="0" w:noVBand="1" w:val="04A0"/>
+      </w:tblPr>
+      <w:tblGrid>
+        <w:gridCol w:w="1100"/>
+        <w:gridCol w:w="3200"/>
+        <w:gridCol w:w="5566"/>
+      </w:tblGrid>
+      <w:tr>
+        <w:trPr>
+          <w:tblHeader w:val="true"/>
+        </w:trPr>
+        <w:tc>
+          <w:tcPr>
+            <w:tcW w:type="dxa" w:w="1100"/>
+            <w:shd w:val="clear" w:color="auto" w:fill="DCE6F1"/>
+          </w:tcPr>
+          <w:p>
+            <w:r>
+              <w:rPr>
+                <w:b/>
+                <w:sz w:val="17"/>
+              </w:rPr>
+              <w:t>#</w:t>
+            </w:r>
+          </w:p>
+        </w:tc>
+        <w:tc>
+          <w:tcPr>
+            <w:tcW w:type="dxa" w:w="3200"/>
+            <w:shd w:val="clear" w:color="auto" w:fill="DCE6F1"/>
+          </w:tcPr>
+          <w:p>
+            <w:r>
+              <w:rPr>
+                <w:b/>
+                <w:sz w:val="17"/>
+              </w:rPr>
+              <w:t>Docx ghi</w:t>
+            </w:r>
+          </w:p>
+        </w:tc>
+        <w:tc>
+          <w:tcPr>
+            <w:tcW w:type="dxa" w:w="5566"/>
+            <w:shd w:val="clear" w:color="auto" w:fill="DCE6F1"/>
+          </w:tcPr>
+          <w:p>
+            <w:r>
+              <w:rPr>
+                <w:b/>
+                <w:sz w:val="17"/>
+              </w:rPr>
+              <w:t>Ở 01c639e (26/10)</w:t>
+            </w:r>
+          </w:p>
+        </w:tc>
+      </w:tr>
+      <w:tr>
+        <w:tc>
+          <w:tcPr>
+            <w:tcW w:type="dxa" w:w="1100"/>
+          </w:tcPr>
+          <w:p>
+            <w:r>
+              <w:rPr>
+                <w:b/>
+                <w:sz w:val="17"/>
+              </w:rPr>
+              <w:t>Conflict</w:t>
+            </w:r>
+          </w:p>
+        </w:tc>
+        <w:tc>
+          <w:tcPr>
+            <w:tcW w:type="dxa" w:w="3200"/>
+          </w:tcPr>
+          <w:p>
+            <w:r>
+              <w:rPr>
+                <w:sz w:val="17"/>
+              </w:rPr>
+              <w:t>—</w:t>
+            </w:r>
+          </w:p>
+        </w:tc>
+        <w:tc>
+          <w:tcPr>
+            <w:tcW w:type="dxa" w:w="5566"/>
+          </w:tcPr>
+          <w:p>
+            <w:r>
+              <w:rPr>
+                <w:sz w:val="17"/>
+              </w:rPr>
+              <w:t>Chỉ test/test_bm25_retrieval.py: hai bên cùng thay số 321 ghi cứng bằng số chunk đọc từ fixture (H9, testing đã sửa ở b7f5e30). Giữ bản testing; bản CTM thêm giá trị mặc định expected_count = 336 ghi cứng mà không cần.</w:t>
+            </w:r>
+          </w:p>
+        </w:tc>
+      </w:tr>
+      <w:tr>
+        <w:tc>
+          <w:tcPr>
+            <w:tcW w:type="dxa" w:w="1100"/>
+          </w:tcPr>
+          <w:p>
+            <w:r>
+              <w:rPr>
+                <w:b/>
+                <w:sz w:val="17"/>
+              </w:rPr>
+              <w:t>H2</w:t>
+            </w:r>
+          </w:p>
+        </w:tc>
+        <w:tc>
+          <w:tcPr>
+            <w:tcW w:type="dxa" w:w="3200"/>
+          </w:tcPr>
+          <w:p>
+            <w:r>
+              <w:rPr>
+                <w:sz w:val="17"/>
+              </w:rPr>
+              <w:t>Còn một phần (b7f5e30): test ở 4 nơi; test/test_benchmark_draft.py là bản cũ của tests/test_benchmark.py, sẽ fail khi có gold đã duyệt.</w:t>
+            </w:r>
+          </w:p>
+        </w:tc>
+        <w:tc>
+          <w:tcPr>
+            <w:tcW w:type="dxa" w:w="5566"/>
+          </w:tcPr>
+          <w:p>
+            <w:r>
+              <w:rPr>
+                <w:sz w:val="17"/>
+              </w:rPr>
+              <w:t>Còn một phần (01c639e). 9348764 chuyển tests/schema_test.py, tests/test_dense_retriever.py vào test/ (schema_test.py giữ regex chữ thường của 7c9211e sau khi gộp), xóa tests/test_benchmark.py và ghi nội dung của nó lên test/test_benchmark.py; vì testing đã đổi tên file này, git áp thay đổi vào test_benchmark_draft.py, nên chỉ còn một bản. Bản draft bị thay vẫn 41 pass trên dữ liệu hiện tại nhưng khẳng định không câu nào có gold đã xác minh; bản giữ lại kiểm được cả câu đã xác minh (production_verified, gold thuộc production_chunk_index.json). 01c639e đổi tên về test/test_benchmark.py. Còn: retrieval/test/ (7 test) nằm ngoài testpaths.</w:t>
+            </w:r>
+          </w:p>
+        </w:tc>
+      </w:tr>
+      <w:tr>
+        <w:tc>
+          <w:tcPr>
+            <w:tcW w:type="dxa" w:w="1100"/>
+          </w:tcPr>
+          <w:p>
+            <w:r>
+              <w:rPr>
+                <w:b/>
+                <w:sz w:val="17"/>
+              </w:rPr>
+              <w:t>B4</w:t>
+            </w:r>
+          </w:p>
+        </w:tc>
+        <w:tc>
+          <w:tcPr>
+            <w:tcW w:type="dxa" w:w="3200"/>
+          </w:tcPr>
+          <w:p>
+            <w:r>
+              <w:rPr>
+                <w:sz w:val="17"/>
+              </w:rPr>
+              <w:t>tests/schema_test.py:261 gộp clause_id của data/parser_validated/.</w:t>
+            </w:r>
+          </w:p>
+        </w:tc>
+        <w:tc>
+          <w:tcPr>
+            <w:tcW w:type="dxa" w:w="5566"/>
+          </w:tcPr>
+          <w:p>
+            <w:r>
+              <w:rPr>
+                <w:sz w:val="17"/>
+              </w:rPr>
+              <w:t>Không đổi; file nay là test/schema_test.py (dòng 261 không đổi). Cột Vấn đề và Vị trí cập nhật đường dẫn; bảng “Ai làm gì trước” và mục “Cách sinh lại corpus” cũng vậy.</w:t>
+            </w:r>
+          </w:p>
+        </w:tc>
+      </w:tr>
+      <w:tr>
+        <w:tc>
+          <w:tcPr>
+            <w:tcW w:type="dxa" w:w="1100"/>
+          </w:tcPr>
+          <w:p>
+            <w:r>
+              <w:rPr>
+                <w:b/>
+                <w:sz w:val="17"/>
+              </w:rPr>
+              <w:t>A7, mục 5</w:t>
+            </w:r>
+          </w:p>
+        </w:tc>
+        <w:tc>
+          <w:tcPr>
+            <w:tcW w:type="dxa" w:w="3200"/>
+          </w:tcPr>
+          <w:p>
+            <w:r>
+              <w:rPr>
+                <w:sz w:val="17"/>
+              </w:rPr>
+              <w:t>Lệnh chạy test python -m pytest parser tests test.</w:t>
+            </w:r>
+          </w:p>
+        </w:tc>
+        <w:tc>
+          <w:tcPr>
+            <w:tcW w:type="dxa" w:w="5566"/>
+          </w:tcPr>
+          <w:p>
+            <w:r>
+              <w:rPr>
+                <w:sz w:val="17"/>
+              </w:rPr>
+              <w:t>Đổi thành python -m pytest (testpaths = parser test). Trạng thái A7 không đổi: repo vẫn chưa có CI. Bước 0 của mục 5: phần H2 đổi thành đưa retrieval/test/ vào test/.</w:t>
+            </w:r>
+          </w:p>
+        </w:tc>
+      </w:tr>
+      <w:tr>
+        <w:tc>
+          <w:tcPr>
+            <w:tcW w:type="dxa" w:w="1100"/>
+          </w:tcPr>
+          <w:p>
+            <w:r>
+              <w:rPr>
+                <w:b/>
+                <w:sz w:val="17"/>
+              </w:rPr>
+              <w:t>Phát hiện khi gộp</w:t>
+            </w:r>
+          </w:p>
+        </w:tc>
+        <w:tc>
+          <w:tcPr>
+            <w:tcW w:type="dxa" w:w="3200"/>
+          </w:tcPr>
+          <w:p>
+            <w:r>
+              <w:rPr>
+                <w:sz w:val="17"/>
+              </w:rPr>
+              <w:t>—</w:t>
+            </w:r>
+          </w:p>
+        </w:tc>
+        <w:tc>
+          <w:tcPr>
+            <w:tcW w:type="dxa" w:w="5566"/>
+          </w:tcPr>
+          <w:p>
+            <w:r>
+              <w:rPr>
+                <w:sz w:val="17"/>
+              </w:rPr>
+              <w:t>(1) 9348764 chuyển schema_test.py nhưng không sửa demo_pipeline.py (nạp tests/schema_test.py theo đường dẫn), nên demo lỗi FileNotFoundError ngay khi chạy; pytest.ini đặt testpaths gồm tests/ đã rỗng; README, requirements.txt và 4 tài liệu (data_contract.md, sprint6_benchmark.md, sprint6_integration.md, REVIEW_VA_GIT.md) còn trỏ tests/. Đã sửa ở 01c639e. Đây là thêm một commit được đẩy lên mà không chạy kiểm tra (A7). (2) Lỗi có từ trước, 9348764 đã sửa: 55a5c4b xóa chunk_file_sha256 khỏi vector_store.py trong khi embedding/retrieval_smoke_test.py vẫn import, nên script này lỗi ImportError. (3) parser/__init__.py mới export parser.parser để from parser import … chạy được với --import-mode=importlib; Python 3.14 không còn module parser của thư viện chuẩn nên không trùng tên.</w:t>
+            </w:r>
+          </w:p>
+        </w:tc>
+      </w:tr>
+      <w:tr>
+        <w:tc>
+          <w:tcPr>
+            <w:tcW w:type="dxa" w:w="1100"/>
+          </w:tcPr>
+          <w:p>
+            <w:r>
+              <w:rPr>
+                <w:b/>
+                <w:sz w:val="17"/>
+              </w:rPr>
+              <w:t>Không đổi</w:t>
+            </w:r>
+          </w:p>
+        </w:tc>
+        <w:tc>
+          <w:tcPr>
+            <w:tcW w:type="dxa" w:w="3200"/>
+          </w:tcPr>
+          <w:p>
+            <w:r>
+              <w:rPr>
+                <w:sz w:val="17"/>
+              </w:rPr>
+              <w:t>Như mục 3.</w:t>
+            </w:r>
+          </w:p>
+        </w:tc>
+        <w:tc>
+          <w:tcPr>
+            <w:tcW w:type="dxa" w:w="5566"/>
+          </w:tcPr>
+          <w:p>
+            <w:r>
+              <w:rPr>
+                <w:sz w:val="17"/>
+              </w:rPr>
+              <w:t>Mọi dòng còn lại. 9348764 chỉ đổi test, pytest.ini, parser/__init__.py và thêm một hàm vào vector_store.py; không đổi code retrieval, reranker, parser, dữ liệu hay benchmark.</w:t>
+            </w:r>
+          </w:p>
+        </w:tc>
+      </w:tr>
+      <w:tr>
+        <w:tc>
+          <w:tcPr>
+            <w:tcW w:type="dxa" w:w="1100"/>
+          </w:tcPr>
+          <w:p>
+            <w:r>
+              <w:rPr>
+                <w:b/>
+                <w:sz w:val="17"/>
+              </w:rPr>
+              <w:t>Nhánh khác</w:t>
+            </w:r>
+          </w:p>
+        </w:tc>
+        <w:tc>
+          <w:tcPr>
+            <w:tcW w:type="dxa" w:w="3200"/>
+          </w:tcPr>
+          <w:p>
+            <w:r>
+              <w:rPr>
+                <w:sz w:val="17"/>
+              </w:rPr>
+              <w:t>Các nhánh remote khác không có commit mới.</w:t>
+            </w:r>
+          </w:p>
+        </w:tc>
+        <w:tc>
+          <w:tcPr>
+            <w:tcW w:type="dxa" w:w="5566"/>
+          </w:tcPr>
+          <w:p>
+            <w:r>
+              <w:rPr>
+                <w:sz w:val="17"/>
+              </w:rPr>
+              <w:t>origin/retrieval có commit mới 065e473 (26/10, “benchmark and optimize hybrid search pipeline”), nằm trên 948fc94 và lần gộp CTM 9348764 (8b7b0c4): sửa ground_truth.json, retrieval/config.yaml, hybrid_retriever.py, reranking/, thêm queries_test_revised.json và đưa kho Qdrant (khoảng 21 MB) cùng các file kết quả lớn vào git. Chưa gộp vào testing và chưa kiểm trong báo cáo này. origin/NMA vẫn ở 1260ed8.</w:t>
+            </w:r>
+          </w:p>
+        </w:tc>
+      </w:tr>
+      <w:tr>
+        <w:tc>
+          <w:tcPr>
+            <w:tcW w:type="dxa" w:w="1100"/>
+          </w:tcPr>
+          <w:p>
+            <w:r>
+              <w:rPr>
+                <w:b/>
+                <w:sz w:val="17"/>
+              </w:rPr>
+              <w:t>Mục 3, dòng Còn một phần</w:t>
+            </w:r>
+          </w:p>
+        </w:tc>
+        <w:tc>
+          <w:tcPr>
+            <w:tcW w:type="dxa" w:w="3200"/>
+          </w:tcPr>
+          <w:p>
+            <w:r>
+              <w:rPr>
+                <w:sz w:val="17"/>
+              </w:rPr>
+              <w:t>Một số dòng vẫn ghi phần đã sửa trong Vấn đề hoặc Kiểm chứng.</w:t>
+            </w:r>
+          </w:p>
+        </w:tc>
+        <w:tc>
+          <w:tcPr>
+            <w:tcW w:type="dxa" w:w="5566"/>
+          </w:tcPr>
+          <w:p>
+            <w:r>
+              <w:rPr>
+                <w:sz w:val="17"/>
+              </w:rPr>
+              <w:t>Bỏ phần đã sửa, chỉ giữ phần còn lỗi. Bỏ hẳn đoạn Kiểm chứng của C2, C4, C5, E11, F1, G5, H4 (chỉ ghi việc đã sửa); bỏ câu đã sửa trong Kiểm chứng của B2, B4, E4, E14, F3, F5; A7, H5 thay bằng bằng chứng cho phần còn lại (repo chưa có .github/ hay pre-commit; origin/NMA vẫn có 2 file .pyc); bỏ phần đã sửa trong mô tả của E4, G3, H8, B5. Việc đã sửa của các dòng này vẫn ghi ở Phụ lục K, L, N, O.</w:t>
+            </w:r>
+          </w:p>
+        </w:tc>
+      </w:tr>
+      <w:tr>
+        <w:tc>
+          <w:tcPr>
+            <w:tcW w:type="dxa" w:w="1100"/>
+          </w:tcPr>
+          <w:p>
+            <w:r>
+              <w:rPr>
+                <w:b/>
+                <w:sz w:val="17"/>
+              </w:rPr>
+              <w:t>Test</w:t>
+            </w:r>
+          </w:p>
+        </w:tc>
+        <w:tc>
+          <w:tcPr>
+            <w:tcW w:type="dxa" w:w="3200"/>
+          </w:tcPr>
+          <w:p>
+            <w:r>
+              <w:rPr>
+                <w:sz w:val="17"/>
+              </w:rPr>
+              <w:t>Ở 948fc94: python -m pytest parser tests test 531 pass, 20 skip, 0 fail.</w:t>
+            </w:r>
+          </w:p>
+        </w:tc>
+        <w:tc>
+          <w:tcPr>
+            <w:tcW w:type="dxa" w:w="5566"/>
+          </w:tcPr>
+          <w:p>
+            <w:r>
+              <w:rPr>
+                <w:sz w:val="17"/>
+              </w:rPr>
+              <w:t>Ở 01c639e: python -m pytest 490 pass, 20 skip, 0 fail, 64 subtest pass (ít hơn 41 vì bỏ bản test benchmark trùng); python -m pytest retrieval/test 7 pass; sau khi chạy, git không đổi file nào ngoài báo cáo này.</w:t>
+            </w:r>
+          </w:p>
+        </w:tc>
+      </w:tr>
+    </w:tbl>
+    <w:p>
+      <w:pPr>
+        <w:pStyle w:val="Heading1"/>
+      </w:pPr>
+      <w:r>
+        <w:rPr/>
+        <w:t>Phụ lục Q. Kiểm lại nhóm A sau khi gộp NMA 86b55f5 (26/10)</w:t>
+      </w:r>
+    </w:p>
+    <w:p>
+      <w:r>
+        <w:rPr/>
+        <w:t>Kiểm lại ngày 26/10/2026 sau khi gộp origin/NMA 86b55f5 (“update document title”) vào testing ở 5ef41dc; chưa push. Từ 1260ed8, NMA chỉ có commit này, và nhánh NMA nay nằm trên testing 948fc94. 86b55f5 chỉ đổi dòng title của 21/23 bản ghi trong data/reference/document_versions.json và của 19 file parsed_jsons. Cách kiểm: so title của 23 bản ghi registry với 21 parsed_jsons và với dòng trích yếu trong parser/cleaned_texts; chép parser/, chunking/, schemas/, data/reference/ của 5ef41dc sang thư mục tạm, chạy test_parser.py --skip-clean và export_legal_chunks.py, so với parsed_jsons và corpus trong repo; đo Dense bkai trên 267 câu Dev có gold đề xuất với hai corpus; so hai bảng ID của tài liệu với registry; đọc phần dùng title của build_bm25_index.py và hybrid_retriever.py; chạy python -m pytest (.venv, Python 3.14). Không sửa code hay dữ liệu.</w:t>
+      </w:r>
+    </w:p>
+    <w:tbl>
+      <w:tblPr>
+        <w:tblStyle w:val="TableGrid"/>
+        <w:tblW w:type="auto" w:w="0"/>
+        <w:jc w:val="center"/>
+        <w:tblLayout w:type="fixed"/>
+        <w:tblLook w:firstColumn="1" w:firstRow="1" w:lastColumn="0" w:lastRow="0" w:noHBand="0" w:noVBand="1" w:val="04A0"/>
+      </w:tblPr>
+      <w:tblGrid>
+        <w:gridCol w:w="1100"/>
+        <w:gridCol w:w="3200"/>
+        <w:gridCol w:w="5566"/>
+      </w:tblGrid>
+      <w:tr>
+        <w:trPr>
+          <w:tblHeader w:val="true"/>
+        </w:trPr>
+        <w:tc>
+          <w:tcPr>
+            <w:tcW w:type="dxa" w:w="1100"/>
+            <w:shd w:val="clear" w:color="auto" w:fill="DCE6F1"/>
+          </w:tcPr>
+          <w:p>
+            <w:r>
+              <w:rPr>
+                <w:b/>
+                <w:sz w:val="17"/>
+              </w:rPr>
+              <w:t>#</w:t>
+            </w:r>
+          </w:p>
+        </w:tc>
+        <w:tc>
+          <w:tcPr>
+            <w:tcW w:type="dxa" w:w="3200"/>
+            <w:shd w:val="clear" w:color="auto" w:fill="DCE6F1"/>
+          </w:tcPr>
+          <w:p>
+            <w:r>
+              <w:rPr>
+                <w:b/>
+                <w:sz w:val="17"/>
+              </w:rPr>
+              <w:t>Docx ghi</w:t>
+            </w:r>
+          </w:p>
+        </w:tc>
+        <w:tc>
+          <w:tcPr>
+            <w:tcW w:type="dxa" w:w="5566"/>
+            <w:shd w:val="clear" w:color="auto" w:fill="DCE6F1"/>
+          </w:tcPr>
+          <w:p>
+            <w:r>
+              <w:rPr>
+                <w:b/>
+                <w:sz w:val="17"/>
+              </w:rPr>
+              <w:t>Ở 5ef41dc (26/10)</w:t>
+            </w:r>
+          </w:p>
+        </w:tc>
+      </w:tr>
+      <w:tr>
+        <w:tc>
+          <w:tcPr>
+            <w:tcW w:type="dxa" w:w="1100"/>
+          </w:tcPr>
+          <w:p>
+            <w:r>
+              <w:rPr>
+                <w:b/>
+                <w:sz w:val="17"/>
+              </w:rPr>
+              <w:t>A16</w:t>
+            </w:r>
+          </w:p>
+        </w:tc>
+        <w:tc>
+          <w:tcPr>
+            <w:tcW w:type="dxa" w:w="3200"/>
+          </w:tcPr>
+          <w:p>
+            <w:r>
+              <w:rPr>
+                <w:sz w:val="17"/>
+              </w:rPr>
+              <w:t>Còn một phần: title là dạng tóm tắt của registry, không phải tên chính thức; ba Luật HNGĐ ghi năm không thống nhất; Luật 22/2000 cần hậu tố năm để không trùng title với Luật 52/2014.</w:t>
+            </w:r>
+          </w:p>
+        </w:tc>
+        <w:tc>
+          <w:tcPr>
+            <w:tcW w:type="dxa" w:w="5566"/>
+          </w:tcPr>
+          <w:p>
+            <w:r>
+              <w:rPr>
+                <w:sz w:val="17"/>
+              </w:rPr>
+              <w:t>Còn một phần (5ef41dc). Phần đã sửa: 18/18 văn bản không phải Luật trong parsed_jsons mang trích yếu của văn bản (17 khớp nguyên văn dòng trích yếu của cleaned_texts, NĐ 207/2025 thiếu “về”); ba Luật ghi “Luật Hôn nhân và gia đình 1986”, “… 2000”, “… 2014”, nên Luật 22/2000 không còn trùng title với Luật 52/2014. Parser lấy title từ registry từ f8e8311; các hàm TITLE_TYPE_RE, locate_document_title… ở cột Vị trí cũ không còn, nên cột Vị trí đổi sang registry, test và hai bảng. Còn: corpus và Qdrant chưa sinh lại (1.585/2.011 chunk, 729/923 parent), test REFERENCE fail, hai bảng ID còn title cũ ở 19/21 dòng, 5 bản ghi chép cả loại, số hiệu, ngày, NĐ 207/2025 thiếu “về”, dấu cách đầu title của TT 34/2017, TT 04/2020 và TT 15/2015 trùng title.</w:t>
+            </w:r>
+          </w:p>
+        </w:tc>
+      </w:tr>
+      <w:tr>
+        <w:tc>
+          <w:tcPr>
+            <w:tcW w:type="dxa" w:w="1100"/>
+          </w:tcPr>
+          <w:p>
+            <w:r>
+              <w:rPr>
+                <w:b/>
+                <w:sz w:val="17"/>
+              </w:rPr>
+              <w:t>A7</w:t>
+            </w:r>
+          </w:p>
+        </w:tc>
+        <w:tc>
+          <w:tcPr>
+            <w:tcW w:type="dxa" w:w="3200"/>
+          </w:tcPr>
+          <w:p>
+            <w:r>
+              <w:rPr>
+                <w:sz w:val="17"/>
+              </w:rPr>
+              <w:t>Còn một phần: chưa có CI; 72a7377, 1260ed8 commit khi pytest parser/ fail, 3d646da làm script lỗi cú pháp.</w:t>
+            </w:r>
+          </w:p>
+        </w:tc>
+        <w:tc>
+          <w:tcPr>
+            <w:tcW w:type="dxa" w:w="5566"/>
+          </w:tcPr>
+          <w:p>
+            <w:r>
+              <w:rPr>
+                <w:sz w:val="17"/>
+              </w:rPr>
+              <w:t>Còn một phần, thêm bằng chứng: 86b55f5 đổi title của Luật 52/2014 nhưng không sửa REFERENCE ở dòng 53 của test_parser_unit.py, nên test_document_metadata_matches_reference fail; commit vẫn được đẩy lên origin/NMA. Đây là lần thứ ba NMA đẩy commit khi pytest parser/ fail. Repo vẫn chưa theo dõi .github/ hay cấu hình pre-commit.</w:t>
+            </w:r>
+          </w:p>
+        </w:tc>
+      </w:tr>
+      <w:tr>
+        <w:tc>
+          <w:tcPr>
+            <w:tcW w:type="dxa" w:w="1100"/>
+          </w:tcPr>
+          <w:p>
+            <w:r>
+              <w:rPr>
+                <w:b/>
+                <w:sz w:val="17"/>
+              </w:rPr>
+              <w:t>A6</w:t>
+            </w:r>
+          </w:p>
+        </w:tc>
+        <w:tc>
+          <w:tcPr>
+            <w:tcW w:type="dxa" w:w="3200"/>
+          </w:tcPr>
+          <w:p>
+            <w:r>
+              <w:rPr>
+                <w:sz w:val="17"/>
+              </w:rPr>
+              <w:t>Đổi tính chất: L01.pdf là bản gốc 2014; Điều 123 khoản 3 “cấp huyện” lệch HN_183.</w:t>
+            </w:r>
+          </w:p>
+        </w:tc>
+        <w:tc>
+          <w:tcPr>
+            <w:tcW w:type="dxa" w:w="5566"/>
+          </w:tcPr>
+          <w:p>
+            <w:r>
+              <w:rPr>
+                <w:sz w:val="17"/>
+              </w:rPr>
+              <w:t>Không đổi. L01.pdf, cleaned_texts/L01.txt (dòng 1150 “cấp huyện”) và đáp án HN_183 (“khu vực2”) không đổi; registry chỉ đổi title thành “Luật Hôn nhân và gia đình 2014”, vẫn không có version hay consolidated_date.</w:t>
+            </w:r>
+          </w:p>
+        </w:tc>
+      </w:tr>
+      <w:tr>
+        <w:tc>
+          <w:tcPr>
+            <w:tcW w:type="dxa" w:w="1100"/>
+          </w:tcPr>
+          <w:p>
+            <w:r>
+              <w:rPr>
+                <w:b/>
+                <w:sz w:val="17"/>
+              </w:rPr>
+              <w:t>A26</w:t>
+            </w:r>
+          </w:p>
+        </w:tc>
+        <w:tc>
+          <w:tcPr>
+            <w:tcW w:type="dxa" w:w="3200"/>
+          </w:tcPr>
+          <w:p>
+            <w:r>
+              <w:rPr>
+                <w:sz w:val="17"/>
+              </w:rPr>
+              <w:t>Còn một phần: 2 TT chia theo mục La Mã không parse được.</w:t>
+            </w:r>
+          </w:p>
+        </w:tc>
+        <w:tc>
+          <w:tcPr>
+            <w:tcW w:type="dxa" w:w="5566"/>
+          </w:tcPr>
+          <w:p>
+            <w:r>
+              <w:rPr>
+                <w:sz w:val="17"/>
+              </w:rPr>
+              <w:t>Không đổi. Chạy lại parser: 21 thành công, 2 TT lỗi “Không tìm thấy Điều nào”; 86b55f5 chỉ đổi title của hai bản ghi này trong registry (title mới khớp văn bản).</w:t>
+            </w:r>
+          </w:p>
+        </w:tc>
+      </w:tr>
+      <w:tr>
+        <w:tc>
+          <w:tcPr>
+            <w:tcW w:type="dxa" w:w="1100"/>
+          </w:tcPr>
+          <w:p>
+            <w:r>
+              <w:rPr>
+                <w:b/>
+                <w:sz w:val="17"/>
+              </w:rPr>
+              <w:t>Phát hiện khi kiểm</w:t>
+            </w:r>
+          </w:p>
+        </w:tc>
+        <w:tc>
+          <w:tcPr>
+            <w:tcW w:type="dxa" w:w="3200"/>
+          </w:tcPr>
+          <w:p>
+            <w:r>
+              <w:rPr>
+                <w:sz w:val="17"/>
+              </w:rPr>
+              <w:t>—</w:t>
+            </w:r>
+          </w:p>
+        </w:tc>
+        <w:tc>
+          <w:tcPr>
+            <w:tcW w:type="dxa" w:w="5566"/>
+          </w:tcPr>
+          <w:p>
+            <w:r>
+              <w:rPr>
+                <w:sz w:val="17"/>
+              </w:rPr>
+              <w:t>(1) BM25 không bị ảnh hưởng: build_bm25_index.py lưu title nhưng HybridRetriever chỉ truy vấn content_segmented và breadcrumb; title chỉ vào Dense qua embed_text. (2) Dense bkai không kém đi khi dùng title mới (số đo ở Kiểm chứng của A16): 134/285 câu Dev gọi “Luật Hôn nhân và gia đình” kèm năm, và 4/6 câu trúng thêm là câu hỏi “theo Luật Hôn nhân và gia đình 2014”, khớp title mới của Luật 52/2014. (3) Ngoài nhóm A: origin/NMA nay nằm trên 948fc94 và không theo dõi file .pyc nào (git ls-tree), nên phần còn lại của H5 có vẻ đã hết; dòng H5 chưa sửa vì lần kiểm này chỉ làm nhóm A.</w:t>
+            </w:r>
+          </w:p>
+        </w:tc>
+      </w:tr>
+      <w:tr>
+        <w:tc>
+          <w:tcPr>
+            <w:tcW w:type="dxa" w:w="1100"/>
+          </w:tcPr>
+          <w:p>
+            <w:r>
+              <w:rPr>
+                <w:b/>
+                <w:sz w:val="17"/>
+              </w:rPr>
+              <w:t>Không đổi</w:t>
+            </w:r>
+          </w:p>
+        </w:tc>
+        <w:tc>
+          <w:tcPr>
+            <w:tcW w:type="dxa" w:w="3200"/>
+          </w:tcPr>
+          <w:p>
+            <w:r>
+              <w:rPr>
+                <w:sz w:val="17"/>
+              </w:rPr>
+              <w:t>Như mục 3.</w:t>
+            </w:r>
+          </w:p>
+        </w:tc>
+        <w:tc>
+          <w:tcPr>
+            <w:tcW w:type="dxa" w:w="5566"/>
+          </w:tcPr>
+          <w:p>
+            <w:r>
+              <w:rPr>
+                <w:sz w:val="17"/>
+              </w:rPr>
+              <w:t>Mọi dòng còn lại. 86b55f5 không đổi code, cleaned_texts, corpus, benchmark hay test.</w:t>
+            </w:r>
+          </w:p>
+        </w:tc>
+      </w:tr>
+      <w:tr>
+        <w:tc>
+          <w:tcPr>
+            <w:tcW w:type="dxa" w:w="1100"/>
+          </w:tcPr>
+          <w:p>
+            <w:r>
+              <w:rPr>
+                <w:b/>
+                <w:sz w:val="17"/>
+              </w:rPr>
+              <w:t>Nhánh khác</w:t>
+            </w:r>
+          </w:p>
+        </w:tc>
+        <w:tc>
+          <w:tcPr>
+            <w:tcW w:type="dxa" w:w="3200"/>
+          </w:tcPr>
+          <w:p>
+            <w:r>
+              <w:rPr>
+                <w:sz w:val="17"/>
+              </w:rPr>
+              <w:t>origin/retrieval có 065e473, chưa gộp; origin/NMA ở 1260ed8.</w:t>
+            </w:r>
+          </w:p>
+        </w:tc>
+        <w:tc>
+          <w:tcPr>
+            <w:tcW w:type="dxa" w:w="5566"/>
+          </w:tcPr>
+          <w:p>
+            <w:r>
+              <w:rPr>
+                <w:sz w:val="17"/>
+              </w:rPr>
+              <w:t>origin/NMA ở 86b55f5 (đã gộp). origin/retrieval vẫn ở 065e473, chưa gộp (nhận xét ở docs/retrieval_065e473_review.docx). origin/CTM vẫn ở 9348764.</w:t>
+            </w:r>
+          </w:p>
+        </w:tc>
+      </w:tr>
+      <w:tr>
+        <w:tc>
+          <w:tcPr>
+            <w:tcW w:type="dxa" w:w="1100"/>
+          </w:tcPr>
+          <w:p>
+            <w:r>
+              <w:rPr>
+                <w:b/>
+                <w:sz w:val="17"/>
+              </w:rPr>
+              <w:t>Test</w:t>
+            </w:r>
+          </w:p>
+        </w:tc>
+        <w:tc>
+          <w:tcPr>
+            <w:tcW w:type="dxa" w:w="3200"/>
+          </w:tcPr>
+          <w:p>
+            <w:r>
+              <w:rPr>
+                <w:sz w:val="17"/>
+              </w:rPr>
+              <w:t>Ở 01c639e: python -m pytest 490 pass, 20 skip, 0 fail.</w:t>
+            </w:r>
+          </w:p>
+        </w:tc>
+        <w:tc>
+          <w:tcPr>
+            <w:tcW w:type="dxa" w:w="5566"/>
+          </w:tcPr>
+          <w:p>
+            <w:r>
+              <w:rPr>
+                <w:sz w:val="17"/>
+              </w:rPr>
+              <w:t>Ở 5ef41dc: python -m pytest 489 pass, 20 skip, 1 fail (test_document_metadata_matches_reference, A16), 64 subtest pass; sau khi chạy, git không đổi file nào ngoài báo cáo này.</w:t>
+            </w:r>
+          </w:p>
+        </w:tc>
+      </w:tr>
+    </w:tbl>
+    <w:p>
+      <w:pPr>
+        <w:pStyle w:val="Heading1"/>
+      </w:pPr>
+      <w:r>
+        <w:rPr/>
+        <w:t>Phụ lục R. Sửa phần không cần bàn của A16 và A7 (26/10)</w:t>
+      </w:r>
+    </w:p>
+    <w:p>
+      <w:r>
+        <w:rPr/>
+        <w:t>Sửa ngày 26/10/2026 trên testing 5ef41dc: 856e6be (registry, test, hai bảng ID), 4ec0706 (corpus) và dfc025b (CI); chưa push. A6, A26 và cách ghi title của A16 cần Dev 1 quyết nên không sửa. Cách kiểm: chạy lại parser (test_parser.py --skip-clean) và export_legal_chunks.py trong repo, so corpus mới với corpus đã commit theo từng trường; chạy import_chunk_index.py --force; chạy test mới trước khi sửa dữ liệu để chắc nó bắt được lỗi; chạy python -m pytest và python -m pytest retrieval/test bằng .venv; mô phỏng workflow trên một bản sao sạch của các file git theo dõi, với venv mới (Python 3.14) cài đúng như workflow; đọc trạng thái branch protection qua GitHub API.</w:t>
+      </w:r>
+    </w:p>
+    <w:tbl>
+      <w:tblPr>
+        <w:tblStyle w:val="TableGrid"/>
+        <w:tblW w:type="auto" w:w="0"/>
+        <w:jc w:val="center"/>
+        <w:tblLayout w:type="fixed"/>
+        <w:tblLook w:firstColumn="1" w:firstRow="1" w:lastColumn="0" w:lastRow="0" w:noHBand="0" w:noVBand="1" w:val="04A0"/>
+      </w:tblPr>
+      <w:tblGrid>
+        <w:gridCol w:w="1100"/>
+        <w:gridCol w:w="3200"/>
+        <w:gridCol w:w="5566"/>
+      </w:tblGrid>
+      <w:tr>
+        <w:trPr>
+          <w:tblHeader w:val="true"/>
+        </w:trPr>
+        <w:tc>
+          <w:tcPr>
+            <w:tcW w:type="dxa" w:w="1100"/>
+            <w:shd w:val="clear" w:color="auto" w:fill="DCE6F1"/>
+          </w:tcPr>
+          <w:p>
+            <w:r>
+              <w:rPr>
+                <w:b/>
+                <w:sz w:val="17"/>
+              </w:rPr>
+              <w:t>#</w:t>
+            </w:r>
+          </w:p>
+        </w:tc>
+        <w:tc>
+          <w:tcPr>
+            <w:tcW w:type="dxa" w:w="3200"/>
+            <w:shd w:val="clear" w:color="auto" w:fill="DCE6F1"/>
+          </w:tcPr>
+          <w:p>
+            <w:r>
+              <w:rPr>
+                <w:b/>
+                <w:sz w:val="17"/>
+              </w:rPr>
+              <w:t>Docx ghi</w:t>
+            </w:r>
+          </w:p>
+        </w:tc>
+        <w:tc>
+          <w:tcPr>
+            <w:tcW w:type="dxa" w:w="5566"/>
+            <w:shd w:val="clear" w:color="auto" w:fill="DCE6F1"/>
+          </w:tcPr>
+          <w:p>
+            <w:r>
+              <w:rPr>
+                <w:b/>
+                <w:sz w:val="17"/>
+              </w:rPr>
+              <w:t>Sau bản sửa 26/10 (856e6be..dfc025b)</w:t>
+            </w:r>
+          </w:p>
+        </w:tc>
+      </w:tr>
+      <w:tr>
+        <w:tc>
+          <w:tcPr>
+            <w:tcW w:type="dxa" w:w="1100"/>
+          </w:tcPr>
+          <w:p>
+            <w:r>
+              <w:rPr>
+                <w:b/>
+                <w:sz w:val="17"/>
+              </w:rPr>
+              <w:t>A16</w:t>
+            </w:r>
+          </w:p>
+        </w:tc>
+        <w:tc>
+          <w:tcPr>
+            <w:tcW w:type="dxa" w:w="3200"/>
+          </w:tcPr>
+          <w:p>
+            <w:r>
+              <w:rPr>
+                <w:sz w:val="17"/>
+              </w:rPr>
+              <w:t>Còn một phần (5ef41dc): corpus chưa sinh lại, test REFERENCE fail, hai bảng ID còn title cũ, NĐ 207/2025 thiếu “về”, dấu cách đầu title TT 34/2017, 5 bản ghi chép loại, số hiệu, ngày, TT 04/2020 và TT 15/2015 trùng title.</w:t>
+            </w:r>
+          </w:p>
+        </w:tc>
+        <w:tc>
+          <w:tcPr>
+            <w:tcW w:type="dxa" w:w="5566"/>
+          </w:tcPr>
+          <w:p>
+            <w:r>
+              <w:rPr>
+                <w:sz w:val="17"/>
+              </w:rPr>
+              <w:t>Còn một phần. Đã sửa: registry thêm “về” cho NĐ 207/2025 và bỏ dấu cách đầu title TT 34/2017; chạy lại parser thì chỉ nd_207_2025_nd_cp.json đổi 1 dòng. REFERENCE của test_parser_unit.py ghi “Luật Hôn nhân và gia đình 2014”. Cột title của bảng ở mục 6 data_contract.md và bảng của data/raw_data/README.md lấy theo registry (19 dòng mỗi bảng). test_registry_and_mapping_tables_integrity so thêm cột title của hai bảng với registry và title của từng chunk với parsed_jsons; trước khi sửa dữ liệu, test này fail đúng ở L01. Corpus sinh lại: 2.011 chunk, 923 parent, cùng chunk_id; về nội dung chỉ title, metadata.title, metadata.document_title, embed_text, embed_text_raw đổi, ở 1.585 chunk. production_chunk_index.json sinh lại bằng import_chunk_index.py, chỉ đổi source_chunk_sha256. Còn: 5 bản ghi chép loại, số hiệu, ngày (Dev 1 chốt); TT 04/2020 và TT 15/2015 trùng title.</w:t>
+            </w:r>
+          </w:p>
+        </w:tc>
+      </w:tr>
+      <w:tr>
+        <w:tc>
+          <w:tcPr>
+            <w:tcW w:type="dxa" w:w="1100"/>
+          </w:tcPr>
+          <w:p>
+            <w:r>
+              <w:rPr>
+                <w:b/>
+                <w:sz w:val="17"/>
+              </w:rPr>
+              <w:t>Corpus</w:t>
+            </w:r>
+          </w:p>
+        </w:tc>
+        <w:tc>
+          <w:tcPr>
+            <w:tcW w:type="dxa" w:w="3200"/>
+          </w:tcPr>
+          <w:p>
+            <w:r>
+              <w:rPr>
+                <w:sz w:val="17"/>
+              </w:rPr>
+              <w:t>—</w:t>
+            </w:r>
+          </w:p>
+        </w:tc>
+        <w:tc>
+          <w:tcPr>
+            <w:tcW w:type="dxa" w:w="5566"/>
+          </w:tcPr>
+          <w:p>
+            <w:r>
+              <w:rPr>
+                <w:sz w:val="17"/>
+              </w:rPr>
+              <w:t>Corpus đã commit do CTM 3d646da hậu xử lý: chunk có source_status, provision_status chèn ở vị trí khác, parent không có hai trường này. Exporter hiện tại tự ghi hai trường theo thứ tự của nó, nên git diff đổi cả 2.011 dòng chunks.jsonl, và 923/923 parent có thêm source_status, provision_status; ngoài title, nội dung chunk không đổi. Trên Windows exporter ghi CRLF; core.autocrlf = true nên git chuyển về LF khi commit. import_chunk_index.py mặc định ghi docs/production_chunk_candidates.csv (không được theo dõi); file này đã xóa sau khi chạy.</w:t>
+            </w:r>
+          </w:p>
+        </w:tc>
+      </w:tr>
+      <w:tr>
+        <w:tc>
+          <w:tcPr>
+            <w:tcW w:type="dxa" w:w="1100"/>
+          </w:tcPr>
+          <w:p>
+            <w:r>
+              <w:rPr>
+                <w:b/>
+                <w:sz w:val="17"/>
+              </w:rPr>
+              <w:t>A7</w:t>
+            </w:r>
+          </w:p>
+        </w:tc>
+        <w:tc>
+          <w:tcPr>
+            <w:tcW w:type="dxa" w:w="3200"/>
+          </w:tcPr>
+          <w:p>
+            <w:r>
+              <w:rPr>
+                <w:sz w:val="17"/>
+              </w:rPr>
+              <w:t>Còn một phần: chưa có CI, nhiều commit được đẩy lên khi test fail.</w:t>
+            </w:r>
+          </w:p>
+        </w:tc>
+        <w:tc>
+          <w:tcPr>
+            <w:tcW w:type="dxa" w:w="5566"/>
+          </w:tcPr>
+          <w:p>
+            <w:r>
+              <w:rPr>
+                <w:sz w:val="17"/>
+              </w:rPr>
+              <w:t>Còn một phần. Thêm .github/workflows/tests.yml: chạy trên mọi push và PR, ubuntu-latest, Python 3.14, cài torch bản CPU rồi requirements.txt, đặt HF_HUB_OFFLINE=1 để không tải model; 4 bước: báo lỗi nếu git theo dõi file .pyc (H5), compileall cho scripts, evaluation, retrieval, reranking, embedding, chunking, parser, python -m pytest, python -m pytest retrieval/test (nằm ngoài testpaths, H2); từ 21a2385 retrieval/test nằm trong testpaths nên workflow bỏ bước cuối, còn 3 bước. Mô phỏng workflow trên bản sao sạch của các file git theo dõi, venv mới Python 3.14 trên Windows, không có cache model: cài đặt thành công, không có file .pyc, compileall không lỗi, python -m pytest 490 pass, 20 skip, 0 fail, retrieval/test 7 pass; chưa thử trên Linux. Còn: push để chạy lần đầu trên GitHub; testing và main chưa bật branch protection (GitHub API trả “protected”: false).</w:t>
+            </w:r>
+          </w:p>
+        </w:tc>
+      </w:tr>
+      <w:tr>
+        <w:tc>
+          <w:tcPr>
+            <w:tcW w:type="dxa" w:w="1100"/>
+          </w:tcPr>
+          <w:p>
+            <w:r>
+              <w:rPr>
+                <w:b/>
+                <w:sz w:val="17"/>
+              </w:rPr>
+              <w:t>H2</w:t>
+            </w:r>
+          </w:p>
+        </w:tc>
+        <w:tc>
+          <w:tcPr>
+            <w:tcW w:type="dxa" w:w="3200"/>
+          </w:tcPr>
+          <w:p>
+            <w:r>
+              <w:rPr>
+                <w:sz w:val="17"/>
+              </w:rPr>
+              <w:t>Còn một phần (01c639e): retrieval/test/ (7 test) nằm ngoài testpaths nên python -m pytest không chạy.</w:t>
+            </w:r>
+          </w:p>
+        </w:tc>
+        <w:tc>
+          <w:tcPr>
+            <w:tcW w:type="dxa" w:w="5566"/>
+          </w:tcPr>
+          <w:p>
+            <w:r>
+              <w:rPr>
+                <w:sz w:val="17"/>
+              </w:rPr>
+              <w:t>Đã sửa (21a2385), bỏ khỏi bảng. pytest.ini đặt testpaths = parser test retrieval/test; python -m pytest chạy chung 497 pass, 20 skip, 0 fail trên .venv và trên venv sạch (hai file của Dev 4 không trùng tên với test/ vì pytest chạy ở --import-mode=importlib). Workflow bỏ bước chạy riêng; docs/sprint6_integration.md ghi testpaths mới. Không chuyển file vào test/ để không conflict với origin/retrieval 065e473 đang sửa retrieval/; gom mọi test vào một thư mục là lựa chọn của nhóm, không còn là lỗi.</w:t>
+            </w:r>
+          </w:p>
+        </w:tc>
+      </w:tr>
+      <w:tr>
+        <w:tc>
+          <w:tcPr>
+            <w:tcW w:type="dxa" w:w="1100"/>
+          </w:tcPr>
+          <w:p>
+            <w:r>
+              <w:rPr>
+                <w:b/>
+                <w:sz w:val="17"/>
+              </w:rPr>
+              <w:t>Test</w:t>
+            </w:r>
+          </w:p>
+        </w:tc>
+        <w:tc>
+          <w:tcPr>
+            <w:tcW w:type="dxa" w:w="3200"/>
+          </w:tcPr>
+          <w:p>
+            <w:r>
+              <w:rPr>
+                <w:sz w:val="17"/>
+              </w:rPr>
+              <w:t>Ở 5ef41dc: 489 pass, 20 skip, 1 fail (A16).</w:t>
+            </w:r>
+          </w:p>
+        </w:tc>
+        <w:tc>
+          <w:tcPr>
+            <w:tcW w:type="dxa" w:w="5566"/>
+          </w:tcPr>
+          <w:p>
+            <w:r>
+              <w:rPr>
+                <w:sz w:val="17"/>
+              </w:rPr>
+              <w:t>python -m pytest 490 pass, 20 skip, 0 fail, 64 subtest pass; retrieval/test 7 pass. Một lần chạy khi ổ C: chỉ còn 113 MB trống có 4 test fail (3 báo MemoryError ở tiến trình con); chạy lại khi ổ C: có chỗ thì cả 4 pass, nên đó là lỗi của máy. Sau 21a2385: python -m pytest 497 pass, 20 skip, 0 fail, 64 subtest pass.</w:t>
+            </w:r>
+          </w:p>
+        </w:tc>
+      </w:tr>
+      <w:tr>
+        <w:tc>
+          <w:tcPr>
+            <w:tcW w:type="dxa" w:w="1100"/>
+          </w:tcPr>
+          <w:p>
+            <w:r>
+              <w:rPr>
+                <w:b/>
+                <w:sz w:val="17"/>
+              </w:rPr>
+              <w:t>Không sửa</w:t>
+            </w:r>
+          </w:p>
+        </w:tc>
+        <w:tc>
+          <w:tcPr>
+            <w:tcW w:type="dxa" w:w="3200"/>
+          </w:tcPr>
+          <w:p>
+            <w:r>
+              <w:rPr>
+                <w:sz w:val="17"/>
+              </w:rPr>
+              <w:t>—</w:t>
+            </w:r>
+          </w:p>
+        </w:tc>
+        <w:tc>
+          <w:tcPr>
+            <w:tcW w:type="dxa" w:w="5566"/>
+          </w:tcPr>
+          <w:p>
+            <w:r>
+              <w:rPr>
+                <w:sz w:val="17"/>
+              </w:rPr>
+              <w:t>A6, A26 và cách ghi title của A16 chờ Dev 1 chốt. Dòng H5 không sửa: workflow chặn file .pyc, nhưng dòng này thuộc nhóm H và cần kiểm riêng nhánh NMA.</w:t>
             </w:r>
           </w:p>
         </w:tc>

--- a/docs/sprint6_issue_recheck_after_merge.docx
+++ b/docs/sprint6_issue_recheck_after_merge.docx
@@ -25,7 +25,7 @@
         <w:rPr>
           <w:sz w:val="19"/>
         </w:rPr>
-        <w:t>Người lập: Dev 5 (Reranker &amp; Packaging Lead)   ·   Ngày: 22/10/2026   ·   Phạm vi: nhánh testing, commit 75dd586 (gộp CTM 5b62b35 và NMA f8e8311); nhóm A kiểm lại trên e9ee31d, e64c49a, 72a7377, 840c8a3, 64b65f0, 5ef41dc; nhóm C kiểm lại trên bafe1e8, 840c8a3, 3d646da, C3 sửa ở 75e06c8; nhóm B kiểm lại và sửa trên nhánh chunking_test (1c40712); trạng thái đối chiếu lại trên be28659 (25/10); sửa trên testing be28659..96d0086 (Phụ lục N); các dòng còn mở kiểm lại trên 948fc94 (Phụ lục O); gộp CTM 9348764 kiểm trên 01c639e (Phụ lục P); gộp NMA 86b55f5 kiểm trên 5ef41dc (Phụ lục Q); sửa A16, A7, H2 ngày 26/10 (Phụ lục R)</w:t>
+        <w:t>Người lập: Dev 5 (Reranker &amp; Packaging Lead)   ·   Ngày: 22/10/2026   ·   Phạm vi: nhánh testing, commit 75dd586 (gộp CTM 5b62b35 và NMA f8e8311); nhóm A kiểm lại trên e9ee31d, e64c49a, 72a7377, 840c8a3, 64b65f0, 5ef41dc; nhóm C kiểm lại trên bafe1e8, 840c8a3, 3d646da, C3 sửa ở 75e06c8; nhóm B kiểm lại và sửa trên nhánh chunking_test (1c40712); trạng thái đối chiếu lại trên be28659 (25/10); sửa trên testing be28659..96d0086 (Phụ lục N); các dòng còn mở kiểm lại trên 948fc94 (Phụ lục O); gộp CTM 9348764 kiểm trên 01c639e (Phụ lục P); gộp NMA 86b55f5 kiểm trên 5ef41dc (Phụ lục Q); sửa A16, A7, H2 ngày 26/10 (Phụ lục R); kiểm và sửa reranker ngày 27/10 (Phụ lục S)</w:t>
       </w:r>
     </w:p>
     <w:p>
@@ -34,7 +34,7 @@
         <w:rPr>
           <w:sz w:val="19"/>
         </w:rPr>
-        <w:t>Cập nhật 23/10/2026: kiểm lại sau khi gộp origin/CTM ee755a5 vào testing (commit e64c49a). Mục 3 chỉ ghi phần còn lỗi tính tới e64c49a, gồm cả 7 lỗi mới. Cùng ngày, nhóm A được kiểm lại toàn bộ trên e64c49a (Phụ lục C); A24 và Phụ lục B (kết quả kiểm nhóm A trên e9ee31d ngày 22/10) bị mất trong lần cập nhật trước nên được ghi lại. Cũng ngày 23/10, nhóm C được kiểm lại toàn bộ trên bafe1e8, gồm phân tích lại C6 (Phụ lục D). Ngày 24/10/2026, sau khi kéo nhánh NMA mới nhất (testing fast-forward lên 72a7377), nhóm A được kiểm lại toàn bộ (Phụ lục E): A13, A23, A24 đã sửa và được bỏ khỏi bảng; thêm 2 lỗi mới A25, A26. Cũng ngày 24/10, nhóm B được kiểm lại và sửa trên nhánh chunking_test (Phụ lục F): B9, B12 đã sửa và được bỏ khỏi bảng; B1, B10, B13 đã sửa trong code nhưng còn trong bảng cho tới khi corpus trong repo được sinh lại; thêm 3 lỗi mới B14, B15, B16, đều đã sửa. Kiểm lại chunking sau commit: thêm B17 (chunker lấy câu đầu intro làm tiêu đề, đã sửa) và A27 (parser không nhận nhãn “Mục N.”, TT 04/2020 mất cấp Mục). Cuối ngày 24/10, sau khi gộp NMA (b031620–fc997a6) vào testing ở 840c8a3, nhóm C được kiểm lại toàn bộ (Phụ lục G): không lỗi nào sửa xong; C6 sửa thêm một phần (ID của Luật 1986 viết thường, test định danh cho parsed_jsons, run_experiment.py không còn ghi cứng file TTLT); các lỗi C khác không đổi vì contract, schema, code retrieval, reranker và benchmark không đổi từ bafe1e8. Cũng ở 840c8a3, nhóm A được kiểm lại toàn bộ (Phụ lục H): A21 đã sửa và được bỏ khỏi bảng; A25, A26 sửa phần lớn, nhưng mẫu cắt chú thích VBHN mới không khớp chỗ nào (chú thích nay nằm trong Luật 52/2014 Điều 2 khoản 3) và mẫu nhãn “Hướng dẫn” mới để lọt lại 3 nhãn ở NĐ 10/2015. Sau đó C3 được sửa ở 75e06c8 (bảng ánh xạ status → validity_status ở mục 3.1 của data_contract.md và test_registry_validity_status_mapping) và được bỏ khỏi bảng. Cuối ngày 24/10, sau khi gộp NMA 1260ed8 vào testing ở 64b65f0, nhóm A được kiểm lại (Phụ lục I): 11 PDF gốc được thay bằng bản có lớp text; A27 đã sửa và được bỏ khỏi bảng; A25 chỉ còn phần corpus và các mẫu cleaner thừa; L01 quay về bản gốc 2014 (A6); thêm lỗi mới A28 (ghép dòng làm mất dấu câu, làm 1 test fail). Ngày 25/10, A28 và phần test của A7 được sửa ở commit 77b5886 trên testing (Phụ lục K): A28 được bỏ khỏi bảng, A7 chỉ còn CI và test cho cleaner. Cũng ngày 25/10, corpus được sinh lại ở 664634e (21 văn bản, 2.011 chunk, tách từ underthesea): A25, A26 hết phần corpus; B1, B10, B13 đã sửa và được bỏ khỏi bảng; B2 chỉ còn phía truy vấn và requirements-bkai.txt. Cũng ngày 25/10, sau khi kéo nhánh CTM (f87a327, 4afa41e, 3d646da) vào testing, nhóm C được kiểm lại toàn bộ trên 3d646da (Phụ lục L): C6, C8, C9 đã sửa và được bỏ khỏi bảng; C2, C4, C5, C7 sửa thêm một phần và chỉ còn phần chưa sửa; thêm lỗi mới C10 (3d646da làm scripts/build_gold_300_provisional.py lỗi cú pháp; phần lỗi cú pháp sửa ở d1eaa3a). Sau đó article_index.json được bổ sung 9 văn bản còn thiếu ở d24ff2a; C5 chỉ còn context_registry.json và kiểu ID của gold_article_ids. C7 sửa xong ở 33bc4ff (xóa reranking/results cũ, bỏ ENVELOPE_FIELDS) và được bỏ khỏi bảng. Cuối ngày 25/10, trạng thái các dòng của mục 3 được đối chiếu lại với code trên be28659 (Phụ lục M): H5 chưa sửa (testing vẫn theo dõi 2 file .pyc) nên chuyển về Còn; A11, A16, B3, E3, E12, E15 đã sửa phần của register v2 nhưng còn việc nên chuyển sang Còn một phần; B3 bỏ phần đã hết (ID chữ hoa, candidate của Luật 52/2014 và NĐ 207/2025); G3 bỏ phần reranking/results đã xóa ở 33bc4ff. Mục 5 được viết lại vì parser và corpus không còn nằm trên đường găng, và có thêm bảng phân loại lỗi theo mức cần phối hợp. Cũng ngày 25/10, các lỗi sửa được mà không cần bàn với dev khác được sửa trên testing, 9 commit từ 5e0b9c2 tới 96d0086, chưa push (Phụ lục N): A8, A11, A25, B3, C10, D3, D4, D5, E3, E7, E9, E10, E15, G1, G2, G6, H9 đã sửa và được bỏ khỏi bảng; A7, B2, B4, C2, C4, C5, E11, E14, F1, G5, H2, H4, H5 chỉ còn phần chưa sửa; D1 ghi thêm 11 câu đã duyệt còn trong gold_id_proposals_300.json. Toàn bộ test chạy chung (parser/, tests/, test/): 531 pass, 20 skip, 0 fail. Mục 5 viết lại theo các lỗi còn mở. Cuối ngày 25/10, các dòng còn mở của mục 3 được kiểm lại trên 948fc94 (đã push lên origin/testing; các nhánh remote khác không có commit mới) (Phụ lục O): E4, F3, F5 đã sửa một phần ở 664634e, f32754e, 146a6c9 mà bản trước chưa ghi, nên chuyển từ Còn sang Còn một phần; H8 bỏ phần tách từ đã sửa; B5, B7, E1, F1, H1 cập nhật số đo trên corpus 664634e; các dòng khác không đổi. Bước 2 của mục 5 thêm phần E4 (Dense dừng khi thiếu underthesea). Test chạy chung: 531 pass, 20 skip, 0 fail. Ngày 26/10, sau khi gộp CTM 9348764 vào testing ở 411075a, sửa thêm ở 01c639e, chưa push (Phụ lục P): CTM gộp tests/ vào test/ và bỏ bản test benchmark trùng, nên H2 chỉ còn retrieval/test/ nằm ngoài testpaths của pytest.ini; B4 cập nhật đường dẫn test/schema_test.py; lệnh chạy test ở A7 và mục 5 đổi thành python -m pytest. Phát hiện và sửa ở 01c639e: 9348764 chuyển schema_test.py mà không sửa demo_pipeline.py, nên demo lỗi ngay khi chạy. Các dòng khác không đổi. Test chạy chung: 490 pass, 20 skip, 0 fail (bớt 41 test của bản trùng). Cuối ngày 26/10, sau khi gộp NMA 86b55f5 (“update document title”) vào testing ở 5ef41dc, chưa push, nhóm A được kiểm lại (Phụ lục Q): title của 21/23 bản ghi registry (19 văn bản có parsed_jsons) đổi sang trích yếu của văn bản, ba Luật HNGĐ cùng ghi năm, nên A16 chỉ còn phần corpus, test, hai bảng ID và cách ghi title; A7 thêm một commit được đẩy lên khi test parser fail; A6, A26 không đổi. Test chạy chung: 489 pass, 20 skip, 1 fail (A16). Cũng tối 26/10 (Phụ lục R; 856e6be, 4ec0706, dfc025b): sửa các phần không cần bàn của A16 (test, hai bảng ID, NĐ 207/2025, dấu cách TT 34/2017, sinh lại corpus) và A7 (thêm workflow CI), nên A16 chỉ còn cách ghi title của 5 văn bản cũ, A7 chỉ còn push workflow và bật branch protection. Test chạy chung: 490 pass, 20 skip, 0 fail. Sau đó H2 được sửa ở 21a2385: pytest.ini thêm retrieval/test vào testpaths, nên python -m pytest chạy cả 7 test của Dev 4 (497 pass, 20 skip, 0 fail); dòng H2 được bỏ khỏi bảng.</w:t>
+        <w:t>Cập nhật 23/10/2026: kiểm lại sau khi gộp origin/CTM ee755a5 vào testing (commit e64c49a). Mục 3 chỉ ghi phần còn lỗi tính tới e64c49a, gồm cả 7 lỗi mới. Cùng ngày, nhóm A được kiểm lại toàn bộ trên e64c49a (Phụ lục C); A24 và Phụ lục B (kết quả kiểm nhóm A trên e9ee31d ngày 22/10) bị mất trong lần cập nhật trước nên được ghi lại. Cũng ngày 23/10, nhóm C được kiểm lại toàn bộ trên bafe1e8, gồm phân tích lại C6 (Phụ lục D). Ngày 24/10/2026, sau khi kéo nhánh NMA mới nhất (testing fast-forward lên 72a7377), nhóm A được kiểm lại toàn bộ (Phụ lục E): A13, A23, A24 đã sửa và được bỏ khỏi bảng; thêm 2 lỗi mới A25, A26. Cũng ngày 24/10, nhóm B được kiểm lại và sửa trên nhánh chunking_test (Phụ lục F): B9, B12 đã sửa và được bỏ khỏi bảng; B1, B10, B13 đã sửa trong code nhưng còn trong bảng cho tới khi corpus trong repo được sinh lại; thêm 3 lỗi mới B14, B15, B16, đều đã sửa. Kiểm lại chunking sau commit: thêm B17 (chunker lấy câu đầu intro làm tiêu đề, đã sửa) và A27 (parser không nhận nhãn “Mục N.”, TT 04/2020 mất cấp Mục). Cuối ngày 24/10, sau khi gộp NMA (b031620–fc997a6) vào testing ở 840c8a3, nhóm C được kiểm lại toàn bộ (Phụ lục G): không lỗi nào sửa xong; C6 sửa thêm một phần (ID của Luật 1986 viết thường, test định danh cho parsed_jsons, run_experiment.py không còn ghi cứng file TTLT); các lỗi C khác không đổi vì contract, schema, code retrieval, reranker và benchmark không đổi từ bafe1e8. Cũng ở 840c8a3, nhóm A được kiểm lại toàn bộ (Phụ lục H): A21 đã sửa và được bỏ khỏi bảng; A25, A26 sửa phần lớn, nhưng mẫu cắt chú thích VBHN mới không khớp chỗ nào (chú thích nay nằm trong Luật 52/2014 Điều 2 khoản 3) và mẫu nhãn “Hướng dẫn” mới để lọt lại 3 nhãn ở NĐ 10/2015. Sau đó C3 được sửa ở 75e06c8 (bảng ánh xạ status → validity_status ở mục 3.1 của data_contract.md và test_registry_validity_status_mapping) và được bỏ khỏi bảng. Cuối ngày 24/10, sau khi gộp NMA 1260ed8 vào testing ở 64b65f0, nhóm A được kiểm lại (Phụ lục I): 11 PDF gốc được thay bằng bản có lớp text; A27 đã sửa và được bỏ khỏi bảng; A25 chỉ còn phần corpus và các mẫu cleaner thừa; L01 quay về bản gốc 2014 (A6); thêm lỗi mới A28 (ghép dòng làm mất dấu câu, làm 1 test fail). Ngày 25/10, A28 và phần test của A7 được sửa ở commit 77b5886 trên testing (Phụ lục K): A28 được bỏ khỏi bảng, A7 chỉ còn CI và test cho cleaner. Cũng ngày 25/10, corpus được sinh lại ở 664634e (21 văn bản, 2.011 chunk, tách từ underthesea): A25, A26 hết phần corpus; B1, B10, B13 đã sửa và được bỏ khỏi bảng; B2 chỉ còn phía truy vấn và requirements-bkai.txt. Cũng ngày 25/10, sau khi kéo nhánh CTM (f87a327, 4afa41e, 3d646da) vào testing, nhóm C được kiểm lại toàn bộ trên 3d646da (Phụ lục L): C6, C8, C9 đã sửa và được bỏ khỏi bảng; C2, C4, C5, C7 sửa thêm một phần và chỉ còn phần chưa sửa; thêm lỗi mới C10 (3d646da làm scripts/build_gold_300_provisional.py lỗi cú pháp; phần lỗi cú pháp sửa ở d1eaa3a). Sau đó article_index.json được bổ sung 9 văn bản còn thiếu ở d24ff2a; C5 chỉ còn context_registry.json và kiểu ID của gold_article_ids. C7 sửa xong ở 33bc4ff (xóa reranking/results cũ, bỏ ENVELOPE_FIELDS) và được bỏ khỏi bảng. Cuối ngày 25/10, trạng thái các dòng của mục 3 được đối chiếu lại với code trên be28659 (Phụ lục M): H5 chưa sửa (testing vẫn theo dõi 2 file .pyc) nên chuyển về Còn; A11, A16, B3, E3, E12, E15 đã sửa phần của register v2 nhưng còn việc nên chuyển sang Còn một phần; B3 bỏ phần đã hết (ID chữ hoa, candidate của Luật 52/2014 và NĐ 207/2025); G3 bỏ phần reranking/results đã xóa ở 33bc4ff. Mục 5 được viết lại vì parser và corpus không còn nằm trên đường găng, và có thêm bảng phân loại lỗi theo mức cần phối hợp. Cũng ngày 25/10, các lỗi sửa được mà không cần bàn với dev khác được sửa trên testing, 9 commit từ 5e0b9c2 tới 96d0086, chưa push (Phụ lục N): A8, A11, A25, B3, C10, D3, D4, D5, E3, E7, E9, E10, E15, G1, G2, G6, H9 đã sửa và được bỏ khỏi bảng; A7, B2, B4, C2, C4, C5, E11, E14, F1, G5, H2, H4, H5 chỉ còn phần chưa sửa; D1 ghi thêm 11 câu đã duyệt còn trong gold_id_proposals_300.json. Toàn bộ test chạy chung (parser/, tests/, test/): 531 pass, 20 skip, 0 fail. Mục 5 viết lại theo các lỗi còn mở. Cuối ngày 25/10, các dòng còn mở của mục 3 được kiểm lại trên 948fc94 (đã push lên origin/testing; các nhánh remote khác không có commit mới) (Phụ lục O): E4, F3, F5 đã sửa một phần ở 664634e, f32754e, 146a6c9 mà bản trước chưa ghi, nên chuyển từ Còn sang Còn một phần; H8 bỏ phần tách từ đã sửa; B5, B7, E1, F1, H1 cập nhật số đo trên corpus 664634e; các dòng khác không đổi. Bước 2 của mục 5 thêm phần E4 (Dense dừng khi thiếu underthesea). Test chạy chung: 531 pass, 20 skip, 0 fail. Ngày 26/10, sau khi gộp CTM 9348764 vào testing ở 411075a, sửa thêm ở 01c639e, chưa push (Phụ lục P): CTM gộp tests/ vào test/ và bỏ bản test benchmark trùng, nên H2 chỉ còn retrieval/test/ nằm ngoài testpaths của pytest.ini; B4 cập nhật đường dẫn test/schema_test.py; lệnh chạy test ở A7 và mục 5 đổi thành python -m pytest. Phát hiện và sửa ở 01c639e: 9348764 chuyển schema_test.py mà không sửa demo_pipeline.py, nên demo lỗi ngay khi chạy. Các dòng khác không đổi. Test chạy chung: 490 pass, 20 skip, 0 fail (bớt 41 test của bản trùng). Cuối ngày 26/10, sau khi gộp NMA 86b55f5 (“update document title”) vào testing ở 5ef41dc, chưa push, nhóm A được kiểm lại (Phụ lục Q): title của 21/23 bản ghi registry (19 văn bản có parsed_jsons) đổi sang trích yếu của văn bản, ba Luật HNGĐ cùng ghi năm, nên A16 chỉ còn phần corpus, test, hai bảng ID và cách ghi title; A7 thêm một commit được đẩy lên khi test parser fail; A6, A26 không đổi. Test chạy chung: 489 pass, 20 skip, 1 fail (A16). Cũng tối 26/10 (Phụ lục R; 856e6be, 4ec0706, dfc025b): sửa các phần không cần bàn của A16 (test, hai bảng ID, NĐ 207/2025, dấu cách TT 34/2017, sinh lại corpus) và A7 (thêm workflow CI), nên A16 chỉ còn cách ghi title của 5 văn bản cũ, A7 chỉ còn push workflow và bật branch protection. Test chạy chung: 490 pass, 20 skip, 0 fail. Sau đó H2 được sửa ở 21a2385: pytest.ini thêm retrieval/test vào testpaths, nên python -m pytest chạy cả 7 test của Dev 4 (497 pass, 20 skip, 0 fail); dòng H2 được bỏ khỏi bảng. Ngày 27/10 (Phụ lục S; 2559349): kiểm reranker theo sơ đồ kiến trúc. Code có Cross-Encoder bge-reranker-v2-m3 thật, nhưng reranking/config.yaml đặt backend: mock và CLI mặc định --retriever mock từ 19/10, nên lệnh run_retrieval.py --query ... --top-k 5 của kế hoạch Sprint 6 chạy toàn bộ bằng stub mà output vẫn mang nhãn *_reranker. Lỗi mới G7 này đã sửa và không thêm vào bảng. Cùng commit, reranker nạp fp16 trên GPU và có chế độ chạy hai bước, nên G3 không còn cần máy khác; G3 chỉ còn chạy lại số. Test chạy chung: 504 pass, 20 skip, 0 fail.</w:t>
       </w:r>
     </w:p>
     <w:p>
@@ -50,7 +50,7 @@
         <w:spacing w:after="80"/>
       </w:pPr>
       <w:r>
-        <w:t>Trong 67 lỗi của register v2, tính tới commit e64c49a (nhóm A tính tới 5ef41dc, nhóm B tính tới bản sửa chunking ngày 24/10 và corpus sinh lại ở 664634e, nhóm C tính tới 3d646da; trạng thái đối chiếu lại trên be28659, Phụ lục M; các lỗi sửa ngày 25/10 tính tới 3b1b6dc, Phụ lục N; các dòng còn mở kiểm lại trên 948fc94, Phụ lục O; thay đổi của CTM 9348764 tính tới 01c639e, Phụ lục P; title của NMA 86b55f5 tính tới 5ef41dc, Phụ lục Q; bản sửa A16, A7 ngày 26/10, Phụ lục R): 32 đã sửa, 1 đóng, 22 còn một phần, 1 đổi tính chất, 2 nặng hơn, 9 còn nguyên. Phát hiện thêm 21 lỗi mới: A22, A23, A24, B11, B12 (22/10; A22, A23, A24, B11 và B12 nay đã sửa), B13 (nay đã sửa), C6, C7, C8, C9, D5, H9 (23/10, sau khi gộp CTM; C6, C8, C9 nay đã sửa ở 3d646da, C7 ở 33bc4ff), A25, A26 (24/10, sau khi kéo NMA 72a7377; nay sửa một phần ở 840c8a3 và 64b65f0), B14, B15, B16, B17 (24/10, khi kiểm lại nhóm B; đã sửa) A27 (24/10, khi kiểm lại corpus thử 21 văn bản; nay đã sửa), A28 (24/10, sau khi gộp NMA 1260ed8; nay đã sửa ở 77b5886) và C10 (25/10, sau khi kéo CTM 3d646da; đã sửa ở d1eaa3a và b7f5e30; D5, H9 và A25 cũng đã sửa ngày 25/10). Trong 15 lỗi mức Cao, 8 đã sửa (A1, A12, A13, A14, B1, E15, C1, C3), 7 còn mở (B2, D1, D2, E1, E2, F1, F5). Nhóm A, B, C đã được kiểm lại lần 2 trên commit 75dd586; các chỗ đính chính ghi ở Phụ lục A. Nhóm A được kiểm lại lần 3 trên e9ee31d (Phụ lục B), lần 4 trên e64c49a (Phụ lục C) và lần 5 trên 72a7377 (Phụ lục E), lần 6 trên 840c8a3 (Phụ lục H) và lần 7 trên 64b65f0 (Phụ lục I); A28 sửa ngày 25/10 (Phụ lục K). Ngày 23/10 kiểm lại các lỗi liên quan tới thay đổi của CTM và toàn bộ nhóm A; nhóm C được kiểm lại toàn bộ trên bafe1e8 (Phụ lục D) trên 840c8a3 sau khi gộp NMA (Phụ lục G) và trên 3d646da sau khi kéo CTM (Phụ lục L); ngày 24/10 nhóm B được kiểm lại và sửa trên nhánh chunking_test (Phụ lục F); các lỗi còn lại giữ kết quả ngày 22/10.</w:t>
+        <w:t>Trong 67 lỗi của register v2, tính tới commit e64c49a (nhóm A tính tới 5ef41dc, nhóm B tính tới bản sửa chunking ngày 24/10 và corpus sinh lại ở 664634e, nhóm C tính tới 3d646da; trạng thái đối chiếu lại trên be28659, Phụ lục M; các lỗi sửa ngày 25/10 tính tới 3b1b6dc, Phụ lục N; các dòng còn mở kiểm lại trên 948fc94, Phụ lục O; thay đổi của CTM 9348764 tính tới 01c639e, Phụ lục P; title của NMA 86b55f5 tính tới 5ef41dc, Phụ lục Q; bản sửa A16, A7 ngày 26/10, Phụ lục R; reranker ngày 27/10, Phụ lục S): 32 đã sửa, 1 đóng, 22 còn một phần, 1 đổi tính chất, 2 nặng hơn, 9 còn nguyên. Phát hiện thêm 22 lỗi mới: A22, A23, A24, B11, B12 (22/10; A22, A23, A24, B11 và B12 nay đã sửa), B13 (nay đã sửa), C6, C7, C8, C9, D5, H9 (23/10, sau khi gộp CTM; C6, C8, C9 nay đã sửa ở 3d646da, C7 ở 33bc4ff), A25, A26 (24/10, sau khi kéo NMA 72a7377; nay sửa một phần ở 840c8a3 và 64b65f0), B14, B15, B16, B17 (24/10, khi kiểm lại nhóm B; đã sửa) A27 (24/10, khi kiểm lại corpus thử 21 văn bản; nay đã sửa), A28 (24/10, sau khi gộp NMA 1260ed8; nay đã sửa ở 77b5886) và C10 (25/10, sau khi kéo CTM 3d646da; đã sửa ở d1eaa3a và b7f5e30; D5, H9 và A25 cũng đã sửa ngày 25/10) và G7 (27/10, reranker mặc định là mock; đã sửa ở 2559349). Trong 15 lỗi mức Cao, 8 đã sửa (A1, A12, A13, A14, B1, E15, C1, C3), 7 còn mở (B2, D1, D2, E1, E2, F1, F5). Nhóm A, B, C đã được kiểm lại lần 2 trên commit 75dd586; các chỗ đính chính ghi ở Phụ lục A. Nhóm A được kiểm lại lần 3 trên e9ee31d (Phụ lục B), lần 4 trên e64c49a (Phụ lục C) và lần 5 trên 72a7377 (Phụ lục E), lần 6 trên 840c8a3 (Phụ lục H) và lần 7 trên 64b65f0 (Phụ lục I); A28 sửa ngày 25/10 (Phụ lục K). Ngày 23/10 kiểm lại các lỗi liên quan tới thay đổi của CTM và toàn bộ nhóm A; nhóm C được kiểm lại toàn bộ trên bafe1e8 (Phụ lục D) trên 840c8a3 sau khi gộp NMA (Phụ lục G) và trên 3d646da sau khi kéo CTM (Phụ lục L); ngày 24/10 nhóm B được kiểm lại và sửa trên nhánh chunking_test (Phụ lục F); các lỗi còn lại giữ kết quả ngày 22/10.</w:t>
       </w:r>
     </w:p>
     <w:p>
@@ -6920,7 +6920,7 @@
               <w:rPr>
                 <w:sz w:val="17"/>
               </w:rPr>
-              <w:t>Chưa có kết quả Hybrid + Reranker nào trên corpus hiện tại; mục Kết quả hiện tại của README (dòng 61) vẫn ghi số Task 4 đo trên corpus 1.159 chunk với nhãn proposal.</w:t>
+              <w:t>Chưa có kết quả Hybrid + Reranker nào trên corpus hiện tại; mục Kết quả hiện tại của README (dòng 66) vẫn ghi số Task 4 đo trên corpus 1.159 chunk với nhãn proposal.</w:t>
             </w:r>
           </w:p>
           <w:p>
@@ -6938,25 +6938,7 @@
               <w:rPr>
                 <w:sz w:val="17"/>
               </w:rPr>
-              <w:t>Chạy lại Hybrid và Hybrid + Reranker trên Dev sau D1, trên index dựng lại từ corpus 664634e, chấm ở K = 5 và 10; cập nhật README theo số mới.</w:t>
-            </w:r>
-          </w:p>
-          <w:p>
-            <w:pPr>
-              <w:spacing w:after="20" w:line="252" w:lineRule="auto"/>
-            </w:pPr>
-            <w:r>
-              <w:rPr>
-                <w:b/>
-                <w:sz w:val="17"/>
-              </w:rPr>
-              <w:t xml:space="preserve">Kiểm chứng: </w:t>
-            </w:r>
-            <w:r>
-              <w:rPr>
-                <w:sz w:val="17"/>
-              </w:rPr>
-              <w:t>Trên máy kiểm tra (GPU 4 GB, RAM 16 GB), Hybrid với bkai và bge-reranker-v2-m3 trong cùng một tiến trình bị segfault khi tải reranker (cả ở be28659, nên không do đợt sửa 25/10) hoặc hết bộ nhớ; reranker chạy riêng và Hybrid không reranker chạy được. Cần chạy trên máy đủ bộ nhớ.</w:t>
+              <w:t>Chạy lại Hybrid và Hybrid + Reranker trên Dev sau D1, trên index dựng lại từ corpus 664634e, chấm ở K = 5 và 10; nếu máy không đủ bộ nhớ cho cả model dense và reranker thì chạy hai bước (--reranker none --no-parent-context --top-k 50, rồi --retriever precomputed); cập nhật README theo số mới.</w:t>
             </w:r>
           </w:p>
         </w:tc>
@@ -6973,7 +6955,7 @@
               <w:rPr>
                 <w:sz w:val="17"/>
               </w:rPr>
-              <w:t>README.md:61</w:t>
+              <w:t>README.md:66</w:t>
             </w:r>
           </w:p>
         </w:tc>
@@ -7008,7 +6990,7 @@
               <w:rPr>
                 <w:sz w:val="17"/>
               </w:rPr>
-              <w:t>Còn một phần (33bc4ff)</w:t>
+              <w:t>Còn một phần (2559349)</w:t>
             </w:r>
           </w:p>
         </w:tc>
@@ -9945,7 +9927,7 @@
               <w:rPr>
                 <w:sz w:val="17"/>
               </w:rPr>
-              <w:t>Chia lại Dev/Test trên tập đã duyệt, khóa cả câu hỏi và gold của Test (D2). Chấm trên gold đã xác minh (F5). Chạy lại BM25 (F1), Dense, Hybrid (C2), Hybrid + Reranker ở K = 5 và 10 (G3), Zero-shot (F6) và các file của evaluation/results (C4) bằng code hiện tại, trên máy đủ bộ nhớ cho cả model dense và reranker. Viết baseline_report, cập nhật README và retrieval.md (F4, H4).</w:t>
+              <w:t>Chia lại Dev/Test trên tập đã duyệt, khóa cả câu hỏi và gold của Test (D2). Chấm trên gold đã xác minh (F5). Chạy lại BM25 (F1), Dense, Hybrid (C2), Hybrid + Reranker ở K = 5 và 10 (G3), Zero-shot (F6) và các file của evaluation/results (C4) bằng code hiện tại; Hybrid + Reranker chạy hai bước nếu máy không đủ bộ nhớ cho cả model dense và reranker (Phụ lục S). Viết baseline_report, cập nhật README và retrieval.md (F4, H4).</w:t>
             </w:r>
           </w:p>
         </w:tc>
@@ -10411,7 +10393,7 @@
               <w:rPr>
                 <w:sz w:val="17"/>
               </w:rPr>
-              <w:t>Code đã sửa xong ở C2, C4, F1, G5; chỉ còn chạy lại và thay file kết quả cũ. F3, F5 đã sửa phần index và ID; còn đổi nguồn gold và thêm kiểm tra trước khi chạy Test. G3 cần máy đủ bộ nhớ cho cả model dense và reranker.</w:t>
+              <w:t>Code đã sửa xong ở C2, C4, F1, G5; chỉ còn chạy lại và thay file kết quả cũ. F3, F5 đã sửa phần index và ID; còn đổi nguồn gold và thêm kiểm tra trước khi chạy Test. G3 chạy được trên máy hiện tại theo hai bước (Phụ lục S).</w:t>
             </w:r>
           </w:p>
         </w:tc>
@@ -10884,7 +10866,7 @@
               <w:rPr>
                 <w:sz w:val="17"/>
               </w:rPr>
-              <w:t>Đo G5 khi có gold; chạy lại Hybrid + Reranker (G3) trên máy đủ bộ nhớ.</w:t>
+              <w:t>Đo G5 khi có gold; chạy lại Hybrid + Reranker (G3), theo hai bước nếu thiếu bộ nhớ.</w:t>
             </w:r>
           </w:p>
         </w:tc>
@@ -19539,6 +19521,295 @@
                 <w:sz w:val="17"/>
               </w:rPr>
               <w:t>A6, A26 và cách ghi title của A16 chờ Dev 1 chốt. Dòng H5 không sửa: workflow chặn file .pyc, nhưng dòng này thuộc nhóm H và cần kiểm riêng nhánh NMA.</w:t>
+            </w:r>
+          </w:p>
+        </w:tc>
+      </w:tr>
+    </w:tbl>
+    <w:p>
+      <w:pPr>
+        <w:pStyle w:val="Heading1"/>
+      </w:pPr>
+      <w:r>
+        <w:rPr/>
+        <w:t>Phụ lục S. Reranker so với sơ đồ kiến trúc (27/10)</w:t>
+      </w:r>
+    </w:p>
+    <w:p>
+      <w:r>
+        <w:rPr/>
+        <w:t>Kiểm và sửa ngày 27/10/2026 trên testing e012ceb, commit 2559349 (chưa push). Sơ đồ kiến trúc: Rank Fusion (RRF) lấy Top-50, Cross-Encoder Neural Reranker (bge-reranker-v2-m3) trả Top-10, rồi Confidence Threshold Filter và Parent-Context Resolver. Cách kiểm: đọc reranking/reranker.py, pipeline.py, config.yaml, scripts/run_retrieval.py và git blame; chạy CLI với cấu hình mặc định trước và sau khi sửa; nạp model trên GPU (RTX 3050 Ti 4 GB) ở float32 và float16, đo VRAM bằng torch.cuda.max_memory_allocated và latency của 50 chunk đầu corpus ở lần gọi thứ hai; chạy python -m pytest bằng .venv với HF_HUB_OFFLINE=1.</w:t>
+      </w:r>
+    </w:p>
+    <w:tbl>
+      <w:tblPr>
+        <w:tblStyle w:val="TableGrid"/>
+        <w:tblW w:type="auto" w:w="0"/>
+        <w:jc w:val="center"/>
+        <w:tblLayout w:type="fixed"/>
+        <w:tblLook w:firstColumn="1" w:firstRow="1" w:lastColumn="0" w:lastRow="0" w:noHBand="0" w:noVBand="1" w:val="04A0"/>
+      </w:tblPr>
+      <w:tblGrid>
+        <w:gridCol w:w="1100"/>
+        <w:gridCol w:w="3200"/>
+        <w:gridCol w:w="5566"/>
+      </w:tblGrid>
+      <w:tr>
+        <w:trPr>
+          <w:tblHeader w:val="true"/>
+        </w:trPr>
+        <w:tc>
+          <w:tcPr>
+            <w:tcW w:type="dxa" w:w="1100"/>
+            <w:shd w:val="clear" w:color="auto" w:fill="DCE6F1"/>
+          </w:tcPr>
+          <w:p>
+            <w:r>
+              <w:rPr>
+                <w:b/>
+                <w:sz w:val="17"/>
+              </w:rPr>
+              <w:t>#</w:t>
+            </w:r>
+          </w:p>
+        </w:tc>
+        <w:tc>
+          <w:tcPr>
+            <w:tcW w:type="dxa" w:w="3200"/>
+            <w:shd w:val="clear" w:color="auto" w:fill="DCE6F1"/>
+          </w:tcPr>
+          <w:p>
+            <w:r>
+              <w:rPr>
+                <w:b/>
+                <w:sz w:val="17"/>
+              </w:rPr>
+              <w:t>Docx ghi</w:t>
+            </w:r>
+          </w:p>
+        </w:tc>
+        <w:tc>
+          <w:tcPr>
+            <w:tcW w:type="dxa" w:w="5566"/>
+            <w:shd w:val="clear" w:color="auto" w:fill="DCE6F1"/>
+          </w:tcPr>
+          <w:p>
+            <w:r>
+              <w:rPr>
+                <w:b/>
+                <w:sz w:val="17"/>
+              </w:rPr>
+              <w:t>Sau bản sửa 27/10 (2559349)</w:t>
+            </w:r>
+          </w:p>
+        </w:tc>
+      </w:tr>
+      <w:tr>
+        <w:tc>
+          <w:tcPr>
+            <w:tcW w:type="dxa" w:w="1100"/>
+          </w:tcPr>
+          <w:p>
+            <w:r>
+              <w:rPr>
+                <w:b/>
+                <w:sz w:val="17"/>
+              </w:rPr>
+              <w:t>Khớp sơ đồ</w:t>
+            </w:r>
+          </w:p>
+        </w:tc>
+        <w:tc>
+          <w:tcPr>
+            <w:tcW w:type="dxa" w:w="3200"/>
+          </w:tcPr>
+          <w:p>
+            <w:r>
+              <w:rPr>
+                <w:sz w:val="17"/>
+              </w:rPr>
+              <w:t>—</w:t>
+            </w:r>
+          </w:p>
+        </w:tc>
+        <w:tc>
+          <w:tcPr>
+            <w:tcW w:type="dxa" w:w="5566"/>
+          </w:tcPr>
+          <w:p>
+            <w:r>
+              <w:rPr>
+                <w:sz w:val="17"/>
+              </w:rPr>
+              <w:t>CrossEncoderScorer dùng sentence_transformers.CrossEncoder với BAAI/bge-reranker-v2-m3, chấm cặp (câu hỏi, chunk_text) trong một lần mã hóa, nên là cross-encoder đúng model của sơ đồ. Vị trí trong pipeline đúng: Hybrid RRF lấy retrieval_top_k = 50 = max_candidates, rồi reranker, rồi Parent-Context Resolver. Văn bản đưa vào là chunk_text dạng thường, không phải seg_text đã tách từ. rerank_top_k = 5 thay cho Top-10 là lệch có chủ đích (Sprint 6 mục 14.3, G1). Confidence Threshold Filter chưa có (E11).</w:t>
+            </w:r>
+          </w:p>
+        </w:tc>
+      </w:tr>
+      <w:tr>
+        <w:tc>
+          <w:tcPr>
+            <w:tcW w:type="dxa" w:w="1100"/>
+          </w:tcPr>
+          <w:p>
+            <w:r>
+              <w:rPr>
+                <w:b/>
+                <w:sz w:val="17"/>
+              </w:rPr>
+              <w:t>G7 (mới)</w:t>
+            </w:r>
+          </w:p>
+        </w:tc>
+        <w:tc>
+          <w:tcPr>
+            <w:tcW w:type="dxa" w:w="3200"/>
+          </w:tcPr>
+          <w:p>
+            <w:r>
+              <w:rPr>
+                <w:sz w:val="17"/>
+              </w:rPr>
+              <w:t>—</w:t>
+            </w:r>
+          </w:p>
+        </w:tc>
+        <w:tc>
+          <w:tcPr>
+            <w:tcW w:type="dxa" w:w="5566"/>
+          </w:tcPr>
+          <w:p>
+            <w:r>
+              <w:rPr>
+                <w:sz w:val="17"/>
+              </w:rPr>
+              <w:t>Đã sửa (2559349), không thêm vào bảng. Từ 6cf7654 và a774993 (19/10, Dev 5), reranking/config.yaml đặt backend: mock và CLI mặc định --retriever mock; 3b1b6dc (25/10) chỉ thêm cảnh báo. Lệnh kiểm hoàn thành của kế hoạch Sprint 6 (run_retrieval.py --query ... --top-k 5) vì thế chạy Dense mock và chấm bằng tỉ lệ token trùng; cross-encoder chỉ chạy khi truyền --reranker cross_encoder. Pipeline đặt nhãn &lt;retriever&gt;_reranker bất kể backend, nên output chạy mock trên fixture mang nhãn fixture_reranker, chỉ config.reranker.backend cho biết là mock. Kế hoạch cho phép mock trước khi nối model thật; model đã nối từ 19/10. Sửa: backend mặc định cross_encoder, --retriever mặc định hybrid; mock chỉ chạy khi chọn rõ và output mang nhãn &lt;retriever&gt;_mock_reranker; test và CI truyền --reranker mock. Chạy lại CLI trên fixture với cấu hình mặc định: nhãn fixture_reranker, backend cross_encoder, chunk Điều 8 khoản 1 Luật 52/2014 từ hạng retrieval 4 lên hạng 1 (điểm 0,98), chunk lạc đề xuống cuối (0,006).</w:t>
+            </w:r>
+          </w:p>
+        </w:tc>
+      </w:tr>
+      <w:tr>
+        <w:tc>
+          <w:tcPr>
+            <w:tcW w:type="dxa" w:w="1100"/>
+          </w:tcPr>
+          <w:p>
+            <w:r>
+              <w:rPr>
+                <w:b/>
+                <w:sz w:val="17"/>
+              </w:rPr>
+              <w:t>G3</w:t>
+            </w:r>
+          </w:p>
+        </w:tc>
+        <w:tc>
+          <w:tcPr>
+            <w:tcW w:type="dxa" w:w="3200"/>
+          </w:tcPr>
+          <w:p>
+            <w:r>
+              <w:rPr>
+                <w:sz w:val="17"/>
+              </w:rPr>
+              <w:t>Còn một phần (33bc4ff): chưa có kết quả Hybrid + Reranker; Hybrid với bkai và bge-reranker-v2-m3 trong một tiến trình bị segfault hoặc hết bộ nhớ, cần máy đủ bộ nhớ.</w:t>
+            </w:r>
+          </w:p>
+        </w:tc>
+        <w:tc>
+          <w:tcPr>
+            <w:tcW w:type="dxa" w:w="5566"/>
+          </w:tcPr>
+          <w:p>
+            <w:r>
+              <w:rPr>
+                <w:sz w:val="17"/>
+              </w:rPr>
+              <w:t>Còn một phần. Đã sửa phần bộ nhớ: (1) reranker.dtype: auto nạp float16 khi chạy CUDA: VRAM sau khi tải 1.083 MiB (float32: 2.166), đỉnh khi chấm 50 candidate 1.160 MiB (2.312), latency 50 candidate 406 ms (1.648 ms); điểm 6 candidate của fixture lệch tối đa 0,0006, thứ hạng giữ nguyên. (2) --retriever precomputed: lần 1 chạy Hybrid với --reranker none --no-parent-context --top-k 50 và lưu envelope, lần 2 chỉ nạp reranker và chấm theo query_id; từ chối file đã rerank, đã gắn parent_text, câu hỏi khác hoặc lưu ít hơn retrieval_top_k candidate; test kiểm kết quả hai bước trùng kết quả một bước. Segfault lúc nạp model ngày 27/10 xảy ra cả khi chạy reranker một mình ở CPU float32 lúc máy còn khoảng 1 GB bộ nhớ ảo trống, và hết khi máy còn khoảng 4,5 GB, nên là lỗi thiếu bộ nhớ của máy. Còn: chạy lại số trên Dev (cần Elasticsearch, index từ corpus hiện tại và gold D1).</w:t>
+            </w:r>
+          </w:p>
+        </w:tc>
+      </w:tr>
+      <w:tr>
+        <w:tc>
+          <w:tcPr>
+            <w:tcW w:type="dxa" w:w="1100"/>
+          </w:tcPr>
+          <w:p>
+            <w:r>
+              <w:rPr>
+                <w:b/>
+                <w:sz w:val="17"/>
+              </w:rPr>
+              <w:t>Test</w:t>
+            </w:r>
+          </w:p>
+        </w:tc>
+        <w:tc>
+          <w:tcPr>
+            <w:tcW w:type="dxa" w:w="3200"/>
+          </w:tcPr>
+          <w:p>
+            <w:r>
+              <w:rPr>
+                <w:sz w:val="17"/>
+              </w:rPr>
+              <w:t>Ở 21a2385: 497 pass, 20 skip, 0 fail.</w:t>
+            </w:r>
+          </w:p>
+        </w:tc>
+        <w:tc>
+          <w:tcPr>
+            <w:tcW w:type="dxa" w:w="5566"/>
+          </w:tcPr>
+          <w:p>
+            <w:r>
+              <w:rPr>
+                <w:sz w:val="17"/>
+              </w:rPr>
+              <w:t>python -m pytest 504 pass, 20 skip, 0 fail, 68 subtest pass. Test mới: mặc định hybrid và cross_encoder, nhãn *_mock_reranker, dtype (auto, giá trị sai, tham số truyền cho CrossEncoder bằng torch và sentence_transformers giả), chạy hai bước và các lỗi của file candidate. Lần chạy đầu khi máy thiếu bộ nhớ có 3 test CLI fail vì MemoryError; chạy lại pass.</w:t>
+            </w:r>
+          </w:p>
+        </w:tc>
+      </w:tr>
+      <w:tr>
+        <w:tc>
+          <w:tcPr>
+            <w:tcW w:type="dxa" w:w="1100"/>
+          </w:tcPr>
+          <w:p>
+            <w:r>
+              <w:rPr>
+                <w:b/>
+                <w:sz w:val="17"/>
+              </w:rPr>
+              <w:t>Không sửa</w:t>
+            </w:r>
+          </w:p>
+        </w:tc>
+        <w:tc>
+          <w:tcPr>
+            <w:tcW w:type="dxa" w:w="3200"/>
+          </w:tcPr>
+          <w:p>
+            <w:r>
+              <w:rPr>
+                <w:sz w:val="17"/>
+              </w:rPr>
+              <w:t>—</w:t>
+            </w:r>
+          </w:p>
+        </w:tc>
+        <w:tc>
+          <w:tcPr>
+            <w:tcW w:type="dxa" w:w="5566"/>
+          </w:tcPr>
+          <w:p>
+            <w:r>
+              <w:rPr>
+                <w:sz w:val="17"/>
+              </w:rPr>
+              <w:t>rerank_top_k giữ 5 (G1, chờ số đo ở K = 5 và 10). Confidence Threshold Filter giữa reranker và Parent-Context Resolver chưa có (E11, ngoài phạm vi Sprint 6). Nhánh retrieval 065e473 của Dev 4 cũng đổi backend sang cross_encoder và rerank_top_k sang 10; khi port nhánh đó chỉ còn khác rerank_top_k.</w:t>
             </w:r>
           </w:p>
         </w:tc>

--- a/docs/sprint6_issue_recheck_after_merge.docx
+++ b/docs/sprint6_issue_recheck_after_merge.docx
@@ -25,7 +25,7 @@
         <w:rPr>
           <w:sz w:val="19"/>
         </w:rPr>
-        <w:t>Người lập: Dev 5 (Reranker &amp; Packaging Lead)   ·   Ngày: 22/10/2026   ·   Phạm vi: nhánh testing, commit 75dd586 (gộp CTM 5b62b35 và NMA f8e8311); nhóm A kiểm lại trên e9ee31d, e64c49a, 72a7377, 840c8a3, 64b65f0, 5ef41dc; nhóm C kiểm lại trên bafe1e8, 840c8a3, 3d646da, C3 sửa ở 75e06c8; nhóm B kiểm lại và sửa trên nhánh chunking_test (1c40712); trạng thái đối chiếu lại trên be28659 (25/10); sửa trên testing be28659..96d0086 (Phụ lục N); các dòng còn mở kiểm lại trên 948fc94 (Phụ lục O); gộp CTM 9348764 kiểm trên 01c639e (Phụ lục P); gộp NMA 86b55f5 kiểm trên 5ef41dc (Phụ lục Q); sửa A16, A7, H2 ngày 26/10 (Phụ lục R); kiểm và sửa reranker ngày 27/10 (Phụ lục S)</w:t>
+        <w:t>Người lập: Dev 5 (Reranker &amp; Packaging Lead)   ·   Ngày: 22/10/2026   ·   Phạm vi: nhánh testing, commit 75dd586 (gộp CTM 5b62b35 và NMA f8e8311); nhóm A kiểm lại trên e9ee31d, e64c49a, 72a7377, 840c8a3, 64b65f0, 5ef41dc; nhóm C kiểm lại trên bafe1e8, 840c8a3, 3d646da, C3 sửa ở 75e06c8; nhóm B kiểm lại và sửa trên nhánh chunking_test (1c40712); trạng thái đối chiếu lại trên be28659 (25/10); sửa trên testing be28659..96d0086 (Phụ lục N); các dòng còn mở kiểm lại trên 948fc94 (Phụ lục O); gộp CTM 9348764 kiểm trên 01c639e (Phụ lục P); gộp NMA 86b55f5 kiểm trên 5ef41dc (Phụ lục Q); sửa A16, A7, H2 ngày 26/10 (Phụ lục R); kiểm và sửa reranker ngày 27/10 (Phụ lục S); gộp CTM 113e356 kiểm trên 70a626d ngày 27/10 (Phụ lục T)</w:t>
       </w:r>
     </w:p>
     <w:p>
@@ -34,7 +34,7 @@
         <w:rPr>
           <w:sz w:val="19"/>
         </w:rPr>
-        <w:t>Cập nhật 23/10/2026: kiểm lại sau khi gộp origin/CTM ee755a5 vào testing (commit e64c49a). Mục 3 chỉ ghi phần còn lỗi tính tới e64c49a, gồm cả 7 lỗi mới. Cùng ngày, nhóm A được kiểm lại toàn bộ trên e64c49a (Phụ lục C); A24 và Phụ lục B (kết quả kiểm nhóm A trên e9ee31d ngày 22/10) bị mất trong lần cập nhật trước nên được ghi lại. Cũng ngày 23/10, nhóm C được kiểm lại toàn bộ trên bafe1e8, gồm phân tích lại C6 (Phụ lục D). Ngày 24/10/2026, sau khi kéo nhánh NMA mới nhất (testing fast-forward lên 72a7377), nhóm A được kiểm lại toàn bộ (Phụ lục E): A13, A23, A24 đã sửa và được bỏ khỏi bảng; thêm 2 lỗi mới A25, A26. Cũng ngày 24/10, nhóm B được kiểm lại và sửa trên nhánh chunking_test (Phụ lục F): B9, B12 đã sửa và được bỏ khỏi bảng; B1, B10, B13 đã sửa trong code nhưng còn trong bảng cho tới khi corpus trong repo được sinh lại; thêm 3 lỗi mới B14, B15, B16, đều đã sửa. Kiểm lại chunking sau commit: thêm B17 (chunker lấy câu đầu intro làm tiêu đề, đã sửa) và A27 (parser không nhận nhãn “Mục N.”, TT 04/2020 mất cấp Mục). Cuối ngày 24/10, sau khi gộp NMA (b031620–fc997a6) vào testing ở 840c8a3, nhóm C được kiểm lại toàn bộ (Phụ lục G): không lỗi nào sửa xong; C6 sửa thêm một phần (ID của Luật 1986 viết thường, test định danh cho parsed_jsons, run_experiment.py không còn ghi cứng file TTLT); các lỗi C khác không đổi vì contract, schema, code retrieval, reranker và benchmark không đổi từ bafe1e8. Cũng ở 840c8a3, nhóm A được kiểm lại toàn bộ (Phụ lục H): A21 đã sửa và được bỏ khỏi bảng; A25, A26 sửa phần lớn, nhưng mẫu cắt chú thích VBHN mới không khớp chỗ nào (chú thích nay nằm trong Luật 52/2014 Điều 2 khoản 3) và mẫu nhãn “Hướng dẫn” mới để lọt lại 3 nhãn ở NĐ 10/2015. Sau đó C3 được sửa ở 75e06c8 (bảng ánh xạ status → validity_status ở mục 3.1 của data_contract.md và test_registry_validity_status_mapping) và được bỏ khỏi bảng. Cuối ngày 24/10, sau khi gộp NMA 1260ed8 vào testing ở 64b65f0, nhóm A được kiểm lại (Phụ lục I): 11 PDF gốc được thay bằng bản có lớp text; A27 đã sửa và được bỏ khỏi bảng; A25 chỉ còn phần corpus và các mẫu cleaner thừa; L01 quay về bản gốc 2014 (A6); thêm lỗi mới A28 (ghép dòng làm mất dấu câu, làm 1 test fail). Ngày 25/10, A28 và phần test của A7 được sửa ở commit 77b5886 trên testing (Phụ lục K): A28 được bỏ khỏi bảng, A7 chỉ còn CI và test cho cleaner. Cũng ngày 25/10, corpus được sinh lại ở 664634e (21 văn bản, 2.011 chunk, tách từ underthesea): A25, A26 hết phần corpus; B1, B10, B13 đã sửa và được bỏ khỏi bảng; B2 chỉ còn phía truy vấn và requirements-bkai.txt. Cũng ngày 25/10, sau khi kéo nhánh CTM (f87a327, 4afa41e, 3d646da) vào testing, nhóm C được kiểm lại toàn bộ trên 3d646da (Phụ lục L): C6, C8, C9 đã sửa và được bỏ khỏi bảng; C2, C4, C5, C7 sửa thêm một phần và chỉ còn phần chưa sửa; thêm lỗi mới C10 (3d646da làm scripts/build_gold_300_provisional.py lỗi cú pháp; phần lỗi cú pháp sửa ở d1eaa3a). Sau đó article_index.json được bổ sung 9 văn bản còn thiếu ở d24ff2a; C5 chỉ còn context_registry.json và kiểu ID của gold_article_ids. C7 sửa xong ở 33bc4ff (xóa reranking/results cũ, bỏ ENVELOPE_FIELDS) và được bỏ khỏi bảng. Cuối ngày 25/10, trạng thái các dòng của mục 3 được đối chiếu lại với code trên be28659 (Phụ lục M): H5 chưa sửa (testing vẫn theo dõi 2 file .pyc) nên chuyển về Còn; A11, A16, B3, E3, E12, E15 đã sửa phần của register v2 nhưng còn việc nên chuyển sang Còn một phần; B3 bỏ phần đã hết (ID chữ hoa, candidate của Luật 52/2014 và NĐ 207/2025); G3 bỏ phần reranking/results đã xóa ở 33bc4ff. Mục 5 được viết lại vì parser và corpus không còn nằm trên đường găng, và có thêm bảng phân loại lỗi theo mức cần phối hợp. Cũng ngày 25/10, các lỗi sửa được mà không cần bàn với dev khác được sửa trên testing, 9 commit từ 5e0b9c2 tới 96d0086, chưa push (Phụ lục N): A8, A11, A25, B3, C10, D3, D4, D5, E3, E7, E9, E10, E15, G1, G2, G6, H9 đã sửa và được bỏ khỏi bảng; A7, B2, B4, C2, C4, C5, E11, E14, F1, G5, H2, H4, H5 chỉ còn phần chưa sửa; D1 ghi thêm 11 câu đã duyệt còn trong gold_id_proposals_300.json. Toàn bộ test chạy chung (parser/, tests/, test/): 531 pass, 20 skip, 0 fail. Mục 5 viết lại theo các lỗi còn mở. Cuối ngày 25/10, các dòng còn mở của mục 3 được kiểm lại trên 948fc94 (đã push lên origin/testing; các nhánh remote khác không có commit mới) (Phụ lục O): E4, F3, F5 đã sửa một phần ở 664634e, f32754e, 146a6c9 mà bản trước chưa ghi, nên chuyển từ Còn sang Còn một phần; H8 bỏ phần tách từ đã sửa; B5, B7, E1, F1, H1 cập nhật số đo trên corpus 664634e; các dòng khác không đổi. Bước 2 của mục 5 thêm phần E4 (Dense dừng khi thiếu underthesea). Test chạy chung: 531 pass, 20 skip, 0 fail. Ngày 26/10, sau khi gộp CTM 9348764 vào testing ở 411075a, sửa thêm ở 01c639e, chưa push (Phụ lục P): CTM gộp tests/ vào test/ và bỏ bản test benchmark trùng, nên H2 chỉ còn retrieval/test/ nằm ngoài testpaths của pytest.ini; B4 cập nhật đường dẫn test/schema_test.py; lệnh chạy test ở A7 và mục 5 đổi thành python -m pytest. Phát hiện và sửa ở 01c639e: 9348764 chuyển schema_test.py mà không sửa demo_pipeline.py, nên demo lỗi ngay khi chạy. Các dòng khác không đổi. Test chạy chung: 490 pass, 20 skip, 0 fail (bớt 41 test của bản trùng). Cuối ngày 26/10, sau khi gộp NMA 86b55f5 (“update document title”) vào testing ở 5ef41dc, chưa push, nhóm A được kiểm lại (Phụ lục Q): title của 21/23 bản ghi registry (19 văn bản có parsed_jsons) đổi sang trích yếu của văn bản, ba Luật HNGĐ cùng ghi năm, nên A16 chỉ còn phần corpus, test, hai bảng ID và cách ghi title; A7 thêm một commit được đẩy lên khi test parser fail; A6, A26 không đổi. Test chạy chung: 489 pass, 20 skip, 1 fail (A16). Cũng tối 26/10 (Phụ lục R; 856e6be, 4ec0706, dfc025b): sửa các phần không cần bàn của A16 (test, hai bảng ID, NĐ 207/2025, dấu cách TT 34/2017, sinh lại corpus) và A7 (thêm workflow CI), nên A16 chỉ còn cách ghi title của 5 văn bản cũ, A7 chỉ còn push workflow và bật branch protection. Test chạy chung: 490 pass, 20 skip, 0 fail. Sau đó H2 được sửa ở 21a2385: pytest.ini thêm retrieval/test vào testpaths, nên python -m pytest chạy cả 7 test của Dev 4 (497 pass, 20 skip, 0 fail); dòng H2 được bỏ khỏi bảng. Ngày 27/10 (Phụ lục S; 2559349): kiểm reranker theo sơ đồ kiến trúc. Code có Cross-Encoder bge-reranker-v2-m3 thật, nhưng reranking/config.yaml đặt backend: mock và CLI mặc định --retriever mock từ 19/10, nên lệnh run_retrieval.py --query ... --top-k 5 của kế hoạch Sprint 6 chạy toàn bộ bằng stub mà output vẫn mang nhãn *_reranker. Lỗi mới G7 này đã sửa và không thêm vào bảng. Cùng commit, reranker nạp fp16 trên GPU và có chế độ chạy hai bước, nên G3 không còn cần máy khác; G3 chỉ còn chạy lại số. Test chạy chung: 504 pass, 20 skip, 0 fail.</w:t>
+        <w:t>Cập nhật 23/10/2026: kiểm lại sau khi gộp origin/CTM ee755a5 vào testing (commit e64c49a). Mục 3 chỉ ghi phần còn lỗi tính tới e64c49a, gồm cả 7 lỗi mới. Cùng ngày, nhóm A được kiểm lại toàn bộ trên e64c49a (Phụ lục C); A24 và Phụ lục B (kết quả kiểm nhóm A trên e9ee31d ngày 22/10) bị mất trong lần cập nhật trước nên được ghi lại. Cũng ngày 23/10, nhóm C được kiểm lại toàn bộ trên bafe1e8, gồm phân tích lại C6 (Phụ lục D). Ngày 24/10/2026, sau khi kéo nhánh NMA mới nhất (testing fast-forward lên 72a7377), nhóm A được kiểm lại toàn bộ (Phụ lục E): A13, A23, A24 đã sửa và được bỏ khỏi bảng; thêm 2 lỗi mới A25, A26. Cũng ngày 24/10, nhóm B được kiểm lại và sửa trên nhánh chunking_test (Phụ lục F): B9, B12 đã sửa và được bỏ khỏi bảng; B1, B10, B13 đã sửa trong code nhưng còn trong bảng cho tới khi corpus trong repo được sinh lại; thêm 3 lỗi mới B14, B15, B16, đều đã sửa. Kiểm lại chunking sau commit: thêm B17 (chunker lấy câu đầu intro làm tiêu đề, đã sửa) và A27 (parser không nhận nhãn “Mục N.”, TT 04/2020 mất cấp Mục). Cuối ngày 24/10, sau khi gộp NMA (b031620–fc997a6) vào testing ở 840c8a3, nhóm C được kiểm lại toàn bộ (Phụ lục G): không lỗi nào sửa xong; C6 sửa thêm một phần (ID của Luật 1986 viết thường, test định danh cho parsed_jsons, run_experiment.py không còn ghi cứng file TTLT); các lỗi C khác không đổi vì contract, schema, code retrieval, reranker và benchmark không đổi từ bafe1e8. Cũng ở 840c8a3, nhóm A được kiểm lại toàn bộ (Phụ lục H): A21 đã sửa và được bỏ khỏi bảng; A25, A26 sửa phần lớn, nhưng mẫu cắt chú thích VBHN mới không khớp chỗ nào (chú thích nay nằm trong Luật 52/2014 Điều 2 khoản 3) và mẫu nhãn “Hướng dẫn” mới để lọt lại 3 nhãn ở NĐ 10/2015. Sau đó C3 được sửa ở 75e06c8 (bảng ánh xạ status → validity_status ở mục 3.1 của data_contract.md và test_registry_validity_status_mapping) và được bỏ khỏi bảng. Cuối ngày 24/10, sau khi gộp NMA 1260ed8 vào testing ở 64b65f0, nhóm A được kiểm lại (Phụ lục I): 11 PDF gốc được thay bằng bản có lớp text; A27 đã sửa và được bỏ khỏi bảng; A25 chỉ còn phần corpus và các mẫu cleaner thừa; L01 quay về bản gốc 2014 (A6); thêm lỗi mới A28 (ghép dòng làm mất dấu câu, làm 1 test fail). Ngày 25/10, A28 và phần test của A7 được sửa ở commit 77b5886 trên testing (Phụ lục K): A28 được bỏ khỏi bảng, A7 chỉ còn CI và test cho cleaner. Cũng ngày 25/10, corpus được sinh lại ở 664634e (21 văn bản, 2.011 chunk, tách từ underthesea): A25, A26 hết phần corpus; B1, B10, B13 đã sửa và được bỏ khỏi bảng; B2 chỉ còn phía truy vấn và requirements-bkai.txt. Cũng ngày 25/10, sau khi kéo nhánh CTM (f87a327, 4afa41e, 3d646da) vào testing, nhóm C được kiểm lại toàn bộ trên 3d646da (Phụ lục L): C6, C8, C9 đã sửa và được bỏ khỏi bảng; C2, C4, C5, C7 sửa thêm một phần và chỉ còn phần chưa sửa; thêm lỗi mới C10 (3d646da làm scripts/build_gold_300_provisional.py lỗi cú pháp; phần lỗi cú pháp sửa ở d1eaa3a). Sau đó article_index.json được bổ sung 9 văn bản còn thiếu ở d24ff2a; C5 chỉ còn context_registry.json và kiểu ID của gold_article_ids. C7 sửa xong ở 33bc4ff (xóa reranking/results cũ, bỏ ENVELOPE_FIELDS) và được bỏ khỏi bảng. Cuối ngày 25/10, trạng thái các dòng của mục 3 được đối chiếu lại với code trên be28659 (Phụ lục M): H5 chưa sửa (testing vẫn theo dõi 2 file .pyc) nên chuyển về Còn; A11, A16, B3, E3, E12, E15 đã sửa phần của register v2 nhưng còn việc nên chuyển sang Còn một phần; B3 bỏ phần đã hết (ID chữ hoa, candidate của Luật 52/2014 và NĐ 207/2025); G3 bỏ phần reranking/results đã xóa ở 33bc4ff. Mục 5 được viết lại vì parser và corpus không còn nằm trên đường găng, và có thêm bảng phân loại lỗi theo mức cần phối hợp. Cũng ngày 25/10, các lỗi sửa được mà không cần bàn với dev khác được sửa trên testing, 9 commit từ 5e0b9c2 tới 96d0086, chưa push (Phụ lục N): A8, A11, A25, B3, C10, D3, D4, D5, E3, E7, E9, E10, E15, G1, G2, G6, H9 đã sửa và được bỏ khỏi bảng; A7, B2, B4, C2, C4, C5, E11, E14, F1, G5, H2, H4, H5 chỉ còn phần chưa sửa; D1 ghi thêm 11 câu đã duyệt còn trong gold_id_proposals_300.json. Toàn bộ test chạy chung (parser/, tests/, test/): 531 pass, 20 skip, 0 fail. Mục 5 viết lại theo các lỗi còn mở. Cuối ngày 25/10, các dòng còn mở của mục 3 được kiểm lại trên 948fc94 (đã push lên origin/testing; các nhánh remote khác không có commit mới) (Phụ lục O): E4, F3, F5 đã sửa một phần ở 664634e, f32754e, 146a6c9 mà bản trước chưa ghi, nên chuyển từ Còn sang Còn một phần; H8 bỏ phần tách từ đã sửa; B5, B7, E1, F1, H1 cập nhật số đo trên corpus 664634e; các dòng khác không đổi. Bước 2 của mục 5 thêm phần E4 (Dense dừng khi thiếu underthesea). Test chạy chung: 531 pass, 20 skip, 0 fail. Ngày 26/10, sau khi gộp CTM 9348764 vào testing ở 411075a, sửa thêm ở 01c639e, chưa push (Phụ lục P): CTM gộp tests/ vào test/ và bỏ bản test benchmark trùng, nên H2 chỉ còn retrieval/test/ nằm ngoài testpaths của pytest.ini; B4 cập nhật đường dẫn test/schema_test.py; lệnh chạy test ở A7 và mục 5 đổi thành python -m pytest. Phát hiện và sửa ở 01c639e: 9348764 chuyển schema_test.py mà không sửa demo_pipeline.py, nên demo lỗi ngay khi chạy. Các dòng khác không đổi. Test chạy chung: 490 pass, 20 skip, 0 fail (bớt 41 test của bản trùng). Cuối ngày 26/10, sau khi gộp NMA 86b55f5 (“update document title”) vào testing ở 5ef41dc, chưa push, nhóm A được kiểm lại (Phụ lục Q): title của 21/23 bản ghi registry (19 văn bản có parsed_jsons) đổi sang trích yếu của văn bản, ba Luật HNGĐ cùng ghi năm, nên A16 chỉ còn phần corpus, test, hai bảng ID và cách ghi title; A7 thêm một commit được đẩy lên khi test parser fail; A6, A26 không đổi. Test chạy chung: 489 pass, 20 skip, 1 fail (A16). Cũng tối 26/10 (Phụ lục R; 856e6be, 4ec0706, dfc025b): sửa các phần không cần bàn của A16 (test, hai bảng ID, NĐ 207/2025, dấu cách TT 34/2017, sinh lại corpus) và A7 (thêm workflow CI), nên A16 chỉ còn cách ghi title của 5 văn bản cũ, A7 chỉ còn push workflow và bật branch protection. Test chạy chung: 490 pass, 20 skip, 0 fail. Sau đó H2 được sửa ở 21a2385: pytest.ini thêm retrieval/test vào testpaths, nên python -m pytest chạy cả 7 test của Dev 4 (497 pass, 20 skip, 0 fail); dòng H2 được bỏ khỏi bảng. Ngày 27/10 (Phụ lục S; 2559349): kiểm reranker theo sơ đồ kiến trúc. Code có Cross-Encoder bge-reranker-v2-m3 thật, nhưng reranking/config.yaml đặt backend: mock và CLI mặc định --retriever mock từ 19/10, nên lệnh run_retrieval.py --query ... --top-k 5 của kế hoạch Sprint 6 chạy toàn bộ bằng stub mà output vẫn mang nhãn *_reranker. Lỗi mới G7 này đã sửa và không thêm vào bảng. Cùng commit, reranker nạp fp16 trên GPU và có chế độ chạy hai bước, nên G3 không còn cần máy khác; G3 chỉ còn chạy lại số. Test chạy chung: 504 pass, 20 skip, 0 fail. Cũng ngày 27/10 (Phụ lục T), sau khi gộp origin/CTM 113e356 vào testing ở f031d7b (không conflict) và xóa các dấu \ nối dòng thừa mà commit này đưa lại ở 70a626d: validate_benchmark.py chỉ dùng production_chunk_index.json, nên C5 chỉ còn việc duyệt article_index; 6 file retrieval/results/dev_*.json cũ đã xóa và hai script đánh giá chỉ nhận RetrievalEnvelope, nên C2 chỉ còn sinh lại kết quả và hai file CSV cũ; C4 có script sync-clauses nhưng script ghi đè gold_clause_ids; F5 bỏ evaluation/bm25_dev_metrics.json. Workflow CI đã chạy 4 lần trên GitHub, đều thành công, nên A7 chỉ còn branch protection. origin/NMA không còn theo dõi file .pyc nên H5 đã sửa và được bỏ khỏi bảng. H4 thêm phần link tới file kết quả đã xóa. Test chạy chung: 507 pass, 20 skip, 0 fail.</w:t>
       </w:r>
     </w:p>
     <w:p>
@@ -50,7 +50,7 @@
         <w:spacing w:after="80"/>
       </w:pPr>
       <w:r>
-        <w:t>Trong 67 lỗi của register v2, tính tới commit e64c49a (nhóm A tính tới 5ef41dc, nhóm B tính tới bản sửa chunking ngày 24/10 và corpus sinh lại ở 664634e, nhóm C tính tới 3d646da; trạng thái đối chiếu lại trên be28659, Phụ lục M; các lỗi sửa ngày 25/10 tính tới 3b1b6dc, Phụ lục N; các dòng còn mở kiểm lại trên 948fc94, Phụ lục O; thay đổi của CTM 9348764 tính tới 01c639e, Phụ lục P; title của NMA 86b55f5 tính tới 5ef41dc, Phụ lục Q; bản sửa A16, A7 ngày 26/10, Phụ lục R; reranker ngày 27/10, Phụ lục S): 32 đã sửa, 1 đóng, 22 còn một phần, 1 đổi tính chất, 2 nặng hơn, 9 còn nguyên. Phát hiện thêm 22 lỗi mới: A22, A23, A24, B11, B12 (22/10; A22, A23, A24, B11 và B12 nay đã sửa), B13 (nay đã sửa), C6, C7, C8, C9, D5, H9 (23/10, sau khi gộp CTM; C6, C8, C9 nay đã sửa ở 3d646da, C7 ở 33bc4ff), A25, A26 (24/10, sau khi kéo NMA 72a7377; nay sửa một phần ở 840c8a3 và 64b65f0), B14, B15, B16, B17 (24/10, khi kiểm lại nhóm B; đã sửa) A27 (24/10, khi kiểm lại corpus thử 21 văn bản; nay đã sửa), A28 (24/10, sau khi gộp NMA 1260ed8; nay đã sửa ở 77b5886) và C10 (25/10, sau khi kéo CTM 3d646da; đã sửa ở d1eaa3a và b7f5e30; D5, H9 và A25 cũng đã sửa ngày 25/10) và G7 (27/10, reranker mặc định là mock; đã sửa ở 2559349). Trong 15 lỗi mức Cao, 8 đã sửa (A1, A12, A13, A14, B1, E15, C1, C3), 7 còn mở (B2, D1, D2, E1, E2, F1, F5). Nhóm A, B, C đã được kiểm lại lần 2 trên commit 75dd586; các chỗ đính chính ghi ở Phụ lục A. Nhóm A được kiểm lại lần 3 trên e9ee31d (Phụ lục B), lần 4 trên e64c49a (Phụ lục C) và lần 5 trên 72a7377 (Phụ lục E), lần 6 trên 840c8a3 (Phụ lục H) và lần 7 trên 64b65f0 (Phụ lục I); A28 sửa ngày 25/10 (Phụ lục K). Ngày 23/10 kiểm lại các lỗi liên quan tới thay đổi của CTM và toàn bộ nhóm A; nhóm C được kiểm lại toàn bộ trên bafe1e8 (Phụ lục D) trên 840c8a3 sau khi gộp NMA (Phụ lục G) và trên 3d646da sau khi kéo CTM (Phụ lục L); ngày 24/10 nhóm B được kiểm lại và sửa trên nhánh chunking_test (Phụ lục F); các lỗi còn lại giữ kết quả ngày 22/10.</w:t>
+        <w:t>Trong 67 lỗi của register v2, tính tới commit e64c49a (nhóm A tính tới 5ef41dc, nhóm B tính tới bản sửa chunking ngày 24/10 và corpus sinh lại ở 664634e, nhóm C tính tới 3d646da; trạng thái đối chiếu lại trên be28659, Phụ lục M; các lỗi sửa ngày 25/10 tính tới 3b1b6dc, Phụ lục N; các dòng còn mở kiểm lại trên 948fc94, Phụ lục O; thay đổi của CTM 9348764 tính tới 01c639e, Phụ lục P; title của NMA 86b55f5 tính tới 5ef41dc, Phụ lục Q; bản sửa A16, A7 ngày 26/10, Phụ lục R; reranker ngày 27/10, Phụ lục S; CTM 113e356 tính tới 70a626d, Phụ lục T): 33 đã sửa, 1 đóng, 21 còn một phần, 1 đổi tính chất, 2 nặng hơn, 9 còn nguyên. Phát hiện thêm 22 lỗi mới: A22, A23, A24, B11, B12 (22/10; A22, A23, A24, B11 và B12 nay đã sửa), B13 (nay đã sửa), C6, C7, C8, C9, D5, H9 (23/10, sau khi gộp CTM; C6, C8, C9 nay đã sửa ở 3d646da, C7 ở 33bc4ff), A25, A26 (24/10, sau khi kéo NMA 72a7377; nay sửa một phần ở 840c8a3 và 64b65f0), B14, B15, B16, B17 (24/10, khi kiểm lại nhóm B; đã sửa) A27 (24/10, khi kiểm lại corpus thử 21 văn bản; nay đã sửa), A28 (24/10, sau khi gộp NMA 1260ed8; nay đã sửa ở 77b5886) và C10 (25/10, sau khi kéo CTM 3d646da; đã sửa ở d1eaa3a và b7f5e30; D5, H9 và A25 cũng đã sửa ngày 25/10) và G7 (27/10, reranker mặc định là mock; đã sửa ở 2559349). Trong 15 lỗi mức Cao, 8 đã sửa (A1, A12, A13, A14, B1, E15, C1, C3), 7 còn mở (B2, D1, D2, E1, E2, F1, F5). Nhóm A, B, C đã được kiểm lại lần 2 trên commit 75dd586; các chỗ đính chính ghi ở Phụ lục A. Nhóm A được kiểm lại lần 3 trên e9ee31d (Phụ lục B), lần 4 trên e64c49a (Phụ lục C) và lần 5 trên 72a7377 (Phụ lục E), lần 6 trên 840c8a3 (Phụ lục H) và lần 7 trên 64b65f0 (Phụ lục I); A28 sửa ngày 25/10 (Phụ lục K). Ngày 23/10 kiểm lại các lỗi liên quan tới thay đổi của CTM và toàn bộ nhóm A; nhóm C được kiểm lại toàn bộ trên bafe1e8 (Phụ lục D) trên 840c8a3 sau khi gộp NMA (Phụ lục G) và trên 3d646da sau khi kéo CTM (Phụ lục L); ngày 24/10 nhóm B được kiểm lại và sửa trên nhánh chunking_test (Phụ lục F); các lỗi còn lại giữ kết quả ngày 22/10.</w:t>
       </w:r>
     </w:p>
     <w:p>
@@ -115,11 +115,9 @@
         <w:rPr>
           <w:b/>
         </w:rPr>
-        <w:t>Kết quả đã commit không còn dùng được (F1, G3, C2).</w:t>
+        <w:t>Kết quả đã commit không còn dùng được (F1, G3, C2). evaluation/results chỉ có 251/662 chunk_id khác nhau thuộc corpus mới; các file dev_*.json cũ của retrieval/results và reranking/results đã xóa (113e356, 33bc4ff), nên chưa có kết quả retrieval nào trên corpus hiện tại. Các số đo trong README và báo cáo cần chạy lại sau khi sửa gold.</w:t>
       </w:r>
-      <w:r>
-        <w:t xml:space="preserve"> Số chunk_id khác nhau thuộc corpus mới là 0/562 ở evaluation/results, 0/602–0/674 ở retrieval/results; reranking/results (0/743, 0/718) đã xóa ở 33bc4ff. Các số đo trong README và báo cáo cần chạy lại sau khi sửa gold.</w:t>
-      </w:r>
+      <w:r/>
     </w:p>
     <w:p>
       <w:pPr>
@@ -128,7 +126,7 @@
       </w:pPr>
       <w:r>
         <w:rPr/>
-        <w:t>Contract đã khớp registry và schema; nơi ghi kết quả chưa theo kịp (C2, C5). CTM 3d646da sửa xong C6, C8, C9: mục 2 của data_contract.md lấy document_id từ registry (ghi ngoại lệ TTLT 01/2016), bảng ID ở contract và README có đủ 21 văn bản của corpus, test mới đối chiếu registry với hai bảng và chunks.jsonl; mục 3.1 có 7 loại văn bản như schema, parser báo lỗi ngay khi registry ghi loại khác; registry bỏ type, đổi status thành source_status, và cả 2.011 chunk mang source_status, provision_status. RetrievalEnvelope nay khai báo query, config, stats; pipeline điền latency_ms, top_k; test kiểm toàn bộ output theo schema (C7). Còn: run_dev_retrieval.py vẫn ghi danh sách phẳng, trái mục 5.4 của contract (C2); validate_benchmark.py vẫn đọc context_registry.json cũ (C5; article_index.json đã bổ sung đủ 21 văn bản ở d24ff2a). Các file kết quả cũ trong reranking/results đã xóa ở 33bc4ff, C7 xong. 3d646da lại được đẩy lên mà không chạy kiểm tra: scripts/build_gold_300_provisional.py lỗi cú pháp ở dòng 44 (đã sửa ở d1eaa3a; phần còn lại ở C10); fixture BM25 vẫn lệch test (H9).</w:t>
+        <w:t>Contract đã khớp registry và schema; nơi ghi kết quả chưa theo kịp (C2, C5). CTM 3d646da sửa xong C6, C8, C9: mục 2 của data_contract.md lấy document_id từ registry (ghi ngoại lệ TTLT 01/2016), bảng ID ở contract và README có đủ 21 văn bản của corpus, test mới đối chiếu registry với hai bảng và chunks.jsonl; mục 3.1 có 7 loại văn bản như schema, parser báo lỗi ngay khi registry ghi loại khác; registry bỏ type, đổi status thành source_status, và cả 2.011 chunk mang source_status, provision_status. RetrievalEnvelope nay khai báo query, config, stats; pipeline điền latency_ms, top_k; test kiểm toàn bộ output theo schema (C7). Còn: chưa có kết quả Dev trên corpus hiện tại (C2); 334 dòng mới của article_index chưa được Dev 1 duyệt (C5). Các file kết quả cũ trong reranking/results đã xóa ở 33bc4ff, C7 xong. 3d646da lại được đẩy lên mà không chạy kiểm tra: scripts/build_gold_300_provisional.py lỗi cú pháp ở dòng 44 (đã sửa ở d1eaa3a; phần còn lại ở C10); fixture BM25 vẫn lệch test (H9).</w:t>
       </w:r>
     </w:p>
     <w:p>
@@ -1388,7 +1386,7 @@
               <w:spacing w:after="0"/>
             </w:pPr>
             <w:r>
-              <w:t>1</w:t>
+              <w:t>2</w:t>
             </w:r>
             <w:r>
               <w:rPr>
@@ -1428,7 +1426,7 @@
               <w:spacing w:after="0"/>
             </w:pPr>
             <w:r>
-              <w:t>3</w:t>
+              <w:t>2</w:t>
             </w:r>
             <w:r>
               <w:rPr>
@@ -1553,7 +1551,7 @@
                 <w:b/>
                 <w:sz w:val="17"/>
               </w:rPr>
-              <w:t>32</w:t>
+              <w:t>33</w:t>
             </w:r>
           </w:p>
         </w:tc>
@@ -1589,7 +1587,7 @@
                 <w:b/>
                 <w:sz w:val="17"/>
               </w:rPr>
-              <w:t>22</w:t>
+              <w:t>21</w:t>
             </w:r>
           </w:p>
         </w:tc>
@@ -2161,7 +2159,7 @@
         <w:spacing w:after="80"/>
       </w:pPr>
       <w:r>
-        <w:t>Các lỗi đã sửa hoặc đã đóng mà không còn việc gì được bỏ khỏi bảng (vẫn tính trong thống kê ở mục 1; kết quả kiểm nhóm A ở Phụ lục C, E, H, I và K, nhóm B ở Phụ lục F, nhóm C ở Phụ lục D, G và L; các lỗi sửa ngày 25/10 ở Phụ lục N): A1, A5, A8, A10, A11, A12, A13, A14, A15, A17, A18, A19, A20, A21, A22, A23, A24, A25, A27, A28, B1, B3, B8, B9, B10, B11, B12, B13, B14, B15, B16, B17, C1, C3, C6, C7, C8, C9, C10, D3, D4, D5, E3, E5, E7, E9, E10, E15, G1, G2, G6, H2, H9. Đề xuất CI (gồm kiểm tra chunks.jsonl khớp parsed_jsons của B11) nằm ở A7 và bước 0 của mục 5.</w:t>
+        <w:t>Các lỗi đã sửa hoặc đã đóng mà không còn việc gì được bỏ khỏi bảng (vẫn tính trong thống kê ở mục 1; kết quả kiểm nhóm A ở Phụ lục C, E, H, I và K, nhóm B ở Phụ lục F, nhóm C ở Phụ lục D, G và L; các lỗi sửa ngày 25/10 ở Phụ lục N): A1, A5, A8, A10, A11, A12, A13, A14, A15, A17, A18, A19, A20, A21, A22, A23, A24, A25, A27, A28, B1, B3, B8, B9, B10, B11, B12, B13, B14, B15, B16, B17, C1, C3, C6, C7, C8, C9, C10, D3, D4, D5, E3, E5, E7, E9, E10, E15, G1, G2, G6, H2, H5, H9. Đề xuất CI (gồm kiểm tra chunks.jsonl khớp parsed_jsons của B11) nằm ở A7 và bước 0 của mục 5.</w:t>
       </w:r>
     </w:p>
     <w:p>
@@ -2643,7 +2641,7 @@
               <w:rPr>
                 <w:sz w:val="17"/>
               </w:rPr>
-              <w:t>CI đã có (.github/workflows/tests.yml, dfc025b) nhưng chưa chặn được merge: testing và main chưa bật branch protection, nên commit có check đỏ vẫn gộp được; workflow chưa chạy lần nào trên GitHub (máy Linux) vì chưa push.</w:t>
+              <w:t>CI đã có (.github/workflows/tests.yml, dfc025b) nhưng chưa chặn được merge: testing và main chưa bật branch protection, nên commit có check đỏ vẫn gộp được.</w:t>
             </w:r>
           </w:p>
           <w:p>
@@ -2661,7 +2659,7 @@
               <w:rPr>
                 <w:sz w:val="17"/>
               </w:rPr>
-              <w:t>Push workflow lên testing và xem lần chạy đầu trên GitHub; admin repo bật branch protection cho testing và main, bắt buộc check “tests / pytest” trước khi merge.</w:t>
+              <w:t>Admin repo bật branch protection cho testing và main, bắt buộc check “tests / pytest” trước khi merge.</w:t>
             </w:r>
           </w:p>
           <w:p>
@@ -2679,7 +2677,7 @@
               <w:rPr>
                 <w:sz w:val="17"/>
               </w:rPr>
-              <w:t>GitHub API (26/10): branches/testing và branches/main đều trả “protected”: false.</w:t>
+              <w:t>Trang Branches của repo (27/10): testing và main đều có protectedByBranchProtections: false và không có ruleset.</w:t>
             </w:r>
           </w:p>
         </w:tc>
@@ -3786,7 +3784,7 @@
               <w:rPr>
                 <w:sz w:val="17"/>
               </w:rPr>
-              <w:t>6 file retrieval/results/dev_*.json vẫn là bản cũ dạng phẳng: 0/2.850 bản ghi hợp lệ theo schema và 0/602–0/754 chunk_id khác nhau thuộc corpus hiện tại (2.011 chunk). evaluate_task4.py và retrieval_evaluation.py vẫn giữ nhánh đọc dạng phẳng.</w:t>
+              <w:t>Chưa có file kết quả BM25, Dense, Hybrid nào trên corpus hiện tại (2.011 chunk). retrieval/results/metrics.csv và article_metrics.csv vẫn được theo dõi, nhưng được tính ở fbee2aa từ các file kết quả trên corpus cũ không còn trong repo.</w:t>
             </w:r>
           </w:p>
           <w:p>
@@ -3804,7 +3802,7 @@
               <w:rPr>
                 <w:sz w:val="17"/>
               </w:rPr>
-              <w:t>Dev 4 sinh lại 6 file bằng run_dev_retrieval.py sau khi chốt model dense (E2) và có gold đã duyệt (D1), rồi bỏ nhánh đọc dạng phẳng trong hai script đánh giá.</w:t>
+              <w:t>Dev 4 sinh lại kết quả bằng run_dev_retrieval.py sau khi chốt model dense (E2) và có gold đã duyệt (D1); xóa hai file CSV cũ hoặc thay bằng bản tính lại.</w:t>
             </w:r>
           </w:p>
         </w:tc>
@@ -3821,7 +3819,7 @@
               <w:rPr>
                 <w:sz w:val="17"/>
               </w:rPr>
-              <w:t>retrieval/results/*.json; scripts/evaluate_task4.py; retrieval/retrieval_evaluation.py</w:t>
+              <w:t>retrieval/results/ (metrics.csv, article_metrics.csv)</w:t>
             </w:r>
           </w:p>
         </w:tc>
@@ -3856,7 +3854,7 @@
               <w:rPr>
                 <w:sz w:val="17"/>
               </w:rPr>
-              <w:t>Còn một phần (26e41f9)</w:t>
+              <w:t>Còn một phần (113e356)</w:t>
             </w:r>
           </w:p>
         </w:tc>
@@ -3910,7 +3908,7 @@
               <w:rPr>
                 <w:sz w:val="17"/>
               </w:rPr>
-              <w:t>context_registry.json vẫn là bản smoke cũ (0/321 chunk_id thuộc corpus) mà validate_benchmark.py còn đọc: chunk_id không có trong production_chunk_index.json được tra trong bảng này, nên một ID smoke cũ vẫn qua được bước kiểm. Mục 6 của docs/sprint6_benchmark.md giữ bảng này có chủ đích để truy nguyên, nên bỏ hay sinh lại là quyết định của Dev 1. 334 dòng article_index thêm ở d24ff2a chưa được Dev 1 duyệt.</w:t>
+              <w:t>334 dòng article_index thêm ở d24ff2a chưa được Dev 1 duyệt.</w:t>
             </w:r>
           </w:p>
           <w:p>
@@ -3928,7 +3926,25 @@
               <w:rPr>
                 <w:sz w:val="17"/>
               </w:rPr>
-              <w:t>Dev 1 chọn bỏ context_registry.json khỏi validate_benchmark.py (production_chunk_index.json nay khớp 2.011/2.011 chunk của corpus), hoặc giữ làm bảng truy nguyên nhưng không cho ID smoke qua bước kiểm candidate; duyệt 334 dòng mới của article_index.</w:t>
+              <w:t>Dev 1 duyệt 334 dòng mới của article_index và cập nhật verification_status.</w:t>
+            </w:r>
+          </w:p>
+          <w:p>
+            <w:pPr>
+              <w:spacing w:after="20" w:line="252" w:lineRule="auto"/>
+            </w:pPr>
+            <w:r>
+              <w:rPr>
+                <w:b/>
+                <w:sz w:val="17"/>
+              </w:rPr>
+              <w:t xml:space="preserve">Kiểm chứng: </w:t>
+            </w:r>
+            <w:r>
+              <w:rPr>
+                <w:sz w:val="17"/>
+              </w:rPr>
+              <w:t>test_article_index_matches_parsed_json_articles chỉ so cặp số hiệu và số Điều (776 Điều của 21 parsed_jsons) và tiền tố article_id theo file_code, không so article_title; verification_status của 776/776 dòng vẫn là metadata_only_unverified (515) hoặc not_checked (261).</w:t>
             </w:r>
           </w:p>
         </w:tc>
@@ -3945,7 +3961,7 @@
               <w:rPr>
                 <w:sz w:val="17"/>
               </w:rPr>
-              <w:t>data/reference/context_registry.json; scripts/validate_benchmark.py (dòng 24–25, 117–122); data/reference/article_index.json</w:t>
+              <w:t>data/reference/article_index.json</w:t>
             </w:r>
           </w:p>
         </w:tc>
@@ -3980,7 +3996,7 @@
               <w:rPr>
                 <w:sz w:val="17"/>
               </w:rPr>
-              <w:t>Còn một phần (7c9211e)</w:t>
+              <w:t>Còn một phần (113e356)</w:t>
             </w:r>
           </w:p>
         </w:tc>
@@ -4034,7 +4050,7 @@
               <w:rPr>
                 <w:sz w:val="17"/>
               </w:rPr>
-              <w:t>4 file đã commit trong evaluation/results (bm25_dev_results, bm25_dev_metrics, zero_shot_dev_results, zero_shot_dev_scored) là bản cũ, chỉ có question_id. gold_clause_ids đã có trong schema nhưng chưa câu nào có giá trị và chưa script nào sinh gold_context_ids từ nó (D1).</w:t>
+              <w:t>4 file đã commit trong evaluation/results (bm25_dev_results, bm25_dev_metrics, zero_shot_dev_results, zero_shot_dev_scored) vẫn là kết quả cũ, chưa chạy lại (F1). gold_clause_ids rỗng ở 300/300 câu (D1). Chế độ sync-clauses của prepare_production_benchmark.py ghi đè gold_clause_ids bằng các Khoản suy từ gold_context_ids khi câu đã có gold_context_ids, nên Khoản gold chưa có chunk trong gold_context_ids bị bỏ mà không báo; chế độ này cũng ghi thẳng vào ground_truth.json, không sao lưu và không ghi người duyệt như promote-reviewed.</w:t>
             </w:r>
           </w:p>
           <w:p>
@@ -4052,7 +4068,25 @@
               <w:rPr>
                 <w:sz w:val="17"/>
               </w:rPr>
-              <w:t>Chạy lại 4 file bằng code hiện tại khi chạy lại số đo (F1, F5, F6); làm gold_clause_ids cùng D1.</w:t>
+              <w:t>Chạy lại 4 file bằng code hiện tại khi chạy lại số đo (F1, F5, F6); làm gold_clause_ids cùng D1. sync-clauses chỉ điền phía còn rỗng, báo lỗi khi hai phía lệch nhau thay vì ghi đè, và sao lưu ground_truth.json như promote-reviewed.</w:t>
+            </w:r>
+          </w:p>
+          <w:p>
+            <w:pPr>
+              <w:spacing w:after="20" w:line="252" w:lineRule="auto"/>
+            </w:pPr>
+            <w:r>
+              <w:rPr>
+                <w:b/>
+                <w:sz w:val="17"/>
+              </w:rPr>
+              <w:t xml:space="preserve">Kiểm chứng: </w:t>
+            </w:r>
+            <w:r>
+              <w:rPr>
+                <w:sz w:val="17"/>
+              </w:rPr>
+              <w:t>scripts/prepare_production_benchmark.py dòng 86: nhánh if gold_cids gán lại item['gold_clause_ids'] = derived_clauses mà không so với giá trị đang có.</w:t>
             </w:r>
           </w:p>
         </w:tc>
@@ -4069,7 +4103,7 @@
               <w:rPr>
                 <w:sz w:val="17"/>
               </w:rPr>
-              <w:t>evaluation/results/*.json; schemas/benchmark_schema.json: gold_clause_ids</w:t>
+              <w:t>evaluation/results/*.json; scripts/prepare_production_benchmark.py: sync_gold_context_ids_from_clauses (dòng 49–99)</w:t>
             </w:r>
           </w:p>
         </w:tc>
@@ -4086,7 +4120,7 @@
               <w:rPr>
                 <w:sz w:val="17"/>
               </w:rPr>
-              <w:t>Dev 2</w:t>
+              <w:t>Dev 2; Dev 1 (sync-clauses)</w:t>
             </w:r>
           </w:p>
         </w:tc>
@@ -4104,7 +4138,7 @@
               <w:rPr>
                 <w:sz w:val="17"/>
               </w:rPr>
-              <w:t>Còn một phần (f32754e)</w:t>
+              <w:t>Còn một phần (113e356)</w:t>
             </w:r>
           </w:p>
         </w:tc>
@@ -6107,7 +6141,7 @@
               <w:rPr>
                 <w:sz w:val="17"/>
               </w:rPr>
-              <w:t>run_baselines.py vẫn chấm trên gold_id_proposals_300.json (PROVISIONAL_NOT_LEGALLY_VERIFIED; 289/300 câu draft, 10/11 câu source_checked ghi verified_by “TEST_REVIEWER”) thay cho ground_truth.json. evaluation/results/bm25_dev_* (284 câu, Recall@5 0,305) sinh trên index đã lẫn chunk smoke (213/1.425 ID l01_); evaluation/bm25_dev_metrics.json (26 câu) là bản thừa.</w:t>
+              <w:t>run_baselines.py vẫn chấm trên gold_id_proposals_300.json (PROVISIONAL_NOT_LEGALLY_VERIFIED; 289/300 câu draft, 10/11 câu source_checked ghi verified_by “TEST_REVIEWER”) thay cho ground_truth.json. evaluation/results/bm25_dev_* (284 câu, Recall@5 0,305) sinh trên index đã lẫn chunk smoke (213/1.425 ID l01_).</w:t>
             </w:r>
           </w:p>
           <w:p>
@@ -6125,7 +6159,7 @@
               <w:rPr>
                 <w:sz w:val="17"/>
               </w:rPr>
-              <w:t>Chấm trên ground_truth.json (chỉ câu đã xác minh, D1) hoặc ghi rõ nhãn tạm trong tên file kết quả; xóa kết quả cũ và evaluation/bm25_dev_metrics.json.</w:t>
+              <w:t>Chấm trên ground_truth.json (chỉ câu đã xác minh, D1) hoặc ghi rõ nhãn tạm trong tên file kết quả; xóa kết quả cũ.</w:t>
             </w:r>
           </w:p>
           <w:p>
@@ -6160,7 +6194,7 @@
               <w:rPr>
                 <w:sz w:val="17"/>
               </w:rPr>
-              <w:t>scripts/run_baselines.py:18; evaluation/results/; evaluation/bm25_dev_metrics.json</w:t>
+              <w:t>scripts/run_baselines.py:18; evaluation/results/</w:t>
             </w:r>
           </w:p>
         </w:tc>
@@ -6195,7 +6229,7 @@
               <w:rPr>
                 <w:sz w:val="17"/>
               </w:rPr>
-              <w:t>Còn một phần (146a6c9)</w:t>
+              <w:t>Còn một phần (113e356)</w:t>
             </w:r>
           </w:p>
         </w:tc>
@@ -7583,7 +7617,7 @@
               <w:rPr>
                 <w:sz w:val="17"/>
               </w:rPr>
-              <w:t>retrieval/retrieval.md ghi Dense dùng BGE-M3 trong khi code mặc định bkai (chờ chốt model ở E2); mục Kết quả hiện tại của README ghi số Task 4 đo trên corpus 1.159 chunk với nhãn proposal (G3).</w:t>
+              <w:t>retrieval/retrieval.md ghi Dense dùng BGE-M3 trong khi code mặc định bkai (chờ chốt model ở E2); mục Kết quả hiện tại của README ghi số Task 4 đo trên corpus 1.159 chunk với nhãn proposal (G3). docs/retrieval_report.md (dòng 14, 56–58) và retrieval/retrieval.md (dòng 105–148) trỏ tới retrieval/results/dev_*.json và thư mục task4_proposal_300_current/ đã xóa ở 113e356, nên link “báo cáo Task 4” của README dẫn tới một báo cáo có link hỏng.</w:t>
             </w:r>
           </w:p>
           <w:p>
@@ -7601,7 +7635,7 @@
               <w:rPr>
                 <w:sz w:val="17"/>
               </w:rPr>
-              <w:t>Cập nhật cùng PR chốt E2 và PR chạy lại số đo (G3).</w:t>
+              <w:t>Cập nhật cùng PR chốt E2 và PR chạy lại số đo (G3); khi đó thay các đường dẫn tới file đã xóa bằng file kết quả mới.</w:t>
             </w:r>
           </w:p>
         </w:tc>
@@ -7618,7 +7652,7 @@
               <w:rPr>
                 <w:sz w:val="17"/>
               </w:rPr>
-              <w:t>retrieval/retrieval.md (dòng 12, 18); README.md:61</w:t>
+              <w:t>retrieval/retrieval.md (dòng 12, 18, 105–148); README.md:66; docs/retrieval_report.md (dòng 14, 56–58)</w:t>
             </w:r>
           </w:p>
         </w:tc>
@@ -7779,149 +7813,6 @@
                 <w:sz w:val="17"/>
               </w:rPr>
               <w:t>Còn</w:t>
-            </w:r>
-          </w:p>
-        </w:tc>
-      </w:tr>
-      <w:tr>
-        <w:tc>
-          <w:tcPr>
-            <w:tcW w:type="dxa" w:w="624"/>
-            <w:vAlign w:val="top"/>
-          </w:tcPr>
-          <w:p>
-            <w:pPr>
-              <w:spacing w:after="20" w:line="252" w:lineRule="auto"/>
-            </w:pPr>
-            <w:r>
-              <w:rPr>
-                <w:b/>
-                <w:sz w:val="17"/>
-              </w:rPr>
-              <w:t>H5</w:t>
-            </w:r>
-          </w:p>
-        </w:tc>
-        <w:tc>
-          <w:tcPr>
-            <w:tcW w:type="dxa" w:w="1020"/>
-            <w:vAlign w:val="top"/>
-            <w:shd w:val="clear" w:color="auto" w:fill="E2EFDA"/>
-          </w:tcPr>
-          <w:p>
-            <w:pPr>
-              <w:spacing w:after="20" w:line="252" w:lineRule="auto"/>
-            </w:pPr>
-            <w:r>
-              <w:rPr>
-                <w:sz w:val="17"/>
-              </w:rPr>
-              <w:t>Thấp</w:t>
-            </w:r>
-          </w:p>
-        </w:tc>
-        <w:tc>
-          <w:tcPr>
-            <w:tcW w:type="dxa" w:w="4479"/>
-            <w:vAlign w:val="top"/>
-          </w:tcPr>
-          <w:p>
-            <w:pPr>
-              <w:spacing w:after="20" w:line="252" w:lineRule="auto"/>
-            </w:pPr>
-            <w:r>
-              <w:rPr>
-                <w:sz w:val="17"/>
-              </w:rPr>
-              <w:t>origin/NMA vẫn theo dõi parser/__pycache__/cleaner.cpython-314.pyc và parser.cpython-314.pyc; lần gộp sau từ NMA có thể đưa lại hai file này vào testing.</w:t>
-            </w:r>
-          </w:p>
-          <w:p>
-            <w:pPr>
-              <w:spacing w:after="20" w:line="252" w:lineRule="auto"/>
-            </w:pPr>
-            <w:r>
-              <w:rPr>
-                <w:b/>
-                <w:sz w:val="17"/>
-              </w:rPr>
-              <w:t xml:space="preserve">Đề xuất: </w:t>
-            </w:r>
-            <w:r>
-              <w:rPr>
-                <w:sz w:val="17"/>
-              </w:rPr>
-              <w:t>NMA chạy git rm --cached các file .pyc trên nhánh của mình; CI kiểm git ls-files không có .pyc.</w:t>
-            </w:r>
-          </w:p>
-          <w:p>
-            <w:pPr>
-              <w:spacing w:after="20" w:line="252" w:lineRule="auto"/>
-            </w:pPr>
-            <w:r>
-              <w:rPr>
-                <w:b/>
-                <w:sz w:val="17"/>
-              </w:rPr>
-              <w:t xml:space="preserve">Kiểm chứng: </w:t>
-            </w:r>
-            <w:r>
-              <w:rPr>
-                <w:sz w:val="17"/>
-              </w:rPr>
-              <w:t>git ls-tree origin/NMA vẫn có parser/__pycache__/cleaner.cpython-314.pyc và parser.cpython-314.pyc.</w:t>
-            </w:r>
-          </w:p>
-        </w:tc>
-        <w:tc>
-          <w:tcPr>
-            <w:tcW w:type="dxa" w:w="1701"/>
-            <w:vAlign w:val="top"/>
-          </w:tcPr>
-          <w:p>
-            <w:pPr>
-              <w:spacing w:after="20" w:line="252" w:lineRule="auto"/>
-            </w:pPr>
-            <w:r>
-              <w:rPr>
-                <w:sz w:val="17"/>
-              </w:rPr>
-              <w:t>origin/NMA: parser/__pycache__/</w:t>
-            </w:r>
-          </w:p>
-        </w:tc>
-        <w:tc>
-          <w:tcPr>
-            <w:tcW w:type="dxa" w:w="1077"/>
-            <w:vAlign w:val="top"/>
-          </w:tcPr>
-          <w:p>
-            <w:pPr>
-              <w:spacing w:after="20" w:line="252" w:lineRule="auto"/>
-            </w:pPr>
-            <w:r>
-              <w:rPr>
-                <w:sz w:val="17"/>
-              </w:rPr>
-              <w:t>NMA</w:t>
-            </w:r>
-          </w:p>
-        </w:tc>
-        <w:tc>
-          <w:tcPr>
-            <w:tcW w:type="dxa" w:w="964"/>
-            <w:vAlign w:val="top"/>
-            <w:shd w:val="clear" w:color="auto" w:fill="FFF2CC"/>
-          </w:tcPr>
-          <w:p>
-            <w:pPr>
-              <w:spacing w:after="20" w:line="252" w:lineRule="auto"/>
-            </w:pPr>
-            <w:r>
-              <w:rPr>
-                <w:sz w:val="17"/>
-              </w:rPr>
-              <w:t>Còn một phần (5e0b9c2)</w:t>
             </w:r>
           </w:p>
         </w:tc>
@@ -9325,7 +9216,7 @@
               <w:rPr>
                 <w:sz w:val="17"/>
               </w:rPr>
-              <w:t>Chạy riêng từng file; chạy chung tests/ và test/ vẫn lỗi collect. Chạy test làm bẩn git trở lại vì 72a7377 commit lại parser/__pycache__/*.pyc (H5). Sau bản sửa chunking 24/10 (chunking_test): 218 pass, 2 fail (thêm 14 test của test_chunking.py; 2 fail như trên). Ở 840c8a3, parser/: 209 pass, 14 skip (hết fail của A25). Ở 64b65f0, parser/, tests/schema_test.py và test/test_chunking.py: 235 pass, 14 skip, 1 fail (A28). Sau bản sửa A28 (77b5886): 302 pass, 20 skip, 0 fail (thêm 72 test; 6 skip mới là 3 test chạy trên mọi TXT gặp 2 TT chia theo mục La Mã). Ở 3d646da (25/10, sau khi kéo CTM): parser/, tests/schema_test.py, tests/test_dense_retriever.py và test/ (trừ test_benchmark.py) 382 pass, 20 skip, 1 fail (test_bm25_retrieval, H9). Ở be28659 (25/10): 464 pass, 20 skip, 1 fail (H9) khi chạy riêng từng file; chạy chung test/ tests/ vẫn lỗi collect (H2); chạy test vẫn làm đổi parser/__pycache__/parser.cpython-314.pyc (H5) (Phụ lục M). Ở 3b1b6dc (25/10, sau đợt sửa): chạy chung python -m pytest parser tests test: 531 pass, 20 skip, 0 fail, 0 lỗi collect; chạy test không làm đổi file nào trong git (Phụ lục N). Ở 948fc94 (kiểm lại cuối 25/10, Phụ lục O): 531 pass, 20 skip, 0 fail; git không đổi sau khi chạy. Ở 01c639e (26/10, sau khi gộp CTM 9348764, Phụ lục P): python -m pytest (testpaths = parser test) 490 pass, 20 skip, 0 fail, 64 subtest pass; ít hơn 41 test vì bỏ bản test benchmark trùng; retrieval/test/ (7 test, pass khi chạy riêng) nằm ngoài testpaths (H2). Ở 5ef41dc (26/10, sau khi gộp NMA 86b55f5, Phụ lục Q): python -m pytest 489 pass, 20 skip, 1 fail (test_document_metadata_matches_reference, A16), 64 subtest pass. Sau bản sửa A16, A7 (26/10, 856e6be..dfc025b, Phụ lục R): python -m pytest 490 pass, 20 skip, 0 fail, 64 subtest pass; retrieval/test 7 pass. Mô phỏng workflow trên bản sao sạch của các file git theo dõi, venv mới Python 3.14 trên Windows, không có cache model: cài đặt thành công, không có file .pyc, compileall không lỗi, python -m pytest 490 pass, 20 skip, 0 fail, retrieval/test 7 pass; chưa thử trên Linux. Sau 21a2385 (testpaths thêm retrieval/test, H2): python -m pytest 497 pass, 20 skip, 0 fail, 64 subtest pass, trên .venv và trên venv sạch.</w:t>
+              <w:t>Chạy riêng từng file; chạy chung tests/ và test/ vẫn lỗi collect. Chạy test làm bẩn git trở lại vì 72a7377 commit lại parser/__pycache__/*.pyc (H5). Sau bản sửa chunking 24/10 (chunking_test): 218 pass, 2 fail (thêm 14 test của test_chunking.py; 2 fail như trên). Ở 840c8a3, parser/: 209 pass, 14 skip (hết fail của A25). Ở 64b65f0, parser/, tests/schema_test.py và test/test_chunking.py: 235 pass, 14 skip, 1 fail (A28). Sau bản sửa A28 (77b5886): 302 pass, 20 skip, 0 fail (thêm 72 test; 6 skip mới là 3 test chạy trên mọi TXT gặp 2 TT chia theo mục La Mã). Ở 3d646da (25/10, sau khi kéo CTM): parser/, tests/schema_test.py, tests/test_dense_retriever.py và test/ (trừ test_benchmark.py) 382 pass, 20 skip, 1 fail (test_bm25_retrieval, H9). Ở be28659 (25/10): 464 pass, 20 skip, 1 fail (H9) khi chạy riêng từng file; chạy chung test/ tests/ vẫn lỗi collect (H2); chạy test vẫn làm đổi parser/__pycache__/parser.cpython-314.pyc (H5) (Phụ lục M). Ở 3b1b6dc (25/10, sau đợt sửa): chạy chung python -m pytest parser tests test: 531 pass, 20 skip, 0 fail, 0 lỗi collect; chạy test không làm đổi file nào trong git (Phụ lục N). Ở 948fc94 (kiểm lại cuối 25/10, Phụ lục O): 531 pass, 20 skip, 0 fail; git không đổi sau khi chạy. Ở 01c639e (26/10, sau khi gộp CTM 9348764, Phụ lục P): python -m pytest (testpaths = parser test) 490 pass, 20 skip, 0 fail, 64 subtest pass; ít hơn 41 test vì bỏ bản test benchmark trùng; retrieval/test/ (7 test, pass khi chạy riêng) nằm ngoài testpaths (H2). Ở 5ef41dc (26/10, sau khi gộp NMA 86b55f5, Phụ lục Q): python -m pytest 489 pass, 20 skip, 1 fail (test_document_metadata_matches_reference, A16), 64 subtest pass. Sau bản sửa A16, A7 (26/10, 856e6be..dfc025b, Phụ lục R): python -m pytest 490 pass, 20 skip, 0 fail, 64 subtest pass; retrieval/test 7 pass. Mô phỏng workflow trên bản sao sạch của các file git theo dõi, venv mới Python 3.14 trên Windows, không có cache model: cài đặt thành công, không có file .pyc, compileall không lỗi, python -m pytest 490 pass, 20 skip, 0 fail, retrieval/test 7 pass; chưa thử trên Linux. Sau 21a2385 (testpaths thêm retrieval/test, H2): python -m pytest 497 pass, 20 skip, 0 fail, 64 subtest pass, trên .venv và trên venv sạch. Sau 2559349 (27/10, Phụ lục S): 504 pass, 20 skip, 0 fail, 68 subtest pass. Ở 70a626d (27/10, sau khi gộp CTM 113e356, Phụ lục T): python -m pytest 507 pass, 20 skip, 0 fail, 68 subtest pass; workflow CI trên GitHub thành công ở cả 4 lần chạy.</w:t>
             </w:r>
           </w:p>
         </w:tc>
@@ -9364,7 +9255,7 @@
     <w:p>
       <w:pPr/>
       <w:r>
-        <w:t>Bảng dưới đây là thứ tự làm cho các lỗi còn mở, viết lại cuối ngày 25/10 trên 3b1b6dc. Mỗi bước ghi việc cụ thể, owner, điều kiện để bắt đầu và tiêu chí để coi là xong. Màu ở cột Bước: đỏ là đang chặn các bước sau, vàng là làm ngay khi có điều kiện, xanh là làm sau. Những lỗi đã sửa (mục 3) không có trong bảng. Các lỗi sửa được mà không cần bàn đã sửa xong ngày 25/10 (Phụ lục N); mọi lỗi còn lại cần quyết định, cần thỏa thuận ai làm, hoặc chờ gold đã duyệt để chạy lại số đo. Kiểm lại trên 948fc94 (Phụ lục O): thứ tự giữ nguyên; bước 2 thêm phần E4 (Dense dừng khi thiếu underthesea), vì từ 664634e corpus đã tách từ nên máy thiếu underthesea cho kết quả Dense lệch mà không báo. Sau khi gộp CTM 9348764 (Phụ lục P): thứ tự giữ nguyên; bước 0 dùng python -m pytest, và việc gom thư mục test (H2) chỉ còn retrieval/test/. Sau khi gộp NMA 86b55f5 (Phụ lục Q): thứ tự giữ nguyên; bước 1 thêm phần A16 không cần bàn (sửa test, hai bảng ID, sinh lại corpus và Qdrant theo title mới), còn cách ghi title chờ Dev 1. Sau bản sửa 26/10 (Phụ lục R): bước 0 chỉ còn push workflow CI và bật branch protection; ở bước 1, A16 chỉ còn cách ghi title. Sau 21a2385: H2 đã sửa nên bước 0 bỏ phần H2.</w:t>
+        <w:t>Bảng dưới đây là thứ tự làm cho các lỗi còn mở, viết lại cuối ngày 25/10 trên 3b1b6dc. Mỗi bước ghi việc cụ thể, owner, điều kiện để bắt đầu và tiêu chí để coi là xong. Màu ở cột Bước: đỏ là đang chặn các bước sau, vàng là làm ngay khi có điều kiện, xanh là làm sau. Những lỗi đã sửa (mục 3) không có trong bảng. Các lỗi sửa được mà không cần bàn đã sửa xong ngày 25/10 (Phụ lục N); mọi lỗi còn lại cần quyết định, cần thỏa thuận ai làm, hoặc chờ gold đã duyệt để chạy lại số đo. Kiểm lại trên 948fc94 (Phụ lục O): thứ tự giữ nguyên; bước 2 thêm phần E4 (Dense dừng khi thiếu underthesea), vì từ 664634e corpus đã tách từ nên máy thiếu underthesea cho kết quả Dense lệch mà không báo. Sau khi gộp CTM 9348764 (Phụ lục P): thứ tự giữ nguyên; bước 0 dùng python -m pytest, và việc gom thư mục test (H2) chỉ còn retrieval/test/. Sau khi gộp NMA 86b55f5 (Phụ lục Q): thứ tự giữ nguyên; bước 1 thêm phần A16 không cần bàn (sửa test, hai bảng ID, sinh lại corpus và Qdrant theo title mới), còn cách ghi title chờ Dev 1. Sau bản sửa 26/10 (Phụ lục R): bước 0 chỉ còn push workflow CI và bật branch protection; ở bước 1, A16 chỉ còn cách ghi title. Sau 21a2385: H2 đã sửa nên bước 0 bỏ phần H2. Sau khi gộp CTM 113e356 (Phụ lục T): thứ tự giữ nguyên; bước 0 chỉ còn bật branch protection (workflow đã chạy trên GitHub, H5 đã sửa); ở bước 1, C5 chỉ còn duyệt article_index.</w:t>
       </w:r>
     </w:p>
     <w:tbl>
@@ -9527,7 +9418,7 @@
               <w:rPr>
                 <w:sz w:val="17"/>
               </w:rPr>
-              <w:t>Push .github/workflows/tests.yml (chạy python -m pytest, compileall và kiểm file .pyc trên mọi push và PR); admin repo bật branch protection để chặn merge khi fail (A7). NMA bỏ theo dõi .pyc trên nhánh của mình (H5).</w:t>
+              <w:t>Admin repo bật branch protection cho testing và main, bắt buộc check “tests / pytest” (workflow .github/workflows/tests.yml đã chạy trên mọi push từ e012ceb) (A7).</w:t>
             </w:r>
           </w:p>
         </w:tc>
@@ -9543,7 +9434,7 @@
               <w:rPr>
                 <w:sz w:val="17"/>
               </w:rPr>
-              <w:t>A7, H5</w:t>
+              <w:t>A7</w:t>
             </w:r>
           </w:p>
         </w:tc>
@@ -9559,7 +9450,7 @@
               <w:rPr>
                 <w:sz w:val="17"/>
               </w:rPr>
-              <w:t>Cả nhóm; NMA (H5); admin repo (branch protection)</w:t>
+              <w:t>Admin repo</w:t>
             </w:r>
           </w:p>
         </w:tc>
@@ -9591,7 +9482,7 @@
               <w:rPr>
                 <w:sz w:val="17"/>
               </w:rPr>
-              <w:t>Commit làm test fail hoặc có lỗi cú pháp bị chặn; origin/NMA không còn file .pyc.</w:t>
+              <w:t>Merge hoặc PR có check “tests” đỏ bị chặn.</w:t>
             </w:r>
           </w:p>
         </w:tc>
@@ -9627,7 +9518,7 @@
               <w:rPr>
                 <w:sz w:val="17"/>
               </w:rPr>
-              <w:t>Dev 1 chốt phiên bản Luật 52/2014 (A6), cách xử lý 2 TT chia theo mục La Mã (A26), cách ghi title (A16: chỉ ghi trích yếu ở 5 văn bản cũ), số phận context_registry.json và duyệt 334 dòng mới của article_index (C5). Đổi các mặc định còn trỏ file smoke, xóa all_legal_chunks.json và data/parser_validated/ (B4, H7).</w:t>
+              <w:t>Dev 1 chốt phiên bản Luật 52/2014 (A6), cách xử lý 2 TT chia theo mục La Mã (A26), cách ghi title (A16: chỉ ghi trích yếu ở 5 văn bản cũ), duyệt 334 dòng mới của article_index (C5). Đổi các mặc định còn trỏ file smoke, xóa all_legal_chunks.json và data/parser_validated/ (B4, H7).</w:t>
             </w:r>
           </w:p>
         </w:tc>
@@ -9691,7 +9582,7 @@
               <w:rPr>
                 <w:sz w:val="17"/>
               </w:rPr>
-              <w:t>validate_benchmark.py không còn cho ID smoke qua bước kiểm; không script nào đọc file smoke hay data/parser_validated/ ngoài unit test.</w:t>
+              <w:t>334 dòng mới của article_index đã duyệt; không script nào đọc file smoke hay data/parser_validated/ ngoài unit test.</w:t>
             </w:r>
           </w:p>
         </w:tc>
@@ -10224,7 +10115,7 @@
               <w:rPr>
                 <w:sz w:val="17"/>
               </w:rPr>
-              <w:t>Sửa hết: A8, A11, A25, B3, C10, D3, D4, D5, E3, E7, E9, E10, E15, G1, G2, G6, H9. Sửa một phần: A7, B2, B4, C2, C4, C5, E4 (corpus 664634e), E11, E14, F1, F3, F5, G5, H2, H4, H5. Ngày 26/10 (Phụ lục R; 856e6be, 4ec0706, dfc025b): sửa thêm một phần A16 (test, hai bảng ID, NĐ 207/2025, corpus) và A7 (workflow CI). Sửa hết H2 ở 21a2385.</w:t>
+              <w:t>Sửa hết: A8, A11, A25, B3, C10, D3, D4, D5, E3, E7, E9, E10, E15, G1, G2, G6, H9. Sửa một phần: A7, B2, B4, C2, C4, C5, E4 (corpus 664634e), E11, E14, F1, F3, F5, G5, H2, H4, H5. Ngày 26/10 (Phụ lục R; 856e6be, 4ec0706, dfc025b): sửa thêm một phần A16 (test, hai bảng ID, NĐ 207/2025, corpus) và A7 (workflow CI). Sửa hết H2 ở 21a2385. Ngày 27/10 (Phụ lục T): CTM 113e356 sửa thêm một phần C2, C4, C5, F5; H5 đã hết (origin/NMA không còn file .pyc); A7 chỉ còn branch protection.</w:t>
             </w:r>
           </w:p>
         </w:tc>
@@ -10275,7 +10166,7 @@
               <w:rPr>
                 <w:sz w:val="17"/>
               </w:rPr>
-              <w:t>E1, E4 (Dense dừng khi thiếu underthesea), E6, E8 (khóa config), F2, B2 (phía truy vấn), B4 và H7 (mặc định, file cũ), H8, A7 (push workflow, branch protection), H5 (nhánh NMA)</w:t>
+              <w:t>E1, E4 (Dense dừng khi thiếu underthesea), E6, E8 (khóa config), F2, B2 (phía truy vấn), B4 và H7 (mặc định, file cũ), H8, A7 (branch protection), C4 (sync-clauses không ghi đè)</w:t>
             </w:r>
           </w:p>
         </w:tc>
@@ -10326,7 +10217,7 @@
               <w:rPr>
                 <w:sz w:val="17"/>
               </w:rPr>
-              <w:t>A6, A16 (cách ghi title), A26, C5 (context_registry.json, duyệt article_index), B5, B7, D1, D2 (Dev 1); E2, E4 (cờ tách từ theo model), E12 (Dev 3); E14 (câu hỏi rỗng: Dev 3 + Dev 4); E11 (backlog sau Sprint 6); H1, H3 (cả nhóm)</w:t>
+              <w:t>A6, A16 (cách ghi title), A26, C5 (duyệt article_index), B5, B7, D1, D2 (Dev 1); E2, E4 (cờ tách từ theo model), E12 (Dev 3); E14 (câu hỏi rỗng: Dev 3 + Dev 4); E11 (backlog sau Sprint 6); H1, H3 (cả nhóm)</w:t>
             </w:r>
           </w:p>
         </w:tc>
@@ -10509,7 +10400,7 @@
               <w:rPr>
                 <w:sz w:val="17"/>
               </w:rPr>
-              <w:t>Duyệt gold (D1), bắt đầu từ 11 câu đã duyệt của gold_id_proposals_300.json; chốt A6, A26, A16 và context_registry.json (C5); duyệt 334 Điều mới của article_index.</w:t>
+              <w:t>Duyệt gold (D1), bắt đầu từ 11 câu đã duyệt của gold_id_proposals_300.json; chốt A6, A26, A16; duyệt 334 Điều mới của article_index.</w:t>
             </w:r>
           </w:p>
         </w:tc>
@@ -10662,7 +10553,7 @@
               <w:rPr>
                 <w:sz w:val="17"/>
               </w:rPr>
-              <w:t>NMA bỏ theo dõi .pyc trên nhánh của mình (H5).</w:t>
+              <w:t>CTM: sync-clauses chỉ điền phía còn rỗng và sao lưu trước khi ghi (C4). NMA: không còn việc riêng.</w:t>
             </w:r>
           </w:p>
         </w:tc>
@@ -10678,7 +10569,7 @@
               <w:rPr>
                 <w:sz w:val="17"/>
               </w:rPr>
-              <w:t>0</w:t>
+              <w:t>2</w:t>
             </w:r>
           </w:p>
         </w:tc>
@@ -19810,6 +19701,547 @@
                 <w:sz w:val="17"/>
               </w:rPr>
               <w:t>rerank_top_k giữ 5 (G1, chờ số đo ở K = 5 và 10). Confidence Threshold Filter giữa reranker và Parent-Context Resolver chưa có (E11, ngoài phạm vi Sprint 6). Nhánh retrieval 065e473 của Dev 4 cũng đổi backend sang cross_encoder và rerank_top_k sang 10; khi port nhánh đó chỉ còn khác rerank_top_k.</w:t>
+            </w:r>
+          </w:p>
+        </w:tc>
+      </w:tr>
+    </w:tbl>
+    <w:p>
+      <w:pPr>
+        <w:pStyle w:val="Heading1"/>
+      </w:pPr>
+      <w:r>
+        <w:rPr/>
+        <w:t>Phụ lục T. Kiểm lại sau khi gộp CTM 113e356 (27/10)</w:t>
+      </w:r>
+    </w:p>
+    <w:p>
+      <w:r>
+        <w:rPr/>
+        <w:t>Kiểm lại ngày 27/10/2026 sau khi gộp origin/CTM 113e356 (“feat(gitignore): update .gitignore …; refactor(evaluate_task4) …; refactor(retrieval_evaluation) …; delete(metrics) …”) vào testing ở f031d7b; sửa thêm ở 70a626d; chưa push. 113e356 nằm trên e012ceb; testing có thêm 2559349, 82858f5 (reranker, báo cáo); hai bên không sửa chung file nên không conflict. Cách kiểm: đọc diff của 113e356; so ground_truth.json và 4 file evaluation/results trước và sau theo từng trường; đếm chunk_id của kết quả thuộc corpus; thêm một ID smoke vào candidate để thử validate_benchmark.py; chạy sync_gold_context_ids_from_clauses trên dữ liệu thật; grep các chỗ còn trỏ tới file đã xóa; đọc trang Actions của repo trên GitHub và git ls-tree origin/NMA; chạy validate_benchmark.py, py_compile và python -m pytest (.venv, Python 3.14).</w:t>
+      </w:r>
+    </w:p>
+    <w:tbl>
+      <w:tblPr>
+        <w:tblStyle w:val="TableGrid"/>
+        <w:tblW w:type="auto" w:w="0"/>
+        <w:jc w:val="center"/>
+        <w:tblLayout w:type="fixed"/>
+        <w:tblLook w:firstColumn="1" w:firstRow="1" w:lastColumn="0" w:lastRow="0" w:noHBand="0" w:noVBand="1" w:val="04A0"/>
+      </w:tblPr>
+      <w:tblGrid>
+        <w:gridCol w:w="1100"/>
+        <w:gridCol w:w="3200"/>
+        <w:gridCol w:w="5566"/>
+      </w:tblGrid>
+      <w:tr>
+        <w:trPr>
+          <w:tblHeader w:val="true"/>
+        </w:trPr>
+        <w:tc>
+          <w:tcPr>
+            <w:tcW w:type="dxa" w:w="1100"/>
+            <w:shd w:val="clear" w:color="auto" w:fill="DCE6F1"/>
+          </w:tcPr>
+          <w:p>
+            <w:r>
+              <w:rPr>
+                <w:b/>
+                <w:sz w:val="17"/>
+              </w:rPr>
+              <w:t>#</w:t>
+            </w:r>
+          </w:p>
+        </w:tc>
+        <w:tc>
+          <w:tcPr>
+            <w:tcW w:type="dxa" w:w="3200"/>
+            <w:shd w:val="clear" w:color="auto" w:fill="DCE6F1"/>
+          </w:tcPr>
+          <w:p>
+            <w:r>
+              <w:rPr>
+                <w:b/>
+                <w:sz w:val="17"/>
+              </w:rPr>
+              <w:t>Docx ghi</w:t>
+            </w:r>
+          </w:p>
+        </w:tc>
+        <w:tc>
+          <w:tcPr>
+            <w:tcW w:type="dxa" w:w="5566"/>
+            <w:shd w:val="clear" w:color="auto" w:fill="DCE6F1"/>
+          </w:tcPr>
+          <w:p>
+            <w:r>
+              <w:rPr>
+                <w:b/>
+                <w:sz w:val="17"/>
+              </w:rPr>
+              <w:t>Ở 70a626d (27/10)</w:t>
+            </w:r>
+          </w:p>
+        </w:tc>
+      </w:tr>
+      <w:tr>
+        <w:tc>
+          <w:tcPr>
+            <w:tcW w:type="dxa" w:w="1100"/>
+          </w:tcPr>
+          <w:p>
+            <w:r>
+              <w:rPr>
+                <w:b/>
+                <w:sz w:val="17"/>
+              </w:rPr>
+              <w:t>C2</w:t>
+            </w:r>
+          </w:p>
+        </w:tc>
+        <w:tc>
+          <w:tcPr>
+            <w:tcW w:type="dxa" w:w="3200"/>
+          </w:tcPr>
+          <w:p>
+            <w:r>
+              <w:rPr>
+                <w:sz w:val="17"/>
+              </w:rPr>
+              <w:t>Còn một phần (26e41f9): 6 file retrieval/results/dev_*.json cũ dạng phẳng; evaluate_task4.py và retrieval_evaluation.py giữ nhánh đọc dạng phẳng.</w:t>
+            </w:r>
+          </w:p>
+        </w:tc>
+        <w:tc>
+          <w:tcPr>
+            <w:tcW w:type="dxa" w:w="5566"/>
+          </w:tcPr>
+          <w:p>
+            <w:r>
+              <w:rPr>
+                <w:sz w:val="17"/>
+              </w:rPr>
+              <w:t>Còn một phần (113e356). Đã sửa: xóa 3 file retrieval/results/dev_*.json và thư mục task4_proposal_300_current/ (3 file dev_*.json, ground_truth_proposal_300_chunks_only.json, metrics.csv, article_metrics.csv, report.md); evaluate_task4.normalize_results và retrieval_evaluation._normalize_dev_rows raise ValueError khi gặp bản ghi không có results; test_retrieval_evaluation.py dùng fixture dạng envelope và thêm test dạng phẳng bị từ chối. run_dev_retrieval.py đã ghi envelope (to_envelope) nên vẫn đọc được. Còn: chưa có kết quả nào trên corpus hiện tại; metrics.csv và article_metrics.csv ở retrieval/results (tính ở fbee2aa) vẫn được theo dõi.</w:t>
+            </w:r>
+          </w:p>
+        </w:tc>
+      </w:tr>
+      <w:tr>
+        <w:tc>
+          <w:tcPr>
+            <w:tcW w:type="dxa" w:w="1100"/>
+          </w:tcPr>
+          <w:p>
+            <w:r>
+              <w:rPr>
+                <w:b/>
+                <w:sz w:val="17"/>
+              </w:rPr>
+              <w:t>C5</w:t>
+            </w:r>
+          </w:p>
+        </w:tc>
+        <w:tc>
+          <w:tcPr>
+            <w:tcW w:type="dxa" w:w="3200"/>
+          </w:tcPr>
+          <w:p>
+            <w:r>
+              <w:rPr>
+                <w:sz w:val="17"/>
+              </w:rPr>
+              <w:t>Còn một phần (7c9211e): validate_benchmark.py đọc context_registry.json smoke nên ID smoke qua được bước kiểm; 334 dòng article_index chưa duyệt.</w:t>
+            </w:r>
+          </w:p>
+        </w:tc>
+        <w:tc>
+          <w:tcPr>
+            <w:tcW w:type="dxa" w:w="5566"/>
+          </w:tcPr>
+          <w:p>
+            <w:r>
+              <w:rPr>
+                <w:sz w:val="17"/>
+              </w:rPr>
+              <w:t>Còn một phần (113e356). Đã sửa: validate_benchmark.py dùng production_chunk_index.json làm bảng chunk duy nhất; thêm ID smoke l01_art_1_chunk_1 vào candidate của HN_001 thì bị báo “chunk ID không nằm trong production index”. context_registry.json vẫn trong repo để truy nguyên, không script nào đọc. Test mới test_article_index_matches_parsed_json_articles: 776 Điều của article_index khớp 21 parsed_jsons, tiền tố article_id theo file_code. Còn: Dev 1 duyệt 334 dòng mới; test không so article_title, verification_status 776/776 dòng vẫn chưa xác minh. Ghi chú: lệnh kiểm production_chunk_index.json có tồn tại đứng sau lệnh đọc file nên không bao giờ chạy; thiếu file thì script dừng ở FileNotFoundError.</w:t>
+            </w:r>
+          </w:p>
+        </w:tc>
+      </w:tr>
+      <w:tr>
+        <w:tc>
+          <w:tcPr>
+            <w:tcW w:type="dxa" w:w="1100"/>
+          </w:tcPr>
+          <w:p>
+            <w:r>
+              <w:rPr>
+                <w:b/>
+                <w:sz w:val="17"/>
+              </w:rPr>
+              <w:t>C4</w:t>
+            </w:r>
+          </w:p>
+        </w:tc>
+        <w:tc>
+          <w:tcPr>
+            <w:tcW w:type="dxa" w:w="3200"/>
+          </w:tcPr>
+          <w:p>
+            <w:r>
+              <w:rPr>
+                <w:sz w:val="17"/>
+              </w:rPr>
+              <w:t>Còn một phần (f32754e): 4 file evaluation/results cũ chỉ có question_id; gold_clause_ids chưa có giá trị và chưa script nào sinh gold_context_ids từ nó.</w:t>
+            </w:r>
+          </w:p>
+        </w:tc>
+        <w:tc>
+          <w:tcPr>
+            <w:tcW w:type="dxa" w:w="5566"/>
+          </w:tcPr>
+          <w:p>
+            <w:r>
+              <w:rPr>
+                <w:sz w:val="17"/>
+              </w:rPr>
+              <w:t>Còn một phần (113e356). Đã sửa: prepare_production_benchmark.py thêm chế độ sync-clauses (sync_gold_context_ids_from_clauses: gold_context_ids sang gold_clause_ids qua parent_clause_id của chunks.jsonl, và ngược lại khi gold_context_ids rỗng); promote-reviewed ghi gold_clause_ids từ chunk đã duyệt; test_gold_clause_ids_map_to_chunks_in_corpus kiểm Khoản gold có trong corpus và chunk gold thuộc gold_clause_ids. Cả 2.011 chunk có parent_clause_id nên ánh xạ đủ. ground_truth.json chỉ thêm gold_clause_ids: [] ở 300 câu, trường khác không đổi. 4 file evaluation/results đổi khóa question_id thành query_id (khớp evaluation/metrics.py), các trường khác không đổi, tức là chưa chạy lại. Còn: 4 file vẫn là kết quả cũ; gold_clause_ids rỗng ở 300/300 câu; lỗi mới: sync-clauses ghi đè gold_clause_ids khi đã có gold_context_ids và ghi thẳng vào ground_truth.json không sao lưu (thêm vào dòng C4).</w:t>
+            </w:r>
+          </w:p>
+        </w:tc>
+      </w:tr>
+      <w:tr>
+        <w:tc>
+          <w:tcPr>
+            <w:tcW w:type="dxa" w:w="1100"/>
+          </w:tcPr>
+          <w:p>
+            <w:r>
+              <w:rPr>
+                <w:b/>
+                <w:sz w:val="17"/>
+              </w:rPr>
+              <w:t>F5</w:t>
+            </w:r>
+          </w:p>
+        </w:tc>
+        <w:tc>
+          <w:tcPr>
+            <w:tcW w:type="dxa" w:w="3200"/>
+          </w:tcPr>
+          <w:p>
+            <w:r>
+              <w:rPr>
+                <w:sz w:val="17"/>
+              </w:rPr>
+              <w:t>Còn một phần (146a6c9): run_baselines.py chấm trên gold_id_proposals_300.json; evaluation/bm25_dev_metrics.json là bản thừa.</w:t>
+            </w:r>
+          </w:p>
+        </w:tc>
+        <w:tc>
+          <w:tcPr>
+            <w:tcW w:type="dxa" w:w="5566"/>
+          </w:tcPr>
+          <w:p>
+            <w:r>
+              <w:rPr>
+                <w:sz w:val="17"/>
+              </w:rPr>
+              <w:t>Còn một phần (113e356). evaluation/bm25_dev_metrics.json (26 câu) đã xóa. Còn: run_baselines.py dòng 18 vẫn trỏ gold_id_proposals_300.json; kết quả cũ trong evaluation/results chưa thay.</w:t>
+            </w:r>
+          </w:p>
+        </w:tc>
+      </w:tr>
+      <w:tr>
+        <w:tc>
+          <w:tcPr>
+            <w:tcW w:type="dxa" w:w="1100"/>
+          </w:tcPr>
+          <w:p>
+            <w:r>
+              <w:rPr>
+                <w:b/>
+                <w:sz w:val="17"/>
+              </w:rPr>
+              <w:t>A7</w:t>
+            </w:r>
+          </w:p>
+        </w:tc>
+        <w:tc>
+          <w:tcPr>
+            <w:tcW w:type="dxa" w:w="3200"/>
+          </w:tcPr>
+          <w:p>
+            <w:r>
+              <w:rPr>
+                <w:sz w:val="17"/>
+              </w:rPr>
+              <w:t>Còn một phần (dfc025b): workflow chưa chạy lần nào trên GitHub vì chưa push; chưa có branch protection.</w:t>
+            </w:r>
+          </w:p>
+        </w:tc>
+        <w:tc>
+          <w:tcPr>
+            <w:tcW w:type="dxa" w:w="5566"/>
+          </w:tcPr>
+          <w:p>
+            <w:r>
+              <w:rPr>
+                <w:sz w:val="17"/>
+              </w:rPr>
+              <w:t>Còn một phần. testing đã push tới 82858f5; trang Actions của repo có 4 lần chạy workflow “tests” (e012ceb hai lần, 113e356, 82858f5), cả 4 thành công, nên workflow chạy được trên Linux. Còn: branch protection. Trang Branches của repo (27/10): testing và main đều có protectedByBranchProtections: false và không có ruleset.</w:t>
+            </w:r>
+          </w:p>
+        </w:tc>
+      </w:tr>
+      <w:tr>
+        <w:tc>
+          <w:tcPr>
+            <w:tcW w:type="dxa" w:w="1100"/>
+          </w:tcPr>
+          <w:p>
+            <w:r>
+              <w:rPr>
+                <w:b/>
+                <w:sz w:val="17"/>
+              </w:rPr>
+              <w:t>H5</w:t>
+            </w:r>
+          </w:p>
+        </w:tc>
+        <w:tc>
+          <w:tcPr>
+            <w:tcW w:type="dxa" w:w="3200"/>
+          </w:tcPr>
+          <w:p>
+            <w:r>
+              <w:rPr>
+                <w:sz w:val="17"/>
+              </w:rPr>
+              <w:t>Còn một phần (5e0b9c2): origin/NMA vẫn theo dõi 2 file .pyc.</w:t>
+            </w:r>
+          </w:p>
+        </w:tc>
+        <w:tc>
+          <w:tcPr>
+            <w:tcW w:type="dxa" w:w="5566"/>
+          </w:tcPr>
+          <w:p>
+            <w:r>
+              <w:rPr>
+                <w:sz w:val="17"/>
+              </w:rPr>
+              <w:t>Đã sửa, bỏ khỏi bảng. origin/NMA (86b55f5) không theo dõi file .pyc nào (git ls-tree -r origin/NMA); workflow CI báo lỗi khi git theo dõi file .pyc, nên lần gộp sau không đưa lại được mà không bị phát hiện.</w:t>
+            </w:r>
+          </w:p>
+        </w:tc>
+      </w:tr>
+      <w:tr>
+        <w:tc>
+          <w:tcPr>
+            <w:tcW w:type="dxa" w:w="1100"/>
+          </w:tcPr>
+          <w:p>
+            <w:r>
+              <w:rPr>
+                <w:b/>
+                <w:sz w:val="17"/>
+              </w:rPr>
+              <w:t>H4</w:t>
+            </w:r>
+          </w:p>
+        </w:tc>
+        <w:tc>
+          <w:tcPr>
+            <w:tcW w:type="dxa" w:w="3200"/>
+          </w:tcPr>
+          <w:p>
+            <w:r>
+              <w:rPr>
+                <w:sz w:val="17"/>
+              </w:rPr>
+              <w:t>Còn một phần (96d0086): retrieval.md ghi BGE-M3, README ghi số Task 4 cũ.</w:t>
+            </w:r>
+          </w:p>
+        </w:tc>
+        <w:tc>
+          <w:tcPr>
+            <w:tcW w:type="dxa" w:w="5566"/>
+          </w:tcPr>
+          <w:p>
+            <w:r>
+              <w:rPr>
+                <w:sz w:val="17"/>
+              </w:rPr>
+              <w:t>Còn một phần, thêm phần mới: docs/retrieval_report.md dòng 14 link tới retrieval/results/task4_proposal_300_current/report.md và dòng 56–58 liệt kê retrieval/results/dev_*.json; retrieval/retrieval.md dòng 105–148 có lệnh và đường dẫn tới thư mục task4_proposal_300_current/; các file này đã xóa ở 113e356. README dòng 66 link tới docs/retrieval_report.md.</w:t>
+            </w:r>
+          </w:p>
+        </w:tc>
+      </w:tr>
+      <w:tr>
+        <w:tc>
+          <w:tcPr>
+            <w:tcW w:type="dxa" w:w="1100"/>
+          </w:tcPr>
+          <w:p>
+            <w:r>
+              <w:rPr>
+                <w:b/>
+                <w:sz w:val="17"/>
+              </w:rPr>
+              <w:t>Không đổi</w:t>
+            </w:r>
+          </w:p>
+        </w:tc>
+        <w:tc>
+          <w:tcPr>
+            <w:tcW w:type="dxa" w:w="3200"/>
+          </w:tcPr>
+          <w:p>
+            <w:r>
+              <w:rPr>
+                <w:sz w:val="17"/>
+              </w:rPr>
+              <w:t>Như mục 3.</w:t>
+            </w:r>
+          </w:p>
+        </w:tc>
+        <w:tc>
+          <w:tcPr>
+            <w:tcW w:type="dxa" w:w="5566"/>
+          </w:tcPr>
+          <w:p>
+            <w:r>
+              <w:rPr>
+                <w:sz w:val="17"/>
+              </w:rPr>
+              <w:t>F1: bm25_dev_results.json chỉ đổi tên khóa; vẫn 524/1.425 ID thuộc corpus (251/662 ID khác nhau), 213 ID l01_, bm25_dev_metrics.json vẫn Recall@5 0,3046 trên 284 câu. D1: ground_truth.json vẫn 300/300 câu draft, gold_context_ids rỗng. B4: retrieval_evaluation.py và run_dev_retrieval.py vẫn mặc định file smoke. Mọi dòng còn lại không đổi: 113e356 không sửa parser, chunking, corpus, retriever hay reranker. .gitignore thêm .idea/ và /data/indexes/* (git không theo dõi file nào trong data/indexes/).</w:t>
+            </w:r>
+          </w:p>
+        </w:tc>
+      </w:tr>
+      <w:tr>
+        <w:tc>
+          <w:tcPr>
+            <w:tcW w:type="dxa" w:w="1100"/>
+          </w:tcPr>
+          <w:p>
+            <w:r>
+              <w:rPr>
+                <w:b/>
+                <w:sz w:val="17"/>
+              </w:rPr>
+              <w:t>Phát hiện khi gộp</w:t>
+            </w:r>
+          </w:p>
+        </w:tc>
+        <w:tc>
+          <w:tcPr>
+            <w:tcW w:type="dxa" w:w="3200"/>
+          </w:tcPr>
+          <w:p>
+            <w:r>
+              <w:rPr>
+                <w:sz w:val="17"/>
+              </w:rPr>
+              <w:t>—</w:t>
+            </w:r>
+          </w:p>
+        </w:tc>
+        <w:tc>
+          <w:tcPr>
+            <w:tcW w:type="dxa" w:w="5566"/>
+          </w:tcPr>
+          <w:p>
+            <w:r>
+              <w:rPr>
+                <w:sz w:val="17"/>
+              </w:rPr>
+              <w:t>(1) 113e356 đưa lại 44 dấu \ nối dòng thừa vào prepare_production_benchmark.py (b7f5e30 đã xóa) và thêm 1 dấu vào validate_benchmark.py; code vẫn chạy đúng vì các dấu này nằm trong ngoặc hoặc trước dòng trống. Đã xóa ở 70a626d; so với e012ceb, diff của hai file chỉ còn thay đổi thật của CTM. (2) test_article_index_matches_parsed_json_articles ghi cứng 21 file và 776 Điều, nên sẽ fail khi thêm văn bản (vd 2 TT của A26) dù dữ liệu đúng. (3) Commit gồm 4 việc khác nhau (gitignore, hai script, xóa kết quả, benchmark) và không ghi rằng 4 file evaluation/results chỉ đổi tên khóa, chưa chạy lại.</w:t>
+            </w:r>
+          </w:p>
+        </w:tc>
+      </w:tr>
+      <w:tr>
+        <w:tc>
+          <w:tcPr>
+            <w:tcW w:type="dxa" w:w="1100"/>
+          </w:tcPr>
+          <w:p>
+            <w:r>
+              <w:rPr>
+                <w:b/>
+                <w:sz w:val="17"/>
+              </w:rPr>
+              <w:t>Kết luận gộp</w:t>
+            </w:r>
+          </w:p>
+        </w:tc>
+        <w:tc>
+          <w:tcPr>
+            <w:tcW w:type="dxa" w:w="3200"/>
+          </w:tcPr>
+          <w:p>
+            <w:r>
+              <w:rPr>
+                <w:sz w:val="17"/>
+              </w:rPr>
+              <w:t>—</w:t>
+            </w:r>
+          </w:p>
+        </w:tc>
+        <w:tc>
+          <w:tcPr>
+            <w:tcW w:type="dxa" w:w="5566"/>
+          </w:tcPr>
+          <w:p>
+            <w:r>
+              <w:rPr>
+                <w:sz w:val="17"/>
+              </w:rPr>
+              <w:t>Gộp được và đã gộp: không conflict, py_compile và validate_benchmark.py không lỗi (Dev 285, Test 15), test chạy chung không fail, CI trên GitHub (gồm compileall) thành công ở 113e356. Phần chưa xong là việc tiếp theo, không chặn gộp: sync-clauses (C4), link hỏng trong tài liệu (H4), hai file CSV cũ (C2).</w:t>
+            </w:r>
+          </w:p>
+        </w:tc>
+      </w:tr>
+      <w:tr>
+        <w:tc>
+          <w:tcPr>
+            <w:tcW w:type="dxa" w:w="1100"/>
+          </w:tcPr>
+          <w:p>
+            <w:r>
+              <w:rPr>
+                <w:b/>
+                <w:sz w:val="17"/>
+              </w:rPr>
+              <w:t>Test</w:t>
+            </w:r>
+          </w:p>
+        </w:tc>
+        <w:tc>
+          <w:tcPr>
+            <w:tcW w:type="dxa" w:w="3200"/>
+          </w:tcPr>
+          <w:p>
+            <w:r>
+              <w:rPr>
+                <w:sz w:val="17"/>
+              </w:rPr>
+              <w:t>Ở 2559349: 504 pass, 20 skip, 0 fail.</w:t>
+            </w:r>
+          </w:p>
+        </w:tc>
+        <w:tc>
+          <w:tcPr>
+            <w:tcW w:type="dxa" w:w="5566"/>
+          </w:tcPr>
+          <w:p>
+            <w:r>
+              <w:rPr>
+                <w:sz w:val="17"/>
+              </w:rPr>
+              <w:t>Ở f031d7b và 70a626d: python -m pytest 507 pass, 20 skip, 0 fail, 68 subtest pass (thêm 3 test của 113e356); sau khi chạy, git không đổi file nào ngoài báo cáo này.</w:t>
             </w:r>
           </w:p>
         </w:tc>
